--- a/Actividad 2 - Documento de formulación del proyecto.docx
+++ b/Actividad 2 - Documento de formulación del proyecto.docx
@@ -38,12 +38,12 @@
           <w:lang w:val="es-CO" w:bidi="ar-SA"/>
         </w:rPr>
       </w:r>
-      <w:bookmarkStart w:id="2" w:name="_Toc61935805_Copia_1"/>
+      <w:bookmarkStart w:id="2" w:name="_Toc185035819"/>
       <w:bookmarkStart w:id="3" w:name="_Toc185035946"/>
-      <w:bookmarkStart w:id="4" w:name="_Toc185035819"/>
-      <w:bookmarkStart w:id="5" w:name="_Toc61935805_Copia_1"/>
+      <w:bookmarkStart w:id="4" w:name="_Toc61935805_Copia_1"/>
+      <w:bookmarkStart w:id="5" w:name="_Toc185035819"/>
       <w:bookmarkStart w:id="6" w:name="_Toc185035946"/>
-      <w:bookmarkStart w:id="7" w:name="_Toc185035819"/>
+      <w:bookmarkStart w:id="7" w:name="_Toc61935805_Copia_1"/>
       <w:bookmarkEnd w:id="5"/>
       <w:bookmarkEnd w:id="6"/>
       <w:bookmarkEnd w:id="7"/>
@@ -159,7 +159,7 @@
           <w:lang w:val="es-CO" w:bidi="ar-SA"/>
         </w:rPr>
         <w:drawing>
-          <wp:anchor distT="0" distB="0" distL="0" distR="0" simplePos="0" relativeHeight="28" behindDoc="0" locked="0" layoutInCell="0" allowOverlap="1">
+          <wp:anchor distT="0" distB="0" distL="0" distR="0" simplePos="0" relativeHeight="22" behindDoc="0" locked="0" layoutInCell="0" allowOverlap="1">
             <wp:simplePos x="0" y="0"/>
             <wp:positionH relativeFrom="column">
               <wp:posOffset>1684655</wp:posOffset>
@@ -603,28 +603,28 @@
           <w:lang w:val="es-CO" w:bidi="ar-SA"/>
         </w:rPr>
       </w:pPr>
-      <w:bookmarkStart w:id="8" w:name="_Toc185035946_Copia_1"/>
-      <w:bookmarkStart w:id="9" w:name="_Toc185035819_Copia_1"/>
-      <w:bookmarkStart w:id="10" w:name="_Toc185067740"/>
-      <w:bookmarkStart w:id="11" w:name="_Toc185063559"/>
-      <w:bookmarkStart w:id="12" w:name="_Toc185035952"/>
-      <w:bookmarkStart w:id="13" w:name="_Toc185035825"/>
-      <w:bookmarkStart w:id="14" w:name="_Toc184891792"/>
-      <w:bookmarkStart w:id="15" w:name="_Toc184891358"/>
-      <w:bookmarkStart w:id="16" w:name="_Toc184890569"/>
-      <w:bookmarkStart w:id="17" w:name="_Toc156952358"/>
-      <w:bookmarkStart w:id="18" w:name="_Toc136600878"/>
-      <w:bookmarkStart w:id="19" w:name="_Toc262170287"/>
-      <w:bookmarkStart w:id="20" w:name="_Toc61935807"/>
-      <w:bookmarkStart w:id="21" w:name="_Toc57261154"/>
-      <w:bookmarkStart w:id="22" w:name="_Toc57260719"/>
-      <w:bookmarkStart w:id="23" w:name="_Toc57258726"/>
-      <w:bookmarkStart w:id="24" w:name="_Toc57258424"/>
-      <w:bookmarkStart w:id="25" w:name="_Toc57258272"/>
-      <w:bookmarkStart w:id="26" w:name="_Toc55972098"/>
-      <w:bookmarkStart w:id="27" w:name="_Toc55962868"/>
-      <w:bookmarkStart w:id="28" w:name="_Toc55962767"/>
-      <w:bookmarkStart w:id="29" w:name="_Toc55962612"/>
+      <w:bookmarkStart w:id="8" w:name="_Toc55962612"/>
+      <w:bookmarkStart w:id="9" w:name="_Toc55962767"/>
+      <w:bookmarkStart w:id="10" w:name="_Toc55962868"/>
+      <w:bookmarkStart w:id="11" w:name="_Toc55972098"/>
+      <w:bookmarkStart w:id="12" w:name="_Toc57258272"/>
+      <w:bookmarkStart w:id="13" w:name="_Toc57258424"/>
+      <w:bookmarkStart w:id="14" w:name="_Toc57258726"/>
+      <w:bookmarkStart w:id="15" w:name="_Toc57260719"/>
+      <w:bookmarkStart w:id="16" w:name="_Toc57261154"/>
+      <w:bookmarkStart w:id="17" w:name="_Toc61935807"/>
+      <w:bookmarkStart w:id="18" w:name="_Toc262170287"/>
+      <w:bookmarkStart w:id="19" w:name="_Toc136600878"/>
+      <w:bookmarkStart w:id="20" w:name="_Toc156952358"/>
+      <w:bookmarkStart w:id="21" w:name="_Toc184890569"/>
+      <w:bookmarkStart w:id="22" w:name="_Toc184891358"/>
+      <w:bookmarkStart w:id="23" w:name="_Toc184891792"/>
+      <w:bookmarkStart w:id="24" w:name="_Toc185035825"/>
+      <w:bookmarkStart w:id="25" w:name="_Toc185035952"/>
+      <w:bookmarkStart w:id="26" w:name="_Toc185063559"/>
+      <w:bookmarkStart w:id="27" w:name="_Toc185067740"/>
+      <w:bookmarkStart w:id="28" w:name="_Toc185035819_Copia_1"/>
+      <w:bookmarkStart w:id="29" w:name="_Toc185035946_Copia_1"/>
       <w:bookmarkEnd w:id="8"/>
       <w:bookmarkEnd w:id="9"/>
       <w:bookmarkEnd w:id="10"/>
@@ -916,18 +916,13 @@
             <w:rPr>
               <w:lang w:val="es-CO" w:bidi="ar-SA"/>
             </w:rPr>
-            <w:t>2.</w:t>
-          </w:r>
-          <w:r>
-            <w:rPr>
-              <w:lang w:val="es-CO" w:bidi="ar-SA"/>
-            </w:rPr>
-            <w:t xml:space="preserve">1 Objetivo general </w:t>
+            <w:t xml:space="preserve">2.1 Objetivo general </w:t>
           </w:r>
           <w:hyperlink w:anchor="_Toc62801090">
             <w:r>
               <w:rPr>
                 <w:rStyle w:val="Enlacedelndice"/>
+                <w:vanish w:val="false"/>
                 <w:webHidden/>
                 <w:lang w:val="es-CO" w:bidi="ar-SA"/>
               </w:rPr>
@@ -955,24 +950,13 @@
             <w:rPr>
               <w:lang w:val="es-CO" w:bidi="ar-SA"/>
             </w:rPr>
-            <w:t>2.</w:t>
-          </w:r>
-          <w:r>
-            <w:rPr>
-              <w:lang w:val="es-CO" w:bidi="ar-SA"/>
-            </w:rPr>
-            <w:t>2</w:t>
-          </w:r>
-          <w:r>
-            <w:rPr>
-              <w:lang w:val="es-CO" w:bidi="ar-SA"/>
-            </w:rPr>
-            <w:t xml:space="preserve"> Objetivos específicos</w:t>
+            <w:t>2.2 Objetivos específicos</w:t>
           </w:r>
           <w:hyperlink w:anchor="_Toc62801090">
             <w:r>
               <w:rPr>
                 <w:rStyle w:val="Enlacedelndice"/>
+                <w:vanish w:val="false"/>
                 <w:webHidden/>
                 <w:lang w:val="es-CO" w:bidi="ar-SA"/>
               </w:rPr>
@@ -1036,24 +1020,13 @@
             <w:rPr>
               <w:lang w:val="es-CO" w:bidi="ar-SA"/>
             </w:rPr>
-            <w:t>3</w:t>
-          </w:r>
-          <w:r>
-            <w:rPr>
-              <w:lang w:val="es-CO" w:bidi="ar-SA"/>
-            </w:rPr>
-            <w:t>.</w:t>
-          </w:r>
-          <w:r>
-            <w:rPr>
-              <w:lang w:val="es-CO" w:bidi="ar-SA"/>
-            </w:rPr>
-            <w:t>1 Alcance funcional del sistema</w:t>
+            <w:t>3.1 Alcance funcional del sistema</w:t>
           </w:r>
           <w:hyperlink w:anchor="_Toc62801090">
             <w:r>
               <w:rPr>
                 <w:rStyle w:val="Enlacedelndice"/>
+                <w:vanish w:val="false"/>
                 <w:webHidden/>
                 <w:lang w:val="es-CO" w:bidi="ar-SA"/>
               </w:rPr>
@@ -1081,30 +1054,13 @@
             <w:rPr>
               <w:lang w:val="es-CO" w:bidi="ar-SA"/>
             </w:rPr>
-            <w:t>3</w:t>
-          </w:r>
-          <w:r>
-            <w:rPr>
-              <w:lang w:val="es-CO" w:bidi="ar-SA"/>
-            </w:rPr>
-            <w:t>.</w:t>
-          </w:r>
-          <w:r>
-            <w:rPr>
-              <w:lang w:val="es-CO" w:bidi="ar-SA"/>
-            </w:rPr>
-            <w:t>2</w:t>
-          </w:r>
-          <w:r>
-            <w:rPr>
-              <w:lang w:val="es-CO" w:bidi="ar-SA"/>
-            </w:rPr>
-            <w:t xml:space="preserve"> ¿Qué incluirá el proyecto?</w:t>
+            <w:t>3.2 ¿Qué incluirá el proyecto?</w:t>
           </w:r>
           <w:hyperlink w:anchor="_Toc62801090">
             <w:r>
               <w:rPr>
                 <w:rStyle w:val="Enlacedelndice"/>
+                <w:vanish w:val="false"/>
                 <w:webHidden/>
                 <w:lang w:val="es-CO" w:bidi="ar-SA"/>
               </w:rPr>
@@ -1132,30 +1088,13 @@
             <w:rPr>
               <w:lang w:val="es-CO" w:bidi="ar-SA"/>
             </w:rPr>
-            <w:t>3</w:t>
-          </w:r>
-          <w:r>
-            <w:rPr>
-              <w:lang w:val="es-CO" w:bidi="ar-SA"/>
-            </w:rPr>
-            <w:t>.</w:t>
-          </w:r>
-          <w:r>
-            <w:rPr>
-              <w:lang w:val="es-CO" w:bidi="ar-SA"/>
-            </w:rPr>
-            <w:t>3</w:t>
-          </w:r>
-          <w:r>
-            <w:rPr>
-              <w:lang w:val="es-CO" w:bidi="ar-SA"/>
-            </w:rPr>
-            <w:t xml:space="preserve"> ¿Qué aspectos no estarán contemplados?</w:t>
+            <w:t>3.3 ¿Qué aspectos no estarán contemplados?</w:t>
           </w:r>
           <w:hyperlink w:anchor="_Toc62801090">
             <w:r>
               <w:rPr>
                 <w:rStyle w:val="Enlacedelndice"/>
+                <w:vanish w:val="false"/>
                 <w:webHidden/>
                 <w:lang w:val="es-CO" w:bidi="ar-SA"/>
               </w:rPr>
@@ -1183,30 +1122,13 @@
             <w:rPr>
               <w:lang w:val="es-CO" w:bidi="ar-SA"/>
             </w:rPr>
-            <w:t>3</w:t>
-          </w:r>
-          <w:r>
-            <w:rPr>
-              <w:lang w:val="es-CO" w:bidi="ar-SA"/>
-            </w:rPr>
-            <w:t>.</w:t>
-          </w:r>
-          <w:r>
-            <w:rPr>
-              <w:lang w:val="es-CO" w:bidi="ar-SA"/>
-            </w:rPr>
-            <w:t>4</w:t>
-          </w:r>
-          <w:r>
-            <w:rPr>
-              <w:lang w:val="es-CO" w:bidi="ar-SA"/>
-            </w:rPr>
-            <w:t xml:space="preserve"> Beneficios</w:t>
+            <w:t>3.4 Beneficios</w:t>
           </w:r>
           <w:hyperlink w:anchor="_Toc62801090">
             <w:r>
               <w:rPr>
                 <w:rStyle w:val="Enlacedelndice"/>
+                <w:vanish w:val="false"/>
                 <w:webHidden/>
                 <w:lang w:val="es-CO" w:bidi="ar-SA"/>
               </w:rPr>
@@ -1228,14 +1150,17 @@
               <w:tab w:val="right" w:pos="9009" w:leader="dot"/>
             </w:tabs>
             <w:jc w:val="both"/>
-            <w:rPr/>
+            <w:rPr>
+              <w:vanish w:val="false"/>
+              <w:lang w:val="es-CO" w:bidi="ar-SA"/>
+            </w:rPr>
           </w:pPr>
           <w:r>
             <w:rPr>
               <w:vanish w:val="false"/>
               <w:lang w:val="es-CO" w:bidi="ar-SA"/>
             </w:rPr>
-            <w:t>4. Design Thinking e investigación con usuarios</w:t>
+            <w:t>4. Roles del equipo de trabajo</w:t>
           </w:r>
           <w:hyperlink w:anchor="_Toc62801089">
             <w:r>
@@ -1264,16 +1189,156 @@
               <w:tab w:val="right" w:pos="9009" w:leader="dot"/>
             </w:tabs>
             <w:jc w:val="both"/>
-            <w:rPr>
-              <w:vanish w:val="false"/>
-              <w:lang w:val="es-CO" w:eastAsia="en-US" w:bidi="ar-SA"/>
-            </w:rPr>
+            <w:rPr/>
           </w:pPr>
           <w:r>
-            <w:rPr>
-              <w:vanish w:val="false"/>
-              <w:lang w:val="es-CO" w:eastAsia="en-US" w:bidi="ar-SA"/>
-            </w:rPr>
+            <w:rPr/>
+            <w:t>4</w:t>
+          </w:r>
+          <w:r>
+            <w:rPr/>
+            <w:t>.</w:t>
+          </w:r>
+          <w:r>
+            <w:rPr/>
+            <w:t>1</w:t>
+          </w:r>
+          <w:r>
+            <w:rPr/>
+            <w:t xml:space="preserve"> Descripción general de Scrum</w:t>
+          </w:r>
+          <w:hyperlink w:anchor="_Toc62801090">
+            <w:r>
+              <w:rPr>
+                <w:rStyle w:val="Enlacedelndice"/>
+                <w:webHidden/>
+              </w:rPr>
+              <w:tab/>
+            </w:r>
+          </w:hyperlink>
+          <w:r>
+            <w:rPr/>
+            <w:t>6</w:t>
+          </w:r>
+        </w:p>
+        <w:p>
+          <w:pPr>
+            <w:pStyle w:val="TOC2"/>
+            <w:tabs>
+              <w:tab w:val="clear" w:pos="708"/>
+              <w:tab w:val="right" w:pos="9009" w:leader="dot"/>
+            </w:tabs>
+            <w:jc w:val="both"/>
+            <w:rPr/>
+          </w:pPr>
+          <w:r>
+            <w:rPr/>
+            <w:t>4</w:t>
+          </w:r>
+          <w:r>
+            <w:rPr/>
+            <w:t>.</w:t>
+          </w:r>
+          <w:r>
+            <w:rPr/>
+            <w:t>2</w:t>
+          </w:r>
+          <w:r>
+            <w:rPr/>
+            <w:t xml:space="preserve"> Descripción general de Scrum</w:t>
+          </w:r>
+          <w:hyperlink w:anchor="_Toc62801090">
+            <w:r>
+              <w:rPr>
+                <w:rStyle w:val="Enlacedelndice"/>
+                <w:webHidden/>
+              </w:rPr>
+              <w:tab/>
+            </w:r>
+          </w:hyperlink>
+          <w:r>
+            <w:rPr/>
+            <w:t>6</w:t>
+          </w:r>
+        </w:p>
+        <w:p>
+          <w:pPr>
+            <w:pStyle w:val="TOC2"/>
+            <w:tabs>
+              <w:tab w:val="clear" w:pos="708"/>
+              <w:tab w:val="right" w:pos="9009" w:leader="dot"/>
+            </w:tabs>
+            <w:jc w:val="both"/>
+            <w:rPr/>
+          </w:pPr>
+          <w:r>
+            <w:rPr/>
+            <w:t>4</w:t>
+          </w:r>
+          <w:r>
+            <w:rPr/>
+            <w:t>.</w:t>
+          </w:r>
+          <w:r>
+            <w:rPr/>
+            <w:t>3</w:t>
+          </w:r>
+          <w:r>
+            <w:rPr/>
+            <w:t xml:space="preserve"> Descripción general de Scrum</w:t>
+          </w:r>
+          <w:hyperlink w:anchor="_Toc62801090">
+            <w:r>
+              <w:rPr>
+                <w:rStyle w:val="Enlacedelndice"/>
+                <w:webHidden/>
+              </w:rPr>
+              <w:tab/>
+            </w:r>
+          </w:hyperlink>
+          <w:r>
+            <w:rPr/>
+            <w:t>6</w:t>
+          </w:r>
+        </w:p>
+        <w:p>
+          <w:pPr>
+            <w:pStyle w:val="TOC2"/>
+            <w:tabs>
+              <w:tab w:val="clear" w:pos="708"/>
+              <w:tab w:val="right" w:pos="9009" w:leader="dot"/>
+            </w:tabs>
+            <w:jc w:val="both"/>
+            <w:rPr/>
+          </w:pPr>
+          <w:r>
+            <w:rPr/>
+            <w:t>4</w:t>
+          </w:r>
+          <w:r>
+            <w:rPr/>
+            <w:t>.</w:t>
+          </w:r>
+          <w:r>
+            <w:rPr/>
+            <w:t>4</w:t>
+          </w:r>
+          <w:r>
+            <w:rPr/>
+            <w:t xml:space="preserve"> Organización del trabajo mediante Sprints</w:t>
+          </w:r>
+          <w:hyperlink w:anchor="_Toc62801090">
+            <w:r>
+              <w:rPr>
+                <w:rStyle w:val="Enlacedelndice"/>
+                <w:webHidden/>
+              </w:rPr>
+              <w:tab/>
+            </w:r>
+          </w:hyperlink>
+          <w:r>
+            <w:rPr/>
+            <w:t>6</w:t>
           </w:r>
         </w:p>
         <w:p>
@@ -1291,7 +1356,7 @@
               <w:vanish w:val="false"/>
               <w:lang w:val="es-CO" w:eastAsia="en-US" w:bidi="ar-SA"/>
             </w:rPr>
-            <w:t>5. Experiencia del usuario</w:t>
+            <w:t>5. Requisitos del sistema</w:t>
           </w:r>
           <w:hyperlink w:anchor="_Toc62801091">
             <w:r>
@@ -1326,7 +1391,14 @@
             <w:rPr>
               <w:lang w:val="es-CO" w:bidi="ar-SA"/>
             </w:rPr>
-            <w:t>5.1Customer Journey Map</w:t>
+            <w:t xml:space="preserve">5.1 </w:t>
+          </w:r>
+          <w:r>
+            <w:rPr>
+              <w:vanish w:val="false"/>
+              <w:lang w:val="es-CO" w:eastAsia="en-US" w:bidi="ar-SA"/>
+            </w:rPr>
+            <w:t>Url Requisitos Funcionales</w:t>
           </w:r>
           <w:hyperlink w:anchor="_Toc62801090">
             <w:r>
@@ -1360,41 +1432,7 @@
             <w:rPr>
               <w:lang w:val="es-CO" w:bidi="ar-SA"/>
             </w:rPr>
-            <w:t xml:space="preserve">5.2 User Flow </w:t>
-          </w:r>
-          <w:hyperlink w:anchor="_Toc62801090">
-            <w:r>
-              <w:rPr>
-                <w:rStyle w:val="Enlacedelndice"/>
-                <w:vanish w:val="false"/>
-                <w:webHidden/>
-                <w:lang w:val="es-CO" w:bidi="ar-SA"/>
-              </w:rPr>
-              <w:tab/>
-            </w:r>
-          </w:hyperlink>
-          <w:r>
-            <w:rPr>
-              <w:lang w:val="es-CO" w:bidi="ar-SA"/>
-            </w:rPr>
-            <w:t>7</w:t>
-          </w:r>
-        </w:p>
-        <w:p>
-          <w:pPr>
-            <w:pStyle w:val="TOC2"/>
-            <w:tabs>
-              <w:tab w:val="clear" w:pos="708"/>
-              <w:tab w:val="right" w:pos="9009" w:leader="dot"/>
-            </w:tabs>
-            <w:jc w:val="both"/>
-            <w:rPr/>
-          </w:pPr>
-          <w:r>
-            <w:rPr>
-              <w:lang w:val="es-CO" w:bidi="ar-SA"/>
-            </w:rPr>
-            <w:t xml:space="preserve">5.3 User Map </w:t>
+            <w:t xml:space="preserve">5.2 Url Requisitos No Funcionales </w:t>
           </w:r>
           <w:hyperlink w:anchor="_Toc62801090">
             <w:r>
@@ -1565,10 +1603,12 @@
           </w:pPr>
           <w:r>
             <w:rPr>
+              <w:b/>
+              <w:bCs/>
               <w:vanish w:val="false"/>
               <w:lang w:val="es-CO" w:eastAsia="en-US" w:bidi="ar-SA"/>
             </w:rPr>
-            <w:t>7. Especificación de Requisitos de Software (ERS)</w:t>
+            <w:t>7. Historias de usuario</w:t>
           </w:r>
           <w:hyperlink w:anchor="_Toc62801091">
             <w:r>
@@ -1587,182 +1627,6 @@
               <w:lang w:val="es-CO" w:eastAsia="en-US" w:bidi="ar-SA"/>
             </w:rPr>
             <w:t xml:space="preserve"> 10</w:t>
-          </w:r>
-        </w:p>
-        <w:p>
-          <w:pPr>
-            <w:pStyle w:val="TOC2"/>
-            <w:tabs>
-              <w:tab w:val="clear" w:pos="708"/>
-              <w:tab w:val="right" w:pos="9009" w:leader="dot"/>
-            </w:tabs>
-            <w:jc w:val="both"/>
-            <w:rPr/>
-          </w:pPr>
-          <w:r>
-            <w:rPr>
-              <w:vanish w:val="false"/>
-              <w:lang w:val="es-CO" w:eastAsia="en-US" w:bidi="ar-SA"/>
-            </w:rPr>
-            <w:t>7.1 Url Requisitos Funcionales</w:t>
-          </w:r>
-          <w:hyperlink w:anchor="_Toc62801090">
-            <w:r>
-              <w:rPr>
-                <w:rStyle w:val="Enlacedelndice"/>
-                <w:vanish w:val="false"/>
-                <w:webHidden/>
-                <w:lang w:val="es-CO" w:eastAsia="en-US" w:bidi="ar-SA"/>
-              </w:rPr>
-              <w:tab/>
-            </w:r>
-          </w:hyperlink>
-          <w:r>
-            <w:rPr>
-              <w:vanish w:val="false"/>
-              <w:lang w:val="es-CO" w:eastAsia="en-US" w:bidi="ar-SA"/>
-            </w:rPr>
-            <w:t>10</w:t>
-          </w:r>
-        </w:p>
-        <w:p>
-          <w:pPr>
-            <w:pStyle w:val="TOC2"/>
-            <w:tabs>
-              <w:tab w:val="clear" w:pos="708"/>
-              <w:tab w:val="right" w:pos="9009" w:leader="dot"/>
-            </w:tabs>
-            <w:jc w:val="both"/>
-            <w:rPr/>
-          </w:pPr>
-          <w:r>
-            <w:rPr>
-              <w:lang w:val="es-CO" w:bidi="ar-SA"/>
-            </w:rPr>
-            <w:t>7.2 Url Requisitos No Funcionales</w:t>
-          </w:r>
-          <w:hyperlink w:anchor="_Toc62801090">
-            <w:r>
-              <w:rPr>
-                <w:rStyle w:val="Enlacedelndice"/>
-                <w:vanish w:val="false"/>
-                <w:webHidden/>
-                <w:lang w:val="es-CO" w:bidi="ar-SA"/>
-              </w:rPr>
-              <w:tab/>
-            </w:r>
-          </w:hyperlink>
-          <w:r>
-            <w:rPr>
-              <w:vanish w:val="false"/>
-              <w:lang w:val="es-CO" w:bidi="ar-SA"/>
-            </w:rPr>
-            <w:t>10</w:t>
-          </w:r>
-        </w:p>
-        <w:p>
-          <w:pPr>
-            <w:pStyle w:val="TOC2"/>
-            <w:tabs>
-              <w:tab w:val="clear" w:pos="708"/>
-              <w:tab w:val="right" w:pos="9009" w:leader="dot"/>
-            </w:tabs>
-            <w:jc w:val="both"/>
-            <w:rPr/>
-          </w:pPr>
-          <w:r>
-            <w:rPr>
-              <w:lang w:val="es-CO" w:bidi="ar-SA"/>
-            </w:rPr>
-            <w:t>7.3 Historias de usuario del MVP</w:t>
-          </w:r>
-          <w:hyperlink w:anchor="_Toc62801090">
-            <w:r>
-              <w:rPr>
-                <w:rStyle w:val="Enlacedelndice"/>
-                <w:vanish w:val="false"/>
-                <w:webHidden/>
-                <w:lang w:val="es-CO" w:bidi="ar-SA"/>
-              </w:rPr>
-              <w:tab/>
-            </w:r>
-          </w:hyperlink>
-          <w:r>
-            <w:rPr>
-              <w:vanish w:val="false"/>
-              <w:lang w:val="es-CO" w:bidi="ar-SA"/>
-            </w:rPr>
-            <w:t>11</w:t>
-          </w:r>
-        </w:p>
-        <w:p>
-          <w:pPr>
-            <w:pStyle w:val="TOC2"/>
-            <w:tabs>
-              <w:tab w:val="clear" w:pos="708"/>
-              <w:tab w:val="right" w:pos="9009" w:leader="dot"/>
-            </w:tabs>
-            <w:jc w:val="both"/>
-            <w:rPr/>
-          </w:pPr>
-          <w:r>
-            <w:rPr>
-              <w:lang w:val="es-CO" w:bidi="ar-SA"/>
-            </w:rPr>
-            <w:t>7.3.1 Url Criterios de aceptación</w:t>
-          </w:r>
-          <w:hyperlink w:anchor="_Toc62801090">
-            <w:r>
-              <w:rPr>
-                <w:rStyle w:val="Enlacedelndice"/>
-                <w:vanish w:val="false"/>
-                <w:webHidden/>
-                <w:lang w:val="es-CO" w:bidi="ar-SA"/>
-              </w:rPr>
-              <w:tab/>
-            </w:r>
-          </w:hyperlink>
-          <w:r>
-            <w:rPr>
-              <w:vanish w:val="false"/>
-              <w:lang w:val="es-CO" w:bidi="ar-SA"/>
-            </w:rPr>
-            <w:t>11</w:t>
-          </w:r>
-        </w:p>
-        <w:p>
-          <w:pPr>
-            <w:pStyle w:val="TOC2"/>
-            <w:tabs>
-              <w:tab w:val="clear" w:pos="708"/>
-              <w:tab w:val="right" w:pos="9009" w:leader="dot"/>
-            </w:tabs>
-            <w:jc w:val="both"/>
-            <w:rPr/>
-          </w:pPr>
-          <w:r>
-            <w:rPr>
-              <w:lang w:val="es-CO" w:bidi="ar-SA"/>
-            </w:rPr>
-            <w:t xml:space="preserve">7.4 Url Diagrama de flujo de la solución web </w:t>
-          </w:r>
-          <w:hyperlink w:anchor="_Toc62801090">
-            <w:r>
-              <w:rPr>
-                <w:rStyle w:val="Enlacedelndice"/>
-                <w:vanish w:val="false"/>
-                <w:webHidden/>
-                <w:lang w:val="es-CO" w:bidi="ar-SA"/>
-              </w:rPr>
-              <w:tab/>
-            </w:r>
-          </w:hyperlink>
-          <w:r>
-            <w:rPr>
-              <w:vanish w:val="false"/>
-              <w:lang w:val="es-CO" w:bidi="ar-SA"/>
-            </w:rPr>
-            <w:t>12</w:t>
           </w:r>
         </w:p>
         <w:p>
@@ -1846,22 +1710,16 @@
         <w:rPr>
           <w:lang w:val="es-CO" w:bidi="ar-SA"/>
         </w:rPr>
-        <w:t xml:space="preserve">1. </w:t>
-      </w:r>
-      <w:r>
-        <w:rPr>
-          <w:lang w:val="es-CO" w:bidi="ar-SA"/>
-        </w:rPr>
-        <w:t>Necesidad y problema del proyecto</w:t>
-      </w:r>
-      <w:bookmarkStart w:id="30" w:name="_Toc62801083"/>
-      <w:bookmarkStart w:id="31" w:name="_Toc62800635"/>
-      <w:bookmarkStart w:id="32" w:name="_Toc62800548"/>
-      <w:bookmarkStart w:id="33" w:name="_Toc62800392"/>
-      <w:bookmarkStart w:id="34" w:name="_Toc62799672"/>
-      <w:bookmarkStart w:id="35" w:name="_Toc26079248"/>
-      <w:bookmarkStart w:id="36" w:name="_Toc26076889"/>
-      <w:bookmarkStart w:id="37" w:name="_Toc316718173"/>
+        <w:t>1. Necesidad y problema del proyecto</w:t>
+      </w:r>
+      <w:bookmarkStart w:id="30" w:name="_Toc316718173"/>
+      <w:bookmarkStart w:id="31" w:name="_Toc26076889"/>
+      <w:bookmarkStart w:id="32" w:name="_Toc26079248"/>
+      <w:bookmarkStart w:id="33" w:name="_Toc62799672"/>
+      <w:bookmarkStart w:id="34" w:name="_Toc62800392"/>
+      <w:bookmarkStart w:id="35" w:name="_Toc62800548"/>
+      <w:bookmarkStart w:id="36" w:name="_Toc62800635"/>
+      <w:bookmarkStart w:id="37" w:name="_Toc62801083"/>
       <w:r>
         <w:rPr>
           <w:lang w:val="es-CO" w:bidi="ar-SA"/>
@@ -1896,17 +1754,7 @@
           <w:szCs w:val="32"/>
           <w:lang w:val="es-CO" w:bidi="ar-SA"/>
         </w:rPr>
-        <w:t>1</w:t>
-      </w:r>
-      <w:r>
-        <w:rPr>
-          <w:b/>
-          <w:bCs/>
-          <w:color w:val="auto"/>
-          <w:szCs w:val="32"/>
-          <w:lang w:val="es-CO" w:bidi="ar-SA"/>
-        </w:rPr>
-        <w:t>.1 Descripción del problema</w:t>
+        <w:t>1.1 Descripción del problema</w:t>
       </w:r>
     </w:p>
     <w:p>
@@ -2313,27 +2161,7 @@
           <w:szCs w:val="32"/>
           <w:lang w:val="es-CO" w:bidi="ar-SA"/>
         </w:rPr>
-        <w:t>1.</w:t>
-      </w:r>
-      <w:r>
-        <w:rPr>
-          <w:b/>
-          <w:bCs/>
-          <w:color w:val="auto"/>
-          <w:szCs w:val="32"/>
-          <w:lang w:val="es-CO" w:bidi="ar-SA"/>
-        </w:rPr>
-        <w:t>4</w:t>
-      </w:r>
-      <w:r>
-        <w:rPr>
-          <w:b/>
-          <w:bCs/>
-          <w:color w:val="auto"/>
-          <w:szCs w:val="32"/>
-          <w:lang w:val="es-CO" w:bidi="ar-SA"/>
-        </w:rPr>
-        <w:t xml:space="preserve"> Justificación de la solución tecnológica</w:t>
+        <w:t>1.4 Justificación de la solución tecnológica</w:t>
       </w:r>
     </w:p>
     <w:p>
@@ -2470,27 +2298,38 @@
     <w:p>
       <w:pPr>
         <w:pStyle w:val="APALevel2"/>
-        <w:rPr>
-          <w:lang w:val="es-CO" w:bidi="ar-SA"/>
-        </w:rPr>
-      </w:pPr>
-      <w:r>
-        <w:rPr>
-          <w:b w:val="false"/>
-          <w:bCs w:val="false"/>
-          <w:lang w:val="es-CO" w:bidi="ar-SA"/>
-        </w:rPr>
-        <w:t>D</w:t>
-      </w:r>
-      <w:r>
-        <w:rPr>
+        <w:widowControl/>
+        <w:suppressAutoHyphens w:val="true"/>
+        <w:bidi w:val="0"/>
+        <w:spacing w:lineRule="auto" w:line="240" w:before="132" w:after="12"/>
+        <w:jc w:val="left"/>
+        <w:rPr>
+          <w:rFonts w:ascii="Times New Roman" w:hAnsi="Times New Roman" w:eastAsia="Times New Roman" w:cs="Times New Roman"/>
           <w:b w:val="false"/>
           <w:bCs w:val="false"/>
           <w:i w:val="false"/>
           <w:iCs w:val="false"/>
-          <w:lang w:val="es-CO" w:bidi="ar-SA"/>
-        </w:rPr>
-        <w:t>esarrollar una plataforma web que permita gestionar actividades académicas y facilite la interacción entre estudiantes y docentes, ayudando a mejorar la organización, el seguimientos de tareas y la comunicación dentro de un entorno educativo.</w:t>
+          <w:kern w:val="0"/>
+          <w:sz w:val="24"/>
+          <w:szCs w:val="24"/>
+          <w:u w:val="none"/>
+          <w:lang w:val="es-CO" w:eastAsia="en-US" w:bidi="ar-SA"/>
+        </w:rPr>
+      </w:pPr>
+      <w:r>
+        <w:rPr>
+          <w:rFonts w:eastAsia="Times New Roman" w:cs="Times New Roman"/>
+          <w:b w:val="false"/>
+          <w:bCs w:val="false"/>
+          <w:i w:val="false"/>
+          <w:iCs w:val="false"/>
+          <w:kern w:val="0"/>
+          <w:sz w:val="24"/>
+          <w:szCs w:val="24"/>
+          <w:u w:val="none"/>
+          <w:lang w:val="es-CO" w:eastAsia="en-US" w:bidi="ar-SA"/>
+        </w:rPr>
+        <w:t>Desarrollar una plataforma web que permita gestionar actividades académicas y facilite la interacción entre estudiantes y docentes, ayudando a mejorar la organización, el seguimientos de tareas y la comunicación dentro de un entorno educativo.</w:t>
       </w:r>
     </w:p>
     <w:p>
@@ -2550,55 +2389,7 @@
           <w:u w:val="none"/>
           <w:lang w:val="es-CO" w:eastAsia="en-US" w:bidi="ar-SA"/>
         </w:rPr>
-        <w:t>2.</w:t>
-      </w:r>
-      <w:r>
-        <w:rPr>
-          <w:rFonts w:eastAsia="Times New Roman" w:cs="Times New Roman"/>
-          <w:b/>
-          <w:bCs/>
-          <w:i w:val="false"/>
-          <w:iCs w:val="false"/>
-          <w:color w:val="auto"/>
-          <w:kern w:val="0"/>
-          <w:sz w:val="24"/>
-          <w:szCs w:val="32"/>
-          <w:u w:val="none"/>
-          <w:lang w:val="es-CO" w:eastAsia="en-US" w:bidi="ar-SA"/>
-        </w:rPr>
-        <w:t>2</w:t>
-      </w:r>
-      <w:r>
-        <w:rPr>
-          <w:rFonts w:eastAsia="Times New Roman" w:cs="Times New Roman"/>
-          <w:b/>
-          <w:bCs/>
-          <w:i w:val="false"/>
-          <w:iCs w:val="false"/>
-          <w:color w:val="auto"/>
-          <w:kern w:val="0"/>
-          <w:sz w:val="24"/>
-          <w:szCs w:val="32"/>
-          <w:u w:val="none"/>
-          <w:lang w:val="es-CO" w:eastAsia="en-US" w:bidi="ar-SA"/>
-        </w:rPr>
-        <w:t xml:space="preserve"> Objetivo</w:t>
-      </w:r>
-      <w:r>
-        <w:rPr>
-          <w:rFonts w:eastAsia="Times New Roman" w:cs="Times New Roman"/>
-          <w:b/>
-          <w:bCs/>
-          <w:i w:val="false"/>
-          <w:iCs w:val="false"/>
-          <w:color w:val="auto"/>
-          <w:kern w:val="0"/>
-          <w:sz w:val="24"/>
-          <w:szCs w:val="32"/>
-          <w:u w:val="none"/>
-          <w:lang w:val="es-CO" w:eastAsia="en-US" w:bidi="ar-SA"/>
-        </w:rPr>
-        <w:t>s específicos</w:t>
+        <w:t>2.2 Objetivos específicos</w:t>
       </w:r>
     </w:p>
     <w:p>
@@ -2909,55 +2700,7 @@
           <w:u w:val="none"/>
           <w:lang w:val="es-CO" w:eastAsia="en-US" w:bidi="ar-SA"/>
         </w:rPr>
-        <w:t>3</w:t>
-      </w:r>
-      <w:r>
-        <w:rPr>
-          <w:rFonts w:eastAsia="Times New Roman" w:cs="Times New Roman"/>
-          <w:b/>
-          <w:bCs/>
-          <w:i w:val="false"/>
-          <w:iCs w:val="false"/>
-          <w:color w:val="auto"/>
-          <w:kern w:val="0"/>
-          <w:sz w:val="24"/>
-          <w:szCs w:val="32"/>
-          <w:u w:val="none"/>
-          <w:lang w:val="es-CO" w:eastAsia="en-US" w:bidi="ar-SA"/>
-        </w:rPr>
-        <w:t>.</w:t>
-      </w:r>
-      <w:r>
-        <w:rPr>
-          <w:rFonts w:eastAsia="Times New Roman" w:cs="Times New Roman"/>
-          <w:b/>
-          <w:bCs/>
-          <w:i w:val="false"/>
-          <w:iCs w:val="false"/>
-          <w:color w:val="auto"/>
-          <w:kern w:val="0"/>
-          <w:sz w:val="24"/>
-          <w:szCs w:val="32"/>
-          <w:u w:val="none"/>
-          <w:lang w:val="es-CO" w:eastAsia="en-US" w:bidi="ar-SA"/>
-        </w:rPr>
-        <w:t>1</w:t>
-      </w:r>
-      <w:r>
-        <w:rPr>
-          <w:rFonts w:eastAsia="Times New Roman" w:cs="Times New Roman"/>
-          <w:b/>
-          <w:bCs/>
-          <w:i w:val="false"/>
-          <w:iCs w:val="false"/>
-          <w:color w:val="auto"/>
-          <w:kern w:val="0"/>
-          <w:sz w:val="24"/>
-          <w:szCs w:val="32"/>
-          <w:u w:val="none"/>
-          <w:lang w:val="es-CO" w:eastAsia="en-US" w:bidi="ar-SA"/>
-        </w:rPr>
-        <w:t xml:space="preserve"> Alcance funcional del sistema</w:t>
+        <w:t>3.1 Alcance funcional del sistema</w:t>
       </w:r>
     </w:p>
     <w:p>
@@ -3073,55 +2816,7 @@
           <w:u w:val="none"/>
           <w:lang w:val="es-CO" w:eastAsia="en-US" w:bidi="ar-SA"/>
         </w:rPr>
-        <w:t>3</w:t>
-      </w:r>
-      <w:r>
-        <w:rPr>
-          <w:rFonts w:eastAsia="Times New Roman" w:cs="Times New Roman"/>
-          <w:b/>
-          <w:bCs/>
-          <w:i w:val="false"/>
-          <w:iCs w:val="false"/>
-          <w:color w:val="auto"/>
-          <w:kern w:val="0"/>
-          <w:sz w:val="24"/>
-          <w:szCs w:val="32"/>
-          <w:u w:val="none"/>
-          <w:lang w:val="es-CO" w:eastAsia="en-US" w:bidi="ar-SA"/>
-        </w:rPr>
-        <w:t>.</w:t>
-      </w:r>
-      <w:r>
-        <w:rPr>
-          <w:rFonts w:eastAsia="Times New Roman" w:cs="Times New Roman"/>
-          <w:b/>
-          <w:bCs/>
-          <w:i w:val="false"/>
-          <w:iCs w:val="false"/>
-          <w:color w:val="auto"/>
-          <w:kern w:val="0"/>
-          <w:sz w:val="24"/>
-          <w:szCs w:val="32"/>
-          <w:u w:val="none"/>
-          <w:lang w:val="es-CO" w:eastAsia="en-US" w:bidi="ar-SA"/>
-        </w:rPr>
-        <w:t>2</w:t>
-      </w:r>
-      <w:r>
-        <w:rPr>
-          <w:rFonts w:eastAsia="Times New Roman" w:cs="Times New Roman"/>
-          <w:b/>
-          <w:bCs/>
-          <w:i w:val="false"/>
-          <w:iCs w:val="false"/>
-          <w:color w:val="auto"/>
-          <w:kern w:val="0"/>
-          <w:sz w:val="24"/>
-          <w:szCs w:val="32"/>
-          <w:u w:val="none"/>
-          <w:lang w:val="es-CO" w:eastAsia="en-US" w:bidi="ar-SA"/>
-        </w:rPr>
-        <w:t xml:space="preserve"> ¿Qué incluirá el proyecto?</w:t>
+        <w:t>3.2 ¿Qué incluirá el proyecto?</w:t>
       </w:r>
     </w:p>
     <w:p>
@@ -3476,55 +3171,7 @@
           <w:u w:val="none"/>
           <w:lang w:val="es-CO" w:eastAsia="en-US" w:bidi="ar-SA"/>
         </w:rPr>
-        <w:t>3</w:t>
-      </w:r>
-      <w:r>
-        <w:rPr>
-          <w:rFonts w:eastAsia="Times New Roman" w:cs="Times New Roman"/>
-          <w:b/>
-          <w:bCs/>
-          <w:i w:val="false"/>
-          <w:iCs w:val="false"/>
-          <w:color w:val="auto"/>
-          <w:kern w:val="0"/>
-          <w:sz w:val="24"/>
-          <w:szCs w:val="32"/>
-          <w:u w:val="none"/>
-          <w:lang w:val="es-CO" w:eastAsia="en-US" w:bidi="ar-SA"/>
-        </w:rPr>
-        <w:t>.</w:t>
-      </w:r>
-      <w:r>
-        <w:rPr>
-          <w:rFonts w:eastAsia="Times New Roman" w:cs="Times New Roman"/>
-          <w:b/>
-          <w:bCs/>
-          <w:i w:val="false"/>
-          <w:iCs w:val="false"/>
-          <w:color w:val="auto"/>
-          <w:kern w:val="0"/>
-          <w:sz w:val="24"/>
-          <w:szCs w:val="32"/>
-          <w:u w:val="none"/>
-          <w:lang w:val="es-CO" w:eastAsia="en-US" w:bidi="ar-SA"/>
-        </w:rPr>
-        <w:t>3</w:t>
-      </w:r>
-      <w:r>
-        <w:rPr>
-          <w:rFonts w:eastAsia="Times New Roman" w:cs="Times New Roman"/>
-          <w:b/>
-          <w:bCs/>
-          <w:i w:val="false"/>
-          <w:iCs w:val="false"/>
-          <w:color w:val="auto"/>
-          <w:kern w:val="0"/>
-          <w:sz w:val="24"/>
-          <w:szCs w:val="32"/>
-          <w:u w:val="none"/>
-          <w:lang w:val="es-CO" w:eastAsia="en-US" w:bidi="ar-SA"/>
-        </w:rPr>
-        <w:t xml:space="preserve"> ¿Qué aspectos no estarán contemplados?</w:t>
+        <w:t>3.3 ¿Qué aspectos no estarán contemplados?</w:t>
       </w:r>
     </w:p>
     <w:p>
@@ -3821,46 +3468,7 @@
           <w:szCs w:val="32"/>
           <w:lang w:val="es-CO" w:eastAsia="en-US" w:bidi="ar-SA"/>
         </w:rPr>
-        <w:t>3</w:t>
-      </w:r>
-      <w:r>
-        <w:rPr>
-          <w:rFonts w:eastAsia="Times New Roman" w:cs="Times New Roman"/>
-          <w:b/>
-          <w:bCs/>
-          <w:color w:val="auto"/>
-          <w:kern w:val="0"/>
-          <w:sz w:val="24"/>
-          <w:szCs w:val="32"/>
-          <w:lang w:val="es-CO" w:eastAsia="en-US" w:bidi="ar-SA"/>
-        </w:rPr>
-        <w:t>.</w:t>
-      </w:r>
-      <w:r>
-        <w:rPr>
-          <w:rFonts w:eastAsia="Times New Roman" w:cs="Times New Roman"/>
-          <w:b/>
-          <w:bCs/>
-          <w:color w:val="auto"/>
-          <w:kern w:val="0"/>
-          <w:sz w:val="24"/>
-          <w:szCs w:val="32"/>
-          <w:lang w:val="es-CO" w:eastAsia="en-US" w:bidi="ar-SA"/>
-        </w:rPr>
-        <w:t>4</w:t>
-      </w:r>
-      <w:r>
-        <w:rPr>
-          <w:rFonts w:eastAsia="Times New Roman" w:cs="Times New Roman"/>
-          <w:b/>
-          <w:bCs/>
-          <w:color w:val="auto"/>
-          <w:kern w:val="0"/>
-          <w:sz w:val="24"/>
-          <w:szCs w:val="32"/>
-          <w:lang w:val="es-CO" w:eastAsia="en-US" w:bidi="ar-SA"/>
-        </w:rPr>
-        <w:t xml:space="preserve"> Beneficios</w:t>
+        <w:t>3.4 Beneficios</w:t>
       </w:r>
     </w:p>
     <w:p>
@@ -4172,462 +3780,262 @@
     </w:p>
     <w:p>
       <w:pPr>
-        <w:pStyle w:val="BodyText"/>
-        <w:ind w:hanging="0"/>
-        <w:jc w:val="center"/>
-        <w:rPr>
-          <w:b/>
-          <w:bCs/>
-          <w:lang w:val="es-CO" w:bidi="ar-SA"/>
-        </w:rPr>
-      </w:pPr>
-      <w:r>
-        <w:rPr>
-          <w:b/>
-          <w:bCs/>
-          <w:lang w:val="es-CO" w:bidi="ar-SA"/>
-        </w:rPr>
-      </w:r>
-    </w:p>
-    <w:p>
-      <w:pPr>
         <w:pStyle w:val="APALevel2"/>
         <w:widowControl/>
         <w:suppressAutoHyphens w:val="true"/>
         <w:bidi w:val="0"/>
-        <w:spacing w:lineRule="auto" w:line="240" w:before="360" w:after="240"/>
-        <w:rPr>
-          <w:rFonts w:ascii="Times New Roman" w:hAnsi="Times New Roman" w:eastAsia="Times New Roman" w:cs="Times New Roman"/>
-          <w:b w:val="false"/>
-          <w:bCs w:val="false"/>
-          <w:vanish w:val="false"/>
-          <w:color w:val="auto"/>
-          <w:kern w:val="0"/>
-          <w:sz w:val="24"/>
-          <w:szCs w:val="32"/>
-          <w:lang w:val="es-CO" w:eastAsia="en-US" w:bidi="ar-SA"/>
-        </w:rPr>
-      </w:pPr>
-      <w:r>
-        <w:rPr>
-          <w:rFonts w:eastAsia="Times New Roman" w:cs="Times New Roman"/>
-          <w:b w:val="false"/>
-          <w:bCs w:val="false"/>
-          <w:vanish w:val="false"/>
-          <w:color w:val="auto"/>
-          <w:kern w:val="0"/>
-          <w:sz w:val="24"/>
-          <w:szCs w:val="32"/>
-          <w:lang w:val="es-CO" w:eastAsia="en-US" w:bidi="ar-SA"/>
-        </w:rPr>
-      </w:r>
-    </w:p>
-    <w:p>
-      <w:pPr>
-        <w:pStyle w:val="BodyText"/>
-        <w:ind w:hanging="0"/>
-        <w:jc w:val="center"/>
-        <w:rPr>
-          <w:lang w:val="es-CO" w:bidi="ar-SA"/>
-        </w:rPr>
-      </w:pPr>
-      <w:r>
-        <w:rPr>
-          <w:lang w:val="es-CO" w:bidi="ar-SA"/>
-        </w:rPr>
-      </w:r>
-    </w:p>
-    <w:p>
-      <w:pPr>
-        <w:pStyle w:val="BodyText"/>
-        <w:ind w:hanging="0"/>
-        <w:jc w:val="center"/>
-        <w:rPr>
-          <w:lang w:val="es-CO" w:bidi="ar-SA"/>
-        </w:rPr>
-      </w:pPr>
-      <w:r>
-        <w:rPr>
-          <w:lang w:val="es-CO" w:bidi="ar-SA"/>
-        </w:rPr>
-      </w:r>
-    </w:p>
-    <w:p>
-      <w:pPr>
-        <w:pStyle w:val="BodyText"/>
-        <w:ind w:hanging="0"/>
-        <w:jc w:val="center"/>
-        <w:rPr>
-          <w:lang w:val="es-CO" w:bidi="ar-SA"/>
-        </w:rPr>
-      </w:pPr>
-      <w:r>
-        <w:rPr>
-          <w:lang w:val="es-CO" w:bidi="ar-SA"/>
-        </w:rPr>
-      </w:r>
-    </w:p>
-    <w:p>
-      <w:pPr>
-        <w:pStyle w:val="BodyText"/>
-        <w:ind w:hanging="0"/>
-        <w:jc w:val="center"/>
-        <w:rPr>
-          <w:lang w:val="es-CO" w:bidi="ar-SA"/>
-        </w:rPr>
-      </w:pPr>
-      <w:r>
-        <w:rPr>
-          <w:lang w:val="es-CO" w:bidi="ar-SA"/>
-        </w:rPr>
-      </w:r>
-    </w:p>
-    <w:p>
-      <w:pPr>
-        <w:pStyle w:val="BodyText"/>
-        <w:ind w:hanging="0"/>
-        <w:jc w:val="center"/>
-        <w:rPr>
-          <w:lang w:val="es-CO" w:bidi="ar-SA"/>
-        </w:rPr>
-      </w:pPr>
-      <w:r>
-        <w:rPr>
-          <w:lang w:val="es-CO" w:bidi="ar-SA"/>
-        </w:rPr>
-      </w:r>
-    </w:p>
-    <w:p>
-      <w:pPr>
-        <w:pStyle w:val="BodyText"/>
-        <w:ind w:hanging="0"/>
-        <w:jc w:val="center"/>
-        <w:rPr>
-          <w:lang w:val="es-CO" w:bidi="ar-SA"/>
-        </w:rPr>
-      </w:pPr>
-      <w:r>
-        <w:rPr>
-          <w:lang w:val="es-CO" w:bidi="ar-SA"/>
-        </w:rPr>
-      </w:r>
-    </w:p>
-    <w:p>
-      <w:pPr>
-        <w:pStyle w:val="BodyText"/>
-        <w:ind w:hanging="0"/>
-        <w:jc w:val="center"/>
-        <w:rPr>
-          <w:lang w:val="es-CO" w:bidi="ar-SA"/>
-        </w:rPr>
-      </w:pPr>
-      <w:r>
-        <w:rPr>
-          <w:lang w:val="es-CO" w:bidi="ar-SA"/>
-        </w:rPr>
-      </w:r>
-    </w:p>
-    <w:p>
-      <w:pPr>
-        <w:pStyle w:val="BodyText"/>
-        <w:ind w:hanging="0"/>
-        <w:jc w:val="center"/>
-        <w:rPr>
-          <w:lang w:val="es-CO" w:bidi="ar-SA"/>
-        </w:rPr>
-      </w:pPr>
-      <w:r>
-        <w:rPr>
-          <w:lang w:val="es-CO" w:bidi="ar-SA"/>
-        </w:rPr>
-      </w:r>
-    </w:p>
-    <w:p>
-      <w:pPr>
-        <w:pStyle w:val="BodyText"/>
-        <w:ind w:hanging="0"/>
-        <w:jc w:val="center"/>
-        <w:rPr>
-          <w:lang w:val="es-CO" w:bidi="ar-SA"/>
-        </w:rPr>
-      </w:pPr>
-      <w:r>
-        <w:rPr>
-          <w:lang w:val="es-CO" w:bidi="ar-SA"/>
-        </w:rPr>
-      </w:r>
-    </w:p>
-    <w:p>
-      <w:pPr>
-        <w:pStyle w:val="BodyText"/>
-        <w:ind w:hanging="0"/>
-        <w:jc w:val="center"/>
-        <w:rPr>
-          <w:lang w:val="es-CO" w:bidi="ar-SA"/>
-        </w:rPr>
-      </w:pPr>
-      <w:r>
-        <w:rPr>
-          <w:lang w:val="es-CO" w:bidi="ar-SA"/>
-        </w:rPr>
-      </w:r>
-    </w:p>
-    <w:p>
-      <w:pPr>
-        <w:pStyle w:val="BodyText"/>
-        <w:ind w:hanging="0"/>
-        <w:jc w:val="center"/>
-        <w:rPr>
-          <w:lang w:val="es-CO" w:bidi="ar-SA"/>
-        </w:rPr>
-      </w:pPr>
-      <w:r>
-        <w:rPr>
-          <w:lang w:val="es-CO" w:bidi="ar-SA"/>
-        </w:rPr>
-      </w:r>
-    </w:p>
-    <w:p>
-      <w:pPr>
-        <w:pStyle w:val="BodyText"/>
-        <w:ind w:hanging="0"/>
-        <w:jc w:val="center"/>
-        <w:rPr>
-          <w:lang w:val="es-CO" w:bidi="ar-SA"/>
-        </w:rPr>
-      </w:pPr>
-      <w:r>
-        <w:rPr>
-          <w:lang w:val="es-CO" w:bidi="ar-SA"/>
-        </w:rPr>
-      </w:r>
-    </w:p>
-    <w:p>
-      <w:pPr>
-        <w:pStyle w:val="BodyText"/>
-        <w:ind w:hanging="0"/>
-        <w:jc w:val="center"/>
-        <w:rPr>
-          <w:lang w:val="es-CO" w:bidi="ar-SA"/>
-        </w:rPr>
-      </w:pPr>
-      <w:r>
-        <w:rPr>
-          <w:lang w:val="es-CO" w:bidi="ar-SA"/>
-        </w:rPr>
-      </w:r>
-    </w:p>
-    <w:p>
-      <w:pPr>
-        <w:pStyle w:val="BodyText"/>
-        <w:ind w:hanging="0"/>
-        <w:jc w:val="center"/>
-        <w:rPr>
-          <w:lang w:val="es-CO" w:bidi="ar-SA"/>
-        </w:rPr>
-      </w:pPr>
-      <w:r>
-        <w:rPr>
-          <w:lang w:val="es-CO" w:bidi="ar-SA"/>
-        </w:rPr>
-      </w:r>
-    </w:p>
-    <w:p>
-      <w:pPr>
-        <w:pStyle w:val="BodyText"/>
-        <w:ind w:hanging="0"/>
-        <w:jc w:val="center"/>
-        <w:rPr>
-          <w:lang w:val="es-CO" w:bidi="ar-SA"/>
-        </w:rPr>
-      </w:pPr>
-      <w:r>
-        <w:rPr>
-          <w:lang w:val="es-CO" w:bidi="ar-SA"/>
-        </w:rPr>
-      </w:r>
-    </w:p>
-    <w:p>
-      <w:pPr>
-        <w:pStyle w:val="BodyText"/>
-        <w:ind w:hanging="0"/>
-        <w:jc w:val="center"/>
-        <w:rPr>
-          <w:lang w:val="es-CO" w:bidi="ar-SA"/>
-        </w:rPr>
-      </w:pPr>
-      <w:r>
-        <w:rPr>
-          <w:lang w:val="es-CO" w:bidi="ar-SA"/>
-        </w:rPr>
-      </w:r>
-    </w:p>
-    <w:p>
-      <w:pPr>
-        <w:pStyle w:val="BodyText"/>
-        <w:ind w:hanging="0"/>
-        <w:jc w:val="center"/>
-        <w:rPr>
-          <w:lang w:val="es-CO" w:bidi="ar-SA"/>
-        </w:rPr>
-      </w:pPr>
-      <w:r>
-        <w:rPr>
-          <w:lang w:val="es-CO" w:bidi="ar-SA"/>
-        </w:rPr>
-      </w:r>
-    </w:p>
-    <w:p>
-      <w:pPr>
-        <w:pStyle w:val="BodyText"/>
-        <w:ind w:hanging="0"/>
-        <w:jc w:val="center"/>
-        <w:rPr>
-          <w:lang w:val="es-CO" w:bidi="ar-SA"/>
-        </w:rPr>
-      </w:pPr>
-      <w:r>
-        <w:rPr>
-          <w:lang w:val="es-CO" w:bidi="ar-SA"/>
-        </w:rPr>
-      </w:r>
-    </w:p>
-    <w:p>
-      <w:pPr>
-        <w:pStyle w:val="BodyText"/>
-        <w:ind w:hanging="0"/>
-        <w:jc w:val="center"/>
-        <w:rPr>
-          <w:lang w:val="es-CO" w:bidi="ar-SA"/>
-        </w:rPr>
-      </w:pPr>
-      <w:r>
-        <w:rPr>
-          <w:lang w:val="es-CO" w:bidi="ar-SA"/>
-        </w:rPr>
-      </w:r>
-    </w:p>
-    <w:p>
-      <w:pPr>
-        <w:pStyle w:val="BodyText"/>
-        <w:ind w:hanging="0"/>
-        <w:jc w:val="center"/>
-        <w:rPr>
-          <w:lang w:val="es-CO" w:bidi="ar-SA"/>
-        </w:rPr>
-      </w:pPr>
-      <w:r>
-        <w:rPr>
-          <w:lang w:val="es-CO" w:bidi="ar-SA"/>
-        </w:rPr>
-      </w:r>
-    </w:p>
-    <w:p>
-      <w:pPr>
-        <w:pStyle w:val="BodyText"/>
-        <w:ind w:hanging="0"/>
-        <w:jc w:val="center"/>
-        <w:rPr>
-          <w:lang w:val="es-CO" w:bidi="ar-SA"/>
-        </w:rPr>
-      </w:pPr>
-      <w:r>
-        <w:rPr>
-          <w:lang w:val="es-CO" w:bidi="ar-SA"/>
-        </w:rPr>
-      </w:r>
-    </w:p>
-    <w:p>
-      <w:pPr>
-        <w:pStyle w:val="BodyText"/>
-        <w:ind w:hanging="0"/>
-        <w:jc w:val="center"/>
-        <w:rPr>
-          <w:lang w:val="es-CO" w:bidi="ar-SA"/>
-        </w:rPr>
-      </w:pPr>
-      <w:r>
-        <w:rPr>
-          <w:lang w:val="es-CO" w:bidi="ar-SA"/>
-        </w:rPr>
-      </w:r>
-    </w:p>
-    <w:p>
-      <w:pPr>
-        <w:pStyle w:val="BodyText"/>
-        <w:ind w:hanging="0"/>
-        <w:jc w:val="center"/>
-        <w:rPr>
-          <w:lang w:val="es-CO" w:bidi="ar-SA"/>
-        </w:rPr>
-      </w:pPr>
-      <w:r>
-        <w:rPr>
-          <w:lang w:val="es-CO" w:bidi="ar-SA"/>
-        </w:rPr>
-      </w:r>
-    </w:p>
-    <w:p>
-      <w:pPr>
-        <w:pStyle w:val="BodyText"/>
-        <w:ind w:hanging="0"/>
-        <w:jc w:val="center"/>
-        <w:rPr>
-          <w:lang w:val="es-CO" w:bidi="ar-SA"/>
-        </w:rPr>
-      </w:pPr>
-      <w:r>
-        <w:rPr>
-          <w:lang w:val="es-CO" w:bidi="ar-SA"/>
-        </w:rPr>
-      </w:r>
-    </w:p>
-    <w:p>
-      <w:pPr>
-        <w:pStyle w:val="BodyText"/>
-        <w:ind w:hanging="0"/>
-        <w:jc w:val="center"/>
-        <w:rPr>
-          <w:lang w:val="es-CO" w:bidi="ar-SA"/>
-        </w:rPr>
-      </w:pPr>
-      <w:r>
-        <w:rPr>
-          <w:lang w:val="es-CO" w:bidi="ar-SA"/>
-        </w:rPr>
-      </w:r>
-    </w:p>
-    <w:p>
-      <w:pPr>
-        <w:pStyle w:val="BodyText"/>
-        <w:ind w:hanging="0"/>
-        <w:jc w:val="center"/>
-        <w:rPr>
-          <w:lang w:val="es-CO" w:bidi="ar-SA"/>
-        </w:rPr>
-      </w:pPr>
-      <w:r>
-        <w:rPr>
-          <w:lang w:val="es-CO" w:bidi="ar-SA"/>
-        </w:rPr>
-      </w:r>
-    </w:p>
-    <w:p>
-      <w:pPr>
-        <w:pStyle w:val="BodyText"/>
-        <w:ind w:hanging="0"/>
-        <w:jc w:val="center"/>
-        <w:rPr>
-          <w:lang w:val="es-CO" w:bidi="ar-SA"/>
-        </w:rPr>
-      </w:pPr>
-      <w:r>
-        <w:rPr>
+        <w:spacing w:lineRule="auto" w:line="240"/>
+        <w:jc w:val="left"/>
+        <w:rPr>
+          <w:rFonts w:eastAsia="Times New Roman" w:cs="Times New Roman"/>
           <w:b/>
           <w:bCs/>
-          <w:lang w:val="es-CO" w:bidi="ar-SA"/>
-        </w:rPr>
-        <w:t>5. Experiencia del usuario</w:t>
+          <w:color w:val="auto"/>
+          <w:kern w:val="0"/>
+          <w:sz w:val="24"/>
+          <w:szCs w:val="32"/>
+          <w:lang w:val="es-CO" w:eastAsia="en-US" w:bidi="ar-SA"/>
+        </w:rPr>
+      </w:pPr>
+      <w:r>
+        <w:rPr>
+          <w:rFonts w:eastAsia="Times New Roman" w:cs="Times New Roman"/>
+          <w:b/>
+          <w:bCs/>
+          <w:color w:val="auto"/>
+          <w:kern w:val="0"/>
+          <w:sz w:val="24"/>
+          <w:szCs w:val="32"/>
+          <w:lang w:eastAsia="en-US"/>
+        </w:rPr>
+        <w:t>4.</w:t>
+      </w:r>
+      <w:r>
+        <w:rPr>
+          <w:rFonts w:eastAsia="Times New Roman" w:cs="Times New Roman"/>
+          <w:b/>
+          <w:bCs/>
+          <w:color w:val="auto"/>
+          <w:kern w:val="0"/>
+          <w:sz w:val="24"/>
+          <w:szCs w:val="32"/>
+          <w:lang w:eastAsia="en-US"/>
+        </w:rPr>
+        <w:t>1</w:t>
+      </w:r>
+      <w:r>
+        <w:rPr>
+          <w:rFonts w:eastAsia="Times New Roman" w:cs="Times New Roman"/>
+          <w:b/>
+          <w:bCs/>
+          <w:color w:val="auto"/>
+          <w:kern w:val="0"/>
+          <w:sz w:val="24"/>
+          <w:szCs w:val="32"/>
+          <w:lang w:eastAsia="en-US"/>
+        </w:rPr>
+        <w:t xml:space="preserve"> </w:t>
+      </w:r>
+      <w:r>
+        <w:rPr>
+          <w:b/>
+          <w:bCs/>
+        </w:rPr>
+        <w:t>Descripción general de Scrum</w:t>
+      </w:r>
+      <w:r>
+        <w:rPr/>
+        <w:t xml:space="preserve"> </w:t>
+      </w:r>
+    </w:p>
+    <w:p>
+      <w:pPr>
+        <w:pStyle w:val="APALevel2"/>
+        <w:widowControl/>
+        <w:suppressAutoHyphens w:val="true"/>
+        <w:bidi w:val="0"/>
+        <w:spacing w:lineRule="auto" w:line="240"/>
+        <w:jc w:val="left"/>
+        <w:rPr>
+          <w:rFonts w:eastAsia="Times New Roman" w:cs="Times New Roman"/>
+          <w:b/>
+          <w:bCs/>
+          <w:color w:val="auto"/>
+          <w:kern w:val="0"/>
+          <w:sz w:val="24"/>
+          <w:szCs w:val="32"/>
+          <w:lang w:val="es-CO" w:eastAsia="en-US" w:bidi="ar-SA"/>
+        </w:rPr>
+      </w:pPr>
+      <w:r>
+        <w:rPr/>
+        <w:t>Scrum es un tipo de metodológica ágil de desarrollo de software que ayuda a gestionar proyectos de manera iterativa e incremental. Se basa en la colaboración del equipo, adapatandose al cambio y entrega continua de funcionalidades en ciclos cortos llamados sprints.</w:t>
+      </w:r>
+    </w:p>
+    <w:p>
+      <w:pPr>
+        <w:pStyle w:val="APALevel2"/>
+        <w:widowControl/>
+        <w:suppressAutoHyphens w:val="true"/>
+        <w:bidi w:val="0"/>
+        <w:spacing w:lineRule="auto" w:line="240"/>
+        <w:jc w:val="left"/>
+        <w:rPr>
+          <w:rFonts w:eastAsia="Times New Roman" w:cs="Times New Roman"/>
+          <w:b/>
+          <w:bCs/>
+          <w:color w:val="auto"/>
+          <w:kern w:val="0"/>
+          <w:sz w:val="24"/>
+          <w:szCs w:val="32"/>
+          <w:lang w:val="es-CO" w:eastAsia="en-US" w:bidi="ar-SA"/>
+        </w:rPr>
+      </w:pPr>
+      <w:r>
+        <w:rPr/>
+      </w:r>
+    </w:p>
+    <w:p>
+      <w:pPr>
+        <w:pStyle w:val="APALevel2"/>
+        <w:widowControl/>
+        <w:suppressAutoHyphens w:val="true"/>
+        <w:bidi w:val="0"/>
+        <w:spacing w:lineRule="auto" w:line="240"/>
+        <w:jc w:val="left"/>
+        <w:rPr>
+          <w:rFonts w:eastAsia="Times New Roman" w:cs="Times New Roman"/>
+          <w:b/>
+          <w:bCs/>
+          <w:color w:val="auto"/>
+          <w:kern w:val="0"/>
+          <w:sz w:val="24"/>
+          <w:szCs w:val="32"/>
+          <w:lang w:val="es-CO" w:eastAsia="en-US" w:bidi="ar-SA"/>
+        </w:rPr>
+      </w:pPr>
+      <w:r>
+        <w:rPr/>
+        <w:t>Esta metodología facilita la organización del trabajo, permite identificar problemas de manera temprana y mejora la calidad del producto final.</w:t>
+      </w:r>
+    </w:p>
+    <w:p>
+      <w:pPr>
+        <w:pStyle w:val="APALevel2"/>
+        <w:widowControl/>
+        <w:suppressAutoHyphens w:val="true"/>
+        <w:bidi w:val="0"/>
+        <w:spacing w:lineRule="auto" w:line="240"/>
+        <w:jc w:val="left"/>
+        <w:rPr>
+          <w:rFonts w:eastAsia="Times New Roman" w:cs="Times New Roman"/>
+          <w:b/>
+          <w:bCs/>
+          <w:color w:val="auto"/>
+          <w:kern w:val="0"/>
+          <w:sz w:val="24"/>
+          <w:szCs w:val="32"/>
+          <w:lang w:val="es-CO" w:eastAsia="en-US" w:bidi="ar-SA"/>
+        </w:rPr>
+      </w:pPr>
+      <w:r>
+        <w:rPr/>
+      </w:r>
+    </w:p>
+    <w:p>
+      <w:pPr>
+        <w:pStyle w:val="APALevel2"/>
+        <w:widowControl/>
+        <w:suppressAutoHyphens w:val="true"/>
+        <w:bidi w:val="0"/>
+        <w:spacing w:lineRule="auto" w:line="240"/>
+        <w:jc w:val="left"/>
+        <w:rPr>
+          <w:rFonts w:eastAsia="Times New Roman" w:cs="Times New Roman"/>
+          <w:b/>
+          <w:bCs/>
+          <w:color w:val="auto"/>
+          <w:kern w:val="0"/>
+          <w:sz w:val="24"/>
+          <w:szCs w:val="32"/>
+          <w:lang w:val="es-CO" w:eastAsia="en-US" w:bidi="ar-SA"/>
+        </w:rPr>
+      </w:pPr>
+      <w:r>
+        <w:rPr>
+          <w:rFonts w:eastAsia="Times New Roman" w:cs="Times New Roman"/>
+          <w:b/>
+          <w:bCs/>
+          <w:color w:val="auto"/>
+          <w:kern w:val="0"/>
+          <w:sz w:val="24"/>
+          <w:szCs w:val="32"/>
+          <w:lang w:eastAsia="en-US"/>
+        </w:rPr>
+        <w:t>4.</w:t>
+      </w:r>
+      <w:r>
+        <w:rPr>
+          <w:rFonts w:eastAsia="Times New Roman" w:cs="Times New Roman"/>
+          <w:b/>
+          <w:bCs/>
+          <w:color w:val="auto"/>
+          <w:kern w:val="0"/>
+          <w:sz w:val="24"/>
+          <w:szCs w:val="32"/>
+          <w:lang w:eastAsia="en-US"/>
+        </w:rPr>
+        <w:t>2</w:t>
+      </w:r>
+      <w:r>
+        <w:rPr>
+          <w:rFonts w:eastAsia="Times New Roman" w:cs="Times New Roman"/>
+          <w:b/>
+          <w:bCs/>
+          <w:color w:val="auto"/>
+          <w:kern w:val="0"/>
+          <w:sz w:val="24"/>
+          <w:szCs w:val="32"/>
+          <w:lang w:eastAsia="en-US"/>
+        </w:rPr>
+        <w:t xml:space="preserve"> Roles del equipo de trabajo</w:t>
+      </w:r>
+    </w:p>
+    <w:p>
+      <w:pPr>
+        <w:pStyle w:val="APALevel2"/>
+        <w:widowControl/>
+        <w:suppressAutoHyphens w:val="true"/>
+        <w:bidi w:val="0"/>
+        <w:spacing w:lineRule="auto" w:line="240"/>
+        <w:jc w:val="left"/>
+        <w:rPr>
+          <w:rFonts w:eastAsia="Times New Roman" w:cs="Times New Roman"/>
+          <w:b/>
+          <w:bCs/>
+          <w:color w:val="auto"/>
+          <w:kern w:val="0"/>
+          <w:sz w:val="24"/>
+          <w:szCs w:val="32"/>
+          <w:lang w:val="es-CO" w:eastAsia="en-US" w:bidi="ar-SA"/>
+        </w:rPr>
+      </w:pPr>
+      <w:r>
+        <w:rPr>
+          <w:rFonts w:eastAsia="Times New Roman" w:cs="Times New Roman"/>
+          <w:b w:val="false"/>
+          <w:bCs w:val="false"/>
+          <w:color w:val="auto"/>
+          <w:kern w:val="0"/>
+          <w:sz w:val="24"/>
+          <w:szCs w:val="32"/>
+          <w:lang w:eastAsia="en-US"/>
+        </w:rPr>
+        <w:t>Para el desarrollo del proyecto EduTech, el equipo de trabajo corresponde a los siguientes roles:</w:t>
+      </w:r>
+      <w:r>
+        <w:rPr/>
+        <w:t xml:space="preserve"> </w:t>
       </w:r>
     </w:p>
     <w:p>
@@ -4636,30 +4044,40 @@
         <w:widowControl/>
         <w:numPr>
           <w:ilvl w:val="0"/>
-          <w:numId w:val="0"/>
+          <w:numId w:val="8"/>
         </w:numPr>
         <w:suppressAutoHyphens w:val="true"/>
         <w:bidi w:val="0"/>
-        <w:spacing w:before="360" w:after="240"/>
-        <w:ind w:hanging="0" w:left="0"/>
-        <w:jc w:val="both"/>
-        <w:rPr>
-          <w:lang w:val="es-CO" w:bidi="ar-SA"/>
-        </w:rPr>
-      </w:pPr>
-      <w:r>
-        <w:rPr>
-          <w:rFonts w:eastAsia="Times New Roman" w:cs="Times New Roman"/>
-          <w:b w:val="false"/>
-          <w:bCs w:val="false"/>
-          <w:vanish w:val="false"/>
-          <w:color w:val="auto"/>
-          <w:kern w:val="0"/>
-          <w:sz w:val="24"/>
-          <w:szCs w:val="32"/>
-          <w:lang w:val="es-CO" w:eastAsia="en-US" w:bidi="ar-SA"/>
-        </w:rPr>
-        <w:t>Para la experiencia del usuario en la plataforma EduTech se centra en facilitar la interacción entre estudiantes y docentes mediante un entorno digital intuitivo y organizado, con esto se busca que los usuarios puedan realizar sus actividades académicas de manera rápida y eficiente, reduciendo confusión y mejorando la comunicación.</w:t>
+        <w:spacing w:lineRule="auto" w:line="240"/>
+        <w:jc w:val="left"/>
+        <w:rPr>
+          <w:rFonts w:eastAsia="Times New Roman" w:cs="Times New Roman"/>
+          <w:b/>
+          <w:bCs/>
+          <w:color w:val="auto"/>
+          <w:kern w:val="0"/>
+          <w:sz w:val="24"/>
+          <w:szCs w:val="32"/>
+          <w:lang w:val="es-CO" w:eastAsia="en-US" w:bidi="ar-SA"/>
+        </w:rPr>
+      </w:pPr>
+      <w:r>
+        <w:rPr>
+          <w:b/>
+          <w:bCs/>
+        </w:rPr>
+        <w:t xml:space="preserve">Product Owner </w:t>
+      </w:r>
+      <w:r>
+        <w:rPr>
+          <w:b/>
+          <w:bCs/>
+        </w:rPr>
+        <w:t>(Alejandro Rodriguez)</w:t>
+      </w:r>
+      <w:r>
+        <w:rPr/>
+        <w:t xml:space="preserve">: Define y prioriza los requisitos del sistema, asegurando que las funcionalidades de registro, autenticación y gestión de usuarios cumplan con las necesidades del proyecto. </w:t>
       </w:r>
     </w:p>
     <w:p>
@@ -4668,30 +4086,124 @@
         <w:widowControl/>
         <w:numPr>
           <w:ilvl w:val="0"/>
-          <w:numId w:val="0"/>
+          <w:numId w:val="8"/>
         </w:numPr>
         <w:suppressAutoHyphens w:val="true"/>
         <w:bidi w:val="0"/>
-        <w:spacing w:before="360" w:after="240"/>
-        <w:ind w:hanging="0" w:left="0"/>
-        <w:jc w:val="both"/>
-        <w:rPr>
-          <w:lang w:val="es-CO" w:bidi="ar-SA"/>
-        </w:rPr>
-      </w:pPr>
-      <w:r>
-        <w:rPr>
-          <w:rFonts w:eastAsia="Times New Roman" w:cs="Times New Roman"/>
-          <w:b w:val="false"/>
-          <w:bCs w:val="false"/>
-          <w:vanish w:val="false"/>
-          <w:color w:val="auto"/>
-          <w:kern w:val="0"/>
-          <w:sz w:val="24"/>
-          <w:szCs w:val="32"/>
-          <w:lang w:val="es-CO" w:eastAsia="en-US" w:bidi="ar-SA"/>
-        </w:rPr>
-        <w:t>Para ello, es necesario tener los puntos de vista del usuario con el sistema empleando herramientas como lo son el Customer Journey Map, User Flow y User Map.</w:t>
+        <w:spacing w:lineRule="auto" w:line="240"/>
+        <w:jc w:val="left"/>
+        <w:rPr>
+          <w:rFonts w:eastAsia="Times New Roman" w:cs="Times New Roman"/>
+          <w:b/>
+          <w:bCs/>
+          <w:color w:val="auto"/>
+          <w:kern w:val="0"/>
+          <w:sz w:val="24"/>
+          <w:szCs w:val="32"/>
+          <w:lang w:val="es-CO" w:eastAsia="en-US" w:bidi="ar-SA"/>
+        </w:rPr>
+      </w:pPr>
+      <w:r>
+        <w:rPr>
+          <w:b/>
+          <w:bCs/>
+        </w:rPr>
+        <w:t xml:space="preserve">Scrum Master </w:t>
+      </w:r>
+      <w:r>
+        <w:rPr>
+          <w:b/>
+          <w:bCs/>
+        </w:rPr>
+        <w:t>(Andrés Luengas)</w:t>
+      </w:r>
+      <w:r>
+        <w:rPr/>
+        <w:t xml:space="preserve">: Facilita el desarrollo del sprint, organiza las reuniones y elimina impedimentos, garantizando el cumplimiento de la metodología Scrum. </w:t>
+      </w:r>
+    </w:p>
+    <w:p>
+      <w:pPr>
+        <w:pStyle w:val="APALevel2"/>
+        <w:widowControl/>
+        <w:numPr>
+          <w:ilvl w:val="0"/>
+          <w:numId w:val="8"/>
+        </w:numPr>
+        <w:suppressAutoHyphens w:val="true"/>
+        <w:bidi w:val="0"/>
+        <w:spacing w:lineRule="auto" w:line="240"/>
+        <w:jc w:val="left"/>
+        <w:rPr>
+          <w:rFonts w:eastAsia="Times New Roman" w:cs="Times New Roman"/>
+          <w:b/>
+          <w:bCs/>
+          <w:color w:val="auto"/>
+          <w:kern w:val="0"/>
+          <w:sz w:val="24"/>
+          <w:szCs w:val="32"/>
+          <w:lang w:val="es-CO" w:eastAsia="en-US" w:bidi="ar-SA"/>
+        </w:rPr>
+      </w:pPr>
+      <w:r>
+        <w:rPr>
+          <w:b/>
+          <w:bCs/>
+        </w:rPr>
+        <w:t xml:space="preserve">El equipo de desarrollo </w:t>
+      </w:r>
+      <w:r>
+        <w:rPr>
+          <w:b/>
+          <w:bCs/>
+        </w:rPr>
+        <w:t>(Andrés y Alejandro)</w:t>
+      </w:r>
+      <w:r>
+        <w:rPr/>
+        <w:t xml:space="preserve">: Implementa las funcionalidades del sistema, incluyendo el registro de usuarios, inicio de sesión, gestión de roles y edición de perfil, además de la estructura inicial de la base de datos. </w:t>
+      </w:r>
+    </w:p>
+    <w:p>
+      <w:pPr>
+        <w:pStyle w:val="APALevel2"/>
+        <w:widowControl/>
+        <w:numPr>
+          <w:ilvl w:val="0"/>
+          <w:numId w:val="8"/>
+        </w:numPr>
+        <w:suppressAutoHyphens w:val="true"/>
+        <w:bidi w:val="0"/>
+        <w:spacing w:lineRule="auto" w:line="240"/>
+        <w:jc w:val="left"/>
+        <w:rPr>
+          <w:rFonts w:eastAsia="Times New Roman" w:cs="Times New Roman"/>
+          <w:b/>
+          <w:bCs/>
+          <w:color w:val="auto"/>
+          <w:kern w:val="0"/>
+          <w:sz w:val="24"/>
+          <w:szCs w:val="32"/>
+          <w:lang w:val="es-CO" w:eastAsia="en-US" w:bidi="ar-SA"/>
+        </w:rPr>
+      </w:pPr>
+      <w:r>
+        <w:rPr>
+          <w:b/>
+          <w:bCs/>
+        </w:rPr>
+        <w:t xml:space="preserve">Tester </w:t>
+      </w:r>
+      <w:r>
+        <w:rPr>
+          <w:b/>
+          <w:bCs/>
+        </w:rPr>
+        <w:t>(Andrés Luengas)</w:t>
+      </w:r>
+      <w:r>
+        <w:rPr/>
+        <w:t xml:space="preserve">: Validará que todas las funcionalidades desarrolladas funcionen correctamente, verificando la seguridad de los datos, la correcta autenticación y la usabilidad de la interfaz. </w:t>
       </w:r>
     </w:p>
     <w:p>
@@ -4700,13 +4212,8 @@
         <w:widowControl/>
         <w:suppressAutoHyphens w:val="true"/>
         <w:bidi w:val="0"/>
-        <w:spacing w:lineRule="auto" w:line="240" w:before="360" w:after="240"/>
+        <w:spacing w:lineRule="auto" w:line="240"/>
         <w:jc w:val="left"/>
-        <w:rPr>
-          <w:lang w:val="es-CO" w:bidi="ar-SA"/>
-        </w:rPr>
-      </w:pPr>
-      <w:r>
         <w:rPr>
           <w:rFonts w:eastAsia="Times New Roman" w:cs="Times New Roman"/>
           <w:b/>
@@ -4715,36 +4222,11 @@
           <w:kern w:val="0"/>
           <w:sz w:val="24"/>
           <w:szCs w:val="32"/>
-          <w:u w:val="none"/>
-          <w:lang w:val="es-CO" w:eastAsia="en-US" w:bidi="ar-SA"/>
-        </w:rPr>
-        <w:t>5</w:t>
-      </w:r>
-      <w:r>
-        <w:rPr>
-          <w:rFonts w:eastAsia="Times New Roman" w:cs="Times New Roman"/>
-          <w:color w:val="auto"/>
-          <w:kern w:val="0"/>
-          <w:sz w:val="24"/>
-          <w:szCs w:val="32"/>
-          <w:u w:val="none"/>
-          <w:lang w:val="es-CO" w:eastAsia="en-US" w:bidi="ar-SA"/>
-        </w:rPr>
-        <w:t>.</w:t>
-      </w:r>
-      <w:r>
-        <w:rPr>
-          <w:rFonts w:eastAsia="Times New Roman" w:cs="Times New Roman"/>
-          <w:b/>
-          <w:bCs/>
-          <w:color w:val="auto"/>
-          <w:kern w:val="0"/>
-          <w:sz w:val="24"/>
-          <w:szCs w:val="32"/>
-          <w:u w:val="none"/>
-          <w:lang w:val="es-CO" w:eastAsia="en-US" w:bidi="ar-SA"/>
-        </w:rPr>
-        <w:t>1 Customer Journey Map</w:t>
+          <w:lang w:val="es-CO" w:eastAsia="en-US" w:bidi="ar-SA"/>
+        </w:rPr>
+      </w:pPr>
+      <w:r>
+        <w:rPr/>
       </w:r>
     </w:p>
     <w:p>
@@ -4753,51 +4235,398 @@
         <w:widowControl/>
         <w:suppressAutoHyphens w:val="true"/>
         <w:bidi w:val="0"/>
-        <w:spacing w:lineRule="auto" w:line="240" w:before="360" w:after="240"/>
+        <w:spacing w:lineRule="auto" w:line="240"/>
         <w:jc w:val="left"/>
         <w:rPr>
-          <w:lang w:val="es-CO" w:bidi="ar-SA"/>
-        </w:rPr>
-      </w:pPr>
-      <w:r>
-        <w:rPr>
-          <w:rFonts w:eastAsia="Times New Roman" w:cs="Times New Roman"/>
-          <w:color w:val="auto"/>
-          <w:kern w:val="0"/>
-          <w:sz w:val="24"/>
-          <w:szCs w:val="32"/>
-          <w:u w:val="none"/>
-          <w:lang w:val="es-CO" w:eastAsia="en-US" w:bidi="ar-SA"/>
-        </w:rPr>
-        <w:t>El Customer Journey Map ayuda a identificar las diferentes etapas que atraviesa el usuario al interactuar con EduTech, asi como sus acciones, pensamientos y emisiones durante el proceso. Esta herramienta ayudara a la comprensión de la IX Experiencia del Usuario, permitiendo detectar posibles dificultades y oportunidades de mejora en el sistema.</w:t>
-      </w:r>
-    </w:p>
-    <w:p>
-      <w:pPr>
-        <w:pStyle w:val="BodyText"/>
-        <w:ind w:hanging="0"/>
+          <w:rFonts w:eastAsia="Times New Roman" w:cs="Times New Roman"/>
+          <w:b w:val="false"/>
+          <w:bCs w:val="false"/>
+          <w:color w:val="auto"/>
+          <w:kern w:val="0"/>
+          <w:sz w:val="24"/>
+          <w:szCs w:val="32"/>
+          <w:lang w:val="es-CO" w:eastAsia="en-US" w:bidi="ar-SA"/>
+        </w:rPr>
+      </w:pPr>
+      <w:r>
+        <w:rPr>
+          <w:rFonts w:eastAsia="Times New Roman" w:cs="Times New Roman"/>
+          <w:b/>
+          <w:bCs/>
+          <w:color w:val="auto"/>
+          <w:kern w:val="0"/>
+          <w:sz w:val="24"/>
+          <w:szCs w:val="32"/>
+          <w:lang w:eastAsia="en-US"/>
+        </w:rPr>
+        <w:t>4.</w:t>
+      </w:r>
+      <w:r>
+        <w:rPr>
+          <w:rFonts w:eastAsia="Times New Roman" w:cs="Times New Roman"/>
+          <w:b/>
+          <w:bCs/>
+          <w:color w:val="auto"/>
+          <w:kern w:val="0"/>
+          <w:sz w:val="24"/>
+          <w:szCs w:val="32"/>
+          <w:lang w:eastAsia="en-US"/>
+        </w:rPr>
+        <w:t>3</w:t>
+      </w:r>
+      <w:r>
+        <w:rPr>
+          <w:rFonts w:eastAsia="Times New Roman" w:cs="Times New Roman"/>
+          <w:b/>
+          <w:bCs/>
+          <w:color w:val="auto"/>
+          <w:kern w:val="0"/>
+          <w:sz w:val="24"/>
+          <w:szCs w:val="32"/>
+          <w:lang w:eastAsia="en-US"/>
+        </w:rPr>
+        <w:t xml:space="preserve"> Organización del trabajo mediante Sprints</w:t>
+      </w:r>
+    </w:p>
+    <w:p>
+      <w:pPr>
+        <w:pStyle w:val="APALevel2"/>
+        <w:widowControl/>
+        <w:suppressAutoHyphens w:val="true"/>
+        <w:bidi w:val="0"/>
+        <w:spacing w:lineRule="auto" w:line="240"/>
         <w:jc w:val="left"/>
         <w:rPr>
-          <w:lang w:val="es-CO" w:bidi="ar-SA"/>
-        </w:rPr>
-      </w:pPr>
-      <w:r>
-        <w:rPr>
-          <w:lang w:val="es-CO" w:bidi="ar-SA"/>
+          <w:rFonts w:eastAsia="Times New Roman" w:cs="Times New Roman"/>
+          <w:b w:val="false"/>
+          <w:bCs w:val="false"/>
+          <w:color w:val="auto"/>
+          <w:kern w:val="0"/>
+          <w:sz w:val="24"/>
+          <w:szCs w:val="32"/>
+          <w:lang w:val="es-CO" w:eastAsia="en-US" w:bidi="ar-SA"/>
+        </w:rPr>
+      </w:pPr>
+      <w:r>
+        <w:rPr>
+          <w:rFonts w:eastAsia="Times New Roman" w:cs="Times New Roman"/>
+          <w:b w:val="false"/>
+          <w:bCs w:val="false"/>
+          <w:color w:val="auto"/>
+          <w:kern w:val="0"/>
+          <w:sz w:val="24"/>
+          <w:szCs w:val="32"/>
+          <w:lang w:eastAsia="en-US"/>
+        </w:rPr>
+        <w:t>Para el desarrollo del proyecto EduTech se organizara por sprints comprendidos en una duración de dos semanas cada sprint en los cuales se desarrollara funcionalidades especificas, cada sprint debe incluir:</w:t>
+      </w:r>
+    </w:p>
+    <w:p>
+      <w:pPr>
+        <w:pStyle w:val="APALevel2"/>
+        <w:widowControl/>
+        <w:numPr>
+          <w:ilvl w:val="0"/>
+          <w:numId w:val="9"/>
+        </w:numPr>
+        <w:suppressAutoHyphens w:val="true"/>
+        <w:bidi w:val="0"/>
+        <w:spacing w:lineRule="auto" w:line="240"/>
+        <w:jc w:val="left"/>
+        <w:rPr>
+          <w:rFonts w:eastAsia="Times New Roman" w:cs="Times New Roman"/>
+          <w:b w:val="false"/>
+          <w:bCs w:val="false"/>
+          <w:color w:val="auto"/>
+          <w:kern w:val="0"/>
+          <w:sz w:val="24"/>
+          <w:szCs w:val="32"/>
+          <w:lang w:eastAsia="en-US"/>
+        </w:rPr>
+      </w:pPr>
+      <w:r>
+        <w:rPr>
+          <w:rFonts w:eastAsia="Times New Roman" w:cs="Times New Roman"/>
+          <w:b w:val="false"/>
+          <w:bCs w:val="false"/>
+          <w:color w:val="auto"/>
+          <w:kern w:val="0"/>
+          <w:sz w:val="24"/>
+          <w:szCs w:val="32"/>
+          <w:lang w:eastAsia="en-US"/>
+        </w:rPr>
+        <w:t xml:space="preserve">Planificación de </w:t>
+      </w:r>
+      <w:r>
+        <w:rPr>
+          <w:rFonts w:eastAsia="Times New Roman" w:cs="Times New Roman"/>
+          <w:b w:val="false"/>
+          <w:bCs w:val="false"/>
+          <w:color w:val="auto"/>
+          <w:kern w:val="0"/>
+          <w:sz w:val="24"/>
+          <w:szCs w:val="32"/>
+          <w:lang w:eastAsia="en-US"/>
+        </w:rPr>
+        <w:t>a</w:t>
+      </w:r>
+      <w:r>
+        <w:rPr>
+          <w:rFonts w:eastAsia="Times New Roman" w:cs="Times New Roman"/>
+          <w:b w:val="false"/>
+          <w:bCs w:val="false"/>
+          <w:color w:val="auto"/>
+          <w:kern w:val="0"/>
+          <w:sz w:val="24"/>
+          <w:szCs w:val="32"/>
+          <w:lang w:eastAsia="en-US"/>
+        </w:rPr>
+        <w:t>ctividades</w:t>
+      </w:r>
+    </w:p>
+    <w:p>
+      <w:pPr>
+        <w:pStyle w:val="APALevel2"/>
+        <w:widowControl/>
+        <w:numPr>
+          <w:ilvl w:val="0"/>
+          <w:numId w:val="9"/>
+        </w:numPr>
+        <w:suppressAutoHyphens w:val="true"/>
+        <w:bidi w:val="0"/>
+        <w:spacing w:lineRule="auto" w:line="240"/>
+        <w:jc w:val="left"/>
+        <w:rPr>
+          <w:rFonts w:eastAsia="Times New Roman" w:cs="Times New Roman"/>
+          <w:b w:val="false"/>
+          <w:bCs w:val="false"/>
+          <w:color w:val="auto"/>
+          <w:kern w:val="0"/>
+          <w:sz w:val="24"/>
+          <w:szCs w:val="32"/>
+          <w:lang w:eastAsia="en-US"/>
+        </w:rPr>
+      </w:pPr>
+      <w:r>
+        <w:rPr>
+          <w:rFonts w:eastAsia="Times New Roman" w:cs="Times New Roman"/>
+          <w:b w:val="false"/>
+          <w:bCs w:val="false"/>
+          <w:color w:val="auto"/>
+          <w:kern w:val="0"/>
+          <w:sz w:val="24"/>
+          <w:szCs w:val="32"/>
+          <w:lang w:eastAsia="en-US"/>
+        </w:rPr>
+        <w:t>Desarrollo de funcionalidades</w:t>
+      </w:r>
+    </w:p>
+    <w:p>
+      <w:pPr>
+        <w:pStyle w:val="APALevel2"/>
+        <w:widowControl/>
+        <w:numPr>
+          <w:ilvl w:val="0"/>
+          <w:numId w:val="9"/>
+        </w:numPr>
+        <w:suppressAutoHyphens w:val="true"/>
+        <w:bidi w:val="0"/>
+        <w:spacing w:lineRule="auto" w:line="240"/>
+        <w:jc w:val="left"/>
+        <w:rPr>
+          <w:rFonts w:eastAsia="Times New Roman" w:cs="Times New Roman"/>
+          <w:b w:val="false"/>
+          <w:bCs w:val="false"/>
+          <w:color w:val="auto"/>
+          <w:kern w:val="0"/>
+          <w:sz w:val="24"/>
+          <w:szCs w:val="32"/>
+          <w:lang w:eastAsia="en-US"/>
+        </w:rPr>
+      </w:pPr>
+      <w:r>
+        <w:rPr>
+          <w:rFonts w:eastAsia="Times New Roman" w:cs="Times New Roman"/>
+          <w:b w:val="false"/>
+          <w:bCs w:val="false"/>
+          <w:color w:val="auto"/>
+          <w:kern w:val="0"/>
+          <w:sz w:val="24"/>
+          <w:szCs w:val="32"/>
+          <w:lang w:eastAsia="en-US"/>
+        </w:rPr>
+        <w:t>Revisión de avances</w:t>
+      </w:r>
+    </w:p>
+    <w:p>
+      <w:pPr>
+        <w:pStyle w:val="APALevel2"/>
+        <w:widowControl/>
+        <w:numPr>
+          <w:ilvl w:val="0"/>
+          <w:numId w:val="9"/>
+        </w:numPr>
+        <w:suppressAutoHyphens w:val="true"/>
+        <w:bidi w:val="0"/>
+        <w:spacing w:lineRule="auto" w:line="240"/>
+        <w:jc w:val="left"/>
+        <w:rPr>
+          <w:rFonts w:eastAsia="Times New Roman" w:cs="Times New Roman"/>
+          <w:b w:val="false"/>
+          <w:bCs w:val="false"/>
+          <w:color w:val="auto"/>
+          <w:kern w:val="0"/>
+          <w:sz w:val="24"/>
+          <w:szCs w:val="32"/>
+          <w:lang w:eastAsia="en-US"/>
+        </w:rPr>
+      </w:pPr>
+      <w:r>
+        <w:rPr>
+          <w:rFonts w:eastAsia="Times New Roman" w:cs="Times New Roman"/>
+          <w:b w:val="false"/>
+          <w:bCs w:val="false"/>
+          <w:color w:val="auto"/>
+          <w:kern w:val="0"/>
+          <w:sz w:val="24"/>
+          <w:szCs w:val="32"/>
+          <w:lang w:eastAsia="en-US"/>
+        </w:rPr>
+        <w:t xml:space="preserve">Evaluación de resultados </w:t>
+      </w:r>
+    </w:p>
+    <w:p>
+      <w:pPr>
+        <w:pStyle w:val="APALevel2"/>
+        <w:widowControl/>
+        <w:suppressAutoHyphens w:val="true"/>
+        <w:bidi w:val="0"/>
+        <w:spacing w:lineRule="auto" w:line="240"/>
+        <w:jc w:val="left"/>
+        <w:rPr>
+          <w:rFonts w:eastAsia="Times New Roman" w:cs="Times New Roman"/>
+          <w:b w:val="false"/>
+          <w:bCs w:val="false"/>
+          <w:color w:val="auto"/>
+          <w:kern w:val="0"/>
+          <w:sz w:val="24"/>
+          <w:szCs w:val="32"/>
+          <w:lang w:eastAsia="en-US"/>
+        </w:rPr>
+      </w:pPr>
+      <w:r>
+        <w:rPr>
+          <w:rFonts w:eastAsia="Times New Roman" w:cs="Times New Roman"/>
+          <w:b w:val="false"/>
+          <w:bCs w:val="false"/>
+          <w:color w:val="auto"/>
+          <w:kern w:val="0"/>
+          <w:sz w:val="24"/>
+          <w:szCs w:val="32"/>
+          <w:lang w:eastAsia="en-US"/>
+        </w:rPr>
+      </w:r>
+    </w:p>
+    <w:p>
+      <w:pPr>
+        <w:pStyle w:val="APALevel2"/>
+        <w:widowControl/>
+        <w:suppressAutoHyphens w:val="true"/>
+        <w:bidi w:val="0"/>
+        <w:spacing w:lineRule="auto" w:line="240"/>
+        <w:jc w:val="left"/>
+        <w:rPr>
+          <w:rFonts w:eastAsia="Times New Roman" w:cs="Times New Roman"/>
+          <w:b w:val="false"/>
+          <w:bCs w:val="false"/>
+          <w:color w:val="auto"/>
+          <w:kern w:val="0"/>
+          <w:sz w:val="24"/>
+          <w:szCs w:val="32"/>
+          <w:lang w:eastAsia="en-US"/>
+        </w:rPr>
+      </w:pPr>
+      <w:r>
+        <w:rPr>
+          <w:rFonts w:eastAsia="Times New Roman" w:cs="Times New Roman"/>
+          <w:b w:val="false"/>
+          <w:bCs w:val="false"/>
+          <w:color w:val="auto"/>
+          <w:kern w:val="0"/>
+          <w:sz w:val="24"/>
+          <w:szCs w:val="32"/>
+          <w:lang w:eastAsia="en-US"/>
+        </w:rPr>
+        <w:t>Esto ayudara a tener una visión clara y real del progreso del proyecto.</w:t>
+      </w:r>
+    </w:p>
+    <w:p>
+      <w:pPr>
+        <w:pStyle w:val="APALevel2"/>
+        <w:widowControl/>
+        <w:suppressAutoHyphens w:val="true"/>
+        <w:bidi w:val="0"/>
+        <w:spacing w:lineRule="auto" w:line="240"/>
+        <w:jc w:val="left"/>
+        <w:rPr>
+          <w:rFonts w:eastAsia="Times New Roman" w:cs="Times New Roman"/>
+          <w:b w:val="false"/>
+          <w:bCs w:val="false"/>
+          <w:color w:val="auto"/>
+          <w:kern w:val="0"/>
+          <w:sz w:val="24"/>
+          <w:szCs w:val="32"/>
+          <w:lang w:eastAsia="en-US"/>
+        </w:rPr>
+      </w:pPr>
+      <w:r>
+        <w:rPr>
+          <w:rFonts w:eastAsia="Times New Roman" w:cs="Times New Roman"/>
+          <w:b w:val="false"/>
+          <w:bCs w:val="false"/>
+          <w:color w:val="auto"/>
+          <w:kern w:val="0"/>
+          <w:sz w:val="24"/>
+          <w:szCs w:val="32"/>
+          <w:lang w:eastAsia="en-US"/>
+        </w:rPr>
+      </w:r>
+    </w:p>
+    <w:p>
+      <w:pPr>
+        <w:pStyle w:val="APALevel2"/>
+        <w:widowControl/>
+        <w:suppressAutoHyphens w:val="true"/>
+        <w:bidi w:val="0"/>
+        <w:spacing w:lineRule="auto" w:line="240"/>
+        <w:jc w:val="left"/>
+        <w:rPr>
+          <w:rFonts w:eastAsia="Times New Roman" w:cs="Times New Roman"/>
+          <w:b w:val="false"/>
+          <w:bCs w:val="false"/>
+          <w:color w:val="auto"/>
+          <w:kern w:val="0"/>
+          <w:sz w:val="24"/>
+          <w:szCs w:val="32"/>
+          <w:lang w:eastAsia="en-US"/>
+        </w:rPr>
+      </w:pPr>
+      <w:r>
+        <w:rPr>
+          <w:rFonts w:eastAsia="Times New Roman" w:cs="Times New Roman"/>
+          <w:b w:val="false"/>
+          <w:bCs w:val="false"/>
+          <w:color w:val="auto"/>
+          <w:kern w:val="0"/>
+          <w:sz w:val="24"/>
+          <w:szCs w:val="32"/>
+          <w:lang w:eastAsia="en-US"/>
         </w:rPr>
         <w:drawing>
-          <wp:anchor distT="0" distB="0" distL="0" distR="0" simplePos="0" relativeHeight="34" behindDoc="0" locked="0" layoutInCell="0" allowOverlap="1">
-            <wp:simplePos x="0" y="0"/>
-            <wp:positionH relativeFrom="column">
-              <wp:posOffset>0</wp:posOffset>
-            </wp:positionH>
-            <wp:positionV relativeFrom="paragraph">
-              <wp:posOffset>67945</wp:posOffset>
-            </wp:positionV>
-            <wp:extent cx="5731510" cy="1671955"/>
+          <wp:inline distT="0" distB="0" distL="0" distR="0">
+            <wp:extent cx="5930265" cy="2392045"/>
             <wp:effectExtent l="0" t="0" r="0" b="0"/>
-            <wp:wrapSquare wrapText="largest"/>
-            <wp:docPr id="2" name="Imagen6"/>
+            <wp:docPr id="2" name="Imagen4 Copia 1"/>
             <wp:cNvGraphicFramePr>
               <a:graphicFrameLocks xmlns:a="http://schemas.openxmlformats.org/drawingml/2006/main" noChangeAspect="1"/>
             </wp:cNvGraphicFramePr>
@@ -4805,7 +4634,7 @@
               <a:graphicData uri="http://schemas.openxmlformats.org/drawingml/2006/picture">
                 <pic:pic xmlns:pic="http://schemas.openxmlformats.org/drawingml/2006/picture">
                   <pic:nvPicPr>
-                    <pic:cNvPr id="2" name="Imagen6"/>
+                    <pic:cNvPr id="2" name="Imagen4 Copia 1"/>
                     <pic:cNvPicPr>
                       <a:picLocks noChangeAspect="1" noChangeArrowheads="1"/>
                     </pic:cNvPicPr>
@@ -4819,7 +4648,898 @@
                   <pic:spPr bwMode="auto">
                     <a:xfrm>
                       <a:off x="0" y="0"/>
-                      <a:ext cx="5731510" cy="1671955"/>
+                      <a:ext cx="5930265" cy="2392045"/>
+                    </a:xfrm>
+                    <a:prstGeom prst="rect">
+                      <a:avLst/>
+                    </a:prstGeom>
+                    <a:noFill/>
+                  </pic:spPr>
+                </pic:pic>
+              </a:graphicData>
+            </a:graphic>
+          </wp:inline>
+        </w:drawing>
+      </w:r>
+    </w:p>
+    <w:p>
+      <w:pPr>
+        <w:pStyle w:val="APALevel2"/>
+        <w:widowControl/>
+        <w:suppressAutoHyphens w:val="true"/>
+        <w:bidi w:val="0"/>
+        <w:spacing w:lineRule="auto" w:line="240"/>
+        <w:jc w:val="left"/>
+        <w:rPr>
+          <w:rFonts w:eastAsia="Times New Roman" w:cs="Times New Roman"/>
+          <w:b w:val="false"/>
+          <w:bCs w:val="false"/>
+          <w:color w:val="auto"/>
+          <w:kern w:val="0"/>
+          <w:sz w:val="24"/>
+          <w:szCs w:val="32"/>
+          <w:lang w:eastAsia="en-US"/>
+        </w:rPr>
+      </w:pPr>
+      <w:hyperlink r:id="rId4">
+        <w:r>
+          <w:rPr>
+            <w:rStyle w:val="Hyperlink"/>
+            <w:rFonts w:eastAsia="Times New Roman" w:cs="Times New Roman"/>
+            <w:b w:val="false"/>
+            <w:bCs w:val="false"/>
+            <w:color w:val="auto"/>
+            <w:kern w:val="0"/>
+            <w:sz w:val="24"/>
+            <w:szCs w:val="32"/>
+            <w:lang w:eastAsia="en-US"/>
+          </w:rPr>
+          <w:t>EduTech - Tablero de scrum - Jira</w:t>
+        </w:r>
+      </w:hyperlink>
+      <w:r>
+        <w:rPr>
+          <w:rFonts w:eastAsia="Times New Roman" w:cs="Times New Roman"/>
+          <w:b w:val="false"/>
+          <w:bCs w:val="false"/>
+          <w:color w:val="auto"/>
+          <w:kern w:val="0"/>
+          <w:sz w:val="24"/>
+          <w:szCs w:val="32"/>
+          <w:lang w:eastAsia="en-US"/>
+        </w:rPr>
+        <w:t xml:space="preserve"> </w:t>
+      </w:r>
+    </w:p>
+    <w:p>
+      <w:pPr>
+        <w:pStyle w:val="APALevel2"/>
+        <w:widowControl/>
+        <w:suppressAutoHyphens w:val="true"/>
+        <w:bidi w:val="0"/>
+        <w:spacing w:lineRule="auto" w:line="240"/>
+        <w:jc w:val="left"/>
+        <w:rPr>
+          <w:rFonts w:eastAsia="Times New Roman" w:cs="Times New Roman"/>
+          <w:b w:val="false"/>
+          <w:bCs w:val="false"/>
+          <w:color w:val="auto"/>
+          <w:kern w:val="0"/>
+          <w:sz w:val="24"/>
+          <w:szCs w:val="32"/>
+          <w:lang w:eastAsia="en-US"/>
+        </w:rPr>
+      </w:pPr>
+      <w:r>
+        <w:rPr>
+          <w:rFonts w:eastAsia="Times New Roman" w:cs="Times New Roman"/>
+          <w:b w:val="false"/>
+          <w:bCs w:val="false"/>
+          <w:color w:val="auto"/>
+          <w:kern w:val="0"/>
+          <w:sz w:val="24"/>
+          <w:szCs w:val="32"/>
+          <w:lang w:eastAsia="en-US"/>
+        </w:rPr>
+      </w:r>
+    </w:p>
+    <w:p>
+      <w:pPr>
+        <w:pStyle w:val="APALevel2"/>
+        <w:widowControl/>
+        <w:suppressAutoHyphens w:val="true"/>
+        <w:bidi w:val="0"/>
+        <w:spacing w:lineRule="auto" w:line="240"/>
+        <w:jc w:val="left"/>
+        <w:rPr>
+          <w:rFonts w:eastAsia="Times New Roman" w:cs="Times New Roman"/>
+          <w:b w:val="false"/>
+          <w:bCs w:val="false"/>
+          <w:color w:val="auto"/>
+          <w:kern w:val="0"/>
+          <w:sz w:val="24"/>
+          <w:szCs w:val="32"/>
+          <w:lang w:val="es-CO" w:eastAsia="en-US" w:bidi="ar-SA"/>
+        </w:rPr>
+      </w:pPr>
+      <w:r>
+        <w:rPr>
+          <w:b/>
+          <w:bCs/>
+        </w:rPr>
+        <w:t>4.</w:t>
+      </w:r>
+      <w:r>
+        <w:rPr>
+          <w:b/>
+          <w:bCs/>
+        </w:rPr>
+        <w:t>4</w:t>
+      </w:r>
+      <w:r>
+        <w:rPr>
+          <w:b/>
+          <w:bCs/>
+        </w:rPr>
+        <w:t xml:space="preserve"> Herramientas de gestión del proyecto</w:t>
+      </w:r>
+    </w:p>
+    <w:p>
+      <w:pPr>
+        <w:pStyle w:val="APALevel2"/>
+        <w:widowControl/>
+        <w:suppressAutoHyphens w:val="true"/>
+        <w:bidi w:val="0"/>
+        <w:spacing w:lineRule="auto" w:line="240"/>
+        <w:jc w:val="left"/>
+        <w:rPr>
+          <w:rFonts w:eastAsia="Times New Roman" w:cs="Times New Roman"/>
+          <w:b w:val="false"/>
+          <w:bCs w:val="false"/>
+          <w:color w:val="auto"/>
+          <w:kern w:val="0"/>
+          <w:sz w:val="24"/>
+          <w:szCs w:val="32"/>
+          <w:lang w:val="es-CO" w:eastAsia="en-US" w:bidi="ar-SA"/>
+        </w:rPr>
+      </w:pPr>
+      <w:r>
+        <w:rPr>
+          <w:b w:val="false"/>
+          <w:bCs w:val="false"/>
+        </w:rPr>
+        <w:t>Para el desarrollo del proyecto se utilizaran las siguientes herramientas:</w:t>
+      </w:r>
+    </w:p>
+    <w:p>
+      <w:pPr>
+        <w:pStyle w:val="APALevel2"/>
+        <w:widowControl/>
+        <w:numPr>
+          <w:ilvl w:val="0"/>
+          <w:numId w:val="10"/>
+        </w:numPr>
+        <w:suppressAutoHyphens w:val="true"/>
+        <w:bidi w:val="0"/>
+        <w:spacing w:lineRule="auto" w:line="240" w:before="132" w:after="12"/>
+        <w:jc w:val="left"/>
+        <w:rPr>
+          <w:rFonts w:ascii="Times New Roman" w:hAnsi="Times New Roman" w:eastAsia="Times New Roman" w:cs="Times New Roman"/>
+          <w:i w:val="false"/>
+          <w:iCs w:val="false"/>
+          <w:color w:val="auto"/>
+          <w:kern w:val="0"/>
+          <w:sz w:val="24"/>
+          <w:szCs w:val="24"/>
+          <w:u w:val="none"/>
+          <w:lang w:val="es-EC" w:eastAsia="en-US" w:bidi="ar-SA"/>
+        </w:rPr>
+      </w:pPr>
+      <w:r>
+        <w:rPr>
+          <w:rFonts w:eastAsia="Times New Roman" w:cs="Times New Roman"/>
+          <w:b/>
+          <w:bCs/>
+          <w:i w:val="false"/>
+          <w:iCs w:val="false"/>
+          <w:color w:val="auto"/>
+          <w:kern w:val="0"/>
+          <w:sz w:val="24"/>
+          <w:szCs w:val="24"/>
+          <w:u w:val="none"/>
+          <w:lang w:val="es-EC" w:eastAsia="en-US" w:bidi="ar-SA"/>
+        </w:rPr>
+        <w:t>Jira</w:t>
+      </w:r>
+      <w:r>
+        <w:rPr>
+          <w:rFonts w:eastAsia="Times New Roman" w:cs="Times New Roman"/>
+          <w:i w:val="false"/>
+          <w:iCs w:val="false"/>
+          <w:color w:val="auto"/>
+          <w:kern w:val="0"/>
+          <w:sz w:val="24"/>
+          <w:szCs w:val="24"/>
+          <w:u w:val="none"/>
+          <w:lang w:val="es-EC" w:eastAsia="en-US" w:bidi="ar-SA"/>
+        </w:rPr>
+        <w:t>: Se utilizara para la gestión de tareas, organizando trabajo en sprints para poder evidenciar el progreso del proyecto.</w:t>
+      </w:r>
+    </w:p>
+    <w:p>
+      <w:pPr>
+        <w:pStyle w:val="APALevel2"/>
+        <w:widowControl/>
+        <w:numPr>
+          <w:ilvl w:val="0"/>
+          <w:numId w:val="10"/>
+        </w:numPr>
+        <w:suppressAutoHyphens w:val="true"/>
+        <w:bidi w:val="0"/>
+        <w:spacing w:lineRule="auto" w:line="240" w:before="132" w:after="12"/>
+        <w:jc w:val="left"/>
+        <w:rPr>
+          <w:rFonts w:ascii="Times New Roman" w:hAnsi="Times New Roman" w:eastAsia="Times New Roman" w:cs="Times New Roman"/>
+          <w:i w:val="false"/>
+          <w:iCs w:val="false"/>
+          <w:color w:val="auto"/>
+          <w:kern w:val="0"/>
+          <w:sz w:val="24"/>
+          <w:szCs w:val="24"/>
+          <w:u w:val="none"/>
+          <w:lang w:val="es-EC" w:eastAsia="en-US" w:bidi="ar-SA"/>
+        </w:rPr>
+      </w:pPr>
+      <w:r>
+        <w:rPr>
+          <w:rFonts w:eastAsia="Times New Roman" w:cs="Times New Roman"/>
+          <w:b/>
+          <w:bCs/>
+          <w:i w:val="false"/>
+          <w:iCs w:val="false"/>
+          <w:color w:val="auto"/>
+          <w:kern w:val="0"/>
+          <w:sz w:val="24"/>
+          <w:szCs w:val="24"/>
+          <w:u w:val="none"/>
+          <w:lang w:val="es-EC" w:eastAsia="en-US" w:bidi="ar-SA"/>
+        </w:rPr>
+        <w:t>GitHub</w:t>
+      </w:r>
+      <w:r>
+        <w:rPr>
+          <w:rFonts w:eastAsia="Times New Roman" w:cs="Times New Roman"/>
+          <w:i w:val="false"/>
+          <w:iCs w:val="false"/>
+          <w:color w:val="auto"/>
+          <w:kern w:val="0"/>
+          <w:sz w:val="24"/>
+          <w:szCs w:val="24"/>
+          <w:u w:val="none"/>
+          <w:lang w:val="es-EC" w:eastAsia="en-US" w:bidi="ar-SA"/>
+        </w:rPr>
+        <w:t>: Se utilizara para el control de versiones de código, documentación de forma colaborativa entre los integrantes del equipo.</w:t>
+      </w:r>
+    </w:p>
+    <w:p>
+      <w:pPr>
+        <w:pStyle w:val="APALevel2"/>
+        <w:widowControl/>
+        <w:numPr>
+          <w:ilvl w:val="0"/>
+          <w:numId w:val="10"/>
+        </w:numPr>
+        <w:suppressAutoHyphens w:val="true"/>
+        <w:bidi w:val="0"/>
+        <w:spacing w:lineRule="auto" w:line="240" w:before="132" w:after="12"/>
+        <w:jc w:val="left"/>
+        <w:rPr>
+          <w:rFonts w:ascii="Times New Roman" w:hAnsi="Times New Roman" w:eastAsia="Times New Roman" w:cs="Times New Roman"/>
+          <w:b/>
+          <w:bCs/>
+          <w:i w:val="false"/>
+          <w:iCs w:val="false"/>
+          <w:color w:val="auto"/>
+          <w:kern w:val="0"/>
+          <w:sz w:val="24"/>
+          <w:szCs w:val="24"/>
+          <w:u w:val="none"/>
+          <w:lang w:val="es-EC" w:eastAsia="en-US" w:bidi="ar-SA"/>
+        </w:rPr>
+      </w:pPr>
+      <w:r>
+        <w:rPr>
+          <w:rFonts w:eastAsia="Times New Roman" w:cs="Times New Roman"/>
+          <w:b/>
+          <w:bCs/>
+          <w:i w:val="false"/>
+          <w:iCs w:val="false"/>
+          <w:color w:val="auto"/>
+          <w:kern w:val="0"/>
+          <w:sz w:val="24"/>
+          <w:szCs w:val="24"/>
+          <w:u w:val="none"/>
+          <w:lang w:val="es-EC" w:eastAsia="en-US" w:bidi="ar-SA"/>
+        </w:rPr>
+        <w:t xml:space="preserve">Node.js y Express: </w:t>
+      </w:r>
+      <w:r>
+        <w:rPr>
+          <w:rFonts w:eastAsia="Times New Roman" w:cs="Times New Roman"/>
+          <w:b w:val="false"/>
+          <w:bCs w:val="false"/>
+          <w:i w:val="false"/>
+          <w:iCs w:val="false"/>
+          <w:color w:val="auto"/>
+          <w:kern w:val="0"/>
+          <w:sz w:val="24"/>
+          <w:szCs w:val="24"/>
+          <w:u w:val="none"/>
+          <w:lang w:val="es-EC" w:eastAsia="en-US" w:bidi="ar-SA"/>
+        </w:rPr>
+        <w:t>Se utilizaran para el desarrollo del backend, permitiendo la gestión de lógica del server.</w:t>
+      </w:r>
+    </w:p>
+    <w:p>
+      <w:pPr>
+        <w:pStyle w:val="APALevel2"/>
+        <w:widowControl/>
+        <w:numPr>
+          <w:ilvl w:val="0"/>
+          <w:numId w:val="10"/>
+        </w:numPr>
+        <w:suppressAutoHyphens w:val="true"/>
+        <w:bidi w:val="0"/>
+        <w:spacing w:lineRule="auto" w:line="240" w:before="132" w:after="12"/>
+        <w:jc w:val="left"/>
+        <w:rPr>
+          <w:rFonts w:ascii="Times New Roman" w:hAnsi="Times New Roman" w:eastAsia="Times New Roman" w:cs="Times New Roman"/>
+          <w:b w:val="false"/>
+          <w:bCs w:val="false"/>
+          <w:i w:val="false"/>
+          <w:iCs w:val="false"/>
+          <w:color w:val="auto"/>
+          <w:kern w:val="0"/>
+          <w:sz w:val="24"/>
+          <w:szCs w:val="24"/>
+          <w:u w:val="none"/>
+          <w:lang w:val="es-EC" w:eastAsia="en-US" w:bidi="ar-SA"/>
+        </w:rPr>
+      </w:pPr>
+      <w:r>
+        <w:rPr>
+          <w:rFonts w:eastAsia="Times New Roman" w:cs="Times New Roman"/>
+          <w:b/>
+          <w:bCs/>
+          <w:i w:val="false"/>
+          <w:iCs w:val="false"/>
+          <w:color w:val="auto"/>
+          <w:kern w:val="0"/>
+          <w:sz w:val="24"/>
+          <w:szCs w:val="24"/>
+          <w:u w:val="none"/>
+          <w:lang w:val="es-EC" w:eastAsia="en-US" w:bidi="ar-SA"/>
+        </w:rPr>
+        <w:t>React</w:t>
+      </w:r>
+      <w:r>
+        <w:rPr>
+          <w:rFonts w:eastAsia="Times New Roman" w:cs="Times New Roman"/>
+          <w:b w:val="false"/>
+          <w:bCs w:val="false"/>
+          <w:i w:val="false"/>
+          <w:iCs w:val="false"/>
+          <w:color w:val="auto"/>
+          <w:kern w:val="0"/>
+          <w:sz w:val="24"/>
+          <w:szCs w:val="24"/>
+          <w:u w:val="none"/>
+          <w:lang w:val="es-EC" w:eastAsia="en-US" w:bidi="ar-SA"/>
+        </w:rPr>
+        <w:t>: Se utilizara para el desarrollo del frontend ayudando a la creación de la interfaz de usuario IU sea dianmica e interactiva.</w:t>
+      </w:r>
+    </w:p>
+    <w:p>
+      <w:pPr>
+        <w:pStyle w:val="APALevel2"/>
+        <w:widowControl/>
+        <w:numPr>
+          <w:ilvl w:val="0"/>
+          <w:numId w:val="10"/>
+        </w:numPr>
+        <w:suppressAutoHyphens w:val="true"/>
+        <w:bidi w:val="0"/>
+        <w:spacing w:lineRule="auto" w:line="240" w:before="132" w:after="12"/>
+        <w:jc w:val="left"/>
+        <w:rPr>
+          <w:rFonts w:ascii="Times New Roman" w:hAnsi="Times New Roman" w:eastAsia="Times New Roman" w:cs="Times New Roman"/>
+          <w:b w:val="false"/>
+          <w:bCs w:val="false"/>
+          <w:i w:val="false"/>
+          <w:iCs w:val="false"/>
+          <w:color w:val="auto"/>
+          <w:kern w:val="0"/>
+          <w:sz w:val="24"/>
+          <w:szCs w:val="24"/>
+          <w:u w:val="none"/>
+          <w:lang w:val="es-EC" w:eastAsia="en-US" w:bidi="ar-SA"/>
+        </w:rPr>
+      </w:pPr>
+      <w:r>
+        <w:rPr>
+          <w:rFonts w:eastAsia="Times New Roman" w:cs="Times New Roman"/>
+          <w:b/>
+          <w:bCs/>
+          <w:i w:val="false"/>
+          <w:iCs w:val="false"/>
+          <w:color w:val="auto"/>
+          <w:kern w:val="0"/>
+          <w:sz w:val="24"/>
+          <w:szCs w:val="24"/>
+          <w:u w:val="none"/>
+          <w:lang w:val="es-EC" w:eastAsia="en-US" w:bidi="ar-SA"/>
+        </w:rPr>
+        <w:t>Mongo</w:t>
+      </w:r>
+      <w:r>
+        <w:rPr>
+          <w:rFonts w:eastAsia="Times New Roman" w:cs="Times New Roman"/>
+          <w:b w:val="false"/>
+          <w:bCs w:val="false"/>
+          <w:i w:val="false"/>
+          <w:iCs w:val="false"/>
+          <w:color w:val="auto"/>
+          <w:kern w:val="0"/>
+          <w:sz w:val="24"/>
+          <w:szCs w:val="24"/>
+          <w:u w:val="none"/>
+          <w:lang w:val="es-EC" w:eastAsia="en-US" w:bidi="ar-SA"/>
+        </w:rPr>
+        <w:t>:  Se utiliza</w:t>
+      </w:r>
+      <w:r>
+        <w:rPr>
+          <w:rFonts w:eastAsia="Times New Roman" w:cs="Times New Roman"/>
+          <w:b w:val="false"/>
+          <w:bCs w:val="false"/>
+          <w:i w:val="false"/>
+          <w:iCs w:val="false"/>
+          <w:color w:val="auto"/>
+          <w:kern w:val="0"/>
+          <w:sz w:val="24"/>
+          <w:szCs w:val="24"/>
+          <w:u w:val="none"/>
+          <w:lang w:val="es-EC" w:eastAsia="en-US" w:bidi="ar-SA"/>
+        </w:rPr>
+        <w:t>ra para el almacenamiento y gestión de la información.</w:t>
+      </w:r>
+    </w:p>
+    <w:p>
+      <w:pPr>
+        <w:pStyle w:val="APALevel2"/>
+        <w:widowControl/>
+        <w:numPr>
+          <w:ilvl w:val="0"/>
+          <w:numId w:val="10"/>
+        </w:numPr>
+        <w:suppressAutoHyphens w:val="true"/>
+        <w:bidi w:val="0"/>
+        <w:spacing w:lineRule="auto" w:line="240" w:before="132" w:after="12"/>
+        <w:jc w:val="left"/>
+        <w:rPr>
+          <w:rFonts w:ascii="Times New Roman" w:hAnsi="Times New Roman" w:eastAsia="Times New Roman" w:cs="Times New Roman"/>
+          <w:b w:val="false"/>
+          <w:bCs w:val="false"/>
+          <w:i w:val="false"/>
+          <w:iCs w:val="false"/>
+          <w:color w:val="auto"/>
+          <w:kern w:val="0"/>
+          <w:sz w:val="24"/>
+          <w:szCs w:val="24"/>
+          <w:u w:val="none"/>
+          <w:lang w:val="es-EC" w:eastAsia="en-US" w:bidi="ar-SA"/>
+        </w:rPr>
+      </w:pPr>
+      <w:r>
+        <w:rPr>
+          <w:rFonts w:eastAsia="Times New Roman" w:cs="Times New Roman"/>
+          <w:b/>
+          <w:bCs/>
+          <w:i w:val="false"/>
+          <w:iCs w:val="false"/>
+          <w:color w:val="auto"/>
+          <w:kern w:val="0"/>
+          <w:sz w:val="24"/>
+          <w:szCs w:val="24"/>
+          <w:u w:val="none"/>
+          <w:lang w:val="es-EC" w:eastAsia="en-US" w:bidi="ar-SA"/>
+        </w:rPr>
+        <w:t>Figma</w:t>
+      </w:r>
+      <w:r>
+        <w:rPr>
+          <w:rFonts w:eastAsia="Times New Roman" w:cs="Times New Roman"/>
+          <w:b w:val="false"/>
+          <w:bCs w:val="false"/>
+          <w:i w:val="false"/>
+          <w:iCs w:val="false"/>
+          <w:color w:val="auto"/>
+          <w:kern w:val="0"/>
+          <w:sz w:val="24"/>
+          <w:szCs w:val="24"/>
+          <w:u w:val="none"/>
+          <w:lang w:val="es-EC" w:eastAsia="en-US" w:bidi="ar-SA"/>
+        </w:rPr>
+        <w:t>: Se utilizara para el diseño de interfaces y prototipos, ayudando a la planeación de la experiencia del usuario UX.</w:t>
+      </w:r>
+    </w:p>
+    <w:p>
+      <w:pPr>
+        <w:pStyle w:val="APALevel2"/>
+        <w:widowControl/>
+        <w:numPr>
+          <w:ilvl w:val="0"/>
+          <w:numId w:val="10"/>
+        </w:numPr>
+        <w:suppressAutoHyphens w:val="true"/>
+        <w:bidi w:val="0"/>
+        <w:spacing w:lineRule="auto" w:line="240" w:before="132" w:after="12"/>
+        <w:jc w:val="left"/>
+        <w:rPr>
+          <w:rFonts w:ascii="Times New Roman" w:hAnsi="Times New Roman" w:eastAsia="Times New Roman" w:cs="Times New Roman"/>
+          <w:b w:val="false"/>
+          <w:bCs w:val="false"/>
+          <w:i w:val="false"/>
+          <w:iCs w:val="false"/>
+          <w:color w:val="auto"/>
+          <w:kern w:val="0"/>
+          <w:sz w:val="24"/>
+          <w:szCs w:val="24"/>
+          <w:u w:val="none"/>
+          <w:lang w:val="es-EC" w:eastAsia="en-US" w:bidi="ar-SA"/>
+        </w:rPr>
+      </w:pPr>
+      <w:r>
+        <w:rPr>
+          <w:rFonts w:eastAsia="Times New Roman" w:cs="Times New Roman"/>
+          <w:b/>
+          <w:bCs/>
+          <w:i w:val="false"/>
+          <w:iCs w:val="false"/>
+          <w:color w:val="auto"/>
+          <w:kern w:val="0"/>
+          <w:sz w:val="24"/>
+          <w:szCs w:val="24"/>
+          <w:u w:val="none"/>
+          <w:lang w:val="es-EC" w:eastAsia="en-US" w:bidi="ar-SA"/>
+        </w:rPr>
+        <w:t>DevOps</w:t>
+      </w:r>
+      <w:r>
+        <w:rPr>
+          <w:rFonts w:eastAsia="Times New Roman" w:cs="Times New Roman"/>
+          <w:b w:val="false"/>
+          <w:bCs w:val="false"/>
+          <w:i w:val="false"/>
+          <w:iCs w:val="false"/>
+          <w:color w:val="auto"/>
+          <w:kern w:val="0"/>
+          <w:sz w:val="24"/>
+          <w:szCs w:val="24"/>
+          <w:u w:val="none"/>
+          <w:lang w:val="es-EC" w:eastAsia="en-US" w:bidi="ar-SA"/>
+        </w:rPr>
+        <w:t>: Se aplicaran practicas básica para la integración y despliegue del sistema, optimizando el proceso de desarrollo.</w:t>
+      </w:r>
+    </w:p>
+    <w:p>
+      <w:pPr>
+        <w:pStyle w:val="APALevel2"/>
+        <w:widowControl/>
+        <w:suppressAutoHyphens w:val="true"/>
+        <w:bidi w:val="0"/>
+        <w:spacing w:lineRule="auto" w:line="240"/>
+        <w:jc w:val="left"/>
+        <w:rPr>
+          <w:rFonts w:eastAsia="Times New Roman" w:cs="Times New Roman"/>
+          <w:b w:val="false"/>
+          <w:bCs w:val="false"/>
+          <w:color w:val="auto"/>
+          <w:kern w:val="0"/>
+          <w:sz w:val="24"/>
+          <w:szCs w:val="32"/>
+          <w:lang w:eastAsia="en-US"/>
+        </w:rPr>
+      </w:pPr>
+      <w:r>
+        <w:rPr>
+          <w:rFonts w:eastAsia="Times New Roman" w:cs="Times New Roman"/>
+          <w:b w:val="false"/>
+          <w:bCs w:val="false"/>
+          <w:color w:val="auto"/>
+          <w:kern w:val="0"/>
+          <w:sz w:val="24"/>
+          <w:szCs w:val="32"/>
+          <w:lang w:eastAsia="en-US"/>
+        </w:rPr>
+      </w:r>
+    </w:p>
+    <w:p>
+      <w:pPr>
+        <w:pStyle w:val="APALevel2"/>
+        <w:widowControl/>
+        <w:suppressAutoHyphens w:val="true"/>
+        <w:bidi w:val="0"/>
+        <w:spacing w:lineRule="auto" w:line="240"/>
+        <w:jc w:val="left"/>
+        <w:rPr>
+          <w:rFonts w:eastAsia="Times New Roman" w:cs="Times New Roman"/>
+          <w:b w:val="false"/>
+          <w:bCs w:val="false"/>
+          <w:color w:val="auto"/>
+          <w:kern w:val="0"/>
+          <w:sz w:val="24"/>
+          <w:szCs w:val="32"/>
+          <w:lang w:eastAsia="en-US"/>
+        </w:rPr>
+      </w:pPr>
+      <w:r>
+        <w:rPr>
+          <w:rFonts w:eastAsia="Times New Roman" w:cs="Times New Roman"/>
+          <w:b w:val="false"/>
+          <w:bCs w:val="false"/>
+          <w:color w:val="auto"/>
+          <w:kern w:val="0"/>
+          <w:sz w:val="24"/>
+          <w:szCs w:val="32"/>
+          <w:lang w:eastAsia="en-US"/>
+        </w:rPr>
+      </w:r>
+    </w:p>
+    <w:p>
+      <w:pPr>
+        <w:pStyle w:val="BodyText"/>
+        <w:ind w:hanging="0"/>
+        <w:jc w:val="center"/>
+        <w:rPr>
+          <w:lang w:val="es-CO" w:bidi="ar-SA"/>
+        </w:rPr>
+      </w:pPr>
+      <w:r>
+        <w:rPr>
+          <w:b/>
+          <w:bCs/>
+          <w:lang w:val="es-CO" w:bidi="ar-SA"/>
+        </w:rPr>
+        <w:t>5. Experiencia del usuario</w:t>
+      </w:r>
+    </w:p>
+    <w:p>
+      <w:pPr>
+        <w:pStyle w:val="BodyText"/>
+        <w:ind w:hanging="0"/>
+        <w:jc w:val="both"/>
+        <w:rPr>
+          <w:lang w:val="es-CO" w:bidi="ar-SA"/>
+        </w:rPr>
+      </w:pPr>
+      <w:r>
+        <w:rPr>
+          <w:lang w:val="es-CO" w:bidi="ar-SA"/>
+        </w:rPr>
+        <w:t>En cuanto la especificación de los requisitos que serán necesarios para llevar acabo esta implantación tenemos que considerar los mas importantes que en este caso serán los siguientes:</w:t>
+      </w:r>
+    </w:p>
+    <w:p>
+      <w:pPr>
+        <w:pStyle w:val="APALevel2"/>
+        <w:widowControl/>
+        <w:suppressAutoHyphens w:val="true"/>
+        <w:bidi w:val="0"/>
+        <w:spacing w:lineRule="auto" w:line="240" w:before="132" w:after="12"/>
+        <w:jc w:val="both"/>
+        <w:rPr>
+          <w:rFonts w:ascii="Times New Roman" w:hAnsi="Times New Roman" w:eastAsia="Times New Roman" w:cs="Times New Roman"/>
+          <w:b/>
+          <w:bCs/>
+          <w:i w:val="false"/>
+          <w:iCs w:val="false"/>
+          <w:color w:val="auto"/>
+          <w:kern w:val="0"/>
+          <w:sz w:val="24"/>
+          <w:szCs w:val="32"/>
+          <w:lang w:val="es-CO" w:eastAsia="en-US" w:bidi="ar-SA"/>
+        </w:rPr>
+      </w:pPr>
+      <w:r>
+        <w:rPr>
+          <w:rFonts w:eastAsia="Times New Roman" w:cs="Times New Roman"/>
+          <w:b/>
+          <w:bCs/>
+          <w:i w:val="false"/>
+          <w:iCs w:val="false"/>
+          <w:color w:val="auto"/>
+          <w:kern w:val="0"/>
+          <w:sz w:val="24"/>
+          <w:szCs w:val="32"/>
+          <w:lang w:val="es-CO" w:eastAsia="en-US" w:bidi="ar-SA"/>
+        </w:rPr>
+        <w:t>5.1 Url Requisitos Funcionales</w:t>
+      </w:r>
+    </w:p>
+    <w:p>
+      <w:pPr>
+        <w:pStyle w:val="APALevel2"/>
+        <w:jc w:val="both"/>
+        <w:rPr/>
+      </w:pPr>
+      <w:r>
+        <w:fldChar w:fldCharType="begin"/>
+      </w:r>
+      <w:r>
+        <w:rPr>
+          <w:rStyle w:val="Hyperlink"/>
+          <w:rFonts w:eastAsia="Times New Roman" w:cs="Times New Roman"/>
+          <w:b w:val="false"/>
+          <w:bCs w:val="false"/>
+          <w:color w:val="2315DA"/>
+          <w:kern w:val="0"/>
+          <w:sz w:val="24"/>
+          <w:szCs w:val="32"/>
+          <w:lang w:val="es-CO" w:eastAsia="en-US" w:bidi="ar-SA"/>
+        </w:rPr>
+        <w:instrText xml:space="preserve"> HYPERLINK "https://docs.google.com/spreadsheets/d/1-yD4ZpaIf5WqDzsoGlweMaNFhxe5QPZ83V6OiPhTvnA/edit?gid=0" \l "gid=0"</w:instrText>
+      </w:r>
+      <w:r>
+        <w:rPr>
+          <w:rStyle w:val="Hyperlink"/>
+          <w:rFonts w:eastAsia="Times New Roman" w:cs="Times New Roman"/>
+          <w:b w:val="false"/>
+          <w:bCs w:val="false"/>
+          <w:color w:val="2315DA"/>
+          <w:kern w:val="0"/>
+          <w:sz w:val="24"/>
+          <w:szCs w:val="32"/>
+          <w:lang w:val="es-CO" w:eastAsia="en-US" w:bidi="ar-SA"/>
+        </w:rPr>
+        <w:fldChar w:fldCharType="separate"/>
+      </w:r>
+      <w:r>
+        <w:rPr>
+          <w:rStyle w:val="Hyperlink"/>
+          <w:rFonts w:eastAsia="Times New Roman" w:cs="Times New Roman"/>
+          <w:b w:val="false"/>
+          <w:bCs w:val="false"/>
+          <w:color w:val="2315DA"/>
+          <w:kern w:val="0"/>
+          <w:sz w:val="24"/>
+          <w:szCs w:val="32"/>
+          <w:lang w:val="es-CO" w:eastAsia="en-US" w:bidi="ar-SA"/>
+        </w:rPr>
+        <w:t>Requisitos Funcionales - Hojas de cálculo de Google</w:t>
+      </w:r>
+      <w:r>
+        <w:rPr>
+          <w:rStyle w:val="Hyperlink"/>
+          <w:rFonts w:eastAsia="Times New Roman" w:cs="Times New Roman"/>
+          <w:b w:val="false"/>
+          <w:bCs w:val="false"/>
+          <w:color w:val="2315DA"/>
+          <w:kern w:val="0"/>
+          <w:sz w:val="24"/>
+          <w:szCs w:val="32"/>
+          <w:lang w:val="es-CO" w:eastAsia="en-US" w:bidi="ar-SA"/>
+        </w:rPr>
+        <w:fldChar w:fldCharType="end"/>
+      </w:r>
+      <w:r>
+        <w:rPr>
+          <w:rFonts w:eastAsia="Times New Roman" w:cs="Times New Roman"/>
+          <w:b w:val="false"/>
+          <w:bCs w:val="false"/>
+          <w:color w:val="auto"/>
+          <w:kern w:val="0"/>
+          <w:sz w:val="24"/>
+          <w:szCs w:val="32"/>
+          <w:u w:val="none"/>
+          <w:lang w:val="es-CO" w:eastAsia="en-US" w:bidi="ar-SA"/>
+        </w:rPr>
+        <w:t xml:space="preserve"> </w:t>
+      </w:r>
+    </w:p>
+    <w:p>
+      <w:pPr>
+        <w:pStyle w:val="APALevel2"/>
+        <w:jc w:val="both"/>
+        <w:rPr>
+          <w:rFonts w:eastAsia="Times New Roman" w:cs="Times New Roman"/>
+          <w:b w:val="false"/>
+          <w:bCs w:val="false"/>
+          <w:color w:val="auto"/>
+          <w:kern w:val="0"/>
+          <w:sz w:val="24"/>
+          <w:szCs w:val="32"/>
+          <w:u w:val="none"/>
+          <w:lang w:val="es-CO" w:eastAsia="en-US" w:bidi="ar-SA"/>
+        </w:rPr>
+      </w:pPr>
+      <w:r>
+        <w:rPr>
+          <w:rFonts w:eastAsia="Times New Roman" w:cs="Times New Roman"/>
+          <w:b w:val="false"/>
+          <w:bCs w:val="false"/>
+          <w:color w:val="auto"/>
+          <w:kern w:val="0"/>
+          <w:sz w:val="24"/>
+          <w:szCs w:val="32"/>
+          <w:u w:val="none"/>
+          <w:lang w:val="es-CO" w:eastAsia="en-US" w:bidi="ar-SA"/>
+        </w:rPr>
+      </w:r>
+    </w:p>
+    <w:p>
+      <w:pPr>
+        <w:pStyle w:val="APALevel2"/>
+        <w:jc w:val="both"/>
+        <w:rPr>
+          <w:rFonts w:eastAsia="Times New Roman" w:cs="Times New Roman"/>
+          <w:b w:val="false"/>
+          <w:bCs w:val="false"/>
+          <w:color w:val="auto"/>
+          <w:kern w:val="0"/>
+          <w:sz w:val="24"/>
+          <w:szCs w:val="32"/>
+          <w:u w:val="none"/>
+          <w:lang w:val="es-CO" w:eastAsia="en-US" w:bidi="ar-SA"/>
+        </w:rPr>
+      </w:pPr>
+      <w:r>
+        <w:rPr>
+          <w:rFonts w:eastAsia="Times New Roman" w:cs="Times New Roman"/>
+          <w:b w:val="false"/>
+          <w:bCs w:val="false"/>
+          <w:color w:val="auto"/>
+          <w:kern w:val="0"/>
+          <w:sz w:val="24"/>
+          <w:szCs w:val="32"/>
+          <w:u w:val="none"/>
+          <w:lang w:val="es-CO" w:eastAsia="en-US" w:bidi="ar-SA"/>
+        </w:rPr>
+        <w:drawing>
+          <wp:anchor distT="0" distB="0" distL="0" distR="0" simplePos="0" relativeHeight="25" behindDoc="0" locked="0" layoutInCell="0" allowOverlap="1">
+            <wp:simplePos x="0" y="0"/>
+            <wp:positionH relativeFrom="column">
+              <wp:posOffset>-15240</wp:posOffset>
+            </wp:positionH>
+            <wp:positionV relativeFrom="paragraph">
+              <wp:posOffset>635</wp:posOffset>
+            </wp:positionV>
+            <wp:extent cx="6009640" cy="2203450"/>
+            <wp:effectExtent l="0" t="0" r="0" b="0"/>
+            <wp:wrapSquare wrapText="largest"/>
+            <wp:docPr id="3" name="Imagen1"/>
+            <wp:cNvGraphicFramePr>
+              <a:graphicFrameLocks xmlns:a="http://schemas.openxmlformats.org/drawingml/2006/main" noChangeAspect="1"/>
+            </wp:cNvGraphicFramePr>
+            <a:graphic xmlns:a="http://schemas.openxmlformats.org/drawingml/2006/main">
+              <a:graphicData uri="http://schemas.openxmlformats.org/drawingml/2006/picture">
+                <pic:pic xmlns:pic="http://schemas.openxmlformats.org/drawingml/2006/picture">
+                  <pic:nvPicPr>
+                    <pic:cNvPr id="3" name="Imagen1"/>
+                    <pic:cNvPicPr>
+                      <a:picLocks noChangeAspect="1" noChangeArrowheads="1"/>
+                    </pic:cNvPicPr>
+                  </pic:nvPicPr>
+                  <pic:blipFill>
+                    <a:blip r:embed="rId5"/>
+                    <a:stretch>
+                      <a:fillRect/>
+                    </a:stretch>
+                  </pic:blipFill>
+                  <pic:spPr bwMode="auto">
+                    <a:xfrm>
+                      <a:off x="0" y="0"/>
+                      <a:ext cx="6009640" cy="2203450"/>
                     </a:xfrm>
                     <a:prstGeom prst="rect">
                       <a:avLst/>
@@ -4835,28 +5555,68 @@
     </w:p>
     <w:p>
       <w:pPr>
-        <w:pStyle w:val="BodyText"/>
-        <w:ind w:hanging="0"/>
-        <w:jc w:val="left"/>
-        <w:rPr/>
-      </w:pPr>
-      <w:r>
-        <w:fldChar w:fldCharType="begin"/>
-      </w:r>
-      <w:r>
-        <w:rPr>
-          <w:rStyle w:val="Hyperlink"/>
+        <w:pStyle w:val="APALevel2"/>
+        <w:widowControl/>
+        <w:suppressAutoHyphens w:val="true"/>
+        <w:bidi w:val="0"/>
+        <w:spacing w:lineRule="auto" w:line="240" w:before="360" w:after="240"/>
+        <w:jc w:val="both"/>
+        <w:rPr>
+          <w:lang w:val="es-CO" w:bidi="ar-SA"/>
+        </w:rPr>
+      </w:pPr>
+      <w:r>
+        <w:rPr>
+          <w:rFonts w:eastAsia="Times New Roman" w:cs="Times New Roman"/>
           <w:b/>
           <w:bCs/>
-          <w:lang w:val="es-CO" w:bidi="ar-SA"/>
-        </w:rPr>
-        <w:instrText xml:space="preserve"> HYPERLINK "https://docs.google.com/spreadsheets/d/1FsTRzIz1unCVBB1SmnHKwptDyV044rS_2vzzaiJMJOg/edit?gid=0" \l "gid=0"</w:instrText>
-      </w:r>
-      <w:r>
-        <w:rPr>
-          <w:rStyle w:val="Hyperlink"/>
+          <w:color w:val="auto"/>
+          <w:kern w:val="0"/>
+          <w:sz w:val="24"/>
+          <w:szCs w:val="24"/>
+          <w:u w:val="none"/>
+          <w:lang w:val="es-CO" w:eastAsia="en-US" w:bidi="ar-SA"/>
+        </w:rPr>
+        <w:t>5</w:t>
+      </w:r>
+      <w:r>
+        <w:rPr>
+          <w:rFonts w:eastAsia="Times New Roman" w:cs="Times New Roman"/>
           <w:b/>
           <w:bCs/>
+          <w:color w:val="auto"/>
+          <w:kern w:val="0"/>
+          <w:sz w:val="24"/>
+          <w:szCs w:val="24"/>
+          <w:u w:val="none"/>
+          <w:lang w:val="es-CO" w:eastAsia="en-US" w:bidi="ar-SA"/>
+        </w:rPr>
+        <w:t>.2 Url Requisitos No Funcionales</w:t>
+      </w:r>
+    </w:p>
+    <w:p>
+      <w:pPr>
+        <w:pStyle w:val="APALevel2"/>
+        <w:jc w:val="both"/>
+        <w:rPr/>
+      </w:pPr>
+      <w:r>
+        <w:fldChar w:fldCharType="begin"/>
+      </w:r>
+      <w:r>
+        <w:rPr>
+          <w:rStyle w:val="Hyperlink"/>
+          <w:b w:val="false"/>
+          <w:bCs w:val="false"/>
+          <w:lang w:val="es-CO" w:bidi="ar-SA"/>
+        </w:rPr>
+        <w:instrText xml:space="preserve"> HYPERLINK "https://docs.google.com/spreadsheets/d/1Eo4nbgE75lxgUvP-dRpGaWXDq5WAVXz2ZvpuzI0YcwY/edit?gid=0" \l "gid=0"</w:instrText>
+      </w:r>
+      <w:r>
+        <w:rPr>
+          <w:rStyle w:val="Hyperlink"/>
+          <w:b w:val="false"/>
+          <w:bCs w:val="false"/>
           <w:lang w:val="es-CO" w:bidi="ar-SA"/>
         </w:rPr>
         <w:fldChar w:fldCharType="separate"/>
@@ -4864,52 +5624,59 @@
       <w:r>
         <w:rPr>
           <w:rStyle w:val="Hyperlink"/>
-          <w:b/>
-          <w:bCs/>
-          <w:lang w:val="es-CO" w:bidi="ar-SA"/>
-        </w:rPr>
-        <w:t>Customer Journey Map - Estudiante - Hojas de cálculo de Google</w:t>
+          <w:b w:val="false"/>
+          <w:bCs w:val="false"/>
+          <w:lang w:val="es-CO" w:bidi="ar-SA"/>
+        </w:rPr>
+        <w:t>Requisitos No Funcionales - Hojas de cálculo de Google</w:t>
       </w:r>
       <w:r>
         <w:rPr>
           <w:rStyle w:val="Hyperlink"/>
-          <w:b/>
-          <w:bCs/>
+          <w:b w:val="false"/>
+          <w:bCs w:val="false"/>
           <w:lang w:val="es-CO" w:bidi="ar-SA"/>
         </w:rPr>
         <w:fldChar w:fldCharType="end"/>
       </w:r>
-    </w:p>
-    <w:p>
-      <w:pPr>
-        <w:pStyle w:val="BodyText"/>
-        <w:ind w:hanging="0"/>
-        <w:jc w:val="left"/>
-        <w:rPr>
-          <w:b/>
-          <w:bCs/>
-          <w:lang w:val="es-CO" w:bidi="ar-SA"/>
-        </w:rPr>
-      </w:pPr>
-      <w:r>
-        <w:rPr>
-          <w:b/>
-          <w:bCs/>
+      <w:r>
+        <w:rPr>
+          <w:b w:val="false"/>
+          <w:bCs w:val="false"/>
+          <w:lang w:val="es-CO" w:bidi="ar-SA"/>
+        </w:rPr>
+        <w:t xml:space="preserve"> </w:t>
+      </w:r>
+    </w:p>
+    <w:p>
+      <w:pPr>
+        <w:pStyle w:val="APALevel2"/>
+        <w:jc w:val="both"/>
+        <w:rPr>
+          <w:b w:val="false"/>
+          <w:bCs w:val="false"/>
+          <w:lang w:val="es-CO" w:bidi="ar-SA"/>
+        </w:rPr>
+      </w:pPr>
+      <w:r>
+        <w:rPr>
+          <w:b w:val="false"/>
+          <w:bCs w:val="false"/>
           <w:lang w:val="es-CO" w:bidi="ar-SA"/>
         </w:rPr>
         <w:drawing>
-          <wp:anchor distT="0" distB="0" distL="0" distR="0" simplePos="0" relativeHeight="35" behindDoc="0" locked="0" layoutInCell="0" allowOverlap="1">
+          <wp:anchor distT="0" distB="0" distL="0" distR="0" simplePos="0" relativeHeight="26" behindDoc="0" locked="0" layoutInCell="0" allowOverlap="1">
             <wp:simplePos x="0" y="0"/>
             <wp:positionH relativeFrom="column">
-              <wp:posOffset>0</wp:posOffset>
+              <wp:posOffset>-5715</wp:posOffset>
             </wp:positionH>
             <wp:positionV relativeFrom="paragraph">
-              <wp:posOffset>155575</wp:posOffset>
+              <wp:posOffset>208915</wp:posOffset>
             </wp:positionV>
-            <wp:extent cx="5731510" cy="1802130"/>
+            <wp:extent cx="6009640" cy="2379345"/>
             <wp:effectExtent l="0" t="0" r="0" b="0"/>
             <wp:wrapSquare wrapText="largest"/>
-            <wp:docPr id="3" name="Imagen7"/>
+            <wp:docPr id="4" name="Imagen2"/>
             <wp:cNvGraphicFramePr>
               <a:graphicFrameLocks xmlns:a="http://schemas.openxmlformats.org/drawingml/2006/main" noChangeAspect="1"/>
             </wp:cNvGraphicFramePr>
@@ -4917,13 +5684,13 @@
               <a:graphicData uri="http://schemas.openxmlformats.org/drawingml/2006/picture">
                 <pic:pic xmlns:pic="http://schemas.openxmlformats.org/drawingml/2006/picture">
                   <pic:nvPicPr>
-                    <pic:cNvPr id="3" name="Imagen7"/>
+                    <pic:cNvPr id="4" name="Imagen2"/>
                     <pic:cNvPicPr>
                       <a:picLocks noChangeAspect="1" noChangeArrowheads="1"/>
                     </pic:cNvPicPr>
                   </pic:nvPicPr>
                   <pic:blipFill>
-                    <a:blip r:embed="rId4"/>
+                    <a:blip r:embed="rId6"/>
                     <a:stretch>
                       <a:fillRect/>
                     </a:stretch>
@@ -4931,7 +5698,7 @@
                   <pic:spPr bwMode="auto">
                     <a:xfrm>
                       <a:off x="0" y="0"/>
-                      <a:ext cx="5731510" cy="1802130"/>
+                      <a:ext cx="6009640" cy="2379345"/>
                     </a:xfrm>
                     <a:prstGeom prst="rect">
                       <a:avLst/>
@@ -4947,518 +5714,53 @@
     </w:p>
     <w:p>
       <w:pPr>
-        <w:pStyle w:val="BodyText"/>
-        <w:ind w:hanging="0"/>
-        <w:jc w:val="left"/>
-        <w:rPr/>
-      </w:pPr>
-      <w:r>
-        <w:fldChar w:fldCharType="begin"/>
-      </w:r>
-      <w:r>
-        <w:rPr>
-          <w:rStyle w:val="Hyperlink"/>
-          <w:b/>
-          <w:bCs/>
-          <w:lang w:val="es-CO" w:bidi="ar-SA"/>
-        </w:rPr>
-        <w:instrText xml:space="preserve"> HYPERLINK "https://docs.google.com/spreadsheets/d/1SBzZvt9Qu9zqo5okbLKCixiFvnfC_CSX8mFlI-g99cE/edit?gid=0" \l "gid=0"</w:instrText>
-      </w:r>
-      <w:r>
-        <w:rPr>
-          <w:rStyle w:val="Hyperlink"/>
-          <w:b/>
-          <w:bCs/>
-          <w:lang w:val="es-CO" w:bidi="ar-SA"/>
-        </w:rPr>
-        <w:fldChar w:fldCharType="separate"/>
-      </w:r>
-      <w:r>
-        <w:rPr>
-          <w:rStyle w:val="Hyperlink"/>
-          <w:b/>
-          <w:bCs/>
-          <w:lang w:val="es-CO" w:bidi="ar-SA"/>
-        </w:rPr>
-        <w:t>Customer Journey Map - Docente - Hojas de cálculo de Google</w:t>
-      </w:r>
-      <w:r>
-        <w:rPr>
-          <w:rStyle w:val="Hyperlink"/>
-          <w:b/>
-          <w:bCs/>
-          <w:lang w:val="es-CO" w:bidi="ar-SA"/>
-        </w:rPr>
-        <w:fldChar w:fldCharType="end"/>
-      </w:r>
-      <w:r>
-        <w:rPr>
-          <w:b/>
-          <w:bCs/>
-          <w:lang w:val="es-CO" w:bidi="ar-SA"/>
-        </w:rPr>
-        <w:t xml:space="preserve"> </w:t>
-      </w:r>
-    </w:p>
-    <w:p>
-      <w:pPr>
-        <w:pStyle w:val="BodyText"/>
-        <w:ind w:hanging="0"/>
-        <w:jc w:val="center"/>
-        <w:rPr>
-          <w:b/>
-          <w:bCs/>
-          <w:lang w:val="es-CO" w:bidi="ar-SA"/>
-        </w:rPr>
-      </w:pPr>
-      <w:r>
-        <w:rPr>
-          <w:b/>
-          <w:bCs/>
-          <w:lang w:val="es-CO" w:bidi="ar-SA"/>
-        </w:rPr>
-      </w:r>
-    </w:p>
-    <w:p>
-      <w:pPr>
         <w:pStyle w:val="APALevel2"/>
-        <w:widowControl/>
-        <w:suppressAutoHyphens w:val="true"/>
-        <w:bidi w:val="0"/>
-        <w:spacing w:lineRule="auto" w:line="240" w:before="360" w:after="240"/>
-        <w:jc w:val="left"/>
-        <w:rPr>
-          <w:lang w:val="es-CO" w:bidi="ar-SA"/>
-        </w:rPr>
-      </w:pPr>
-      <w:r>
-        <w:rPr>
-          <w:rFonts w:eastAsia="Times New Roman" w:cs="Times New Roman"/>
-          <w:b/>
-          <w:bCs/>
-          <w:color w:val="auto"/>
-          <w:kern w:val="0"/>
-          <w:sz w:val="24"/>
-          <w:szCs w:val="32"/>
-          <w:u w:val="none"/>
-          <w:lang w:val="es-CO" w:eastAsia="en-US" w:bidi="ar-SA"/>
-        </w:rPr>
-        <w:t>5.2 User Flow</w:t>
-      </w:r>
-      <w:r>
-        <w:rPr>
-          <w:rFonts w:eastAsia="Times New Roman" w:cs="Times New Roman"/>
-          <w:color w:val="auto"/>
-          <w:kern w:val="0"/>
-          <w:sz w:val="24"/>
-          <w:szCs w:val="32"/>
-          <w:u w:val="none"/>
-          <w:lang w:val="es-CO" w:eastAsia="en-US" w:bidi="ar-SA"/>
-        </w:rPr>
-        <w:t xml:space="preserve"> </w:t>
+        <w:jc w:val="both"/>
+        <w:rPr>
+          <w:rFonts w:eastAsia="Times New Roman" w:cs="Times New Roman"/>
+          <w:color w:val="auto"/>
+          <w:kern w:val="0"/>
+          <w:sz w:val="24"/>
+          <w:szCs w:val="32"/>
+          <w:u w:val="none"/>
+          <w:lang w:val="es-CO" w:eastAsia="en-US" w:bidi="ar-SA"/>
+        </w:rPr>
+      </w:pPr>
+      <w:r>
+        <w:rPr>
+          <w:rFonts w:eastAsia="Times New Roman" w:cs="Times New Roman"/>
+          <w:color w:val="auto"/>
+          <w:kern w:val="0"/>
+          <w:sz w:val="24"/>
+          <w:szCs w:val="32"/>
+          <w:u w:val="none"/>
+          <w:lang w:val="es-CO" w:eastAsia="en-US" w:bidi="ar-SA"/>
+        </w:rPr>
       </w:r>
     </w:p>
     <w:p>
       <w:pPr>
         <w:pStyle w:val="APALevel2"/>
-        <w:widowControl/>
-        <w:suppressAutoHyphens w:val="true"/>
-        <w:bidi w:val="0"/>
-        <w:spacing w:lineRule="auto" w:line="240" w:before="360" w:after="240"/>
-        <w:jc w:val="left"/>
-        <w:rPr/>
-      </w:pPr>
-      <w:hyperlink r:id="rId6">
-        <w:r>
-          <w:rPr/>
-          <w:drawing>
-            <wp:anchor distT="0" distB="0" distL="0" distR="0" simplePos="0" relativeHeight="36" behindDoc="0" locked="0" layoutInCell="0" allowOverlap="1">
-              <wp:simplePos x="0" y="0"/>
-              <wp:positionH relativeFrom="column">
-                <wp:posOffset>32385</wp:posOffset>
-              </wp:positionH>
-              <wp:positionV relativeFrom="paragraph">
-                <wp:posOffset>220980</wp:posOffset>
-              </wp:positionV>
-              <wp:extent cx="6001385" cy="3832225"/>
-              <wp:effectExtent l="0" t="0" r="0" b="0"/>
-              <wp:wrapSquare wrapText="largest"/>
-              <wp:docPr id="4" name="Imagen8"/>
-              <wp:cNvGraphicFramePr>
-                <a:graphicFrameLocks xmlns:a="http://schemas.openxmlformats.org/drawingml/2006/main" noChangeAspect="1"/>
-              </wp:cNvGraphicFramePr>
-              <a:graphic xmlns:a="http://schemas.openxmlformats.org/drawingml/2006/main">
-                <a:graphicData uri="http://schemas.openxmlformats.org/drawingml/2006/picture">
-                  <pic:pic xmlns:pic="http://schemas.openxmlformats.org/drawingml/2006/picture">
-                    <pic:nvPicPr>
-                      <pic:cNvPr id="4" name="Imagen8"/>
-                      <pic:cNvPicPr>
-                        <a:picLocks noChangeAspect="1" noChangeArrowheads="1"/>
-                      </pic:cNvPicPr>
-                    </pic:nvPicPr>
-                    <pic:blipFill>
-                      <a:blip r:embed="rId5"/>
-                      <a:stretch>
-                        <a:fillRect/>
-                      </a:stretch>
-                    </pic:blipFill>
-                    <pic:spPr bwMode="auto">
-                      <a:xfrm>
-                        <a:off x="0" y="0"/>
-                        <a:ext cx="6001385" cy="3832225"/>
-                      </a:xfrm>
-                      <a:prstGeom prst="rect">
-                        <a:avLst/>
-                      </a:prstGeom>
-                      <a:noFill/>
-                    </pic:spPr>
-                  </pic:pic>
-                </a:graphicData>
-              </a:graphic>
-            </wp:anchor>
-          </w:drawing>
-        </w:r>
-      </w:hyperlink>
-    </w:p>
-    <w:p>
-      <w:pPr>
-        <w:pStyle w:val="APALevel2"/>
-        <w:widowControl/>
-        <w:suppressAutoHyphens w:val="true"/>
-        <w:bidi w:val="0"/>
-        <w:spacing w:lineRule="auto" w:line="240" w:before="360" w:after="240"/>
-        <w:jc w:val="left"/>
-        <w:rPr/>
-      </w:pPr>
-      <w:hyperlink r:id="rId7">
-        <w:r>
-          <w:rPr>
-            <w:rStyle w:val="Hyperlink"/>
-            <w:rFonts w:eastAsia="Times New Roman" w:cs="Times New Roman"/>
-            <w:color w:val="auto"/>
-            <w:kern w:val="0"/>
-            <w:sz w:val="24"/>
-            <w:szCs w:val="32"/>
-            <w:u w:val="none"/>
-            <w:lang w:val="es-CO" w:eastAsia="en-US" w:bidi="ar-SA"/>
-          </w:rPr>
-          <w:t>Diagrama de flujo de sitio web: Lucidspark</w:t>
-        </w:r>
-      </w:hyperlink>
-      <w:r>
-        <w:rPr>
-          <w:rFonts w:eastAsia="Times New Roman" w:cs="Times New Roman"/>
-          <w:color w:val="auto"/>
-          <w:kern w:val="0"/>
-          <w:sz w:val="24"/>
-          <w:szCs w:val="32"/>
-          <w:u w:val="none"/>
-          <w:lang w:val="es-CO" w:eastAsia="en-US" w:bidi="ar-SA"/>
-        </w:rPr>
-        <w:t xml:space="preserve"> </w:t>
-      </w:r>
-    </w:p>
-    <w:p>
-      <w:pPr>
-        <w:pStyle w:val="APALevel2"/>
-        <w:widowControl/>
-        <w:suppressAutoHyphens w:val="true"/>
-        <w:bidi w:val="0"/>
-        <w:spacing w:lineRule="auto" w:line="240" w:before="360" w:after="240"/>
-        <w:jc w:val="left"/>
-        <w:rPr>
-          <w:lang w:val="es-CO" w:bidi="ar-SA"/>
-        </w:rPr>
-      </w:pPr>
-      <w:r>
-        <w:rPr>
-          <w:rFonts w:eastAsia="Times New Roman" w:cs="Times New Roman"/>
-          <w:b/>
-          <w:bCs/>
-          <w:color w:val="auto"/>
-          <w:kern w:val="0"/>
-          <w:sz w:val="24"/>
-          <w:szCs w:val="32"/>
-          <w:u w:val="none"/>
-          <w:lang w:val="es-CO" w:eastAsia="en-US" w:bidi="ar-SA"/>
-        </w:rPr>
-        <w:t>5</w:t>
-      </w:r>
-      <w:r>
-        <w:rPr>
-          <w:rFonts w:eastAsia="Times New Roman" w:cs="Times New Roman"/>
-          <w:color w:val="auto"/>
-          <w:kern w:val="0"/>
-          <w:sz w:val="24"/>
-          <w:szCs w:val="32"/>
-          <w:u w:val="none"/>
-          <w:lang w:val="es-CO" w:eastAsia="en-US" w:bidi="ar-SA"/>
-        </w:rPr>
-        <w:t>.</w:t>
-      </w:r>
-      <w:r>
-        <w:rPr>
-          <w:rFonts w:eastAsia="Times New Roman" w:cs="Times New Roman"/>
-          <w:b/>
-          <w:bCs/>
-          <w:color w:val="auto"/>
-          <w:kern w:val="0"/>
-          <w:sz w:val="24"/>
-          <w:szCs w:val="32"/>
-          <w:u w:val="none"/>
-          <w:lang w:val="es-CO" w:eastAsia="en-US" w:bidi="ar-SA"/>
-        </w:rPr>
-        <w:t>3 User Map</w:t>
-      </w:r>
-    </w:p>
-    <w:p>
-      <w:pPr>
-        <w:pStyle w:val="BodyText"/>
-        <w:ind w:hanging="0"/>
-        <w:jc w:val="center"/>
-        <w:rPr>
-          <w:b/>
-          <w:bCs/>
-          <w:lang w:val="es-CO" w:bidi="ar-SA"/>
-        </w:rPr>
-      </w:pPr>
-      <w:r>
-        <w:rPr>
-          <w:b/>
-          <w:bCs/>
-          <w:lang w:val="es-CO" w:bidi="ar-SA"/>
-        </w:rPr>
-        <w:drawing>
-          <wp:anchor distT="0" distB="0" distL="0" distR="0" simplePos="0" relativeHeight="37" behindDoc="0" locked="0" layoutInCell="0" allowOverlap="1">
-            <wp:simplePos x="0" y="0"/>
-            <wp:positionH relativeFrom="column">
-              <wp:posOffset>27305</wp:posOffset>
-            </wp:positionH>
-            <wp:positionV relativeFrom="paragraph">
-              <wp:posOffset>139700</wp:posOffset>
-            </wp:positionV>
-            <wp:extent cx="5676900" cy="2085340"/>
-            <wp:effectExtent l="0" t="0" r="0" b="0"/>
-            <wp:wrapSquare wrapText="largest"/>
-            <wp:docPr id="5" name="Imagen9"/>
-            <wp:cNvGraphicFramePr>
-              <a:graphicFrameLocks xmlns:a="http://schemas.openxmlformats.org/drawingml/2006/main" noChangeAspect="1"/>
-            </wp:cNvGraphicFramePr>
-            <a:graphic xmlns:a="http://schemas.openxmlformats.org/drawingml/2006/main">
-              <a:graphicData uri="http://schemas.openxmlformats.org/drawingml/2006/picture">
-                <pic:pic xmlns:pic="http://schemas.openxmlformats.org/drawingml/2006/picture">
-                  <pic:nvPicPr>
-                    <pic:cNvPr id="5" name="Imagen9"/>
-                    <pic:cNvPicPr>
-                      <a:picLocks noChangeAspect="1" noChangeArrowheads="1"/>
-                    </pic:cNvPicPr>
-                  </pic:nvPicPr>
-                  <pic:blipFill>
-                    <a:blip r:embed="rId8"/>
-                    <a:stretch>
-                      <a:fillRect/>
-                    </a:stretch>
-                  </pic:blipFill>
-                  <pic:spPr bwMode="auto">
-                    <a:xfrm>
-                      <a:off x="0" y="0"/>
-                      <a:ext cx="5676900" cy="2085340"/>
-                    </a:xfrm>
-                    <a:prstGeom prst="rect">
-                      <a:avLst/>
-                    </a:prstGeom>
-                    <a:noFill/>
-                  </pic:spPr>
-                </pic:pic>
-              </a:graphicData>
-            </a:graphic>
-          </wp:anchor>
-        </w:drawing>
-      </w:r>
-    </w:p>
-    <w:p>
-      <w:pPr>
-        <w:pStyle w:val="BodyText"/>
-        <w:ind w:hanging="0"/>
-        <w:jc w:val="left"/>
-        <w:rPr/>
-      </w:pPr>
-      <w:r>
-        <w:fldChar w:fldCharType="begin"/>
-      </w:r>
-      <w:r>
-        <w:rPr>
-          <w:rStyle w:val="Hyperlink"/>
-          <w:b/>
-          <w:bCs/>
-          <w:lang w:val="es-CO" w:bidi="ar-SA"/>
-        </w:rPr>
-        <w:instrText xml:space="preserve"> HYPERLINK "https://docs.google.com/spreadsheets/d/11nOI_eYDXfJOVcwIjTYBjX3-YKDZGktg1NrgAEf3dZU/edit?gid=0" \l "gid=0"</w:instrText>
-      </w:r>
-      <w:r>
-        <w:rPr>
-          <w:rStyle w:val="Hyperlink"/>
-          <w:b/>
-          <w:bCs/>
-          <w:lang w:val="es-CO" w:bidi="ar-SA"/>
-        </w:rPr>
-        <w:fldChar w:fldCharType="separate"/>
-      </w:r>
-      <w:r>
-        <w:rPr>
-          <w:rStyle w:val="Hyperlink"/>
-          <w:b/>
-          <w:bCs/>
-          <w:lang w:val="es-CO" w:bidi="ar-SA"/>
-        </w:rPr>
-        <w:t>User Map – Estudiante - Hojas de cálculo de Google</w:t>
-      </w:r>
-      <w:r>
-        <w:rPr>
-          <w:rStyle w:val="Hyperlink"/>
-          <w:b/>
-          <w:bCs/>
-          <w:lang w:val="es-CO" w:bidi="ar-SA"/>
-        </w:rPr>
-        <w:fldChar w:fldCharType="end"/>
-      </w:r>
-    </w:p>
-    <w:p>
-      <w:pPr>
-        <w:pStyle w:val="BodyText"/>
-        <w:ind w:hanging="0"/>
-        <w:jc w:val="left"/>
-        <w:rPr>
-          <w:b/>
-          <w:bCs/>
-          <w:lang w:val="es-CO" w:bidi="ar-SA"/>
-        </w:rPr>
-      </w:pPr>
-      <w:r>
-        <w:rPr>
-          <w:b/>
-          <w:bCs/>
-          <w:lang w:val="es-CO" w:bidi="ar-SA"/>
-        </w:rPr>
-        <w:drawing>
-          <wp:anchor distT="0" distB="0" distL="0" distR="0" simplePos="0" relativeHeight="38" behindDoc="0" locked="0" layoutInCell="0" allowOverlap="1">
-            <wp:simplePos x="0" y="0"/>
-            <wp:positionH relativeFrom="column">
-              <wp:posOffset>3810</wp:posOffset>
-            </wp:positionH>
-            <wp:positionV relativeFrom="paragraph">
-              <wp:posOffset>131445</wp:posOffset>
-            </wp:positionV>
-            <wp:extent cx="5942330" cy="2017395"/>
-            <wp:effectExtent l="0" t="0" r="0" b="0"/>
-            <wp:wrapSquare wrapText="largest"/>
-            <wp:docPr id="6" name="Imagen10"/>
-            <wp:cNvGraphicFramePr>
-              <a:graphicFrameLocks xmlns:a="http://schemas.openxmlformats.org/drawingml/2006/main" noChangeAspect="1"/>
-            </wp:cNvGraphicFramePr>
-            <a:graphic xmlns:a="http://schemas.openxmlformats.org/drawingml/2006/main">
-              <a:graphicData uri="http://schemas.openxmlformats.org/drawingml/2006/picture">
-                <pic:pic xmlns:pic="http://schemas.openxmlformats.org/drawingml/2006/picture">
-                  <pic:nvPicPr>
-                    <pic:cNvPr id="6" name="Imagen10"/>
-                    <pic:cNvPicPr>
-                      <a:picLocks noChangeAspect="1" noChangeArrowheads="1"/>
-                    </pic:cNvPicPr>
-                  </pic:nvPicPr>
-                  <pic:blipFill>
-                    <a:blip r:embed="rId9"/>
-                    <a:stretch>
-                      <a:fillRect/>
-                    </a:stretch>
-                  </pic:blipFill>
-                  <pic:spPr bwMode="auto">
-                    <a:xfrm>
-                      <a:off x="0" y="0"/>
-                      <a:ext cx="5942330" cy="2017395"/>
-                    </a:xfrm>
-                    <a:prstGeom prst="rect">
-                      <a:avLst/>
-                    </a:prstGeom>
-                    <a:noFill/>
-                  </pic:spPr>
-                </pic:pic>
-              </a:graphicData>
-            </a:graphic>
-          </wp:anchor>
-        </w:drawing>
-      </w:r>
-    </w:p>
-    <w:p>
-      <w:pPr>
-        <w:pStyle w:val="BodyText"/>
-        <w:ind w:hanging="0"/>
-        <w:jc w:val="left"/>
-        <w:rPr/>
-      </w:pPr>
-      <w:r>
-        <w:fldChar w:fldCharType="begin"/>
-      </w:r>
-      <w:r>
-        <w:rPr>
-          <w:rStyle w:val="Hyperlink"/>
-          <w:b/>
-          <w:bCs/>
-          <w:lang w:val="es-CO" w:bidi="ar-SA"/>
-        </w:rPr>
-        <w:instrText xml:space="preserve"> HYPERLINK "https://docs.google.com/spreadsheets/d/1TWc3KmrKlkwRy5D79ZktFBMfv0x0WNprTXmSRY58ERA/edit?gid=0" \l "gid=0"</w:instrText>
-      </w:r>
-      <w:r>
-        <w:rPr>
-          <w:rStyle w:val="Hyperlink"/>
-          <w:b/>
-          <w:bCs/>
-          <w:lang w:val="es-CO" w:bidi="ar-SA"/>
-        </w:rPr>
-        <w:fldChar w:fldCharType="separate"/>
-      </w:r>
-      <w:r>
-        <w:rPr>
-          <w:rStyle w:val="Hyperlink"/>
-          <w:b/>
-          <w:bCs/>
-          <w:lang w:val="es-CO" w:bidi="ar-SA"/>
-        </w:rPr>
-        <w:t>User Map – Docente - Hojas de cálculo de Google</w:t>
-      </w:r>
-      <w:r>
-        <w:rPr>
-          <w:rStyle w:val="Hyperlink"/>
-          <w:b/>
-          <w:bCs/>
-          <w:lang w:val="es-CO" w:bidi="ar-SA"/>
-        </w:rPr>
-        <w:fldChar w:fldCharType="end"/>
-      </w:r>
-      <w:r>
-        <w:rPr>
-          <w:b/>
-          <w:bCs/>
-          <w:lang w:val="es-CO" w:bidi="ar-SA"/>
-        </w:rPr>
-        <w:t xml:space="preserve"> </w:t>
-      </w:r>
-    </w:p>
-    <w:p>
-      <w:pPr>
-        <w:pStyle w:val="BodyText"/>
-        <w:ind w:hanging="0"/>
-        <w:jc w:val="center"/>
-        <w:rPr>
-          <w:b/>
-          <w:bCs/>
-          <w:lang w:val="es-CO" w:bidi="ar-SA"/>
-        </w:rPr>
-      </w:pPr>
-      <w:r>
-        <w:rPr>
-          <w:b/>
-          <w:bCs/>
-          <w:lang w:val="es-CO" w:bidi="ar-SA"/>
+        <w:jc w:val="both"/>
+        <w:rPr>
+          <w:rFonts w:eastAsia="Times New Roman" w:cs="Times New Roman"/>
+          <w:color w:val="auto"/>
+          <w:kern w:val="0"/>
+          <w:sz w:val="24"/>
+          <w:szCs w:val="32"/>
+          <w:u w:val="none"/>
+          <w:lang w:val="es-CO" w:eastAsia="en-US" w:bidi="ar-SA"/>
+        </w:rPr>
+      </w:pPr>
+      <w:r>
+        <w:rPr>
+          <w:rFonts w:eastAsia="Times New Roman" w:cs="Times New Roman"/>
+          <w:color w:val="auto"/>
+          <w:kern w:val="0"/>
+          <w:sz w:val="24"/>
+          <w:szCs w:val="32"/>
+          <w:u w:val="none"/>
+          <w:lang w:val="es-CO" w:eastAsia="en-US" w:bidi="ar-SA"/>
         </w:rPr>
       </w:r>
     </w:p>
@@ -5521,7 +5823,7 @@
       </w:pPr>
       <w:r>
         <w:drawing>
-          <wp:anchor distT="0" distB="0" distL="114300" distR="114300" simplePos="0" relativeHeight="27" behindDoc="0" locked="0" layoutInCell="0" allowOverlap="1">
+          <wp:anchor distT="0" distB="0" distL="114300" distR="114300" simplePos="0" relativeHeight="21" behindDoc="0" locked="0" layoutInCell="0" allowOverlap="1">
             <wp:simplePos x="0" y="0"/>
             <wp:positionH relativeFrom="column">
               <wp:posOffset>-23495</wp:posOffset>
@@ -5533,14 +5835,14 @@
             <wp:effectExtent l="0" t="0" r="0" b="0"/>
             <wp:wrapThrough wrapText="bothSides">
               <wp:wrapPolygon edited="0">
-                <wp:start x="-61" y="0"/>
-                <wp:lineTo x="-61" y="21360"/>
-                <wp:lineTo x="21557" y="21360"/>
+                <wp:start x="-81" y="0"/>
+                <wp:lineTo x="-81" y="21324"/>
+                <wp:lineTo x="21557" y="21324"/>
                 <wp:lineTo x="21557" y="0"/>
-                <wp:lineTo x="-61" y="0"/>
+                <wp:lineTo x="-81" y="0"/>
               </wp:wrapPolygon>
             </wp:wrapThrough>
-            <wp:docPr id="7" name="Imagen 1"/>
+            <wp:docPr id="5" name="Imagen 1"/>
             <wp:cNvGraphicFramePr>
               <a:graphicFrameLocks xmlns:a="http://schemas.openxmlformats.org/drawingml/2006/main" noChangeAspect="1"/>
             </wp:cNvGraphicFramePr>
@@ -5548,13 +5850,13 @@
               <a:graphicData uri="http://schemas.openxmlformats.org/drawingml/2006/picture">
                 <pic:pic xmlns:pic="http://schemas.openxmlformats.org/drawingml/2006/picture">
                   <pic:nvPicPr>
-                    <pic:cNvPr id="7" name="Imagen 1"/>
+                    <pic:cNvPr id="5" name="Imagen 1"/>
                     <pic:cNvPicPr>
                       <a:picLocks noChangeAspect="1" noChangeArrowheads="1"/>
                     </pic:cNvPicPr>
                   </pic:nvPicPr>
                   <pic:blipFill>
-                    <a:blip r:embed="rId10"/>
+                    <a:blip r:embed="rId7"/>
                     <a:stretch>
                       <a:fillRect/>
                     </a:stretch>
@@ -5930,18 +6232,42 @@
         </w:rPr>
       </w:pPr>
       <w:r>
-        <w:rPr>
-          <w:lang w:val="es-CO" w:bidi="ar-SA"/>
-        </w:rPr>
-        <w:t xml:space="preserve">6.3 </w:t>
-      </w:r>
+        <w:rPr/>
+      </w:r>
+    </w:p>
+    <w:p>
+      <w:pPr>
+        <w:pStyle w:val="BodyText"/>
+        <w:ind w:hanging="0"/>
+        <w:jc w:val="center"/>
+        <w:rPr>
+          <w:lang w:val="es-CO" w:bidi="ar-SA"/>
+        </w:rPr>
+      </w:pPr>
       <w:r>
         <w:rPr>
           <w:b/>
           <w:bCs/>
           <w:lang w:val="es-CO" w:bidi="ar-SA"/>
         </w:rPr>
-        <w:t>Planificación del primer sprint</w:t>
+      </w:r>
+    </w:p>
+    <w:p>
+      <w:pPr>
+        <w:pStyle w:val="BodyText"/>
+        <w:ind w:hanging="0"/>
+        <w:jc w:val="center"/>
+        <w:rPr>
+          <w:lang w:val="es-CO" w:bidi="ar-SA"/>
+        </w:rPr>
+      </w:pPr>
+      <w:r>
+        <w:rPr>
+          <w:b/>
+          <w:bCs/>
+          <w:lang w:val="es-CO" w:bidi="ar-SA"/>
+        </w:rPr>
+        <w:t>7. Historias de usuario</w:t>
       </w:r>
     </w:p>
     <w:p>
@@ -5954,24 +6280,47 @@
         <w:jc w:val="both"/>
         <w:rPr>
           <w:rFonts w:ascii="Times New Roman" w:hAnsi="Times New Roman" w:eastAsia="Times New Roman" w:cs="Times New Roman"/>
-          <w:color w:val="auto"/>
+          <w:b/>
+          <w:bCs w:val="false"/>
+          <w:i w:val="false"/>
+          <w:iCs w:val="false"/>
+          <w:color w:val="2315DA"/>
           <w:kern w:val="0"/>
           <w:sz w:val="24"/>
           <w:szCs w:val="24"/>
-          <w:u w:val="none"/>
-          <w:lang w:val="es-CO" w:eastAsia="en-US" w:bidi="ar-SA"/>
-        </w:rPr>
-      </w:pPr>
-      <w:r>
-        <w:rPr>
-          <w:rFonts w:eastAsia="Times New Roman" w:cs="Times New Roman"/>
-          <w:color w:val="auto"/>
+          <w:lang w:val="es-CO" w:eastAsia="en-US" w:bidi="ar-SA"/>
+        </w:rPr>
+      </w:pPr>
+      <w:r>
+        <w:rPr>
+          <w:rFonts w:eastAsia="Times New Roman" w:cs="Times New Roman"/>
+          <w:b/>
+          <w:bCs w:val="false"/>
+          <w:i w:val="false"/>
+          <w:iCs w:val="false"/>
+          <w:color w:val="2315DA"/>
           <w:kern w:val="0"/>
           <w:sz w:val="24"/>
           <w:szCs w:val="24"/>
-          <w:u w:val="none"/>
-          <w:lang w:val="es-CO" w:eastAsia="en-US" w:bidi="ar-SA"/>
-        </w:rPr>
+          <w:u w:val="single"/>
+          <w:lang w:val="es-CO" w:eastAsia="en-US" w:bidi="ar-SA"/>
+        </w:rPr>
+        <w:t>HIU- Historias de Usuario MVP - Hojas de cálculo de Google</w:t>
+      </w:r>
+      <w:r>
+        <w:rPr>
+          <w:rFonts w:eastAsia="Times New Roman" w:cs="Times New Roman"/>
+          <w:b/>
+          <w:bCs w:val="false"/>
+          <w:i w:val="false"/>
+          <w:iCs w:val="false"/>
+          <w:color w:val="2315DA"/>
+          <w:kern w:val="0"/>
+          <w:sz w:val="24"/>
+          <w:szCs w:val="24"/>
+          <w:lang w:val="es-CO" w:eastAsia="en-US" w:bidi="ar-SA"/>
+        </w:rPr>
+        <w:t xml:space="preserve"> </w:t>
       </w:r>
     </w:p>
     <w:p>
@@ -5984,502 +6333,43 @@
         <w:jc w:val="both"/>
         <w:rPr>
           <w:rFonts w:ascii="Times New Roman" w:hAnsi="Times New Roman" w:eastAsia="Times New Roman" w:cs="Times New Roman"/>
-          <w:color w:val="auto"/>
+          <w:b/>
+          <w:bCs w:val="false"/>
+          <w:i w:val="false"/>
+          <w:iCs w:val="false"/>
+          <w:color w:val="2315DA"/>
           <w:kern w:val="0"/>
           <w:sz w:val="24"/>
           <w:szCs w:val="24"/>
-          <w:u w:val="none"/>
-          <w:lang w:val="es-CO" w:eastAsia="en-US" w:bidi="ar-SA"/>
-        </w:rPr>
-      </w:pPr>
-      <w:r>
-        <w:rPr>
-          <w:rFonts w:eastAsia="Times New Roman" w:cs="Times New Roman"/>
-          <w:color w:val="auto"/>
+          <w:lang w:val="es-CO" w:eastAsia="en-US" w:bidi="ar-SA"/>
+        </w:rPr>
+      </w:pPr>
+      <w:r>
+        <w:rPr>
+          <w:rFonts w:eastAsia="Times New Roman" w:cs="Times New Roman"/>
+          <w:b/>
+          <w:bCs w:val="false"/>
+          <w:i w:val="false"/>
+          <w:iCs w:val="false"/>
+          <w:color w:val="2315DA"/>
           <w:kern w:val="0"/>
           <w:sz w:val="24"/>
           <w:szCs w:val="24"/>
-          <w:u w:val="none"/>
-          <w:lang w:val="es-CO" w:eastAsia="en-US" w:bidi="ar-SA"/>
-        </w:rPr>
-      </w:r>
-    </w:p>
-    <w:p>
-      <w:pPr>
-        <w:pStyle w:val="APALevel2"/>
-        <w:widowControl/>
-        <w:suppressAutoHyphens w:val="true"/>
-        <w:bidi w:val="0"/>
-        <w:spacing w:lineRule="auto" w:line="240" w:before="360" w:after="240"/>
-        <w:jc w:val="both"/>
-        <w:rPr>
-          <w:rFonts w:ascii="Times New Roman" w:hAnsi="Times New Roman" w:eastAsia="Times New Roman" w:cs="Times New Roman"/>
-          <w:color w:val="auto"/>
-          <w:kern w:val="0"/>
-          <w:sz w:val="24"/>
-          <w:szCs w:val="24"/>
-          <w:u w:val="none"/>
-          <w:lang w:val="es-CO" w:eastAsia="en-US" w:bidi="ar-SA"/>
-        </w:rPr>
-      </w:pPr>
-      <w:r>
-        <w:rPr>
-          <w:rFonts w:eastAsia="Times New Roman" w:cs="Times New Roman"/>
-          <w:color w:val="auto"/>
-          <w:kern w:val="0"/>
-          <w:sz w:val="24"/>
-          <w:szCs w:val="24"/>
-          <w:u w:val="none"/>
-          <w:lang w:val="es-CO" w:eastAsia="en-US" w:bidi="ar-SA"/>
-        </w:rPr>
-      </w:r>
-    </w:p>
-    <w:p>
-      <w:pPr>
-        <w:pStyle w:val="APALevel2"/>
-        <w:widowControl/>
-        <w:suppressAutoHyphens w:val="true"/>
-        <w:bidi w:val="0"/>
-        <w:spacing w:lineRule="auto" w:line="240" w:before="360" w:after="240"/>
-        <w:jc w:val="both"/>
-        <w:rPr>
-          <w:rFonts w:ascii="Times New Roman" w:hAnsi="Times New Roman" w:eastAsia="Times New Roman" w:cs="Times New Roman"/>
-          <w:color w:val="auto"/>
-          <w:kern w:val="0"/>
-          <w:sz w:val="24"/>
-          <w:szCs w:val="24"/>
-          <w:u w:val="none"/>
-          <w:lang w:val="es-CO" w:eastAsia="en-US" w:bidi="ar-SA"/>
-        </w:rPr>
-      </w:pPr>
-      <w:r>
-        <w:rPr>
-          <w:rFonts w:eastAsia="Times New Roman" w:cs="Times New Roman"/>
-          <w:color w:val="auto"/>
-          <w:kern w:val="0"/>
-          <w:sz w:val="24"/>
-          <w:szCs w:val="24"/>
-          <w:u w:val="none"/>
-          <w:lang w:val="es-CO" w:eastAsia="en-US" w:bidi="ar-SA"/>
-        </w:rPr>
-      </w:r>
-    </w:p>
-    <w:p>
-      <w:pPr>
-        <w:pStyle w:val="APALevel2"/>
-        <w:widowControl/>
-        <w:suppressAutoHyphens w:val="true"/>
-        <w:bidi w:val="0"/>
-        <w:spacing w:lineRule="auto" w:line="240" w:before="360" w:after="240"/>
-        <w:jc w:val="both"/>
-        <w:rPr>
-          <w:rFonts w:ascii="Times New Roman" w:hAnsi="Times New Roman" w:eastAsia="Times New Roman" w:cs="Times New Roman"/>
-          <w:color w:val="auto"/>
-          <w:kern w:val="0"/>
-          <w:sz w:val="24"/>
-          <w:szCs w:val="24"/>
-          <w:u w:val="none"/>
-          <w:lang w:val="es-CO" w:eastAsia="en-US" w:bidi="ar-SA"/>
-        </w:rPr>
-      </w:pPr>
-      <w:r>
-        <w:rPr>
-          <w:rFonts w:eastAsia="Times New Roman" w:cs="Times New Roman"/>
-          <w:color w:val="auto"/>
-          <w:kern w:val="0"/>
-          <w:sz w:val="24"/>
-          <w:szCs w:val="24"/>
-          <w:u w:val="none"/>
-          <w:lang w:val="es-CO" w:eastAsia="en-US" w:bidi="ar-SA"/>
-        </w:rPr>
-      </w:r>
-    </w:p>
-    <w:p>
-      <w:pPr>
-        <w:pStyle w:val="APALevel2"/>
-        <w:widowControl/>
-        <w:suppressAutoHyphens w:val="true"/>
-        <w:bidi w:val="0"/>
-        <w:spacing w:lineRule="auto" w:line="240" w:before="360" w:after="240"/>
-        <w:jc w:val="both"/>
-        <w:rPr>
-          <w:rFonts w:ascii="Times New Roman" w:hAnsi="Times New Roman" w:eastAsia="Times New Roman" w:cs="Times New Roman"/>
-          <w:color w:val="auto"/>
-          <w:kern w:val="0"/>
-          <w:sz w:val="24"/>
-          <w:szCs w:val="24"/>
-          <w:u w:val="none"/>
-          <w:lang w:val="es-CO" w:eastAsia="en-US" w:bidi="ar-SA"/>
-        </w:rPr>
-      </w:pPr>
-      <w:r>
-        <w:rPr>
-          <w:rFonts w:eastAsia="Times New Roman" w:cs="Times New Roman"/>
-          <w:color w:val="auto"/>
-          <w:kern w:val="0"/>
-          <w:sz w:val="24"/>
-          <w:szCs w:val="24"/>
-          <w:u w:val="none"/>
-          <w:lang w:val="es-CO" w:eastAsia="en-US" w:bidi="ar-SA"/>
-        </w:rPr>
-      </w:r>
-    </w:p>
-    <w:p>
-      <w:pPr>
-        <w:pStyle w:val="APALevel2"/>
-        <w:widowControl/>
-        <w:suppressAutoHyphens w:val="true"/>
-        <w:bidi w:val="0"/>
-        <w:spacing w:lineRule="auto" w:line="240" w:before="360" w:after="240"/>
-        <w:jc w:val="both"/>
-        <w:rPr>
-          <w:rFonts w:ascii="Times New Roman" w:hAnsi="Times New Roman" w:eastAsia="Times New Roman" w:cs="Times New Roman"/>
-          <w:color w:val="auto"/>
-          <w:kern w:val="0"/>
-          <w:sz w:val="24"/>
-          <w:szCs w:val="24"/>
-          <w:u w:val="none"/>
-          <w:lang w:val="es-CO" w:eastAsia="en-US" w:bidi="ar-SA"/>
-        </w:rPr>
-      </w:pPr>
-      <w:r>
-        <w:rPr>
-          <w:rFonts w:eastAsia="Times New Roman" w:cs="Times New Roman"/>
-          <w:color w:val="auto"/>
-          <w:kern w:val="0"/>
-          <w:sz w:val="24"/>
-          <w:szCs w:val="24"/>
-          <w:u w:val="none"/>
-          <w:lang w:val="es-CO" w:eastAsia="en-US" w:bidi="ar-SA"/>
-        </w:rPr>
-      </w:r>
-    </w:p>
-    <w:p>
-      <w:pPr>
-        <w:pStyle w:val="BodyText"/>
-        <w:ind w:hanging="0"/>
-        <w:jc w:val="center"/>
-        <w:rPr>
-          <w:b/>
-          <w:bCs/>
-          <w:lang w:val="es-CO" w:bidi="ar-SA"/>
-        </w:rPr>
-      </w:pPr>
-      <w:r>
-        <w:rPr>
-          <w:b/>
-          <w:bCs/>
-          <w:lang w:val="es-CO" w:bidi="ar-SA"/>
-        </w:rPr>
-      </w:r>
-    </w:p>
-    <w:p>
-      <w:pPr>
-        <w:pStyle w:val="BodyText"/>
-        <w:ind w:hanging="0"/>
-        <w:jc w:val="center"/>
-        <w:rPr>
-          <w:b/>
-          <w:bCs/>
-          <w:lang w:val="es-CO" w:bidi="ar-SA"/>
-        </w:rPr>
-      </w:pPr>
-      <w:r>
-        <w:rPr>
-          <w:b/>
-          <w:bCs/>
-          <w:lang w:val="es-CO" w:bidi="ar-SA"/>
-        </w:rPr>
-      </w:r>
-    </w:p>
-    <w:p>
-      <w:pPr>
-        <w:pStyle w:val="BodyText"/>
-        <w:ind w:hanging="0"/>
-        <w:jc w:val="center"/>
-        <w:rPr>
-          <w:b/>
-          <w:bCs/>
-          <w:lang w:val="es-CO" w:bidi="ar-SA"/>
-        </w:rPr>
-      </w:pPr>
-      <w:r>
-        <w:rPr>
-          <w:b/>
-          <w:bCs/>
-          <w:lang w:val="es-CO" w:bidi="ar-SA"/>
-        </w:rPr>
-      </w:r>
-    </w:p>
-    <w:p>
-      <w:pPr>
-        <w:pStyle w:val="BodyText"/>
-        <w:ind w:hanging="0"/>
-        <w:jc w:val="center"/>
-        <w:rPr>
-          <w:b/>
-          <w:bCs/>
-          <w:lang w:val="es-CO" w:bidi="ar-SA"/>
-        </w:rPr>
-      </w:pPr>
-      <w:r>
-        <w:rPr>
-          <w:b/>
-          <w:bCs/>
-          <w:lang w:val="es-CO" w:bidi="ar-SA"/>
-        </w:rPr>
-      </w:r>
-    </w:p>
-    <w:p>
-      <w:pPr>
-        <w:pStyle w:val="BodyText"/>
-        <w:ind w:hanging="0"/>
-        <w:jc w:val="center"/>
-        <w:rPr>
-          <w:b/>
-          <w:bCs/>
-          <w:lang w:val="es-CO" w:bidi="ar-SA"/>
-        </w:rPr>
-      </w:pPr>
-      <w:r>
-        <w:rPr>
-          <w:b/>
-          <w:bCs/>
-          <w:lang w:val="es-CO" w:bidi="ar-SA"/>
-        </w:rPr>
-      </w:r>
-    </w:p>
-    <w:p>
-      <w:pPr>
-        <w:pStyle w:val="BodyText"/>
-        <w:ind w:hanging="0"/>
-        <w:jc w:val="center"/>
-        <w:rPr>
-          <w:b/>
-          <w:bCs/>
-          <w:lang w:val="es-CO" w:bidi="ar-SA"/>
-        </w:rPr>
-      </w:pPr>
-      <w:r>
-        <w:rPr>
-          <w:b/>
-          <w:bCs/>
-          <w:lang w:val="es-CO" w:bidi="ar-SA"/>
-        </w:rPr>
-      </w:r>
-    </w:p>
-    <w:p>
-      <w:pPr>
-        <w:pStyle w:val="BodyText"/>
-        <w:ind w:hanging="0"/>
-        <w:jc w:val="center"/>
-        <w:rPr>
-          <w:b/>
-          <w:bCs/>
-          <w:lang w:val="es-CO" w:bidi="ar-SA"/>
-        </w:rPr>
-      </w:pPr>
-      <w:r>
-        <w:rPr>
-          <w:b/>
-          <w:bCs/>
-          <w:lang w:val="es-CO" w:bidi="ar-SA"/>
-        </w:rPr>
-      </w:r>
-    </w:p>
-    <w:p>
-      <w:pPr>
-        <w:pStyle w:val="BodyText"/>
-        <w:ind w:hanging="0"/>
-        <w:jc w:val="center"/>
-        <w:rPr>
-          <w:lang w:val="es-CO" w:bidi="ar-SA"/>
-        </w:rPr>
-      </w:pPr>
-      <w:r>
-        <w:rPr>
-          <w:b/>
-          <w:bCs/>
-          <w:lang w:val="es-CO" w:bidi="ar-SA"/>
-        </w:rPr>
-        <w:t>7. Especificación de Requisitos de Software (ERS)</w:t>
-      </w:r>
-    </w:p>
-    <w:p>
-      <w:pPr>
-        <w:pStyle w:val="BodyText"/>
-        <w:ind w:hanging="0"/>
-        <w:jc w:val="both"/>
-        <w:rPr>
-          <w:b/>
-          <w:bCs/>
-          <w:lang w:val="es-CO" w:bidi="ar-SA"/>
-        </w:rPr>
-      </w:pPr>
-      <w:r>
-        <w:rPr>
-          <w:b/>
-          <w:bCs/>
-          <w:lang w:val="es-CO" w:bidi="ar-SA"/>
-        </w:rPr>
-      </w:r>
-    </w:p>
-    <w:p>
-      <w:pPr>
-        <w:pStyle w:val="BodyText"/>
-        <w:ind w:hanging="0"/>
-        <w:jc w:val="both"/>
-        <w:rPr>
-          <w:lang w:val="es-CO" w:bidi="ar-SA"/>
-        </w:rPr>
-      </w:pPr>
-      <w:r>
-        <w:rPr>
-          <w:lang w:val="es-CO" w:bidi="ar-SA"/>
-        </w:rPr>
-        <w:t>En cuanto la especificación de los requisitos que serán necesarios para llevar acabo esta implantación tenemos que considerar los mas importantes que en este caso serán los siguientes:</w:t>
-      </w:r>
-    </w:p>
-    <w:p>
-      <w:pPr>
-        <w:pStyle w:val="APALevel2"/>
-        <w:jc w:val="both"/>
-        <w:rPr>
-          <w:lang w:val="es-CO" w:bidi="ar-SA"/>
-        </w:rPr>
-      </w:pPr>
-      <w:r>
-        <w:rPr>
-          <w:rFonts w:eastAsia="Times New Roman" w:cs="Times New Roman"/>
-          <w:b/>
-          <w:bCs/>
-          <w:color w:val="auto"/>
-          <w:kern w:val="0"/>
-          <w:sz w:val="24"/>
-          <w:szCs w:val="32"/>
-          <w:lang w:val="es-CO" w:eastAsia="en-US" w:bidi="ar-SA"/>
-        </w:rPr>
-        <w:t>7.1 Url Requisitos Funcionales</w:t>
-      </w:r>
-    </w:p>
-    <w:p>
-      <w:pPr>
-        <w:pStyle w:val="APALevel2"/>
-        <w:jc w:val="both"/>
-        <w:rPr/>
-      </w:pPr>
-      <w:r>
-        <w:fldChar w:fldCharType="begin"/>
-      </w:r>
-      <w:r>
-        <w:rPr>
-          <w:rStyle w:val="Hyperlink"/>
-          <w:rFonts w:eastAsia="Times New Roman" w:cs="Times New Roman"/>
-          <w:b w:val="false"/>
-          <w:bCs w:val="false"/>
-          <w:color w:val="auto"/>
-          <w:kern w:val="0"/>
-          <w:sz w:val="24"/>
-          <w:szCs w:val="32"/>
-          <w:lang w:val="es-CO" w:eastAsia="en-US" w:bidi="ar-SA"/>
-        </w:rPr>
-        <w:instrText xml:space="preserve"> HYPERLINK "https://docs.google.com/spreadsheets/d/1-yD4ZpaIf5WqDzsoGlweMaNFhxe5QPZ83V6OiPhTvnA/edit?gid=0" \l "gid=0"</w:instrText>
-      </w:r>
-      <w:r>
-        <w:rPr>
-          <w:rStyle w:val="Hyperlink"/>
-          <w:rFonts w:eastAsia="Times New Roman" w:cs="Times New Roman"/>
-          <w:b w:val="false"/>
-          <w:bCs w:val="false"/>
-          <w:color w:val="auto"/>
-          <w:kern w:val="0"/>
-          <w:sz w:val="24"/>
-          <w:szCs w:val="32"/>
-          <w:lang w:val="es-CO" w:eastAsia="en-US" w:bidi="ar-SA"/>
-        </w:rPr>
-        <w:fldChar w:fldCharType="separate"/>
-      </w:r>
-      <w:r>
-        <w:rPr>
-          <w:rStyle w:val="Hyperlink"/>
-          <w:rFonts w:eastAsia="Times New Roman" w:cs="Times New Roman"/>
-          <w:b w:val="false"/>
-          <w:bCs w:val="false"/>
-          <w:color w:val="auto"/>
-          <w:kern w:val="0"/>
-          <w:sz w:val="24"/>
-          <w:szCs w:val="32"/>
-          <w:lang w:val="es-CO" w:eastAsia="en-US" w:bidi="ar-SA"/>
-        </w:rPr>
-        <w:t>Requisitos Funcionales - Hojas de cálculo de Google</w:t>
-      </w:r>
-      <w:r>
-        <w:rPr>
-          <w:rStyle w:val="Hyperlink"/>
-          <w:rFonts w:eastAsia="Times New Roman" w:cs="Times New Roman"/>
-          <w:b w:val="false"/>
-          <w:bCs w:val="false"/>
-          <w:color w:val="auto"/>
-          <w:kern w:val="0"/>
-          <w:sz w:val="24"/>
-          <w:szCs w:val="32"/>
-          <w:lang w:val="es-CO" w:eastAsia="en-US" w:bidi="ar-SA"/>
-        </w:rPr>
-        <w:fldChar w:fldCharType="end"/>
-      </w:r>
-      <w:r>
-        <w:rPr>
-          <w:rFonts w:eastAsia="Times New Roman" w:cs="Times New Roman"/>
-          <w:b w:val="false"/>
-          <w:bCs w:val="false"/>
-          <w:color w:val="auto"/>
-          <w:kern w:val="0"/>
-          <w:sz w:val="24"/>
-          <w:szCs w:val="32"/>
-          <w:lang w:val="es-CO" w:eastAsia="en-US" w:bidi="ar-SA"/>
-        </w:rPr>
-        <w:t xml:space="preserve"> </w:t>
-      </w:r>
-    </w:p>
-    <w:p>
-      <w:pPr>
-        <w:pStyle w:val="APALevel2"/>
-        <w:jc w:val="both"/>
-        <w:rPr>
-          <w:rFonts w:eastAsia="Times New Roman" w:cs="Times New Roman"/>
-          <w:b/>
-          <w:bCs/>
-          <w:color w:val="auto"/>
-          <w:kern w:val="0"/>
-          <w:sz w:val="24"/>
-          <w:szCs w:val="32"/>
-          <w:lang w:val="es-CO" w:eastAsia="en-US" w:bidi="ar-SA"/>
-        </w:rPr>
-      </w:pPr>
-      <w:r>
-        <w:rPr>
-          <w:rFonts w:eastAsia="Times New Roman" w:cs="Times New Roman"/>
-          <w:b/>
-          <w:bCs/>
-          <w:color w:val="auto"/>
-          <w:kern w:val="0"/>
-          <w:sz w:val="24"/>
-          <w:szCs w:val="32"/>
           <w:lang w:val="es-CO" w:eastAsia="en-US" w:bidi="ar-SA"/>
         </w:rPr>
         <w:drawing>
-          <wp:anchor distT="0" distB="0" distL="0" distR="0" simplePos="0" relativeHeight="29" behindDoc="0" locked="0" layoutInCell="0" allowOverlap="1">
+          <wp:anchor distT="0" distB="0" distL="0" distR="0" simplePos="0" relativeHeight="23" behindDoc="0" locked="0" layoutInCell="0" allowOverlap="1">
             <wp:simplePos x="0" y="0"/>
             <wp:positionH relativeFrom="column">
-              <wp:posOffset>-15240</wp:posOffset>
+              <wp:posOffset>0</wp:posOffset>
             </wp:positionH>
             <wp:positionV relativeFrom="paragraph">
-              <wp:posOffset>635</wp:posOffset>
+              <wp:posOffset>92075</wp:posOffset>
             </wp:positionV>
-            <wp:extent cx="6009640" cy="2435860"/>
+            <wp:extent cx="5904865" cy="2527935"/>
             <wp:effectExtent l="0" t="0" r="0" b="0"/>
             <wp:wrapSquare wrapText="largest"/>
-            <wp:docPr id="8" name="Imagen1"/>
+            <wp:docPr id="6" name="Imagen3"/>
             <wp:cNvGraphicFramePr>
               <a:graphicFrameLocks xmlns:a="http://schemas.openxmlformats.org/drawingml/2006/main" noChangeAspect="1"/>
             </wp:cNvGraphicFramePr>
@@ -6487,13 +6377,13 @@
               <a:graphicData uri="http://schemas.openxmlformats.org/drawingml/2006/picture">
                 <pic:pic xmlns:pic="http://schemas.openxmlformats.org/drawingml/2006/picture">
                   <pic:nvPicPr>
-                    <pic:cNvPr id="8" name="Imagen1"/>
+                    <pic:cNvPr id="6" name="Imagen3"/>
                     <pic:cNvPicPr>
                       <a:picLocks noChangeAspect="1" noChangeArrowheads="1"/>
                     </pic:cNvPicPr>
                   </pic:nvPicPr>
                   <pic:blipFill>
-                    <a:blip r:embed="rId11"/>
+                    <a:blip r:embed="rId8"/>
                     <a:stretch>
                       <a:fillRect/>
                     </a:stretch>
@@ -6501,7 +6391,7 @@
                   <pic:spPr bwMode="auto">
                     <a:xfrm>
                       <a:off x="0" y="0"/>
-                      <a:ext cx="6009640" cy="2435860"/>
+                      <a:ext cx="5904865" cy="2527935"/>
                     </a:xfrm>
                     <a:prstGeom prst="rect">
                       <a:avLst/>
@@ -6524,14 +6414,7 @@
         <w:spacing w:lineRule="auto" w:line="240" w:before="360" w:after="240"/>
         <w:jc w:val="both"/>
         <w:rPr>
-          <w:lang w:val="es-CO" w:bidi="ar-SA"/>
-        </w:rPr>
-      </w:pPr>
-      <w:r>
-        <w:rPr>
-          <w:rFonts w:eastAsia="Times New Roman" w:cs="Times New Roman"/>
-          <w:b/>
-          <w:bCs/>
+          <w:rFonts w:ascii="Times New Roman" w:hAnsi="Times New Roman" w:eastAsia="Times New Roman" w:cs="Times New Roman"/>
           <w:color w:val="auto"/>
           <w:kern w:val="0"/>
           <w:sz w:val="24"/>
@@ -6539,61 +6422,9 @@
           <w:u w:val="none"/>
           <w:lang w:val="es-CO" w:eastAsia="en-US" w:bidi="ar-SA"/>
         </w:rPr>
-        <w:t>7.2 Url Requisitos No Funcionales</w:t>
-      </w:r>
-    </w:p>
-    <w:p>
-      <w:pPr>
-        <w:pStyle w:val="APALevel2"/>
-        <w:jc w:val="both"/>
+      </w:pPr>
+      <w:r>
         <w:rPr/>
-      </w:pPr>
-      <w:r>
-        <w:fldChar w:fldCharType="begin"/>
-      </w:r>
-      <w:r>
-        <w:rPr>
-          <w:rStyle w:val="Hyperlink"/>
-          <w:b w:val="false"/>
-          <w:bCs w:val="false"/>
-          <w:lang w:val="es-CO" w:bidi="ar-SA"/>
-        </w:rPr>
-        <w:instrText xml:space="preserve"> HYPERLINK "https://docs.google.com/spreadsheets/d/1Eo4nbgE75lxgUvP-dRpGaWXDq5WAVXz2ZvpuzI0YcwY/edit?gid=0" \l "gid=0"</w:instrText>
-      </w:r>
-      <w:r>
-        <w:rPr>
-          <w:rStyle w:val="Hyperlink"/>
-          <w:b w:val="false"/>
-          <w:bCs w:val="false"/>
-          <w:lang w:val="es-CO" w:bidi="ar-SA"/>
-        </w:rPr>
-        <w:fldChar w:fldCharType="separate"/>
-      </w:r>
-      <w:r>
-        <w:rPr>
-          <w:rStyle w:val="Hyperlink"/>
-          <w:b w:val="false"/>
-          <w:bCs w:val="false"/>
-          <w:lang w:val="es-CO" w:bidi="ar-SA"/>
-        </w:rPr>
-        <w:t>Requisitos No Funcionales - Hojas de cálculo de Google</w:t>
-      </w:r>
-      <w:r>
-        <w:rPr>
-          <w:rStyle w:val="Hyperlink"/>
-          <w:b w:val="false"/>
-          <w:bCs w:val="false"/>
-          <w:lang w:val="es-CO" w:bidi="ar-SA"/>
-        </w:rPr>
-        <w:fldChar w:fldCharType="end"/>
-      </w:r>
-      <w:r>
-        <w:rPr>
-          <w:b w:val="false"/>
-          <w:bCs w:val="false"/>
-          <w:lang w:val="es-CO" w:bidi="ar-SA"/>
-        </w:rPr>
-        <w:t xml:space="preserve"> </w:t>
       </w:r>
     </w:p>
     <w:p>
@@ -6605,81 +6436,7 @@
         <w:spacing w:lineRule="auto" w:line="240" w:before="360" w:after="240"/>
         <w:jc w:val="both"/>
         <w:rPr>
-          <w:b w:val="false"/>
-          <w:bCs w:val="false"/>
-          <w:lang w:val="es-CO" w:bidi="ar-SA"/>
-        </w:rPr>
-      </w:pPr>
-      <w:r>
-        <w:rPr>
-          <w:b w:val="false"/>
-          <w:bCs w:val="false"/>
-          <w:lang w:val="es-CO" w:bidi="ar-SA"/>
-        </w:rPr>
-        <w:drawing>
-          <wp:anchor distT="0" distB="0" distL="0" distR="0" simplePos="0" relativeHeight="30" behindDoc="0" locked="0" layoutInCell="0" allowOverlap="1">
-            <wp:simplePos x="0" y="0"/>
-            <wp:positionH relativeFrom="column">
-              <wp:posOffset>-5715</wp:posOffset>
-            </wp:positionH>
-            <wp:positionV relativeFrom="paragraph">
-              <wp:posOffset>47625</wp:posOffset>
-            </wp:positionV>
-            <wp:extent cx="6009640" cy="2379345"/>
-            <wp:effectExtent l="0" t="0" r="0" b="0"/>
-            <wp:wrapSquare wrapText="largest"/>
-            <wp:docPr id="9" name="Imagen2"/>
-            <wp:cNvGraphicFramePr>
-              <a:graphicFrameLocks xmlns:a="http://schemas.openxmlformats.org/drawingml/2006/main" noChangeAspect="1"/>
-            </wp:cNvGraphicFramePr>
-            <a:graphic xmlns:a="http://schemas.openxmlformats.org/drawingml/2006/main">
-              <a:graphicData uri="http://schemas.openxmlformats.org/drawingml/2006/picture">
-                <pic:pic xmlns:pic="http://schemas.openxmlformats.org/drawingml/2006/picture">
-                  <pic:nvPicPr>
-                    <pic:cNvPr id="9" name="Imagen2"/>
-                    <pic:cNvPicPr>
-                      <a:picLocks noChangeAspect="1" noChangeArrowheads="1"/>
-                    </pic:cNvPicPr>
-                  </pic:nvPicPr>
-                  <pic:blipFill>
-                    <a:blip r:embed="rId12"/>
-                    <a:stretch>
-                      <a:fillRect/>
-                    </a:stretch>
-                  </pic:blipFill>
-                  <pic:spPr bwMode="auto">
-                    <a:xfrm>
-                      <a:off x="0" y="0"/>
-                      <a:ext cx="6009640" cy="2379345"/>
-                    </a:xfrm>
-                    <a:prstGeom prst="rect">
-                      <a:avLst/>
-                    </a:prstGeom>
-                    <a:noFill/>
-                  </pic:spPr>
-                </pic:pic>
-              </a:graphicData>
-            </a:graphic>
-          </wp:anchor>
-        </w:drawing>
-      </w:r>
-    </w:p>
-    <w:p>
-      <w:pPr>
-        <w:pStyle w:val="APALevel2"/>
-        <w:widowControl/>
-        <w:suppressAutoHyphens w:val="true"/>
-        <w:bidi w:val="0"/>
-        <w:spacing w:lineRule="auto" w:line="240" w:before="360" w:after="240"/>
-        <w:jc w:val="both"/>
-        <w:rPr>
-          <w:lang w:val="es-CO" w:bidi="ar-SA"/>
-        </w:rPr>
-      </w:pPr>
-      <w:r>
-        <w:rPr>
-          <w:rFonts w:eastAsia="Times New Roman" w:cs="Times New Roman"/>
-          <w:b/>
+          <w:rFonts w:ascii="Times New Roman" w:hAnsi="Times New Roman" w:eastAsia="Times New Roman" w:cs="Times New Roman"/>
           <w:color w:val="auto"/>
           <w:kern w:val="0"/>
           <w:sz w:val="24"/>
@@ -6687,27 +6444,10 @@
           <w:u w:val="none"/>
           <w:lang w:val="es-CO" w:eastAsia="en-US" w:bidi="ar-SA"/>
         </w:rPr>
-        <w:t>7.3 Url Historias de usuario del MVP</w:t>
-      </w:r>
-    </w:p>
-    <w:p>
-      <w:pPr>
-        <w:pStyle w:val="APALevel2"/>
-        <w:widowControl/>
-        <w:suppressAutoHyphens w:val="true"/>
-        <w:bidi w:val="0"/>
-        <w:spacing w:lineRule="auto" w:line="240" w:before="360" w:after="240"/>
-        <w:jc w:val="both"/>
-        <w:rPr/>
-      </w:pPr>
-      <w:r>
-        <w:fldChar w:fldCharType="begin"/>
-      </w:r>
-      <w:r>
-        <w:rPr>
-          <w:rStyle w:val="Hyperlink"/>
-          <w:rFonts w:eastAsia="Times New Roman" w:cs="Times New Roman"/>
-          <w:b/>
+      </w:pPr>
+      <w:r>
+        <w:rPr>
+          <w:rFonts w:eastAsia="Times New Roman" w:cs="Times New Roman"/>
           <w:color w:val="auto"/>
           <w:kern w:val="0"/>
           <w:sz w:val="24"/>
@@ -6715,537 +6455,6 @@
           <w:u w:val="none"/>
           <w:lang w:val="es-CO" w:eastAsia="en-US" w:bidi="ar-SA"/>
         </w:rPr>
-        <w:instrText xml:space="preserve"> HYPERLINK "https://docs.google.com/spreadsheets/d/1q2gPTyuKjpeiJfz2PtZZhh_zVixK5VmblsfdNaf6tR8/edit?gid=0" \l "gid=0"</w:instrText>
-      </w:r>
-      <w:r>
-        <w:rPr>
-          <w:rStyle w:val="Hyperlink"/>
-          <w:rFonts w:eastAsia="Times New Roman" w:cs="Times New Roman"/>
-          <w:b/>
-          <w:color w:val="auto"/>
-          <w:kern w:val="0"/>
-          <w:sz w:val="24"/>
-          <w:szCs w:val="24"/>
-          <w:u w:val="none"/>
-          <w:lang w:val="es-CO" w:eastAsia="en-US" w:bidi="ar-SA"/>
-        </w:rPr>
-        <w:fldChar w:fldCharType="separate"/>
-      </w:r>
-      <w:r>
-        <w:rPr>
-          <w:rStyle w:val="Hyperlink"/>
-          <w:rFonts w:eastAsia="Times New Roman" w:cs="Times New Roman"/>
-          <w:b/>
-          <w:color w:val="auto"/>
-          <w:kern w:val="0"/>
-          <w:sz w:val="24"/>
-          <w:szCs w:val="24"/>
-          <w:u w:val="none"/>
-          <w:lang w:val="es-CO" w:eastAsia="en-US" w:bidi="ar-SA"/>
-        </w:rPr>
-        <w:t>HIU- Historias de Usuario MVP - Hojas de cálculo de Google</w:t>
-      </w:r>
-      <w:r>
-        <w:rPr>
-          <w:rStyle w:val="Hyperlink"/>
-          <w:rFonts w:eastAsia="Times New Roman" w:cs="Times New Roman"/>
-          <w:b/>
-          <w:color w:val="auto"/>
-          <w:kern w:val="0"/>
-          <w:sz w:val="24"/>
-          <w:szCs w:val="24"/>
-          <w:u w:val="none"/>
-          <w:lang w:val="es-CO" w:eastAsia="en-US" w:bidi="ar-SA"/>
-        </w:rPr>
-        <w:fldChar w:fldCharType="end"/>
-      </w:r>
-      <w:r>
-        <w:rPr>
-          <w:rFonts w:eastAsia="Times New Roman" w:cs="Times New Roman"/>
-          <w:b/>
-          <w:color w:val="auto"/>
-          <w:kern w:val="0"/>
-          <w:sz w:val="24"/>
-          <w:szCs w:val="24"/>
-          <w:u w:val="none"/>
-          <w:lang w:val="es-CO" w:eastAsia="en-US" w:bidi="ar-SA"/>
-        </w:rPr>
-        <w:t xml:space="preserve"> </w:t>
-      </w:r>
-    </w:p>
-    <w:p>
-      <w:pPr>
-        <w:pStyle w:val="APALevel2"/>
-        <w:widowControl/>
-        <w:suppressAutoHyphens w:val="true"/>
-        <w:bidi w:val="0"/>
-        <w:spacing w:lineRule="auto" w:line="240" w:before="360" w:after="240"/>
-        <w:jc w:val="both"/>
-        <w:rPr>
-          <w:rFonts w:ascii="Times New Roman" w:hAnsi="Times New Roman" w:eastAsia="Times New Roman" w:cs="Times New Roman"/>
-          <w:color w:val="auto"/>
-          <w:kern w:val="0"/>
-          <w:sz w:val="24"/>
-          <w:szCs w:val="24"/>
-          <w:u w:val="none"/>
-          <w:lang w:val="es-CO" w:eastAsia="en-US" w:bidi="ar-SA"/>
-        </w:rPr>
-      </w:pPr>
-      <w:r>
-        <w:rPr>
-          <w:rFonts w:eastAsia="Times New Roman" w:cs="Times New Roman"/>
-          <w:color w:val="auto"/>
-          <w:kern w:val="0"/>
-          <w:sz w:val="24"/>
-          <w:szCs w:val="24"/>
-          <w:u w:val="none"/>
-          <w:lang w:val="es-CO" w:eastAsia="en-US" w:bidi="ar-SA"/>
-        </w:rPr>
-        <w:drawing>
-          <wp:anchor distT="0" distB="0" distL="0" distR="0" simplePos="0" relativeHeight="31" behindDoc="0" locked="0" layoutInCell="0" allowOverlap="1">
-            <wp:simplePos x="0" y="0"/>
-            <wp:positionH relativeFrom="column">
-              <wp:posOffset>0</wp:posOffset>
-            </wp:positionH>
-            <wp:positionV relativeFrom="paragraph">
-              <wp:posOffset>203835</wp:posOffset>
-            </wp:positionV>
-            <wp:extent cx="5904865" cy="2694940"/>
-            <wp:effectExtent l="0" t="0" r="0" b="0"/>
-            <wp:wrapSquare wrapText="largest"/>
-            <wp:docPr id="10" name="Imagen3"/>
-            <wp:cNvGraphicFramePr>
-              <a:graphicFrameLocks xmlns:a="http://schemas.openxmlformats.org/drawingml/2006/main" noChangeAspect="1"/>
-            </wp:cNvGraphicFramePr>
-            <a:graphic xmlns:a="http://schemas.openxmlformats.org/drawingml/2006/main">
-              <a:graphicData uri="http://schemas.openxmlformats.org/drawingml/2006/picture">
-                <pic:pic xmlns:pic="http://schemas.openxmlformats.org/drawingml/2006/picture">
-                  <pic:nvPicPr>
-                    <pic:cNvPr id="10" name="Imagen3"/>
-                    <pic:cNvPicPr>
-                      <a:picLocks noChangeAspect="1" noChangeArrowheads="1"/>
-                    </pic:cNvPicPr>
-                  </pic:nvPicPr>
-                  <pic:blipFill>
-                    <a:blip r:embed="rId13"/>
-                    <a:stretch>
-                      <a:fillRect/>
-                    </a:stretch>
-                  </pic:blipFill>
-                  <pic:spPr bwMode="auto">
-                    <a:xfrm>
-                      <a:off x="0" y="0"/>
-                      <a:ext cx="5904865" cy="2694940"/>
-                    </a:xfrm>
-                    <a:prstGeom prst="rect">
-                      <a:avLst/>
-                    </a:prstGeom>
-                    <a:noFill/>
-                  </pic:spPr>
-                </pic:pic>
-              </a:graphicData>
-            </a:graphic>
-          </wp:anchor>
-        </w:drawing>
-      </w:r>
-    </w:p>
-    <w:p>
-      <w:pPr>
-        <w:pStyle w:val="APALevel2"/>
-        <w:widowControl/>
-        <w:suppressAutoHyphens w:val="true"/>
-        <w:bidi w:val="0"/>
-        <w:spacing w:lineRule="auto" w:line="240" w:before="360" w:after="240"/>
-        <w:jc w:val="both"/>
-        <w:rPr>
-          <w:lang w:val="es-CO" w:bidi="ar-SA"/>
-        </w:rPr>
-      </w:pPr>
-      <w:r>
-        <w:rPr>
-          <w:rFonts w:eastAsia="Times New Roman" w:cs="Times New Roman"/>
-          <w:b/>
-          <w:bCs/>
-          <w:color w:val="auto"/>
-          <w:kern w:val="0"/>
-          <w:sz w:val="24"/>
-          <w:szCs w:val="24"/>
-          <w:u w:val="none"/>
-          <w:lang w:val="es-CO" w:eastAsia="en-US" w:bidi="ar-SA"/>
-        </w:rPr>
-        <w:t>7</w:t>
-      </w:r>
-      <w:r>
-        <w:rPr>
-          <w:rFonts w:eastAsia="Times New Roman" w:cs="Times New Roman"/>
-          <w:color w:val="auto"/>
-          <w:kern w:val="0"/>
-          <w:sz w:val="24"/>
-          <w:szCs w:val="24"/>
-          <w:u w:val="none"/>
-          <w:lang w:val="es-CO" w:eastAsia="en-US" w:bidi="ar-SA"/>
-        </w:rPr>
-        <w:t>.</w:t>
-      </w:r>
-      <w:r>
-        <w:rPr>
-          <w:rFonts w:eastAsia="Times New Roman" w:cs="Times New Roman"/>
-          <w:b/>
-          <w:bCs/>
-          <w:color w:val="auto"/>
-          <w:kern w:val="0"/>
-          <w:sz w:val="24"/>
-          <w:szCs w:val="24"/>
-          <w:u w:val="none"/>
-          <w:lang w:val="es-CO" w:eastAsia="en-US" w:bidi="ar-SA"/>
-        </w:rPr>
-        <w:t>3.1 Url Criterios de aceptación</w:t>
-      </w:r>
-    </w:p>
-    <w:p>
-      <w:pPr>
-        <w:pStyle w:val="APALevel2"/>
-        <w:widowControl/>
-        <w:suppressAutoHyphens w:val="true"/>
-        <w:bidi w:val="0"/>
-        <w:spacing w:lineRule="auto" w:line="240" w:before="360" w:after="240"/>
-        <w:jc w:val="both"/>
-        <w:rPr/>
-      </w:pPr>
-      <w:r>
-        <w:fldChar w:fldCharType="begin"/>
-      </w:r>
-      <w:r>
-        <w:rPr>
-          <w:rStyle w:val="Hyperlink"/>
-          <w:rFonts w:eastAsia="Times New Roman" w:cs="Times New Roman"/>
-          <w:color w:val="auto"/>
-          <w:kern w:val="0"/>
-          <w:sz w:val="24"/>
-          <w:szCs w:val="24"/>
-          <w:u w:val="none"/>
-          <w:lang w:val="es-CO" w:eastAsia="en-US" w:bidi="ar-SA"/>
-        </w:rPr>
-        <w:instrText xml:space="preserve"> HYPERLINK "https://docs.google.com/spreadsheets/d/1u5R7GXk2V9gGYyrZuI9FWAd4O4D29BcS-TKQF7nx6pQ/edit?gid=0" \l "gid=0"</w:instrText>
-      </w:r>
-      <w:r>
-        <w:rPr>
-          <w:rStyle w:val="Hyperlink"/>
-          <w:rFonts w:eastAsia="Times New Roman" w:cs="Times New Roman"/>
-          <w:color w:val="auto"/>
-          <w:kern w:val="0"/>
-          <w:sz w:val="24"/>
-          <w:szCs w:val="24"/>
-          <w:u w:val="none"/>
-          <w:lang w:val="es-CO" w:eastAsia="en-US" w:bidi="ar-SA"/>
-        </w:rPr>
-        <w:fldChar w:fldCharType="separate"/>
-      </w:r>
-      <w:r>
-        <w:rPr>
-          <w:rStyle w:val="Hyperlink"/>
-          <w:rFonts w:eastAsia="Times New Roman" w:cs="Times New Roman"/>
-          <w:color w:val="auto"/>
-          <w:kern w:val="0"/>
-          <w:sz w:val="24"/>
-          <w:szCs w:val="24"/>
-          <w:u w:val="none"/>
-          <w:lang w:val="es-CO" w:eastAsia="en-US" w:bidi="ar-SA"/>
-        </w:rPr>
-        <w:t>Criterios de Aceptación - Hojas de cálculo de Google</w:t>
-      </w:r>
-      <w:r>
-        <w:rPr>
-          <w:rStyle w:val="Hyperlink"/>
-          <w:rFonts w:eastAsia="Times New Roman" w:cs="Times New Roman"/>
-          <w:color w:val="auto"/>
-          <w:kern w:val="0"/>
-          <w:sz w:val="24"/>
-          <w:szCs w:val="24"/>
-          <w:u w:val="none"/>
-          <w:lang w:val="es-CO" w:eastAsia="en-US" w:bidi="ar-SA"/>
-        </w:rPr>
-        <w:fldChar w:fldCharType="end"/>
-      </w:r>
-      <w:r>
-        <w:rPr>
-          <w:rStyle w:val="Hyperlink"/>
-          <w:rFonts w:eastAsia="Times New Roman" w:cs="Times New Roman"/>
-          <w:color w:val="auto"/>
-          <w:kern w:val="0"/>
-          <w:sz w:val="24"/>
-          <w:szCs w:val="24"/>
-          <w:u w:val="none"/>
-          <w:lang w:val="es-CO" w:eastAsia="en-US" w:bidi="ar-SA"/>
-        </w:rPr>
-        <w:t xml:space="preserve"> </w:t>
-      </w:r>
-      <w:r>
-        <w:rPr>
-          <w:rFonts w:eastAsia="Times New Roman" w:cs="Times New Roman"/>
-          <w:color w:val="auto"/>
-          <w:kern w:val="0"/>
-          <w:sz w:val="24"/>
-          <w:szCs w:val="24"/>
-          <w:u w:val="none"/>
-          <w:lang w:val="es-CO" w:eastAsia="en-US" w:bidi="ar-SA"/>
-        </w:rPr>
-        <w:t xml:space="preserve"> </w:t>
-      </w:r>
-    </w:p>
-    <w:p>
-      <w:pPr>
-        <w:pStyle w:val="APALevel2"/>
-        <w:widowControl/>
-        <w:suppressAutoHyphens w:val="true"/>
-        <w:bidi w:val="0"/>
-        <w:spacing w:lineRule="auto" w:line="240" w:before="360" w:after="240"/>
-        <w:jc w:val="both"/>
-        <w:rPr>
-          <w:rFonts w:ascii="Times New Roman" w:hAnsi="Times New Roman" w:eastAsia="Times New Roman" w:cs="Times New Roman"/>
-          <w:color w:val="auto"/>
-          <w:kern w:val="0"/>
-          <w:sz w:val="24"/>
-          <w:szCs w:val="24"/>
-          <w:u w:val="none"/>
-          <w:lang w:val="es-CO" w:eastAsia="en-US" w:bidi="ar-SA"/>
-        </w:rPr>
-      </w:pPr>
-      <w:r>
-        <w:rPr>
-          <w:rFonts w:eastAsia="Times New Roman" w:cs="Times New Roman"/>
-          <w:color w:val="auto"/>
-          <w:kern w:val="0"/>
-          <w:sz w:val="24"/>
-          <w:szCs w:val="24"/>
-          <w:u w:val="none"/>
-          <w:lang w:val="es-CO" w:eastAsia="en-US" w:bidi="ar-SA"/>
-        </w:rPr>
-        <w:drawing>
-          <wp:anchor distT="0" distB="0" distL="0" distR="0" simplePos="0" relativeHeight="32" behindDoc="0" locked="0" layoutInCell="0" allowOverlap="1">
-            <wp:simplePos x="0" y="0"/>
-            <wp:positionH relativeFrom="column">
-              <wp:posOffset>12065</wp:posOffset>
-            </wp:positionH>
-            <wp:positionV relativeFrom="paragraph">
-              <wp:posOffset>635</wp:posOffset>
-            </wp:positionV>
-            <wp:extent cx="6025515" cy="2945130"/>
-            <wp:effectExtent l="0" t="0" r="0" b="0"/>
-            <wp:wrapSquare wrapText="largest"/>
-            <wp:docPr id="11" name="Imagen4"/>
-            <wp:cNvGraphicFramePr>
-              <a:graphicFrameLocks xmlns:a="http://schemas.openxmlformats.org/drawingml/2006/main" noChangeAspect="1"/>
-            </wp:cNvGraphicFramePr>
-            <a:graphic xmlns:a="http://schemas.openxmlformats.org/drawingml/2006/main">
-              <a:graphicData uri="http://schemas.openxmlformats.org/drawingml/2006/picture">
-                <pic:pic xmlns:pic="http://schemas.openxmlformats.org/drawingml/2006/picture">
-                  <pic:nvPicPr>
-                    <pic:cNvPr id="11" name="Imagen4"/>
-                    <pic:cNvPicPr>
-                      <a:picLocks noChangeAspect="1" noChangeArrowheads="1"/>
-                    </pic:cNvPicPr>
-                  </pic:nvPicPr>
-                  <pic:blipFill>
-                    <a:blip r:embed="rId14"/>
-                    <a:stretch>
-                      <a:fillRect/>
-                    </a:stretch>
-                  </pic:blipFill>
-                  <pic:spPr bwMode="auto">
-                    <a:xfrm>
-                      <a:off x="0" y="0"/>
-                      <a:ext cx="6025515" cy="2945130"/>
-                    </a:xfrm>
-                    <a:prstGeom prst="rect">
-                      <a:avLst/>
-                    </a:prstGeom>
-                    <a:noFill/>
-                  </pic:spPr>
-                </pic:pic>
-              </a:graphicData>
-            </a:graphic>
-          </wp:anchor>
-        </w:drawing>
-      </w:r>
-    </w:p>
-    <w:p>
-      <w:pPr>
-        <w:pStyle w:val="APALevel2"/>
-        <w:widowControl/>
-        <w:suppressAutoHyphens w:val="true"/>
-        <w:bidi w:val="0"/>
-        <w:spacing w:lineRule="auto" w:line="240" w:before="360" w:after="240"/>
-        <w:jc w:val="both"/>
-        <w:rPr>
-          <w:lang w:val="es-CO" w:bidi="ar-SA"/>
-        </w:rPr>
-      </w:pPr>
-      <w:r>
-        <w:rPr>
-          <w:rFonts w:eastAsia="Times New Roman" w:cs="Times New Roman"/>
-          <w:b/>
-          <w:bCs/>
-          <w:color w:val="auto"/>
-          <w:kern w:val="0"/>
-          <w:sz w:val="24"/>
-          <w:szCs w:val="24"/>
-          <w:u w:val="none"/>
-          <w:lang w:val="es-CO" w:eastAsia="en-US" w:bidi="ar-SA"/>
-        </w:rPr>
-        <w:t>7</w:t>
-      </w:r>
-      <w:r>
-        <w:rPr>
-          <w:rFonts w:eastAsia="Times New Roman" w:cs="Times New Roman"/>
-          <w:color w:val="auto"/>
-          <w:kern w:val="0"/>
-          <w:sz w:val="24"/>
-          <w:szCs w:val="24"/>
-          <w:u w:val="none"/>
-          <w:lang w:val="es-CO" w:eastAsia="en-US" w:bidi="ar-SA"/>
-        </w:rPr>
-        <w:t>.</w:t>
-      </w:r>
-      <w:r>
-        <w:rPr>
-          <w:rFonts w:eastAsia="Times New Roman" w:cs="Times New Roman"/>
-          <w:b/>
-          <w:bCs/>
-          <w:color w:val="auto"/>
-          <w:kern w:val="0"/>
-          <w:sz w:val="24"/>
-          <w:szCs w:val="24"/>
-          <w:u w:val="none"/>
-          <w:lang w:val="es-CO" w:eastAsia="en-US" w:bidi="ar-SA"/>
-        </w:rPr>
-        <w:t>4 Url Diagrama de flujo de la solución web</w:t>
-      </w:r>
-      <w:r>
-        <w:rPr>
-          <w:rFonts w:eastAsia="Times New Roman" w:cs="Times New Roman"/>
-          <w:color w:val="auto"/>
-          <w:kern w:val="0"/>
-          <w:sz w:val="24"/>
-          <w:szCs w:val="24"/>
-          <w:u w:val="none"/>
-          <w:lang w:val="es-CO" w:eastAsia="en-US" w:bidi="ar-SA"/>
-        </w:rPr>
-        <w:t xml:space="preserve"> </w:t>
-      </w:r>
-    </w:p>
-    <w:p>
-      <w:pPr>
-        <w:pStyle w:val="APALevel2"/>
-        <w:widowControl/>
-        <w:suppressAutoHyphens w:val="true"/>
-        <w:bidi w:val="0"/>
-        <w:spacing w:lineRule="auto" w:line="240" w:before="360" w:after="240"/>
-        <w:jc w:val="both"/>
-        <w:rPr/>
-      </w:pPr>
-      <w:hyperlink r:id="rId15">
-        <w:r>
-          <w:rPr>
-            <w:rStyle w:val="Hyperlink"/>
-            <w:rFonts w:eastAsia="Times New Roman" w:cs="Times New Roman"/>
-            <w:color w:val="auto"/>
-            <w:kern w:val="0"/>
-            <w:sz w:val="24"/>
-            <w:szCs w:val="24"/>
-            <w:u w:val="none"/>
-            <w:lang w:val="es-CO" w:eastAsia="en-US" w:bidi="ar-SA"/>
-          </w:rPr>
-          <w:t>Diagrama de flujo de la solución web: Lucidchart</w:t>
-        </w:r>
-      </w:hyperlink>
-      <w:r>
-        <w:rPr>
-          <w:rFonts w:eastAsia="Times New Roman" w:cs="Times New Roman"/>
-          <w:color w:val="auto"/>
-          <w:kern w:val="0"/>
-          <w:sz w:val="24"/>
-          <w:szCs w:val="24"/>
-          <w:u w:val="none"/>
-          <w:lang w:val="es-CO" w:eastAsia="en-US" w:bidi="ar-SA"/>
-        </w:rPr>
-        <w:t xml:space="preserve"> </w:t>
-      </w:r>
-    </w:p>
-    <w:p>
-      <w:pPr>
-        <w:pStyle w:val="APALevel2"/>
-        <w:widowControl/>
-        <w:suppressAutoHyphens w:val="true"/>
-        <w:bidi w:val="0"/>
-        <w:spacing w:lineRule="auto" w:line="240" w:before="360" w:after="240"/>
-        <w:jc w:val="both"/>
-        <w:rPr>
-          <w:rFonts w:ascii="Times New Roman" w:hAnsi="Times New Roman" w:eastAsia="Times New Roman" w:cs="Times New Roman"/>
-          <w:color w:val="auto"/>
-          <w:kern w:val="0"/>
-          <w:sz w:val="24"/>
-          <w:szCs w:val="24"/>
-          <w:u w:val="none"/>
-          <w:lang w:val="es-CO" w:eastAsia="en-US" w:bidi="ar-SA"/>
-        </w:rPr>
-      </w:pPr>
-      <w:r>
-        <w:rPr>
-          <w:rFonts w:eastAsia="Times New Roman" w:cs="Times New Roman"/>
-          <w:color w:val="auto"/>
-          <w:kern w:val="0"/>
-          <w:sz w:val="24"/>
-          <w:szCs w:val="24"/>
-          <w:u w:val="none"/>
-          <w:lang w:val="es-CO" w:eastAsia="en-US" w:bidi="ar-SA"/>
-        </w:rPr>
-        <w:drawing>
-          <wp:anchor distT="0" distB="0" distL="0" distR="0" simplePos="0" relativeHeight="33" behindDoc="0" locked="0" layoutInCell="0" allowOverlap="1">
-            <wp:simplePos x="0" y="0"/>
-            <wp:positionH relativeFrom="column">
-              <wp:posOffset>0</wp:posOffset>
-            </wp:positionH>
-            <wp:positionV relativeFrom="paragraph">
-              <wp:posOffset>111125</wp:posOffset>
-            </wp:positionV>
-            <wp:extent cx="5993765" cy="3983355"/>
-            <wp:effectExtent l="0" t="0" r="0" b="0"/>
-            <wp:wrapSquare wrapText="largest"/>
-            <wp:docPr id="12" name="Imagen5"/>
-            <wp:cNvGraphicFramePr>
-              <a:graphicFrameLocks xmlns:a="http://schemas.openxmlformats.org/drawingml/2006/main" noChangeAspect="1"/>
-            </wp:cNvGraphicFramePr>
-            <a:graphic xmlns:a="http://schemas.openxmlformats.org/drawingml/2006/main">
-              <a:graphicData uri="http://schemas.openxmlformats.org/drawingml/2006/picture">
-                <pic:pic xmlns:pic="http://schemas.openxmlformats.org/drawingml/2006/picture">
-                  <pic:nvPicPr>
-                    <pic:cNvPr id="12" name="Imagen5"/>
-                    <pic:cNvPicPr>
-                      <a:picLocks noChangeAspect="1" noChangeArrowheads="1"/>
-                    </pic:cNvPicPr>
-                  </pic:nvPicPr>
-                  <pic:blipFill>
-                    <a:blip r:embed="rId16"/>
-                    <a:stretch>
-                      <a:fillRect/>
-                    </a:stretch>
-                  </pic:blipFill>
-                  <pic:spPr bwMode="auto">
-                    <a:xfrm>
-                      <a:off x="0" y="0"/>
-                      <a:ext cx="5993765" cy="3983355"/>
-                    </a:xfrm>
-                    <a:prstGeom prst="rect">
-                      <a:avLst/>
-                    </a:prstGeom>
-                    <a:noFill/>
-                  </pic:spPr>
-                </pic:pic>
-              </a:graphicData>
-            </a:graphic>
-          </wp:anchor>
-        </w:drawing>
       </w:r>
     </w:p>
     <w:p>
@@ -7476,12 +6685,12 @@
       </w:r>
     </w:p>
     <w:sectPr>
-      <w:headerReference w:type="even" r:id="rId17"/>
-      <w:headerReference w:type="default" r:id="rId18"/>
-      <w:headerReference w:type="first" r:id="rId19"/>
-      <w:footerReference w:type="even" r:id="rId20"/>
-      <w:footerReference w:type="default" r:id="rId21"/>
-      <w:footerReference w:type="first" r:id="rId22"/>
+      <w:headerReference w:type="even" r:id="rId9"/>
+      <w:headerReference w:type="default" r:id="rId10"/>
+      <w:headerReference w:type="first" r:id="rId11"/>
+      <w:footerReference w:type="even" r:id="rId12"/>
+      <w:footerReference w:type="default" r:id="rId13"/>
+      <w:footerReference w:type="first" r:id="rId14"/>
       <w:type w:val="nextPage"/>
       <w:pgSz w:w="11906" w:h="16838"/>
       <w:pgMar w:left="1440" w:right="1440" w:gutter="0" w:header="720" w:top="1440" w:footer="1440" w:bottom="1497"/>
@@ -7562,7 +6771,7 @@
               <wp:extent cx="14605" cy="14605"/>
               <wp:effectExtent l="0" t="0" r="0" b="0"/>
               <wp:wrapSquare wrapText="bothSides"/>
-              <wp:docPr id="13" name="Marco2"/>
+              <wp:docPr id="7" name="Marco2"/>
               <a:graphic xmlns:a="http://schemas.openxmlformats.org/drawingml/2006/main">
                 <a:graphicData uri="http://schemas.microsoft.com/office/word/2010/wordprocessingShape">
                   <wps:wsp>
@@ -7721,7 +6930,7 @@
       <mc:AlternateContent>
         <mc:Choice Requires="wps">
           <w:drawing>
-            <wp:anchor distT="0" distB="0" distL="0" distR="0" simplePos="0" relativeHeight="25" behindDoc="1" locked="0" layoutInCell="0" allowOverlap="1">
+            <wp:anchor distT="0" distB="0" distL="0" distR="0" simplePos="0" relativeHeight="19" behindDoc="1" locked="0" layoutInCell="0" allowOverlap="1">
               <wp:simplePos x="0" y="0"/>
               <wp:positionH relativeFrom="margin">
                 <wp:align>right</wp:align>
@@ -7729,10 +6938,10 @@
               <wp:positionV relativeFrom="paragraph">
                 <wp:posOffset>635</wp:posOffset>
               </wp:positionV>
-              <wp:extent cx="76835" cy="349250"/>
+              <wp:extent cx="76835" cy="175260"/>
               <wp:effectExtent l="0" t="0" r="0" b="0"/>
               <wp:wrapSquare wrapText="bothSides"/>
-              <wp:docPr id="14" name="Marco3"/>
+              <wp:docPr id="8" name="Marco3"/>
               <a:graphic xmlns:a="http://schemas.openxmlformats.org/drawingml/2006/main">
                 <a:graphicData uri="http://schemas.microsoft.com/office/word/2010/wordprocessingShape">
                   <wps:wsp>
@@ -7740,7 +6949,7 @@
                     <wps:spPr>
                       <a:xfrm>
                         <a:off x="0" y="0"/>
-                        <a:ext cx="76680" cy="349200"/>
+                        <a:ext cx="76680" cy="175320"/>
                       </a:xfrm>
                       <a:prstGeom prst="rect">
                         <a:avLst/>
@@ -7791,7 +7000,7 @@
                               <w:rStyle w:val="PageNumber"/>
                               <w:color w:val="000000"/>
                             </w:rPr>
-                            <w:t>12</w:t>
+                            <w:t>10</w:t>
                           </w:r>
                           <w:r>
                             <w:rPr>
@@ -7814,7 +7023,7 @@
         </mc:Choice>
         <mc:Fallback>
           <w:pict>
-            <v:rect id="shape_0" stroked="f" o:allowincell="f" style="position:absolute;margin-left:445.2pt;margin-top:0.05pt;width:6pt;height:27.45pt;mso-wrap-style:square;v-text-anchor:top;mso-position-horizontal:right;mso-position-horizontal-relative:margin">
+            <v:rect id="shape_0" stroked="f" o:allowincell="f" style="position:absolute;margin-left:445.2pt;margin-top:0.05pt;width:6pt;height:13.75pt;mso-wrap-style:square;v-text-anchor:top;mso-position-horizontal:right;mso-position-horizontal-relative:margin">
               <v:fill o:detectmouseclick="t" on="false"/>
               <v:stroke color="#3465a4" joinstyle="round" endcap="flat"/>
               <v:textbox>
@@ -7852,7 +7061,7 @@
                         <w:rStyle w:val="PageNumber"/>
                         <w:color w:val="000000"/>
                       </w:rPr>
-                      <w:t>12</w:t>
+                      <w:t>10</w:t>
                     </w:r>
                     <w:r>
                       <w:rPr>
@@ -8908,6 +8117,417 @@
   <w:abstractNum w:abstractNumId="8">
     <w:lvl w:ilvl="0">
       <w:start w:val="1"/>
+      <w:numFmt w:val="bullet"/>
+      <w:lvlText w:val=""/>
+      <w:lvlJc w:val="left"/>
+      <w:pPr>
+        <w:tabs>
+          <w:tab w:val="num" w:pos="720"/>
+        </w:tabs>
+        <w:ind w:left="720" w:hanging="360"/>
+      </w:pPr>
+      <w:rPr>
+        <w:rFonts w:ascii="Symbol" w:hAnsi="Symbol" w:cs="Symbol" w:hint="default"/>
+      </w:rPr>
+    </w:lvl>
+    <w:lvl w:ilvl="1">
+      <w:start w:val="1"/>
+      <w:numFmt w:val="bullet"/>
+      <w:lvlText w:val="◦"/>
+      <w:lvlJc w:val="left"/>
+      <w:pPr>
+        <w:tabs>
+          <w:tab w:val="num" w:pos="1080"/>
+        </w:tabs>
+        <w:ind w:left="1080" w:hanging="360"/>
+      </w:pPr>
+      <w:rPr>
+        <w:rFonts w:ascii="OpenSymbol" w:hAnsi="OpenSymbol" w:cs="OpenSymbol" w:hint="default"/>
+      </w:rPr>
+    </w:lvl>
+    <w:lvl w:ilvl="2">
+      <w:start w:val="1"/>
+      <w:numFmt w:val="bullet"/>
+      <w:lvlText w:val="▪"/>
+      <w:lvlJc w:val="left"/>
+      <w:pPr>
+        <w:tabs>
+          <w:tab w:val="num" w:pos="1440"/>
+        </w:tabs>
+        <w:ind w:left="1440" w:hanging="360"/>
+      </w:pPr>
+      <w:rPr>
+        <w:rFonts w:ascii="OpenSymbol" w:hAnsi="OpenSymbol" w:cs="OpenSymbol" w:hint="default"/>
+      </w:rPr>
+    </w:lvl>
+    <w:lvl w:ilvl="3">
+      <w:start w:val="1"/>
+      <w:numFmt w:val="bullet"/>
+      <w:lvlText w:val=""/>
+      <w:lvlJc w:val="left"/>
+      <w:pPr>
+        <w:tabs>
+          <w:tab w:val="num" w:pos="1800"/>
+        </w:tabs>
+        <w:ind w:left="1800" w:hanging="360"/>
+      </w:pPr>
+      <w:rPr>
+        <w:rFonts w:ascii="Symbol" w:hAnsi="Symbol" w:cs="Symbol" w:hint="default"/>
+      </w:rPr>
+    </w:lvl>
+    <w:lvl w:ilvl="4">
+      <w:start w:val="1"/>
+      <w:numFmt w:val="bullet"/>
+      <w:lvlText w:val="◦"/>
+      <w:lvlJc w:val="left"/>
+      <w:pPr>
+        <w:tabs>
+          <w:tab w:val="num" w:pos="2160"/>
+        </w:tabs>
+        <w:ind w:left="2160" w:hanging="360"/>
+      </w:pPr>
+      <w:rPr>
+        <w:rFonts w:ascii="OpenSymbol" w:hAnsi="OpenSymbol" w:cs="OpenSymbol" w:hint="default"/>
+      </w:rPr>
+    </w:lvl>
+    <w:lvl w:ilvl="5">
+      <w:start w:val="1"/>
+      <w:numFmt w:val="bullet"/>
+      <w:lvlText w:val="▪"/>
+      <w:lvlJc w:val="left"/>
+      <w:pPr>
+        <w:tabs>
+          <w:tab w:val="num" w:pos="2520"/>
+        </w:tabs>
+        <w:ind w:left="2520" w:hanging="360"/>
+      </w:pPr>
+      <w:rPr>
+        <w:rFonts w:ascii="OpenSymbol" w:hAnsi="OpenSymbol" w:cs="OpenSymbol" w:hint="default"/>
+      </w:rPr>
+    </w:lvl>
+    <w:lvl w:ilvl="6">
+      <w:start w:val="1"/>
+      <w:numFmt w:val="bullet"/>
+      <w:lvlText w:val=""/>
+      <w:lvlJc w:val="left"/>
+      <w:pPr>
+        <w:tabs>
+          <w:tab w:val="num" w:pos="2880"/>
+        </w:tabs>
+        <w:ind w:left="2880" w:hanging="360"/>
+      </w:pPr>
+      <w:rPr>
+        <w:rFonts w:ascii="Symbol" w:hAnsi="Symbol" w:cs="Symbol" w:hint="default"/>
+      </w:rPr>
+    </w:lvl>
+    <w:lvl w:ilvl="7">
+      <w:start w:val="1"/>
+      <w:numFmt w:val="bullet"/>
+      <w:lvlText w:val="◦"/>
+      <w:lvlJc w:val="left"/>
+      <w:pPr>
+        <w:tabs>
+          <w:tab w:val="num" w:pos="3240"/>
+        </w:tabs>
+        <w:ind w:left="3240" w:hanging="360"/>
+      </w:pPr>
+      <w:rPr>
+        <w:rFonts w:ascii="OpenSymbol" w:hAnsi="OpenSymbol" w:cs="OpenSymbol" w:hint="default"/>
+      </w:rPr>
+    </w:lvl>
+    <w:lvl w:ilvl="8">
+      <w:start w:val="1"/>
+      <w:numFmt w:val="bullet"/>
+      <w:lvlText w:val="▪"/>
+      <w:lvlJc w:val="left"/>
+      <w:pPr>
+        <w:tabs>
+          <w:tab w:val="num" w:pos="3600"/>
+        </w:tabs>
+        <w:ind w:left="3600" w:hanging="360"/>
+      </w:pPr>
+      <w:rPr>
+        <w:rFonts w:ascii="OpenSymbol" w:hAnsi="OpenSymbol" w:cs="OpenSymbol" w:hint="default"/>
+      </w:rPr>
+    </w:lvl>
+  </w:abstractNum>
+  <w:abstractNum w:abstractNumId="9">
+    <w:lvl w:ilvl="0">
+      <w:start w:val="1"/>
+      <w:numFmt w:val="bullet"/>
+      <w:lvlText w:val=""/>
+      <w:lvlJc w:val="left"/>
+      <w:pPr>
+        <w:tabs>
+          <w:tab w:val="num" w:pos="720"/>
+        </w:tabs>
+        <w:ind w:left="720" w:hanging="360"/>
+      </w:pPr>
+      <w:rPr>
+        <w:rFonts w:ascii="Symbol" w:hAnsi="Symbol" w:cs="Symbol" w:hint="default"/>
+      </w:rPr>
+    </w:lvl>
+    <w:lvl w:ilvl="1">
+      <w:start w:val="1"/>
+      <w:numFmt w:val="bullet"/>
+      <w:lvlText w:val="◦"/>
+      <w:lvlJc w:val="left"/>
+      <w:pPr>
+        <w:tabs>
+          <w:tab w:val="num" w:pos="1080"/>
+        </w:tabs>
+        <w:ind w:left="1080" w:hanging="360"/>
+      </w:pPr>
+      <w:rPr>
+        <w:rFonts w:ascii="OpenSymbol" w:hAnsi="OpenSymbol" w:cs="OpenSymbol" w:hint="default"/>
+      </w:rPr>
+    </w:lvl>
+    <w:lvl w:ilvl="2">
+      <w:start w:val="1"/>
+      <w:numFmt w:val="bullet"/>
+      <w:lvlText w:val="▪"/>
+      <w:lvlJc w:val="left"/>
+      <w:pPr>
+        <w:tabs>
+          <w:tab w:val="num" w:pos="1440"/>
+        </w:tabs>
+        <w:ind w:left="1440" w:hanging="360"/>
+      </w:pPr>
+      <w:rPr>
+        <w:rFonts w:ascii="OpenSymbol" w:hAnsi="OpenSymbol" w:cs="OpenSymbol" w:hint="default"/>
+      </w:rPr>
+    </w:lvl>
+    <w:lvl w:ilvl="3">
+      <w:start w:val="1"/>
+      <w:numFmt w:val="bullet"/>
+      <w:lvlText w:val=""/>
+      <w:lvlJc w:val="left"/>
+      <w:pPr>
+        <w:tabs>
+          <w:tab w:val="num" w:pos="1800"/>
+        </w:tabs>
+        <w:ind w:left="1800" w:hanging="360"/>
+      </w:pPr>
+      <w:rPr>
+        <w:rFonts w:ascii="Symbol" w:hAnsi="Symbol" w:cs="Symbol" w:hint="default"/>
+      </w:rPr>
+    </w:lvl>
+    <w:lvl w:ilvl="4">
+      <w:start w:val="1"/>
+      <w:numFmt w:val="bullet"/>
+      <w:lvlText w:val="◦"/>
+      <w:lvlJc w:val="left"/>
+      <w:pPr>
+        <w:tabs>
+          <w:tab w:val="num" w:pos="2160"/>
+        </w:tabs>
+        <w:ind w:left="2160" w:hanging="360"/>
+      </w:pPr>
+      <w:rPr>
+        <w:rFonts w:ascii="OpenSymbol" w:hAnsi="OpenSymbol" w:cs="OpenSymbol" w:hint="default"/>
+      </w:rPr>
+    </w:lvl>
+    <w:lvl w:ilvl="5">
+      <w:start w:val="1"/>
+      <w:numFmt w:val="bullet"/>
+      <w:lvlText w:val="▪"/>
+      <w:lvlJc w:val="left"/>
+      <w:pPr>
+        <w:tabs>
+          <w:tab w:val="num" w:pos="2520"/>
+        </w:tabs>
+        <w:ind w:left="2520" w:hanging="360"/>
+      </w:pPr>
+      <w:rPr>
+        <w:rFonts w:ascii="OpenSymbol" w:hAnsi="OpenSymbol" w:cs="OpenSymbol" w:hint="default"/>
+      </w:rPr>
+    </w:lvl>
+    <w:lvl w:ilvl="6">
+      <w:start w:val="1"/>
+      <w:numFmt w:val="bullet"/>
+      <w:lvlText w:val=""/>
+      <w:lvlJc w:val="left"/>
+      <w:pPr>
+        <w:tabs>
+          <w:tab w:val="num" w:pos="2880"/>
+        </w:tabs>
+        <w:ind w:left="2880" w:hanging="360"/>
+      </w:pPr>
+      <w:rPr>
+        <w:rFonts w:ascii="Symbol" w:hAnsi="Symbol" w:cs="Symbol" w:hint="default"/>
+      </w:rPr>
+    </w:lvl>
+    <w:lvl w:ilvl="7">
+      <w:start w:val="1"/>
+      <w:numFmt w:val="bullet"/>
+      <w:lvlText w:val="◦"/>
+      <w:lvlJc w:val="left"/>
+      <w:pPr>
+        <w:tabs>
+          <w:tab w:val="num" w:pos="3240"/>
+        </w:tabs>
+        <w:ind w:left="3240" w:hanging="360"/>
+      </w:pPr>
+      <w:rPr>
+        <w:rFonts w:ascii="OpenSymbol" w:hAnsi="OpenSymbol" w:cs="OpenSymbol" w:hint="default"/>
+      </w:rPr>
+    </w:lvl>
+    <w:lvl w:ilvl="8">
+      <w:start w:val="1"/>
+      <w:numFmt w:val="bullet"/>
+      <w:lvlText w:val="▪"/>
+      <w:lvlJc w:val="left"/>
+      <w:pPr>
+        <w:tabs>
+          <w:tab w:val="num" w:pos="3600"/>
+        </w:tabs>
+        <w:ind w:left="3600" w:hanging="360"/>
+      </w:pPr>
+      <w:rPr>
+        <w:rFonts w:ascii="OpenSymbol" w:hAnsi="OpenSymbol" w:cs="OpenSymbol" w:hint="default"/>
+      </w:rPr>
+    </w:lvl>
+  </w:abstractNum>
+  <w:abstractNum w:abstractNumId="10">
+    <w:lvl w:ilvl="0">
+      <w:start w:val="1"/>
+      <w:numFmt w:val="bullet"/>
+      <w:lvlText w:val=""/>
+      <w:lvlJc w:val="left"/>
+      <w:pPr>
+        <w:tabs>
+          <w:tab w:val="num" w:pos="720"/>
+        </w:tabs>
+        <w:ind w:left="720" w:hanging="360"/>
+      </w:pPr>
+      <w:rPr>
+        <w:rFonts w:ascii="Symbol" w:hAnsi="Symbol" w:cs="Symbol" w:hint="default"/>
+      </w:rPr>
+    </w:lvl>
+    <w:lvl w:ilvl="1">
+      <w:start w:val="1"/>
+      <w:numFmt w:val="bullet"/>
+      <w:lvlText w:val="◦"/>
+      <w:lvlJc w:val="left"/>
+      <w:pPr>
+        <w:tabs>
+          <w:tab w:val="num" w:pos="1080"/>
+        </w:tabs>
+        <w:ind w:left="1080" w:hanging="360"/>
+      </w:pPr>
+      <w:rPr>
+        <w:rFonts w:ascii="OpenSymbol" w:hAnsi="OpenSymbol" w:cs="OpenSymbol" w:hint="default"/>
+      </w:rPr>
+    </w:lvl>
+    <w:lvl w:ilvl="2">
+      <w:start w:val="1"/>
+      <w:numFmt w:val="bullet"/>
+      <w:lvlText w:val="▪"/>
+      <w:lvlJc w:val="left"/>
+      <w:pPr>
+        <w:tabs>
+          <w:tab w:val="num" w:pos="1440"/>
+        </w:tabs>
+        <w:ind w:left="1440" w:hanging="360"/>
+      </w:pPr>
+      <w:rPr>
+        <w:rFonts w:ascii="OpenSymbol" w:hAnsi="OpenSymbol" w:cs="OpenSymbol" w:hint="default"/>
+      </w:rPr>
+    </w:lvl>
+    <w:lvl w:ilvl="3">
+      <w:start w:val="1"/>
+      <w:numFmt w:val="bullet"/>
+      <w:lvlText w:val=""/>
+      <w:lvlJc w:val="left"/>
+      <w:pPr>
+        <w:tabs>
+          <w:tab w:val="num" w:pos="1800"/>
+        </w:tabs>
+        <w:ind w:left="1800" w:hanging="360"/>
+      </w:pPr>
+      <w:rPr>
+        <w:rFonts w:ascii="Symbol" w:hAnsi="Symbol" w:cs="Symbol" w:hint="default"/>
+      </w:rPr>
+    </w:lvl>
+    <w:lvl w:ilvl="4">
+      <w:start w:val="1"/>
+      <w:numFmt w:val="bullet"/>
+      <w:lvlText w:val="◦"/>
+      <w:lvlJc w:val="left"/>
+      <w:pPr>
+        <w:tabs>
+          <w:tab w:val="num" w:pos="2160"/>
+        </w:tabs>
+        <w:ind w:left="2160" w:hanging="360"/>
+      </w:pPr>
+      <w:rPr>
+        <w:rFonts w:ascii="OpenSymbol" w:hAnsi="OpenSymbol" w:cs="OpenSymbol" w:hint="default"/>
+      </w:rPr>
+    </w:lvl>
+    <w:lvl w:ilvl="5">
+      <w:start w:val="1"/>
+      <w:numFmt w:val="bullet"/>
+      <w:lvlText w:val="▪"/>
+      <w:lvlJc w:val="left"/>
+      <w:pPr>
+        <w:tabs>
+          <w:tab w:val="num" w:pos="2520"/>
+        </w:tabs>
+        <w:ind w:left="2520" w:hanging="360"/>
+      </w:pPr>
+      <w:rPr>
+        <w:rFonts w:ascii="OpenSymbol" w:hAnsi="OpenSymbol" w:cs="OpenSymbol" w:hint="default"/>
+      </w:rPr>
+    </w:lvl>
+    <w:lvl w:ilvl="6">
+      <w:start w:val="1"/>
+      <w:numFmt w:val="bullet"/>
+      <w:lvlText w:val=""/>
+      <w:lvlJc w:val="left"/>
+      <w:pPr>
+        <w:tabs>
+          <w:tab w:val="num" w:pos="2880"/>
+        </w:tabs>
+        <w:ind w:left="2880" w:hanging="360"/>
+      </w:pPr>
+      <w:rPr>
+        <w:rFonts w:ascii="Symbol" w:hAnsi="Symbol" w:cs="Symbol" w:hint="default"/>
+      </w:rPr>
+    </w:lvl>
+    <w:lvl w:ilvl="7">
+      <w:start w:val="1"/>
+      <w:numFmt w:val="bullet"/>
+      <w:lvlText w:val="◦"/>
+      <w:lvlJc w:val="left"/>
+      <w:pPr>
+        <w:tabs>
+          <w:tab w:val="num" w:pos="3240"/>
+        </w:tabs>
+        <w:ind w:left="3240" w:hanging="360"/>
+      </w:pPr>
+      <w:rPr>
+        <w:rFonts w:ascii="OpenSymbol" w:hAnsi="OpenSymbol" w:cs="OpenSymbol" w:hint="default"/>
+      </w:rPr>
+    </w:lvl>
+    <w:lvl w:ilvl="8">
+      <w:start w:val="1"/>
+      <w:numFmt w:val="bullet"/>
+      <w:lvlText w:val="▪"/>
+      <w:lvlJc w:val="left"/>
+      <w:pPr>
+        <w:tabs>
+          <w:tab w:val="num" w:pos="3600"/>
+        </w:tabs>
+        <w:ind w:left="3600" w:hanging="360"/>
+      </w:pPr>
+      <w:rPr>
+        <w:rFonts w:ascii="OpenSymbol" w:hAnsi="OpenSymbol" w:cs="OpenSymbol" w:hint="default"/>
+      </w:rPr>
+    </w:lvl>
+  </w:abstractNum>
+  <w:abstractNum w:abstractNumId="11">
+    <w:lvl w:ilvl="0">
+      <w:start w:val="1"/>
       <w:numFmt w:val="none"/>
       <w:suff w:val="nothing"/>
       <w:lvlText w:val=""/>
@@ -9047,6 +8667,15 @@
   </w:num>
   <w:num w:numId="8">
     <w:abstractNumId w:val="8"/>
+  </w:num>
+  <w:num w:numId="9">
+    <w:abstractNumId w:val="9"/>
+  </w:num>
+  <w:num w:numId="10">
+    <w:abstractNumId w:val="10"/>
+  </w:num>
+  <w:num w:numId="11">
+    <w:abstractNumId w:val="11"/>
   </w:num>
 </w:numbering>
 </file>
@@ -9626,8 +9255,8 @@
       <w:u w:val="single"/>
     </w:rPr>
   </w:style>
-  <w:style w:type="character" w:styleId="Caracteresdenotaalpie">
-    <w:name w:val="Caracteres de nota al pie"/>
+  <w:style w:type="character" w:styleId="Caracteresdenotaalpieuser">
+    <w:name w:val="Caracteres de nota al pie (user)"/>
     <w:semiHidden/>
     <w:qFormat/>
     <w:rsid w:val="004d41be"/>
@@ -9635,8 +9264,8 @@
       <w:vertAlign w:val="superscript"/>
     </w:rPr>
   </w:style>
-  <w:style w:type="character" w:styleId="Caracteresdenotaalpieuser">
-    <w:name w:val="Caracteres de nota al pie (user)"/>
+  <w:style w:type="character" w:styleId="Caracteresdenotaalpie">
+    <w:name w:val="Caracteres de nota al pie"/>
     <w:qFormat/>
     <w:rPr>
       <w:vertAlign w:val="superscript"/>
@@ -9790,13 +9419,13 @@
       <w:shd w:fill="E1DFDD" w:val="clear"/>
     </w:rPr>
   </w:style>
-  <w:style w:type="character" w:styleId="Enlacedelndice">
-    <w:name w:val="Enlace del índice"/>
+  <w:style w:type="character" w:styleId="Enlacedelndiceuser">
+    <w:name w:val="Enlace del índice (user)"/>
     <w:qFormat/>
     <w:rPr/>
   </w:style>
-  <w:style w:type="character" w:styleId="Bolos">
-    <w:name w:val="Bolos"/>
+  <w:style w:type="character" w:styleId="Bolosuser">
+    <w:name w:val="Bolos (user)"/>
     <w:qFormat/>
     <w:rPr>
       <w:rFonts w:ascii="OpenSymbol" w:hAnsi="OpenSymbol" w:eastAsia="OpenSymbol" w:cs="OpenSymbol"/>
@@ -9810,25 +9439,25 @@
       <w:iCs/>
     </w:rPr>
   </w:style>
-  <w:style w:type="character" w:styleId="Textooriginal">
-    <w:name w:val="Texto original"/>
+  <w:style w:type="character" w:styleId="Textooriginaluser">
+    <w:name w:val="Texto original (user)"/>
     <w:qFormat/>
     <w:rPr>
       <w:rFonts w:ascii="Liberation Mono" w:hAnsi="Liberation Mono" w:eastAsia="Liberation Mono" w:cs="Liberation Mono"/>
     </w:rPr>
   </w:style>
-  <w:style w:type="character" w:styleId="Smbolosdenumeracin">
-    <w:name w:val="Símbolos de numeración"/>
+  <w:style w:type="character" w:styleId="Smbolosdenumeracinuser">
+    <w:name w:val="Símbolos de numeración (user)"/>
     <w:qFormat/>
     <w:rPr/>
   </w:style>
-  <w:style w:type="character" w:styleId="Enlacedelndiceuser">
-    <w:name w:val="Enlace del índice (user)"/>
+  <w:style w:type="character" w:styleId="Enlacedelndice">
+    <w:name w:val="Enlace del índice"/>
     <w:qFormat/>
     <w:rPr/>
   </w:style>
-  <w:style w:type="character" w:styleId="Bolosuser">
-    <w:name w:val="Bolos (user)"/>
+  <w:style w:type="character" w:styleId="Bolos">
+    <w:name w:val="Bolos"/>
     <w:qFormat/>
     <w:rPr>
       <w:rFonts w:ascii="OpenSymbol" w:hAnsi="OpenSymbol" w:eastAsia="OpenSymbol" w:cs="OpenSymbol"/>
@@ -10141,15 +9770,15 @@
       <w:lang w:val="es-ES_tradnl" w:eastAsia="es-ES_tradnl" w:bidi="ar-SA"/>
     </w:rPr>
   </w:style>
-  <w:style w:type="paragraph" w:styleId="Cabeceraypie">
-    <w:name w:val="Cabecera y pie"/>
+  <w:style w:type="paragraph" w:styleId="Cabeceraypieuser">
+    <w:name w:val="Cabecera y pie (user)"/>
     <w:basedOn w:val="Normal"/>
     <w:qFormat/>
     <w:pPr/>
     <w:rPr/>
   </w:style>
-  <w:style w:type="paragraph" w:styleId="Cabeceraypieuser">
-    <w:name w:val="Cabecera y pie (user)"/>
+  <w:style w:type="paragraph" w:styleId="Cabeceraypie">
+    <w:name w:val="Cabecera y pie"/>
     <w:basedOn w:val="Normal"/>
     <w:qFormat/>
     <w:pPr/>
@@ -10719,7 +10348,7 @@
   </w:style>
   <w:style w:type="paragraph" w:styleId="IndexHeading">
     <w:name w:val="index heading"/>
-    <w:basedOn w:val="Ttulo"/>
+    <w:basedOn w:val="Ttulouser"/>
     <w:pPr/>
     <w:rPr/>
   </w:style>
@@ -10745,15 +10374,15 @@
       <w:szCs w:val="28"/>
     </w:rPr>
   </w:style>
-  <w:style w:type="paragraph" w:styleId="Contenidodelmarco">
-    <w:name w:val="Contenido del marco"/>
+  <w:style w:type="paragraph" w:styleId="Contenidodelmarcouser">
+    <w:name w:val="Contenido del marco (user)"/>
     <w:basedOn w:val="Normal"/>
     <w:qFormat/>
     <w:pPr/>
     <w:rPr/>
   </w:style>
-  <w:style w:type="paragraph" w:styleId="Contenidodelmarcouser">
-    <w:name w:val="Contenido del marco (user)"/>
+  <w:style w:type="paragraph" w:styleId="Contenidodelmarco">
+    <w:name w:val="Contenido del marco"/>
     <w:basedOn w:val="Normal"/>
     <w:qFormat/>
     <w:pPr/>
@@ -10777,8 +10406,8 @@
       <w:lang w:val="es-CO"/>
     </w:rPr>
   </w:style>
-  <w:style w:type="numbering" w:styleId="Ningunalistauser" w:default="1">
-    <w:name w:val="Ninguna lista (user)"/>
+  <w:style w:type="numbering" w:styleId="Ningunalista" w:default="1">
+    <w:name w:val="Ninguna lista"/>
     <w:uiPriority w:val="99"/>
     <w:semiHidden/>
     <w:unhideWhenUsed/>

--- a/Actividad 2 - Documento de formulación del proyecto.docx
+++ b/Actividad 2 - Documento de formulación del proyecto.docx
@@ -38,12 +38,12 @@
           <w:lang w:val="es-CO" w:bidi="ar-SA"/>
         </w:rPr>
       </w:r>
-      <w:bookmarkStart w:id="2" w:name="_Toc185035819"/>
+      <w:bookmarkStart w:id="2" w:name="_Toc61935805_Copia_1"/>
       <w:bookmarkStart w:id="3" w:name="_Toc185035946"/>
-      <w:bookmarkStart w:id="4" w:name="_Toc61935805_Copia_1"/>
-      <w:bookmarkStart w:id="5" w:name="_Toc185035819"/>
+      <w:bookmarkStart w:id="4" w:name="_Toc185035819"/>
+      <w:bookmarkStart w:id="5" w:name="_Toc61935805_Copia_1"/>
       <w:bookmarkStart w:id="6" w:name="_Toc185035946"/>
-      <w:bookmarkStart w:id="7" w:name="_Toc61935805_Copia_1"/>
+      <w:bookmarkStart w:id="7" w:name="_Toc185035819"/>
       <w:bookmarkEnd w:id="5"/>
       <w:bookmarkEnd w:id="6"/>
       <w:bookmarkEnd w:id="7"/>
@@ -159,7 +159,7 @@
           <w:lang w:val="es-CO" w:bidi="ar-SA"/>
         </w:rPr>
         <w:drawing>
-          <wp:anchor distT="0" distB="0" distL="0" distR="0" simplePos="0" relativeHeight="22" behindDoc="0" locked="0" layoutInCell="0" allowOverlap="1">
+          <wp:anchor distT="0" distB="0" distL="0" distR="0" simplePos="0" relativeHeight="27" behindDoc="0" locked="0" layoutInCell="0" allowOverlap="1">
             <wp:simplePos x="0" y="0"/>
             <wp:positionH relativeFrom="column">
               <wp:posOffset>1684655</wp:posOffset>
@@ -603,28 +603,28 @@
           <w:lang w:val="es-CO" w:bidi="ar-SA"/>
         </w:rPr>
       </w:pPr>
-      <w:bookmarkStart w:id="8" w:name="_Toc55962612"/>
-      <w:bookmarkStart w:id="9" w:name="_Toc55962767"/>
-      <w:bookmarkStart w:id="10" w:name="_Toc55962868"/>
-      <w:bookmarkStart w:id="11" w:name="_Toc55972098"/>
-      <w:bookmarkStart w:id="12" w:name="_Toc57258272"/>
-      <w:bookmarkStart w:id="13" w:name="_Toc57258424"/>
-      <w:bookmarkStart w:id="14" w:name="_Toc57258726"/>
-      <w:bookmarkStart w:id="15" w:name="_Toc57260719"/>
-      <w:bookmarkStart w:id="16" w:name="_Toc57261154"/>
-      <w:bookmarkStart w:id="17" w:name="_Toc61935807"/>
-      <w:bookmarkStart w:id="18" w:name="_Toc262170287"/>
-      <w:bookmarkStart w:id="19" w:name="_Toc136600878"/>
-      <w:bookmarkStart w:id="20" w:name="_Toc156952358"/>
-      <w:bookmarkStart w:id="21" w:name="_Toc184890569"/>
-      <w:bookmarkStart w:id="22" w:name="_Toc184891358"/>
-      <w:bookmarkStart w:id="23" w:name="_Toc184891792"/>
-      <w:bookmarkStart w:id="24" w:name="_Toc185035825"/>
-      <w:bookmarkStart w:id="25" w:name="_Toc185035952"/>
-      <w:bookmarkStart w:id="26" w:name="_Toc185063559"/>
-      <w:bookmarkStart w:id="27" w:name="_Toc185067740"/>
-      <w:bookmarkStart w:id="28" w:name="_Toc185035819_Copia_1"/>
-      <w:bookmarkStart w:id="29" w:name="_Toc185035946_Copia_1"/>
+      <w:bookmarkStart w:id="8" w:name="_Toc185035946_Copia_1"/>
+      <w:bookmarkStart w:id="9" w:name="_Toc185035819_Copia_1"/>
+      <w:bookmarkStart w:id="10" w:name="_Toc185067740"/>
+      <w:bookmarkStart w:id="11" w:name="_Toc185063559"/>
+      <w:bookmarkStart w:id="12" w:name="_Toc185035952"/>
+      <w:bookmarkStart w:id="13" w:name="_Toc185035825"/>
+      <w:bookmarkStart w:id="14" w:name="_Toc184891792"/>
+      <w:bookmarkStart w:id="15" w:name="_Toc184891358"/>
+      <w:bookmarkStart w:id="16" w:name="_Toc184890569"/>
+      <w:bookmarkStart w:id="17" w:name="_Toc156952358"/>
+      <w:bookmarkStart w:id="18" w:name="_Toc136600878"/>
+      <w:bookmarkStart w:id="19" w:name="_Toc262170287"/>
+      <w:bookmarkStart w:id="20" w:name="_Toc61935807"/>
+      <w:bookmarkStart w:id="21" w:name="_Toc57261154"/>
+      <w:bookmarkStart w:id="22" w:name="_Toc57260719"/>
+      <w:bookmarkStart w:id="23" w:name="_Toc57258726"/>
+      <w:bookmarkStart w:id="24" w:name="_Toc57258424"/>
+      <w:bookmarkStart w:id="25" w:name="_Toc57258272"/>
+      <w:bookmarkStart w:id="26" w:name="_Toc55972098"/>
+      <w:bookmarkStart w:id="27" w:name="_Toc55962868"/>
+      <w:bookmarkStart w:id="28" w:name="_Toc55962767"/>
+      <w:bookmarkStart w:id="29" w:name="_Toc55962612"/>
       <w:bookmarkEnd w:id="8"/>
       <w:bookmarkEnd w:id="9"/>
       <w:bookmarkEnd w:id="10"/>
@@ -871,10 +871,7 @@
               <w:tab w:val="right" w:pos="9009" w:leader="dot"/>
             </w:tabs>
             <w:jc w:val="both"/>
-            <w:rPr>
-              <w:vanish w:val="false"/>
-              <w:lang w:val="es-CO" w:eastAsia="en-US" w:bidi="ar-SA"/>
-            </w:rPr>
+            <w:rPr/>
           </w:pPr>
           <w:r>
             <w:rPr>
@@ -1150,10 +1147,7 @@
               <w:tab w:val="right" w:pos="9009" w:leader="dot"/>
             </w:tabs>
             <w:jc w:val="both"/>
-            <w:rPr>
-              <w:vanish w:val="false"/>
-              <w:lang w:val="es-CO" w:bidi="ar-SA"/>
-            </w:rPr>
+            <w:rPr/>
           </w:pPr>
           <w:r>
             <w:rPr>
@@ -1192,32 +1186,26 @@
             <w:rPr/>
           </w:pPr>
           <w:r>
-            <w:rPr/>
-            <w:t>4</w:t>
-          </w:r>
-          <w:r>
-            <w:rPr/>
-            <w:t>.</w:t>
-          </w:r>
-          <w:r>
-            <w:rPr/>
-            <w:t>1</w:t>
-          </w:r>
-          <w:r>
-            <w:rPr/>
-            <w:t xml:space="preserve"> Descripción general de Scrum</w:t>
+            <w:rPr>
+              <w:lang w:val="es-CO" w:bidi="ar-SA"/>
+            </w:rPr>
+            <w:t>4.1 Descripción general de Scrum</w:t>
           </w:r>
           <w:hyperlink w:anchor="_Toc62801090">
             <w:r>
               <w:rPr>
                 <w:rStyle w:val="Enlacedelndice"/>
+                <w:vanish w:val="false"/>
                 <w:webHidden/>
+                <w:lang w:val="es-CO" w:bidi="ar-SA"/>
               </w:rPr>
               <w:tab/>
             </w:r>
           </w:hyperlink>
           <w:r>
-            <w:rPr/>
+            <w:rPr>
+              <w:lang w:val="es-CO" w:bidi="ar-SA"/>
+            </w:rPr>
             <w:t>6</w:t>
           </w:r>
         </w:p>
@@ -1232,32 +1220,26 @@
             <w:rPr/>
           </w:pPr>
           <w:r>
-            <w:rPr/>
-            <w:t>4</w:t>
-          </w:r>
-          <w:r>
-            <w:rPr/>
-            <w:t>.</w:t>
-          </w:r>
-          <w:r>
-            <w:rPr/>
-            <w:t>2</w:t>
-          </w:r>
-          <w:r>
-            <w:rPr/>
-            <w:t xml:space="preserve"> Descripción general de Scrum</w:t>
+            <w:rPr>
+              <w:lang w:val="es-CO" w:bidi="ar-SA"/>
+            </w:rPr>
+            <w:t>4.2 Descripción general de Scrum</w:t>
           </w:r>
           <w:hyperlink w:anchor="_Toc62801090">
             <w:r>
               <w:rPr>
                 <w:rStyle w:val="Enlacedelndice"/>
+                <w:vanish w:val="false"/>
                 <w:webHidden/>
+                <w:lang w:val="es-CO" w:bidi="ar-SA"/>
               </w:rPr>
               <w:tab/>
             </w:r>
           </w:hyperlink>
           <w:r>
-            <w:rPr/>
+            <w:rPr>
+              <w:lang w:val="es-CO" w:bidi="ar-SA"/>
+            </w:rPr>
             <w:t>6</w:t>
           </w:r>
         </w:p>
@@ -1272,32 +1254,26 @@
             <w:rPr/>
           </w:pPr>
           <w:r>
-            <w:rPr/>
-            <w:t>4</w:t>
-          </w:r>
-          <w:r>
-            <w:rPr/>
-            <w:t>.</w:t>
-          </w:r>
-          <w:r>
-            <w:rPr/>
-            <w:t>3</w:t>
-          </w:r>
-          <w:r>
-            <w:rPr/>
-            <w:t xml:space="preserve"> Descripción general de Scrum</w:t>
+            <w:rPr>
+              <w:lang w:val="es-CO" w:bidi="ar-SA"/>
+            </w:rPr>
+            <w:t>4.3 Descripción general de Scrum</w:t>
           </w:r>
           <w:hyperlink w:anchor="_Toc62801090">
             <w:r>
               <w:rPr>
                 <w:rStyle w:val="Enlacedelndice"/>
+                <w:vanish w:val="false"/>
                 <w:webHidden/>
+                <w:lang w:val="es-CO" w:bidi="ar-SA"/>
               </w:rPr>
               <w:tab/>
             </w:r>
           </w:hyperlink>
           <w:r>
-            <w:rPr/>
+            <w:rPr>
+              <w:lang w:val="es-CO" w:bidi="ar-SA"/>
+            </w:rPr>
             <w:t>6</w:t>
           </w:r>
         </w:p>
@@ -1312,32 +1288,26 @@
             <w:rPr/>
           </w:pPr>
           <w:r>
-            <w:rPr/>
-            <w:t>4</w:t>
-          </w:r>
-          <w:r>
-            <w:rPr/>
-            <w:t>.</w:t>
-          </w:r>
-          <w:r>
-            <w:rPr/>
-            <w:t>4</w:t>
-          </w:r>
-          <w:r>
-            <w:rPr/>
-            <w:t xml:space="preserve"> Organización del trabajo mediante Sprints</w:t>
+            <w:rPr>
+              <w:lang w:val="es-CO" w:bidi="ar-SA"/>
+            </w:rPr>
+            <w:t>4.4 Organización del trabajo mediante Sprints</w:t>
           </w:r>
           <w:hyperlink w:anchor="_Toc62801090">
             <w:r>
               <w:rPr>
                 <w:rStyle w:val="Enlacedelndice"/>
+                <w:vanish w:val="false"/>
                 <w:webHidden/>
+                <w:lang w:val="es-CO" w:bidi="ar-SA"/>
               </w:rPr>
               <w:tab/>
             </w:r>
           </w:hyperlink>
           <w:r>
-            <w:rPr/>
+            <w:rPr>
+              <w:lang w:val="es-CO" w:bidi="ar-SA"/>
+            </w:rPr>
             <w:t>6</w:t>
           </w:r>
         </w:p>
@@ -1637,6 +1607,190 @@
               <w:tab w:val="right" w:pos="9009" w:leader="dot"/>
             </w:tabs>
             <w:jc w:val="both"/>
+            <w:rPr>
+              <w:lang w:val="es-CO" w:bidi="ar-SA"/>
+            </w:rPr>
+          </w:pPr>
+          <w:r>
+            <w:rPr>
+              <w:lang w:val="es-CO" w:bidi="ar-SA"/>
+            </w:rPr>
+            <w:t>8. Flujos de solución</w:t>
+          </w:r>
+          <w:hyperlink w:anchor="_Toc62801091">
+            <w:r>
+              <w:rPr>
+                <w:rStyle w:val="Enlacedelndice"/>
+                <w:webHidden/>
+                <w:lang w:val="es-CO" w:bidi="ar-SA"/>
+              </w:rPr>
+              <w:tab/>
+            </w:r>
+          </w:hyperlink>
+          <w:r>
+            <w:rPr>
+              <w:lang w:val="es-CO" w:bidi="ar-SA"/>
+            </w:rPr>
+            <w:t>13</w:t>
+          </w:r>
+        </w:p>
+        <w:p>
+          <w:pPr>
+            <w:pStyle w:val="TOC2"/>
+            <w:tabs>
+              <w:tab w:val="clear" w:pos="708"/>
+              <w:tab w:val="right" w:pos="9009" w:leader="dot"/>
+            </w:tabs>
+            <w:jc w:val="both"/>
+            <w:rPr/>
+          </w:pPr>
+          <w:r>
+            <w:rPr/>
+            <w:t>8.1</w:t>
+          </w:r>
+          <w:r>
+            <w:rPr/>
+            <w:t xml:space="preserve"> User Flow </w:t>
+          </w:r>
+          <w:hyperlink w:anchor="_Toc62801090">
+            <w:r>
+              <w:rPr>
+                <w:rStyle w:val="Enlacedelndice"/>
+                <w:vanish w:val="false"/>
+                <w:webHidden/>
+              </w:rPr>
+              <w:tab/>
+            </w:r>
+          </w:hyperlink>
+          <w:r>
+            <w:rPr>
+              <w:vanish w:val="false"/>
+            </w:rPr>
+            <w:t>9</w:t>
+          </w:r>
+        </w:p>
+        <w:p>
+          <w:pPr>
+            <w:pStyle w:val="TOC2"/>
+            <w:tabs>
+              <w:tab w:val="clear" w:pos="708"/>
+              <w:tab w:val="right" w:pos="9009" w:leader="dot"/>
+            </w:tabs>
+            <w:jc w:val="both"/>
+            <w:rPr/>
+          </w:pPr>
+          <w:r>
+            <w:rPr/>
+            <w:t>8.2</w:t>
+          </w:r>
+          <w:r>
+            <w:rPr/>
+            <w:t xml:space="preserve"> Diagrama de flujo del sistema </w:t>
+          </w:r>
+          <w:hyperlink w:anchor="_Toc62801090">
+            <w:r>
+              <w:rPr>
+                <w:rStyle w:val="Enlacedelndice"/>
+                <w:webHidden/>
+              </w:rPr>
+              <w:tab/>
+            </w:r>
+          </w:hyperlink>
+          <w:r>
+            <w:rPr/>
+            <w:t>9</w:t>
+          </w:r>
+        </w:p>
+        <w:p>
+          <w:pPr>
+            <w:pStyle w:val="TOC1"/>
+            <w:tabs>
+              <w:tab w:val="clear" w:pos="708"/>
+              <w:tab w:val="right" w:pos="9009" w:leader="dot"/>
+            </w:tabs>
+            <w:jc w:val="both"/>
+            <w:rPr>
+              <w:lang w:val="es-CO" w:bidi="ar-SA"/>
+            </w:rPr>
+          </w:pPr>
+          <w:r>
+            <w:rPr>
+              <w:lang w:val="es-CO" w:bidi="ar-SA"/>
+            </w:rPr>
+            <w:t>9</w:t>
+          </w:r>
+          <w:r>
+            <w:rPr>
+              <w:lang w:val="es-CO" w:bidi="ar-SA"/>
+            </w:rPr>
+            <w:t>. Solución tecnológica a implementar</w:t>
+          </w:r>
+          <w:hyperlink w:anchor="_Toc62801091">
+            <w:r>
+              <w:rPr>
+                <w:rStyle w:val="Enlacedelndice"/>
+                <w:webHidden/>
+                <w:lang w:val="es-CO" w:bidi="ar-SA"/>
+              </w:rPr>
+              <w:tab/>
+            </w:r>
+          </w:hyperlink>
+          <w:r>
+            <w:rPr>
+              <w:lang w:val="es-CO" w:bidi="ar-SA"/>
+            </w:rPr>
+            <w:t>13</w:t>
+          </w:r>
+        </w:p>
+        <w:p>
+          <w:pPr>
+            <w:pStyle w:val="TOC1"/>
+            <w:tabs>
+              <w:tab w:val="clear" w:pos="708"/>
+              <w:tab w:val="right" w:pos="9009" w:leader="dot"/>
+            </w:tabs>
+            <w:jc w:val="both"/>
+            <w:rPr>
+              <w:lang w:val="es-CO" w:bidi="ar-SA"/>
+            </w:rPr>
+          </w:pPr>
+          <w:r>
+            <w:rPr>
+              <w:lang w:val="es-CO" w:bidi="ar-SA"/>
+            </w:rPr>
+            <w:t>10</w:t>
+          </w:r>
+          <w:r>
+            <w:rPr>
+              <w:lang w:val="es-CO" w:bidi="ar-SA"/>
+            </w:rPr>
+            <w:t>. Modelamiento del sistema</w:t>
+          </w:r>
+          <w:hyperlink w:anchor="_Toc62801091">
+            <w:r>
+              <w:rPr>
+                <w:rStyle w:val="Enlacedelndice"/>
+                <w:webHidden/>
+                <w:lang w:val="es-CO" w:bidi="ar-SA"/>
+              </w:rPr>
+              <w:tab/>
+            </w:r>
+          </w:hyperlink>
+          <w:r>
+            <w:rPr>
+              <w:lang w:val="es-CO" w:bidi="ar-SA"/>
+            </w:rPr>
+            <w:t>13</w:t>
+          </w:r>
+        </w:p>
+        <w:p>
+          <w:pPr>
+            <w:pStyle w:val="TOC1"/>
+            <w:tabs>
+              <w:tab w:val="clear" w:pos="708"/>
+              <w:tab w:val="right" w:pos="9009" w:leader="dot"/>
+            </w:tabs>
+            <w:jc w:val="both"/>
             <w:rPr/>
           </w:pPr>
           <w:r>
@@ -1644,7 +1798,14 @@
               <w:vanish w:val="false"/>
               <w:lang w:val="es-CO" w:eastAsia="en-US" w:bidi="ar-SA"/>
             </w:rPr>
-            <w:t xml:space="preserve">8. Conclusiones </w:t>
+            <w:t>11</w:t>
+          </w:r>
+          <w:r>
+            <w:rPr>
+              <w:vanish w:val="false"/>
+              <w:lang w:val="es-CO" w:eastAsia="en-US" w:bidi="ar-SA"/>
+            </w:rPr>
+            <w:t xml:space="preserve">. Conclusiones </w:t>
           </w:r>
           <w:hyperlink w:anchor="_Toc62801091">
             <w:r>
@@ -1712,14 +1873,14 @@
         </w:rPr>
         <w:t>1. Necesidad y problema del proyecto</w:t>
       </w:r>
-      <w:bookmarkStart w:id="30" w:name="_Toc316718173"/>
-      <w:bookmarkStart w:id="31" w:name="_Toc26076889"/>
-      <w:bookmarkStart w:id="32" w:name="_Toc26079248"/>
-      <w:bookmarkStart w:id="33" w:name="_Toc62799672"/>
-      <w:bookmarkStart w:id="34" w:name="_Toc62800392"/>
-      <w:bookmarkStart w:id="35" w:name="_Toc62800548"/>
-      <w:bookmarkStart w:id="36" w:name="_Toc62800635"/>
-      <w:bookmarkStart w:id="37" w:name="_Toc62801083"/>
+      <w:bookmarkStart w:id="30" w:name="_Toc62801083"/>
+      <w:bookmarkStart w:id="31" w:name="_Toc62800635"/>
+      <w:bookmarkStart w:id="32" w:name="_Toc62800548"/>
+      <w:bookmarkStart w:id="33" w:name="_Toc62800392"/>
+      <w:bookmarkStart w:id="34" w:name="_Toc62799672"/>
+      <w:bookmarkStart w:id="35" w:name="_Toc26079248"/>
+      <w:bookmarkStart w:id="36" w:name="_Toc26076889"/>
+      <w:bookmarkStart w:id="37" w:name="_Toc316718173"/>
       <w:r>
         <w:rPr>
           <w:lang w:val="es-CO" w:bidi="ar-SA"/>
@@ -1766,15 +1927,7 @@
         <w:spacing w:lineRule="auto" w:line="240"/>
         <w:jc w:val="left"/>
         <w:rPr>
-          <w:rFonts w:ascii="Times New Roman" w:hAnsi="Times New Roman" w:eastAsia="Times New Roman" w:cs="Times New Roman"/>
-          <w:b w:val="false"/>
-          <w:bCs w:val="false"/>
-          <w:color w:val="auto"/>
-          <w:kern w:val="0"/>
-          <w:sz w:val="24"/>
-          <w:szCs w:val="32"/>
-          <w:u w:val="none"/>
-          <w:lang w:val="es-CO" w:eastAsia="en-US" w:bidi="ar-SA"/>
+          <w:lang w:val="es-CO" w:bidi="ar-SA"/>
         </w:rPr>
       </w:pPr>
       <w:r>
@@ -1801,15 +1954,7 @@
         <w:spacing w:lineRule="auto" w:line="240"/>
         <w:jc w:val="left"/>
         <w:rPr>
-          <w:rFonts w:ascii="Times New Roman" w:hAnsi="Times New Roman" w:eastAsia="Times New Roman" w:cs="Times New Roman"/>
-          <w:b w:val="false"/>
-          <w:bCs w:val="false"/>
-          <w:color w:val="auto"/>
-          <w:kern w:val="0"/>
-          <w:sz w:val="24"/>
-          <w:szCs w:val="32"/>
-          <w:u w:val="none"/>
-          <w:lang w:val="es-CO" w:eastAsia="en-US" w:bidi="ar-SA"/>
+          <w:lang w:val="es-CO" w:bidi="ar-SA"/>
         </w:rPr>
       </w:pPr>
       <w:r>
@@ -1859,13 +2004,7 @@
         <w:ind w:hanging="0"/>
         <w:jc w:val="both"/>
         <w:rPr>
-          <w:rFonts w:ascii="Times New Roman" w:hAnsi="Times New Roman" w:eastAsia="Times New Roman" w:cs="Times New Roman"/>
-          <w:color w:val="000000"/>
-          <w:kern w:val="0"/>
-          <w:sz w:val="24"/>
-          <w:szCs w:val="24"/>
-          <w:shd w:fill="FFFFFF" w:val="clear"/>
-          <w:lang w:val="es-CO" w:eastAsia="en-US" w:bidi="ar-SA"/>
+          <w:lang w:val="es-CO" w:bidi="ar-SA"/>
         </w:rPr>
       </w:pPr>
       <w:r>
@@ -1922,13 +2061,7 @@
         <w:ind w:hanging="0"/>
         <w:jc w:val="both"/>
         <w:rPr>
-          <w:rFonts w:ascii="Times New Roman" w:hAnsi="Times New Roman" w:eastAsia="Times New Roman" w:cs="Times New Roman"/>
-          <w:color w:val="000000"/>
-          <w:kern w:val="0"/>
-          <w:sz w:val="24"/>
-          <w:szCs w:val="24"/>
-          <w:shd w:fill="FFFFFF" w:val="clear"/>
-          <w:lang w:val="es-CO" w:eastAsia="en-US" w:bidi="ar-SA"/>
+          <w:lang w:val="es-CO" w:bidi="ar-SA"/>
         </w:rPr>
       </w:pPr>
       <w:r>
@@ -1973,15 +2106,6 @@
         <w:ind w:hanging="0"/>
         <w:jc w:val="both"/>
         <w:rPr>
-          <w:rFonts w:ascii="Times New Roman" w:hAnsi="Times New Roman"/>
-          <w:b w:val="false"/>
-          <w:i w:val="false"/>
-          <w:caps w:val="false"/>
-          <w:smallCaps w:val="false"/>
-          <w:color w:val="000000"/>
-          <w:spacing w:val="0"/>
-          <w:sz w:val="24"/>
-          <w:szCs w:val="24"/>
           <w:lang w:val="es-CO" w:bidi="ar-SA"/>
         </w:rPr>
       </w:pPr>
@@ -2010,16 +2134,6 @@
         <w:spacing w:lineRule="auto" w:line="240" w:before="0" w:after="83"/>
         <w:jc w:val="both"/>
         <w:rPr>
-          <w:rFonts w:ascii="Times New Roman" w:hAnsi="Times New Roman"/>
-          <w:b/>
-          <w:bCs/>
-          <w:i w:val="false"/>
-          <w:caps w:val="false"/>
-          <w:smallCaps w:val="false"/>
-          <w:color w:val="000000"/>
-          <w:spacing w:val="0"/>
-          <w:sz w:val="24"/>
-          <w:szCs w:val="24"/>
           <w:lang w:val="es-CO" w:bidi="ar-SA"/>
         </w:rPr>
       </w:pPr>
@@ -2064,16 +2178,6 @@
         <w:spacing w:lineRule="auto" w:line="240" w:before="0" w:after="83"/>
         <w:jc w:val="both"/>
         <w:rPr>
-          <w:rFonts w:ascii="Times New Roman" w:hAnsi="Times New Roman"/>
-          <w:b/>
-          <w:bCs/>
-          <w:i w:val="false"/>
-          <w:caps w:val="false"/>
-          <w:smallCaps w:val="false"/>
-          <w:color w:val="000000"/>
-          <w:spacing w:val="0"/>
-          <w:sz w:val="24"/>
-          <w:szCs w:val="24"/>
           <w:lang w:val="es-CO" w:bidi="ar-SA"/>
         </w:rPr>
       </w:pPr>
@@ -2172,12 +2276,6 @@
         <w:bidi w:val="0"/>
         <w:spacing w:lineRule="auto" w:line="240" w:before="360" w:after="240"/>
         <w:rPr>
-          <w:b w:val="false"/>
-          <w:bCs w:val="false"/>
-          <w:i w:val="false"/>
-          <w:iCs w:val="false"/>
-          <w:color w:val="auto"/>
-          <w:szCs w:val="32"/>
           <w:lang w:val="es-CO" w:bidi="ar-SA"/>
         </w:rPr>
       </w:pPr>
@@ -2202,12 +2300,6 @@
         <w:bidi w:val="0"/>
         <w:spacing w:lineRule="auto" w:line="240" w:before="360" w:after="240"/>
         <w:rPr>
-          <w:b w:val="false"/>
-          <w:bCs w:val="false"/>
-          <w:i w:val="false"/>
-          <w:iCs w:val="false"/>
-          <w:color w:val="auto"/>
-          <w:szCs w:val="32"/>
           <w:lang w:val="es-CO" w:bidi="ar-SA"/>
         </w:rPr>
       </w:pPr>
@@ -2246,8 +2338,6 @@
         <w:ind w:hanging="0"/>
         <w:jc w:val="center"/>
         <w:rPr>
-          <w:b/>
-          <w:bCs/>
           <w:lang w:val="es-CO" w:bidi="ar-SA"/>
         </w:rPr>
       </w:pPr>
@@ -2269,15 +2359,7 @@
         <w:spacing w:lineRule="auto" w:line="240" w:before="360" w:after="240"/>
         <w:jc w:val="left"/>
         <w:rPr>
-          <w:rFonts w:ascii="Times New Roman" w:hAnsi="Times New Roman" w:eastAsia="Times New Roman" w:cs="Times New Roman"/>
-          <w:b/>
-          <w:bCs/>
-          <w:color w:val="auto"/>
-          <w:kern w:val="0"/>
-          <w:sz w:val="24"/>
-          <w:szCs w:val="32"/>
-          <w:u w:val="none"/>
-          <w:lang w:val="es-CO" w:eastAsia="en-US" w:bidi="ar-SA"/>
+          <w:lang w:val="es-CO" w:bidi="ar-SA"/>
         </w:rPr>
       </w:pPr>
       <w:r>
@@ -2304,16 +2386,7 @@
         <w:spacing w:lineRule="auto" w:line="240" w:before="132" w:after="12"/>
         <w:jc w:val="left"/>
         <w:rPr>
-          <w:rFonts w:ascii="Times New Roman" w:hAnsi="Times New Roman" w:eastAsia="Times New Roman" w:cs="Times New Roman"/>
-          <w:b w:val="false"/>
-          <w:bCs w:val="false"/>
-          <w:i w:val="false"/>
-          <w:iCs w:val="false"/>
-          <w:kern w:val="0"/>
-          <w:sz w:val="24"/>
-          <w:szCs w:val="24"/>
-          <w:u w:val="none"/>
-          <w:lang w:val="es-CO" w:eastAsia="en-US" w:bidi="ar-SA"/>
+          <w:lang w:val="es-CO" w:bidi="ar-SA"/>
         </w:rPr>
       </w:pPr>
       <w:r>
@@ -2362,17 +2435,7 @@
         <w:spacing w:lineRule="auto" w:line="240"/>
         <w:jc w:val="left"/>
         <w:rPr>
-          <w:rFonts w:ascii="Times New Roman" w:hAnsi="Times New Roman" w:eastAsia="Times New Roman" w:cs="Times New Roman"/>
-          <w:b/>
-          <w:bCs/>
-          <w:i w:val="false"/>
-          <w:iCs w:val="false"/>
-          <w:color w:val="auto"/>
-          <w:kern w:val="0"/>
-          <w:sz w:val="24"/>
-          <w:szCs w:val="32"/>
-          <w:u w:val="none"/>
-          <w:lang w:val="es-CO" w:eastAsia="en-US" w:bidi="ar-SA"/>
+          <w:lang w:val="es-CO" w:bidi="ar-SA"/>
         </w:rPr>
       </w:pPr>
       <w:r>
@@ -2402,10 +2465,12 @@
         </w:numPr>
         <w:suppressAutoHyphens w:val="true"/>
         <w:bidi w:val="0"/>
-        <w:spacing w:lineRule="auto" w:line="240" w:before="246" w:after="126"/>
+        <w:spacing w:lineRule="auto" w:line="240"/>
         <w:jc w:val="left"/>
         <w:rPr>
           <w:rFonts w:ascii="Times New Roman" w:hAnsi="Times New Roman" w:eastAsia="Times New Roman" w:cs="Times New Roman"/>
+          <w:b w:val="false"/>
+          <w:bCs w:val="false"/>
           <w:i w:val="false"/>
           <w:iCs w:val="false"/>
           <w:color w:val="auto"/>
@@ -2419,6 +2484,8 @@
       <w:r>
         <w:rPr>
           <w:rFonts w:eastAsia="Times New Roman" w:cs="Times New Roman"/>
+          <w:b w:val="false"/>
+          <w:bCs w:val="false"/>
           <w:i w:val="false"/>
           <w:iCs w:val="false"/>
           <w:color w:val="auto"/>
@@ -2441,10 +2508,12 @@
         </w:numPr>
         <w:suppressAutoHyphens w:val="true"/>
         <w:bidi w:val="0"/>
-        <w:spacing w:lineRule="auto" w:line="240" w:before="246" w:after="126"/>
+        <w:spacing w:lineRule="auto" w:line="240"/>
         <w:jc w:val="left"/>
         <w:rPr>
           <w:rFonts w:ascii="Times New Roman" w:hAnsi="Times New Roman" w:eastAsia="Times New Roman" w:cs="Times New Roman"/>
+          <w:b w:val="false"/>
+          <w:bCs w:val="false"/>
           <w:i w:val="false"/>
           <w:iCs w:val="false"/>
           <w:color w:val="auto"/>
@@ -2458,6 +2527,8 @@
       <w:r>
         <w:rPr>
           <w:rFonts w:eastAsia="Times New Roman" w:cs="Times New Roman"/>
+          <w:b w:val="false"/>
+          <w:bCs w:val="false"/>
           <w:i w:val="false"/>
           <w:iCs w:val="false"/>
           <w:color w:val="auto"/>
@@ -2480,10 +2551,12 @@
         </w:numPr>
         <w:suppressAutoHyphens w:val="true"/>
         <w:bidi w:val="0"/>
-        <w:spacing w:lineRule="auto" w:line="240" w:before="246" w:after="126"/>
+        <w:spacing w:lineRule="auto" w:line="240"/>
         <w:jc w:val="left"/>
         <w:rPr>
           <w:rFonts w:ascii="Times New Roman" w:hAnsi="Times New Roman" w:eastAsia="Times New Roman" w:cs="Times New Roman"/>
+          <w:b w:val="false"/>
+          <w:bCs w:val="false"/>
           <w:i w:val="false"/>
           <w:iCs w:val="false"/>
           <w:color w:val="auto"/>
@@ -2497,6 +2570,8 @@
       <w:r>
         <w:rPr>
           <w:rFonts w:eastAsia="Times New Roman" w:cs="Times New Roman"/>
+          <w:b w:val="false"/>
+          <w:bCs w:val="false"/>
           <w:i w:val="false"/>
           <w:iCs w:val="false"/>
           <w:color w:val="auto"/>
@@ -2519,10 +2594,12 @@
         </w:numPr>
         <w:suppressAutoHyphens w:val="true"/>
         <w:bidi w:val="0"/>
-        <w:spacing w:lineRule="auto" w:line="240" w:before="246" w:after="126"/>
+        <w:spacing w:lineRule="auto" w:line="240"/>
         <w:jc w:val="left"/>
         <w:rPr>
           <w:rFonts w:ascii="Times New Roman" w:hAnsi="Times New Roman" w:eastAsia="Times New Roman" w:cs="Times New Roman"/>
+          <w:b w:val="false"/>
+          <w:bCs w:val="false"/>
           <w:i w:val="false"/>
           <w:iCs w:val="false"/>
           <w:color w:val="auto"/>
@@ -2536,6 +2613,8 @@
       <w:r>
         <w:rPr>
           <w:rFonts w:eastAsia="Times New Roman" w:cs="Times New Roman"/>
+          <w:b w:val="false"/>
+          <w:bCs w:val="false"/>
           <w:i w:val="false"/>
           <w:iCs w:val="false"/>
           <w:color w:val="auto"/>
@@ -2558,10 +2637,12 @@
         </w:numPr>
         <w:suppressAutoHyphens w:val="true"/>
         <w:bidi w:val="0"/>
-        <w:spacing w:lineRule="auto" w:line="240" w:before="246" w:after="126"/>
+        <w:spacing w:lineRule="auto" w:line="240"/>
         <w:jc w:val="left"/>
         <w:rPr>
           <w:rFonts w:ascii="Times New Roman" w:hAnsi="Times New Roman" w:eastAsia="Times New Roman" w:cs="Times New Roman"/>
+          <w:b w:val="false"/>
+          <w:bCs w:val="false"/>
           <w:i w:val="false"/>
           <w:iCs w:val="false"/>
           <w:color w:val="auto"/>
@@ -2575,6 +2656,8 @@
       <w:r>
         <w:rPr>
           <w:rFonts w:eastAsia="Times New Roman" w:cs="Times New Roman"/>
+          <w:b w:val="false"/>
+          <w:bCs w:val="false"/>
           <w:i w:val="false"/>
           <w:iCs w:val="false"/>
           <w:color w:val="auto"/>
@@ -2631,8 +2714,6 @@
         <w:ind w:hanging="0"/>
         <w:jc w:val="center"/>
         <w:rPr>
-          <w:b/>
-          <w:bCs/>
           <w:lang w:val="es-CO" w:bidi="ar-SA"/>
         </w:rPr>
       </w:pPr>
@@ -2673,17 +2754,7 @@
         <w:spacing w:lineRule="auto" w:line="240"/>
         <w:jc w:val="left"/>
         <w:rPr>
-          <w:rFonts w:ascii="Times New Roman" w:hAnsi="Times New Roman" w:eastAsia="Times New Roman" w:cs="Times New Roman"/>
-          <w:b/>
-          <w:bCs/>
-          <w:i w:val="false"/>
-          <w:iCs w:val="false"/>
-          <w:color w:val="auto"/>
-          <w:kern w:val="0"/>
-          <w:sz w:val="24"/>
-          <w:szCs w:val="32"/>
-          <w:u w:val="none"/>
-          <w:lang w:val="es-CO" w:eastAsia="en-US" w:bidi="ar-SA"/>
+          <w:lang w:val="es-CO" w:bidi="ar-SA"/>
         </w:rPr>
       </w:pPr>
       <w:r>
@@ -2712,17 +2783,7 @@
         <w:spacing w:lineRule="auto" w:line="240"/>
         <w:jc w:val="left"/>
         <w:rPr>
-          <w:rFonts w:ascii="Times New Roman" w:hAnsi="Times New Roman" w:eastAsia="Times New Roman" w:cs="Times New Roman"/>
-          <w:b w:val="false"/>
-          <w:bCs w:val="false"/>
-          <w:i w:val="false"/>
-          <w:iCs w:val="false"/>
-          <w:color w:val="auto"/>
-          <w:kern w:val="0"/>
-          <w:sz w:val="24"/>
-          <w:szCs w:val="32"/>
-          <w:u w:val="none"/>
-          <w:lang w:val="es-CO" w:eastAsia="en-US" w:bidi="ar-SA"/>
+          <w:lang w:val="es-CO" w:bidi="ar-SA"/>
         </w:rPr>
       </w:pPr>
       <w:r>
@@ -2789,17 +2850,7 @@
         <w:spacing w:lineRule="auto" w:line="240"/>
         <w:jc w:val="left"/>
         <w:rPr>
-          <w:rFonts w:ascii="Times New Roman" w:hAnsi="Times New Roman" w:eastAsia="Times New Roman" w:cs="Times New Roman"/>
-          <w:b/>
-          <w:bCs/>
-          <w:i w:val="false"/>
-          <w:iCs w:val="false"/>
-          <w:color w:val="auto"/>
-          <w:kern w:val="0"/>
-          <w:sz w:val="24"/>
-          <w:szCs w:val="32"/>
-          <w:u w:val="none"/>
-          <w:lang w:val="es-CO" w:eastAsia="en-US" w:bidi="ar-SA"/>
+          <w:lang w:val="es-CO" w:bidi="ar-SA"/>
         </w:rPr>
       </w:pPr>
       <w:r>
@@ -2828,15 +2879,7 @@
         <w:spacing w:lineRule="auto" w:line="240" w:before="246" w:after="126"/>
         <w:jc w:val="left"/>
         <w:rPr>
-          <w:rFonts w:ascii="Times New Roman" w:hAnsi="Times New Roman" w:eastAsia="Times New Roman" w:cs="Times New Roman"/>
-          <w:i w:val="false"/>
-          <w:iCs w:val="false"/>
-          <w:color w:val="auto"/>
-          <w:kern w:val="0"/>
-          <w:sz w:val="24"/>
-          <w:szCs w:val="32"/>
-          <w:u w:val="none"/>
-          <w:lang w:val="es-CO" w:eastAsia="en-US" w:bidi="ar-SA"/>
+          <w:lang w:val="es-CO" w:bidi="ar-SA"/>
         </w:rPr>
       </w:pPr>
       <w:r>
@@ -2867,17 +2910,7 @@
         <w:spacing w:lineRule="auto" w:line="240"/>
         <w:jc w:val="left"/>
         <w:rPr>
-          <w:rFonts w:ascii="Times New Roman" w:hAnsi="Times New Roman" w:eastAsia="Times New Roman" w:cs="Times New Roman"/>
-          <w:b w:val="false"/>
-          <w:bCs w:val="false"/>
-          <w:i w:val="false"/>
-          <w:iCs w:val="false"/>
-          <w:color w:val="auto"/>
-          <w:kern w:val="0"/>
-          <w:sz w:val="24"/>
-          <w:szCs w:val="32"/>
-          <w:u w:val="none"/>
-          <w:lang w:val="es-CO" w:eastAsia="en-US" w:bidi="ar-SA"/>
+          <w:lang w:val="es-CO" w:bidi="ar-SA"/>
         </w:rPr>
       </w:pPr>
       <w:r>
@@ -2910,9 +2943,40 @@
         <w:spacing w:lineRule="auto" w:line="240"/>
         <w:jc w:val="left"/>
         <w:rPr>
+          <w:lang w:val="es-CO" w:bidi="ar-SA"/>
+        </w:rPr>
+      </w:pPr>
+      <w:r>
+        <w:rPr>
+          <w:rFonts w:eastAsia="Times New Roman" w:cs="Times New Roman"/>
+          <w:b w:val="false"/>
+          <w:bCs w:val="false"/>
+          <w:i w:val="false"/>
+          <w:iCs w:val="false"/>
+          <w:color w:val="auto"/>
+          <w:kern w:val="0"/>
+          <w:sz w:val="24"/>
+          <w:szCs w:val="32"/>
+          <w:u w:val="none"/>
+          <w:lang w:val="es-CO" w:eastAsia="en-US" w:bidi="ar-SA"/>
+        </w:rPr>
+        <w:t>Creación de actividades académicas por parte del docente.</w:t>
+      </w:r>
+    </w:p>
+    <w:p>
+      <w:pPr>
+        <w:pStyle w:val="APALevel2"/>
+        <w:widowControl/>
+        <w:numPr>
+          <w:ilvl w:val="0"/>
+          <w:numId w:val="5"/>
+        </w:numPr>
+        <w:suppressAutoHyphens w:val="true"/>
+        <w:bidi w:val="0"/>
+        <w:spacing w:lineRule="auto" w:line="240" w:before="132" w:after="12"/>
+        <w:jc w:val="left"/>
+        <w:rPr>
           <w:rFonts w:ascii="Times New Roman" w:hAnsi="Times New Roman" w:eastAsia="Times New Roman" w:cs="Times New Roman"/>
-          <w:b w:val="false"/>
-          <w:bCs w:val="false"/>
           <w:i w:val="false"/>
           <w:iCs w:val="false"/>
           <w:color w:val="auto"/>
@@ -2926,8 +2990,6 @@
       <w:r>
         <w:rPr>
           <w:rFonts w:eastAsia="Times New Roman" w:cs="Times New Roman"/>
-          <w:b w:val="false"/>
-          <w:bCs w:val="false"/>
           <w:i w:val="false"/>
           <w:iCs w:val="false"/>
           <w:color w:val="auto"/>
@@ -2937,7 +2999,7 @@
           <w:u w:val="none"/>
           <w:lang w:val="es-CO" w:eastAsia="en-US" w:bidi="ar-SA"/>
         </w:rPr>
-        <w:t>Creación de actividades académicas por parte del docente.</w:t>
+        <w:t>Visualización de actividades por parte del estudiante.</w:t>
       </w:r>
     </w:p>
     <w:p>
@@ -2953,7 +3015,14 @@
         <w:spacing w:lineRule="auto" w:line="240"/>
         <w:jc w:val="left"/>
         <w:rPr>
-          <w:rFonts w:ascii="Times New Roman" w:hAnsi="Times New Roman" w:eastAsia="Times New Roman" w:cs="Times New Roman"/>
+          <w:lang w:val="es-CO" w:bidi="ar-SA"/>
+        </w:rPr>
+      </w:pPr>
+      <w:r>
+        <w:rPr>
+          <w:rFonts w:eastAsia="Times New Roman" w:cs="Times New Roman"/>
+          <w:b w:val="false"/>
+          <w:bCs w:val="false"/>
           <w:i w:val="false"/>
           <w:iCs w:val="false"/>
           <w:color w:val="auto"/>
@@ -2963,20 +3032,7 @@
           <w:u w:val="none"/>
           <w:lang w:val="es-CO" w:eastAsia="en-US" w:bidi="ar-SA"/>
         </w:rPr>
-      </w:pPr>
-      <w:r>
-        <w:rPr>
-          <w:rFonts w:eastAsia="Times New Roman" w:cs="Times New Roman"/>
-          <w:i w:val="false"/>
-          <w:iCs w:val="false"/>
-          <w:color w:val="auto"/>
-          <w:kern w:val="0"/>
-          <w:sz w:val="24"/>
-          <w:szCs w:val="32"/>
-          <w:u w:val="none"/>
-          <w:lang w:val="es-CO" w:eastAsia="en-US" w:bidi="ar-SA"/>
-        </w:rPr>
-        <w:t>Visualización de actividades por parte del estudiante.</w:t>
+        <w:t>Entrega de tareas</w:t>
       </w:r>
     </w:p>
     <w:p>
@@ -2992,7 +3048,12 @@
         <w:spacing w:lineRule="auto" w:line="240"/>
         <w:jc w:val="left"/>
         <w:rPr>
-          <w:rFonts w:ascii="Times New Roman" w:hAnsi="Times New Roman" w:eastAsia="Times New Roman" w:cs="Times New Roman"/>
+          <w:lang w:val="es-CO" w:bidi="ar-SA"/>
+        </w:rPr>
+      </w:pPr>
+      <w:r>
+        <w:rPr>
+          <w:rFonts w:eastAsia="Times New Roman" w:cs="Times New Roman"/>
           <w:b w:val="false"/>
           <w:bCs w:val="false"/>
           <w:i w:val="false"/>
@@ -3004,22 +3065,7 @@
           <w:u w:val="none"/>
           <w:lang w:val="es-CO" w:eastAsia="en-US" w:bidi="ar-SA"/>
         </w:rPr>
-      </w:pPr>
-      <w:r>
-        <w:rPr>
-          <w:rFonts w:eastAsia="Times New Roman" w:cs="Times New Roman"/>
-          <w:b w:val="false"/>
-          <w:bCs w:val="false"/>
-          <w:i w:val="false"/>
-          <w:iCs w:val="false"/>
-          <w:color w:val="auto"/>
-          <w:kern w:val="0"/>
-          <w:sz w:val="24"/>
-          <w:szCs w:val="32"/>
-          <w:u w:val="none"/>
-          <w:lang w:val="es-CO" w:eastAsia="en-US" w:bidi="ar-SA"/>
-        </w:rPr>
-        <w:t>Entrega de tareas</w:t>
+        <w:t>Revisión y retroalimentación de actividades entregas por parte del docente.</w:t>
       </w:r>
     </w:p>
     <w:p>
@@ -3035,60 +3081,7 @@
         <w:spacing w:lineRule="auto" w:line="240"/>
         <w:jc w:val="left"/>
         <w:rPr>
-          <w:rFonts w:ascii="Times New Roman" w:hAnsi="Times New Roman" w:eastAsia="Times New Roman" w:cs="Times New Roman"/>
-          <w:b w:val="false"/>
-          <w:bCs w:val="false"/>
-          <w:i w:val="false"/>
-          <w:iCs w:val="false"/>
-          <w:color w:val="auto"/>
-          <w:kern w:val="0"/>
-          <w:sz w:val="24"/>
-          <w:szCs w:val="32"/>
-          <w:u w:val="none"/>
-          <w:lang w:val="es-CO" w:eastAsia="en-US" w:bidi="ar-SA"/>
-        </w:rPr>
-      </w:pPr>
-      <w:r>
-        <w:rPr>
-          <w:rFonts w:eastAsia="Times New Roman" w:cs="Times New Roman"/>
-          <w:b w:val="false"/>
-          <w:bCs w:val="false"/>
-          <w:i w:val="false"/>
-          <w:iCs w:val="false"/>
-          <w:color w:val="auto"/>
-          <w:kern w:val="0"/>
-          <w:sz w:val="24"/>
-          <w:szCs w:val="32"/>
-          <w:u w:val="none"/>
-          <w:lang w:val="es-CO" w:eastAsia="en-US" w:bidi="ar-SA"/>
-        </w:rPr>
-        <w:t>Revisión y retroalimentación de actividades entregas por parte del docente.</w:t>
-      </w:r>
-    </w:p>
-    <w:p>
-      <w:pPr>
-        <w:pStyle w:val="APALevel2"/>
-        <w:widowControl/>
-        <w:numPr>
-          <w:ilvl w:val="0"/>
-          <w:numId w:val="5"/>
-        </w:numPr>
-        <w:suppressAutoHyphens w:val="true"/>
-        <w:bidi w:val="0"/>
-        <w:spacing w:lineRule="auto" w:line="240"/>
-        <w:jc w:val="left"/>
-        <w:rPr>
-          <w:rFonts w:ascii="Times New Roman" w:hAnsi="Times New Roman" w:eastAsia="Times New Roman" w:cs="Times New Roman"/>
-          <w:b w:val="false"/>
-          <w:bCs w:val="false"/>
-          <w:i w:val="false"/>
-          <w:iCs w:val="false"/>
-          <w:color w:val="auto"/>
-          <w:kern w:val="0"/>
-          <w:sz w:val="24"/>
-          <w:szCs w:val="32"/>
-          <w:u w:val="none"/>
-          <w:lang w:val="es-CO" w:eastAsia="en-US" w:bidi="ar-SA"/>
+          <w:lang w:val="es-CO" w:bidi="ar-SA"/>
         </w:rPr>
       </w:pPr>
       <w:r>
@@ -3147,14 +3140,7 @@
         <w:spacing w:lineRule="auto" w:line="240"/>
         <w:jc w:val="left"/>
         <w:rPr>
-          <w:rFonts w:eastAsia="Times New Roman" w:cs="Times New Roman"/>
-          <w:b/>
-          <w:bCs/>
-          <w:color w:val="auto"/>
-          <w:kern w:val="0"/>
-          <w:sz w:val="24"/>
-          <w:szCs w:val="32"/>
-          <w:lang w:val="es-CO" w:eastAsia="en-US" w:bidi="ar-SA"/>
+          <w:lang w:val="es-CO" w:bidi="ar-SA"/>
         </w:rPr>
       </w:pPr>
       <w:r>
@@ -3183,20 +3169,16 @@
         <w:spacing w:lineRule="auto" w:line="240" w:before="132" w:after="12"/>
         <w:jc w:val="left"/>
         <w:rPr>
-          <w:rFonts w:ascii="Times New Roman" w:hAnsi="Times New Roman" w:eastAsia="Times New Roman" w:cs="Times New Roman"/>
-          <w:i w:val="false"/>
-          <w:iCs w:val="false"/>
-          <w:color w:val="auto"/>
-          <w:kern w:val="0"/>
-          <w:sz w:val="24"/>
-          <w:szCs w:val="32"/>
-          <w:u w:val="none"/>
-          <w:lang w:val="es-CO" w:eastAsia="en-US" w:bidi="ar-SA"/>
-        </w:rPr>
-      </w:pPr>
-      <w:r>
-        <w:rPr>
-          <w:rFonts w:eastAsia="Times New Roman" w:cs="Times New Roman"/>
+          <w:b w:val="false"/>
+          <w:bCs w:val="false"/>
+          <w:lang w:val="es-CO" w:bidi="ar-SA"/>
+        </w:rPr>
+      </w:pPr>
+      <w:r>
+        <w:rPr>
+          <w:rFonts w:eastAsia="Times New Roman" w:cs="Times New Roman"/>
+          <w:b w:val="false"/>
+          <w:bCs w:val="false"/>
           <w:i w:val="false"/>
           <w:iCs w:val="false"/>
           <w:color w:val="auto"/>
@@ -3219,10 +3201,12 @@
         </w:numPr>
         <w:suppressAutoHyphens w:val="true"/>
         <w:bidi w:val="0"/>
-        <w:spacing w:lineRule="auto" w:line="240" w:before="132" w:after="12"/>
+        <w:spacing w:lineRule="auto" w:line="240"/>
         <w:jc w:val="left"/>
         <w:rPr>
           <w:rFonts w:ascii="Times New Roman" w:hAnsi="Times New Roman" w:eastAsia="Times New Roman" w:cs="Times New Roman"/>
+          <w:b w:val="false"/>
+          <w:bCs w:val="false"/>
           <w:i w:val="false"/>
           <w:iCs w:val="false"/>
           <w:color w:val="auto"/>
@@ -3236,6 +3220,8 @@
       <w:r>
         <w:rPr>
           <w:rFonts w:eastAsia="Times New Roman" w:cs="Times New Roman"/>
+          <w:b w:val="false"/>
+          <w:bCs w:val="false"/>
           <w:i w:val="false"/>
           <w:iCs w:val="false"/>
           <w:color w:val="auto"/>
@@ -3258,10 +3244,12 @@
         </w:numPr>
         <w:suppressAutoHyphens w:val="true"/>
         <w:bidi w:val="0"/>
-        <w:spacing w:lineRule="auto" w:line="240" w:before="132" w:after="12"/>
+        <w:spacing w:lineRule="auto" w:line="240"/>
         <w:jc w:val="left"/>
         <w:rPr>
           <w:rFonts w:ascii="Times New Roman" w:hAnsi="Times New Roman" w:eastAsia="Times New Roman" w:cs="Times New Roman"/>
+          <w:b w:val="false"/>
+          <w:bCs w:val="false"/>
           <w:i w:val="false"/>
           <w:iCs w:val="false"/>
           <w:color w:val="auto"/>
@@ -3275,6 +3263,8 @@
       <w:r>
         <w:rPr>
           <w:rFonts w:eastAsia="Times New Roman" w:cs="Times New Roman"/>
+          <w:b w:val="false"/>
+          <w:bCs w:val="false"/>
           <w:i w:val="false"/>
           <w:iCs w:val="false"/>
           <w:color w:val="auto"/>
@@ -3297,10 +3287,12 @@
         </w:numPr>
         <w:suppressAutoHyphens w:val="true"/>
         <w:bidi w:val="0"/>
-        <w:spacing w:lineRule="auto" w:line="240" w:before="132" w:after="12"/>
+        <w:spacing w:lineRule="auto" w:line="240"/>
         <w:jc w:val="left"/>
         <w:rPr>
           <w:rFonts w:ascii="Times New Roman" w:hAnsi="Times New Roman" w:eastAsia="Times New Roman" w:cs="Times New Roman"/>
+          <w:b w:val="false"/>
+          <w:bCs w:val="false"/>
           <w:i w:val="false"/>
           <w:iCs w:val="false"/>
           <w:color w:val="auto"/>
@@ -3314,6 +3306,8 @@
       <w:r>
         <w:rPr>
           <w:rFonts w:eastAsia="Times New Roman" w:cs="Times New Roman"/>
+          <w:b w:val="false"/>
+          <w:bCs w:val="false"/>
           <w:i w:val="false"/>
           <w:iCs w:val="false"/>
           <w:color w:val="auto"/>
@@ -3336,10 +3330,12 @@
         </w:numPr>
         <w:suppressAutoHyphens w:val="true"/>
         <w:bidi w:val="0"/>
-        <w:spacing w:lineRule="auto" w:line="240" w:before="132" w:after="12"/>
+        <w:spacing w:lineRule="auto" w:line="240"/>
         <w:jc w:val="left"/>
         <w:rPr>
           <w:rFonts w:ascii="Times New Roman" w:hAnsi="Times New Roman" w:eastAsia="Times New Roman" w:cs="Times New Roman"/>
+          <w:b w:val="false"/>
+          <w:bCs w:val="false"/>
           <w:i w:val="false"/>
           <w:iCs w:val="false"/>
           <w:color w:val="auto"/>
@@ -3353,6 +3349,8 @@
       <w:r>
         <w:rPr>
           <w:rFonts w:eastAsia="Times New Roman" w:cs="Times New Roman"/>
+          <w:b w:val="false"/>
+          <w:bCs w:val="false"/>
           <w:i w:val="false"/>
           <w:iCs w:val="false"/>
           <w:color w:val="auto"/>
@@ -3375,10 +3373,12 @@
         </w:numPr>
         <w:suppressAutoHyphens w:val="true"/>
         <w:bidi w:val="0"/>
-        <w:spacing w:lineRule="auto" w:line="240" w:before="132" w:after="12"/>
+        <w:spacing w:lineRule="auto" w:line="240"/>
         <w:jc w:val="left"/>
         <w:rPr>
           <w:rFonts w:ascii="Times New Roman" w:hAnsi="Times New Roman" w:eastAsia="Times New Roman" w:cs="Times New Roman"/>
+          <w:b w:val="false"/>
+          <w:bCs w:val="false"/>
           <w:i w:val="false"/>
           <w:iCs w:val="false"/>
           <w:color w:val="auto"/>
@@ -3392,6 +3392,8 @@
       <w:r>
         <w:rPr>
           <w:rFonts w:eastAsia="Times New Roman" w:cs="Times New Roman"/>
+          <w:b w:val="false"/>
+          <w:bCs w:val="false"/>
           <w:i w:val="false"/>
           <w:iCs w:val="false"/>
           <w:color w:val="auto"/>
@@ -3447,14 +3449,7 @@
         <w:spacing w:lineRule="auto" w:line="240"/>
         <w:jc w:val="left"/>
         <w:rPr>
-          <w:rFonts w:eastAsia="Times New Roman" w:cs="Times New Roman"/>
-          <w:b/>
-          <w:bCs/>
-          <w:color w:val="auto"/>
-          <w:kern w:val="0"/>
-          <w:sz w:val="24"/>
-          <w:szCs w:val="32"/>
-          <w:lang w:val="es-CO" w:eastAsia="en-US" w:bidi="ar-SA"/>
+          <w:lang w:val="es-CO" w:bidi="ar-SA"/>
         </w:rPr>
       </w:pPr>
       <w:r>
@@ -3480,20 +3475,16 @@
         <w:spacing w:lineRule="auto" w:line="240" w:before="132" w:after="12"/>
         <w:jc w:val="left"/>
         <w:rPr>
-          <w:rFonts w:ascii="Times New Roman" w:hAnsi="Times New Roman" w:eastAsia="Times New Roman" w:cs="Times New Roman"/>
-          <w:i w:val="false"/>
-          <w:iCs w:val="false"/>
-          <w:color w:val="auto"/>
-          <w:kern w:val="0"/>
-          <w:sz w:val="24"/>
-          <w:szCs w:val="32"/>
-          <w:u w:val="none"/>
-          <w:lang w:val="es-CO" w:eastAsia="en-US" w:bidi="ar-SA"/>
-        </w:rPr>
-      </w:pPr>
-      <w:r>
-        <w:rPr>
-          <w:rFonts w:eastAsia="Times New Roman" w:cs="Times New Roman"/>
+          <w:b w:val="false"/>
+          <w:bCs w:val="false"/>
+          <w:lang w:val="es-CO" w:bidi="ar-SA"/>
+        </w:rPr>
+      </w:pPr>
+      <w:r>
+        <w:rPr>
+          <w:rFonts w:eastAsia="Times New Roman" w:cs="Times New Roman"/>
+          <w:b w:val="false"/>
+          <w:bCs w:val="false"/>
           <w:i w:val="false"/>
           <w:iCs w:val="false"/>
           <w:color w:val="auto"/>
@@ -3516,10 +3507,12 @@
         </w:numPr>
         <w:suppressAutoHyphens w:val="true"/>
         <w:bidi w:val="0"/>
-        <w:spacing w:lineRule="auto" w:line="240" w:before="132" w:after="12"/>
+        <w:spacing w:lineRule="auto" w:line="240"/>
         <w:jc w:val="left"/>
         <w:rPr>
           <w:rFonts w:ascii="Times New Roman" w:hAnsi="Times New Roman" w:eastAsia="Times New Roman" w:cs="Times New Roman"/>
+          <w:b w:val="false"/>
+          <w:bCs w:val="false"/>
           <w:i w:val="false"/>
           <w:iCs w:val="false"/>
           <w:color w:val="auto"/>
@@ -3533,6 +3526,8 @@
       <w:r>
         <w:rPr>
           <w:rFonts w:eastAsia="Times New Roman" w:cs="Times New Roman"/>
+          <w:b w:val="false"/>
+          <w:bCs w:val="false"/>
           <w:i w:val="false"/>
           <w:iCs w:val="false"/>
           <w:color w:val="auto"/>
@@ -3555,10 +3550,12 @@
         </w:numPr>
         <w:suppressAutoHyphens w:val="true"/>
         <w:bidi w:val="0"/>
-        <w:spacing w:lineRule="auto" w:line="240" w:before="132" w:after="12"/>
+        <w:spacing w:lineRule="auto" w:line="240"/>
         <w:jc w:val="left"/>
         <w:rPr>
           <w:rFonts w:ascii="Times New Roman" w:hAnsi="Times New Roman" w:eastAsia="Times New Roman" w:cs="Times New Roman"/>
+          <w:b w:val="false"/>
+          <w:bCs w:val="false"/>
           <w:i w:val="false"/>
           <w:iCs w:val="false"/>
           <w:color w:val="auto"/>
@@ -3572,6 +3569,8 @@
       <w:r>
         <w:rPr>
           <w:rFonts w:eastAsia="Times New Roman" w:cs="Times New Roman"/>
+          <w:b w:val="false"/>
+          <w:bCs w:val="false"/>
           <w:i w:val="false"/>
           <w:iCs w:val="false"/>
           <w:color w:val="auto"/>
@@ -3594,10 +3593,12 @@
         </w:numPr>
         <w:suppressAutoHyphens w:val="true"/>
         <w:bidi w:val="0"/>
-        <w:spacing w:lineRule="auto" w:line="240" w:before="132" w:after="12"/>
+        <w:spacing w:lineRule="auto" w:line="240"/>
         <w:jc w:val="left"/>
         <w:rPr>
           <w:rFonts w:ascii="Times New Roman" w:hAnsi="Times New Roman" w:eastAsia="Times New Roman" w:cs="Times New Roman"/>
+          <w:b w:val="false"/>
+          <w:bCs w:val="false"/>
           <w:i w:val="false"/>
           <w:iCs w:val="false"/>
           <w:color w:val="auto"/>
@@ -3611,6 +3612,8 @@
       <w:r>
         <w:rPr>
           <w:rFonts w:eastAsia="Times New Roman" w:cs="Times New Roman"/>
+          <w:b w:val="false"/>
+          <w:bCs w:val="false"/>
           <w:i w:val="false"/>
           <w:iCs w:val="false"/>
           <w:color w:val="auto"/>
@@ -3633,10 +3636,12 @@
         </w:numPr>
         <w:suppressAutoHyphens w:val="true"/>
         <w:bidi w:val="0"/>
-        <w:spacing w:lineRule="auto" w:line="240" w:before="132" w:after="12"/>
+        <w:spacing w:lineRule="auto" w:line="240"/>
         <w:jc w:val="left"/>
         <w:rPr>
           <w:rFonts w:ascii="Times New Roman" w:hAnsi="Times New Roman" w:eastAsia="Times New Roman" w:cs="Times New Roman"/>
+          <w:b w:val="false"/>
+          <w:bCs w:val="false"/>
           <w:i w:val="false"/>
           <w:iCs w:val="false"/>
           <w:color w:val="auto"/>
@@ -3650,6 +3655,8 @@
       <w:r>
         <w:rPr>
           <w:rFonts w:eastAsia="Times New Roman" w:cs="Times New Roman"/>
+          <w:b w:val="false"/>
+          <w:bCs w:val="false"/>
           <w:i w:val="false"/>
           <w:iCs w:val="false"/>
           <w:color w:val="auto"/>
@@ -3672,10 +3679,12 @@
         </w:numPr>
         <w:suppressAutoHyphens w:val="true"/>
         <w:bidi w:val="0"/>
-        <w:spacing w:lineRule="auto" w:line="240" w:before="132" w:after="12"/>
+        <w:spacing w:lineRule="auto" w:line="240"/>
         <w:jc w:val="left"/>
         <w:rPr>
           <w:rFonts w:ascii="Times New Roman" w:hAnsi="Times New Roman" w:eastAsia="Times New Roman" w:cs="Times New Roman"/>
+          <w:b w:val="false"/>
+          <w:bCs w:val="false"/>
           <w:i w:val="false"/>
           <w:iCs w:val="false"/>
           <w:color w:val="auto"/>
@@ -3689,6 +3698,8 @@
       <w:r>
         <w:rPr>
           <w:rFonts w:eastAsia="Times New Roman" w:cs="Times New Roman"/>
+          <w:b w:val="false"/>
+          <w:bCs w:val="false"/>
           <w:i w:val="false"/>
           <w:iCs w:val="false"/>
           <w:color w:val="auto"/>
@@ -3745,8 +3756,6 @@
         <w:ind w:hanging="0"/>
         <w:jc w:val="center"/>
         <w:rPr>
-          <w:b/>
-          <w:bCs/>
           <w:lang w:val="es-CO" w:bidi="ar-SA"/>
         </w:rPr>
       </w:pPr>
@@ -3787,6 +3796,11 @@
         <w:spacing w:lineRule="auto" w:line="240"/>
         <w:jc w:val="left"/>
         <w:rPr>
+          <w:lang w:val="es-CO" w:bidi="ar-SA"/>
+        </w:rPr>
+      </w:pPr>
+      <w:r>
+        <w:rPr>
           <w:rFonts w:eastAsia="Times New Roman" w:cs="Times New Roman"/>
           <w:b/>
           <w:bCs/>
@@ -3796,55 +3810,20 @@
           <w:szCs w:val="32"/>
           <w:lang w:val="es-CO" w:eastAsia="en-US" w:bidi="ar-SA"/>
         </w:rPr>
-      </w:pPr>
-      <w:r>
-        <w:rPr>
-          <w:rFonts w:eastAsia="Times New Roman" w:cs="Times New Roman"/>
+        <w:t xml:space="preserve">4.1 </w:t>
+      </w:r>
+      <w:r>
+        <w:rPr>
           <w:b/>
           <w:bCs/>
-          <w:color w:val="auto"/>
-          <w:kern w:val="0"/>
-          <w:sz w:val="24"/>
-          <w:szCs w:val="32"/>
-          <w:lang w:eastAsia="en-US"/>
-        </w:rPr>
-        <w:t>4.</w:t>
-      </w:r>
-      <w:r>
-        <w:rPr>
-          <w:rFonts w:eastAsia="Times New Roman" w:cs="Times New Roman"/>
-          <w:b/>
-          <w:bCs/>
-          <w:color w:val="auto"/>
-          <w:kern w:val="0"/>
-          <w:sz w:val="24"/>
-          <w:szCs w:val="32"/>
-          <w:lang w:eastAsia="en-US"/>
-        </w:rPr>
-        <w:t>1</w:t>
-      </w:r>
-      <w:r>
-        <w:rPr>
-          <w:rFonts w:eastAsia="Times New Roman" w:cs="Times New Roman"/>
-          <w:b/>
-          <w:bCs/>
-          <w:color w:val="auto"/>
-          <w:kern w:val="0"/>
-          <w:sz w:val="24"/>
-          <w:szCs w:val="32"/>
-          <w:lang w:eastAsia="en-US"/>
-        </w:rPr>
-        <w:t xml:space="preserve"> </w:t>
-      </w:r>
-      <w:r>
-        <w:rPr>
-          <w:b/>
-          <w:bCs/>
+          <w:lang w:val="es-CO" w:bidi="ar-SA"/>
         </w:rPr>
         <w:t>Descripción general de Scrum</w:t>
       </w:r>
       <w:r>
-        <w:rPr/>
+        <w:rPr>
+          <w:lang w:val="es-CO" w:bidi="ar-SA"/>
+        </w:rPr>
         <w:t xml:space="preserve"> </w:t>
       </w:r>
     </w:p>
@@ -3857,18 +3836,17 @@
         <w:spacing w:lineRule="auto" w:line="240"/>
         <w:jc w:val="left"/>
         <w:rPr>
-          <w:rFonts w:eastAsia="Times New Roman" w:cs="Times New Roman"/>
-          <w:b/>
-          <w:bCs/>
-          <w:color w:val="auto"/>
-          <w:kern w:val="0"/>
-          <w:sz w:val="24"/>
-          <w:szCs w:val="32"/>
-          <w:lang w:val="es-CO" w:eastAsia="en-US" w:bidi="ar-SA"/>
-        </w:rPr>
-      </w:pPr>
-      <w:r>
-        <w:rPr/>
+          <w:b w:val="false"/>
+          <w:bCs w:val="false"/>
+          <w:lang w:val="es-CO" w:bidi="ar-SA"/>
+        </w:rPr>
+      </w:pPr>
+      <w:r>
+        <w:rPr>
+          <w:b w:val="false"/>
+          <w:bCs w:val="false"/>
+          <w:lang w:val="es-CO" w:bidi="ar-SA"/>
+        </w:rPr>
         <w:t>Scrum es un tipo de metodológica ágil de desarrollo de software que ayuda a gestionar proyectos de manera iterativa e incremental. Se basa en la colaboración del equipo, adapatandose al cambio y entrega continua de funcionalidades en ciclos cortos llamados sprints.</w:t>
       </w:r>
     </w:p>
@@ -3882,8 +3860,8 @@
         <w:jc w:val="left"/>
         <w:rPr>
           <w:rFonts w:eastAsia="Times New Roman" w:cs="Times New Roman"/>
-          <w:b/>
-          <w:bCs/>
+          <w:b w:val="false"/>
+          <w:bCs w:val="false"/>
           <w:color w:val="auto"/>
           <w:kern w:val="0"/>
           <w:sz w:val="24"/>
@@ -3892,7 +3870,16 @@
         </w:rPr>
       </w:pPr>
       <w:r>
-        <w:rPr/>
+        <w:rPr>
+          <w:rFonts w:eastAsia="Times New Roman" w:cs="Times New Roman"/>
+          <w:b w:val="false"/>
+          <w:bCs w:val="false"/>
+          <w:color w:val="auto"/>
+          <w:kern w:val="0"/>
+          <w:sz w:val="24"/>
+          <w:szCs w:val="32"/>
+          <w:lang w:val="es-CO" w:eastAsia="en-US" w:bidi="ar-SA"/>
+        </w:rPr>
       </w:r>
     </w:p>
     <w:p>
@@ -3904,18 +3891,17 @@
         <w:spacing w:lineRule="auto" w:line="240"/>
         <w:jc w:val="left"/>
         <w:rPr>
-          <w:rFonts w:eastAsia="Times New Roman" w:cs="Times New Roman"/>
-          <w:b/>
-          <w:bCs/>
-          <w:color w:val="auto"/>
-          <w:kern w:val="0"/>
-          <w:sz w:val="24"/>
-          <w:szCs w:val="32"/>
-          <w:lang w:val="es-CO" w:eastAsia="en-US" w:bidi="ar-SA"/>
-        </w:rPr>
-      </w:pPr>
-      <w:r>
-        <w:rPr/>
+          <w:b w:val="false"/>
+          <w:bCs w:val="false"/>
+          <w:lang w:val="es-CO" w:bidi="ar-SA"/>
+        </w:rPr>
+      </w:pPr>
+      <w:r>
+        <w:rPr>
+          <w:b w:val="false"/>
+          <w:bCs w:val="false"/>
+          <w:lang w:val="es-CO" w:bidi="ar-SA"/>
+        </w:rPr>
         <w:t>Esta metodología facilita la organización del trabajo, permite identificar problemas de manera temprana y mejora la calidad del producto final.</w:t>
       </w:r>
     </w:p>
@@ -3939,7 +3925,16 @@
         </w:rPr>
       </w:pPr>
       <w:r>
-        <w:rPr/>
+        <w:rPr>
+          <w:rFonts w:eastAsia="Times New Roman" w:cs="Times New Roman"/>
+          <w:b/>
+          <w:bCs/>
+          <w:color w:val="auto"/>
+          <w:kern w:val="0"/>
+          <w:sz w:val="24"/>
+          <w:szCs w:val="32"/>
+          <w:lang w:val="es-CO" w:eastAsia="en-US" w:bidi="ar-SA"/>
+        </w:rPr>
       </w:r>
     </w:p>
     <w:p>
@@ -3951,6 +3946,11 @@
         <w:spacing w:lineRule="auto" w:line="240"/>
         <w:jc w:val="left"/>
         <w:rPr>
+          <w:lang w:val="es-CO" w:bidi="ar-SA"/>
+        </w:rPr>
+      </w:pPr>
+      <w:r>
+        <w:rPr>
           <w:rFonts w:eastAsia="Times New Roman" w:cs="Times New Roman"/>
           <w:b/>
           <w:bCs/>
@@ -3960,45 +3960,7 @@
           <w:szCs w:val="32"/>
           <w:lang w:val="es-CO" w:eastAsia="en-US" w:bidi="ar-SA"/>
         </w:rPr>
-      </w:pPr>
-      <w:r>
-        <w:rPr>
-          <w:rFonts w:eastAsia="Times New Roman" w:cs="Times New Roman"/>
-          <w:b/>
-          <w:bCs/>
-          <w:color w:val="auto"/>
-          <w:kern w:val="0"/>
-          <w:sz w:val="24"/>
-          <w:szCs w:val="32"/>
-          <w:lang w:eastAsia="en-US"/>
-        </w:rPr>
-        <w:t>4.</w:t>
-      </w:r>
-      <w:r>
-        <w:rPr>
-          <w:rFonts w:eastAsia="Times New Roman" w:cs="Times New Roman"/>
-          <w:b/>
-          <w:bCs/>
-          <w:color w:val="auto"/>
-          <w:kern w:val="0"/>
-          <w:sz w:val="24"/>
-          <w:szCs w:val="32"/>
-          <w:lang w:eastAsia="en-US"/>
-        </w:rPr>
-        <w:t>2</w:t>
-      </w:r>
-      <w:r>
-        <w:rPr>
-          <w:rFonts w:eastAsia="Times New Roman" w:cs="Times New Roman"/>
-          <w:b/>
-          <w:bCs/>
-          <w:color w:val="auto"/>
-          <w:kern w:val="0"/>
-          <w:sz w:val="24"/>
-          <w:szCs w:val="32"/>
-          <w:lang w:eastAsia="en-US"/>
-        </w:rPr>
-        <w:t xml:space="preserve"> Roles del equipo de trabajo</w:t>
+        <w:t>4.2 Roles del equipo de trabajo</w:t>
       </w:r>
     </w:p>
     <w:p>
@@ -4010,31 +3972,26 @@
         <w:spacing w:lineRule="auto" w:line="240"/>
         <w:jc w:val="left"/>
         <w:rPr>
-          <w:rFonts w:eastAsia="Times New Roman" w:cs="Times New Roman"/>
-          <w:b/>
-          <w:bCs/>
+          <w:lang w:val="es-CO" w:bidi="ar-SA"/>
+        </w:rPr>
+      </w:pPr>
+      <w:r>
+        <w:rPr>
+          <w:rFonts w:eastAsia="Times New Roman" w:cs="Times New Roman"/>
+          <w:b w:val="false"/>
+          <w:bCs w:val="false"/>
           <w:color w:val="auto"/>
           <w:kern w:val="0"/>
           <w:sz w:val="24"/>
           <w:szCs w:val="32"/>
           <w:lang w:val="es-CO" w:eastAsia="en-US" w:bidi="ar-SA"/>
         </w:rPr>
-      </w:pPr>
-      <w:r>
-        <w:rPr>
-          <w:rFonts w:eastAsia="Times New Roman" w:cs="Times New Roman"/>
-          <w:b w:val="false"/>
-          <w:bCs w:val="false"/>
-          <w:color w:val="auto"/>
-          <w:kern w:val="0"/>
-          <w:sz w:val="24"/>
-          <w:szCs w:val="32"/>
-          <w:lang w:eastAsia="en-US"/>
-        </w:rPr>
         <w:t>Para el desarrollo del proyecto EduTech, el equipo de trabajo corresponde a los siguientes roles:</w:t>
       </w:r>
       <w:r>
-        <w:rPr/>
+        <w:rPr>
+          <w:lang w:val="es-CO" w:bidi="ar-SA"/>
+        </w:rPr>
         <w:t xml:space="preserve"> </w:t>
       </w:r>
     </w:p>
@@ -4051,33 +4008,30 @@
         <w:spacing w:lineRule="auto" w:line="240"/>
         <w:jc w:val="left"/>
         <w:rPr>
-          <w:rFonts w:eastAsia="Times New Roman" w:cs="Times New Roman"/>
-          <w:b/>
-          <w:bCs/>
-          <w:color w:val="auto"/>
-          <w:kern w:val="0"/>
-          <w:sz w:val="24"/>
-          <w:szCs w:val="32"/>
-          <w:lang w:val="es-CO" w:eastAsia="en-US" w:bidi="ar-SA"/>
-        </w:rPr>
-      </w:pPr>
-      <w:r>
-        <w:rPr>
-          <w:b/>
-          <w:bCs/>
-        </w:rPr>
-        <w:t xml:space="preserve">Product Owner </w:t>
-      </w:r>
-      <w:r>
-        <w:rPr>
-          <w:b/>
-          <w:bCs/>
-        </w:rPr>
-        <w:t>(Alejandro Rodriguez)</w:t>
-      </w:r>
-      <w:r>
-        <w:rPr/>
-        <w:t xml:space="preserve">: Define y prioriza los requisitos del sistema, asegurando que las funcionalidades de registro, autenticación y gestión de usuarios cumplan con las necesidades del proyecto. </w:t>
+          <w:rFonts w:ascii="Times New Roman" w:hAnsi="Times New Roman" w:eastAsia="Times New Roman" w:cs="Times New Roman"/>
+          <w:i w:val="false"/>
+          <w:iCs w:val="false"/>
+          <w:color w:val="auto"/>
+          <w:kern w:val="0"/>
+          <w:sz w:val="24"/>
+          <w:szCs w:val="24"/>
+          <w:u w:val="none"/>
+          <w:lang w:val="es-CO" w:eastAsia="en-US" w:bidi="ar-SA"/>
+        </w:rPr>
+      </w:pPr>
+      <w:r>
+        <w:rPr>
+          <w:rFonts w:eastAsia="Times New Roman" w:cs="Times New Roman"/>
+          <w:i w:val="false"/>
+          <w:iCs w:val="false"/>
+          <w:color w:val="auto"/>
+          <w:kern w:val="0"/>
+          <w:sz w:val="24"/>
+          <w:szCs w:val="24"/>
+          <w:u w:val="none"/>
+          <w:lang w:val="es-CO" w:eastAsia="en-US" w:bidi="ar-SA"/>
+        </w:rPr>
+        <w:t xml:space="preserve">Product Owner (Alejandro Rodriguez): Define y prioriza los requisitos del sistema, asegurando que las funcionalidades de registro, autenticación y gestión de usuarios cumplan con las necesidades del proyecto. </w:t>
       </w:r>
     </w:p>
     <w:p>
@@ -4093,33 +4047,30 @@
         <w:spacing w:lineRule="auto" w:line="240"/>
         <w:jc w:val="left"/>
         <w:rPr>
-          <w:rFonts w:eastAsia="Times New Roman" w:cs="Times New Roman"/>
-          <w:b/>
-          <w:bCs/>
-          <w:color w:val="auto"/>
-          <w:kern w:val="0"/>
-          <w:sz w:val="24"/>
-          <w:szCs w:val="32"/>
-          <w:lang w:val="es-CO" w:eastAsia="en-US" w:bidi="ar-SA"/>
-        </w:rPr>
-      </w:pPr>
-      <w:r>
-        <w:rPr>
-          <w:b/>
-          <w:bCs/>
-        </w:rPr>
-        <w:t xml:space="preserve">Scrum Master </w:t>
-      </w:r>
-      <w:r>
-        <w:rPr>
-          <w:b/>
-          <w:bCs/>
-        </w:rPr>
-        <w:t>(Andrés Luengas)</w:t>
-      </w:r>
-      <w:r>
-        <w:rPr/>
-        <w:t xml:space="preserve">: Facilita el desarrollo del sprint, organiza las reuniones y elimina impedimentos, garantizando el cumplimiento de la metodología Scrum. </w:t>
+          <w:rFonts w:ascii="Times New Roman" w:hAnsi="Times New Roman" w:eastAsia="Times New Roman" w:cs="Times New Roman"/>
+          <w:i w:val="false"/>
+          <w:iCs w:val="false"/>
+          <w:color w:val="auto"/>
+          <w:kern w:val="0"/>
+          <w:sz w:val="24"/>
+          <w:szCs w:val="24"/>
+          <w:u w:val="none"/>
+          <w:lang w:val="es-CO" w:eastAsia="en-US" w:bidi="ar-SA"/>
+        </w:rPr>
+      </w:pPr>
+      <w:r>
+        <w:rPr>
+          <w:rFonts w:eastAsia="Times New Roman" w:cs="Times New Roman"/>
+          <w:i w:val="false"/>
+          <w:iCs w:val="false"/>
+          <w:color w:val="auto"/>
+          <w:kern w:val="0"/>
+          <w:sz w:val="24"/>
+          <w:szCs w:val="24"/>
+          <w:u w:val="none"/>
+          <w:lang w:val="es-CO" w:eastAsia="en-US" w:bidi="ar-SA"/>
+        </w:rPr>
+        <w:t xml:space="preserve">Scrum Master (Andrés Luengas): Facilita el desarrollo del sprint, organiza las reuniones y elimina impedimentos, garantizando el cumplimiento de la metodología Scrum. </w:t>
       </w:r>
     </w:p>
     <w:p>
@@ -4135,33 +4086,30 @@
         <w:spacing w:lineRule="auto" w:line="240"/>
         <w:jc w:val="left"/>
         <w:rPr>
-          <w:rFonts w:eastAsia="Times New Roman" w:cs="Times New Roman"/>
-          <w:b/>
-          <w:bCs/>
-          <w:color w:val="auto"/>
-          <w:kern w:val="0"/>
-          <w:sz w:val="24"/>
-          <w:szCs w:val="32"/>
-          <w:lang w:val="es-CO" w:eastAsia="en-US" w:bidi="ar-SA"/>
-        </w:rPr>
-      </w:pPr>
-      <w:r>
-        <w:rPr>
-          <w:b/>
-          <w:bCs/>
-        </w:rPr>
-        <w:t xml:space="preserve">El equipo de desarrollo </w:t>
-      </w:r>
-      <w:r>
-        <w:rPr>
-          <w:b/>
-          <w:bCs/>
-        </w:rPr>
-        <w:t>(Andrés y Alejandro)</w:t>
-      </w:r>
-      <w:r>
-        <w:rPr/>
-        <w:t xml:space="preserve">: Implementa las funcionalidades del sistema, incluyendo el registro de usuarios, inicio de sesión, gestión de roles y edición de perfil, además de la estructura inicial de la base de datos. </w:t>
+          <w:rFonts w:ascii="Times New Roman" w:hAnsi="Times New Roman" w:eastAsia="Times New Roman" w:cs="Times New Roman"/>
+          <w:i w:val="false"/>
+          <w:iCs w:val="false"/>
+          <w:color w:val="auto"/>
+          <w:kern w:val="0"/>
+          <w:sz w:val="24"/>
+          <w:szCs w:val="24"/>
+          <w:u w:val="none"/>
+          <w:lang w:val="es-CO" w:eastAsia="en-US" w:bidi="ar-SA"/>
+        </w:rPr>
+      </w:pPr>
+      <w:r>
+        <w:rPr>
+          <w:rFonts w:eastAsia="Times New Roman" w:cs="Times New Roman"/>
+          <w:i w:val="false"/>
+          <w:iCs w:val="false"/>
+          <w:color w:val="auto"/>
+          <w:kern w:val="0"/>
+          <w:sz w:val="24"/>
+          <w:szCs w:val="24"/>
+          <w:u w:val="none"/>
+          <w:lang w:val="es-CO" w:eastAsia="en-US" w:bidi="ar-SA"/>
+        </w:rPr>
+        <w:t xml:space="preserve">El equipo de desarrollo (Andrés y Alejandro): Implementa las funcionalidades del sistema, incluyendo el registro de usuarios, inicio de sesión, gestión de roles y edición de perfil, además de la estructura inicial de la base de datos. </w:t>
       </w:r>
     </w:p>
     <w:p>
@@ -4177,33 +4125,30 @@
         <w:spacing w:lineRule="auto" w:line="240"/>
         <w:jc w:val="left"/>
         <w:rPr>
-          <w:rFonts w:eastAsia="Times New Roman" w:cs="Times New Roman"/>
+          <w:lang w:val="es-CO" w:bidi="ar-SA"/>
+        </w:rPr>
+      </w:pPr>
+      <w:r>
+        <w:rPr>
           <w:b/>
           <w:bCs/>
-          <w:color w:val="auto"/>
-          <w:kern w:val="0"/>
-          <w:sz w:val="24"/>
-          <w:szCs w:val="32"/>
-          <w:lang w:val="es-CO" w:eastAsia="en-US" w:bidi="ar-SA"/>
-        </w:rPr>
-      </w:pPr>
-      <w:r>
-        <w:rPr>
-          <w:b/>
-          <w:bCs/>
-        </w:rPr>
-        <w:t xml:space="preserve">Tester </w:t>
-      </w:r>
-      <w:r>
-        <w:rPr>
-          <w:b/>
-          <w:bCs/>
-        </w:rPr>
-        <w:t>(Andrés Luengas)</w:t>
-      </w:r>
-      <w:r>
-        <w:rPr/>
-        <w:t xml:space="preserve">: Validará que todas las funcionalidades desarrolladas funcionen correctamente, verificando la seguridad de los datos, la correcta autenticación y la usabilidad de la interfaz. </w:t>
+          <w:lang w:val="es-CO" w:bidi="ar-SA"/>
+        </w:rPr>
+        <w:t>Tester (Andrés Luengas)</w:t>
+      </w:r>
+      <w:r>
+        <w:rPr>
+          <w:lang w:val="es-CO" w:bidi="ar-SA"/>
+        </w:rPr>
+        <w:t xml:space="preserve">: </w:t>
+      </w:r>
+      <w:r>
+        <w:rPr>
+          <w:b w:val="false"/>
+          <w:bCs w:val="false"/>
+          <w:lang w:val="es-CO" w:bidi="ar-SA"/>
+        </w:rPr>
+        <w:t xml:space="preserve">Validará que todas las funcionalidades desarrolladas funcionen correctamente, verificando la seguridad de los datos, la correcta autenticación y la usabilidad de la interfaz. </w:t>
       </w:r>
     </w:p>
     <w:p>
@@ -4226,7 +4171,16 @@
         </w:rPr>
       </w:pPr>
       <w:r>
-        <w:rPr/>
+        <w:rPr>
+          <w:rFonts w:eastAsia="Times New Roman" w:cs="Times New Roman"/>
+          <w:b/>
+          <w:bCs/>
+          <w:color w:val="auto"/>
+          <w:kern w:val="0"/>
+          <w:sz w:val="24"/>
+          <w:szCs w:val="32"/>
+          <w:lang w:val="es-CO" w:eastAsia="en-US" w:bidi="ar-SA"/>
+        </w:rPr>
       </w:r>
     </w:p>
     <w:p>
@@ -4238,14 +4192,7 @@
         <w:spacing w:lineRule="auto" w:line="240"/>
         <w:jc w:val="left"/>
         <w:rPr>
-          <w:rFonts w:eastAsia="Times New Roman" w:cs="Times New Roman"/>
-          <w:b w:val="false"/>
-          <w:bCs w:val="false"/>
-          <w:color w:val="auto"/>
-          <w:kern w:val="0"/>
-          <w:sz w:val="24"/>
-          <w:szCs w:val="32"/>
-          <w:lang w:val="es-CO" w:eastAsia="en-US" w:bidi="ar-SA"/>
+          <w:lang w:val="es-CO" w:bidi="ar-SA"/>
         </w:rPr>
       </w:pPr>
       <w:r>
@@ -4257,35 +4204,9 @@
           <w:kern w:val="0"/>
           <w:sz w:val="24"/>
           <w:szCs w:val="32"/>
-          <w:lang w:eastAsia="en-US"/>
-        </w:rPr>
-        <w:t>4.</w:t>
-      </w:r>
-      <w:r>
-        <w:rPr>
-          <w:rFonts w:eastAsia="Times New Roman" w:cs="Times New Roman"/>
-          <w:b/>
-          <w:bCs/>
-          <w:color w:val="auto"/>
-          <w:kern w:val="0"/>
-          <w:sz w:val="24"/>
-          <w:szCs w:val="32"/>
-          <w:lang w:eastAsia="en-US"/>
-        </w:rPr>
-        <w:t>3</w:t>
-      </w:r>
-      <w:r>
-        <w:rPr>
-          <w:rFonts w:eastAsia="Times New Roman" w:cs="Times New Roman"/>
-          <w:b/>
-          <w:bCs/>
-          <w:color w:val="auto"/>
-          <w:kern w:val="0"/>
-          <w:sz w:val="24"/>
-          <w:szCs w:val="32"/>
-          <w:lang w:eastAsia="en-US"/>
-        </w:rPr>
-        <w:t xml:space="preserve"> Organización del trabajo mediante Sprints</w:t>
+          <w:lang w:val="es-CO" w:eastAsia="en-US" w:bidi="ar-SA"/>
+        </w:rPr>
+        <w:t>4.3 Organización del trabajo mediante Sprints</w:t>
       </w:r>
     </w:p>
     <w:p>
@@ -4297,6 +4218,11 @@
         <w:spacing w:lineRule="auto" w:line="240"/>
         <w:jc w:val="left"/>
         <w:rPr>
+          <w:lang w:val="es-CO" w:bidi="ar-SA"/>
+        </w:rPr>
+      </w:pPr>
+      <w:r>
+        <w:rPr>
           <w:rFonts w:eastAsia="Times New Roman" w:cs="Times New Roman"/>
           <w:b w:val="false"/>
           <w:bCs w:val="false"/>
@@ -4305,18 +4231,6 @@
           <w:sz w:val="24"/>
           <w:szCs w:val="32"/>
           <w:lang w:val="es-CO" w:eastAsia="en-US" w:bidi="ar-SA"/>
-        </w:rPr>
-      </w:pPr>
-      <w:r>
-        <w:rPr>
-          <w:rFonts w:eastAsia="Times New Roman" w:cs="Times New Roman"/>
-          <w:b w:val="false"/>
-          <w:bCs w:val="false"/>
-          <w:color w:val="auto"/>
-          <w:kern w:val="0"/>
-          <w:sz w:val="24"/>
-          <w:szCs w:val="32"/>
-          <w:lang w:eastAsia="en-US"/>
         </w:rPr>
         <w:t>Para el desarrollo del proyecto EduTech se organizara por sprints comprendidos en una duración de dos semanas cada sprint en los cuales se desarrollara funcionalidades especificas, cada sprint debe incluir:</w:t>
       </w:r>
@@ -4334,6 +4248,11 @@
         <w:spacing w:lineRule="auto" w:line="240"/>
         <w:jc w:val="left"/>
         <w:rPr>
+          <w:lang w:val="es-CO" w:bidi="ar-SA"/>
+        </w:rPr>
+      </w:pPr>
+      <w:r>
+        <w:rPr>
           <w:rFonts w:eastAsia="Times New Roman" w:cs="Times New Roman"/>
           <w:b w:val="false"/>
           <w:bCs w:val="false"/>
@@ -4341,47 +4260,9 @@
           <w:kern w:val="0"/>
           <w:sz w:val="24"/>
           <w:szCs w:val="32"/>
-          <w:lang w:eastAsia="en-US"/>
-        </w:rPr>
-      </w:pPr>
-      <w:r>
-        <w:rPr>
-          <w:rFonts w:eastAsia="Times New Roman" w:cs="Times New Roman"/>
-          <w:b w:val="false"/>
-          <w:bCs w:val="false"/>
-          <w:color w:val="auto"/>
-          <w:kern w:val="0"/>
-          <w:sz w:val="24"/>
-          <w:szCs w:val="32"/>
-          <w:lang w:eastAsia="en-US"/>
-        </w:rPr>
-        <w:t xml:space="preserve">Planificación de </w:t>
-      </w:r>
-      <w:r>
-        <w:rPr>
-          <w:rFonts w:eastAsia="Times New Roman" w:cs="Times New Roman"/>
-          <w:b w:val="false"/>
-          <w:bCs w:val="false"/>
-          <w:color w:val="auto"/>
-          <w:kern w:val="0"/>
-          <w:sz w:val="24"/>
-          <w:szCs w:val="32"/>
-          <w:lang w:eastAsia="en-US"/>
-        </w:rPr>
-        <w:t>a</w:t>
-      </w:r>
-      <w:r>
-        <w:rPr>
-          <w:rFonts w:eastAsia="Times New Roman" w:cs="Times New Roman"/>
-          <w:b w:val="false"/>
-          <w:bCs w:val="false"/>
-          <w:color w:val="auto"/>
-          <w:kern w:val="0"/>
-          <w:sz w:val="24"/>
-          <w:szCs w:val="32"/>
-          <w:lang w:eastAsia="en-US"/>
-        </w:rPr>
-        <w:t>ctividades</w:t>
+          <w:lang w:val="es-CO" w:eastAsia="en-US" w:bidi="ar-SA"/>
+        </w:rPr>
+        <w:t>Planificación de actividades</w:t>
       </w:r>
     </w:p>
     <w:p>
@@ -4397,6 +4278,11 @@
         <w:spacing w:lineRule="auto" w:line="240"/>
         <w:jc w:val="left"/>
         <w:rPr>
+          <w:lang w:val="es-CO" w:bidi="ar-SA"/>
+        </w:rPr>
+      </w:pPr>
+      <w:r>
+        <w:rPr>
           <w:rFonts w:eastAsia="Times New Roman" w:cs="Times New Roman"/>
           <w:b w:val="false"/>
           <w:bCs w:val="false"/>
@@ -4404,19 +4290,7 @@
           <w:kern w:val="0"/>
           <w:sz w:val="24"/>
           <w:szCs w:val="32"/>
-          <w:lang w:eastAsia="en-US"/>
-        </w:rPr>
-      </w:pPr>
-      <w:r>
-        <w:rPr>
-          <w:rFonts w:eastAsia="Times New Roman" w:cs="Times New Roman"/>
-          <w:b w:val="false"/>
-          <w:bCs w:val="false"/>
-          <w:color w:val="auto"/>
-          <w:kern w:val="0"/>
-          <w:sz w:val="24"/>
-          <w:szCs w:val="32"/>
-          <w:lang w:eastAsia="en-US"/>
+          <w:lang w:val="es-CO" w:eastAsia="en-US" w:bidi="ar-SA"/>
         </w:rPr>
         <w:t>Desarrollo de funcionalidades</w:t>
       </w:r>
@@ -4434,6 +4308,11 @@
         <w:spacing w:lineRule="auto" w:line="240"/>
         <w:jc w:val="left"/>
         <w:rPr>
+          <w:lang w:val="es-CO" w:bidi="ar-SA"/>
+        </w:rPr>
+      </w:pPr>
+      <w:r>
+        <w:rPr>
           <w:rFonts w:eastAsia="Times New Roman" w:cs="Times New Roman"/>
           <w:b w:val="false"/>
           <w:bCs w:val="false"/>
@@ -4441,19 +4320,7 @@
           <w:kern w:val="0"/>
           <w:sz w:val="24"/>
           <w:szCs w:val="32"/>
-          <w:lang w:eastAsia="en-US"/>
-        </w:rPr>
-      </w:pPr>
-      <w:r>
-        <w:rPr>
-          <w:rFonts w:eastAsia="Times New Roman" w:cs="Times New Roman"/>
-          <w:b w:val="false"/>
-          <w:bCs w:val="false"/>
-          <w:color w:val="auto"/>
-          <w:kern w:val="0"/>
-          <w:sz w:val="24"/>
-          <w:szCs w:val="32"/>
-          <w:lang w:eastAsia="en-US"/>
+          <w:lang w:val="es-CO" w:eastAsia="en-US" w:bidi="ar-SA"/>
         </w:rPr>
         <w:t>Revisión de avances</w:t>
       </w:r>
@@ -4471,6 +4338,11 @@
         <w:spacing w:lineRule="auto" w:line="240"/>
         <w:jc w:val="left"/>
         <w:rPr>
+          <w:lang w:val="es-CO" w:bidi="ar-SA"/>
+        </w:rPr>
+      </w:pPr>
+      <w:r>
+        <w:rPr>
           <w:rFonts w:eastAsia="Times New Roman" w:cs="Times New Roman"/>
           <w:b w:val="false"/>
           <w:bCs w:val="false"/>
@@ -4478,19 +4350,7 @@
           <w:kern w:val="0"/>
           <w:sz w:val="24"/>
           <w:szCs w:val="32"/>
-          <w:lang w:eastAsia="en-US"/>
-        </w:rPr>
-      </w:pPr>
-      <w:r>
-        <w:rPr>
-          <w:rFonts w:eastAsia="Times New Roman" w:cs="Times New Roman"/>
-          <w:b w:val="false"/>
-          <w:bCs w:val="false"/>
-          <w:color w:val="auto"/>
-          <w:kern w:val="0"/>
-          <w:sz w:val="24"/>
-          <w:szCs w:val="32"/>
-          <w:lang w:eastAsia="en-US"/>
+          <w:lang w:val="es-CO" w:eastAsia="en-US" w:bidi="ar-SA"/>
         </w:rPr>
         <w:t xml:space="preserve">Evaluación de resultados </w:t>
       </w:r>
@@ -4511,7 +4371,7 @@
           <w:kern w:val="0"/>
           <w:sz w:val="24"/>
           <w:szCs w:val="32"/>
-          <w:lang w:eastAsia="en-US"/>
+          <w:lang w:val="es-CO" w:eastAsia="en-US" w:bidi="ar-SA"/>
         </w:rPr>
       </w:pPr>
       <w:r>
@@ -4523,7 +4383,7 @@
           <w:kern w:val="0"/>
           <w:sz w:val="24"/>
           <w:szCs w:val="32"/>
-          <w:lang w:eastAsia="en-US"/>
+          <w:lang w:val="es-CO" w:eastAsia="en-US" w:bidi="ar-SA"/>
         </w:rPr>
       </w:r>
     </w:p>
@@ -4536,6 +4396,11 @@
         <w:spacing w:lineRule="auto" w:line="240"/>
         <w:jc w:val="left"/>
         <w:rPr>
+          <w:lang w:val="es-CO" w:bidi="ar-SA"/>
+        </w:rPr>
+      </w:pPr>
+      <w:r>
+        <w:rPr>
           <w:rFonts w:eastAsia="Times New Roman" w:cs="Times New Roman"/>
           <w:b w:val="false"/>
           <w:bCs w:val="false"/>
@@ -4543,19 +4408,7 @@
           <w:kern w:val="0"/>
           <w:sz w:val="24"/>
           <w:szCs w:val="32"/>
-          <w:lang w:eastAsia="en-US"/>
-        </w:rPr>
-      </w:pPr>
-      <w:r>
-        <w:rPr>
-          <w:rFonts w:eastAsia="Times New Roman" w:cs="Times New Roman"/>
-          <w:b w:val="false"/>
-          <w:bCs w:val="false"/>
-          <w:color w:val="auto"/>
-          <w:kern w:val="0"/>
-          <w:sz w:val="24"/>
-          <w:szCs w:val="32"/>
-          <w:lang w:eastAsia="en-US"/>
+          <w:lang w:val="es-CO" w:eastAsia="en-US" w:bidi="ar-SA"/>
         </w:rPr>
         <w:t>Esto ayudara a tener una visión clara y real del progreso del proyecto.</w:t>
       </w:r>
@@ -4576,7 +4429,7 @@
           <w:kern w:val="0"/>
           <w:sz w:val="24"/>
           <w:szCs w:val="32"/>
-          <w:lang w:eastAsia="en-US"/>
+          <w:lang w:val="es-CO" w:eastAsia="en-US" w:bidi="ar-SA"/>
         </w:rPr>
       </w:pPr>
       <w:r>
@@ -4588,7 +4441,7 @@
           <w:kern w:val="0"/>
           <w:sz w:val="24"/>
           <w:szCs w:val="32"/>
-          <w:lang w:eastAsia="en-US"/>
+          <w:lang w:val="es-CO" w:eastAsia="en-US" w:bidi="ar-SA"/>
         </w:rPr>
       </w:r>
     </w:p>
@@ -4601,26 +4454,12 @@
         <w:spacing w:lineRule="auto" w:line="240"/>
         <w:jc w:val="left"/>
         <w:rPr>
-          <w:rFonts w:eastAsia="Times New Roman" w:cs="Times New Roman"/>
-          <w:b w:val="false"/>
-          <w:bCs w:val="false"/>
-          <w:color w:val="auto"/>
-          <w:kern w:val="0"/>
-          <w:sz w:val="24"/>
-          <w:szCs w:val="32"/>
-          <w:lang w:eastAsia="en-US"/>
-        </w:rPr>
-      </w:pPr>
-      <w:r>
-        <w:rPr>
-          <w:rFonts w:eastAsia="Times New Roman" w:cs="Times New Roman"/>
-          <w:b w:val="false"/>
-          <w:bCs w:val="false"/>
-          <w:color w:val="auto"/>
-          <w:kern w:val="0"/>
-          <w:sz w:val="24"/>
-          <w:szCs w:val="32"/>
-          <w:lang w:eastAsia="en-US"/>
+          <w:lang w:val="es-CO" w:bidi="ar-SA"/>
+        </w:rPr>
+      </w:pPr>
+      <w:r>
+        <w:rPr>
+          <w:lang w:val="es-CO" w:bidi="ar-SA"/>
         </w:rPr>
         <w:drawing>
           <wp:inline distT="0" distB="0" distL="0" distR="0">
@@ -4670,16 +4509,7 @@
         <w:bidi w:val="0"/>
         <w:spacing w:lineRule="auto" w:line="240"/>
         <w:jc w:val="left"/>
-        <w:rPr>
-          <w:rFonts w:eastAsia="Times New Roman" w:cs="Times New Roman"/>
-          <w:b w:val="false"/>
-          <w:bCs w:val="false"/>
-          <w:color w:val="auto"/>
-          <w:kern w:val="0"/>
-          <w:sz w:val="24"/>
-          <w:szCs w:val="32"/>
-          <w:lang w:eastAsia="en-US"/>
-        </w:rPr>
+        <w:rPr/>
       </w:pPr>
       <w:hyperlink r:id="rId4">
         <w:r>
@@ -4692,7 +4522,7 @@
             <w:kern w:val="0"/>
             <w:sz w:val="24"/>
             <w:szCs w:val="32"/>
-            <w:lang w:eastAsia="en-US"/>
+            <w:lang w:val="es-CO" w:eastAsia="en-US" w:bidi="ar-SA"/>
           </w:rPr>
           <w:t>EduTech - Tablero de scrum - Jira</w:t>
         </w:r>
@@ -4706,7 +4536,7 @@
           <w:kern w:val="0"/>
           <w:sz w:val="24"/>
           <w:szCs w:val="32"/>
-          <w:lang w:eastAsia="en-US"/>
+          <w:lang w:val="es-CO" w:eastAsia="en-US" w:bidi="ar-SA"/>
         </w:rPr>
         <w:t xml:space="preserve"> </w:t>
       </w:r>
@@ -4727,7 +4557,7 @@
           <w:kern w:val="0"/>
           <w:sz w:val="24"/>
           <w:szCs w:val="32"/>
-          <w:lang w:eastAsia="en-US"/>
+          <w:lang w:val="es-CO" w:eastAsia="en-US" w:bidi="ar-SA"/>
         </w:rPr>
       </w:pPr>
       <w:r>
@@ -4739,7 +4569,7 @@
           <w:kern w:val="0"/>
           <w:sz w:val="24"/>
           <w:szCs w:val="32"/>
-          <w:lang w:eastAsia="en-US"/>
+          <w:lang w:val="es-CO" w:eastAsia="en-US" w:bidi="ar-SA"/>
         </w:rPr>
       </w:r>
     </w:p>
@@ -4752,36 +4582,16 @@
         <w:spacing w:lineRule="auto" w:line="240"/>
         <w:jc w:val="left"/>
         <w:rPr>
-          <w:rFonts w:eastAsia="Times New Roman" w:cs="Times New Roman"/>
-          <w:b w:val="false"/>
-          <w:bCs w:val="false"/>
-          <w:color w:val="auto"/>
-          <w:kern w:val="0"/>
-          <w:sz w:val="24"/>
-          <w:szCs w:val="32"/>
-          <w:lang w:val="es-CO" w:eastAsia="en-US" w:bidi="ar-SA"/>
+          <w:lang w:val="es-CO" w:bidi="ar-SA"/>
         </w:rPr>
       </w:pPr>
       <w:r>
         <w:rPr>
           <w:b/>
           <w:bCs/>
-        </w:rPr>
-        <w:t>4.</w:t>
-      </w:r>
-      <w:r>
-        <w:rPr>
-          <w:b/>
-          <w:bCs/>
-        </w:rPr>
-        <w:t>4</w:t>
-      </w:r>
-      <w:r>
-        <w:rPr>
-          <w:b/>
-          <w:bCs/>
-        </w:rPr>
-        <w:t xml:space="preserve"> Herramientas de gestión del proyecto</w:t>
+          <w:lang w:val="es-CO" w:bidi="ar-SA"/>
+        </w:rPr>
+        <w:t>4.4 Herramientas de gestión del proyecto</w:t>
       </w:r>
     </w:p>
     <w:p>
@@ -4793,20 +4603,14 @@
         <w:spacing w:lineRule="auto" w:line="240"/>
         <w:jc w:val="left"/>
         <w:rPr>
-          <w:rFonts w:eastAsia="Times New Roman" w:cs="Times New Roman"/>
-          <w:b w:val="false"/>
-          <w:bCs w:val="false"/>
-          <w:color w:val="auto"/>
-          <w:kern w:val="0"/>
-          <w:sz w:val="24"/>
-          <w:szCs w:val="32"/>
-          <w:lang w:val="es-CO" w:eastAsia="en-US" w:bidi="ar-SA"/>
-        </w:rPr>
-      </w:pPr>
-      <w:r>
-        <w:rPr>
-          <w:b w:val="false"/>
-          <w:bCs w:val="false"/>
+          <w:lang w:val="es-CO" w:bidi="ar-SA"/>
+        </w:rPr>
+      </w:pPr>
+      <w:r>
+        <w:rPr>
+          <w:b w:val="false"/>
+          <w:bCs w:val="false"/>
+          <w:lang w:val="es-CO" w:bidi="ar-SA"/>
         </w:rPr>
         <w:t>Para el desarrollo del proyecto se utilizaran las siguientes herramientas:</w:t>
       </w:r>
@@ -4821,7 +4625,7 @@
         </w:numPr>
         <w:suppressAutoHyphens w:val="true"/>
         <w:bidi w:val="0"/>
-        <w:spacing w:lineRule="auto" w:line="240" w:before="132" w:after="12"/>
+        <w:spacing w:lineRule="auto" w:line="240"/>
         <w:jc w:val="left"/>
         <w:rPr>
           <w:rFonts w:ascii="Times New Roman" w:hAnsi="Times New Roman" w:eastAsia="Times New Roman" w:cs="Times New Roman"/>
@@ -4832,14 +4636,12 @@
           <w:sz w:val="24"/>
           <w:szCs w:val="24"/>
           <w:u w:val="none"/>
-          <w:lang w:val="es-EC" w:eastAsia="en-US" w:bidi="ar-SA"/>
-        </w:rPr>
-      </w:pPr>
-      <w:r>
-        <w:rPr>
-          <w:rFonts w:eastAsia="Times New Roman" w:cs="Times New Roman"/>
-          <w:b/>
-          <w:bCs/>
+          <w:lang w:val="es-CO" w:eastAsia="en-US" w:bidi="ar-SA"/>
+        </w:rPr>
+      </w:pPr>
+      <w:r>
+        <w:rPr>
+          <w:rFonts w:eastAsia="Times New Roman" w:cs="Times New Roman"/>
           <w:i w:val="false"/>
           <w:iCs w:val="false"/>
           <w:color w:val="auto"/>
@@ -4847,23 +4649,9 @@
           <w:sz w:val="24"/>
           <w:szCs w:val="24"/>
           <w:u w:val="none"/>
-          <w:lang w:val="es-EC" w:eastAsia="en-US" w:bidi="ar-SA"/>
-        </w:rPr>
-        <w:t>Jira</w:t>
-      </w:r>
-      <w:r>
-        <w:rPr>
-          <w:rFonts w:eastAsia="Times New Roman" w:cs="Times New Roman"/>
-          <w:i w:val="false"/>
-          <w:iCs w:val="false"/>
-          <w:color w:val="auto"/>
-          <w:kern w:val="0"/>
-          <w:sz w:val="24"/>
-          <w:szCs w:val="24"/>
-          <w:u w:val="none"/>
-          <w:lang w:val="es-EC" w:eastAsia="en-US" w:bidi="ar-SA"/>
-        </w:rPr>
-        <w:t>: Se utilizara para la gestión de tareas, organizando trabajo en sprints para poder evidenciar el progreso del proyecto.</w:t>
+          <w:lang w:val="es-CO" w:eastAsia="en-US" w:bidi="ar-SA"/>
+        </w:rPr>
+        <w:t>Jira: Se utilizara para la gestión de tareas, organizando trabajo en sprints para poder evidenciar el progreso del proyecto.</w:t>
       </w:r>
     </w:p>
     <w:p>
@@ -4876,7 +4664,7 @@
         </w:numPr>
         <w:suppressAutoHyphens w:val="true"/>
         <w:bidi w:val="0"/>
-        <w:spacing w:lineRule="auto" w:line="240" w:before="132" w:after="12"/>
+        <w:spacing w:lineRule="auto" w:line="240"/>
         <w:jc w:val="left"/>
         <w:rPr>
           <w:rFonts w:ascii="Times New Roman" w:hAnsi="Times New Roman" w:eastAsia="Times New Roman" w:cs="Times New Roman"/>
@@ -4887,14 +4675,12 @@
           <w:sz w:val="24"/>
           <w:szCs w:val="24"/>
           <w:u w:val="none"/>
-          <w:lang w:val="es-EC" w:eastAsia="en-US" w:bidi="ar-SA"/>
-        </w:rPr>
-      </w:pPr>
-      <w:r>
-        <w:rPr>
-          <w:rFonts w:eastAsia="Times New Roman" w:cs="Times New Roman"/>
-          <w:b/>
-          <w:bCs/>
+          <w:lang w:val="es-CO" w:eastAsia="en-US" w:bidi="ar-SA"/>
+        </w:rPr>
+      </w:pPr>
+      <w:r>
+        <w:rPr>
+          <w:rFonts w:eastAsia="Times New Roman" w:cs="Times New Roman"/>
           <w:i w:val="false"/>
           <w:iCs w:val="false"/>
           <w:color w:val="auto"/>
@@ -4902,23 +4688,9 @@
           <w:sz w:val="24"/>
           <w:szCs w:val="24"/>
           <w:u w:val="none"/>
-          <w:lang w:val="es-EC" w:eastAsia="en-US" w:bidi="ar-SA"/>
-        </w:rPr>
-        <w:t>GitHub</w:t>
-      </w:r>
-      <w:r>
-        <w:rPr>
-          <w:rFonts w:eastAsia="Times New Roman" w:cs="Times New Roman"/>
-          <w:i w:val="false"/>
-          <w:iCs w:val="false"/>
-          <w:color w:val="auto"/>
-          <w:kern w:val="0"/>
-          <w:sz w:val="24"/>
-          <w:szCs w:val="24"/>
-          <w:u w:val="none"/>
-          <w:lang w:val="es-EC" w:eastAsia="en-US" w:bidi="ar-SA"/>
-        </w:rPr>
-        <w:t>: Se utilizara para el control de versiones de código, documentación de forma colaborativa entre los integrantes del equipo.</w:t>
+          <w:lang w:val="es-CO" w:eastAsia="en-US" w:bidi="ar-SA"/>
+        </w:rPr>
+        <w:t>GitHub: Se utilizara para el control de versiones de código, documentación de forma colaborativa entre los integrantes del equipo.</w:t>
       </w:r>
     </w:p>
     <w:p>
@@ -4931,12 +4703,10 @@
         </w:numPr>
         <w:suppressAutoHyphens w:val="true"/>
         <w:bidi w:val="0"/>
-        <w:spacing w:lineRule="auto" w:line="240" w:before="132" w:after="12"/>
+        <w:spacing w:lineRule="auto" w:line="240"/>
         <w:jc w:val="left"/>
         <w:rPr>
           <w:rFonts w:ascii="Times New Roman" w:hAnsi="Times New Roman" w:eastAsia="Times New Roman" w:cs="Times New Roman"/>
-          <w:b/>
-          <w:bCs/>
           <w:i w:val="false"/>
           <w:iCs w:val="false"/>
           <w:color w:val="auto"/>
@@ -4944,14 +4714,12 @@
           <w:sz w:val="24"/>
           <w:szCs w:val="24"/>
           <w:u w:val="none"/>
-          <w:lang w:val="es-EC" w:eastAsia="en-US" w:bidi="ar-SA"/>
-        </w:rPr>
-      </w:pPr>
-      <w:r>
-        <w:rPr>
-          <w:rFonts w:eastAsia="Times New Roman" w:cs="Times New Roman"/>
-          <w:b/>
-          <w:bCs/>
+          <w:lang w:val="es-CO" w:eastAsia="en-US" w:bidi="ar-SA"/>
+        </w:rPr>
+      </w:pPr>
+      <w:r>
+        <w:rPr>
+          <w:rFonts w:eastAsia="Times New Roman" w:cs="Times New Roman"/>
           <w:i w:val="false"/>
           <w:iCs w:val="false"/>
           <w:color w:val="auto"/>
@@ -4959,25 +4727,9 @@
           <w:sz w:val="24"/>
           <w:szCs w:val="24"/>
           <w:u w:val="none"/>
-          <w:lang w:val="es-EC" w:eastAsia="en-US" w:bidi="ar-SA"/>
-        </w:rPr>
-        <w:t xml:space="preserve">Node.js y Express: </w:t>
-      </w:r>
-      <w:r>
-        <w:rPr>
-          <w:rFonts w:eastAsia="Times New Roman" w:cs="Times New Roman"/>
-          <w:b w:val="false"/>
-          <w:bCs w:val="false"/>
-          <w:i w:val="false"/>
-          <w:iCs w:val="false"/>
-          <w:color w:val="auto"/>
-          <w:kern w:val="0"/>
-          <w:sz w:val="24"/>
-          <w:szCs w:val="24"/>
-          <w:u w:val="none"/>
-          <w:lang w:val="es-EC" w:eastAsia="en-US" w:bidi="ar-SA"/>
-        </w:rPr>
-        <w:t>Se utilizaran para el desarrollo del backend, permitiendo la gestión de lógica del server.</w:t>
+          <w:lang w:val="es-CO" w:eastAsia="en-US" w:bidi="ar-SA"/>
+        </w:rPr>
+        <w:t>Node.js y Express: Se utilizaran para el desarrollo del backend, permitiendo la gestión de lógica del server.</w:t>
       </w:r>
     </w:p>
     <w:p>
@@ -4990,12 +4742,10 @@
         </w:numPr>
         <w:suppressAutoHyphens w:val="true"/>
         <w:bidi w:val="0"/>
-        <w:spacing w:lineRule="auto" w:line="240" w:before="132" w:after="12"/>
+        <w:spacing w:lineRule="auto" w:line="240"/>
         <w:jc w:val="left"/>
         <w:rPr>
           <w:rFonts w:ascii="Times New Roman" w:hAnsi="Times New Roman" w:eastAsia="Times New Roman" w:cs="Times New Roman"/>
-          <w:b w:val="false"/>
-          <w:bCs w:val="false"/>
           <w:i w:val="false"/>
           <w:iCs w:val="false"/>
           <w:color w:val="auto"/>
@@ -5003,14 +4753,12 @@
           <w:sz w:val="24"/>
           <w:szCs w:val="24"/>
           <w:u w:val="none"/>
-          <w:lang w:val="es-EC" w:eastAsia="en-US" w:bidi="ar-SA"/>
-        </w:rPr>
-      </w:pPr>
-      <w:r>
-        <w:rPr>
-          <w:rFonts w:eastAsia="Times New Roman" w:cs="Times New Roman"/>
-          <w:b/>
-          <w:bCs/>
+          <w:lang w:val="es-CO" w:eastAsia="en-US" w:bidi="ar-SA"/>
+        </w:rPr>
+      </w:pPr>
+      <w:r>
+        <w:rPr>
+          <w:rFonts w:eastAsia="Times New Roman" w:cs="Times New Roman"/>
           <w:i w:val="false"/>
           <w:iCs w:val="false"/>
           <w:color w:val="auto"/>
@@ -5018,25 +4766,9 @@
           <w:sz w:val="24"/>
           <w:szCs w:val="24"/>
           <w:u w:val="none"/>
-          <w:lang w:val="es-EC" w:eastAsia="en-US" w:bidi="ar-SA"/>
-        </w:rPr>
-        <w:t>React</w:t>
-      </w:r>
-      <w:r>
-        <w:rPr>
-          <w:rFonts w:eastAsia="Times New Roman" w:cs="Times New Roman"/>
-          <w:b w:val="false"/>
-          <w:bCs w:val="false"/>
-          <w:i w:val="false"/>
-          <w:iCs w:val="false"/>
-          <w:color w:val="auto"/>
-          <w:kern w:val="0"/>
-          <w:sz w:val="24"/>
-          <w:szCs w:val="24"/>
-          <w:u w:val="none"/>
-          <w:lang w:val="es-EC" w:eastAsia="en-US" w:bidi="ar-SA"/>
-        </w:rPr>
-        <w:t>: Se utilizara para el desarrollo del frontend ayudando a la creación de la interfaz de usuario IU sea dianmica e interactiva.</w:t>
+          <w:lang w:val="es-CO" w:eastAsia="en-US" w:bidi="ar-SA"/>
+        </w:rPr>
+        <w:t>React: Se utilizara para el desarrollo del frontend ayudando a la creación de la interfaz de usuario IU sea dianmica e interactiva.</w:t>
       </w:r>
     </w:p>
     <w:p>
@@ -5049,12 +4781,10 @@
         </w:numPr>
         <w:suppressAutoHyphens w:val="true"/>
         <w:bidi w:val="0"/>
-        <w:spacing w:lineRule="auto" w:line="240" w:before="132" w:after="12"/>
+        <w:spacing w:lineRule="auto" w:line="240"/>
         <w:jc w:val="left"/>
         <w:rPr>
           <w:rFonts w:ascii="Times New Roman" w:hAnsi="Times New Roman" w:eastAsia="Times New Roman" w:cs="Times New Roman"/>
-          <w:b w:val="false"/>
-          <w:bCs w:val="false"/>
           <w:i w:val="false"/>
           <w:iCs w:val="false"/>
           <w:color w:val="auto"/>
@@ -5062,14 +4792,12 @@
           <w:sz w:val="24"/>
           <w:szCs w:val="24"/>
           <w:u w:val="none"/>
-          <w:lang w:val="es-EC" w:eastAsia="en-US" w:bidi="ar-SA"/>
-        </w:rPr>
-      </w:pPr>
-      <w:r>
-        <w:rPr>
-          <w:rFonts w:eastAsia="Times New Roman" w:cs="Times New Roman"/>
-          <w:b/>
-          <w:bCs/>
+          <w:lang w:val="es-CO" w:eastAsia="en-US" w:bidi="ar-SA"/>
+        </w:rPr>
+      </w:pPr>
+      <w:r>
+        <w:rPr>
+          <w:rFonts w:eastAsia="Times New Roman" w:cs="Times New Roman"/>
           <w:i w:val="false"/>
           <w:iCs w:val="false"/>
           <w:color w:val="auto"/>
@@ -5077,41 +4805,9 @@
           <w:sz w:val="24"/>
           <w:szCs w:val="24"/>
           <w:u w:val="none"/>
-          <w:lang w:val="es-EC" w:eastAsia="en-US" w:bidi="ar-SA"/>
-        </w:rPr>
-        <w:t>Mongo</w:t>
-      </w:r>
-      <w:r>
-        <w:rPr>
-          <w:rFonts w:eastAsia="Times New Roman" w:cs="Times New Roman"/>
-          <w:b w:val="false"/>
-          <w:bCs w:val="false"/>
-          <w:i w:val="false"/>
-          <w:iCs w:val="false"/>
-          <w:color w:val="auto"/>
-          <w:kern w:val="0"/>
-          <w:sz w:val="24"/>
-          <w:szCs w:val="24"/>
-          <w:u w:val="none"/>
-          <w:lang w:val="es-EC" w:eastAsia="en-US" w:bidi="ar-SA"/>
-        </w:rPr>
-        <w:t>:  Se utiliza</w:t>
-      </w:r>
-      <w:r>
-        <w:rPr>
-          <w:rFonts w:eastAsia="Times New Roman" w:cs="Times New Roman"/>
-          <w:b w:val="false"/>
-          <w:bCs w:val="false"/>
-          <w:i w:val="false"/>
-          <w:iCs w:val="false"/>
-          <w:color w:val="auto"/>
-          <w:kern w:val="0"/>
-          <w:sz w:val="24"/>
-          <w:szCs w:val="24"/>
-          <w:u w:val="none"/>
-          <w:lang w:val="es-EC" w:eastAsia="en-US" w:bidi="ar-SA"/>
-        </w:rPr>
-        <w:t>ra para el almacenamiento y gestión de la información.</w:t>
+          <w:lang w:val="es-CO" w:eastAsia="en-US" w:bidi="ar-SA"/>
+        </w:rPr>
+        <w:t>Mongo:  Se utilizara para el almacenamiento y gestión de la información.</w:t>
       </w:r>
     </w:p>
     <w:p>
@@ -5124,12 +4820,10 @@
         </w:numPr>
         <w:suppressAutoHyphens w:val="true"/>
         <w:bidi w:val="0"/>
-        <w:spacing w:lineRule="auto" w:line="240" w:before="132" w:after="12"/>
+        <w:spacing w:lineRule="auto" w:line="240"/>
         <w:jc w:val="left"/>
         <w:rPr>
           <w:rFonts w:ascii="Times New Roman" w:hAnsi="Times New Roman" w:eastAsia="Times New Roman" w:cs="Times New Roman"/>
-          <w:b w:val="false"/>
-          <w:bCs w:val="false"/>
           <w:i w:val="false"/>
           <w:iCs w:val="false"/>
           <w:color w:val="auto"/>
@@ -5137,14 +4831,12 @@
           <w:sz w:val="24"/>
           <w:szCs w:val="24"/>
           <w:u w:val="none"/>
-          <w:lang w:val="es-EC" w:eastAsia="en-US" w:bidi="ar-SA"/>
-        </w:rPr>
-      </w:pPr>
-      <w:r>
-        <w:rPr>
-          <w:rFonts w:eastAsia="Times New Roman" w:cs="Times New Roman"/>
-          <w:b/>
-          <w:bCs/>
+          <w:lang w:val="es-CO" w:eastAsia="en-US" w:bidi="ar-SA"/>
+        </w:rPr>
+      </w:pPr>
+      <w:r>
+        <w:rPr>
+          <w:rFonts w:eastAsia="Times New Roman" w:cs="Times New Roman"/>
           <w:i w:val="false"/>
           <w:iCs w:val="false"/>
           <w:color w:val="auto"/>
@@ -5152,25 +4844,9 @@
           <w:sz w:val="24"/>
           <w:szCs w:val="24"/>
           <w:u w:val="none"/>
-          <w:lang w:val="es-EC" w:eastAsia="en-US" w:bidi="ar-SA"/>
-        </w:rPr>
-        <w:t>Figma</w:t>
-      </w:r>
-      <w:r>
-        <w:rPr>
-          <w:rFonts w:eastAsia="Times New Roman" w:cs="Times New Roman"/>
-          <w:b w:val="false"/>
-          <w:bCs w:val="false"/>
-          <w:i w:val="false"/>
-          <w:iCs w:val="false"/>
-          <w:color w:val="auto"/>
-          <w:kern w:val="0"/>
-          <w:sz w:val="24"/>
-          <w:szCs w:val="24"/>
-          <w:u w:val="none"/>
-          <w:lang w:val="es-EC" w:eastAsia="en-US" w:bidi="ar-SA"/>
-        </w:rPr>
-        <w:t>: Se utilizara para el diseño de interfaces y prototipos, ayudando a la planeación de la experiencia del usuario UX.</w:t>
+          <w:lang w:val="es-CO" w:eastAsia="en-US" w:bidi="ar-SA"/>
+        </w:rPr>
+        <w:t>Figma: Se utilizara para el diseño de interfaces y prototipos, ayudando a la planeación de la experiencia del usuario UX.</w:t>
       </w:r>
     </w:p>
     <w:p>
@@ -5183,12 +4859,10 @@
         </w:numPr>
         <w:suppressAutoHyphens w:val="true"/>
         <w:bidi w:val="0"/>
-        <w:spacing w:lineRule="auto" w:line="240" w:before="132" w:after="12"/>
+        <w:spacing w:lineRule="auto" w:line="240"/>
         <w:jc w:val="left"/>
         <w:rPr>
           <w:rFonts w:ascii="Times New Roman" w:hAnsi="Times New Roman" w:eastAsia="Times New Roman" w:cs="Times New Roman"/>
-          <w:b w:val="false"/>
-          <w:bCs w:val="false"/>
           <w:i w:val="false"/>
           <w:iCs w:val="false"/>
           <w:color w:val="auto"/>
@@ -5196,14 +4870,12 @@
           <w:sz w:val="24"/>
           <w:szCs w:val="24"/>
           <w:u w:val="none"/>
-          <w:lang w:val="es-EC" w:eastAsia="en-US" w:bidi="ar-SA"/>
-        </w:rPr>
-      </w:pPr>
-      <w:r>
-        <w:rPr>
-          <w:rFonts w:eastAsia="Times New Roman" w:cs="Times New Roman"/>
-          <w:b/>
-          <w:bCs/>
+          <w:lang w:val="es-CO" w:eastAsia="en-US" w:bidi="ar-SA"/>
+        </w:rPr>
+      </w:pPr>
+      <w:r>
+        <w:rPr>
+          <w:rFonts w:eastAsia="Times New Roman" w:cs="Times New Roman"/>
           <w:i w:val="false"/>
           <w:iCs w:val="false"/>
           <w:color w:val="auto"/>
@@ -5211,25 +4883,9 @@
           <w:sz w:val="24"/>
           <w:szCs w:val="24"/>
           <w:u w:val="none"/>
-          <w:lang w:val="es-EC" w:eastAsia="en-US" w:bidi="ar-SA"/>
-        </w:rPr>
-        <w:t>DevOps</w:t>
-      </w:r>
-      <w:r>
-        <w:rPr>
-          <w:rFonts w:eastAsia="Times New Roman" w:cs="Times New Roman"/>
-          <w:b w:val="false"/>
-          <w:bCs w:val="false"/>
-          <w:i w:val="false"/>
-          <w:iCs w:val="false"/>
-          <w:color w:val="auto"/>
-          <w:kern w:val="0"/>
-          <w:sz w:val="24"/>
-          <w:szCs w:val="24"/>
-          <w:u w:val="none"/>
-          <w:lang w:val="es-EC" w:eastAsia="en-US" w:bidi="ar-SA"/>
-        </w:rPr>
-        <w:t>: Se aplicaran practicas básica para la integración y despliegue del sistema, optimizando el proceso de desarrollo.</w:t>
+          <w:lang w:val="es-CO" w:eastAsia="en-US" w:bidi="ar-SA"/>
+        </w:rPr>
+        <w:t>DevOps: Se aplicaran practicas básica para la integración y despliegue del sistema, optimizando el proceso de desarrollo.</w:t>
       </w:r>
     </w:p>
     <w:p>
@@ -5248,7 +4904,7 @@
           <w:kern w:val="0"/>
           <w:sz w:val="24"/>
           <w:szCs w:val="32"/>
-          <w:lang w:eastAsia="en-US"/>
+          <w:lang w:val="es-CO" w:eastAsia="en-US" w:bidi="ar-SA"/>
         </w:rPr>
       </w:pPr>
       <w:r>
@@ -5260,7 +4916,7 @@
           <w:kern w:val="0"/>
           <w:sz w:val="24"/>
           <w:szCs w:val="32"/>
-          <w:lang w:eastAsia="en-US"/>
+          <w:lang w:val="es-CO" w:eastAsia="en-US" w:bidi="ar-SA"/>
         </w:rPr>
       </w:r>
     </w:p>
@@ -5280,7 +4936,7 @@
           <w:kern w:val="0"/>
           <w:sz w:val="24"/>
           <w:szCs w:val="32"/>
-          <w:lang w:eastAsia="en-US"/>
+          <w:lang w:val="es-CO" w:eastAsia="en-US" w:bidi="ar-SA"/>
         </w:rPr>
       </w:pPr>
       <w:r>
@@ -5292,7 +4948,7 @@
           <w:kern w:val="0"/>
           <w:sz w:val="24"/>
           <w:szCs w:val="32"/>
-          <w:lang w:eastAsia="en-US"/>
+          <w:lang w:val="es-CO" w:eastAsia="en-US" w:bidi="ar-SA"/>
         </w:rPr>
       </w:r>
     </w:p>
@@ -5339,16 +4995,7 @@
         <w:spacing w:lineRule="auto" w:line="240" w:before="132" w:after="12"/>
         <w:jc w:val="both"/>
         <w:rPr>
-          <w:rFonts w:ascii="Times New Roman" w:hAnsi="Times New Roman" w:eastAsia="Times New Roman" w:cs="Times New Roman"/>
-          <w:b/>
-          <w:bCs/>
-          <w:i w:val="false"/>
-          <w:iCs w:val="false"/>
-          <w:color w:val="auto"/>
-          <w:kern w:val="0"/>
-          <w:sz w:val="24"/>
-          <w:szCs w:val="32"/>
-          <w:lang w:val="es-CO" w:eastAsia="en-US" w:bidi="ar-SA"/>
+          <w:lang w:val="es-CO" w:bidi="ar-SA"/>
         </w:rPr>
       </w:pPr>
       <w:r>
@@ -5506,7 +5153,7 @@
           <w:lang w:val="es-CO" w:eastAsia="en-US" w:bidi="ar-SA"/>
         </w:rPr>
         <w:drawing>
-          <wp:anchor distT="0" distB="0" distL="0" distR="0" simplePos="0" relativeHeight="25" behindDoc="0" locked="0" layoutInCell="0" allowOverlap="1">
+          <wp:anchor distT="0" distB="0" distL="0" distR="0" simplePos="0" relativeHeight="29" behindDoc="0" locked="0" layoutInCell="0" allowOverlap="1">
             <wp:simplePos x="0" y="0"/>
             <wp:positionH relativeFrom="column">
               <wp:posOffset>-15240</wp:posOffset>
@@ -5514,7 +5161,7 @@
             <wp:positionV relativeFrom="paragraph">
               <wp:posOffset>635</wp:posOffset>
             </wp:positionV>
-            <wp:extent cx="6009640" cy="2203450"/>
+            <wp:extent cx="6009640" cy="2823845"/>
             <wp:effectExtent l="0" t="0" r="0" b="0"/>
             <wp:wrapSquare wrapText="largest"/>
             <wp:docPr id="3" name="Imagen1"/>
@@ -5539,7 +5186,7 @@
                   <pic:spPr bwMode="auto">
                     <a:xfrm>
                       <a:off x="0" y="0"/>
-                      <a:ext cx="6009640" cy="2203450"/>
+                      <a:ext cx="6009640" cy="2823845"/>
                     </a:xfrm>
                     <a:prstGeom prst="rect">
                       <a:avLst/>
@@ -5577,21 +5224,7 @@
           <w:u w:val="none"/>
           <w:lang w:val="es-CO" w:eastAsia="en-US" w:bidi="ar-SA"/>
         </w:rPr>
-        <w:t>5</w:t>
-      </w:r>
-      <w:r>
-        <w:rPr>
-          <w:rFonts w:eastAsia="Times New Roman" w:cs="Times New Roman"/>
-          <w:b/>
-          <w:bCs/>
-          <w:color w:val="auto"/>
-          <w:kern w:val="0"/>
-          <w:sz w:val="24"/>
-          <w:szCs w:val="24"/>
-          <w:u w:val="none"/>
-          <w:lang w:val="es-CO" w:eastAsia="en-US" w:bidi="ar-SA"/>
-        </w:rPr>
-        <w:t>.2 Url Requisitos No Funcionales</w:t>
+        <w:t>5.2 Url Requisitos No Funcionales</w:t>
       </w:r>
     </w:p>
     <w:p>
@@ -5653,27 +5286,35 @@
         <w:pStyle w:val="APALevel2"/>
         <w:jc w:val="both"/>
         <w:rPr>
-          <w:b w:val="false"/>
-          <w:bCs w:val="false"/>
-          <w:lang w:val="es-CO" w:bidi="ar-SA"/>
-        </w:rPr>
-      </w:pPr>
-      <w:r>
-        <w:rPr>
-          <w:b w:val="false"/>
-          <w:bCs w:val="false"/>
-          <w:lang w:val="es-CO" w:bidi="ar-SA"/>
+          <w:rFonts w:eastAsia="Times New Roman" w:cs="Times New Roman"/>
+          <w:color w:val="auto"/>
+          <w:kern w:val="0"/>
+          <w:sz w:val="24"/>
+          <w:szCs w:val="32"/>
+          <w:u w:val="none"/>
+          <w:lang w:val="es-CO" w:eastAsia="en-US" w:bidi="ar-SA"/>
+        </w:rPr>
+      </w:pPr>
+      <w:r>
+        <w:rPr>
+          <w:rFonts w:eastAsia="Times New Roman" w:cs="Times New Roman"/>
+          <w:color w:val="auto"/>
+          <w:kern w:val="0"/>
+          <w:sz w:val="24"/>
+          <w:szCs w:val="32"/>
+          <w:u w:val="none"/>
+          <w:lang w:val="es-CO" w:eastAsia="en-US" w:bidi="ar-SA"/>
         </w:rPr>
         <w:drawing>
-          <wp:anchor distT="0" distB="0" distL="0" distR="0" simplePos="0" relativeHeight="26" behindDoc="0" locked="0" layoutInCell="0" allowOverlap="1">
+          <wp:anchor distT="0" distB="0" distL="0" distR="0" simplePos="0" relativeHeight="30" behindDoc="0" locked="0" layoutInCell="0" allowOverlap="1">
             <wp:simplePos x="0" y="0"/>
             <wp:positionH relativeFrom="column">
               <wp:posOffset>-5715</wp:posOffset>
             </wp:positionH>
             <wp:positionV relativeFrom="paragraph">
-              <wp:posOffset>208915</wp:posOffset>
+              <wp:posOffset>10160</wp:posOffset>
             </wp:positionV>
-            <wp:extent cx="6009640" cy="2379345"/>
+            <wp:extent cx="6009640" cy="2466340"/>
             <wp:effectExtent l="0" t="0" r="0" b="0"/>
             <wp:wrapSquare wrapText="largest"/>
             <wp:docPr id="4" name="Imagen2"/>
@@ -5698,7 +5339,7 @@
                   <pic:spPr bwMode="auto">
                     <a:xfrm>
                       <a:off x="0" y="0"/>
-                      <a:ext cx="6009640" cy="2379345"/>
+                      <a:ext cx="6009640" cy="2466340"/>
                     </a:xfrm>
                     <a:prstGeom prst="rect">
                       <a:avLst/>
@@ -5740,32 +5381,6 @@
     </w:p>
     <w:p>
       <w:pPr>
-        <w:pStyle w:val="APALevel2"/>
-        <w:jc w:val="both"/>
-        <w:rPr>
-          <w:rFonts w:eastAsia="Times New Roman" w:cs="Times New Roman"/>
-          <w:color w:val="auto"/>
-          <w:kern w:val="0"/>
-          <w:sz w:val="24"/>
-          <w:szCs w:val="32"/>
-          <w:u w:val="none"/>
-          <w:lang w:val="es-CO" w:eastAsia="en-US" w:bidi="ar-SA"/>
-        </w:rPr>
-      </w:pPr>
-      <w:r>
-        <w:rPr>
-          <w:rFonts w:eastAsia="Times New Roman" w:cs="Times New Roman"/>
-          <w:color w:val="auto"/>
-          <w:kern w:val="0"/>
-          <w:sz w:val="24"/>
-          <w:szCs w:val="32"/>
-          <w:u w:val="none"/>
-          <w:lang w:val="es-CO" w:eastAsia="en-US" w:bidi="ar-SA"/>
-        </w:rPr>
-      </w:r>
-    </w:p>
-    <w:p>
-      <w:pPr>
         <w:pStyle w:val="BodyText"/>
         <w:ind w:hanging="0"/>
         <w:jc w:val="center"/>
@@ -5823,7 +5438,7 @@
       </w:pPr>
       <w:r>
         <w:drawing>
-          <wp:anchor distT="0" distB="0" distL="114300" distR="114300" simplePos="0" relativeHeight="21" behindDoc="0" locked="0" layoutInCell="0" allowOverlap="1">
+          <wp:anchor distT="0" distB="0" distL="114300" distR="114300" simplePos="0" relativeHeight="26" behindDoc="0" locked="0" layoutInCell="0" allowOverlap="1">
             <wp:simplePos x="0" y="0"/>
             <wp:positionH relativeFrom="column">
               <wp:posOffset>-23495</wp:posOffset>
@@ -5835,11 +5450,11 @@
             <wp:effectExtent l="0" t="0" r="0" b="0"/>
             <wp:wrapThrough wrapText="bothSides">
               <wp:wrapPolygon edited="0">
-                <wp:start x="-81" y="0"/>
-                <wp:lineTo x="-81" y="21324"/>
-                <wp:lineTo x="21557" y="21324"/>
+                <wp:start x="-102" y="0"/>
+                <wp:lineTo x="-102" y="21287"/>
+                <wp:lineTo x="21557" y="21287"/>
                 <wp:lineTo x="21557" y="0"/>
-                <wp:lineTo x="-81" y="0"/>
+                <wp:lineTo x="-102" y="0"/>
               </wp:wrapPolygon>
             </wp:wrapThrough>
             <wp:docPr id="5" name="Imagen 1"/>
@@ -6232,7 +5847,9 @@
         </w:rPr>
       </w:pPr>
       <w:r>
-        <w:rPr/>
+        <w:rPr>
+          <w:lang w:val="es-CO" w:bidi="ar-SA"/>
+        </w:rPr>
       </w:r>
     </w:p>
     <w:p>
@@ -6246,8 +5863,6 @@
       </w:pPr>
       <w:r>
         <w:rPr>
-          <w:b/>
-          <w:bCs/>
           <w:lang w:val="es-CO" w:bidi="ar-SA"/>
         </w:rPr>
       </w:r>
@@ -6279,16 +5894,7 @@
         <w:spacing w:lineRule="auto" w:line="240" w:before="360" w:after="240"/>
         <w:jc w:val="both"/>
         <w:rPr>
-          <w:rFonts w:ascii="Times New Roman" w:hAnsi="Times New Roman" w:eastAsia="Times New Roman" w:cs="Times New Roman"/>
-          <w:b/>
-          <w:bCs w:val="false"/>
-          <w:i w:val="false"/>
-          <w:iCs w:val="false"/>
-          <w:color w:val="2315DA"/>
-          <w:kern w:val="0"/>
-          <w:sz w:val="24"/>
-          <w:szCs w:val="24"/>
-          <w:lang w:val="es-CO" w:eastAsia="en-US" w:bidi="ar-SA"/>
+          <w:lang w:val="es-CO" w:bidi="ar-SA"/>
         </w:rPr>
       </w:pPr>
       <w:r>
@@ -6358,7 +5964,7 @@
           <w:lang w:val="es-CO" w:eastAsia="en-US" w:bidi="ar-SA"/>
         </w:rPr>
         <w:drawing>
-          <wp:anchor distT="0" distB="0" distL="0" distR="0" simplePos="0" relativeHeight="23" behindDoc="0" locked="0" layoutInCell="0" allowOverlap="1">
+          <wp:anchor distT="0" distB="0" distL="0" distR="0" simplePos="0" relativeHeight="28" behindDoc="0" locked="0" layoutInCell="0" allowOverlap="1">
             <wp:simplePos x="0" y="0"/>
             <wp:positionH relativeFrom="column">
               <wp:posOffset>0</wp:posOffset>
@@ -6366,7 +5972,7 @@
             <wp:positionV relativeFrom="paragraph">
               <wp:posOffset>92075</wp:posOffset>
             </wp:positionV>
-            <wp:extent cx="5904865" cy="2527935"/>
+            <wp:extent cx="5904865" cy="2396490"/>
             <wp:effectExtent l="0" t="0" r="0" b="0"/>
             <wp:wrapSquare wrapText="largest"/>
             <wp:docPr id="6" name="Imagen3"/>
@@ -6391,7 +5997,7 @@
                   <pic:spPr bwMode="auto">
                     <a:xfrm>
                       <a:off x="0" y="0"/>
-                      <a:ext cx="5904865" cy="2527935"/>
+                      <a:ext cx="5904865" cy="2396490"/>
                     </a:xfrm>
                     <a:prstGeom prst="rect">
                       <a:avLst/>
@@ -6407,6 +6013,159 @@
     </w:p>
     <w:p>
       <w:pPr>
+        <w:pStyle w:val="BodyText"/>
+        <w:ind w:hanging="0"/>
+        <w:jc w:val="center"/>
+        <w:rPr>
+          <w:b/>
+          <w:bCs/>
+          <w:lang w:val="es-CO" w:bidi="ar-SA"/>
+        </w:rPr>
+      </w:pPr>
+      <w:r>
+        <w:rPr>
+          <w:b/>
+          <w:bCs/>
+          <w:lang w:val="es-CO" w:bidi="ar-SA"/>
+        </w:rPr>
+        <w:t xml:space="preserve">8. </w:t>
+      </w:r>
+      <w:bookmarkStart w:id="38" w:name="yui_3_17_2_1_1775225196518_356"/>
+      <w:bookmarkEnd w:id="38"/>
+      <w:r>
+        <w:rPr>
+          <w:b/>
+          <w:bCs/>
+          <w:sz w:val="24"/>
+          <w:szCs w:val="24"/>
+          <w:lang w:val="es-CO" w:eastAsia="en-US" w:bidi="ar-SA"/>
+        </w:rPr>
+        <w:t>Flujos de solución</w:t>
+      </w:r>
+    </w:p>
+    <w:p>
+      <w:pPr>
+        <w:pStyle w:val="BodyText"/>
+        <w:ind w:hanging="0"/>
+        <w:jc w:val="center"/>
+        <w:rPr>
+          <w:b/>
+          <w:bCs/>
+          <w:lang w:val="es-CO" w:bidi="ar-SA"/>
+        </w:rPr>
+      </w:pPr>
+      <w:r>
+        <w:rPr>
+          <w:b/>
+          <w:bCs/>
+          <w:lang w:val="es-CO" w:bidi="ar-SA"/>
+        </w:rPr>
+      </w:r>
+    </w:p>
+    <w:p>
+      <w:pPr>
+        <w:pStyle w:val="BodyText"/>
+        <w:ind w:hanging="0"/>
+        <w:jc w:val="left"/>
+        <w:rPr>
+          <w:b w:val="false"/>
+          <w:bCs w:val="false"/>
+          <w:lang w:val="es-CO" w:bidi="ar-SA"/>
+        </w:rPr>
+      </w:pPr>
+      <w:r>
+        <w:rPr>
+          <w:b w:val="false"/>
+          <w:bCs w:val="false"/>
+          <w:lang w:val="es-CO" w:bidi="ar-SA"/>
+        </w:rPr>
+        <w:t>El flujo de solución representa el funcionamiento general de la plataforma Edutech, mostrando la interacción del usuario, las acciones principales y como este interactúa con el sistema. Para esta representación , se utilizaron los siguientes diagramas que ayudan a visualizar tanto el recorrido del usuario dentro de la plataforma.</w:t>
+      </w:r>
+    </w:p>
+    <w:p>
+      <w:pPr>
+        <w:pStyle w:val="APALevel2"/>
+        <w:widowControl/>
+        <w:suppressAutoHyphens w:val="true"/>
+        <w:bidi w:val="0"/>
+        <w:spacing w:lineRule="auto" w:line="240" w:before="189" w:after="69"/>
+        <w:jc w:val="both"/>
+        <w:rPr>
+          <w:lang w:val="es-CO" w:bidi="ar-SA"/>
+        </w:rPr>
+      </w:pPr>
+      <w:r>
+        <w:rPr>
+          <w:rFonts w:eastAsia="Times New Roman" w:cs="Times New Roman"/>
+          <w:b/>
+          <w:bCs/>
+          <w:i w:val="false"/>
+          <w:iCs w:val="false"/>
+          <w:color w:val="auto"/>
+          <w:kern w:val="0"/>
+          <w:sz w:val="24"/>
+          <w:szCs w:val="24"/>
+          <w:u w:val="none"/>
+          <w:lang w:val="es-CO" w:eastAsia="en-US" w:bidi="ar-SA"/>
+        </w:rPr>
+        <w:t>8.1 User Flow</w:t>
+      </w:r>
+      <w:r>
+        <w:rPr>
+          <w:rFonts w:eastAsia="Times New Roman" w:cs="Times New Roman"/>
+          <w:i w:val="false"/>
+          <w:iCs w:val="false"/>
+          <w:color w:val="auto"/>
+          <w:kern w:val="0"/>
+          <w:sz w:val="24"/>
+          <w:szCs w:val="24"/>
+          <w:u w:val="none"/>
+          <w:lang w:val="es-CO" w:eastAsia="en-US" w:bidi="ar-SA"/>
+        </w:rPr>
+        <w:t xml:space="preserve"> </w:t>
+      </w:r>
+    </w:p>
+    <w:p>
+      <w:pPr>
+        <w:pStyle w:val="APALevel2"/>
+        <w:widowControl/>
+        <w:suppressAutoHyphens w:val="true"/>
+        <w:bidi w:val="0"/>
+        <w:spacing w:lineRule="auto" w:line="240"/>
+        <w:jc w:val="both"/>
+        <w:rPr>
+          <w:rFonts w:ascii="Times New Roman" w:hAnsi="Times New Roman" w:eastAsia="Times New Roman" w:cs="Times New Roman"/>
+          <w:b w:val="false"/>
+          <w:bCs w:val="false"/>
+          <w:i w:val="false"/>
+          <w:iCs w:val="false"/>
+          <w:color w:val="auto"/>
+          <w:kern w:val="0"/>
+          <w:sz w:val="24"/>
+          <w:szCs w:val="24"/>
+          <w:u w:val="none"/>
+          <w:lang w:val="es-CO" w:eastAsia="en-US" w:bidi="ar-SA"/>
+        </w:rPr>
+      </w:pPr>
+      <w:r>
+        <w:rPr>
+          <w:rFonts w:eastAsia="Times New Roman" w:cs="Times New Roman"/>
+          <w:b w:val="false"/>
+          <w:bCs w:val="false"/>
+          <w:i w:val="false"/>
+          <w:iCs w:val="false"/>
+          <w:color w:val="auto"/>
+          <w:kern w:val="0"/>
+          <w:sz w:val="24"/>
+          <w:szCs w:val="24"/>
+          <w:u w:val="none"/>
+          <w:lang w:val="es-CO" w:eastAsia="en-US" w:bidi="ar-SA"/>
+        </w:rPr>
+        <w:t>Este diagrama representa el flujo de navegación del usuario dentro de la plataforma Edutech, mostrando las acciones principales dependiendo el rol.</w:t>
+      </w:r>
+    </w:p>
+    <w:p>
+      <w:pPr>
         <w:pStyle w:val="APALevel2"/>
         <w:widowControl/>
         <w:suppressAutoHyphens w:val="true"/>
@@ -6414,17 +6173,485 @@
         <w:spacing w:lineRule="auto" w:line="240" w:before="360" w:after="240"/>
         <w:jc w:val="both"/>
         <w:rPr>
+          <w:rFonts w:eastAsia="Times New Roman" w:cs="Times New Roman"/>
+          <w:b w:val="false"/>
+          <w:bCs w:val="false"/>
+          <w:color w:val="auto"/>
+          <w:kern w:val="0"/>
+          <w:sz w:val="24"/>
+          <w:szCs w:val="24"/>
+          <w:u w:val="none"/>
+          <w:lang w:val="es-CO" w:eastAsia="en-US" w:bidi="ar-SA"/>
+        </w:rPr>
+      </w:pPr>
+      <w:r>
+        <w:rPr>
+          <w:rFonts w:eastAsia="Times New Roman" w:cs="Times New Roman"/>
+          <w:b w:val="false"/>
+          <w:bCs w:val="false"/>
+          <w:color w:val="auto"/>
+          <w:kern w:val="0"/>
+          <w:sz w:val="24"/>
+          <w:szCs w:val="24"/>
+          <w:u w:val="none"/>
+          <w:lang w:val="es-CO" w:eastAsia="en-US" w:bidi="ar-SA"/>
+        </w:rPr>
+        <w:drawing>
+          <wp:anchor distT="0" distB="0" distL="0" distR="0" simplePos="0" relativeHeight="31" behindDoc="0" locked="0" layoutInCell="0" allowOverlap="1">
+            <wp:simplePos x="0" y="0"/>
+            <wp:positionH relativeFrom="column">
+              <wp:posOffset>32385</wp:posOffset>
+            </wp:positionH>
+            <wp:positionV relativeFrom="paragraph">
+              <wp:posOffset>54610</wp:posOffset>
+            </wp:positionV>
+            <wp:extent cx="6001385" cy="2767965"/>
+            <wp:effectExtent l="0" t="0" r="0" b="0"/>
+            <wp:wrapSquare wrapText="largest"/>
+            <wp:docPr id="7" name="Imagen8"/>
+            <wp:cNvGraphicFramePr>
+              <a:graphicFrameLocks xmlns:a="http://schemas.openxmlformats.org/drawingml/2006/main" noChangeAspect="1"/>
+            </wp:cNvGraphicFramePr>
+            <a:graphic xmlns:a="http://schemas.openxmlformats.org/drawingml/2006/main">
+              <a:graphicData uri="http://schemas.openxmlformats.org/drawingml/2006/picture">
+                <pic:pic xmlns:pic="http://schemas.openxmlformats.org/drawingml/2006/picture">
+                  <pic:nvPicPr>
+                    <pic:cNvPr id="7" name="Imagen8"/>
+                    <pic:cNvPicPr>
+                      <a:picLocks noChangeAspect="1" noChangeArrowheads="1"/>
+                    </pic:cNvPicPr>
+                  </pic:nvPicPr>
+                  <pic:blipFill>
+                    <a:blip r:embed="rId9"/>
+                    <a:stretch>
+                      <a:fillRect/>
+                    </a:stretch>
+                  </pic:blipFill>
+                  <pic:spPr bwMode="auto">
+                    <a:xfrm>
+                      <a:off x="0" y="0"/>
+                      <a:ext cx="6001385" cy="2767965"/>
+                    </a:xfrm>
+                    <a:prstGeom prst="rect">
+                      <a:avLst/>
+                    </a:prstGeom>
+                    <a:noFill/>
+                  </pic:spPr>
+                </pic:pic>
+              </a:graphicData>
+            </a:graphic>
+          </wp:anchor>
+        </w:drawing>
+      </w:r>
+    </w:p>
+    <w:p>
+      <w:pPr>
+        <w:pStyle w:val="APALevel2"/>
+        <w:widowControl/>
+        <w:suppressAutoHyphens w:val="true"/>
+        <w:bidi w:val="0"/>
+        <w:spacing w:lineRule="auto" w:line="240" w:before="360" w:after="240"/>
+        <w:jc w:val="left"/>
+        <w:rPr>
           <w:rFonts w:ascii="Times New Roman" w:hAnsi="Times New Roman" w:eastAsia="Times New Roman" w:cs="Times New Roman"/>
           <w:color w:val="auto"/>
           <w:kern w:val="0"/>
           <w:sz w:val="24"/>
+          <w:szCs w:val="32"/>
+          <w:u w:val="none"/>
+          <w:lang w:val="es-EC" w:eastAsia="en-US" w:bidi="ar-SA"/>
+        </w:rPr>
+      </w:pPr>
+      <w:hyperlink r:id="rId10">
+        <w:r>
+          <w:rPr>
+            <w:rStyle w:val="Hyperlink"/>
+            <w:szCs w:val="32"/>
+            <w:lang w:val="es-EC"/>
+          </w:rPr>
+          <w:t>Diagrama de flujo de sitio web: Lucidspark</w:t>
+        </w:r>
+      </w:hyperlink>
+      <w:r>
+        <w:rPr>
+          <w:szCs w:val="32"/>
+          <w:lang w:val="es-EC"/>
+        </w:rPr>
+        <w:t xml:space="preserve"> </w:t>
+      </w:r>
+    </w:p>
+    <w:p>
+      <w:pPr>
+        <w:pStyle w:val="APALevel2"/>
+        <w:widowControl/>
+        <w:suppressAutoHyphens w:val="true"/>
+        <w:bidi w:val="0"/>
+        <w:spacing w:lineRule="auto" w:line="240" w:before="189" w:after="69"/>
+        <w:jc w:val="both"/>
+        <w:rPr>
+          <w:rFonts w:ascii="Times New Roman" w:hAnsi="Times New Roman" w:eastAsia="Times New Roman" w:cs="Times New Roman"/>
+          <w:i w:val="false"/>
+          <w:iCs w:val="false"/>
+          <w:color w:val="auto"/>
+          <w:kern w:val="0"/>
+          <w:sz w:val="24"/>
           <w:szCs w:val="24"/>
           <w:u w:val="none"/>
           <w:lang w:val="es-CO" w:eastAsia="en-US" w:bidi="ar-SA"/>
         </w:rPr>
       </w:pPr>
       <w:r>
-        <w:rPr/>
+        <w:rPr>
+          <w:rFonts w:eastAsia="Times New Roman" w:cs="Times New Roman"/>
+          <w:i w:val="false"/>
+          <w:iCs w:val="false"/>
+          <w:color w:val="auto"/>
+          <w:kern w:val="0"/>
+          <w:sz w:val="24"/>
+          <w:szCs w:val="24"/>
+          <w:u w:val="none"/>
+          <w:lang w:val="es-CO" w:eastAsia="en-US" w:bidi="ar-SA"/>
+        </w:rPr>
+      </w:r>
+    </w:p>
+    <w:p>
+      <w:pPr>
+        <w:pStyle w:val="APALevel2"/>
+        <w:widowControl/>
+        <w:suppressAutoHyphens w:val="true"/>
+        <w:bidi w:val="0"/>
+        <w:spacing w:lineRule="auto" w:line="240" w:before="189" w:after="69"/>
+        <w:jc w:val="both"/>
+        <w:rPr>
+          <w:rFonts w:ascii="Times New Roman" w:hAnsi="Times New Roman" w:eastAsia="Times New Roman" w:cs="Times New Roman"/>
+          <w:i w:val="false"/>
+          <w:iCs w:val="false"/>
+          <w:color w:val="auto"/>
+          <w:kern w:val="0"/>
+          <w:sz w:val="24"/>
+          <w:szCs w:val="24"/>
+          <w:u w:val="none"/>
+          <w:lang w:val="es-CO" w:eastAsia="en-US" w:bidi="ar-SA"/>
+        </w:rPr>
+      </w:pPr>
+      <w:r>
+        <w:rPr>
+          <w:rFonts w:eastAsia="Times New Roman" w:cs="Times New Roman"/>
+          <w:b/>
+          <w:bCs/>
+          <w:i w:val="false"/>
+          <w:iCs w:val="false"/>
+          <w:color w:val="auto"/>
+          <w:kern w:val="0"/>
+          <w:sz w:val="24"/>
+          <w:szCs w:val="24"/>
+          <w:u w:val="none"/>
+          <w:lang w:val="es-CO" w:eastAsia="en-US" w:bidi="ar-SA"/>
+        </w:rPr>
+        <w:t>8</w:t>
+      </w:r>
+      <w:r>
+        <w:rPr>
+          <w:rFonts w:eastAsia="Times New Roman" w:cs="Times New Roman"/>
+          <w:b/>
+          <w:bCs/>
+          <w:i w:val="false"/>
+          <w:iCs w:val="false"/>
+          <w:color w:val="auto"/>
+          <w:kern w:val="0"/>
+          <w:sz w:val="24"/>
+          <w:szCs w:val="24"/>
+          <w:u w:val="none"/>
+          <w:lang w:val="es-CO" w:eastAsia="en-US" w:bidi="ar-SA"/>
+        </w:rPr>
+        <w:t>.</w:t>
+      </w:r>
+      <w:r>
+        <w:rPr>
+          <w:rFonts w:eastAsia="Times New Roman" w:cs="Times New Roman"/>
+          <w:b/>
+          <w:bCs/>
+          <w:i w:val="false"/>
+          <w:iCs w:val="false"/>
+          <w:color w:val="auto"/>
+          <w:kern w:val="0"/>
+          <w:sz w:val="24"/>
+          <w:szCs w:val="24"/>
+          <w:u w:val="none"/>
+          <w:lang w:val="es-CO" w:eastAsia="en-US" w:bidi="ar-SA"/>
+        </w:rPr>
+        <w:t>2</w:t>
+      </w:r>
+      <w:r>
+        <w:rPr>
+          <w:rFonts w:eastAsia="Times New Roman" w:cs="Times New Roman"/>
+          <w:i w:val="false"/>
+          <w:iCs w:val="false"/>
+          <w:color w:val="auto"/>
+          <w:kern w:val="0"/>
+          <w:sz w:val="24"/>
+          <w:szCs w:val="24"/>
+          <w:u w:val="none"/>
+          <w:lang w:val="es-CO" w:eastAsia="en-US" w:bidi="ar-SA"/>
+        </w:rPr>
+        <w:t xml:space="preserve"> </w:t>
+      </w:r>
+      <w:r>
+        <w:rPr>
+          <w:rFonts w:eastAsia="Times New Roman" w:cs="Times New Roman"/>
+          <w:b/>
+          <w:bCs/>
+          <w:i w:val="false"/>
+          <w:iCs w:val="false"/>
+          <w:color w:val="auto"/>
+          <w:kern w:val="0"/>
+          <w:sz w:val="24"/>
+          <w:szCs w:val="24"/>
+          <w:u w:val="none"/>
+          <w:lang w:val="es-CO" w:eastAsia="en-US" w:bidi="ar-SA"/>
+        </w:rPr>
+        <w:t>Diagrama de flujo del sistema</w:t>
+      </w:r>
+    </w:p>
+    <w:p>
+      <w:pPr>
+        <w:pStyle w:val="APALevel2"/>
+        <w:widowControl/>
+        <w:suppressAutoHyphens w:val="true"/>
+        <w:bidi w:val="0"/>
+        <w:spacing w:lineRule="auto" w:line="240"/>
+        <w:jc w:val="both"/>
+        <w:rPr>
+          <w:rFonts w:ascii="Times New Roman" w:hAnsi="Times New Roman" w:eastAsia="Times New Roman" w:cs="Times New Roman"/>
+          <w:b w:val="false"/>
+          <w:bCs w:val="false"/>
+          <w:i w:val="false"/>
+          <w:iCs w:val="false"/>
+          <w:color w:val="auto"/>
+          <w:kern w:val="0"/>
+          <w:sz w:val="24"/>
+          <w:szCs w:val="24"/>
+          <w:u w:val="none"/>
+          <w:lang w:val="es-CO" w:eastAsia="en-US" w:bidi="ar-SA"/>
+        </w:rPr>
+      </w:pPr>
+      <w:r>
+        <w:rPr>
+          <w:rFonts w:eastAsia="Times New Roman" w:cs="Times New Roman"/>
+          <w:b w:val="false"/>
+          <w:bCs w:val="false"/>
+          <w:i w:val="false"/>
+          <w:iCs w:val="false"/>
+          <w:color w:val="auto"/>
+          <w:kern w:val="0"/>
+          <w:sz w:val="24"/>
+          <w:szCs w:val="24"/>
+          <w:u w:val="none"/>
+          <w:lang w:val="es-CO" w:eastAsia="en-US" w:bidi="ar-SA"/>
+        </w:rPr>
+        <w:t xml:space="preserve">Este diagrama representa el </w:t>
+      </w:r>
+      <w:r>
+        <w:rPr>
+          <w:rFonts w:eastAsia="Times New Roman" w:cs="Times New Roman"/>
+          <w:b w:val="false"/>
+          <w:bCs w:val="false"/>
+          <w:i w:val="false"/>
+          <w:iCs w:val="false"/>
+          <w:color w:val="auto"/>
+          <w:kern w:val="0"/>
+          <w:sz w:val="24"/>
+          <w:szCs w:val="24"/>
+          <w:u w:val="none"/>
+          <w:lang w:val="es-CO" w:eastAsia="en-US" w:bidi="ar-SA"/>
+        </w:rPr>
+        <w:t>funcionamiento</w:t>
+      </w:r>
+      <w:r>
+        <w:rPr>
+          <w:rFonts w:eastAsia="Times New Roman" w:cs="Times New Roman"/>
+          <w:b w:val="false"/>
+          <w:bCs w:val="false"/>
+          <w:i w:val="false"/>
+          <w:iCs w:val="false"/>
+          <w:color w:val="auto"/>
+          <w:kern w:val="0"/>
+          <w:sz w:val="24"/>
+          <w:szCs w:val="24"/>
+          <w:u w:val="none"/>
+          <w:lang w:val="es-CO" w:eastAsia="en-US" w:bidi="ar-SA"/>
+        </w:rPr>
+        <w:t xml:space="preserve"> </w:t>
+      </w:r>
+      <w:r>
+        <w:rPr>
+          <w:rFonts w:eastAsia="Times New Roman" w:cs="Times New Roman"/>
+          <w:b w:val="false"/>
+          <w:bCs w:val="false"/>
+          <w:i w:val="false"/>
+          <w:iCs w:val="false"/>
+          <w:color w:val="auto"/>
+          <w:kern w:val="0"/>
+          <w:sz w:val="24"/>
+          <w:szCs w:val="24"/>
+          <w:u w:val="none"/>
+          <w:lang w:val="es-CO" w:eastAsia="en-US" w:bidi="ar-SA"/>
+        </w:rPr>
+        <w:t>del sistema.</w:t>
+      </w:r>
+      <w:r>
+        <w:rPr>
+          <w:rFonts w:eastAsia="Times New Roman" w:cs="Times New Roman"/>
+          <w:b w:val="false"/>
+          <w:bCs w:val="false"/>
+          <w:i w:val="false"/>
+          <w:iCs w:val="false"/>
+          <w:color w:val="auto"/>
+          <w:kern w:val="0"/>
+          <w:sz w:val="24"/>
+          <w:szCs w:val="24"/>
+          <w:u w:val="none"/>
+          <w:lang w:val="es-CO" w:eastAsia="en-US" w:bidi="ar-SA"/>
+        </w:rPr>
+        <w:t xml:space="preserve"> </w:t>
+      </w:r>
+      <w:r>
+        <w:rPr>
+          <w:rFonts w:eastAsia="Times New Roman" w:cs="Times New Roman"/>
+          <w:b w:val="false"/>
+          <w:bCs w:val="false"/>
+          <w:i w:val="false"/>
+          <w:iCs w:val="false"/>
+          <w:color w:val="auto"/>
+          <w:kern w:val="0"/>
+          <w:sz w:val="24"/>
+          <w:szCs w:val="24"/>
+          <w:u w:val="none"/>
+          <w:lang w:val="es-CO" w:eastAsia="en-US" w:bidi="ar-SA"/>
+        </w:rPr>
+        <w:t>Incluyendo los procesos y decisiones que se ejecutan durante la interacción del usuario con la plataforma.</w:t>
+      </w:r>
+    </w:p>
+    <w:p>
+      <w:pPr>
+        <w:pStyle w:val="APALevel2"/>
+        <w:widowControl/>
+        <w:suppressAutoHyphens w:val="true"/>
+        <w:bidi w:val="0"/>
+        <w:spacing w:lineRule="auto" w:line="240"/>
+        <w:jc w:val="both"/>
+        <w:rPr>
+          <w:rFonts w:ascii="Times New Roman" w:hAnsi="Times New Roman" w:eastAsia="Times New Roman" w:cs="Times New Roman"/>
+          <w:b w:val="false"/>
+          <w:bCs w:val="false"/>
+          <w:i w:val="false"/>
+          <w:iCs w:val="false"/>
+          <w:color w:val="auto"/>
+          <w:kern w:val="0"/>
+          <w:sz w:val="24"/>
+          <w:szCs w:val="24"/>
+          <w:u w:val="none"/>
+          <w:lang w:val="es-CO" w:eastAsia="en-US" w:bidi="ar-SA"/>
+        </w:rPr>
+      </w:pPr>
+      <w:r>
+        <w:rPr>
+          <w:rFonts w:eastAsia="Times New Roman" w:cs="Times New Roman"/>
+          <w:b w:val="false"/>
+          <w:bCs w:val="false"/>
+          <w:i w:val="false"/>
+          <w:iCs w:val="false"/>
+          <w:color w:val="auto"/>
+          <w:kern w:val="0"/>
+          <w:sz w:val="24"/>
+          <w:szCs w:val="24"/>
+          <w:u w:val="none"/>
+          <w:lang w:val="es-CO" w:eastAsia="en-US" w:bidi="ar-SA"/>
+        </w:rPr>
+      </w:r>
+    </w:p>
+    <w:p>
+      <w:pPr>
+        <w:pStyle w:val="APALevel2"/>
+        <w:widowControl/>
+        <w:suppressAutoHyphens w:val="true"/>
+        <w:bidi w:val="0"/>
+        <w:spacing w:lineRule="auto" w:line="240"/>
+        <w:jc w:val="both"/>
+        <w:rPr>
+          <w:rFonts w:ascii="Times New Roman" w:hAnsi="Times New Roman" w:eastAsia="Times New Roman" w:cs="Times New Roman"/>
+          <w:b w:val="false"/>
+          <w:bCs w:val="false"/>
+          <w:i w:val="false"/>
+          <w:iCs w:val="false"/>
+          <w:color w:val="auto"/>
+          <w:kern w:val="0"/>
+          <w:sz w:val="24"/>
+          <w:szCs w:val="24"/>
+          <w:u w:val="none"/>
+          <w:lang w:val="es-CO" w:eastAsia="en-US" w:bidi="ar-SA"/>
+        </w:rPr>
+      </w:pPr>
+      <w:r>
+        <w:rPr>
+          <w:rFonts w:eastAsia="Times New Roman" w:cs="Times New Roman"/>
+          <w:b w:val="false"/>
+          <w:bCs w:val="false"/>
+          <w:i w:val="false"/>
+          <w:iCs w:val="false"/>
+          <w:color w:val="auto"/>
+          <w:kern w:val="0"/>
+          <w:sz w:val="24"/>
+          <w:szCs w:val="24"/>
+          <w:u w:val="none"/>
+          <w:lang w:val="es-CO" w:eastAsia="en-US" w:bidi="ar-SA"/>
+        </w:rPr>
+        <w:drawing>
+          <wp:anchor distT="0" distB="0" distL="0" distR="0" simplePos="0" relativeHeight="32" behindDoc="0" locked="0" layoutInCell="0" allowOverlap="1">
+            <wp:simplePos x="0" y="0"/>
+            <wp:positionH relativeFrom="column">
+              <wp:posOffset>0</wp:posOffset>
+            </wp:positionH>
+            <wp:positionV relativeFrom="paragraph">
+              <wp:posOffset>111125</wp:posOffset>
+            </wp:positionV>
+            <wp:extent cx="5993765" cy="3633470"/>
+            <wp:effectExtent l="0" t="0" r="0" b="0"/>
+            <wp:wrapSquare wrapText="largest"/>
+            <wp:docPr id="8" name="Imagen5"/>
+            <wp:cNvGraphicFramePr>
+              <a:graphicFrameLocks xmlns:a="http://schemas.openxmlformats.org/drawingml/2006/main" noChangeAspect="1"/>
+            </wp:cNvGraphicFramePr>
+            <a:graphic xmlns:a="http://schemas.openxmlformats.org/drawingml/2006/main">
+              <a:graphicData uri="http://schemas.openxmlformats.org/drawingml/2006/picture">
+                <pic:pic xmlns:pic="http://schemas.openxmlformats.org/drawingml/2006/picture">
+                  <pic:nvPicPr>
+                    <pic:cNvPr id="8" name="Imagen5"/>
+                    <pic:cNvPicPr>
+                      <a:picLocks noChangeAspect="1" noChangeArrowheads="1"/>
+                    </pic:cNvPicPr>
+                  </pic:nvPicPr>
+                  <pic:blipFill>
+                    <a:blip r:embed="rId11"/>
+                    <a:stretch>
+                      <a:fillRect/>
+                    </a:stretch>
+                  </pic:blipFill>
+                  <pic:spPr bwMode="auto">
+                    <a:xfrm>
+                      <a:off x="0" y="0"/>
+                      <a:ext cx="5993765" cy="3633470"/>
+                    </a:xfrm>
+                    <a:prstGeom prst="rect">
+                      <a:avLst/>
+                    </a:prstGeom>
+                    <a:noFill/>
+                  </pic:spPr>
+                </pic:pic>
+              </a:graphicData>
+            </a:graphic>
+          </wp:anchor>
+        </w:drawing>
       </w:r>
     </w:p>
     <w:p>
@@ -6442,6 +6669,45 @@
           <w:sz w:val="24"/>
           <w:szCs w:val="24"/>
           <w:u w:val="none"/>
+          <w:lang w:val="es-EC" w:eastAsia="en-US" w:bidi="ar-SA"/>
+        </w:rPr>
+      </w:pPr>
+      <w:hyperlink r:id="rId12">
+        <w:r>
+          <w:rPr>
+            <w:rStyle w:val="Hyperlink"/>
+            <w:color w:val="auto"/>
+            <w:u w:val="none"/>
+            <w:lang w:val="es-EC"/>
+          </w:rPr>
+          <w:t>Diagrama de flujo de la solución web: Lucidchart</w:t>
+        </w:r>
+      </w:hyperlink>
+      <w:r>
+        <w:rPr>
+          <w:rStyle w:val="Hyperlink"/>
+          <w:color w:val="auto"/>
+          <w:u w:val="none"/>
+          <w:lang w:val="es-EC"/>
+        </w:rPr>
+        <w:t xml:space="preserve"> </w:t>
+      </w:r>
+    </w:p>
+    <w:p>
+      <w:pPr>
+        <w:pStyle w:val="APALevel2"/>
+        <w:widowControl/>
+        <w:suppressAutoHyphens w:val="true"/>
+        <w:bidi w:val="0"/>
+        <w:spacing w:lineRule="auto" w:line="240" w:before="360" w:after="240"/>
+        <w:jc w:val="both"/>
+        <w:rPr>
+          <w:rFonts w:ascii="Times New Roman" w:hAnsi="Times New Roman" w:eastAsia="Times New Roman" w:cs="Times New Roman"/>
+          <w:color w:val="auto"/>
+          <w:kern w:val="0"/>
+          <w:sz w:val="24"/>
+          <w:szCs w:val="24"/>
+          <w:u w:val="none"/>
           <w:lang w:val="es-CO" w:eastAsia="en-US" w:bidi="ar-SA"/>
         </w:rPr>
       </w:pPr>
@@ -6472,7 +6738,15 @@
           <w:bCs/>
           <w:lang w:val="es-CO" w:bidi="ar-SA"/>
         </w:rPr>
-        <w:t>8. Conclusiones</w:t>
+        <w:t>11</w:t>
+      </w:r>
+      <w:r>
+        <w:rPr>
+          <w:b/>
+          <w:bCs/>
+          <w:lang w:val="es-CO" w:bidi="ar-SA"/>
+        </w:rPr>
+        <w:t>. Conclusiones</w:t>
       </w:r>
     </w:p>
     <w:p>
@@ -6685,12 +6959,12 @@
       </w:r>
     </w:p>
     <w:sectPr>
-      <w:headerReference w:type="even" r:id="rId9"/>
-      <w:headerReference w:type="default" r:id="rId10"/>
-      <w:headerReference w:type="first" r:id="rId11"/>
-      <w:footerReference w:type="even" r:id="rId12"/>
-      <w:footerReference w:type="default" r:id="rId13"/>
-      <w:footerReference w:type="first" r:id="rId14"/>
+      <w:headerReference w:type="even" r:id="rId13"/>
+      <w:headerReference w:type="default" r:id="rId14"/>
+      <w:headerReference w:type="first" r:id="rId15"/>
+      <w:footerReference w:type="even" r:id="rId16"/>
+      <w:footerReference w:type="default" r:id="rId17"/>
+      <w:footerReference w:type="first" r:id="rId18"/>
       <w:type w:val="nextPage"/>
       <w:pgSz w:w="11906" w:h="16838"/>
       <w:pgMar w:left="1440" w:right="1440" w:gutter="0" w:header="720" w:top="1440" w:footer="1440" w:bottom="1497"/>
@@ -6771,7 +7045,7 @@
               <wp:extent cx="14605" cy="14605"/>
               <wp:effectExtent l="0" t="0" r="0" b="0"/>
               <wp:wrapSquare wrapText="bothSides"/>
-              <wp:docPr id="7" name="Marco2"/>
+              <wp:docPr id="9" name="Marco2"/>
               <a:graphic xmlns:a="http://schemas.openxmlformats.org/drawingml/2006/main">
                 <a:graphicData uri="http://schemas.microsoft.com/office/word/2010/wordprocessingShape">
                   <wps:wsp>
@@ -6930,7 +7204,7 @@
       <mc:AlternateContent>
         <mc:Choice Requires="wps">
           <w:drawing>
-            <wp:anchor distT="0" distB="0" distL="0" distR="0" simplePos="0" relativeHeight="19" behindDoc="1" locked="0" layoutInCell="0" allowOverlap="1">
+            <wp:anchor distT="0" distB="0" distL="0" distR="0" simplePos="0" relativeHeight="23" behindDoc="1" locked="0" layoutInCell="0" allowOverlap="1">
               <wp:simplePos x="0" y="0"/>
               <wp:positionH relativeFrom="margin">
                 <wp:align>right</wp:align>
@@ -6938,10 +7212,10 @@
               <wp:positionV relativeFrom="paragraph">
                 <wp:posOffset>635</wp:posOffset>
               </wp:positionV>
-              <wp:extent cx="76835" cy="175260"/>
+              <wp:extent cx="76835" cy="349250"/>
               <wp:effectExtent l="0" t="0" r="0" b="0"/>
               <wp:wrapSquare wrapText="bothSides"/>
-              <wp:docPr id="8" name="Marco3"/>
+              <wp:docPr id="10" name="Marco3"/>
               <a:graphic xmlns:a="http://schemas.openxmlformats.org/drawingml/2006/main">
                 <a:graphicData uri="http://schemas.microsoft.com/office/word/2010/wordprocessingShape">
                   <wps:wsp>
@@ -6949,7 +7223,7 @@
                     <wps:spPr>
                       <a:xfrm>
                         <a:off x="0" y="0"/>
-                        <a:ext cx="76680" cy="175320"/>
+                        <a:ext cx="76680" cy="349200"/>
                       </a:xfrm>
                       <a:prstGeom prst="rect">
                         <a:avLst/>
@@ -7000,7 +7274,7 @@
                               <w:rStyle w:val="PageNumber"/>
                               <w:color w:val="000000"/>
                             </w:rPr>
-                            <w:t>10</w:t>
+                            <w:t>12</w:t>
                           </w:r>
                           <w:r>
                             <w:rPr>
@@ -7023,7 +7297,7 @@
         </mc:Choice>
         <mc:Fallback>
           <w:pict>
-            <v:rect id="shape_0" stroked="f" o:allowincell="f" style="position:absolute;margin-left:445.2pt;margin-top:0.05pt;width:6pt;height:13.75pt;mso-wrap-style:square;v-text-anchor:top;mso-position-horizontal:right;mso-position-horizontal-relative:margin">
+            <v:rect id="shape_0" stroked="f" o:allowincell="f" style="position:absolute;margin-left:445.2pt;margin-top:0.05pt;width:6pt;height:27.45pt;mso-wrap-style:square;v-text-anchor:top;mso-position-horizontal:right;mso-position-horizontal-relative:margin">
               <v:fill o:detectmouseclick="t" on="false"/>
               <v:stroke color="#3465a4" joinstyle="round" endcap="flat"/>
               <v:textbox>
@@ -7061,7 +7335,7 @@
                         <w:rStyle w:val="PageNumber"/>
                         <w:color w:val="000000"/>
                       </w:rPr>
-                      <w:t>10</w:t>
+                      <w:t>12</w:t>
                     </w:r>
                     <w:r>
                       <w:rPr>
@@ -9255,8 +9529,8 @@
       <w:u w:val="single"/>
     </w:rPr>
   </w:style>
-  <w:style w:type="character" w:styleId="Caracteresdenotaalpieuser">
-    <w:name w:val="Caracteres de nota al pie (user)"/>
+  <w:style w:type="character" w:styleId="Caracteresdenotaalpie">
+    <w:name w:val="Caracteres de nota al pie"/>
     <w:semiHidden/>
     <w:qFormat/>
     <w:rsid w:val="004d41be"/>
@@ -9264,8 +9538,8 @@
       <w:vertAlign w:val="superscript"/>
     </w:rPr>
   </w:style>
-  <w:style w:type="character" w:styleId="Caracteresdenotaalpie">
-    <w:name w:val="Caracteres de nota al pie"/>
+  <w:style w:type="character" w:styleId="Caracteresdenotaalpieuser">
+    <w:name w:val="Caracteres de nota al pie (user)"/>
     <w:qFormat/>
     <w:rPr>
       <w:vertAlign w:val="superscript"/>
@@ -9419,13 +9693,13 @@
       <w:shd w:fill="E1DFDD" w:val="clear"/>
     </w:rPr>
   </w:style>
-  <w:style w:type="character" w:styleId="Enlacedelndiceuser">
-    <w:name w:val="Enlace del índice (user)"/>
+  <w:style w:type="character" w:styleId="Enlacedelndice">
+    <w:name w:val="Enlace del índice"/>
     <w:qFormat/>
     <w:rPr/>
   </w:style>
-  <w:style w:type="character" w:styleId="Bolosuser">
-    <w:name w:val="Bolos (user)"/>
+  <w:style w:type="character" w:styleId="Bolos">
+    <w:name w:val="Bolos"/>
     <w:qFormat/>
     <w:rPr>
       <w:rFonts w:ascii="OpenSymbol" w:hAnsi="OpenSymbol" w:eastAsia="OpenSymbol" w:cs="OpenSymbol"/>
@@ -9439,25 +9713,25 @@
       <w:iCs/>
     </w:rPr>
   </w:style>
-  <w:style w:type="character" w:styleId="Textooriginaluser">
-    <w:name w:val="Texto original (user)"/>
+  <w:style w:type="character" w:styleId="Textooriginal">
+    <w:name w:val="Texto original"/>
     <w:qFormat/>
     <w:rPr>
       <w:rFonts w:ascii="Liberation Mono" w:hAnsi="Liberation Mono" w:eastAsia="Liberation Mono" w:cs="Liberation Mono"/>
     </w:rPr>
   </w:style>
-  <w:style w:type="character" w:styleId="Smbolosdenumeracinuser">
-    <w:name w:val="Símbolos de numeración (user)"/>
+  <w:style w:type="character" w:styleId="Smbolosdenumeracin">
+    <w:name w:val="Símbolos de numeración"/>
     <w:qFormat/>
     <w:rPr/>
   </w:style>
-  <w:style w:type="character" w:styleId="Enlacedelndice">
-    <w:name w:val="Enlace del índice"/>
+  <w:style w:type="character" w:styleId="Enlacedelndiceuser">
+    <w:name w:val="Enlace del índice (user)"/>
     <w:qFormat/>
     <w:rPr/>
   </w:style>
-  <w:style w:type="character" w:styleId="Bolos">
-    <w:name w:val="Bolos"/>
+  <w:style w:type="character" w:styleId="Bolosuser">
+    <w:name w:val="Bolos (user)"/>
     <w:qFormat/>
     <w:rPr>
       <w:rFonts w:ascii="OpenSymbol" w:hAnsi="OpenSymbol" w:eastAsia="OpenSymbol" w:cs="OpenSymbol"/>
@@ -9637,7 +9911,7 @@
       <w:widowControl/>
       <w:suppressAutoHyphens w:val="true"/>
       <w:bidi w:val="0"/>
-      <w:spacing w:lineRule="auto" w:line="240" w:before="132" w:after="12"/>
+      <w:spacing w:lineRule="auto" w:line="240" w:before="75" w:after="0"/>
       <w:jc w:val="left"/>
     </w:pPr>
     <w:rPr>
@@ -9770,15 +10044,15 @@
       <w:lang w:val="es-ES_tradnl" w:eastAsia="es-ES_tradnl" w:bidi="ar-SA"/>
     </w:rPr>
   </w:style>
-  <w:style w:type="paragraph" w:styleId="Cabeceraypieuser">
-    <w:name w:val="Cabecera y pie (user)"/>
+  <w:style w:type="paragraph" w:styleId="Cabeceraypie">
+    <w:name w:val="Cabecera y pie"/>
     <w:basedOn w:val="Normal"/>
     <w:qFormat/>
     <w:pPr/>
     <w:rPr/>
   </w:style>
-  <w:style w:type="paragraph" w:styleId="Cabeceraypie">
-    <w:name w:val="Cabecera y pie"/>
+  <w:style w:type="paragraph" w:styleId="Cabeceraypieuser">
+    <w:name w:val="Cabecera y pie (user)"/>
     <w:basedOn w:val="Normal"/>
     <w:qFormat/>
     <w:pPr/>
@@ -10348,7 +10622,7 @@
   </w:style>
   <w:style w:type="paragraph" w:styleId="IndexHeading">
     <w:name w:val="index heading"/>
-    <w:basedOn w:val="Ttulouser"/>
+    <w:basedOn w:val="Ttulo"/>
     <w:pPr/>
     <w:rPr/>
   </w:style>
@@ -10374,15 +10648,15 @@
       <w:szCs w:val="28"/>
     </w:rPr>
   </w:style>
-  <w:style w:type="paragraph" w:styleId="Contenidodelmarcouser">
-    <w:name w:val="Contenido del marco (user)"/>
+  <w:style w:type="paragraph" w:styleId="Contenidodelmarco">
+    <w:name w:val="Contenido del marco"/>
     <w:basedOn w:val="Normal"/>
     <w:qFormat/>
     <w:pPr/>
     <w:rPr/>
   </w:style>
-  <w:style w:type="paragraph" w:styleId="Contenidodelmarco">
-    <w:name w:val="Contenido del marco"/>
+  <w:style w:type="paragraph" w:styleId="Contenidodelmarcouser">
+    <w:name w:val="Contenido del marco (user)"/>
     <w:basedOn w:val="Normal"/>
     <w:qFormat/>
     <w:pPr/>
@@ -10406,8 +10680,8 @@
       <w:lang w:val="es-CO"/>
     </w:rPr>
   </w:style>
-  <w:style w:type="numbering" w:styleId="Ningunalista" w:default="1">
-    <w:name w:val="Ninguna lista"/>
+  <w:style w:type="numbering" w:styleId="Ningunalistauser" w:default="1">
+    <w:name w:val="Ninguna lista (user)"/>
     <w:uiPriority w:val="99"/>
     <w:semiHidden/>
     <w:unhideWhenUsed/>

--- a/Actividad 2 - Documento de formulación del proyecto.docx
+++ b/Actividad 2 - Documento de formulación del proyecto.docx
@@ -38,12 +38,12 @@
           <w:lang w:val="es-CO" w:bidi="ar-SA"/>
         </w:rPr>
       </w:r>
-      <w:bookmarkStart w:id="2" w:name="_Toc61935805_Copia_1"/>
+      <w:bookmarkStart w:id="2" w:name="_Toc185035819"/>
       <w:bookmarkStart w:id="3" w:name="_Toc185035946"/>
-      <w:bookmarkStart w:id="4" w:name="_Toc185035819"/>
-      <w:bookmarkStart w:id="5" w:name="_Toc61935805_Copia_1"/>
+      <w:bookmarkStart w:id="4" w:name="_Toc61935805_Copia_1"/>
+      <w:bookmarkStart w:id="5" w:name="_Toc185035819"/>
       <w:bookmarkStart w:id="6" w:name="_Toc185035946"/>
-      <w:bookmarkStart w:id="7" w:name="_Toc185035819"/>
+      <w:bookmarkStart w:id="7" w:name="_Toc61935805_Copia_1"/>
       <w:bookmarkEnd w:id="5"/>
       <w:bookmarkEnd w:id="6"/>
       <w:bookmarkEnd w:id="7"/>
@@ -603,28 +603,28 @@
           <w:lang w:val="es-CO" w:bidi="ar-SA"/>
         </w:rPr>
       </w:pPr>
-      <w:bookmarkStart w:id="8" w:name="_Toc185035946_Copia_1"/>
-      <w:bookmarkStart w:id="9" w:name="_Toc185035819_Copia_1"/>
-      <w:bookmarkStart w:id="10" w:name="_Toc185067740"/>
-      <w:bookmarkStart w:id="11" w:name="_Toc185063559"/>
-      <w:bookmarkStart w:id="12" w:name="_Toc185035952"/>
-      <w:bookmarkStart w:id="13" w:name="_Toc185035825"/>
-      <w:bookmarkStart w:id="14" w:name="_Toc184891792"/>
-      <w:bookmarkStart w:id="15" w:name="_Toc184891358"/>
-      <w:bookmarkStart w:id="16" w:name="_Toc184890569"/>
-      <w:bookmarkStart w:id="17" w:name="_Toc156952358"/>
-      <w:bookmarkStart w:id="18" w:name="_Toc136600878"/>
-      <w:bookmarkStart w:id="19" w:name="_Toc262170287"/>
-      <w:bookmarkStart w:id="20" w:name="_Toc61935807"/>
-      <w:bookmarkStart w:id="21" w:name="_Toc57261154"/>
-      <w:bookmarkStart w:id="22" w:name="_Toc57260719"/>
-      <w:bookmarkStart w:id="23" w:name="_Toc57258726"/>
-      <w:bookmarkStart w:id="24" w:name="_Toc57258424"/>
-      <w:bookmarkStart w:id="25" w:name="_Toc57258272"/>
-      <w:bookmarkStart w:id="26" w:name="_Toc55972098"/>
-      <w:bookmarkStart w:id="27" w:name="_Toc55962868"/>
-      <w:bookmarkStart w:id="28" w:name="_Toc55962767"/>
-      <w:bookmarkStart w:id="29" w:name="_Toc55962612"/>
+      <w:bookmarkStart w:id="8" w:name="_Toc55962612"/>
+      <w:bookmarkStart w:id="9" w:name="_Toc55962767"/>
+      <w:bookmarkStart w:id="10" w:name="_Toc55962868"/>
+      <w:bookmarkStart w:id="11" w:name="_Toc55972098"/>
+      <w:bookmarkStart w:id="12" w:name="_Toc57258272"/>
+      <w:bookmarkStart w:id="13" w:name="_Toc57258424"/>
+      <w:bookmarkStart w:id="14" w:name="_Toc57258726"/>
+      <w:bookmarkStart w:id="15" w:name="_Toc57260719"/>
+      <w:bookmarkStart w:id="16" w:name="_Toc57261154"/>
+      <w:bookmarkStart w:id="17" w:name="_Toc61935807"/>
+      <w:bookmarkStart w:id="18" w:name="_Toc262170287"/>
+      <w:bookmarkStart w:id="19" w:name="_Toc136600878"/>
+      <w:bookmarkStart w:id="20" w:name="_Toc156952358"/>
+      <w:bookmarkStart w:id="21" w:name="_Toc184890569"/>
+      <w:bookmarkStart w:id="22" w:name="_Toc184891358"/>
+      <w:bookmarkStart w:id="23" w:name="_Toc184891792"/>
+      <w:bookmarkStart w:id="24" w:name="_Toc185035825"/>
+      <w:bookmarkStart w:id="25" w:name="_Toc185035952"/>
+      <w:bookmarkStart w:id="26" w:name="_Toc185063559"/>
+      <w:bookmarkStart w:id="27" w:name="_Toc185067740"/>
+      <w:bookmarkStart w:id="28" w:name="_Toc185035819_Copia_1"/>
+      <w:bookmarkStart w:id="29" w:name="_Toc185035946_Copia_1"/>
       <w:bookmarkEnd w:id="8"/>
       <w:bookmarkEnd w:id="9"/>
       <w:bookmarkEnd w:id="10"/>
@@ -1470,7 +1470,7 @@
             <w:rPr>
               <w:lang w:val="es-CO" w:bidi="ar-SA"/>
             </w:rPr>
-            <w:t>6.1 mapa de stakeholders</w:t>
+            <w:t xml:space="preserve">6.1 Usuarios finales </w:t>
           </w:r>
           <w:hyperlink w:anchor="_Toc62801090">
             <w:r>
@@ -1503,9 +1503,10 @@
           </w:pPr>
           <w:r>
             <w:rPr>
+              <w:vanish w:val="false"/>
               <w:lang w:val="es-CO" w:bidi="ar-SA"/>
             </w:rPr>
-            <w:t>6.2 definicion de el alcance y mvp</w:t>
+            <w:t xml:space="preserve">6.2 Usuarios finales </w:t>
           </w:r>
           <w:hyperlink w:anchor="_Toc62801090">
             <w:r>
@@ -1524,41 +1525,6 @@
               <w:lang w:val="es-CO" w:bidi="ar-SA"/>
             </w:rPr>
             <w:t>8</w:t>
-          </w:r>
-        </w:p>
-        <w:p>
-          <w:pPr>
-            <w:pStyle w:val="TOC2"/>
-            <w:tabs>
-              <w:tab w:val="clear" w:pos="708"/>
-              <w:tab w:val="right" w:pos="9009" w:leader="dot"/>
-            </w:tabs>
-            <w:jc w:val="both"/>
-            <w:rPr/>
-          </w:pPr>
-          <w:r>
-            <w:rPr>
-              <w:lang w:val="es-CO" w:bidi="ar-SA"/>
-            </w:rPr>
-            <w:t>6.3 planificacion del primer sprint</w:t>
-          </w:r>
-          <w:hyperlink w:anchor="_Toc62801090">
-            <w:r>
-              <w:rPr>
-                <w:rStyle w:val="Enlacedelndice"/>
-                <w:vanish w:val="false"/>
-                <w:webHidden/>
-                <w:lang w:val="es-CO" w:bidi="ar-SA"/>
-              </w:rPr>
-              <w:tab/>
-            </w:r>
-          </w:hyperlink>
-          <w:r>
-            <w:rPr>
-              <w:vanish w:val="false"/>
-              <w:lang w:val="es-CO" w:bidi="ar-SA"/>
-            </w:rPr>
-            <w:t>9</w:t>
           </w:r>
         </w:p>
         <w:p>
@@ -1621,6 +1587,7 @@
             <w:r>
               <w:rPr>
                 <w:rStyle w:val="Enlacedelndice"/>
+                <w:vanish w:val="false"/>
                 <w:webHidden/>
                 <w:lang w:val="es-CO" w:bidi="ar-SA"/>
               </w:rPr>
@@ -1646,11 +1613,7 @@
           </w:pPr>
           <w:r>
             <w:rPr/>
-            <w:t>8.1</w:t>
-          </w:r>
-          <w:r>
-            <w:rPr/>
-            <w:t xml:space="preserve"> User Flow </w:t>
+            <w:t xml:space="preserve">8.1 User Flow </w:t>
           </w:r>
           <w:hyperlink w:anchor="_Toc62801090">
             <w:r>
@@ -1681,16 +1644,13 @@
           </w:pPr>
           <w:r>
             <w:rPr/>
-            <w:t>8.2</w:t>
-          </w:r>
-          <w:r>
-            <w:rPr/>
-            <w:t xml:space="preserve"> Diagrama de flujo del sistema </w:t>
+            <w:t xml:space="preserve">8.2 Diagrama de flujo del sistema </w:t>
           </w:r>
           <w:hyperlink w:anchor="_Toc62801090">
             <w:r>
               <w:rPr>
                 <w:rStyle w:val="Enlacedelndice"/>
+                <w:vanish w:val="false"/>
                 <w:webHidden/>
               </w:rPr>
               <w:tab/>
@@ -1717,18 +1677,13 @@
             <w:rPr>
               <w:lang w:val="es-CO" w:bidi="ar-SA"/>
             </w:rPr>
-            <w:t>9</w:t>
-          </w:r>
-          <w:r>
-            <w:rPr>
-              <w:lang w:val="es-CO" w:bidi="ar-SA"/>
-            </w:rPr>
-            <w:t>. Solución tecnológica a implementar</w:t>
+            <w:t>9. Solución tecnológica a implementar</w:t>
           </w:r>
           <w:hyperlink w:anchor="_Toc62801091">
             <w:r>
               <w:rPr>
                 <w:rStyle w:val="Enlacedelndice"/>
+                <w:vanish w:val="false"/>
                 <w:webHidden/>
                 <w:lang w:val="es-CO" w:bidi="ar-SA"/>
               </w:rPr>
@@ -1758,18 +1713,13 @@
             <w:rPr>
               <w:lang w:val="es-CO" w:bidi="ar-SA"/>
             </w:rPr>
-            <w:t>10</w:t>
-          </w:r>
-          <w:r>
-            <w:rPr>
-              <w:lang w:val="es-CO" w:bidi="ar-SA"/>
-            </w:rPr>
-            <w:t>. Modelamiento del sistema</w:t>
+            <w:t>10. Modelamiento del sistema</w:t>
           </w:r>
           <w:hyperlink w:anchor="_Toc62801091">
             <w:r>
               <w:rPr>
                 <w:rStyle w:val="Enlacedelndice"/>
+                <w:vanish w:val="false"/>
                 <w:webHidden/>
                 <w:lang w:val="es-CO" w:bidi="ar-SA"/>
               </w:rPr>
@@ -1798,14 +1748,7 @@
               <w:vanish w:val="false"/>
               <w:lang w:val="es-CO" w:eastAsia="en-US" w:bidi="ar-SA"/>
             </w:rPr>
-            <w:t>11</w:t>
-          </w:r>
-          <w:r>
-            <w:rPr>
-              <w:vanish w:val="false"/>
-              <w:lang w:val="es-CO" w:eastAsia="en-US" w:bidi="ar-SA"/>
-            </w:rPr>
-            <w:t xml:space="preserve">. Conclusiones </w:t>
+            <w:t xml:space="preserve">11. Conclusiones </w:t>
           </w:r>
           <w:hyperlink w:anchor="_Toc62801091">
             <w:r>
@@ -1837,27 +1780,6 @@
     </w:sdt>
     <w:p>
       <w:pPr>
-        <w:pStyle w:val="TOC1"/>
-        <w:tabs>
-          <w:tab w:val="clear" w:pos="708"/>
-          <w:tab w:val="right" w:pos="9009" w:leader="dot"/>
-        </w:tabs>
-        <w:jc w:val="both"/>
-        <w:rPr>
-          <w:lang w:val="es-CO" w:bidi="ar-SA"/>
-        </w:rPr>
-      </w:pPr>
-      <w:r>
-        <w:rPr>
-          <w:lang w:val="es-CO" w:bidi="ar-SA"/>
-        </w:rPr>
-      </w:r>
-      <w:r>
-        <w:br w:type="page"/>
-      </w:r>
-    </w:p>
-    <w:p>
-      <w:pPr>
         <w:pStyle w:val="APALevel1"/>
         <w:widowControl/>
         <w:suppressAutoHyphens w:val="true"/>
@@ -1868,19 +1790,22 @@
         </w:rPr>
       </w:pPr>
       <w:r>
+        <w:br w:type="page"/>
+      </w:r>
+      <w:r>
         <w:rPr>
           <w:lang w:val="es-CO" w:bidi="ar-SA"/>
         </w:rPr>
         <w:t>1. Necesidad y problema del proyecto</w:t>
       </w:r>
-      <w:bookmarkStart w:id="30" w:name="_Toc62801083"/>
-      <w:bookmarkStart w:id="31" w:name="_Toc62800635"/>
-      <w:bookmarkStart w:id="32" w:name="_Toc62800548"/>
-      <w:bookmarkStart w:id="33" w:name="_Toc62800392"/>
-      <w:bookmarkStart w:id="34" w:name="_Toc62799672"/>
-      <w:bookmarkStart w:id="35" w:name="_Toc26079248"/>
-      <w:bookmarkStart w:id="36" w:name="_Toc26076889"/>
-      <w:bookmarkStart w:id="37" w:name="_Toc316718173"/>
+      <w:bookmarkStart w:id="30" w:name="_Toc316718173"/>
+      <w:bookmarkStart w:id="31" w:name="_Toc26076889"/>
+      <w:bookmarkStart w:id="32" w:name="_Toc26079248"/>
+      <w:bookmarkStart w:id="33" w:name="_Toc62799672"/>
+      <w:bookmarkStart w:id="34" w:name="_Toc62800392"/>
+      <w:bookmarkStart w:id="35" w:name="_Toc62800548"/>
+      <w:bookmarkStart w:id="36" w:name="_Toc62800635"/>
+      <w:bookmarkStart w:id="37" w:name="_Toc62801083"/>
       <w:r>
         <w:rPr>
           <w:lang w:val="es-CO" w:bidi="ar-SA"/>
@@ -2129,7 +2054,7 @@
         <w:pStyle w:val="BodyText"/>
         <w:numPr>
           <w:ilvl w:val="0"/>
-          <w:numId w:val="3"/>
+          <w:numId w:val="1"/>
         </w:numPr>
         <w:spacing w:lineRule="auto" w:line="240" w:before="0" w:after="83"/>
         <w:jc w:val="both"/>
@@ -2173,7 +2098,7 @@
         <w:pStyle w:val="BodyText"/>
         <w:numPr>
           <w:ilvl w:val="0"/>
-          <w:numId w:val="3"/>
+          <w:numId w:val="1"/>
         </w:numPr>
         <w:spacing w:lineRule="auto" w:line="240" w:before="0" w:after="83"/>
         <w:jc w:val="both"/>
@@ -2453,6 +2378,742 @@
           <w:lang w:val="es-CO" w:eastAsia="en-US" w:bidi="ar-SA"/>
         </w:rPr>
         <w:t>2.2 Objetivos específicos</w:t>
+      </w:r>
+    </w:p>
+    <w:p>
+      <w:pPr>
+        <w:pStyle w:val="APALevel2"/>
+        <w:widowControl/>
+        <w:numPr>
+          <w:ilvl w:val="0"/>
+          <w:numId w:val="2"/>
+        </w:numPr>
+        <w:suppressAutoHyphens w:val="true"/>
+        <w:bidi w:val="0"/>
+        <w:spacing w:lineRule="auto" w:line="240"/>
+        <w:jc w:val="left"/>
+        <w:rPr>
+          <w:rFonts w:ascii="Times New Roman" w:hAnsi="Times New Roman" w:eastAsia="Times New Roman" w:cs="Times New Roman"/>
+          <w:b w:val="false"/>
+          <w:bCs w:val="false"/>
+          <w:i w:val="false"/>
+          <w:iCs w:val="false"/>
+          <w:color w:val="auto"/>
+          <w:kern w:val="0"/>
+          <w:sz w:val="24"/>
+          <w:szCs w:val="32"/>
+          <w:u w:val="none"/>
+          <w:lang w:val="es-CO" w:eastAsia="en-US" w:bidi="ar-SA"/>
+        </w:rPr>
+      </w:pPr>
+      <w:r>
+        <w:rPr>
+          <w:rFonts w:eastAsia="Times New Roman" w:cs="Times New Roman"/>
+          <w:b w:val="false"/>
+          <w:bCs w:val="false"/>
+          <w:i w:val="false"/>
+          <w:iCs w:val="false"/>
+          <w:color w:val="auto"/>
+          <w:kern w:val="0"/>
+          <w:sz w:val="24"/>
+          <w:szCs w:val="32"/>
+          <w:u w:val="none"/>
+          <w:lang w:val="es-CO" w:eastAsia="en-US" w:bidi="ar-SA"/>
+        </w:rPr>
+        <w:t>Diseñar un sistema que permita la creación y consulta de actividades académicas de manera clara y organizada.</w:t>
+      </w:r>
+    </w:p>
+    <w:p>
+      <w:pPr>
+        <w:pStyle w:val="APALevel2"/>
+        <w:widowControl/>
+        <w:numPr>
+          <w:ilvl w:val="0"/>
+          <w:numId w:val="2"/>
+        </w:numPr>
+        <w:suppressAutoHyphens w:val="true"/>
+        <w:bidi w:val="0"/>
+        <w:spacing w:lineRule="auto" w:line="240"/>
+        <w:jc w:val="left"/>
+        <w:rPr>
+          <w:rFonts w:ascii="Times New Roman" w:hAnsi="Times New Roman" w:eastAsia="Times New Roman" w:cs="Times New Roman"/>
+          <w:b w:val="false"/>
+          <w:bCs w:val="false"/>
+          <w:i w:val="false"/>
+          <w:iCs w:val="false"/>
+          <w:color w:val="auto"/>
+          <w:kern w:val="0"/>
+          <w:sz w:val="24"/>
+          <w:szCs w:val="32"/>
+          <w:u w:val="none"/>
+          <w:lang w:val="es-CO" w:eastAsia="en-US" w:bidi="ar-SA"/>
+        </w:rPr>
+      </w:pPr>
+      <w:r>
+        <w:rPr>
+          <w:rFonts w:eastAsia="Times New Roman" w:cs="Times New Roman"/>
+          <w:b w:val="false"/>
+          <w:bCs w:val="false"/>
+          <w:i w:val="false"/>
+          <w:iCs w:val="false"/>
+          <w:color w:val="auto"/>
+          <w:kern w:val="0"/>
+          <w:sz w:val="24"/>
+          <w:szCs w:val="32"/>
+          <w:u w:val="none"/>
+          <w:lang w:val="es-CO" w:eastAsia="en-US" w:bidi="ar-SA"/>
+        </w:rPr>
+        <w:t>Implementar una funcionalidad que permita a los estudiantes realizar una entrega de forma digital de sus actividades.</w:t>
+      </w:r>
+    </w:p>
+    <w:p>
+      <w:pPr>
+        <w:pStyle w:val="APALevel2"/>
+        <w:widowControl/>
+        <w:numPr>
+          <w:ilvl w:val="0"/>
+          <w:numId w:val="2"/>
+        </w:numPr>
+        <w:suppressAutoHyphens w:val="true"/>
+        <w:bidi w:val="0"/>
+        <w:spacing w:lineRule="auto" w:line="240"/>
+        <w:jc w:val="left"/>
+        <w:rPr>
+          <w:rFonts w:ascii="Times New Roman" w:hAnsi="Times New Roman" w:eastAsia="Times New Roman" w:cs="Times New Roman"/>
+          <w:b w:val="false"/>
+          <w:bCs w:val="false"/>
+          <w:i w:val="false"/>
+          <w:iCs w:val="false"/>
+          <w:color w:val="auto"/>
+          <w:kern w:val="0"/>
+          <w:sz w:val="24"/>
+          <w:szCs w:val="32"/>
+          <w:u w:val="none"/>
+          <w:lang w:val="es-CO" w:eastAsia="en-US" w:bidi="ar-SA"/>
+        </w:rPr>
+      </w:pPr>
+      <w:r>
+        <w:rPr>
+          <w:rFonts w:eastAsia="Times New Roman" w:cs="Times New Roman"/>
+          <w:b w:val="false"/>
+          <w:bCs w:val="false"/>
+          <w:i w:val="false"/>
+          <w:iCs w:val="false"/>
+          <w:color w:val="auto"/>
+          <w:kern w:val="0"/>
+          <w:sz w:val="24"/>
+          <w:szCs w:val="32"/>
+          <w:u w:val="none"/>
+          <w:lang w:val="es-CO" w:eastAsia="en-US" w:bidi="ar-SA"/>
+        </w:rPr>
+        <w:t>Desarrollar un modulo para que los docentes puedan revisar, calificar y proporcionar una retroalimentación sobre las actividades entregadas.</w:t>
+      </w:r>
+    </w:p>
+    <w:p>
+      <w:pPr>
+        <w:pStyle w:val="APALevel2"/>
+        <w:widowControl/>
+        <w:numPr>
+          <w:ilvl w:val="0"/>
+          <w:numId w:val="2"/>
+        </w:numPr>
+        <w:suppressAutoHyphens w:val="true"/>
+        <w:bidi w:val="0"/>
+        <w:spacing w:lineRule="auto" w:line="240"/>
+        <w:jc w:val="left"/>
+        <w:rPr>
+          <w:rFonts w:ascii="Times New Roman" w:hAnsi="Times New Roman" w:eastAsia="Times New Roman" w:cs="Times New Roman"/>
+          <w:b w:val="false"/>
+          <w:bCs w:val="false"/>
+          <w:i w:val="false"/>
+          <w:iCs w:val="false"/>
+          <w:color w:val="auto"/>
+          <w:kern w:val="0"/>
+          <w:sz w:val="24"/>
+          <w:szCs w:val="32"/>
+          <w:u w:val="none"/>
+          <w:lang w:val="es-CO" w:eastAsia="en-US" w:bidi="ar-SA"/>
+        </w:rPr>
+      </w:pPr>
+      <w:r>
+        <w:rPr>
+          <w:rFonts w:eastAsia="Times New Roman" w:cs="Times New Roman"/>
+          <w:b w:val="false"/>
+          <w:bCs w:val="false"/>
+          <w:i w:val="false"/>
+          <w:iCs w:val="false"/>
+          <w:color w:val="auto"/>
+          <w:kern w:val="0"/>
+          <w:sz w:val="24"/>
+          <w:szCs w:val="32"/>
+          <w:u w:val="none"/>
+          <w:lang w:val="es-CO" w:eastAsia="en-US" w:bidi="ar-SA"/>
+        </w:rPr>
+        <w:t>Facilitar la comunicación entre estudiantes y docentes mediante el uso de herramientas digitales integradas en la plataforma.</w:t>
+      </w:r>
+    </w:p>
+    <w:p>
+      <w:pPr>
+        <w:pStyle w:val="APALevel2"/>
+        <w:widowControl/>
+        <w:numPr>
+          <w:ilvl w:val="0"/>
+          <w:numId w:val="2"/>
+        </w:numPr>
+        <w:suppressAutoHyphens w:val="true"/>
+        <w:bidi w:val="0"/>
+        <w:spacing w:lineRule="auto" w:line="240"/>
+        <w:jc w:val="left"/>
+        <w:rPr>
+          <w:rFonts w:ascii="Times New Roman" w:hAnsi="Times New Roman" w:eastAsia="Times New Roman" w:cs="Times New Roman"/>
+          <w:b w:val="false"/>
+          <w:bCs w:val="false"/>
+          <w:i w:val="false"/>
+          <w:iCs w:val="false"/>
+          <w:color w:val="auto"/>
+          <w:kern w:val="0"/>
+          <w:sz w:val="24"/>
+          <w:szCs w:val="32"/>
+          <w:u w:val="none"/>
+          <w:lang w:val="es-CO" w:eastAsia="en-US" w:bidi="ar-SA"/>
+        </w:rPr>
+      </w:pPr>
+      <w:r>
+        <w:rPr>
+          <w:rFonts w:eastAsia="Times New Roman" w:cs="Times New Roman"/>
+          <w:b w:val="false"/>
+          <w:bCs w:val="false"/>
+          <w:i w:val="false"/>
+          <w:iCs w:val="false"/>
+          <w:color w:val="auto"/>
+          <w:kern w:val="0"/>
+          <w:sz w:val="24"/>
+          <w:szCs w:val="32"/>
+          <w:u w:val="none"/>
+          <w:lang w:val="es-CO" w:eastAsia="en-US" w:bidi="ar-SA"/>
+        </w:rPr>
+        <w:t>Garantizar una experiencia de usuario UX intuitiva, rápida y accesible para todos los usuarios.</w:t>
+      </w:r>
+    </w:p>
+    <w:p>
+      <w:pPr>
+        <w:pStyle w:val="APALevel2"/>
+        <w:widowControl/>
+        <w:suppressAutoHyphens w:val="true"/>
+        <w:bidi w:val="0"/>
+        <w:spacing w:lineRule="auto" w:line="240"/>
+        <w:jc w:val="left"/>
+        <w:rPr>
+          <w:rFonts w:ascii="Times New Roman" w:hAnsi="Times New Roman" w:eastAsia="Times New Roman" w:cs="Times New Roman"/>
+          <w:b/>
+          <w:bCs/>
+          <w:i w:val="false"/>
+          <w:iCs w:val="false"/>
+          <w:color w:val="auto"/>
+          <w:kern w:val="0"/>
+          <w:sz w:val="24"/>
+          <w:szCs w:val="32"/>
+          <w:u w:val="none"/>
+          <w:lang w:val="es-CO" w:eastAsia="en-US" w:bidi="ar-SA"/>
+        </w:rPr>
+      </w:pPr>
+      <w:r>
+        <w:rPr>
+          <w:rFonts w:eastAsia="Times New Roman" w:cs="Times New Roman"/>
+          <w:b/>
+          <w:bCs/>
+          <w:i w:val="false"/>
+          <w:iCs w:val="false"/>
+          <w:color w:val="auto"/>
+          <w:kern w:val="0"/>
+          <w:sz w:val="24"/>
+          <w:szCs w:val="32"/>
+          <w:u w:val="none"/>
+          <w:lang w:val="es-CO" w:eastAsia="en-US" w:bidi="ar-SA"/>
+        </w:rPr>
+      </w:r>
+    </w:p>
+    <w:p>
+      <w:pPr>
+        <w:pStyle w:val="BodyText"/>
+        <w:ind w:hanging="0"/>
+        <w:jc w:val="center"/>
+        <w:rPr>
+          <w:lang w:val="es-CO" w:bidi="ar-SA"/>
+        </w:rPr>
+      </w:pPr>
+      <w:r>
+        <w:rPr>
+          <w:b/>
+          <w:bCs/>
+          <w:lang w:val="es-CO" w:bidi="ar-SA"/>
+        </w:rPr>
+        <w:t>3. Alcance del proyecto</w:t>
+      </w:r>
+    </w:p>
+    <w:p>
+      <w:pPr>
+        <w:pStyle w:val="BodyText"/>
+        <w:ind w:hanging="0"/>
+        <w:jc w:val="center"/>
+        <w:rPr>
+          <w:b/>
+          <w:bCs/>
+          <w:lang w:val="es-CO" w:bidi="ar-SA"/>
+        </w:rPr>
+      </w:pPr>
+      <w:r>
+        <w:rPr>
+          <w:b/>
+          <w:bCs/>
+          <w:lang w:val="es-CO" w:bidi="ar-SA"/>
+        </w:rPr>
+      </w:r>
+    </w:p>
+    <w:p>
+      <w:pPr>
+        <w:pStyle w:val="APALevel2"/>
+        <w:widowControl/>
+        <w:suppressAutoHyphens w:val="true"/>
+        <w:bidi w:val="0"/>
+        <w:spacing w:lineRule="auto" w:line="240"/>
+        <w:jc w:val="left"/>
+        <w:rPr>
+          <w:lang w:val="es-CO" w:bidi="ar-SA"/>
+        </w:rPr>
+      </w:pPr>
+      <w:r>
+        <w:rPr>
+          <w:rFonts w:eastAsia="Times New Roman" w:cs="Times New Roman"/>
+          <w:b/>
+          <w:bCs/>
+          <w:i w:val="false"/>
+          <w:iCs w:val="false"/>
+          <w:color w:val="auto"/>
+          <w:kern w:val="0"/>
+          <w:sz w:val="24"/>
+          <w:szCs w:val="32"/>
+          <w:u w:val="none"/>
+          <w:lang w:val="es-CO" w:eastAsia="en-US" w:bidi="ar-SA"/>
+        </w:rPr>
+        <w:t>3.1 Alcance funcional del sistema</w:t>
+      </w:r>
+    </w:p>
+    <w:p>
+      <w:pPr>
+        <w:pStyle w:val="APALevel2"/>
+        <w:widowControl/>
+        <w:suppressAutoHyphens w:val="true"/>
+        <w:bidi w:val="0"/>
+        <w:spacing w:lineRule="auto" w:line="240"/>
+        <w:jc w:val="left"/>
+        <w:rPr>
+          <w:lang w:val="es-CO" w:bidi="ar-SA"/>
+        </w:rPr>
+      </w:pPr>
+      <w:r>
+        <w:rPr>
+          <w:rFonts w:eastAsia="Times New Roman" w:cs="Times New Roman"/>
+          <w:b w:val="false"/>
+          <w:bCs w:val="false"/>
+          <w:i w:val="false"/>
+          <w:iCs w:val="false"/>
+          <w:color w:val="auto"/>
+          <w:kern w:val="0"/>
+          <w:sz w:val="24"/>
+          <w:szCs w:val="32"/>
+          <w:u w:val="none"/>
+          <w:lang w:val="es-CO" w:eastAsia="en-US" w:bidi="ar-SA"/>
+        </w:rPr>
+        <w:t>Para proyecto EduTech se requiere desarrollar una plataforma web de gestión de actividades académicas.  Este sistema ayudara a los usuarios ( estudiantes y docentes) interactuar entre ellos en un entorno digital organizado, Facilitando la creación, consulta y entrega der tareas, así como una correspondiente realimentación sobre las actividades entregadas.</w:t>
+      </w:r>
+    </w:p>
+    <w:p>
+      <w:pPr>
+        <w:pStyle w:val="APALevel2"/>
+        <w:widowControl/>
+        <w:suppressAutoHyphens w:val="true"/>
+        <w:bidi w:val="0"/>
+        <w:spacing w:lineRule="auto" w:line="240"/>
+        <w:jc w:val="left"/>
+        <w:rPr>
+          <w:rFonts w:ascii="Times New Roman" w:hAnsi="Times New Roman" w:eastAsia="Times New Roman" w:cs="Times New Roman"/>
+          <w:b/>
+          <w:bCs/>
+          <w:i w:val="false"/>
+          <w:iCs w:val="false"/>
+          <w:color w:val="auto"/>
+          <w:kern w:val="0"/>
+          <w:sz w:val="24"/>
+          <w:szCs w:val="32"/>
+          <w:u w:val="none"/>
+          <w:lang w:val="es-CO" w:eastAsia="en-US" w:bidi="ar-SA"/>
+        </w:rPr>
+      </w:pPr>
+      <w:r>
+        <w:rPr>
+          <w:rFonts w:eastAsia="Times New Roman" w:cs="Times New Roman"/>
+          <w:b/>
+          <w:bCs/>
+          <w:i w:val="false"/>
+          <w:iCs w:val="false"/>
+          <w:color w:val="auto"/>
+          <w:kern w:val="0"/>
+          <w:sz w:val="24"/>
+          <w:szCs w:val="32"/>
+          <w:u w:val="none"/>
+          <w:lang w:val="es-CO" w:eastAsia="en-US" w:bidi="ar-SA"/>
+        </w:rPr>
+      </w:r>
+    </w:p>
+    <w:p>
+      <w:pPr>
+        <w:pStyle w:val="APALevel2"/>
+        <w:widowControl/>
+        <w:suppressAutoHyphens w:val="true"/>
+        <w:bidi w:val="0"/>
+        <w:spacing w:lineRule="auto" w:line="240"/>
+        <w:jc w:val="left"/>
+        <w:rPr>
+          <w:lang w:val="es-CO" w:bidi="ar-SA"/>
+        </w:rPr>
+      </w:pPr>
+      <w:r>
+        <w:rPr>
+          <w:rFonts w:eastAsia="Times New Roman" w:cs="Times New Roman"/>
+          <w:b/>
+          <w:bCs/>
+          <w:i w:val="false"/>
+          <w:iCs w:val="false"/>
+          <w:color w:val="auto"/>
+          <w:kern w:val="0"/>
+          <w:sz w:val="24"/>
+          <w:szCs w:val="32"/>
+          <w:u w:val="none"/>
+          <w:lang w:val="es-CO" w:eastAsia="en-US" w:bidi="ar-SA"/>
+        </w:rPr>
+        <w:t>3.2 ¿Qué incluirá el proyecto?</w:t>
+      </w:r>
+    </w:p>
+    <w:p>
+      <w:pPr>
+        <w:pStyle w:val="APALevel2"/>
+        <w:widowControl/>
+        <w:suppressAutoHyphens w:val="true"/>
+        <w:bidi w:val="0"/>
+        <w:spacing w:lineRule="auto" w:line="240" w:before="246" w:after="126"/>
+        <w:jc w:val="left"/>
+        <w:rPr>
+          <w:lang w:val="es-CO" w:bidi="ar-SA"/>
+        </w:rPr>
+      </w:pPr>
+      <w:r>
+        <w:rPr>
+          <w:rFonts w:eastAsia="Times New Roman" w:cs="Times New Roman"/>
+          <w:i w:val="false"/>
+          <w:iCs w:val="false"/>
+          <w:color w:val="auto"/>
+          <w:kern w:val="0"/>
+          <w:sz w:val="24"/>
+          <w:szCs w:val="32"/>
+          <w:u w:val="none"/>
+          <w:lang w:val="es-CO" w:eastAsia="en-US" w:bidi="ar-SA"/>
+        </w:rPr>
+        <w:t>El sistema incluirá la siguientes funcionalidades:</w:t>
+      </w:r>
+    </w:p>
+    <w:p>
+      <w:pPr>
+        <w:pStyle w:val="APALevel2"/>
+        <w:widowControl/>
+        <w:numPr>
+          <w:ilvl w:val="0"/>
+          <w:numId w:val="3"/>
+        </w:numPr>
+        <w:suppressAutoHyphens w:val="true"/>
+        <w:bidi w:val="0"/>
+        <w:spacing w:lineRule="auto" w:line="240"/>
+        <w:jc w:val="left"/>
+        <w:rPr>
+          <w:lang w:val="es-CO" w:bidi="ar-SA"/>
+        </w:rPr>
+      </w:pPr>
+      <w:r>
+        <w:rPr>
+          <w:rFonts w:eastAsia="Times New Roman" w:cs="Times New Roman"/>
+          <w:b w:val="false"/>
+          <w:bCs w:val="false"/>
+          <w:i w:val="false"/>
+          <w:iCs w:val="false"/>
+          <w:color w:val="auto"/>
+          <w:kern w:val="0"/>
+          <w:sz w:val="24"/>
+          <w:szCs w:val="32"/>
+          <w:u w:val="none"/>
+          <w:lang w:val="es-CO" w:eastAsia="en-US" w:bidi="ar-SA"/>
+        </w:rPr>
+        <w:t>Registro e inicio de sesión de usuarios de los roles asociados (estudiante y docente)</w:t>
+      </w:r>
+    </w:p>
+    <w:p>
+      <w:pPr>
+        <w:pStyle w:val="APALevel2"/>
+        <w:widowControl/>
+        <w:numPr>
+          <w:ilvl w:val="0"/>
+          <w:numId w:val="3"/>
+        </w:numPr>
+        <w:suppressAutoHyphens w:val="true"/>
+        <w:bidi w:val="0"/>
+        <w:spacing w:lineRule="auto" w:line="240"/>
+        <w:jc w:val="left"/>
+        <w:rPr>
+          <w:lang w:val="es-CO" w:bidi="ar-SA"/>
+        </w:rPr>
+      </w:pPr>
+      <w:r>
+        <w:rPr>
+          <w:rFonts w:eastAsia="Times New Roman" w:cs="Times New Roman"/>
+          <w:b w:val="false"/>
+          <w:bCs w:val="false"/>
+          <w:i w:val="false"/>
+          <w:iCs w:val="false"/>
+          <w:color w:val="auto"/>
+          <w:kern w:val="0"/>
+          <w:sz w:val="24"/>
+          <w:szCs w:val="32"/>
+          <w:u w:val="none"/>
+          <w:lang w:val="es-CO" w:eastAsia="en-US" w:bidi="ar-SA"/>
+        </w:rPr>
+        <w:t>Creación de actividades académicas por parte del docente.</w:t>
+      </w:r>
+    </w:p>
+    <w:p>
+      <w:pPr>
+        <w:pStyle w:val="APALevel2"/>
+        <w:widowControl/>
+        <w:numPr>
+          <w:ilvl w:val="0"/>
+          <w:numId w:val="3"/>
+        </w:numPr>
+        <w:suppressAutoHyphens w:val="true"/>
+        <w:bidi w:val="0"/>
+        <w:spacing w:lineRule="auto" w:line="240" w:before="132" w:after="12"/>
+        <w:jc w:val="left"/>
+        <w:rPr>
+          <w:rFonts w:ascii="Times New Roman" w:hAnsi="Times New Roman" w:eastAsia="Times New Roman" w:cs="Times New Roman"/>
+          <w:i w:val="false"/>
+          <w:iCs w:val="false"/>
+          <w:color w:val="auto"/>
+          <w:kern w:val="0"/>
+          <w:sz w:val="24"/>
+          <w:szCs w:val="32"/>
+          <w:u w:val="none"/>
+          <w:lang w:val="es-CO" w:eastAsia="en-US" w:bidi="ar-SA"/>
+        </w:rPr>
+      </w:pPr>
+      <w:r>
+        <w:rPr>
+          <w:rFonts w:eastAsia="Times New Roman" w:cs="Times New Roman"/>
+          <w:i w:val="false"/>
+          <w:iCs w:val="false"/>
+          <w:color w:val="auto"/>
+          <w:kern w:val="0"/>
+          <w:sz w:val="24"/>
+          <w:szCs w:val="32"/>
+          <w:u w:val="none"/>
+          <w:lang w:val="es-CO" w:eastAsia="en-US" w:bidi="ar-SA"/>
+        </w:rPr>
+        <w:t>Visualización de actividades por parte del estudiante.</w:t>
+      </w:r>
+    </w:p>
+    <w:p>
+      <w:pPr>
+        <w:pStyle w:val="APALevel2"/>
+        <w:widowControl/>
+        <w:numPr>
+          <w:ilvl w:val="0"/>
+          <w:numId w:val="3"/>
+        </w:numPr>
+        <w:suppressAutoHyphens w:val="true"/>
+        <w:bidi w:val="0"/>
+        <w:spacing w:lineRule="auto" w:line="240"/>
+        <w:jc w:val="left"/>
+        <w:rPr>
+          <w:lang w:val="es-CO" w:bidi="ar-SA"/>
+        </w:rPr>
+      </w:pPr>
+      <w:r>
+        <w:rPr>
+          <w:rFonts w:eastAsia="Times New Roman" w:cs="Times New Roman"/>
+          <w:b w:val="false"/>
+          <w:bCs w:val="false"/>
+          <w:i w:val="false"/>
+          <w:iCs w:val="false"/>
+          <w:color w:val="auto"/>
+          <w:kern w:val="0"/>
+          <w:sz w:val="24"/>
+          <w:szCs w:val="32"/>
+          <w:u w:val="none"/>
+          <w:lang w:val="es-CO" w:eastAsia="en-US" w:bidi="ar-SA"/>
+        </w:rPr>
+        <w:t>Entrega de tareas</w:t>
+      </w:r>
+    </w:p>
+    <w:p>
+      <w:pPr>
+        <w:pStyle w:val="APALevel2"/>
+        <w:widowControl/>
+        <w:numPr>
+          <w:ilvl w:val="0"/>
+          <w:numId w:val="3"/>
+        </w:numPr>
+        <w:suppressAutoHyphens w:val="true"/>
+        <w:bidi w:val="0"/>
+        <w:spacing w:lineRule="auto" w:line="240"/>
+        <w:jc w:val="left"/>
+        <w:rPr>
+          <w:lang w:val="es-CO" w:bidi="ar-SA"/>
+        </w:rPr>
+      </w:pPr>
+      <w:r>
+        <w:rPr>
+          <w:rFonts w:eastAsia="Times New Roman" w:cs="Times New Roman"/>
+          <w:b w:val="false"/>
+          <w:bCs w:val="false"/>
+          <w:i w:val="false"/>
+          <w:iCs w:val="false"/>
+          <w:color w:val="auto"/>
+          <w:kern w:val="0"/>
+          <w:sz w:val="24"/>
+          <w:szCs w:val="32"/>
+          <w:u w:val="none"/>
+          <w:lang w:val="es-CO" w:eastAsia="en-US" w:bidi="ar-SA"/>
+        </w:rPr>
+        <w:t>Revisión y retroalimentación de actividades entregas por parte del docente.</w:t>
+      </w:r>
+    </w:p>
+    <w:p>
+      <w:pPr>
+        <w:pStyle w:val="APALevel2"/>
+        <w:widowControl/>
+        <w:numPr>
+          <w:ilvl w:val="0"/>
+          <w:numId w:val="3"/>
+        </w:numPr>
+        <w:suppressAutoHyphens w:val="true"/>
+        <w:bidi w:val="0"/>
+        <w:spacing w:lineRule="auto" w:line="240"/>
+        <w:jc w:val="left"/>
+        <w:rPr>
+          <w:lang w:val="es-CO" w:bidi="ar-SA"/>
+        </w:rPr>
+      </w:pPr>
+      <w:r>
+        <w:rPr>
+          <w:rFonts w:eastAsia="Times New Roman" w:cs="Times New Roman"/>
+          <w:b w:val="false"/>
+          <w:bCs w:val="false"/>
+          <w:i w:val="false"/>
+          <w:iCs w:val="false"/>
+          <w:color w:val="auto"/>
+          <w:kern w:val="0"/>
+          <w:sz w:val="24"/>
+          <w:szCs w:val="32"/>
+          <w:u w:val="none"/>
+          <w:lang w:val="es-CO" w:eastAsia="en-US" w:bidi="ar-SA"/>
+        </w:rPr>
+        <w:t>Gestión básica de perfiles de usuario.</w:t>
+      </w:r>
+    </w:p>
+    <w:p>
+      <w:pPr>
+        <w:pStyle w:val="BodyText"/>
+        <w:jc w:val="both"/>
+        <w:rPr>
+          <w:rFonts w:eastAsia="Times New Roman" w:cs="Times New Roman"/>
+          <w:b w:val="false"/>
+          <w:bCs w:val="false"/>
+          <w:color w:val="000000"/>
+          <w:kern w:val="0"/>
+          <w:sz w:val="24"/>
+          <w:szCs w:val="24"/>
+          <w:shd w:fill="FFFFFF" w:val="clear"/>
+          <w:lang w:val="es-CO" w:eastAsia="en-US" w:bidi="ar-SA"/>
+        </w:rPr>
+      </w:pPr>
+      <w:r>
+        <w:rPr>
+          <w:rFonts w:eastAsia="Times New Roman" w:cs="Times New Roman"/>
+          <w:b w:val="false"/>
+          <w:bCs w:val="false"/>
+          <w:color w:val="000000"/>
+          <w:kern w:val="0"/>
+          <w:sz w:val="24"/>
+          <w:szCs w:val="24"/>
+          <w:shd w:fill="FFFFFF" w:val="clear"/>
+          <w:lang w:val="es-CO" w:eastAsia="en-US" w:bidi="ar-SA"/>
+        </w:rPr>
+      </w:r>
+    </w:p>
+    <w:p>
+      <w:pPr>
+        <w:pStyle w:val="APALevel2"/>
+        <w:widowControl/>
+        <w:suppressAutoHyphens w:val="true"/>
+        <w:bidi w:val="0"/>
+        <w:spacing w:lineRule="auto" w:line="240"/>
+        <w:jc w:val="left"/>
+        <w:rPr>
+          <w:lang w:val="es-CO" w:bidi="ar-SA"/>
+        </w:rPr>
+      </w:pPr>
+      <w:r>
+        <w:rPr>
+          <w:rFonts w:eastAsia="Times New Roman" w:cs="Times New Roman"/>
+          <w:b/>
+          <w:bCs/>
+          <w:i w:val="false"/>
+          <w:iCs w:val="false"/>
+          <w:color w:val="auto"/>
+          <w:kern w:val="0"/>
+          <w:sz w:val="24"/>
+          <w:szCs w:val="32"/>
+          <w:u w:val="none"/>
+          <w:lang w:val="es-CO" w:eastAsia="en-US" w:bidi="ar-SA"/>
+        </w:rPr>
+        <w:t>3.3 ¿Qué aspectos no estarán contemplados?</w:t>
+      </w:r>
+    </w:p>
+    <w:p>
+      <w:pPr>
+        <w:pStyle w:val="APALevel2"/>
+        <w:widowControl/>
+        <w:suppressAutoHyphens w:val="true"/>
+        <w:bidi w:val="0"/>
+        <w:spacing w:lineRule="auto" w:line="240" w:before="132" w:after="12"/>
+        <w:jc w:val="left"/>
+        <w:rPr>
+          <w:b w:val="false"/>
+          <w:bCs w:val="false"/>
+          <w:lang w:val="es-CO" w:bidi="ar-SA"/>
+        </w:rPr>
+      </w:pPr>
+      <w:r>
+        <w:rPr>
+          <w:rFonts w:eastAsia="Times New Roman" w:cs="Times New Roman"/>
+          <w:b w:val="false"/>
+          <w:bCs w:val="false"/>
+          <w:i w:val="false"/>
+          <w:iCs w:val="false"/>
+          <w:color w:val="auto"/>
+          <w:kern w:val="0"/>
+          <w:sz w:val="24"/>
+          <w:szCs w:val="32"/>
+          <w:u w:val="none"/>
+          <w:lang w:val="es-CO" w:eastAsia="en-US" w:bidi="ar-SA"/>
+        </w:rPr>
+        <w:t>El proyecto no incluirá en esta versión las siguientes características:</w:t>
       </w:r>
     </w:p>
     <w:p>
@@ -2495,7 +3156,7 @@
           <w:u w:val="none"/>
           <w:lang w:val="es-CO" w:eastAsia="en-US" w:bidi="ar-SA"/>
         </w:rPr>
-        <w:t>Diseñar un sistema que permita la creación y consulta de actividades académicas de manera clara y organizada.</w:t>
+        <w:t>Integración con plataformas externas (como sistemas institucionales)</w:t>
       </w:r>
     </w:p>
     <w:p>
@@ -2538,7 +3199,7 @@
           <w:u w:val="none"/>
           <w:lang w:val="es-CO" w:eastAsia="en-US" w:bidi="ar-SA"/>
         </w:rPr>
-        <w:t>Implementar una funcionalidad que permita a los estudiantes realizar una entrega de forma digital de sus actividades.</w:t>
+        <w:t>Funcionalidades de videoconferencias o clases en tiempo real</w:t>
       </w:r>
     </w:p>
     <w:p>
@@ -2581,7 +3242,7 @@
           <w:u w:val="none"/>
           <w:lang w:val="es-CO" w:eastAsia="en-US" w:bidi="ar-SA"/>
         </w:rPr>
-        <w:t>Desarrollar un modulo para que los docentes puedan revisar, calificar y proporcionar una retroalimentación sobre las actividades entregadas.</w:t>
+        <w:t>Implementación de grabaciones de sesiones (tutorías, monitorias, material de apoyo)</w:t>
       </w:r>
     </w:p>
     <w:p>
@@ -2624,7 +3285,7 @@
           <w:u w:val="none"/>
           <w:lang w:val="es-CO" w:eastAsia="en-US" w:bidi="ar-SA"/>
         </w:rPr>
-        <w:t>Facilitar la comunicación entre estudiantes y docentes mediante el uso de herramientas digitales integradas en la plataforma.</w:t>
+        <w:t>Aplicación móvil (App)</w:t>
       </w:r>
     </w:p>
     <w:p>
@@ -2667,7 +3328,41 @@
           <w:u w:val="none"/>
           <w:lang w:val="es-CO" w:eastAsia="en-US" w:bidi="ar-SA"/>
         </w:rPr>
-        <w:t>Garantizar una experiencia de usuario UX intuitiva, rápida y accesible para todos los usuarios.</w:t>
+        <w:t>Sistema de reportes avanzados</w:t>
+      </w:r>
+    </w:p>
+    <w:p>
+      <w:pPr>
+        <w:pStyle w:val="APALevel2"/>
+        <w:widowControl/>
+        <w:suppressAutoHyphens w:val="true"/>
+        <w:bidi w:val="0"/>
+        <w:spacing w:lineRule="auto" w:line="240" w:before="132" w:after="12"/>
+        <w:jc w:val="left"/>
+        <w:rPr>
+          <w:rFonts w:ascii="Times New Roman" w:hAnsi="Times New Roman" w:eastAsia="Times New Roman" w:cs="Times New Roman"/>
+          <w:i w:val="false"/>
+          <w:iCs w:val="false"/>
+          <w:color w:val="auto"/>
+          <w:kern w:val="0"/>
+          <w:sz w:val="24"/>
+          <w:szCs w:val="32"/>
+          <w:u w:val="none"/>
+          <w:lang w:val="es-CO" w:eastAsia="en-US" w:bidi="ar-SA"/>
+        </w:rPr>
+      </w:pPr>
+      <w:r>
+        <w:rPr>
+          <w:rFonts w:eastAsia="Times New Roman" w:cs="Times New Roman"/>
+          <w:i w:val="false"/>
+          <w:iCs w:val="false"/>
+          <w:color w:val="auto"/>
+          <w:kern w:val="0"/>
+          <w:sz w:val="24"/>
+          <w:szCs w:val="32"/>
+          <w:u w:val="none"/>
+          <w:lang w:val="es-CO" w:eastAsia="en-US" w:bidi="ar-SA"/>
+        </w:rPr>
       </w:r>
     </w:p>
     <w:p>
@@ -2679,24 +3374,42 @@
         <w:spacing w:lineRule="auto" w:line="240"/>
         <w:jc w:val="left"/>
         <w:rPr>
-          <w:rFonts w:ascii="Times New Roman" w:hAnsi="Times New Roman" w:eastAsia="Times New Roman" w:cs="Times New Roman"/>
+          <w:lang w:val="es-CO" w:bidi="ar-SA"/>
+        </w:rPr>
+      </w:pPr>
+      <w:r>
+        <w:rPr>
+          <w:rFonts w:eastAsia="Times New Roman" w:cs="Times New Roman"/>
           <w:b/>
           <w:bCs/>
-          <w:i w:val="false"/>
-          <w:iCs w:val="false"/>
           <w:color w:val="auto"/>
           <w:kern w:val="0"/>
           <w:sz w:val="24"/>
           <w:szCs w:val="32"/>
-          <w:u w:val="none"/>
-          <w:lang w:val="es-CO" w:eastAsia="en-US" w:bidi="ar-SA"/>
-        </w:rPr>
-      </w:pPr>
-      <w:r>
-        <w:rPr>
-          <w:rFonts w:eastAsia="Times New Roman" w:cs="Times New Roman"/>
-          <w:b/>
-          <w:bCs/>
+          <w:lang w:val="es-CO" w:eastAsia="en-US" w:bidi="ar-SA"/>
+        </w:rPr>
+        <w:t>3.4 Beneficios</w:t>
+      </w:r>
+    </w:p>
+    <w:p>
+      <w:pPr>
+        <w:pStyle w:val="APALevel2"/>
+        <w:widowControl/>
+        <w:suppressAutoHyphens w:val="true"/>
+        <w:bidi w:val="0"/>
+        <w:spacing w:lineRule="auto" w:line="240" w:before="132" w:after="12"/>
+        <w:jc w:val="left"/>
+        <w:rPr>
+          <w:b w:val="false"/>
+          <w:bCs w:val="false"/>
+          <w:lang w:val="es-CO" w:bidi="ar-SA"/>
+        </w:rPr>
+      </w:pPr>
+      <w:r>
+        <w:rPr>
+          <w:rFonts w:eastAsia="Times New Roman" w:cs="Times New Roman"/>
+          <w:b w:val="false"/>
+          <w:bCs w:val="false"/>
           <w:i w:val="false"/>
           <w:iCs w:val="false"/>
           <w:color w:val="auto"/>
@@ -2706,195 +3419,7 @@
           <w:u w:val="none"/>
           <w:lang w:val="es-CO" w:eastAsia="en-US" w:bidi="ar-SA"/>
         </w:rPr>
-      </w:r>
-    </w:p>
-    <w:p>
-      <w:pPr>
-        <w:pStyle w:val="BodyText"/>
-        <w:ind w:hanging="0"/>
-        <w:jc w:val="center"/>
-        <w:rPr>
-          <w:lang w:val="es-CO" w:bidi="ar-SA"/>
-        </w:rPr>
-      </w:pPr>
-      <w:r>
-        <w:rPr>
-          <w:b/>
-          <w:bCs/>
-          <w:lang w:val="es-CO" w:bidi="ar-SA"/>
-        </w:rPr>
-        <w:t>3. Alcance del proyecto</w:t>
-      </w:r>
-    </w:p>
-    <w:p>
-      <w:pPr>
-        <w:pStyle w:val="BodyText"/>
-        <w:ind w:hanging="0"/>
-        <w:jc w:val="center"/>
-        <w:rPr>
-          <w:b/>
-          <w:bCs/>
-          <w:lang w:val="es-CO" w:bidi="ar-SA"/>
-        </w:rPr>
-      </w:pPr>
-      <w:r>
-        <w:rPr>
-          <w:b/>
-          <w:bCs/>
-          <w:lang w:val="es-CO" w:bidi="ar-SA"/>
-        </w:rPr>
-      </w:r>
-    </w:p>
-    <w:p>
-      <w:pPr>
-        <w:pStyle w:val="APALevel2"/>
-        <w:widowControl/>
-        <w:suppressAutoHyphens w:val="true"/>
-        <w:bidi w:val="0"/>
-        <w:spacing w:lineRule="auto" w:line="240"/>
-        <w:jc w:val="left"/>
-        <w:rPr>
-          <w:lang w:val="es-CO" w:bidi="ar-SA"/>
-        </w:rPr>
-      </w:pPr>
-      <w:r>
-        <w:rPr>
-          <w:rFonts w:eastAsia="Times New Roman" w:cs="Times New Roman"/>
-          <w:b/>
-          <w:bCs/>
-          <w:i w:val="false"/>
-          <w:iCs w:val="false"/>
-          <w:color w:val="auto"/>
-          <w:kern w:val="0"/>
-          <w:sz w:val="24"/>
-          <w:szCs w:val="32"/>
-          <w:u w:val="none"/>
-          <w:lang w:val="es-CO" w:eastAsia="en-US" w:bidi="ar-SA"/>
-        </w:rPr>
-        <w:t>3.1 Alcance funcional del sistema</w:t>
-      </w:r>
-    </w:p>
-    <w:p>
-      <w:pPr>
-        <w:pStyle w:val="APALevel2"/>
-        <w:widowControl/>
-        <w:suppressAutoHyphens w:val="true"/>
-        <w:bidi w:val="0"/>
-        <w:spacing w:lineRule="auto" w:line="240"/>
-        <w:jc w:val="left"/>
-        <w:rPr>
-          <w:lang w:val="es-CO" w:bidi="ar-SA"/>
-        </w:rPr>
-      </w:pPr>
-      <w:r>
-        <w:rPr>
-          <w:rFonts w:eastAsia="Times New Roman" w:cs="Times New Roman"/>
-          <w:b w:val="false"/>
-          <w:bCs w:val="false"/>
-          <w:i w:val="false"/>
-          <w:iCs w:val="false"/>
-          <w:color w:val="auto"/>
-          <w:kern w:val="0"/>
-          <w:sz w:val="24"/>
-          <w:szCs w:val="32"/>
-          <w:u w:val="none"/>
-          <w:lang w:val="es-CO" w:eastAsia="en-US" w:bidi="ar-SA"/>
-        </w:rPr>
-        <w:t>Para proyecto EduTech se requiere desarrollar una plataforma web de gestión de actividades académicas.  Este sistema ayudara a los usuarios ( estudiantes y docentes) interactuar entre ellos en un entorno digital organizado, Facilitando la creación, consulta y entrega der tareas, así como una correspondiente realimentación sobre las actividades entregadas.</w:t>
-      </w:r>
-    </w:p>
-    <w:p>
-      <w:pPr>
-        <w:pStyle w:val="APALevel2"/>
-        <w:widowControl/>
-        <w:suppressAutoHyphens w:val="true"/>
-        <w:bidi w:val="0"/>
-        <w:spacing w:lineRule="auto" w:line="240"/>
-        <w:jc w:val="left"/>
-        <w:rPr>
-          <w:rFonts w:ascii="Times New Roman" w:hAnsi="Times New Roman" w:eastAsia="Times New Roman" w:cs="Times New Roman"/>
-          <w:b/>
-          <w:bCs/>
-          <w:i w:val="false"/>
-          <w:iCs w:val="false"/>
-          <w:color w:val="auto"/>
-          <w:kern w:val="0"/>
-          <w:sz w:val="24"/>
-          <w:szCs w:val="32"/>
-          <w:u w:val="none"/>
-          <w:lang w:val="es-CO" w:eastAsia="en-US" w:bidi="ar-SA"/>
-        </w:rPr>
-      </w:pPr>
-      <w:r>
-        <w:rPr>
-          <w:rFonts w:eastAsia="Times New Roman" w:cs="Times New Roman"/>
-          <w:b/>
-          <w:bCs/>
-          <w:i w:val="false"/>
-          <w:iCs w:val="false"/>
-          <w:color w:val="auto"/>
-          <w:kern w:val="0"/>
-          <w:sz w:val="24"/>
-          <w:szCs w:val="32"/>
-          <w:u w:val="none"/>
-          <w:lang w:val="es-CO" w:eastAsia="en-US" w:bidi="ar-SA"/>
-        </w:rPr>
-      </w:r>
-    </w:p>
-    <w:p>
-      <w:pPr>
-        <w:pStyle w:val="APALevel2"/>
-        <w:widowControl/>
-        <w:suppressAutoHyphens w:val="true"/>
-        <w:bidi w:val="0"/>
-        <w:spacing w:lineRule="auto" w:line="240"/>
-        <w:jc w:val="left"/>
-        <w:rPr>
-          <w:lang w:val="es-CO" w:bidi="ar-SA"/>
-        </w:rPr>
-      </w:pPr>
-      <w:r>
-        <w:rPr>
-          <w:rFonts w:eastAsia="Times New Roman" w:cs="Times New Roman"/>
-          <w:b/>
-          <w:bCs/>
-          <w:i w:val="false"/>
-          <w:iCs w:val="false"/>
-          <w:color w:val="auto"/>
-          <w:kern w:val="0"/>
-          <w:sz w:val="24"/>
-          <w:szCs w:val="32"/>
-          <w:u w:val="none"/>
-          <w:lang w:val="es-CO" w:eastAsia="en-US" w:bidi="ar-SA"/>
-        </w:rPr>
-        <w:t>3.2 ¿Qué incluirá el proyecto?</w:t>
-      </w:r>
-    </w:p>
-    <w:p>
-      <w:pPr>
-        <w:pStyle w:val="APALevel2"/>
-        <w:widowControl/>
-        <w:suppressAutoHyphens w:val="true"/>
-        <w:bidi w:val="0"/>
-        <w:spacing w:lineRule="auto" w:line="240" w:before="246" w:after="126"/>
-        <w:jc w:val="left"/>
-        <w:rPr>
-          <w:lang w:val="es-CO" w:bidi="ar-SA"/>
-        </w:rPr>
-      </w:pPr>
-      <w:r>
-        <w:rPr>
-          <w:rFonts w:eastAsia="Times New Roman" w:cs="Times New Roman"/>
-          <w:i w:val="false"/>
-          <w:iCs w:val="false"/>
-          <w:color w:val="auto"/>
-          <w:kern w:val="0"/>
-          <w:sz w:val="24"/>
-          <w:szCs w:val="32"/>
-          <w:u w:val="none"/>
-          <w:lang w:val="es-CO" w:eastAsia="en-US" w:bidi="ar-SA"/>
-        </w:rPr>
-        <w:t>El sistema incluirá la siguientes funcionalidades:</w:t>
+        <w:t>El proyecto traerá consigo los siguientes beneficios:</w:t>
       </w:r>
     </w:p>
     <w:p>
@@ -2910,12 +3435,7 @@
         <w:spacing w:lineRule="auto" w:line="240"/>
         <w:jc w:val="left"/>
         <w:rPr>
-          <w:lang w:val="es-CO" w:bidi="ar-SA"/>
-        </w:rPr>
-      </w:pPr>
-      <w:r>
-        <w:rPr>
-          <w:rFonts w:eastAsia="Times New Roman" w:cs="Times New Roman"/>
+          <w:rFonts w:ascii="Times New Roman" w:hAnsi="Times New Roman" w:eastAsia="Times New Roman" w:cs="Times New Roman"/>
           <w:b w:val="false"/>
           <w:bCs w:val="false"/>
           <w:i w:val="false"/>
@@ -2927,7 +3447,22 @@
           <w:u w:val="none"/>
           <w:lang w:val="es-CO" w:eastAsia="en-US" w:bidi="ar-SA"/>
         </w:rPr>
-        <w:t>Registro e inicio de sesión de usuarios de los roles asociados (estudiante y docente)</w:t>
+      </w:pPr>
+      <w:r>
+        <w:rPr>
+          <w:rFonts w:eastAsia="Times New Roman" w:cs="Times New Roman"/>
+          <w:b w:val="false"/>
+          <w:bCs w:val="false"/>
+          <w:i w:val="false"/>
+          <w:iCs w:val="false"/>
+          <w:color w:val="auto"/>
+          <w:kern w:val="0"/>
+          <w:sz w:val="24"/>
+          <w:szCs w:val="32"/>
+          <w:u w:val="none"/>
+          <w:lang w:val="es-CO" w:eastAsia="en-US" w:bidi="ar-SA"/>
+        </w:rPr>
+        <w:t>Mejora la organización de actividades académicas</w:t>
       </w:r>
     </w:p>
     <w:p>
@@ -2943,12 +3478,7 @@
         <w:spacing w:lineRule="auto" w:line="240"/>
         <w:jc w:val="left"/>
         <w:rPr>
-          <w:lang w:val="es-CO" w:bidi="ar-SA"/>
-        </w:rPr>
-      </w:pPr>
-      <w:r>
-        <w:rPr>
-          <w:rFonts w:eastAsia="Times New Roman" w:cs="Times New Roman"/>
+          <w:rFonts w:ascii="Times New Roman" w:hAnsi="Times New Roman" w:eastAsia="Times New Roman" w:cs="Times New Roman"/>
           <w:b w:val="false"/>
           <w:bCs w:val="false"/>
           <w:i w:val="false"/>
@@ -2960,7 +3490,22 @@
           <w:u w:val="none"/>
           <w:lang w:val="es-CO" w:eastAsia="en-US" w:bidi="ar-SA"/>
         </w:rPr>
-        <w:t>Creación de actividades académicas por parte del docente.</w:t>
+      </w:pPr>
+      <w:r>
+        <w:rPr>
+          <w:rFonts w:eastAsia="Times New Roman" w:cs="Times New Roman"/>
+          <w:b w:val="false"/>
+          <w:bCs w:val="false"/>
+          <w:i w:val="false"/>
+          <w:iCs w:val="false"/>
+          <w:color w:val="auto"/>
+          <w:kern w:val="0"/>
+          <w:sz w:val="24"/>
+          <w:szCs w:val="32"/>
+          <w:u w:val="none"/>
+          <w:lang w:val="es-CO" w:eastAsia="en-US" w:bidi="ar-SA"/>
+        </w:rPr>
+        <w:t>Optimización de entregas y revisión de tareas</w:t>
       </w:r>
     </w:p>
     <w:p>
@@ -2973,10 +3518,12 @@
         </w:numPr>
         <w:suppressAutoHyphens w:val="true"/>
         <w:bidi w:val="0"/>
-        <w:spacing w:lineRule="auto" w:line="240" w:before="132" w:after="12"/>
+        <w:spacing w:lineRule="auto" w:line="240"/>
         <w:jc w:val="left"/>
         <w:rPr>
           <w:rFonts w:ascii="Times New Roman" w:hAnsi="Times New Roman" w:eastAsia="Times New Roman" w:cs="Times New Roman"/>
+          <w:b w:val="false"/>
+          <w:bCs w:val="false"/>
           <w:i w:val="false"/>
           <w:iCs w:val="false"/>
           <w:color w:val="auto"/>
@@ -2990,6 +3537,8 @@
       <w:r>
         <w:rPr>
           <w:rFonts w:eastAsia="Times New Roman" w:cs="Times New Roman"/>
+          <w:b w:val="false"/>
+          <w:bCs w:val="false"/>
           <w:i w:val="false"/>
           <w:iCs w:val="false"/>
           <w:color w:val="auto"/>
@@ -2999,7 +3548,7 @@
           <w:u w:val="none"/>
           <w:lang w:val="es-CO" w:eastAsia="en-US" w:bidi="ar-SA"/>
         </w:rPr>
-        <w:t>Visualización de actividades por parte del estudiante.</w:t>
+        <w:t>Fortalecerá la comunicación entre estudiantes y docentes</w:t>
       </w:r>
     </w:p>
     <w:p>
@@ -3015,12 +3564,7 @@
         <w:spacing w:lineRule="auto" w:line="240"/>
         <w:jc w:val="left"/>
         <w:rPr>
-          <w:lang w:val="es-CO" w:bidi="ar-SA"/>
-        </w:rPr>
-      </w:pPr>
-      <w:r>
-        <w:rPr>
-          <w:rFonts w:eastAsia="Times New Roman" w:cs="Times New Roman"/>
+          <w:rFonts w:ascii="Times New Roman" w:hAnsi="Times New Roman" w:eastAsia="Times New Roman" w:cs="Times New Roman"/>
           <w:b w:val="false"/>
           <w:bCs w:val="false"/>
           <w:i w:val="false"/>
@@ -3032,7 +3576,22 @@
           <w:u w:val="none"/>
           <w:lang w:val="es-CO" w:eastAsia="en-US" w:bidi="ar-SA"/>
         </w:rPr>
-        <w:t>Entrega de tareas</w:t>
+      </w:pPr>
+      <w:r>
+        <w:rPr>
+          <w:rFonts w:eastAsia="Times New Roman" w:cs="Times New Roman"/>
+          <w:b w:val="false"/>
+          <w:bCs w:val="false"/>
+          <w:i w:val="false"/>
+          <w:iCs w:val="false"/>
+          <w:color w:val="auto"/>
+          <w:kern w:val="0"/>
+          <w:sz w:val="24"/>
+          <w:szCs w:val="32"/>
+          <w:u w:val="none"/>
+          <w:lang w:val="es-CO" w:eastAsia="en-US" w:bidi="ar-SA"/>
+        </w:rPr>
+        <w:t>Reducirá fallas asociadas a la desorganización</w:t>
       </w:r>
     </w:p>
     <w:p>
@@ -3048,12 +3607,7 @@
         <w:spacing w:lineRule="auto" w:line="240"/>
         <w:jc w:val="left"/>
         <w:rPr>
-          <w:lang w:val="es-CO" w:bidi="ar-SA"/>
-        </w:rPr>
-      </w:pPr>
-      <w:r>
-        <w:rPr>
-          <w:rFonts w:eastAsia="Times New Roman" w:cs="Times New Roman"/>
+          <w:rFonts w:ascii="Times New Roman" w:hAnsi="Times New Roman" w:eastAsia="Times New Roman" w:cs="Times New Roman"/>
           <w:b w:val="false"/>
           <w:bCs w:val="false"/>
           <w:i w:val="false"/>
@@ -3065,17 +3619,103 @@
           <w:u w:val="none"/>
           <w:lang w:val="es-CO" w:eastAsia="en-US" w:bidi="ar-SA"/>
         </w:rPr>
-        <w:t>Revisión y retroalimentación de actividades entregas por parte del docente.</w:t>
+      </w:pPr>
+      <w:r>
+        <w:rPr>
+          <w:rFonts w:eastAsia="Times New Roman" w:cs="Times New Roman"/>
+          <w:b w:val="false"/>
+          <w:bCs w:val="false"/>
+          <w:i w:val="false"/>
+          <w:iCs w:val="false"/>
+          <w:color w:val="auto"/>
+          <w:kern w:val="0"/>
+          <w:sz w:val="24"/>
+          <w:szCs w:val="32"/>
+          <w:u w:val="none"/>
+          <w:lang w:val="es-CO" w:eastAsia="en-US" w:bidi="ar-SA"/>
+        </w:rPr>
+        <w:t>Promoverá el uso de herramientas digitales en entornos educativos para mejorar el aprendizaje.</w:t>
+      </w:r>
+    </w:p>
+    <w:p>
+      <w:pPr>
+        <w:pStyle w:val="BodyText"/>
+        <w:ind w:hanging="0"/>
+        <w:jc w:val="center"/>
+        <w:rPr>
+          <w:b/>
+          <w:bCs/>
+          <w:lang w:val="es-CO" w:bidi="ar-SA"/>
+        </w:rPr>
+      </w:pPr>
+      <w:r>
+        <w:rPr>
+          <w:b/>
+          <w:bCs/>
+          <w:lang w:val="es-CO" w:bidi="ar-SA"/>
+        </w:rPr>
+      </w:r>
+    </w:p>
+    <w:p>
+      <w:pPr>
+        <w:pStyle w:val="BodyText"/>
+        <w:ind w:hanging="0"/>
+        <w:jc w:val="center"/>
+        <w:rPr>
+          <w:b/>
+          <w:bCs/>
+          <w:lang w:val="es-CO" w:bidi="ar-SA"/>
+        </w:rPr>
+      </w:pPr>
+      <w:r>
+        <w:rPr>
+          <w:b/>
+          <w:bCs/>
+          <w:lang w:val="es-CO" w:bidi="ar-SA"/>
+        </w:rPr>
+      </w:r>
+    </w:p>
+    <w:p>
+      <w:pPr>
+        <w:pStyle w:val="BodyText"/>
+        <w:ind w:hanging="0"/>
+        <w:jc w:val="center"/>
+        <w:rPr>
+          <w:lang w:val="es-CO" w:bidi="ar-SA"/>
+        </w:rPr>
+      </w:pPr>
+      <w:r>
+        <w:rPr>
+          <w:b/>
+          <w:bCs/>
+          <w:lang w:val="es-CO" w:bidi="ar-SA"/>
+        </w:rPr>
+        <w:t>4. Metodología de desarrollo</w:t>
+      </w:r>
+    </w:p>
+    <w:p>
+      <w:pPr>
+        <w:pStyle w:val="BodyText"/>
+        <w:ind w:hanging="0"/>
+        <w:jc w:val="center"/>
+        <w:rPr>
+          <w:b/>
+          <w:bCs/>
+          <w:lang w:val="es-CO" w:bidi="ar-SA"/>
+        </w:rPr>
+      </w:pPr>
+      <w:r>
+        <w:rPr>
+          <w:b/>
+          <w:bCs/>
+          <w:lang w:val="es-CO" w:bidi="ar-SA"/>
+        </w:rPr>
       </w:r>
     </w:p>
     <w:p>
       <w:pPr>
         <w:pStyle w:val="APALevel2"/>
         <w:widowControl/>
-        <w:numPr>
-          <w:ilvl w:val="0"/>
-          <w:numId w:val="5"/>
-        </w:numPr>
         <w:suppressAutoHyphens w:val="true"/>
         <w:bidi w:val="0"/>
         <w:spacing w:lineRule="auto" w:line="240"/>
@@ -3087,48 +3727,29 @@
       <w:r>
         <w:rPr>
           <w:rFonts w:eastAsia="Times New Roman" w:cs="Times New Roman"/>
-          <w:b w:val="false"/>
-          <w:bCs w:val="false"/>
-          <w:i w:val="false"/>
-          <w:iCs w:val="false"/>
+          <w:b/>
+          <w:bCs/>
           <w:color w:val="auto"/>
           <w:kern w:val="0"/>
           <w:sz w:val="24"/>
           <w:szCs w:val="32"/>
-          <w:u w:val="none"/>
-          <w:lang w:val="es-CO" w:eastAsia="en-US" w:bidi="ar-SA"/>
-        </w:rPr>
-        <w:t>Gestión básica de perfiles de usuario.</w:t>
-      </w:r>
-    </w:p>
-    <w:p>
-      <w:pPr>
-        <w:pStyle w:val="BodyText"/>
-        <w:jc w:val="both"/>
-        <w:rPr>
-          <w:rFonts w:eastAsia="Times New Roman" w:cs="Times New Roman"/>
-          <w:b w:val="false"/>
-          <w:bCs w:val="false"/>
-          <w:color w:val="000000"/>
-          <w:kern w:val="0"/>
-          <w:sz w:val="24"/>
-          <w:szCs w:val="24"/>
-          <w:shd w:fill="FFFFFF" w:val="clear"/>
-          <w:lang w:val="es-CO" w:eastAsia="en-US" w:bidi="ar-SA"/>
-        </w:rPr>
-      </w:pPr>
-      <w:r>
-        <w:rPr>
-          <w:rFonts w:eastAsia="Times New Roman" w:cs="Times New Roman"/>
-          <w:b w:val="false"/>
-          <w:bCs w:val="false"/>
-          <w:color w:val="000000"/>
-          <w:kern w:val="0"/>
-          <w:sz w:val="24"/>
-          <w:szCs w:val="24"/>
-          <w:shd w:fill="FFFFFF" w:val="clear"/>
-          <w:lang w:val="es-CO" w:eastAsia="en-US" w:bidi="ar-SA"/>
-        </w:rPr>
+          <w:lang w:val="es-CO" w:eastAsia="en-US" w:bidi="ar-SA"/>
+        </w:rPr>
+        <w:t xml:space="preserve">4.1 </w:t>
+      </w:r>
+      <w:r>
+        <w:rPr>
+          <w:b/>
+          <w:bCs/>
+          <w:lang w:val="es-CO" w:bidi="ar-SA"/>
+        </w:rPr>
+        <w:t>Descripción general de Scrum</w:t>
+      </w:r>
+      <w:r>
+        <w:rPr>
+          <w:lang w:val="es-CO" w:bidi="ar-SA"/>
+        </w:rPr>
+        <w:t xml:space="preserve"> </w:t>
       </w:r>
     </w:p>
     <w:p>
@@ -3140,24 +3761,105 @@
         <w:spacing w:lineRule="auto" w:line="240"/>
         <w:jc w:val="left"/>
         <w:rPr>
-          <w:lang w:val="es-CO" w:bidi="ar-SA"/>
-        </w:rPr>
-      </w:pPr>
-      <w:r>
+          <w:b w:val="false"/>
+          <w:bCs w:val="false"/>
+          <w:lang w:val="es-CO" w:bidi="ar-SA"/>
+        </w:rPr>
+      </w:pPr>
+      <w:r>
+        <w:rPr>
+          <w:b w:val="false"/>
+          <w:bCs w:val="false"/>
+          <w:lang w:val="es-CO" w:bidi="ar-SA"/>
+        </w:rPr>
+        <w:t>Scrum es un tipo de metodológica ágil de desarrollo de software que ayuda a gestionar proyectos de manera iterativa e incremental. Se basa en la colaboración del equipo, adapatandose al cambio y entrega continua de funcionalidades en ciclos cortos llamados sprints.</w:t>
+      </w:r>
+    </w:p>
+    <w:p>
+      <w:pPr>
+        <w:pStyle w:val="APALevel2"/>
+        <w:widowControl/>
+        <w:suppressAutoHyphens w:val="true"/>
+        <w:bidi w:val="0"/>
+        <w:spacing w:lineRule="auto" w:line="240"/>
+        <w:jc w:val="left"/>
+        <w:rPr>
+          <w:rFonts w:eastAsia="Times New Roman" w:cs="Times New Roman"/>
+          <w:b w:val="false"/>
+          <w:bCs w:val="false"/>
+          <w:color w:val="auto"/>
+          <w:kern w:val="0"/>
+          <w:sz w:val="24"/>
+          <w:szCs w:val="32"/>
+          <w:lang w:val="es-CO" w:eastAsia="en-US" w:bidi="ar-SA"/>
+        </w:rPr>
+      </w:pPr>
+      <w:r>
+        <w:rPr>
+          <w:rFonts w:eastAsia="Times New Roman" w:cs="Times New Roman"/>
+          <w:b w:val="false"/>
+          <w:bCs w:val="false"/>
+          <w:color w:val="auto"/>
+          <w:kern w:val="0"/>
+          <w:sz w:val="24"/>
+          <w:szCs w:val="32"/>
+          <w:lang w:val="es-CO" w:eastAsia="en-US" w:bidi="ar-SA"/>
+        </w:rPr>
+      </w:r>
+    </w:p>
+    <w:p>
+      <w:pPr>
+        <w:pStyle w:val="APALevel2"/>
+        <w:widowControl/>
+        <w:suppressAutoHyphens w:val="true"/>
+        <w:bidi w:val="0"/>
+        <w:spacing w:lineRule="auto" w:line="240"/>
+        <w:jc w:val="left"/>
+        <w:rPr>
+          <w:b w:val="false"/>
+          <w:bCs w:val="false"/>
+          <w:lang w:val="es-CO" w:bidi="ar-SA"/>
+        </w:rPr>
+      </w:pPr>
+      <w:r>
+        <w:rPr>
+          <w:b w:val="false"/>
+          <w:bCs w:val="false"/>
+          <w:lang w:val="es-CO" w:bidi="ar-SA"/>
+        </w:rPr>
+        <w:t>Esta metodología facilita la organización del trabajo, permite identificar problemas de manera temprana y mejora la calidad del producto final.</w:t>
+      </w:r>
+    </w:p>
+    <w:p>
+      <w:pPr>
+        <w:pStyle w:val="APALevel2"/>
+        <w:widowControl/>
+        <w:suppressAutoHyphens w:val="true"/>
+        <w:bidi w:val="0"/>
+        <w:spacing w:lineRule="auto" w:line="240"/>
+        <w:jc w:val="left"/>
         <w:rPr>
           <w:rFonts w:eastAsia="Times New Roman" w:cs="Times New Roman"/>
           <w:b/>
           <w:bCs/>
-          <w:i w:val="false"/>
-          <w:iCs w:val="false"/>
           <w:color w:val="auto"/>
           <w:kern w:val="0"/>
           <w:sz w:val="24"/>
           <w:szCs w:val="32"/>
-          <w:u w:val="none"/>
-          <w:lang w:val="es-CO" w:eastAsia="en-US" w:bidi="ar-SA"/>
-        </w:rPr>
-        <w:t>3.3 ¿Qué aspectos no estarán contemplados?</w:t>
+          <w:lang w:val="es-CO" w:eastAsia="en-US" w:bidi="ar-SA"/>
+        </w:rPr>
+      </w:pPr>
+      <w:r>
+        <w:rPr>
+          <w:rFonts w:eastAsia="Times New Roman" w:cs="Times New Roman"/>
+          <w:b/>
+          <w:bCs/>
+          <w:color w:val="auto"/>
+          <w:kern w:val="0"/>
+          <w:sz w:val="24"/>
+          <w:szCs w:val="32"/>
+          <w:lang w:val="es-CO" w:eastAsia="en-US" w:bidi="ar-SA"/>
+        </w:rPr>
       </w:r>
     </w:p>
     <w:p>
@@ -3166,29 +3868,56 @@
         <w:widowControl/>
         <w:suppressAutoHyphens w:val="true"/>
         <w:bidi w:val="0"/>
-        <w:spacing w:lineRule="auto" w:line="240" w:before="132" w:after="12"/>
+        <w:spacing w:lineRule="auto" w:line="240"/>
         <w:jc w:val="left"/>
         <w:rPr>
-          <w:b w:val="false"/>
-          <w:bCs w:val="false"/>
-          <w:lang w:val="es-CO" w:bidi="ar-SA"/>
-        </w:rPr>
-      </w:pPr>
-      <w:r>
-        <w:rPr>
-          <w:rFonts w:eastAsia="Times New Roman" w:cs="Times New Roman"/>
-          <w:b w:val="false"/>
-          <w:bCs w:val="false"/>
-          <w:i w:val="false"/>
-          <w:iCs w:val="false"/>
+          <w:lang w:val="es-CO" w:bidi="ar-SA"/>
+        </w:rPr>
+      </w:pPr>
+      <w:r>
+        <w:rPr>
+          <w:rFonts w:eastAsia="Times New Roman" w:cs="Times New Roman"/>
+          <w:b/>
+          <w:bCs/>
           <w:color w:val="auto"/>
           <w:kern w:val="0"/>
           <w:sz w:val="24"/>
           <w:szCs w:val="32"/>
-          <w:u w:val="none"/>
-          <w:lang w:val="es-CO" w:eastAsia="en-US" w:bidi="ar-SA"/>
-        </w:rPr>
-        <w:t>El proyecto no incluirá en esta versión las siguientes características:</w:t>
+          <w:lang w:val="es-CO" w:eastAsia="en-US" w:bidi="ar-SA"/>
+        </w:rPr>
+        <w:t>4.2 Roles del equipo de trabajo</w:t>
+      </w:r>
+    </w:p>
+    <w:p>
+      <w:pPr>
+        <w:pStyle w:val="APALevel2"/>
+        <w:widowControl/>
+        <w:suppressAutoHyphens w:val="true"/>
+        <w:bidi w:val="0"/>
+        <w:spacing w:lineRule="auto" w:line="240"/>
+        <w:jc w:val="left"/>
+        <w:rPr>
+          <w:lang w:val="es-CO" w:bidi="ar-SA"/>
+        </w:rPr>
+      </w:pPr>
+      <w:r>
+        <w:rPr>
+          <w:rFonts w:eastAsia="Times New Roman" w:cs="Times New Roman"/>
+          <w:b w:val="false"/>
+          <w:bCs w:val="false"/>
+          <w:color w:val="auto"/>
+          <w:kern w:val="0"/>
+          <w:sz w:val="24"/>
+          <w:szCs w:val="32"/>
+          <w:lang w:val="es-CO" w:eastAsia="en-US" w:bidi="ar-SA"/>
+        </w:rPr>
+        <w:t>Para el desarrollo del proyecto EduTech, el equipo de trabajo corresponde a los siguientes roles:</w:t>
+      </w:r>
+      <w:r>
+        <w:rPr>
+          <w:lang w:val="es-CO" w:bidi="ar-SA"/>
+        </w:rPr>
+        <w:t xml:space="preserve"> </w:t>
       </w:r>
     </w:p>
     <w:p>
@@ -3205,33 +3934,29 @@
         <w:jc w:val="left"/>
         <w:rPr>
           <w:rFonts w:ascii="Times New Roman" w:hAnsi="Times New Roman" w:eastAsia="Times New Roman" w:cs="Times New Roman"/>
-          <w:b w:val="false"/>
-          <w:bCs w:val="false"/>
-          <w:i w:val="false"/>
-          <w:iCs w:val="false"/>
-          <w:color w:val="auto"/>
-          <w:kern w:val="0"/>
-          <w:sz w:val="24"/>
-          <w:szCs w:val="32"/>
-          <w:u w:val="none"/>
-          <w:lang w:val="es-CO" w:eastAsia="en-US" w:bidi="ar-SA"/>
-        </w:rPr>
-      </w:pPr>
-      <w:r>
-        <w:rPr>
-          <w:rFonts w:eastAsia="Times New Roman" w:cs="Times New Roman"/>
-          <w:b w:val="false"/>
-          <w:bCs w:val="false"/>
-          <w:i w:val="false"/>
-          <w:iCs w:val="false"/>
-          <w:color w:val="auto"/>
-          <w:kern w:val="0"/>
-          <w:sz w:val="24"/>
-          <w:szCs w:val="32"/>
-          <w:u w:val="none"/>
-          <w:lang w:val="es-CO" w:eastAsia="en-US" w:bidi="ar-SA"/>
-        </w:rPr>
-        <w:t>Integración con plataformas externas (como sistemas institucionales)</w:t>
+          <w:i w:val="false"/>
+          <w:iCs w:val="false"/>
+          <w:color w:val="auto"/>
+          <w:kern w:val="0"/>
+          <w:sz w:val="24"/>
+          <w:szCs w:val="24"/>
+          <w:u w:val="none"/>
+          <w:lang w:val="es-CO" w:eastAsia="en-US" w:bidi="ar-SA"/>
+        </w:rPr>
+      </w:pPr>
+      <w:r>
+        <w:rPr>
+          <w:rFonts w:eastAsia="Times New Roman" w:cs="Times New Roman"/>
+          <w:i w:val="false"/>
+          <w:iCs w:val="false"/>
+          <w:color w:val="auto"/>
+          <w:kern w:val="0"/>
+          <w:sz w:val="24"/>
+          <w:szCs w:val="24"/>
+          <w:u w:val="none"/>
+          <w:lang w:val="es-CO" w:eastAsia="en-US" w:bidi="ar-SA"/>
+        </w:rPr>
+        <w:t xml:space="preserve">Product Owner (Alejandro Rodriguez): Define y prioriza los requisitos del sistema, asegurando que las funcionalidades de registro, autenticación y gestión de usuarios cumplan con las necesidades del proyecto. </w:t>
       </w:r>
     </w:p>
     <w:p>
@@ -3248,33 +3973,29 @@
         <w:jc w:val="left"/>
         <w:rPr>
           <w:rFonts w:ascii="Times New Roman" w:hAnsi="Times New Roman" w:eastAsia="Times New Roman" w:cs="Times New Roman"/>
-          <w:b w:val="false"/>
-          <w:bCs w:val="false"/>
-          <w:i w:val="false"/>
-          <w:iCs w:val="false"/>
-          <w:color w:val="auto"/>
-          <w:kern w:val="0"/>
-          <w:sz w:val="24"/>
-          <w:szCs w:val="32"/>
-          <w:u w:val="none"/>
-          <w:lang w:val="es-CO" w:eastAsia="en-US" w:bidi="ar-SA"/>
-        </w:rPr>
-      </w:pPr>
-      <w:r>
-        <w:rPr>
-          <w:rFonts w:eastAsia="Times New Roman" w:cs="Times New Roman"/>
-          <w:b w:val="false"/>
-          <w:bCs w:val="false"/>
-          <w:i w:val="false"/>
-          <w:iCs w:val="false"/>
-          <w:color w:val="auto"/>
-          <w:kern w:val="0"/>
-          <w:sz w:val="24"/>
-          <w:szCs w:val="32"/>
-          <w:u w:val="none"/>
-          <w:lang w:val="es-CO" w:eastAsia="en-US" w:bidi="ar-SA"/>
-        </w:rPr>
-        <w:t>Funcionalidades de videoconferencias o clases en tiempo real</w:t>
+          <w:i w:val="false"/>
+          <w:iCs w:val="false"/>
+          <w:color w:val="auto"/>
+          <w:kern w:val="0"/>
+          <w:sz w:val="24"/>
+          <w:szCs w:val="24"/>
+          <w:u w:val="none"/>
+          <w:lang w:val="es-CO" w:eastAsia="en-US" w:bidi="ar-SA"/>
+        </w:rPr>
+      </w:pPr>
+      <w:r>
+        <w:rPr>
+          <w:rFonts w:eastAsia="Times New Roman" w:cs="Times New Roman"/>
+          <w:i w:val="false"/>
+          <w:iCs w:val="false"/>
+          <w:color w:val="auto"/>
+          <w:kern w:val="0"/>
+          <w:sz w:val="24"/>
+          <w:szCs w:val="24"/>
+          <w:u w:val="none"/>
+          <w:lang w:val="es-CO" w:eastAsia="en-US" w:bidi="ar-SA"/>
+        </w:rPr>
+        <w:t xml:space="preserve">Scrum Master (Andrés Luengas): Facilita el desarrollo del sprint, organiza las reuniones y elimina impedimentos, garantizando el cumplimiento de la metodología Scrum. </w:t>
       </w:r>
     </w:p>
     <w:p>
@@ -3291,33 +4012,29 @@
         <w:jc w:val="left"/>
         <w:rPr>
           <w:rFonts w:ascii="Times New Roman" w:hAnsi="Times New Roman" w:eastAsia="Times New Roman" w:cs="Times New Roman"/>
-          <w:b w:val="false"/>
-          <w:bCs w:val="false"/>
-          <w:i w:val="false"/>
-          <w:iCs w:val="false"/>
-          <w:color w:val="auto"/>
-          <w:kern w:val="0"/>
-          <w:sz w:val="24"/>
-          <w:szCs w:val="32"/>
-          <w:u w:val="none"/>
-          <w:lang w:val="es-CO" w:eastAsia="en-US" w:bidi="ar-SA"/>
-        </w:rPr>
-      </w:pPr>
-      <w:r>
-        <w:rPr>
-          <w:rFonts w:eastAsia="Times New Roman" w:cs="Times New Roman"/>
-          <w:b w:val="false"/>
-          <w:bCs w:val="false"/>
-          <w:i w:val="false"/>
-          <w:iCs w:val="false"/>
-          <w:color w:val="auto"/>
-          <w:kern w:val="0"/>
-          <w:sz w:val="24"/>
-          <w:szCs w:val="32"/>
-          <w:u w:val="none"/>
-          <w:lang w:val="es-CO" w:eastAsia="en-US" w:bidi="ar-SA"/>
-        </w:rPr>
-        <w:t>Implementación de grabaciones de sesiones (tutorías, monitorias, material de apoyo)</w:t>
+          <w:i w:val="false"/>
+          <w:iCs w:val="false"/>
+          <w:color w:val="auto"/>
+          <w:kern w:val="0"/>
+          <w:sz w:val="24"/>
+          <w:szCs w:val="24"/>
+          <w:u w:val="none"/>
+          <w:lang w:val="es-CO" w:eastAsia="en-US" w:bidi="ar-SA"/>
+        </w:rPr>
+      </w:pPr>
+      <w:r>
+        <w:rPr>
+          <w:rFonts w:eastAsia="Times New Roman" w:cs="Times New Roman"/>
+          <w:i w:val="false"/>
+          <w:iCs w:val="false"/>
+          <w:color w:val="auto"/>
+          <w:kern w:val="0"/>
+          <w:sz w:val="24"/>
+          <w:szCs w:val="24"/>
+          <w:u w:val="none"/>
+          <w:lang w:val="es-CO" w:eastAsia="en-US" w:bidi="ar-SA"/>
+        </w:rPr>
+        <w:t xml:space="preserve">El equipo de desarrollo (Andrés y Alejandro): Implementa las funcionalidades del sistema, incluyendo el registro de usuarios, inicio de sesión, gestión de roles y edición de perfil, además de la estructura inicial de la base de datos. </w:t>
       </w:r>
     </w:p>
     <w:p>
@@ -3333,109 +4050,60 @@
         <w:spacing w:lineRule="auto" w:line="240"/>
         <w:jc w:val="left"/>
         <w:rPr>
-          <w:rFonts w:ascii="Times New Roman" w:hAnsi="Times New Roman" w:eastAsia="Times New Roman" w:cs="Times New Roman"/>
-          <w:b w:val="false"/>
-          <w:bCs w:val="false"/>
-          <w:i w:val="false"/>
-          <w:iCs w:val="false"/>
-          <w:color w:val="auto"/>
-          <w:kern w:val="0"/>
-          <w:sz w:val="24"/>
-          <w:szCs w:val="32"/>
-          <w:u w:val="none"/>
-          <w:lang w:val="es-CO" w:eastAsia="en-US" w:bidi="ar-SA"/>
-        </w:rPr>
-      </w:pPr>
-      <w:r>
-        <w:rPr>
-          <w:rFonts w:eastAsia="Times New Roman" w:cs="Times New Roman"/>
-          <w:b w:val="false"/>
-          <w:bCs w:val="false"/>
-          <w:i w:val="false"/>
-          <w:iCs w:val="false"/>
-          <w:color w:val="auto"/>
-          <w:kern w:val="0"/>
-          <w:sz w:val="24"/>
-          <w:szCs w:val="32"/>
-          <w:u w:val="none"/>
-          <w:lang w:val="es-CO" w:eastAsia="en-US" w:bidi="ar-SA"/>
-        </w:rPr>
-        <w:t>Aplicación móvil (App)</w:t>
+          <w:lang w:val="es-CO" w:bidi="ar-SA"/>
+        </w:rPr>
+      </w:pPr>
+      <w:r>
+        <w:rPr>
+          <w:b/>
+          <w:bCs/>
+          <w:lang w:val="es-CO" w:bidi="ar-SA"/>
+        </w:rPr>
+        <w:t>Tester (Andrés Luengas)</w:t>
+      </w:r>
+      <w:r>
+        <w:rPr>
+          <w:lang w:val="es-CO" w:bidi="ar-SA"/>
+        </w:rPr>
+        <w:t xml:space="preserve">: </w:t>
+      </w:r>
+      <w:r>
+        <w:rPr>
+          <w:b w:val="false"/>
+          <w:bCs w:val="false"/>
+          <w:lang w:val="es-CO" w:bidi="ar-SA"/>
+        </w:rPr>
+        <w:t xml:space="preserve">Validará que todas las funcionalidades desarrolladas funcionen correctamente, verificando la seguridad de los datos, la correcta autenticación y la usabilidad de la interfaz. </w:t>
       </w:r>
     </w:p>
     <w:p>
       <w:pPr>
         <w:pStyle w:val="APALevel2"/>
         <w:widowControl/>
-        <w:numPr>
-          <w:ilvl w:val="0"/>
-          <w:numId w:val="6"/>
-        </w:numPr>
         <w:suppressAutoHyphens w:val="true"/>
         <w:bidi w:val="0"/>
         <w:spacing w:lineRule="auto" w:line="240"/>
         <w:jc w:val="left"/>
         <w:rPr>
-          <w:rFonts w:ascii="Times New Roman" w:hAnsi="Times New Roman" w:eastAsia="Times New Roman" w:cs="Times New Roman"/>
-          <w:b w:val="false"/>
-          <w:bCs w:val="false"/>
-          <w:i w:val="false"/>
-          <w:iCs w:val="false"/>
+          <w:rFonts w:eastAsia="Times New Roman" w:cs="Times New Roman"/>
+          <w:b/>
+          <w:bCs/>
           <w:color w:val="auto"/>
           <w:kern w:val="0"/>
           <w:sz w:val="24"/>
           <w:szCs w:val="32"/>
-          <w:u w:val="none"/>
-          <w:lang w:val="es-CO" w:eastAsia="en-US" w:bidi="ar-SA"/>
-        </w:rPr>
-      </w:pPr>
-      <w:r>
-        <w:rPr>
-          <w:rFonts w:eastAsia="Times New Roman" w:cs="Times New Roman"/>
-          <w:b w:val="false"/>
-          <w:bCs w:val="false"/>
-          <w:i w:val="false"/>
-          <w:iCs w:val="false"/>
+          <w:lang w:val="es-CO" w:eastAsia="en-US" w:bidi="ar-SA"/>
+        </w:rPr>
+      </w:pPr>
+      <w:r>
+        <w:rPr>
+          <w:rFonts w:eastAsia="Times New Roman" w:cs="Times New Roman"/>
+          <w:b/>
+          <w:bCs/>
           <w:color w:val="auto"/>
           <w:kern w:val="0"/>
           <w:sz w:val="24"/>
           <w:szCs w:val="32"/>
-          <w:u w:val="none"/>
-          <w:lang w:val="es-CO" w:eastAsia="en-US" w:bidi="ar-SA"/>
-        </w:rPr>
-        <w:t>Sistema de reportes avanzados</w:t>
-      </w:r>
-    </w:p>
-    <w:p>
-      <w:pPr>
-        <w:pStyle w:val="APALevel2"/>
-        <w:widowControl/>
-        <w:suppressAutoHyphens w:val="true"/>
-        <w:bidi w:val="0"/>
-        <w:spacing w:lineRule="auto" w:line="240" w:before="132" w:after="12"/>
-        <w:jc w:val="left"/>
-        <w:rPr>
-          <w:rFonts w:ascii="Times New Roman" w:hAnsi="Times New Roman" w:eastAsia="Times New Roman" w:cs="Times New Roman"/>
-          <w:i w:val="false"/>
-          <w:iCs w:val="false"/>
-          <w:color w:val="auto"/>
-          <w:kern w:val="0"/>
-          <w:sz w:val="24"/>
-          <w:szCs w:val="32"/>
-          <w:u w:val="none"/>
-          <w:lang w:val="es-CO" w:eastAsia="en-US" w:bidi="ar-SA"/>
-        </w:rPr>
-      </w:pPr>
-      <w:r>
-        <w:rPr>
-          <w:rFonts w:eastAsia="Times New Roman" w:cs="Times New Roman"/>
-          <w:i w:val="false"/>
-          <w:iCs w:val="false"/>
-          <w:color w:val="auto"/>
-          <w:kern w:val="0"/>
-          <w:sz w:val="24"/>
-          <w:szCs w:val="32"/>
-          <w:u w:val="none"/>
           <w:lang w:val="es-CO" w:eastAsia="en-US" w:bidi="ar-SA"/>
         </w:rPr>
       </w:r>
@@ -3463,7 +4131,7 @@
           <w:szCs w:val="32"/>
           <w:lang w:val="es-CO" w:eastAsia="en-US" w:bidi="ar-SA"/>
         </w:rPr>
-        <w:t>3.4 Beneficios</w:t>
+        <w:t>4.3 Organización del trabajo mediante Sprints</w:t>
       </w:r>
     </w:p>
     <w:p>
@@ -3472,29 +4140,24 @@
         <w:widowControl/>
         <w:suppressAutoHyphens w:val="true"/>
         <w:bidi w:val="0"/>
-        <w:spacing w:lineRule="auto" w:line="240" w:before="132" w:after="12"/>
+        <w:spacing w:lineRule="auto" w:line="240"/>
         <w:jc w:val="left"/>
         <w:rPr>
-          <w:b w:val="false"/>
-          <w:bCs w:val="false"/>
-          <w:lang w:val="es-CO" w:bidi="ar-SA"/>
-        </w:rPr>
-      </w:pPr>
-      <w:r>
-        <w:rPr>
-          <w:rFonts w:eastAsia="Times New Roman" w:cs="Times New Roman"/>
-          <w:b w:val="false"/>
-          <w:bCs w:val="false"/>
-          <w:i w:val="false"/>
-          <w:iCs w:val="false"/>
+          <w:lang w:val="es-CO" w:bidi="ar-SA"/>
+        </w:rPr>
+      </w:pPr>
+      <w:r>
+        <w:rPr>
+          <w:rFonts w:eastAsia="Times New Roman" w:cs="Times New Roman"/>
+          <w:b w:val="false"/>
+          <w:bCs w:val="false"/>
           <w:color w:val="auto"/>
           <w:kern w:val="0"/>
           <w:sz w:val="24"/>
           <w:szCs w:val="32"/>
-          <w:u w:val="none"/>
-          <w:lang w:val="es-CO" w:eastAsia="en-US" w:bidi="ar-SA"/>
-        </w:rPr>
-        <w:t>El proyecto traerá consigo los siguientes beneficios:</w:t>
+          <w:lang w:val="es-CO" w:eastAsia="en-US" w:bidi="ar-SA"/>
+        </w:rPr>
+        <w:t>Para el desarrollo del proyecto EduTech se organizara por sprints comprendidos en una duración de dos semanas cada sprint en los cuales se desarrollara funcionalidades especificas, cada sprint debe incluir:</w:t>
       </w:r>
     </w:p>
     <w:p>
@@ -3510,34 +4173,21 @@
         <w:spacing w:lineRule="auto" w:line="240"/>
         <w:jc w:val="left"/>
         <w:rPr>
-          <w:rFonts w:ascii="Times New Roman" w:hAnsi="Times New Roman" w:eastAsia="Times New Roman" w:cs="Times New Roman"/>
-          <w:b w:val="false"/>
-          <w:bCs w:val="false"/>
-          <w:i w:val="false"/>
-          <w:iCs w:val="false"/>
+          <w:lang w:val="es-CO" w:bidi="ar-SA"/>
+        </w:rPr>
+      </w:pPr>
+      <w:r>
+        <w:rPr>
+          <w:rFonts w:eastAsia="Times New Roman" w:cs="Times New Roman"/>
+          <w:b w:val="false"/>
+          <w:bCs w:val="false"/>
           <w:color w:val="auto"/>
           <w:kern w:val="0"/>
           <w:sz w:val="24"/>
           <w:szCs w:val="32"/>
-          <w:u w:val="none"/>
-          <w:lang w:val="es-CO" w:eastAsia="en-US" w:bidi="ar-SA"/>
-        </w:rPr>
-      </w:pPr>
-      <w:r>
-        <w:rPr>
-          <w:rFonts w:eastAsia="Times New Roman" w:cs="Times New Roman"/>
-          <w:b w:val="false"/>
-          <w:bCs w:val="false"/>
-          <w:i w:val="false"/>
-          <w:iCs w:val="false"/>
-          <w:color w:val="auto"/>
-          <w:kern w:val="0"/>
-          <w:sz w:val="24"/>
-          <w:szCs w:val="32"/>
-          <w:u w:val="none"/>
-          <w:lang w:val="es-CO" w:eastAsia="en-US" w:bidi="ar-SA"/>
-        </w:rPr>
-        <w:t>Mejora la organización de actividades académicas</w:t>
+          <w:lang w:val="es-CO" w:eastAsia="en-US" w:bidi="ar-SA"/>
+        </w:rPr>
+        <w:t>Planificación de actividades</w:t>
       </w:r>
     </w:p>
     <w:p>
@@ -3553,34 +4203,21 @@
         <w:spacing w:lineRule="auto" w:line="240"/>
         <w:jc w:val="left"/>
         <w:rPr>
-          <w:rFonts w:ascii="Times New Roman" w:hAnsi="Times New Roman" w:eastAsia="Times New Roman" w:cs="Times New Roman"/>
-          <w:b w:val="false"/>
-          <w:bCs w:val="false"/>
-          <w:i w:val="false"/>
-          <w:iCs w:val="false"/>
+          <w:lang w:val="es-CO" w:bidi="ar-SA"/>
+        </w:rPr>
+      </w:pPr>
+      <w:r>
+        <w:rPr>
+          <w:rFonts w:eastAsia="Times New Roman" w:cs="Times New Roman"/>
+          <w:b w:val="false"/>
+          <w:bCs w:val="false"/>
           <w:color w:val="auto"/>
           <w:kern w:val="0"/>
           <w:sz w:val="24"/>
           <w:szCs w:val="32"/>
-          <w:u w:val="none"/>
-          <w:lang w:val="es-CO" w:eastAsia="en-US" w:bidi="ar-SA"/>
-        </w:rPr>
-      </w:pPr>
-      <w:r>
-        <w:rPr>
-          <w:rFonts w:eastAsia="Times New Roman" w:cs="Times New Roman"/>
-          <w:b w:val="false"/>
-          <w:bCs w:val="false"/>
-          <w:i w:val="false"/>
-          <w:iCs w:val="false"/>
-          <w:color w:val="auto"/>
-          <w:kern w:val="0"/>
-          <w:sz w:val="24"/>
-          <w:szCs w:val="32"/>
-          <w:u w:val="none"/>
-          <w:lang w:val="es-CO" w:eastAsia="en-US" w:bidi="ar-SA"/>
-        </w:rPr>
-        <w:t>Optimización de entregas y revisión de tareas</w:t>
+          <w:lang w:val="es-CO" w:eastAsia="en-US" w:bidi="ar-SA"/>
+        </w:rPr>
+        <w:t>Desarrollo de funcionalidades</w:t>
       </w:r>
     </w:p>
     <w:p>
@@ -3596,34 +4233,21 @@
         <w:spacing w:lineRule="auto" w:line="240"/>
         <w:jc w:val="left"/>
         <w:rPr>
-          <w:rFonts w:ascii="Times New Roman" w:hAnsi="Times New Roman" w:eastAsia="Times New Roman" w:cs="Times New Roman"/>
-          <w:b w:val="false"/>
-          <w:bCs w:val="false"/>
-          <w:i w:val="false"/>
-          <w:iCs w:val="false"/>
+          <w:lang w:val="es-CO" w:bidi="ar-SA"/>
+        </w:rPr>
+      </w:pPr>
+      <w:r>
+        <w:rPr>
+          <w:rFonts w:eastAsia="Times New Roman" w:cs="Times New Roman"/>
+          <w:b w:val="false"/>
+          <w:bCs w:val="false"/>
           <w:color w:val="auto"/>
           <w:kern w:val="0"/>
           <w:sz w:val="24"/>
           <w:szCs w:val="32"/>
-          <w:u w:val="none"/>
-          <w:lang w:val="es-CO" w:eastAsia="en-US" w:bidi="ar-SA"/>
-        </w:rPr>
-      </w:pPr>
-      <w:r>
-        <w:rPr>
-          <w:rFonts w:eastAsia="Times New Roman" w:cs="Times New Roman"/>
-          <w:b w:val="false"/>
-          <w:bCs w:val="false"/>
-          <w:i w:val="false"/>
-          <w:iCs w:val="false"/>
-          <w:color w:val="auto"/>
-          <w:kern w:val="0"/>
-          <w:sz w:val="24"/>
-          <w:szCs w:val="32"/>
-          <w:u w:val="none"/>
-          <w:lang w:val="es-CO" w:eastAsia="en-US" w:bidi="ar-SA"/>
-        </w:rPr>
-        <w:t>Fortalecerá la comunicación entre estudiantes y docentes</w:t>
+          <w:lang w:val="es-CO" w:eastAsia="en-US" w:bidi="ar-SA"/>
+        </w:rPr>
+        <w:t>Revisión de avances</w:t>
       </w:r>
     </w:p>
     <w:p>
@@ -3639,151 +4263,52 @@
         <w:spacing w:lineRule="auto" w:line="240"/>
         <w:jc w:val="left"/>
         <w:rPr>
-          <w:rFonts w:ascii="Times New Roman" w:hAnsi="Times New Roman" w:eastAsia="Times New Roman" w:cs="Times New Roman"/>
-          <w:b w:val="false"/>
-          <w:bCs w:val="false"/>
-          <w:i w:val="false"/>
-          <w:iCs w:val="false"/>
+          <w:lang w:val="es-CO" w:bidi="ar-SA"/>
+        </w:rPr>
+      </w:pPr>
+      <w:r>
+        <w:rPr>
+          <w:rFonts w:eastAsia="Times New Roman" w:cs="Times New Roman"/>
+          <w:b w:val="false"/>
+          <w:bCs w:val="false"/>
           <w:color w:val="auto"/>
           <w:kern w:val="0"/>
           <w:sz w:val="24"/>
           <w:szCs w:val="32"/>
-          <w:u w:val="none"/>
-          <w:lang w:val="es-CO" w:eastAsia="en-US" w:bidi="ar-SA"/>
-        </w:rPr>
-      </w:pPr>
-      <w:r>
-        <w:rPr>
-          <w:rFonts w:eastAsia="Times New Roman" w:cs="Times New Roman"/>
-          <w:b w:val="false"/>
-          <w:bCs w:val="false"/>
-          <w:i w:val="false"/>
-          <w:iCs w:val="false"/>
-          <w:color w:val="auto"/>
-          <w:kern w:val="0"/>
-          <w:sz w:val="24"/>
-          <w:szCs w:val="32"/>
-          <w:u w:val="none"/>
-          <w:lang w:val="es-CO" w:eastAsia="en-US" w:bidi="ar-SA"/>
-        </w:rPr>
-        <w:t>Reducirá fallas asociadas a la desorganización</w:t>
+          <w:lang w:val="es-CO" w:eastAsia="en-US" w:bidi="ar-SA"/>
+        </w:rPr>
+        <w:t xml:space="preserve">Evaluación de resultados </w:t>
       </w:r>
     </w:p>
     <w:p>
       <w:pPr>
         <w:pStyle w:val="APALevel2"/>
         <w:widowControl/>
-        <w:numPr>
-          <w:ilvl w:val="0"/>
-          <w:numId w:val="7"/>
-        </w:numPr>
         <w:suppressAutoHyphens w:val="true"/>
         <w:bidi w:val="0"/>
         <w:spacing w:lineRule="auto" w:line="240"/>
         <w:jc w:val="left"/>
         <w:rPr>
-          <w:rFonts w:ascii="Times New Roman" w:hAnsi="Times New Roman" w:eastAsia="Times New Roman" w:cs="Times New Roman"/>
-          <w:b w:val="false"/>
-          <w:bCs w:val="false"/>
-          <w:i w:val="false"/>
-          <w:iCs w:val="false"/>
+          <w:rFonts w:eastAsia="Times New Roman" w:cs="Times New Roman"/>
+          <w:b w:val="false"/>
+          <w:bCs w:val="false"/>
           <w:color w:val="auto"/>
           <w:kern w:val="0"/>
           <w:sz w:val="24"/>
           <w:szCs w:val="32"/>
-          <w:u w:val="none"/>
-          <w:lang w:val="es-CO" w:eastAsia="en-US" w:bidi="ar-SA"/>
-        </w:rPr>
-      </w:pPr>
-      <w:r>
-        <w:rPr>
-          <w:rFonts w:eastAsia="Times New Roman" w:cs="Times New Roman"/>
-          <w:b w:val="false"/>
-          <w:bCs w:val="false"/>
-          <w:i w:val="false"/>
-          <w:iCs w:val="false"/>
+          <w:lang w:val="es-CO" w:eastAsia="en-US" w:bidi="ar-SA"/>
+        </w:rPr>
+      </w:pPr>
+      <w:r>
+        <w:rPr>
+          <w:rFonts w:eastAsia="Times New Roman" w:cs="Times New Roman"/>
+          <w:b w:val="false"/>
+          <w:bCs w:val="false"/>
           <w:color w:val="auto"/>
           <w:kern w:val="0"/>
           <w:sz w:val="24"/>
           <w:szCs w:val="32"/>
-          <w:u w:val="none"/>
-          <w:lang w:val="es-CO" w:eastAsia="en-US" w:bidi="ar-SA"/>
-        </w:rPr>
-        <w:t>Promoverá el uso de herramientas digitales en entornos educativos para mejorar el aprendizaje.</w:t>
-      </w:r>
-    </w:p>
-    <w:p>
-      <w:pPr>
-        <w:pStyle w:val="BodyText"/>
-        <w:ind w:hanging="0"/>
-        <w:jc w:val="center"/>
-        <w:rPr>
-          <w:b/>
-          <w:bCs/>
-          <w:lang w:val="es-CO" w:bidi="ar-SA"/>
-        </w:rPr>
-      </w:pPr>
-      <w:r>
-        <w:rPr>
-          <w:b/>
-          <w:bCs/>
-          <w:lang w:val="es-CO" w:bidi="ar-SA"/>
-        </w:rPr>
-      </w:r>
-    </w:p>
-    <w:p>
-      <w:pPr>
-        <w:pStyle w:val="BodyText"/>
-        <w:ind w:hanging="0"/>
-        <w:jc w:val="center"/>
-        <w:rPr>
-          <w:b/>
-          <w:bCs/>
-          <w:lang w:val="es-CO" w:bidi="ar-SA"/>
-        </w:rPr>
-      </w:pPr>
-      <w:r>
-        <w:rPr>
-          <w:b/>
-          <w:bCs/>
-          <w:lang w:val="es-CO" w:bidi="ar-SA"/>
-        </w:rPr>
-      </w:r>
-    </w:p>
-    <w:p>
-      <w:pPr>
-        <w:pStyle w:val="BodyText"/>
-        <w:ind w:hanging="0"/>
-        <w:jc w:val="center"/>
-        <w:rPr>
-          <w:lang w:val="es-CO" w:bidi="ar-SA"/>
-        </w:rPr>
-      </w:pPr>
-      <w:r>
-        <w:rPr>
-          <w:b/>
-          <w:bCs/>
-          <w:lang w:val="es-CO" w:bidi="ar-SA"/>
-        </w:rPr>
-        <w:t>4. Metodología de desarrollo</w:t>
-      </w:r>
-    </w:p>
-    <w:p>
-      <w:pPr>
-        <w:pStyle w:val="BodyText"/>
-        <w:ind w:hanging="0"/>
-        <w:jc w:val="center"/>
-        <w:rPr>
-          <w:b/>
-          <w:bCs/>
-          <w:lang w:val="es-CO" w:bidi="ar-SA"/>
-        </w:rPr>
-      </w:pPr>
-      <w:r>
-        <w:rPr>
-          <w:b/>
-          <w:bCs/>
-          <w:lang w:val="es-CO" w:bidi="ar-SA"/>
+          <w:lang w:val="es-CO" w:eastAsia="en-US" w:bidi="ar-SA"/>
         </w:rPr>
       </w:r>
     </w:p>
@@ -3802,29 +4327,15 @@
       <w:r>
         <w:rPr>
           <w:rFonts w:eastAsia="Times New Roman" w:cs="Times New Roman"/>
-          <w:b/>
-          <w:bCs/>
+          <w:b w:val="false"/>
+          <w:bCs w:val="false"/>
           <w:color w:val="auto"/>
           <w:kern w:val="0"/>
           <w:sz w:val="24"/>
           <w:szCs w:val="32"/>
           <w:lang w:val="es-CO" w:eastAsia="en-US" w:bidi="ar-SA"/>
         </w:rPr>
-        <w:t xml:space="preserve">4.1 </w:t>
-      </w:r>
-      <w:r>
-        <w:rPr>
-          <w:b/>
-          <w:bCs/>
-          <w:lang w:val="es-CO" w:bidi="ar-SA"/>
-        </w:rPr>
-        <w:t>Descripción general de Scrum</w:t>
-      </w:r>
-      <w:r>
-        <w:rPr>
-          <w:lang w:val="es-CO" w:bidi="ar-SA"/>
-        </w:rPr>
-        <w:t xml:space="preserve"> </w:t>
+        <w:t>Esto ayudara a tener una visión clara y real del progreso del proyecto.</w:t>
       </w:r>
     </w:p>
     <w:p>
@@ -3836,18 +4347,27 @@
         <w:spacing w:lineRule="auto" w:line="240"/>
         <w:jc w:val="left"/>
         <w:rPr>
-          <w:b w:val="false"/>
-          <w:bCs w:val="false"/>
-          <w:lang w:val="es-CO" w:bidi="ar-SA"/>
-        </w:rPr>
-      </w:pPr>
-      <w:r>
-        <w:rPr>
-          <w:b w:val="false"/>
-          <w:bCs w:val="false"/>
-          <w:lang w:val="es-CO" w:bidi="ar-SA"/>
-        </w:rPr>
-        <w:t>Scrum es un tipo de metodológica ágil de desarrollo de software que ayuda a gestionar proyectos de manera iterativa e incremental. Se basa en la colaboración del equipo, adapatandose al cambio y entrega continua de funcionalidades en ciclos cortos llamados sprints.</w:t>
+          <w:rFonts w:eastAsia="Times New Roman" w:cs="Times New Roman"/>
+          <w:b w:val="false"/>
+          <w:bCs w:val="false"/>
+          <w:color w:val="auto"/>
+          <w:kern w:val="0"/>
+          <w:sz w:val="24"/>
+          <w:szCs w:val="32"/>
+          <w:lang w:val="es-CO" w:eastAsia="en-US" w:bidi="ar-SA"/>
+        </w:rPr>
+      </w:pPr>
+      <w:r>
+        <w:rPr>
+          <w:rFonts w:eastAsia="Times New Roman" w:cs="Times New Roman"/>
+          <w:b w:val="false"/>
+          <w:bCs w:val="false"/>
+          <w:color w:val="auto"/>
+          <w:kern w:val="0"/>
+          <w:sz w:val="24"/>
+          <w:szCs w:val="32"/>
+          <w:lang w:val="es-CO" w:eastAsia="en-US" w:bidi="ar-SA"/>
+        </w:rPr>
       </w:r>
     </w:p>
     <w:p>
@@ -3859,608 +4379,11 @@
         <w:spacing w:lineRule="auto" w:line="240"/>
         <w:jc w:val="left"/>
         <w:rPr>
-          <w:rFonts w:eastAsia="Times New Roman" w:cs="Times New Roman"/>
-          <w:b w:val="false"/>
-          <w:bCs w:val="false"/>
-          <w:color w:val="auto"/>
-          <w:kern w:val="0"/>
-          <w:sz w:val="24"/>
-          <w:szCs w:val="32"/>
-          <w:lang w:val="es-CO" w:eastAsia="en-US" w:bidi="ar-SA"/>
-        </w:rPr>
-      </w:pPr>
-      <w:r>
-        <w:rPr>
-          <w:rFonts w:eastAsia="Times New Roman" w:cs="Times New Roman"/>
-          <w:b w:val="false"/>
-          <w:bCs w:val="false"/>
-          <w:color w:val="auto"/>
-          <w:kern w:val="0"/>
-          <w:sz w:val="24"/>
-          <w:szCs w:val="32"/>
-          <w:lang w:val="es-CO" w:eastAsia="en-US" w:bidi="ar-SA"/>
-        </w:rPr>
-      </w:r>
-    </w:p>
-    <w:p>
-      <w:pPr>
-        <w:pStyle w:val="APALevel2"/>
-        <w:widowControl/>
-        <w:suppressAutoHyphens w:val="true"/>
-        <w:bidi w:val="0"/>
-        <w:spacing w:lineRule="auto" w:line="240"/>
-        <w:jc w:val="left"/>
-        <w:rPr>
-          <w:b w:val="false"/>
-          <w:bCs w:val="false"/>
-          <w:lang w:val="es-CO" w:bidi="ar-SA"/>
-        </w:rPr>
-      </w:pPr>
-      <w:r>
-        <w:rPr>
-          <w:b w:val="false"/>
-          <w:bCs w:val="false"/>
-          <w:lang w:val="es-CO" w:bidi="ar-SA"/>
-        </w:rPr>
-        <w:t>Esta metodología facilita la organización del trabajo, permite identificar problemas de manera temprana y mejora la calidad del producto final.</w:t>
-      </w:r>
-    </w:p>
-    <w:p>
-      <w:pPr>
-        <w:pStyle w:val="APALevel2"/>
-        <w:widowControl/>
-        <w:suppressAutoHyphens w:val="true"/>
-        <w:bidi w:val="0"/>
-        <w:spacing w:lineRule="auto" w:line="240"/>
-        <w:jc w:val="left"/>
-        <w:rPr>
-          <w:rFonts w:eastAsia="Times New Roman" w:cs="Times New Roman"/>
-          <w:b/>
-          <w:bCs/>
-          <w:color w:val="auto"/>
-          <w:kern w:val="0"/>
-          <w:sz w:val="24"/>
-          <w:szCs w:val="32"/>
-          <w:lang w:val="es-CO" w:eastAsia="en-US" w:bidi="ar-SA"/>
-        </w:rPr>
-      </w:pPr>
-      <w:r>
-        <w:rPr>
-          <w:rFonts w:eastAsia="Times New Roman" w:cs="Times New Roman"/>
-          <w:b/>
-          <w:bCs/>
-          <w:color w:val="auto"/>
-          <w:kern w:val="0"/>
-          <w:sz w:val="24"/>
-          <w:szCs w:val="32"/>
-          <w:lang w:val="es-CO" w:eastAsia="en-US" w:bidi="ar-SA"/>
-        </w:rPr>
-      </w:r>
-    </w:p>
-    <w:p>
-      <w:pPr>
-        <w:pStyle w:val="APALevel2"/>
-        <w:widowControl/>
-        <w:suppressAutoHyphens w:val="true"/>
-        <w:bidi w:val="0"/>
-        <w:spacing w:lineRule="auto" w:line="240"/>
-        <w:jc w:val="left"/>
-        <w:rPr>
-          <w:lang w:val="es-CO" w:bidi="ar-SA"/>
-        </w:rPr>
-      </w:pPr>
-      <w:r>
-        <w:rPr>
-          <w:rFonts w:eastAsia="Times New Roman" w:cs="Times New Roman"/>
-          <w:b/>
-          <w:bCs/>
-          <w:color w:val="auto"/>
-          <w:kern w:val="0"/>
-          <w:sz w:val="24"/>
-          <w:szCs w:val="32"/>
-          <w:lang w:val="es-CO" w:eastAsia="en-US" w:bidi="ar-SA"/>
-        </w:rPr>
-        <w:t>4.2 Roles del equipo de trabajo</w:t>
-      </w:r>
-    </w:p>
-    <w:p>
-      <w:pPr>
-        <w:pStyle w:val="APALevel2"/>
-        <w:widowControl/>
-        <w:suppressAutoHyphens w:val="true"/>
-        <w:bidi w:val="0"/>
-        <w:spacing w:lineRule="auto" w:line="240"/>
-        <w:jc w:val="left"/>
-        <w:rPr>
-          <w:lang w:val="es-CO" w:bidi="ar-SA"/>
-        </w:rPr>
-      </w:pPr>
-      <w:r>
-        <w:rPr>
-          <w:rFonts w:eastAsia="Times New Roman" w:cs="Times New Roman"/>
-          <w:b w:val="false"/>
-          <w:bCs w:val="false"/>
-          <w:color w:val="auto"/>
-          <w:kern w:val="0"/>
-          <w:sz w:val="24"/>
-          <w:szCs w:val="32"/>
-          <w:lang w:val="es-CO" w:eastAsia="en-US" w:bidi="ar-SA"/>
-        </w:rPr>
-        <w:t>Para el desarrollo del proyecto EduTech, el equipo de trabajo corresponde a los siguientes roles:</w:t>
-      </w:r>
-      <w:r>
-        <w:rPr>
-          <w:lang w:val="es-CO" w:bidi="ar-SA"/>
-        </w:rPr>
-        <w:t xml:space="preserve"> </w:t>
-      </w:r>
-    </w:p>
-    <w:p>
-      <w:pPr>
-        <w:pStyle w:val="APALevel2"/>
-        <w:widowControl/>
-        <w:numPr>
-          <w:ilvl w:val="0"/>
-          <w:numId w:val="8"/>
-        </w:numPr>
-        <w:suppressAutoHyphens w:val="true"/>
-        <w:bidi w:val="0"/>
-        <w:spacing w:lineRule="auto" w:line="240"/>
-        <w:jc w:val="left"/>
-        <w:rPr>
-          <w:rFonts w:ascii="Times New Roman" w:hAnsi="Times New Roman" w:eastAsia="Times New Roman" w:cs="Times New Roman"/>
-          <w:i w:val="false"/>
-          <w:iCs w:val="false"/>
-          <w:color w:val="auto"/>
-          <w:kern w:val="0"/>
-          <w:sz w:val="24"/>
-          <w:szCs w:val="24"/>
-          <w:u w:val="none"/>
-          <w:lang w:val="es-CO" w:eastAsia="en-US" w:bidi="ar-SA"/>
-        </w:rPr>
-      </w:pPr>
-      <w:r>
-        <w:rPr>
-          <w:rFonts w:eastAsia="Times New Roman" w:cs="Times New Roman"/>
-          <w:i w:val="false"/>
-          <w:iCs w:val="false"/>
-          <w:color w:val="auto"/>
-          <w:kern w:val="0"/>
-          <w:sz w:val="24"/>
-          <w:szCs w:val="24"/>
-          <w:u w:val="none"/>
-          <w:lang w:val="es-CO" w:eastAsia="en-US" w:bidi="ar-SA"/>
-        </w:rPr>
-        <w:t xml:space="preserve">Product Owner (Alejandro Rodriguez): Define y prioriza los requisitos del sistema, asegurando que las funcionalidades de registro, autenticación y gestión de usuarios cumplan con las necesidades del proyecto. </w:t>
-      </w:r>
-    </w:p>
-    <w:p>
-      <w:pPr>
-        <w:pStyle w:val="APALevel2"/>
-        <w:widowControl/>
-        <w:numPr>
-          <w:ilvl w:val="0"/>
-          <w:numId w:val="8"/>
-        </w:numPr>
-        <w:suppressAutoHyphens w:val="true"/>
-        <w:bidi w:val="0"/>
-        <w:spacing w:lineRule="auto" w:line="240"/>
-        <w:jc w:val="left"/>
-        <w:rPr>
-          <w:rFonts w:ascii="Times New Roman" w:hAnsi="Times New Roman" w:eastAsia="Times New Roman" w:cs="Times New Roman"/>
-          <w:i w:val="false"/>
-          <w:iCs w:val="false"/>
-          <w:color w:val="auto"/>
-          <w:kern w:val="0"/>
-          <w:sz w:val="24"/>
-          <w:szCs w:val="24"/>
-          <w:u w:val="none"/>
-          <w:lang w:val="es-CO" w:eastAsia="en-US" w:bidi="ar-SA"/>
-        </w:rPr>
-      </w:pPr>
-      <w:r>
-        <w:rPr>
-          <w:rFonts w:eastAsia="Times New Roman" w:cs="Times New Roman"/>
-          <w:i w:val="false"/>
-          <w:iCs w:val="false"/>
-          <w:color w:val="auto"/>
-          <w:kern w:val="0"/>
-          <w:sz w:val="24"/>
-          <w:szCs w:val="24"/>
-          <w:u w:val="none"/>
-          <w:lang w:val="es-CO" w:eastAsia="en-US" w:bidi="ar-SA"/>
-        </w:rPr>
-        <w:t xml:space="preserve">Scrum Master (Andrés Luengas): Facilita el desarrollo del sprint, organiza las reuniones y elimina impedimentos, garantizando el cumplimiento de la metodología Scrum. </w:t>
-      </w:r>
-    </w:p>
-    <w:p>
-      <w:pPr>
-        <w:pStyle w:val="APALevel2"/>
-        <w:widowControl/>
-        <w:numPr>
-          <w:ilvl w:val="0"/>
-          <w:numId w:val="8"/>
-        </w:numPr>
-        <w:suppressAutoHyphens w:val="true"/>
-        <w:bidi w:val="0"/>
-        <w:spacing w:lineRule="auto" w:line="240"/>
-        <w:jc w:val="left"/>
-        <w:rPr>
-          <w:rFonts w:ascii="Times New Roman" w:hAnsi="Times New Roman" w:eastAsia="Times New Roman" w:cs="Times New Roman"/>
-          <w:i w:val="false"/>
-          <w:iCs w:val="false"/>
-          <w:color w:val="auto"/>
-          <w:kern w:val="0"/>
-          <w:sz w:val="24"/>
-          <w:szCs w:val="24"/>
-          <w:u w:val="none"/>
-          <w:lang w:val="es-CO" w:eastAsia="en-US" w:bidi="ar-SA"/>
-        </w:rPr>
-      </w:pPr>
-      <w:r>
-        <w:rPr>
-          <w:rFonts w:eastAsia="Times New Roman" w:cs="Times New Roman"/>
-          <w:i w:val="false"/>
-          <w:iCs w:val="false"/>
-          <w:color w:val="auto"/>
-          <w:kern w:val="0"/>
-          <w:sz w:val="24"/>
-          <w:szCs w:val="24"/>
-          <w:u w:val="none"/>
-          <w:lang w:val="es-CO" w:eastAsia="en-US" w:bidi="ar-SA"/>
-        </w:rPr>
-        <w:t xml:space="preserve">El equipo de desarrollo (Andrés y Alejandro): Implementa las funcionalidades del sistema, incluyendo el registro de usuarios, inicio de sesión, gestión de roles y edición de perfil, además de la estructura inicial de la base de datos. </w:t>
-      </w:r>
-    </w:p>
-    <w:p>
-      <w:pPr>
-        <w:pStyle w:val="APALevel2"/>
-        <w:widowControl/>
-        <w:numPr>
-          <w:ilvl w:val="0"/>
-          <w:numId w:val="8"/>
-        </w:numPr>
-        <w:suppressAutoHyphens w:val="true"/>
-        <w:bidi w:val="0"/>
-        <w:spacing w:lineRule="auto" w:line="240"/>
-        <w:jc w:val="left"/>
-        <w:rPr>
-          <w:lang w:val="es-CO" w:bidi="ar-SA"/>
-        </w:rPr>
-      </w:pPr>
-      <w:r>
-        <w:rPr>
-          <w:b/>
-          <w:bCs/>
-          <w:lang w:val="es-CO" w:bidi="ar-SA"/>
-        </w:rPr>
-        <w:t>Tester (Andrés Luengas)</w:t>
-      </w:r>
-      <w:r>
-        <w:rPr>
-          <w:lang w:val="es-CO" w:bidi="ar-SA"/>
-        </w:rPr>
-        <w:t xml:space="preserve">: </w:t>
-      </w:r>
-      <w:r>
-        <w:rPr>
-          <w:b w:val="false"/>
-          <w:bCs w:val="false"/>
-          <w:lang w:val="es-CO" w:bidi="ar-SA"/>
-        </w:rPr>
-        <w:t xml:space="preserve">Validará que todas las funcionalidades desarrolladas funcionen correctamente, verificando la seguridad de los datos, la correcta autenticación y la usabilidad de la interfaz. </w:t>
-      </w:r>
-    </w:p>
-    <w:p>
-      <w:pPr>
-        <w:pStyle w:val="APALevel2"/>
-        <w:widowControl/>
-        <w:suppressAutoHyphens w:val="true"/>
-        <w:bidi w:val="0"/>
-        <w:spacing w:lineRule="auto" w:line="240"/>
-        <w:jc w:val="left"/>
-        <w:rPr>
-          <w:rFonts w:eastAsia="Times New Roman" w:cs="Times New Roman"/>
-          <w:b/>
-          <w:bCs/>
-          <w:color w:val="auto"/>
-          <w:kern w:val="0"/>
-          <w:sz w:val="24"/>
-          <w:szCs w:val="32"/>
-          <w:lang w:val="es-CO" w:eastAsia="en-US" w:bidi="ar-SA"/>
-        </w:rPr>
-      </w:pPr>
-      <w:r>
-        <w:rPr>
-          <w:rFonts w:eastAsia="Times New Roman" w:cs="Times New Roman"/>
-          <w:b/>
-          <w:bCs/>
-          <w:color w:val="auto"/>
-          <w:kern w:val="0"/>
-          <w:sz w:val="24"/>
-          <w:szCs w:val="32"/>
-          <w:lang w:val="es-CO" w:eastAsia="en-US" w:bidi="ar-SA"/>
-        </w:rPr>
-      </w:r>
-    </w:p>
-    <w:p>
-      <w:pPr>
-        <w:pStyle w:val="APALevel2"/>
-        <w:widowControl/>
-        <w:suppressAutoHyphens w:val="true"/>
-        <w:bidi w:val="0"/>
-        <w:spacing w:lineRule="auto" w:line="240"/>
-        <w:jc w:val="left"/>
-        <w:rPr>
-          <w:lang w:val="es-CO" w:bidi="ar-SA"/>
-        </w:rPr>
-      </w:pPr>
-      <w:r>
-        <w:rPr>
-          <w:rFonts w:eastAsia="Times New Roman" w:cs="Times New Roman"/>
-          <w:b/>
-          <w:bCs/>
-          <w:color w:val="auto"/>
-          <w:kern w:val="0"/>
-          <w:sz w:val="24"/>
-          <w:szCs w:val="32"/>
-          <w:lang w:val="es-CO" w:eastAsia="en-US" w:bidi="ar-SA"/>
-        </w:rPr>
-        <w:t>4.3 Organización del trabajo mediante Sprints</w:t>
-      </w:r>
-    </w:p>
-    <w:p>
-      <w:pPr>
-        <w:pStyle w:val="APALevel2"/>
-        <w:widowControl/>
-        <w:suppressAutoHyphens w:val="true"/>
-        <w:bidi w:val="0"/>
-        <w:spacing w:lineRule="auto" w:line="240"/>
-        <w:jc w:val="left"/>
-        <w:rPr>
-          <w:lang w:val="es-CO" w:bidi="ar-SA"/>
-        </w:rPr>
-      </w:pPr>
-      <w:r>
-        <w:rPr>
-          <w:rFonts w:eastAsia="Times New Roman" w:cs="Times New Roman"/>
-          <w:b w:val="false"/>
-          <w:bCs w:val="false"/>
-          <w:color w:val="auto"/>
-          <w:kern w:val="0"/>
-          <w:sz w:val="24"/>
-          <w:szCs w:val="32"/>
-          <w:lang w:val="es-CO" w:eastAsia="en-US" w:bidi="ar-SA"/>
-        </w:rPr>
-        <w:t>Para el desarrollo del proyecto EduTech se organizara por sprints comprendidos en una duración de dos semanas cada sprint en los cuales se desarrollara funcionalidades especificas, cada sprint debe incluir:</w:t>
-      </w:r>
-    </w:p>
-    <w:p>
-      <w:pPr>
-        <w:pStyle w:val="APALevel2"/>
-        <w:widowControl/>
-        <w:numPr>
-          <w:ilvl w:val="0"/>
-          <w:numId w:val="9"/>
-        </w:numPr>
-        <w:suppressAutoHyphens w:val="true"/>
-        <w:bidi w:val="0"/>
-        <w:spacing w:lineRule="auto" w:line="240"/>
-        <w:jc w:val="left"/>
-        <w:rPr>
-          <w:lang w:val="es-CO" w:bidi="ar-SA"/>
-        </w:rPr>
-      </w:pPr>
-      <w:r>
-        <w:rPr>
-          <w:rFonts w:eastAsia="Times New Roman" w:cs="Times New Roman"/>
-          <w:b w:val="false"/>
-          <w:bCs w:val="false"/>
-          <w:color w:val="auto"/>
-          <w:kern w:val="0"/>
-          <w:sz w:val="24"/>
-          <w:szCs w:val="32"/>
-          <w:lang w:val="es-CO" w:eastAsia="en-US" w:bidi="ar-SA"/>
-        </w:rPr>
-        <w:t>Planificación de actividades</w:t>
-      </w:r>
-    </w:p>
-    <w:p>
-      <w:pPr>
-        <w:pStyle w:val="APALevel2"/>
-        <w:widowControl/>
-        <w:numPr>
-          <w:ilvl w:val="0"/>
-          <w:numId w:val="9"/>
-        </w:numPr>
-        <w:suppressAutoHyphens w:val="true"/>
-        <w:bidi w:val="0"/>
-        <w:spacing w:lineRule="auto" w:line="240"/>
-        <w:jc w:val="left"/>
-        <w:rPr>
-          <w:lang w:val="es-CO" w:bidi="ar-SA"/>
-        </w:rPr>
-      </w:pPr>
-      <w:r>
-        <w:rPr>
-          <w:rFonts w:eastAsia="Times New Roman" w:cs="Times New Roman"/>
-          <w:b w:val="false"/>
-          <w:bCs w:val="false"/>
-          <w:color w:val="auto"/>
-          <w:kern w:val="0"/>
-          <w:sz w:val="24"/>
-          <w:szCs w:val="32"/>
-          <w:lang w:val="es-CO" w:eastAsia="en-US" w:bidi="ar-SA"/>
-        </w:rPr>
-        <w:t>Desarrollo de funcionalidades</w:t>
-      </w:r>
-    </w:p>
-    <w:p>
-      <w:pPr>
-        <w:pStyle w:val="APALevel2"/>
-        <w:widowControl/>
-        <w:numPr>
-          <w:ilvl w:val="0"/>
-          <w:numId w:val="9"/>
-        </w:numPr>
-        <w:suppressAutoHyphens w:val="true"/>
-        <w:bidi w:val="0"/>
-        <w:spacing w:lineRule="auto" w:line="240"/>
-        <w:jc w:val="left"/>
-        <w:rPr>
-          <w:lang w:val="es-CO" w:bidi="ar-SA"/>
-        </w:rPr>
-      </w:pPr>
-      <w:r>
-        <w:rPr>
-          <w:rFonts w:eastAsia="Times New Roman" w:cs="Times New Roman"/>
-          <w:b w:val="false"/>
-          <w:bCs w:val="false"/>
-          <w:color w:val="auto"/>
-          <w:kern w:val="0"/>
-          <w:sz w:val="24"/>
-          <w:szCs w:val="32"/>
-          <w:lang w:val="es-CO" w:eastAsia="en-US" w:bidi="ar-SA"/>
-        </w:rPr>
-        <w:t>Revisión de avances</w:t>
-      </w:r>
-    </w:p>
-    <w:p>
-      <w:pPr>
-        <w:pStyle w:val="APALevel2"/>
-        <w:widowControl/>
-        <w:numPr>
-          <w:ilvl w:val="0"/>
-          <w:numId w:val="9"/>
-        </w:numPr>
-        <w:suppressAutoHyphens w:val="true"/>
-        <w:bidi w:val="0"/>
-        <w:spacing w:lineRule="auto" w:line="240"/>
-        <w:jc w:val="left"/>
-        <w:rPr>
-          <w:lang w:val="es-CO" w:bidi="ar-SA"/>
-        </w:rPr>
-      </w:pPr>
-      <w:r>
-        <w:rPr>
-          <w:rFonts w:eastAsia="Times New Roman" w:cs="Times New Roman"/>
-          <w:b w:val="false"/>
-          <w:bCs w:val="false"/>
-          <w:color w:val="auto"/>
-          <w:kern w:val="0"/>
-          <w:sz w:val="24"/>
-          <w:szCs w:val="32"/>
-          <w:lang w:val="es-CO" w:eastAsia="en-US" w:bidi="ar-SA"/>
-        </w:rPr>
-        <w:t xml:space="preserve">Evaluación de resultados </w:t>
-      </w:r>
-    </w:p>
-    <w:p>
-      <w:pPr>
-        <w:pStyle w:val="APALevel2"/>
-        <w:widowControl/>
-        <w:suppressAutoHyphens w:val="true"/>
-        <w:bidi w:val="0"/>
-        <w:spacing w:lineRule="auto" w:line="240"/>
-        <w:jc w:val="left"/>
-        <w:rPr>
-          <w:rFonts w:eastAsia="Times New Roman" w:cs="Times New Roman"/>
-          <w:b w:val="false"/>
-          <w:bCs w:val="false"/>
-          <w:color w:val="auto"/>
-          <w:kern w:val="0"/>
-          <w:sz w:val="24"/>
-          <w:szCs w:val="32"/>
-          <w:lang w:val="es-CO" w:eastAsia="en-US" w:bidi="ar-SA"/>
-        </w:rPr>
-      </w:pPr>
-      <w:r>
-        <w:rPr>
-          <w:rFonts w:eastAsia="Times New Roman" w:cs="Times New Roman"/>
-          <w:b w:val="false"/>
-          <w:bCs w:val="false"/>
-          <w:color w:val="auto"/>
-          <w:kern w:val="0"/>
-          <w:sz w:val="24"/>
-          <w:szCs w:val="32"/>
-          <w:lang w:val="es-CO" w:eastAsia="en-US" w:bidi="ar-SA"/>
-        </w:rPr>
-      </w:r>
-    </w:p>
-    <w:p>
-      <w:pPr>
-        <w:pStyle w:val="APALevel2"/>
-        <w:widowControl/>
-        <w:suppressAutoHyphens w:val="true"/>
-        <w:bidi w:val="0"/>
-        <w:spacing w:lineRule="auto" w:line="240"/>
-        <w:jc w:val="left"/>
-        <w:rPr>
-          <w:lang w:val="es-CO" w:bidi="ar-SA"/>
-        </w:rPr>
-      </w:pPr>
-      <w:r>
-        <w:rPr>
-          <w:rFonts w:eastAsia="Times New Roman" w:cs="Times New Roman"/>
-          <w:b w:val="false"/>
-          <w:bCs w:val="false"/>
-          <w:color w:val="auto"/>
-          <w:kern w:val="0"/>
-          <w:sz w:val="24"/>
-          <w:szCs w:val="32"/>
-          <w:lang w:val="es-CO" w:eastAsia="en-US" w:bidi="ar-SA"/>
-        </w:rPr>
-        <w:t>Esto ayudara a tener una visión clara y real del progreso del proyecto.</w:t>
-      </w:r>
-    </w:p>
-    <w:p>
-      <w:pPr>
-        <w:pStyle w:val="APALevel2"/>
-        <w:widowControl/>
-        <w:suppressAutoHyphens w:val="true"/>
-        <w:bidi w:val="0"/>
-        <w:spacing w:lineRule="auto" w:line="240"/>
-        <w:jc w:val="left"/>
-        <w:rPr>
-          <w:rFonts w:eastAsia="Times New Roman" w:cs="Times New Roman"/>
-          <w:b w:val="false"/>
-          <w:bCs w:val="false"/>
-          <w:color w:val="auto"/>
-          <w:kern w:val="0"/>
-          <w:sz w:val="24"/>
-          <w:szCs w:val="32"/>
-          <w:lang w:val="es-CO" w:eastAsia="en-US" w:bidi="ar-SA"/>
-        </w:rPr>
-      </w:pPr>
-      <w:r>
-        <w:rPr>
-          <w:rFonts w:eastAsia="Times New Roman" w:cs="Times New Roman"/>
-          <w:b w:val="false"/>
-          <w:bCs w:val="false"/>
-          <w:color w:val="auto"/>
-          <w:kern w:val="0"/>
-          <w:sz w:val="24"/>
-          <w:szCs w:val="32"/>
-          <w:lang w:val="es-CO" w:eastAsia="en-US" w:bidi="ar-SA"/>
-        </w:rPr>
-      </w:r>
-    </w:p>
-    <w:p>
-      <w:pPr>
-        <w:pStyle w:val="APALevel2"/>
-        <w:widowControl/>
-        <w:suppressAutoHyphens w:val="true"/>
-        <w:bidi w:val="0"/>
-        <w:spacing w:lineRule="auto" w:line="240"/>
-        <w:jc w:val="left"/>
-        <w:rPr>
-          <w:lang w:val="es-CO" w:bidi="ar-SA"/>
-        </w:rPr>
-      </w:pPr>
-      <w:r>
-        <w:rPr>
-          <w:lang w:val="es-CO" w:bidi="ar-SA"/>
-        </w:rPr>
+          <w:lang w:val="es-CO" w:bidi="ar-SA"/>
+        </w:rPr>
+      </w:pPr>
+      <w:r>
+        <w:rPr/>
         <w:drawing>
           <wp:inline distT="0" distB="0" distL="0" distR="0">
             <wp:extent cx="5930265" cy="2392045"/>
@@ -4621,7 +4544,7 @@
         <w:widowControl/>
         <w:numPr>
           <w:ilvl w:val="0"/>
-          <w:numId w:val="10"/>
+          <w:numId w:val="8"/>
         </w:numPr>
         <w:suppressAutoHyphens w:val="true"/>
         <w:bidi w:val="0"/>
@@ -4660,7 +4583,7 @@
         <w:widowControl/>
         <w:numPr>
           <w:ilvl w:val="0"/>
-          <w:numId w:val="10"/>
+          <w:numId w:val="8"/>
         </w:numPr>
         <w:suppressAutoHyphens w:val="true"/>
         <w:bidi w:val="0"/>
@@ -4699,7 +4622,7 @@
         <w:widowControl/>
         <w:numPr>
           <w:ilvl w:val="0"/>
-          <w:numId w:val="10"/>
+          <w:numId w:val="8"/>
         </w:numPr>
         <w:suppressAutoHyphens w:val="true"/>
         <w:bidi w:val="0"/>
@@ -4738,7 +4661,7 @@
         <w:widowControl/>
         <w:numPr>
           <w:ilvl w:val="0"/>
-          <w:numId w:val="10"/>
+          <w:numId w:val="8"/>
         </w:numPr>
         <w:suppressAutoHyphens w:val="true"/>
         <w:bidi w:val="0"/>
@@ -4777,7 +4700,7 @@
         <w:widowControl/>
         <w:numPr>
           <w:ilvl w:val="0"/>
-          <w:numId w:val="10"/>
+          <w:numId w:val="8"/>
         </w:numPr>
         <w:suppressAutoHyphens w:val="true"/>
         <w:bidi w:val="0"/>
@@ -4816,7 +4739,7 @@
         <w:widowControl/>
         <w:numPr>
           <w:ilvl w:val="0"/>
-          <w:numId w:val="10"/>
+          <w:numId w:val="8"/>
         </w:numPr>
         <w:suppressAutoHyphens w:val="true"/>
         <w:bidi w:val="0"/>
@@ -4855,7 +4778,7 @@
         <w:widowControl/>
         <w:numPr>
           <w:ilvl w:val="0"/>
-          <w:numId w:val="10"/>
+          <w:numId w:val="8"/>
         </w:numPr>
         <w:suppressAutoHyphens w:val="true"/>
         <w:bidi w:val="0"/>
@@ -5314,7 +5237,7 @@
             <wp:positionV relativeFrom="paragraph">
               <wp:posOffset>10160</wp:posOffset>
             </wp:positionV>
-            <wp:extent cx="6009640" cy="2466340"/>
+            <wp:extent cx="6009640" cy="2625725"/>
             <wp:effectExtent l="0" t="0" r="0" b="0"/>
             <wp:wrapSquare wrapText="largest"/>
             <wp:docPr id="4" name="Imagen2"/>
@@ -5339,7 +5262,7 @@
                   <pic:spPr bwMode="auto">
                     <a:xfrm>
                       <a:off x="0" y="0"/>
-                      <a:ext cx="6009640" cy="2466340"/>
+                      <a:ext cx="6009640" cy="2625725"/>
                     </a:xfrm>
                     <a:prstGeom prst="rect">
                       <a:avLst/>
@@ -5385,6 +5308,8 @@
         <w:ind w:hanging="0"/>
         <w:jc w:val="center"/>
         <w:rPr>
+          <w:b w:val="false"/>
+          <w:bCs w:val="false"/>
           <w:lang w:val="es-CO" w:bidi="ar-SA"/>
         </w:rPr>
       </w:pPr>
@@ -5394,7 +5319,137 @@
           <w:bCs/>
           <w:lang w:val="es-CO" w:bidi="ar-SA"/>
         </w:rPr>
-        <w:t>6. Planificación del proyecto</w:t>
+        <w:t>6. Identificación de stakeholders y usuarios finales</w:t>
+      </w:r>
+    </w:p>
+    <w:p>
+      <w:pPr>
+        <w:pStyle w:val="BodyText"/>
+        <w:ind w:hanging="0"/>
+        <w:jc w:val="center"/>
+        <w:rPr>
+          <w:b w:val="false"/>
+          <w:bCs w:val="false"/>
+          <w:lang w:val="es-CO" w:bidi="ar-SA"/>
+        </w:rPr>
+      </w:pPr>
+      <w:r>
+        <w:rPr>
+          <w:b/>
+          <w:bCs/>
+          <w:lang w:val="es-CO" w:bidi="ar-SA"/>
+        </w:rPr>
+      </w:r>
+    </w:p>
+    <w:p>
+      <w:pPr>
+        <w:pStyle w:val="BodyText"/>
+        <w:ind w:hanging="0"/>
+        <w:jc w:val="left"/>
+        <w:rPr>
+          <w:b w:val="false"/>
+          <w:bCs w:val="false"/>
+          <w:lang w:val="es-CO" w:bidi="ar-SA"/>
+        </w:rPr>
+      </w:pPr>
+      <w:r>
+        <w:rPr>
+          <w:b w:val="false"/>
+          <w:bCs w:val="false"/>
+          <w:lang w:val="es-CO" w:bidi="ar-SA"/>
+        </w:rPr>
+        <w:t>Los steakeholder son personas y organizaciones que tienen interés en el desarrollo o en los resultados de el sistema EduTech siendo los principales:</w:t>
+      </w:r>
+    </w:p>
+    <w:p>
+      <w:pPr>
+        <w:pStyle w:val="APALevel2"/>
+        <w:numPr>
+          <w:ilvl w:val="0"/>
+          <w:numId w:val="9"/>
+        </w:numPr>
+        <w:rPr/>
+      </w:pPr>
+      <w:r>
+        <w:rPr>
+          <w:b/>
+          <w:bCs/>
+        </w:rPr>
+        <w:t>Consejo directivo</w:t>
+      </w:r>
+      <w:r>
+        <w:rPr/>
+        <w:t>: supervisando el impacto de el proyecto en la institución y tomando decisiones importantes</w:t>
+      </w:r>
+    </w:p>
+    <w:p>
+      <w:pPr>
+        <w:pStyle w:val="APALevel2"/>
+        <w:numPr>
+          <w:ilvl w:val="0"/>
+          <w:numId w:val="9"/>
+        </w:numPr>
+        <w:rPr/>
+      </w:pPr>
+      <w:r>
+        <w:rPr>
+          <w:b/>
+          <w:bCs/>
+        </w:rPr>
+        <w:t>Secretaria de educación:</w:t>
+      </w:r>
+      <w:r>
+        <w:rPr/>
+        <w:t xml:space="preserve"> la cual le interesa que los estándares educativos sean altos y siendo un ente regulador de la educación</w:t>
+      </w:r>
+    </w:p>
+    <w:p>
+      <w:pPr>
+        <w:pStyle w:val="APALevel2"/>
+        <w:numPr>
+          <w:ilvl w:val="0"/>
+          <w:numId w:val="9"/>
+        </w:numPr>
+        <w:rPr/>
+      </w:pPr>
+      <w:r>
+        <w:rPr>
+          <w:b/>
+          <w:bCs/>
+        </w:rPr>
+        <w:t>Auditores y entes de control</w:t>
+      </w:r>
+      <w:r>
+        <w:rPr/>
+        <w:t xml:space="preserve">: evaluando y revisando que se realice una correcta gestión en el proyecto </w:t>
+      </w:r>
+    </w:p>
+    <w:p>
+      <w:pPr>
+        <w:pStyle w:val="APALevel2"/>
+        <w:numPr>
+          <w:ilvl w:val="0"/>
+          <w:numId w:val="9"/>
+        </w:numPr>
+        <w:rPr/>
+      </w:pPr>
+      <w:r>
+        <w:rPr/>
+        <w:t xml:space="preserve">Dirigentes de la institución: toman decisiones sobre la adopción que puede tener el sistema con la institución educativa </w:t>
+      </w:r>
+    </w:p>
+    <w:p>
+      <w:pPr>
+        <w:pStyle w:val="APALevel2"/>
+        <w:numPr>
+          <w:ilvl w:val="0"/>
+          <w:numId w:val="0"/>
+        </w:numPr>
+        <w:ind w:hanging="0" w:left="720"/>
+        <w:rPr/>
+      </w:pPr>
+      <w:r>
+        <w:rPr/>
       </w:r>
     </w:p>
     <w:p>
@@ -5421,7 +5476,358 @@
           <w:u w:val="none"/>
           <w:lang w:val="es-CO" w:eastAsia="en-US" w:bidi="ar-SA"/>
         </w:rPr>
-        <w:t>6.1 Mapa de stakeholders</w:t>
+        <w:t>6.1 Usuarios finales</w:t>
+      </w:r>
+    </w:p>
+    <w:p>
+      <w:pPr>
+        <w:pStyle w:val="APALevel2"/>
+        <w:widowControl/>
+        <w:suppressAutoHyphens w:val="true"/>
+        <w:bidi w:val="0"/>
+        <w:spacing w:lineRule="auto" w:line="240"/>
+        <w:jc w:val="left"/>
+        <w:rPr>
+          <w:rFonts w:ascii="Times New Roman" w:hAnsi="Times New Roman" w:eastAsia="Times New Roman" w:cs="Times New Roman"/>
+          <w:b w:val="false"/>
+          <w:bCs w:val="false"/>
+          <w:i w:val="false"/>
+          <w:iCs w:val="false"/>
+          <w:color w:val="auto"/>
+          <w:kern w:val="0"/>
+          <w:sz w:val="24"/>
+          <w:szCs w:val="24"/>
+          <w:u w:val="none"/>
+          <w:lang w:val="es-EC" w:eastAsia="en-US" w:bidi="ar-SA"/>
+        </w:rPr>
+      </w:pPr>
+      <w:r>
+        <w:rPr>
+          <w:rFonts w:eastAsia="Times New Roman" w:cs="Times New Roman"/>
+          <w:b w:val="false"/>
+          <w:bCs w:val="false"/>
+          <w:i w:val="false"/>
+          <w:iCs w:val="false"/>
+          <w:color w:val="auto"/>
+          <w:kern w:val="0"/>
+          <w:sz w:val="24"/>
+          <w:szCs w:val="24"/>
+          <w:u w:val="none"/>
+          <w:lang w:val="es-EC" w:eastAsia="en-US" w:bidi="ar-SA"/>
+        </w:rPr>
+        <w:t>Estos son los individuos que interactúan directamente con la plataforma EduTech:</w:t>
+      </w:r>
+    </w:p>
+    <w:p>
+      <w:pPr>
+        <w:pStyle w:val="APALevel2"/>
+        <w:widowControl/>
+        <w:numPr>
+          <w:ilvl w:val="0"/>
+          <w:numId w:val="10"/>
+        </w:numPr>
+        <w:suppressAutoHyphens w:val="true"/>
+        <w:bidi w:val="0"/>
+        <w:spacing w:lineRule="auto" w:line="240"/>
+        <w:jc w:val="left"/>
+        <w:rPr>
+          <w:rFonts w:ascii="Times New Roman" w:hAnsi="Times New Roman" w:eastAsia="Times New Roman" w:cs="Times New Roman"/>
+          <w:b w:val="false"/>
+          <w:bCs w:val="false"/>
+          <w:i w:val="false"/>
+          <w:iCs w:val="false"/>
+          <w:color w:val="auto"/>
+          <w:kern w:val="0"/>
+          <w:sz w:val="24"/>
+          <w:szCs w:val="24"/>
+          <w:u w:val="none"/>
+          <w:lang w:val="es-EC" w:eastAsia="en-US" w:bidi="ar-SA"/>
+        </w:rPr>
+      </w:pPr>
+      <w:r>
+        <w:rPr>
+          <w:rFonts w:eastAsia="Times New Roman" w:cs="Times New Roman"/>
+          <w:b/>
+          <w:bCs/>
+          <w:i w:val="false"/>
+          <w:iCs w:val="false"/>
+          <w:color w:val="auto"/>
+          <w:kern w:val="0"/>
+          <w:sz w:val="24"/>
+          <w:szCs w:val="24"/>
+          <w:u w:val="none"/>
+          <w:lang w:val="es-EC" w:eastAsia="en-US" w:bidi="ar-SA"/>
+        </w:rPr>
+        <w:t>Estudiantes:</w:t>
+      </w:r>
+      <w:r>
+        <w:rPr>
+          <w:rFonts w:eastAsia="Times New Roman" w:cs="Times New Roman"/>
+          <w:b w:val="false"/>
+          <w:bCs w:val="false"/>
+          <w:i w:val="false"/>
+          <w:iCs w:val="false"/>
+          <w:color w:val="auto"/>
+          <w:kern w:val="0"/>
+          <w:sz w:val="24"/>
+          <w:szCs w:val="24"/>
+          <w:u w:val="none"/>
+          <w:lang w:val="es-EC" w:eastAsia="en-US" w:bidi="ar-SA"/>
+        </w:rPr>
+        <w:t xml:space="preserve"> utilizan el sistema para consultar actividades, entregas y tareas </w:t>
+      </w:r>
+    </w:p>
+    <w:p>
+      <w:pPr>
+        <w:pStyle w:val="APALevel2"/>
+        <w:widowControl/>
+        <w:numPr>
+          <w:ilvl w:val="0"/>
+          <w:numId w:val="10"/>
+        </w:numPr>
+        <w:suppressAutoHyphens w:val="true"/>
+        <w:bidi w:val="0"/>
+        <w:spacing w:lineRule="auto" w:line="240"/>
+        <w:jc w:val="left"/>
+        <w:rPr>
+          <w:rFonts w:ascii="Times New Roman" w:hAnsi="Times New Roman" w:eastAsia="Times New Roman" w:cs="Times New Roman"/>
+          <w:b w:val="false"/>
+          <w:bCs w:val="false"/>
+          <w:i w:val="false"/>
+          <w:iCs w:val="false"/>
+          <w:color w:val="auto"/>
+          <w:kern w:val="0"/>
+          <w:sz w:val="24"/>
+          <w:szCs w:val="24"/>
+          <w:u w:val="none"/>
+          <w:lang w:val="es-EC" w:eastAsia="en-US" w:bidi="ar-SA"/>
+        </w:rPr>
+      </w:pPr>
+      <w:r>
+        <w:rPr>
+          <w:rFonts w:eastAsia="Times New Roman" w:cs="Times New Roman"/>
+          <w:b/>
+          <w:bCs/>
+          <w:i w:val="false"/>
+          <w:iCs w:val="false"/>
+          <w:color w:val="auto"/>
+          <w:kern w:val="0"/>
+          <w:sz w:val="24"/>
+          <w:szCs w:val="24"/>
+          <w:u w:val="none"/>
+          <w:lang w:val="es-EC" w:eastAsia="en-US" w:bidi="ar-SA"/>
+        </w:rPr>
+        <w:t>Docentes:</w:t>
+      </w:r>
+      <w:r>
+        <w:rPr>
+          <w:rFonts w:eastAsia="Times New Roman" w:cs="Times New Roman"/>
+          <w:b w:val="false"/>
+          <w:bCs w:val="false"/>
+          <w:i w:val="false"/>
+          <w:iCs w:val="false"/>
+          <w:color w:val="auto"/>
+          <w:kern w:val="0"/>
+          <w:sz w:val="24"/>
+          <w:szCs w:val="24"/>
+          <w:u w:val="none"/>
+          <w:lang w:val="es-EC" w:eastAsia="en-US" w:bidi="ar-SA"/>
+        </w:rPr>
+        <w:t xml:space="preserve"> gestiónan actividades académicas, realizan seguimiento a los estudiantes </w:t>
+      </w:r>
+    </w:p>
+    <w:p>
+      <w:pPr>
+        <w:pStyle w:val="APALevel2"/>
+        <w:widowControl/>
+        <w:numPr>
+          <w:ilvl w:val="0"/>
+          <w:numId w:val="10"/>
+        </w:numPr>
+        <w:suppressAutoHyphens w:val="true"/>
+        <w:bidi w:val="0"/>
+        <w:spacing w:lineRule="auto" w:line="240"/>
+        <w:jc w:val="left"/>
+        <w:rPr>
+          <w:rFonts w:ascii="Times New Roman" w:hAnsi="Times New Roman" w:eastAsia="Times New Roman" w:cs="Times New Roman"/>
+          <w:b w:val="false"/>
+          <w:bCs w:val="false"/>
+          <w:i w:val="false"/>
+          <w:iCs w:val="false"/>
+          <w:color w:val="auto"/>
+          <w:kern w:val="0"/>
+          <w:sz w:val="24"/>
+          <w:szCs w:val="24"/>
+          <w:u w:val="none"/>
+          <w:lang w:val="es-EC" w:eastAsia="en-US" w:bidi="ar-SA"/>
+        </w:rPr>
+      </w:pPr>
+      <w:r>
+        <w:rPr>
+          <w:rFonts w:eastAsia="Times New Roman" w:cs="Times New Roman"/>
+          <w:b/>
+          <w:bCs/>
+          <w:i w:val="false"/>
+          <w:iCs w:val="false"/>
+          <w:color w:val="auto"/>
+          <w:kern w:val="0"/>
+          <w:sz w:val="24"/>
+          <w:szCs w:val="24"/>
+          <w:u w:val="none"/>
+          <w:lang w:val="es-EC" w:eastAsia="en-US" w:bidi="ar-SA"/>
+        </w:rPr>
+        <w:t>Padres de familia:</w:t>
+      </w:r>
+      <w:r>
+        <w:rPr>
+          <w:rFonts w:eastAsia="Times New Roman" w:cs="Times New Roman"/>
+          <w:b w:val="false"/>
+          <w:bCs w:val="false"/>
+          <w:i w:val="false"/>
+          <w:iCs w:val="false"/>
+          <w:color w:val="auto"/>
+          <w:kern w:val="0"/>
+          <w:sz w:val="24"/>
+          <w:szCs w:val="24"/>
+          <w:u w:val="none"/>
+          <w:lang w:val="es-EC" w:eastAsia="en-US" w:bidi="ar-SA"/>
+        </w:rPr>
+        <w:t xml:space="preserve"> pueden consultar al progreso académico y estar informados encuanto a actividades y notas </w:t>
+      </w:r>
+    </w:p>
+    <w:p>
+      <w:pPr>
+        <w:pStyle w:val="APALevel2"/>
+        <w:widowControl/>
+        <w:numPr>
+          <w:ilvl w:val="0"/>
+          <w:numId w:val="10"/>
+        </w:numPr>
+        <w:suppressAutoHyphens w:val="true"/>
+        <w:bidi w:val="0"/>
+        <w:spacing w:lineRule="auto" w:line="240"/>
+        <w:jc w:val="left"/>
+        <w:rPr>
+          <w:rFonts w:ascii="Times New Roman" w:hAnsi="Times New Roman" w:eastAsia="Times New Roman" w:cs="Times New Roman"/>
+          <w:b w:val="false"/>
+          <w:bCs w:val="false"/>
+          <w:i w:val="false"/>
+          <w:iCs w:val="false"/>
+          <w:color w:val="auto"/>
+          <w:kern w:val="0"/>
+          <w:sz w:val="24"/>
+          <w:szCs w:val="24"/>
+          <w:u w:val="none"/>
+          <w:lang w:val="es-EC" w:eastAsia="en-US" w:bidi="ar-SA"/>
+        </w:rPr>
+      </w:pPr>
+      <w:r>
+        <w:rPr>
+          <w:rFonts w:eastAsia="Times New Roman" w:cs="Times New Roman"/>
+          <w:b/>
+          <w:bCs/>
+          <w:i w:val="false"/>
+          <w:iCs w:val="false"/>
+          <w:color w:val="auto"/>
+          <w:kern w:val="0"/>
+          <w:sz w:val="24"/>
+          <w:szCs w:val="24"/>
+          <w:u w:val="none"/>
+          <w:lang w:val="es-EC" w:eastAsia="en-US" w:bidi="ar-SA"/>
+        </w:rPr>
+        <w:t>Personal de apoyo en la educación:</w:t>
+      </w:r>
+      <w:r>
+        <w:rPr>
+          <w:rFonts w:eastAsia="Times New Roman" w:cs="Times New Roman"/>
+          <w:b w:val="false"/>
+          <w:bCs w:val="false"/>
+          <w:i w:val="false"/>
+          <w:iCs w:val="false"/>
+          <w:color w:val="auto"/>
+          <w:kern w:val="0"/>
+          <w:sz w:val="24"/>
+          <w:szCs w:val="24"/>
+          <w:u w:val="none"/>
+          <w:lang w:val="es-EC" w:eastAsia="en-US" w:bidi="ar-SA"/>
+        </w:rPr>
+        <w:t xml:space="preserve"> revisan el progreso de los estudiantes </w:t>
+      </w:r>
+    </w:p>
+    <w:p>
+      <w:pPr>
+        <w:pStyle w:val="APALevel2"/>
+        <w:widowControl/>
+        <w:suppressAutoHyphens w:val="true"/>
+        <w:bidi w:val="0"/>
+        <w:spacing w:lineRule="auto" w:line="240"/>
+        <w:jc w:val="left"/>
+        <w:rPr>
+          <w:rFonts w:ascii="Times New Roman" w:hAnsi="Times New Roman" w:eastAsia="Times New Roman" w:cs="Times New Roman"/>
+          <w:b w:val="false"/>
+          <w:bCs w:val="false"/>
+          <w:i w:val="false"/>
+          <w:iCs w:val="false"/>
+          <w:color w:val="auto"/>
+          <w:kern w:val="0"/>
+          <w:sz w:val="24"/>
+          <w:szCs w:val="24"/>
+          <w:u w:val="none"/>
+          <w:lang w:val="es-EC" w:eastAsia="en-US" w:bidi="ar-SA"/>
+        </w:rPr>
+      </w:pPr>
+      <w:r>
+        <w:rPr>
+          <w:rFonts w:eastAsia="Times New Roman" w:cs="Times New Roman"/>
+          <w:b w:val="false"/>
+          <w:bCs w:val="false"/>
+          <w:i w:val="false"/>
+          <w:iCs w:val="false"/>
+          <w:color w:val="auto"/>
+          <w:kern w:val="0"/>
+          <w:sz w:val="24"/>
+          <w:szCs w:val="24"/>
+          <w:u w:val="none"/>
+          <w:lang w:val="es-EC" w:eastAsia="en-US" w:bidi="ar-SA"/>
+        </w:rPr>
+      </w:r>
+    </w:p>
+    <w:p>
+      <w:pPr>
+        <w:pStyle w:val="APALevel2"/>
+        <w:widowControl/>
+        <w:suppressAutoHyphens w:val="true"/>
+        <w:bidi w:val="0"/>
+        <w:spacing w:lineRule="auto" w:line="240"/>
+        <w:jc w:val="left"/>
+        <w:rPr>
+          <w:rFonts w:ascii="Times New Roman" w:hAnsi="Times New Roman" w:eastAsia="Times New Roman" w:cs="Times New Roman"/>
+          <w:b w:val="false"/>
+          <w:bCs w:val="false"/>
+          <w:i w:val="false"/>
+          <w:iCs w:val="false"/>
+          <w:color w:val="auto"/>
+          <w:kern w:val="0"/>
+          <w:sz w:val="24"/>
+          <w:szCs w:val="24"/>
+          <w:u w:val="none"/>
+          <w:lang w:val="es-EC" w:eastAsia="en-US" w:bidi="ar-SA"/>
+        </w:rPr>
+      </w:pPr>
+      <w:r>
+        <w:rPr>
+          <w:rFonts w:eastAsia="Times New Roman" w:cs="Times New Roman"/>
+          <w:b w:val="false"/>
+          <w:bCs w:val="false"/>
+          <w:i w:val="false"/>
+          <w:iCs w:val="false"/>
+          <w:color w:val="auto"/>
+          <w:kern w:val="0"/>
+          <w:sz w:val="24"/>
+          <w:szCs w:val="24"/>
+          <w:u w:val="none"/>
+          <w:lang w:val="es-EC" w:eastAsia="en-US" w:bidi="ar-SA"/>
+        </w:rPr>
       </w:r>
     </w:p>
     <w:p>
@@ -5437,6 +5843,105 @@
         </w:rPr>
       </w:pPr>
       <w:r>
+        <w:rPr>
+          <w:rFonts w:eastAsia="Times New Roman" w:cs="Times New Roman"/>
+          <w:b/>
+          <w:bCs/>
+          <w:color w:val="auto"/>
+          <w:kern w:val="0"/>
+          <w:sz w:val="24"/>
+          <w:szCs w:val="32"/>
+          <w:u w:val="none"/>
+          <w:lang w:val="es-CO" w:eastAsia="en-US" w:bidi="ar-SA"/>
+        </w:rPr>
+        <w:t>6.</w:t>
+      </w:r>
+      <w:r>
+        <w:rPr>
+          <w:rFonts w:eastAsia="Times New Roman" w:cs="Times New Roman"/>
+          <w:b/>
+          <w:bCs/>
+          <w:color w:val="auto"/>
+          <w:kern w:val="0"/>
+          <w:sz w:val="24"/>
+          <w:szCs w:val="32"/>
+          <w:u w:val="none"/>
+          <w:lang w:val="es-CO" w:eastAsia="en-US" w:bidi="ar-SA"/>
+        </w:rPr>
+        <w:t>2</w:t>
+      </w:r>
+      <w:r>
+        <w:rPr>
+          <w:rFonts w:eastAsia="Times New Roman" w:cs="Times New Roman"/>
+          <w:b/>
+          <w:bCs/>
+          <w:color w:val="auto"/>
+          <w:kern w:val="0"/>
+          <w:sz w:val="24"/>
+          <w:szCs w:val="32"/>
+          <w:u w:val="none"/>
+          <w:lang w:val="es-CO" w:eastAsia="en-US" w:bidi="ar-SA"/>
+        </w:rPr>
+        <w:t xml:space="preserve"> Relación con el sistema</w:t>
+      </w:r>
+      <w:r>
+        <w:rPr>
+          <w:rFonts w:eastAsia="Times New Roman" w:cs="Times New Roman"/>
+          <w:b w:val="false"/>
+          <w:bCs w:val="false"/>
+          <w:color w:val="auto"/>
+          <w:kern w:val="0"/>
+          <w:sz w:val="24"/>
+          <w:szCs w:val="32"/>
+          <w:u w:val="none"/>
+          <w:lang w:val="es-CO" w:eastAsia="en-US" w:bidi="ar-SA"/>
+        </w:rPr>
+        <w:t xml:space="preserve"> </w:t>
+      </w:r>
+    </w:p>
+    <w:p>
+      <w:pPr>
+        <w:pStyle w:val="APALevel2"/>
+        <w:widowControl/>
+        <w:suppressAutoHyphens w:val="true"/>
+        <w:bidi w:val="0"/>
+        <w:spacing w:lineRule="auto" w:line="240" w:before="360" w:after="240"/>
+        <w:jc w:val="both"/>
+        <w:rPr>
+          <w:lang w:val="es-CO" w:bidi="ar-SA"/>
+        </w:rPr>
+      </w:pPr>
+      <w:r>
+        <w:rPr>
+          <w:rFonts w:eastAsia="Times New Roman" w:cs="Times New Roman"/>
+          <w:b w:val="false"/>
+          <w:bCs w:val="false"/>
+          <w:color w:val="auto"/>
+          <w:kern w:val="0"/>
+          <w:sz w:val="24"/>
+          <w:szCs w:val="32"/>
+          <w:u w:val="none"/>
+          <w:lang w:val="es-CO" w:eastAsia="en-US" w:bidi="ar-SA"/>
+        </w:rPr>
+        <w:t>Todos estos actores interactúan directa o indirectamente con EduTech, ya sea usando la plataforma, administrándola o tomando decisiones basadas en la información que esta genera, con el objetivo de mejorar la organización, comunicación y eficiencia del proceso educativo</w:t>
+      </w:r>
+    </w:p>
+    <w:p>
+      <w:pPr>
+        <w:pStyle w:val="APALevel2"/>
+        <w:widowControl/>
+        <w:suppressAutoHyphens w:val="true"/>
+        <w:bidi w:val="0"/>
+        <w:spacing w:lineRule="auto" w:line="240" w:before="360" w:after="240"/>
+        <w:jc w:val="both"/>
+        <w:rPr>
+          <w:lang w:val="es-CO" w:bidi="ar-SA"/>
+        </w:rPr>
+      </w:pPr>
+      <w:r>
+        <w:rPr>
+          <w:lang w:val="es-CO" w:bidi="ar-SA"/>
+        </w:rPr>
         <w:drawing>
           <wp:anchor distT="0" distB="0" distL="114300" distR="114300" simplePos="0" relativeHeight="26" behindDoc="0" locked="0" layoutInCell="0" allowOverlap="1">
             <wp:simplePos x="0" y="0"/>
@@ -5450,11 +5955,11 @@
             <wp:effectExtent l="0" t="0" r="0" b="0"/>
             <wp:wrapThrough wrapText="bothSides">
               <wp:wrapPolygon edited="0">
-                <wp:start x="-102" y="0"/>
-                <wp:lineTo x="-102" y="21287"/>
-                <wp:lineTo x="21557" y="21287"/>
+                <wp:start x="-123" y="0"/>
+                <wp:lineTo x="-123" y="21251"/>
+                <wp:lineTo x="21557" y="21251"/>
                 <wp:lineTo x="21557" y="0"/>
-                <wp:lineTo x="-102" y="0"/>
+                <wp:lineTo x="-123" y="0"/>
               </wp:wrapPolygon>
             </wp:wrapThrough>
             <wp:docPr id="5" name="Imagen 1"/>
@@ -5491,380 +5996,6 @@
             </a:graphic>
           </wp:anchor>
         </w:drawing>
-      </w:r>
-      <w:r>
-        <w:rPr>
-          <w:rFonts w:eastAsia="Times New Roman" w:cs="Times New Roman"/>
-          <w:b/>
-          <w:bCs/>
-          <w:color w:val="auto"/>
-          <w:kern w:val="0"/>
-          <w:sz w:val="24"/>
-          <w:szCs w:val="24"/>
-          <w:u w:val="none"/>
-          <w:lang w:val="es-CO" w:eastAsia="en-US" w:bidi="ar-SA"/>
-        </w:rPr>
-        <w:t>6.2 Definición del alcance y el MVP</w:t>
-      </w:r>
-    </w:p>
-    <w:p>
-      <w:pPr>
-        <w:pStyle w:val="ListParagraph"/>
-        <w:ind w:hanging="0" w:left="0"/>
-        <w:rPr>
-          <w:lang w:val="es-CO" w:bidi="ar-SA"/>
-        </w:rPr>
-      </w:pPr>
-      <w:r>
-        <w:rPr>
-          <w:lang w:val="es-CO" w:bidi="ar-SA"/>
-        </w:rPr>
-        <w:t xml:space="preserve">El alcance del proyecto de educación EDUTech comprende el desarrollo de un aplicativo web que permitan gestionar actividades y de acceso con facilidad para que los estudiantes y los docentes interactúen dentro de la institución académica </w:t>
-      </w:r>
-    </w:p>
-    <w:p>
-      <w:pPr>
-        <w:pStyle w:val="ListParagraph"/>
-        <w:ind w:left="1440"/>
-        <w:rPr>
-          <w:lang w:val="es-CO" w:bidi="ar-SA"/>
-        </w:rPr>
-      </w:pPr>
-      <w:r>
-        <w:rPr>
-          <w:lang w:val="es-CO" w:bidi="ar-SA"/>
-        </w:rPr>
-      </w:r>
-    </w:p>
-    <w:p>
-      <w:pPr>
-        <w:pStyle w:val="ListParagraph"/>
-        <w:ind w:hanging="0" w:left="0"/>
-        <w:rPr>
-          <w:lang w:val="es-CO" w:bidi="ar-SA"/>
-        </w:rPr>
-      </w:pPr>
-      <w:r>
-        <w:rPr>
-          <w:b/>
-          <w:bCs/>
-          <w:lang w:val="es-CO" w:bidi="ar-SA"/>
-        </w:rPr>
-        <w:t>Funcionalidades incluidas:</w:t>
-      </w:r>
-    </w:p>
-    <w:p>
-      <w:pPr>
-        <w:pStyle w:val="ListParagraph"/>
-        <w:numPr>
-          <w:ilvl w:val="0"/>
-          <w:numId w:val="1"/>
-        </w:numPr>
-        <w:rPr>
-          <w:lang w:val="es-CO" w:bidi="ar-SA"/>
-        </w:rPr>
-      </w:pPr>
-      <w:r>
-        <w:rPr>
-          <w:b w:val="false"/>
-          <w:bCs w:val="false"/>
-          <w:lang w:val="es-CO" w:bidi="ar-SA"/>
-        </w:rPr>
-        <w:t xml:space="preserve">Registro e inicio de sesión de usuarios </w:t>
-      </w:r>
-    </w:p>
-    <w:p>
-      <w:pPr>
-        <w:pStyle w:val="ListParagraph"/>
-        <w:numPr>
-          <w:ilvl w:val="0"/>
-          <w:numId w:val="1"/>
-        </w:numPr>
-        <w:rPr>
-          <w:lang w:val="es-CO" w:bidi="ar-SA"/>
-        </w:rPr>
-      </w:pPr>
-      <w:r>
-        <w:rPr>
-          <w:b w:val="false"/>
-          <w:bCs w:val="false"/>
-          <w:lang w:val="es-CO" w:bidi="ar-SA"/>
-        </w:rPr>
-        <w:t>Publicación de actividades académica por parte de docentes</w:t>
-      </w:r>
-    </w:p>
-    <w:p>
-      <w:pPr>
-        <w:pStyle w:val="ListParagraph"/>
-        <w:numPr>
-          <w:ilvl w:val="0"/>
-          <w:numId w:val="1"/>
-        </w:numPr>
-        <w:rPr>
-          <w:lang w:val="es-CO" w:bidi="ar-SA"/>
-        </w:rPr>
-      </w:pPr>
-      <w:r>
-        <w:rPr>
-          <w:b w:val="false"/>
-          <w:bCs w:val="false"/>
-          <w:lang w:val="es-CO" w:bidi="ar-SA"/>
-        </w:rPr>
-        <w:t xml:space="preserve">Visualización de actividades por parte de estudiantes </w:t>
-      </w:r>
-    </w:p>
-    <w:p>
-      <w:pPr>
-        <w:pStyle w:val="ListParagraph"/>
-        <w:numPr>
-          <w:ilvl w:val="0"/>
-          <w:numId w:val="1"/>
-        </w:numPr>
-        <w:rPr>
-          <w:lang w:val="es-CO" w:bidi="ar-SA"/>
-        </w:rPr>
-      </w:pPr>
-      <w:r>
-        <w:rPr>
-          <w:b w:val="false"/>
-          <w:bCs w:val="false"/>
-          <w:lang w:val="es-CO" w:bidi="ar-SA"/>
-        </w:rPr>
-        <w:t>Entrega de tareas a la plataforma</w:t>
-      </w:r>
-    </w:p>
-    <w:p>
-      <w:pPr>
-        <w:pStyle w:val="ListParagraph"/>
-        <w:numPr>
-          <w:ilvl w:val="0"/>
-          <w:numId w:val="1"/>
-        </w:numPr>
-        <w:rPr>
-          <w:lang w:val="es-CO" w:bidi="ar-SA"/>
-        </w:rPr>
-      </w:pPr>
-      <w:r>
-        <w:rPr>
-          <w:b w:val="false"/>
-          <w:bCs w:val="false"/>
-          <w:lang w:val="es-CO" w:bidi="ar-SA"/>
-        </w:rPr>
-        <w:t xml:space="preserve">Organización básica de curso y materias </w:t>
-      </w:r>
-    </w:p>
-    <w:p>
-      <w:pPr>
-        <w:pStyle w:val="ListParagraph"/>
-        <w:ind w:left="2160"/>
-        <w:rPr>
-          <w:b/>
-          <w:bCs/>
-          <w:lang w:val="es-CO" w:bidi="ar-SA"/>
-        </w:rPr>
-      </w:pPr>
-      <w:r>
-        <w:rPr>
-          <w:b/>
-          <w:bCs/>
-          <w:lang w:val="es-CO" w:bidi="ar-SA"/>
-        </w:rPr>
-      </w:r>
-    </w:p>
-    <w:p>
-      <w:pPr>
-        <w:pStyle w:val="ListParagraph"/>
-        <w:ind w:hanging="0" w:left="0"/>
-        <w:rPr>
-          <w:lang w:val="es-CO" w:bidi="ar-SA"/>
-        </w:rPr>
-      </w:pPr>
-      <w:r>
-        <w:rPr>
-          <w:b/>
-          <w:bCs/>
-          <w:lang w:val="es-CO" w:bidi="ar-SA"/>
-        </w:rPr>
-        <w:t>Funcionalidades no incluidas:</w:t>
-      </w:r>
-    </w:p>
-    <w:p>
-      <w:pPr>
-        <w:pStyle w:val="ListParagraph"/>
-        <w:numPr>
-          <w:ilvl w:val="0"/>
-          <w:numId w:val="2"/>
-        </w:numPr>
-        <w:rPr>
-          <w:lang w:val="es-CO" w:bidi="ar-SA"/>
-        </w:rPr>
-      </w:pPr>
-      <w:r>
-        <w:rPr>
-          <w:b w:val="false"/>
-          <w:bCs w:val="false"/>
-          <w:lang w:val="es-CO" w:bidi="ar-SA"/>
-        </w:rPr>
-        <w:t xml:space="preserve">Aplicación móvil nativa en dispositivos móviles </w:t>
-      </w:r>
-    </w:p>
-    <w:p>
-      <w:pPr>
-        <w:pStyle w:val="ListParagraph"/>
-        <w:numPr>
-          <w:ilvl w:val="0"/>
-          <w:numId w:val="2"/>
-        </w:numPr>
-        <w:rPr>
-          <w:lang w:val="es-CO" w:bidi="ar-SA"/>
-        </w:rPr>
-      </w:pPr>
-      <w:r>
-        <w:rPr>
-          <w:b w:val="false"/>
-          <w:bCs w:val="false"/>
-          <w:lang w:val="es-CO" w:bidi="ar-SA"/>
-        </w:rPr>
-        <w:t xml:space="preserve">Integración con sistemas complejos externos </w:t>
-      </w:r>
-    </w:p>
-    <w:p>
-      <w:pPr>
-        <w:pStyle w:val="ListParagraph"/>
-        <w:numPr>
-          <w:ilvl w:val="0"/>
-          <w:numId w:val="2"/>
-        </w:numPr>
-        <w:rPr>
-          <w:lang w:val="es-CO" w:bidi="ar-SA"/>
-        </w:rPr>
-      </w:pPr>
-      <w:r>
-        <w:rPr>
-          <w:b w:val="false"/>
-          <w:bCs w:val="false"/>
-          <w:lang w:val="es-CO" w:bidi="ar-SA"/>
-        </w:rPr>
-        <w:t xml:space="preserve">Funcionalidades de IA </w:t>
-      </w:r>
-    </w:p>
-    <w:p>
-      <w:pPr>
-        <w:pStyle w:val="ListParagraph"/>
-        <w:numPr>
-          <w:ilvl w:val="0"/>
-          <w:numId w:val="2"/>
-        </w:numPr>
-        <w:rPr>
-          <w:lang w:val="es-CO" w:bidi="ar-SA"/>
-        </w:rPr>
-      </w:pPr>
-      <w:r>
-        <w:rPr>
-          <w:b w:val="false"/>
-          <w:bCs w:val="false"/>
-          <w:lang w:val="es-CO" w:bidi="ar-SA"/>
-        </w:rPr>
-        <w:t>Reportes aniliticos sobre sobre estudiante</w:t>
-      </w:r>
-    </w:p>
-    <w:p>
-      <w:pPr>
-        <w:pStyle w:val="ListParagraph"/>
-        <w:ind w:hanging="0" w:left="0"/>
-        <w:rPr>
-          <w:b w:val="false"/>
-          <w:bCs w:val="false"/>
-          <w:lang w:val="es-CO" w:bidi="ar-SA"/>
-        </w:rPr>
-      </w:pPr>
-      <w:r>
-        <w:rPr>
-          <w:b w:val="false"/>
-          <w:bCs w:val="false"/>
-          <w:lang w:val="es-CO" w:bidi="ar-SA"/>
-        </w:rPr>
-      </w:r>
-    </w:p>
-    <w:p>
-      <w:pPr>
-        <w:pStyle w:val="ListParagraph"/>
-        <w:ind w:hanging="0" w:left="0"/>
-        <w:rPr>
-          <w:lang w:val="es-CO" w:bidi="ar-SA"/>
-        </w:rPr>
-      </w:pPr>
-      <w:r>
-        <w:rPr>
-          <w:b w:val="false"/>
-          <w:bCs w:val="false"/>
-          <w:lang w:val="es-CO" w:bidi="ar-SA"/>
-        </w:rPr>
-        <w:t xml:space="preserve">El desarrollo de el MVP permite tener el objetivo claro de lo que se realizara exactamente en el proyecto asegurando que el producto que se entrega al final cumpla con las necesidades reales </w:t>
-      </w:r>
-    </w:p>
-    <w:p>
-      <w:pPr>
-        <w:pStyle w:val="ListParagraph"/>
-        <w:ind w:left="1440"/>
-        <w:rPr>
-          <w:b w:val="false"/>
-          <w:bCs w:val="false"/>
-          <w:lang w:val="es-CO" w:bidi="ar-SA"/>
-        </w:rPr>
-      </w:pPr>
-      <w:r>
-        <w:rPr>
-          <w:b w:val="false"/>
-          <w:bCs w:val="false"/>
-          <w:lang w:val="es-CO" w:bidi="ar-SA"/>
-        </w:rPr>
-      </w:r>
-    </w:p>
-    <w:p>
-      <w:pPr>
-        <w:pStyle w:val="ListParagraph"/>
-        <w:ind w:hanging="0" w:left="0"/>
-        <w:rPr>
-          <w:lang w:val="es-CO" w:bidi="ar-SA"/>
-        </w:rPr>
-      </w:pPr>
-      <w:r>
-        <w:rPr>
-          <w:b w:val="false"/>
-          <w:bCs w:val="false"/>
-          <w:lang w:val="es-CO" w:bidi="ar-SA"/>
-        </w:rPr>
-        <w:t>El mvp se enfoca en las funcionalidades que aportan valor de forma esencial permitiendo enfocar el desarrollo en las funcionalidades que aportan valor inmediato al proyecto</w:t>
-      </w:r>
-    </w:p>
-    <w:p>
-      <w:pPr>
-        <w:pStyle w:val="APALevel2"/>
-        <w:jc w:val="both"/>
-        <w:rPr>
-          <w:lang w:val="es-CO" w:bidi="ar-SA"/>
-        </w:rPr>
-      </w:pPr>
-      <w:r>
-        <w:rPr>
-          <w:lang w:val="es-CO" w:bidi="ar-SA"/>
-        </w:rPr>
-      </w:r>
-    </w:p>
-    <w:p>
-      <w:pPr>
-        <w:pStyle w:val="BodyText"/>
-        <w:ind w:hanging="0"/>
-        <w:jc w:val="center"/>
-        <w:rPr>
-          <w:lang w:val="es-CO" w:bidi="ar-SA"/>
-        </w:rPr>
-      </w:pPr>
-      <w:r>
-        <w:rPr>
-          <w:lang w:val="es-CO" w:bidi="ar-SA"/>
-        </w:rPr>
       </w:r>
     </w:p>
     <w:p>
@@ -6047,25 +6178,6 @@
       <w:pPr>
         <w:pStyle w:val="BodyText"/>
         <w:ind w:hanging="0"/>
-        <w:jc w:val="center"/>
-        <w:rPr>
-          <w:b/>
-          <w:bCs/>
-          <w:lang w:val="es-CO" w:bidi="ar-SA"/>
-        </w:rPr>
-      </w:pPr>
-      <w:r>
-        <w:rPr>
-          <w:b/>
-          <w:bCs/>
-          <w:lang w:val="es-CO" w:bidi="ar-SA"/>
-        </w:rPr>
-      </w:r>
-    </w:p>
-    <w:p>
-      <w:pPr>
-        <w:pStyle w:val="BodyText"/>
-        <w:ind w:hanging="0"/>
         <w:jc w:val="left"/>
         <w:rPr>
           <w:b w:val="false"/>
@@ -6348,39 +6460,7 @@
           <w:u w:val="none"/>
           <w:lang w:val="es-CO" w:eastAsia="en-US" w:bidi="ar-SA"/>
         </w:rPr>
-        <w:t>8</w:t>
-      </w:r>
-      <w:r>
-        <w:rPr>
-          <w:rFonts w:eastAsia="Times New Roman" w:cs="Times New Roman"/>
-          <w:b/>
-          <w:bCs/>
-          <w:i w:val="false"/>
-          <w:iCs w:val="false"/>
-          <w:color w:val="auto"/>
-          <w:kern w:val="0"/>
-          <w:sz w:val="24"/>
-          <w:szCs w:val="24"/>
-          <w:u w:val="none"/>
-          <w:lang w:val="es-CO" w:eastAsia="en-US" w:bidi="ar-SA"/>
-        </w:rPr>
-        <w:t>.</w:t>
-      </w:r>
-      <w:r>
-        <w:rPr>
-          <w:rFonts w:eastAsia="Times New Roman" w:cs="Times New Roman"/>
-          <w:b/>
-          <w:bCs/>
-          <w:i w:val="false"/>
-          <w:iCs w:val="false"/>
-          <w:color w:val="auto"/>
-          <w:kern w:val="0"/>
-          <w:sz w:val="24"/>
-          <w:szCs w:val="24"/>
-          <w:u w:val="none"/>
-          <w:lang w:val="es-CO" w:eastAsia="en-US" w:bidi="ar-SA"/>
-        </w:rPr>
-        <w:t>2</w:t>
+        <w:t>8.2</w:t>
       </w:r>
       <w:r>
         <w:rPr>
@@ -6449,87 +6529,7 @@
           <w:u w:val="none"/>
           <w:lang w:val="es-CO" w:eastAsia="en-US" w:bidi="ar-SA"/>
         </w:rPr>
-        <w:t xml:space="preserve">Este diagrama representa el </w:t>
-      </w:r>
-      <w:r>
-        <w:rPr>
-          <w:rFonts w:eastAsia="Times New Roman" w:cs="Times New Roman"/>
-          <w:b w:val="false"/>
-          <w:bCs w:val="false"/>
-          <w:i w:val="false"/>
-          <w:iCs w:val="false"/>
-          <w:color w:val="auto"/>
-          <w:kern w:val="0"/>
-          <w:sz w:val="24"/>
-          <w:szCs w:val="24"/>
-          <w:u w:val="none"/>
-          <w:lang w:val="es-CO" w:eastAsia="en-US" w:bidi="ar-SA"/>
-        </w:rPr>
-        <w:t>funcionamiento</w:t>
-      </w:r>
-      <w:r>
-        <w:rPr>
-          <w:rFonts w:eastAsia="Times New Roman" w:cs="Times New Roman"/>
-          <w:b w:val="false"/>
-          <w:bCs w:val="false"/>
-          <w:i w:val="false"/>
-          <w:iCs w:val="false"/>
-          <w:color w:val="auto"/>
-          <w:kern w:val="0"/>
-          <w:sz w:val="24"/>
-          <w:szCs w:val="24"/>
-          <w:u w:val="none"/>
-          <w:lang w:val="es-CO" w:eastAsia="en-US" w:bidi="ar-SA"/>
-        </w:rPr>
-        <w:t xml:space="preserve"> </w:t>
-      </w:r>
-      <w:r>
-        <w:rPr>
-          <w:rFonts w:eastAsia="Times New Roman" w:cs="Times New Roman"/>
-          <w:b w:val="false"/>
-          <w:bCs w:val="false"/>
-          <w:i w:val="false"/>
-          <w:iCs w:val="false"/>
-          <w:color w:val="auto"/>
-          <w:kern w:val="0"/>
-          <w:sz w:val="24"/>
-          <w:szCs w:val="24"/>
-          <w:u w:val="none"/>
-          <w:lang w:val="es-CO" w:eastAsia="en-US" w:bidi="ar-SA"/>
-        </w:rPr>
-        <w:t>del sistema.</w:t>
-      </w:r>
-      <w:r>
-        <w:rPr>
-          <w:rFonts w:eastAsia="Times New Roman" w:cs="Times New Roman"/>
-          <w:b w:val="false"/>
-          <w:bCs w:val="false"/>
-          <w:i w:val="false"/>
-          <w:iCs w:val="false"/>
-          <w:color w:val="auto"/>
-          <w:kern w:val="0"/>
-          <w:sz w:val="24"/>
-          <w:szCs w:val="24"/>
-          <w:u w:val="none"/>
-          <w:lang w:val="es-CO" w:eastAsia="en-US" w:bidi="ar-SA"/>
-        </w:rPr>
-        <w:t xml:space="preserve"> </w:t>
-      </w:r>
-      <w:r>
-        <w:rPr>
-          <w:rFonts w:eastAsia="Times New Roman" w:cs="Times New Roman"/>
-          <w:b w:val="false"/>
-          <w:bCs w:val="false"/>
-          <w:i w:val="false"/>
-          <w:iCs w:val="false"/>
-          <w:color w:val="auto"/>
-          <w:kern w:val="0"/>
-          <w:sz w:val="24"/>
-          <w:szCs w:val="24"/>
-          <w:u w:val="none"/>
-          <w:lang w:val="es-CO" w:eastAsia="en-US" w:bidi="ar-SA"/>
-        </w:rPr>
-        <w:t>Incluyendo los procesos y decisiones que se ejecutan durante la interacción del usuario con la plataforma.</w:t>
+        <w:t>Este diagrama representa el funcionamiento del sistema. Incluyendo los procesos y decisiones que se ejecutan durante la interacción del usuario con la plataforma.</w:t>
       </w:r>
     </w:p>
     <w:p>
@@ -6708,6 +6708,50 @@
           <w:sz w:val="24"/>
           <w:szCs w:val="24"/>
           <w:u w:val="none"/>
+          <w:lang w:val="es-EC" w:eastAsia="en-US" w:bidi="ar-SA"/>
+        </w:rPr>
+      </w:pPr>
+      <w:r>
+        <w:rPr/>
+      </w:r>
+    </w:p>
+    <w:p>
+      <w:pPr>
+        <w:pStyle w:val="APALevel2"/>
+        <w:widowControl/>
+        <w:suppressAutoHyphens w:val="true"/>
+        <w:bidi w:val="0"/>
+        <w:spacing w:lineRule="auto" w:line="240" w:before="360" w:after="240"/>
+        <w:jc w:val="both"/>
+        <w:rPr>
+          <w:rFonts w:ascii="Times New Roman" w:hAnsi="Times New Roman" w:eastAsia="Times New Roman" w:cs="Times New Roman"/>
+          <w:color w:val="auto"/>
+          <w:kern w:val="0"/>
+          <w:sz w:val="24"/>
+          <w:szCs w:val="24"/>
+          <w:u w:val="none"/>
+          <w:lang w:val="es-EC" w:eastAsia="en-US" w:bidi="ar-SA"/>
+        </w:rPr>
+      </w:pPr>
+      <w:r>
+        <w:rPr/>
+      </w:r>
+    </w:p>
+    <w:p>
+      <w:pPr>
+        <w:pStyle w:val="APALevel2"/>
+        <w:widowControl/>
+        <w:suppressAutoHyphens w:val="true"/>
+        <w:bidi w:val="0"/>
+        <w:spacing w:lineRule="auto" w:line="240" w:before="360" w:after="240"/>
+        <w:jc w:val="both"/>
+        <w:rPr>
+          <w:rFonts w:ascii="Times New Roman" w:hAnsi="Times New Roman" w:eastAsia="Times New Roman" w:cs="Times New Roman"/>
+          <w:color w:val="auto"/>
+          <w:kern w:val="0"/>
+          <w:sz w:val="24"/>
+          <w:szCs w:val="24"/>
+          <w:u w:val="none"/>
           <w:lang w:val="es-CO" w:eastAsia="en-US" w:bidi="ar-SA"/>
         </w:rPr>
       </w:pPr>
@@ -6738,15 +6782,7 @@
           <w:bCs/>
           <w:lang w:val="es-CO" w:bidi="ar-SA"/>
         </w:rPr>
-        <w:t>11</w:t>
-      </w:r>
-      <w:r>
-        <w:rPr>
-          <w:b/>
-          <w:bCs/>
-          <w:lang w:val="es-CO" w:bidi="ar-SA"/>
-        </w:rPr>
-        <w:t>. Conclusiones</w:t>
+        <w:t>11. Conclusiones</w:t>
       </w:r>
     </w:p>
     <w:p>
@@ -7034,7 +7070,7 @@
       <mc:AlternateContent>
         <mc:Choice Requires="wps">
           <w:drawing>
-            <wp:anchor distT="0" distB="0" distL="0" distR="0" simplePos="0" relativeHeight="2" behindDoc="1" locked="0" layoutInCell="0" allowOverlap="1">
+            <wp:anchor distT="0" distB="0" distL="0" distR="0" simplePos="0" relativeHeight="3" behindDoc="1" locked="0" layoutInCell="0" allowOverlap="1">
               <wp:simplePos x="0" y="0"/>
               <wp:positionH relativeFrom="margin">
                 <wp:align>right</wp:align>
@@ -7204,7 +7240,7 @@
       <mc:AlternateContent>
         <mc:Choice Requires="wps">
           <w:drawing>
-            <wp:anchor distT="0" distB="0" distL="0" distR="0" simplePos="0" relativeHeight="23" behindDoc="1" locked="0" layoutInCell="0" allowOverlap="1">
+            <wp:anchor distT="0" distB="0" distL="0" distR="0" simplePos="0" relativeHeight="24" behindDoc="1" locked="0" layoutInCell="0" allowOverlap="1">
               <wp:simplePos x="0" y="0"/>
               <wp:positionH relativeFrom="margin">
                 <wp:align>right</wp:align>
@@ -7437,9 +7473,9 @@
       <w:lvlJc w:val="left"/>
       <w:pPr>
         <w:tabs>
-          <w:tab w:val="num" w:pos="0"/>
+          <w:tab w:val="num" w:pos="720"/>
         </w:tabs>
-        <w:ind w:left="2160" w:hanging="360"/>
+        <w:ind w:left="720" w:hanging="360"/>
       </w:pPr>
       <w:rPr>
         <w:rFonts w:ascii="Symbol" w:hAnsi="Symbol" w:cs="Symbol" w:hint="default"/>
@@ -7448,31 +7484,31 @@
     <w:lvl w:ilvl="1">
       <w:start w:val="1"/>
       <w:numFmt w:val="bullet"/>
-      <w:lvlText w:val="o"/>
+      <w:lvlText w:val="◦"/>
       <w:lvlJc w:val="left"/>
       <w:pPr>
         <w:tabs>
-          <w:tab w:val="num" w:pos="0"/>
+          <w:tab w:val="num" w:pos="1080"/>
         </w:tabs>
-        <w:ind w:left="2880" w:hanging="360"/>
+        <w:ind w:left="1080" w:hanging="360"/>
       </w:pPr>
       <w:rPr>
-        <w:rFonts w:ascii="Courier New" w:hAnsi="Courier New" w:cs="Courier New" w:hint="default"/>
+        <w:rFonts w:ascii="OpenSymbol" w:hAnsi="OpenSymbol" w:cs="OpenSymbol" w:hint="default"/>
       </w:rPr>
     </w:lvl>
     <w:lvl w:ilvl="2">
       <w:start w:val="1"/>
       <w:numFmt w:val="bullet"/>
-      <w:lvlText w:val=""/>
+      <w:lvlText w:val="▪"/>
       <w:lvlJc w:val="left"/>
       <w:pPr>
         <w:tabs>
-          <w:tab w:val="num" w:pos="0"/>
+          <w:tab w:val="num" w:pos="1440"/>
         </w:tabs>
-        <w:ind w:left="3600" w:hanging="360"/>
+        <w:ind w:left="1440" w:hanging="360"/>
       </w:pPr>
       <w:rPr>
-        <w:rFonts w:ascii="Wingdings" w:hAnsi="Wingdings" w:cs="Wingdings" w:hint="default"/>
+        <w:rFonts w:ascii="OpenSymbol" w:hAnsi="OpenSymbol" w:cs="OpenSymbol" w:hint="default"/>
       </w:rPr>
     </w:lvl>
     <w:lvl w:ilvl="3">
@@ -7482,9 +7518,9 @@
       <w:lvlJc w:val="left"/>
       <w:pPr>
         <w:tabs>
-          <w:tab w:val="num" w:pos="0"/>
+          <w:tab w:val="num" w:pos="1800"/>
         </w:tabs>
-        <w:ind w:left="4320" w:hanging="360"/>
+        <w:ind w:left="1800" w:hanging="360"/>
       </w:pPr>
       <w:rPr>
         <w:rFonts w:ascii="Symbol" w:hAnsi="Symbol" w:cs="Symbol" w:hint="default"/>
@@ -7493,31 +7529,31 @@
     <w:lvl w:ilvl="4">
       <w:start w:val="1"/>
       <w:numFmt w:val="bullet"/>
-      <w:lvlText w:val="o"/>
+      <w:lvlText w:val="◦"/>
       <w:lvlJc w:val="left"/>
       <w:pPr>
         <w:tabs>
-          <w:tab w:val="num" w:pos="0"/>
+          <w:tab w:val="num" w:pos="2160"/>
         </w:tabs>
-        <w:ind w:left="5040" w:hanging="360"/>
+        <w:ind w:left="2160" w:hanging="360"/>
       </w:pPr>
       <w:rPr>
-        <w:rFonts w:ascii="Courier New" w:hAnsi="Courier New" w:cs="Courier New" w:hint="default"/>
+        <w:rFonts w:ascii="OpenSymbol" w:hAnsi="OpenSymbol" w:cs="OpenSymbol" w:hint="default"/>
       </w:rPr>
     </w:lvl>
     <w:lvl w:ilvl="5">
       <w:start w:val="1"/>
       <w:numFmt w:val="bullet"/>
-      <w:lvlText w:val=""/>
+      <w:lvlText w:val="▪"/>
       <w:lvlJc w:val="left"/>
       <w:pPr>
         <w:tabs>
-          <w:tab w:val="num" w:pos="0"/>
+          <w:tab w:val="num" w:pos="2520"/>
         </w:tabs>
-        <w:ind w:left="5760" w:hanging="360"/>
+        <w:ind w:left="2520" w:hanging="360"/>
       </w:pPr>
       <w:rPr>
-        <w:rFonts w:ascii="Wingdings" w:hAnsi="Wingdings" w:cs="Wingdings" w:hint="default"/>
+        <w:rFonts w:ascii="OpenSymbol" w:hAnsi="OpenSymbol" w:cs="OpenSymbol" w:hint="default"/>
       </w:rPr>
     </w:lvl>
     <w:lvl w:ilvl="6">
@@ -7527,9 +7563,9 @@
       <w:lvlJc w:val="left"/>
       <w:pPr>
         <w:tabs>
-          <w:tab w:val="num" w:pos="0"/>
+          <w:tab w:val="num" w:pos="2880"/>
         </w:tabs>
-        <w:ind w:left="6480" w:hanging="360"/>
+        <w:ind w:left="2880" w:hanging="360"/>
       </w:pPr>
       <w:rPr>
         <w:rFonts w:ascii="Symbol" w:hAnsi="Symbol" w:cs="Symbol" w:hint="default"/>
@@ -7538,31 +7574,31 @@
     <w:lvl w:ilvl="7">
       <w:start w:val="1"/>
       <w:numFmt w:val="bullet"/>
-      <w:lvlText w:val="o"/>
+      <w:lvlText w:val="◦"/>
       <w:lvlJc w:val="left"/>
       <w:pPr>
         <w:tabs>
-          <w:tab w:val="num" w:pos="0"/>
+          <w:tab w:val="num" w:pos="3240"/>
         </w:tabs>
-        <w:ind w:left="7200" w:hanging="360"/>
+        <w:ind w:left="3240" w:hanging="360"/>
       </w:pPr>
       <w:rPr>
-        <w:rFonts w:ascii="Courier New" w:hAnsi="Courier New" w:cs="Courier New" w:hint="default"/>
+        <w:rFonts w:ascii="OpenSymbol" w:hAnsi="OpenSymbol" w:cs="OpenSymbol" w:hint="default"/>
       </w:rPr>
     </w:lvl>
     <w:lvl w:ilvl="8">
       <w:start w:val="1"/>
       <w:numFmt w:val="bullet"/>
-      <w:lvlText w:val=""/>
+      <w:lvlText w:val="▪"/>
       <w:lvlJc w:val="left"/>
       <w:pPr>
         <w:tabs>
-          <w:tab w:val="num" w:pos="0"/>
+          <w:tab w:val="num" w:pos="3600"/>
         </w:tabs>
-        <w:ind w:left="7920" w:hanging="360"/>
+        <w:ind w:left="3600" w:hanging="360"/>
       </w:pPr>
       <w:rPr>
-        <w:rFonts w:ascii="Wingdings" w:hAnsi="Wingdings" w:cs="Wingdings" w:hint="default"/>
+        <w:rFonts w:ascii="OpenSymbol" w:hAnsi="OpenSymbol" w:cs="OpenSymbol" w:hint="default"/>
       </w:rPr>
     </w:lvl>
   </w:abstractNum>
@@ -7574,9 +7610,9 @@
       <w:lvlJc w:val="left"/>
       <w:pPr>
         <w:tabs>
-          <w:tab w:val="num" w:pos="0"/>
+          <w:tab w:val="num" w:pos="720"/>
         </w:tabs>
-        <w:ind w:left="2160" w:hanging="360"/>
+        <w:ind w:left="720" w:hanging="360"/>
       </w:pPr>
       <w:rPr>
         <w:rFonts w:ascii="Symbol" w:hAnsi="Symbol" w:cs="Symbol" w:hint="default"/>
@@ -7585,31 +7621,31 @@
     <w:lvl w:ilvl="1">
       <w:start w:val="1"/>
       <w:numFmt w:val="bullet"/>
-      <w:lvlText w:val="o"/>
+      <w:lvlText w:val="◦"/>
       <w:lvlJc w:val="left"/>
       <w:pPr>
         <w:tabs>
-          <w:tab w:val="num" w:pos="0"/>
+          <w:tab w:val="num" w:pos="1080"/>
         </w:tabs>
-        <w:ind w:left="2880" w:hanging="360"/>
+        <w:ind w:left="1080" w:hanging="360"/>
       </w:pPr>
       <w:rPr>
-        <w:rFonts w:ascii="Courier New" w:hAnsi="Courier New" w:cs="Courier New" w:hint="default"/>
+        <w:rFonts w:ascii="OpenSymbol" w:hAnsi="OpenSymbol" w:cs="OpenSymbol" w:hint="default"/>
       </w:rPr>
     </w:lvl>
     <w:lvl w:ilvl="2">
       <w:start w:val="1"/>
       <w:numFmt w:val="bullet"/>
-      <w:lvlText w:val=""/>
+      <w:lvlText w:val="▪"/>
       <w:lvlJc w:val="left"/>
       <w:pPr>
         <w:tabs>
-          <w:tab w:val="num" w:pos="0"/>
+          <w:tab w:val="num" w:pos="1440"/>
         </w:tabs>
-        <w:ind w:left="3600" w:hanging="360"/>
+        <w:ind w:left="1440" w:hanging="360"/>
       </w:pPr>
       <w:rPr>
-        <w:rFonts w:ascii="Wingdings" w:hAnsi="Wingdings" w:cs="Wingdings" w:hint="default"/>
+        <w:rFonts w:ascii="OpenSymbol" w:hAnsi="OpenSymbol" w:cs="OpenSymbol" w:hint="default"/>
       </w:rPr>
     </w:lvl>
     <w:lvl w:ilvl="3">
@@ -7619,9 +7655,9 @@
       <w:lvlJc w:val="left"/>
       <w:pPr>
         <w:tabs>
-          <w:tab w:val="num" w:pos="0"/>
+          <w:tab w:val="num" w:pos="1800"/>
         </w:tabs>
-        <w:ind w:left="4320" w:hanging="360"/>
+        <w:ind w:left="1800" w:hanging="360"/>
       </w:pPr>
       <w:rPr>
         <w:rFonts w:ascii="Symbol" w:hAnsi="Symbol" w:cs="Symbol" w:hint="default"/>
@@ -7630,31 +7666,31 @@
     <w:lvl w:ilvl="4">
       <w:start w:val="1"/>
       <w:numFmt w:val="bullet"/>
-      <w:lvlText w:val="o"/>
+      <w:lvlText w:val="◦"/>
       <w:lvlJc w:val="left"/>
       <w:pPr>
         <w:tabs>
-          <w:tab w:val="num" w:pos="0"/>
+          <w:tab w:val="num" w:pos="2160"/>
         </w:tabs>
-        <w:ind w:left="5040" w:hanging="360"/>
+        <w:ind w:left="2160" w:hanging="360"/>
       </w:pPr>
       <w:rPr>
-        <w:rFonts w:ascii="Courier New" w:hAnsi="Courier New" w:cs="Courier New" w:hint="default"/>
+        <w:rFonts w:ascii="OpenSymbol" w:hAnsi="OpenSymbol" w:cs="OpenSymbol" w:hint="default"/>
       </w:rPr>
     </w:lvl>
     <w:lvl w:ilvl="5">
       <w:start w:val="1"/>
       <w:numFmt w:val="bullet"/>
-      <w:lvlText w:val=""/>
+      <w:lvlText w:val="▪"/>
       <w:lvlJc w:val="left"/>
       <w:pPr>
         <w:tabs>
-          <w:tab w:val="num" w:pos="0"/>
+          <w:tab w:val="num" w:pos="2520"/>
         </w:tabs>
-        <w:ind w:left="5760" w:hanging="360"/>
+        <w:ind w:left="2520" w:hanging="360"/>
       </w:pPr>
       <w:rPr>
-        <w:rFonts w:ascii="Wingdings" w:hAnsi="Wingdings" w:cs="Wingdings" w:hint="default"/>
+        <w:rFonts w:ascii="OpenSymbol" w:hAnsi="OpenSymbol" w:cs="OpenSymbol" w:hint="default"/>
       </w:rPr>
     </w:lvl>
     <w:lvl w:ilvl="6">
@@ -7664,9 +7700,9 @@
       <w:lvlJc w:val="left"/>
       <w:pPr>
         <w:tabs>
-          <w:tab w:val="num" w:pos="0"/>
+          <w:tab w:val="num" w:pos="2880"/>
         </w:tabs>
-        <w:ind w:left="6480" w:hanging="360"/>
+        <w:ind w:left="2880" w:hanging="360"/>
       </w:pPr>
       <w:rPr>
         <w:rFonts w:ascii="Symbol" w:hAnsi="Symbol" w:cs="Symbol" w:hint="default"/>
@@ -7675,31 +7711,31 @@
     <w:lvl w:ilvl="7">
       <w:start w:val="1"/>
       <w:numFmt w:val="bullet"/>
-      <w:lvlText w:val="o"/>
+      <w:lvlText w:val="◦"/>
       <w:lvlJc w:val="left"/>
       <w:pPr>
         <w:tabs>
-          <w:tab w:val="num" w:pos="0"/>
+          <w:tab w:val="num" w:pos="3240"/>
         </w:tabs>
-        <w:ind w:left="7200" w:hanging="360"/>
+        <w:ind w:left="3240" w:hanging="360"/>
       </w:pPr>
       <w:rPr>
-        <w:rFonts w:ascii="Courier New" w:hAnsi="Courier New" w:cs="Courier New" w:hint="default"/>
+        <w:rFonts w:ascii="OpenSymbol" w:hAnsi="OpenSymbol" w:cs="OpenSymbol" w:hint="default"/>
       </w:rPr>
     </w:lvl>
     <w:lvl w:ilvl="8">
       <w:start w:val="1"/>
       <w:numFmt w:val="bullet"/>
-      <w:lvlText w:val=""/>
+      <w:lvlText w:val="▪"/>
       <w:lvlJc w:val="left"/>
       <w:pPr>
         <w:tabs>
-          <w:tab w:val="num" w:pos="0"/>
+          <w:tab w:val="num" w:pos="3600"/>
         </w:tabs>
-        <w:ind w:left="7920" w:hanging="360"/>
+        <w:ind w:left="3600" w:hanging="360"/>
       </w:pPr>
       <w:rPr>
-        <w:rFonts w:ascii="Wingdings" w:hAnsi="Wingdings" w:cs="Wingdings" w:hint="default"/>
+        <w:rFonts w:ascii="OpenSymbol" w:hAnsi="OpenSymbol" w:cs="OpenSymbol" w:hint="default"/>
       </w:rPr>
     </w:lvl>
   </w:abstractNum>
@@ -8670,7 +8706,7 @@
       <w:lvlJc w:val="left"/>
       <w:pPr>
         <w:tabs>
-          <w:tab w:val="num" w:pos="720"/>
+          <w:tab w:val="num" w:pos="0"/>
         </w:tabs>
         <w:ind w:left="720" w:hanging="360"/>
       </w:pPr>
@@ -8681,31 +8717,31 @@
     <w:lvl w:ilvl="1">
       <w:start w:val="1"/>
       <w:numFmt w:val="bullet"/>
-      <w:lvlText w:val="◦"/>
+      <w:lvlText w:val="o"/>
       <w:lvlJc w:val="left"/>
       <w:pPr>
         <w:tabs>
-          <w:tab w:val="num" w:pos="1080"/>
+          <w:tab w:val="num" w:pos="0"/>
         </w:tabs>
-        <w:ind w:left="1080" w:hanging="360"/>
+        <w:ind w:left="1440" w:hanging="360"/>
       </w:pPr>
       <w:rPr>
-        <w:rFonts w:ascii="OpenSymbol" w:hAnsi="OpenSymbol" w:cs="OpenSymbol" w:hint="default"/>
+        <w:rFonts w:ascii="Courier New" w:hAnsi="Courier New" w:cs="Courier New" w:hint="default"/>
       </w:rPr>
     </w:lvl>
     <w:lvl w:ilvl="2">
       <w:start w:val="1"/>
       <w:numFmt w:val="bullet"/>
-      <w:lvlText w:val="▪"/>
+      <w:lvlText w:val=""/>
       <w:lvlJc w:val="left"/>
       <w:pPr>
         <w:tabs>
-          <w:tab w:val="num" w:pos="1440"/>
+          <w:tab w:val="num" w:pos="0"/>
         </w:tabs>
-        <w:ind w:left="1440" w:hanging="360"/>
+        <w:ind w:left="2160" w:hanging="360"/>
       </w:pPr>
       <w:rPr>
-        <w:rFonts w:ascii="OpenSymbol" w:hAnsi="OpenSymbol" w:cs="OpenSymbol" w:hint="default"/>
+        <w:rFonts w:ascii="Wingdings" w:hAnsi="Wingdings" w:cs="Wingdings" w:hint="default"/>
       </w:rPr>
     </w:lvl>
     <w:lvl w:ilvl="3">
@@ -8715,9 +8751,9 @@
       <w:lvlJc w:val="left"/>
       <w:pPr>
         <w:tabs>
-          <w:tab w:val="num" w:pos="1800"/>
+          <w:tab w:val="num" w:pos="0"/>
         </w:tabs>
-        <w:ind w:left="1800" w:hanging="360"/>
+        <w:ind w:left="2880" w:hanging="360"/>
       </w:pPr>
       <w:rPr>
         <w:rFonts w:ascii="Symbol" w:hAnsi="Symbol" w:cs="Symbol" w:hint="default"/>
@@ -8726,31 +8762,31 @@
     <w:lvl w:ilvl="4">
       <w:start w:val="1"/>
       <w:numFmt w:val="bullet"/>
-      <w:lvlText w:val="◦"/>
+      <w:lvlText w:val="o"/>
       <w:lvlJc w:val="left"/>
       <w:pPr>
         <w:tabs>
-          <w:tab w:val="num" w:pos="2160"/>
+          <w:tab w:val="num" w:pos="0"/>
         </w:tabs>
-        <w:ind w:left="2160" w:hanging="360"/>
+        <w:ind w:left="3600" w:hanging="360"/>
       </w:pPr>
       <w:rPr>
-        <w:rFonts w:ascii="OpenSymbol" w:hAnsi="OpenSymbol" w:cs="OpenSymbol" w:hint="default"/>
+        <w:rFonts w:ascii="Courier New" w:hAnsi="Courier New" w:cs="Courier New" w:hint="default"/>
       </w:rPr>
     </w:lvl>
     <w:lvl w:ilvl="5">
       <w:start w:val="1"/>
       <w:numFmt w:val="bullet"/>
-      <w:lvlText w:val="▪"/>
+      <w:lvlText w:val=""/>
       <w:lvlJc w:val="left"/>
       <w:pPr>
         <w:tabs>
-          <w:tab w:val="num" w:pos="2520"/>
+          <w:tab w:val="num" w:pos="0"/>
         </w:tabs>
-        <w:ind w:left="2520" w:hanging="360"/>
+        <w:ind w:left="4320" w:hanging="360"/>
       </w:pPr>
       <w:rPr>
-        <w:rFonts w:ascii="OpenSymbol" w:hAnsi="OpenSymbol" w:cs="OpenSymbol" w:hint="default"/>
+        <w:rFonts w:ascii="Wingdings" w:hAnsi="Wingdings" w:cs="Wingdings" w:hint="default"/>
       </w:rPr>
     </w:lvl>
     <w:lvl w:ilvl="6">
@@ -8760,9 +8796,9 @@
       <w:lvlJc w:val="left"/>
       <w:pPr>
         <w:tabs>
-          <w:tab w:val="num" w:pos="2880"/>
+          <w:tab w:val="num" w:pos="0"/>
         </w:tabs>
-        <w:ind w:left="2880" w:hanging="360"/>
+        <w:ind w:left="5040" w:hanging="360"/>
       </w:pPr>
       <w:rPr>
         <w:rFonts w:ascii="Symbol" w:hAnsi="Symbol" w:cs="Symbol" w:hint="default"/>
@@ -8771,31 +8807,31 @@
     <w:lvl w:ilvl="7">
       <w:start w:val="1"/>
       <w:numFmt w:val="bullet"/>
-      <w:lvlText w:val="◦"/>
+      <w:lvlText w:val="o"/>
       <w:lvlJc w:val="left"/>
       <w:pPr>
         <w:tabs>
-          <w:tab w:val="num" w:pos="3240"/>
+          <w:tab w:val="num" w:pos="0"/>
         </w:tabs>
-        <w:ind w:left="3240" w:hanging="360"/>
+        <w:ind w:left="5760" w:hanging="360"/>
       </w:pPr>
       <w:rPr>
-        <w:rFonts w:ascii="OpenSymbol" w:hAnsi="OpenSymbol" w:cs="OpenSymbol" w:hint="default"/>
+        <w:rFonts w:ascii="Courier New" w:hAnsi="Courier New" w:cs="Courier New" w:hint="default"/>
       </w:rPr>
     </w:lvl>
     <w:lvl w:ilvl="8">
       <w:start w:val="1"/>
       <w:numFmt w:val="bullet"/>
-      <w:lvlText w:val="▪"/>
+      <w:lvlText w:val=""/>
       <w:lvlJc w:val="left"/>
       <w:pPr>
         <w:tabs>
-          <w:tab w:val="num" w:pos="3600"/>
+          <w:tab w:val="num" w:pos="0"/>
         </w:tabs>
-        <w:ind w:left="3600" w:hanging="360"/>
+        <w:ind w:left="6480" w:hanging="360"/>
       </w:pPr>
       <w:rPr>
-        <w:rFonts w:ascii="OpenSymbol" w:hAnsi="OpenSymbol" w:cs="OpenSymbol" w:hint="default"/>
+        <w:rFonts w:ascii="Wingdings" w:hAnsi="Wingdings" w:cs="Wingdings" w:hint="default"/>
       </w:rPr>
     </w:lvl>
   </w:abstractNum>
@@ -9529,8 +9565,8 @@
       <w:u w:val="single"/>
     </w:rPr>
   </w:style>
-  <w:style w:type="character" w:styleId="Caracteresdenotaalpie">
-    <w:name w:val="Caracteres de nota al pie"/>
+  <w:style w:type="character" w:styleId="Caracteresdenotaalpieuser">
+    <w:name w:val="Caracteres de nota al pie (user)"/>
     <w:semiHidden/>
     <w:qFormat/>
     <w:rsid w:val="004d41be"/>
@@ -9538,8 +9574,8 @@
       <w:vertAlign w:val="superscript"/>
     </w:rPr>
   </w:style>
-  <w:style w:type="character" w:styleId="Caracteresdenotaalpieuser">
-    <w:name w:val="Caracteres de nota al pie (user)"/>
+  <w:style w:type="character" w:styleId="Caracteresdenotaalpie">
+    <w:name w:val="Caracteres de nota al pie"/>
     <w:qFormat/>
     <w:rPr>
       <w:vertAlign w:val="superscript"/>
@@ -9693,13 +9729,13 @@
       <w:shd w:fill="E1DFDD" w:val="clear"/>
     </w:rPr>
   </w:style>
-  <w:style w:type="character" w:styleId="Enlacedelndice">
-    <w:name w:val="Enlace del índice"/>
+  <w:style w:type="character" w:styleId="Enlacedelndiceuser">
+    <w:name w:val="Enlace del índice (user)"/>
     <w:qFormat/>
     <w:rPr/>
   </w:style>
-  <w:style w:type="character" w:styleId="Bolos">
-    <w:name w:val="Bolos"/>
+  <w:style w:type="character" w:styleId="Bolosuser">
+    <w:name w:val="Bolos (user)"/>
     <w:qFormat/>
     <w:rPr>
       <w:rFonts w:ascii="OpenSymbol" w:hAnsi="OpenSymbol" w:eastAsia="OpenSymbol" w:cs="OpenSymbol"/>
@@ -9713,25 +9749,25 @@
       <w:iCs/>
     </w:rPr>
   </w:style>
-  <w:style w:type="character" w:styleId="Textooriginal">
-    <w:name w:val="Texto original"/>
+  <w:style w:type="character" w:styleId="Textooriginaluser">
+    <w:name w:val="Texto original (user)"/>
     <w:qFormat/>
     <w:rPr>
       <w:rFonts w:ascii="Liberation Mono" w:hAnsi="Liberation Mono" w:eastAsia="Liberation Mono" w:cs="Liberation Mono"/>
     </w:rPr>
   </w:style>
-  <w:style w:type="character" w:styleId="Smbolosdenumeracin">
-    <w:name w:val="Símbolos de numeración"/>
+  <w:style w:type="character" w:styleId="Smbolosdenumeracinuser">
+    <w:name w:val="Símbolos de numeración (user)"/>
     <w:qFormat/>
     <w:rPr/>
   </w:style>
-  <w:style w:type="character" w:styleId="Enlacedelndiceuser">
-    <w:name w:val="Enlace del índice (user)"/>
+  <w:style w:type="character" w:styleId="Enlacedelndice">
+    <w:name w:val="Enlace del índice"/>
     <w:qFormat/>
     <w:rPr/>
   </w:style>
-  <w:style w:type="character" w:styleId="Bolosuser">
-    <w:name w:val="Bolos (user)"/>
+  <w:style w:type="character" w:styleId="Bolos">
+    <w:name w:val="Bolos"/>
     <w:qFormat/>
     <w:rPr>
       <w:rFonts w:ascii="OpenSymbol" w:hAnsi="OpenSymbol" w:eastAsia="OpenSymbol" w:cs="OpenSymbol"/>
@@ -10044,15 +10080,15 @@
       <w:lang w:val="es-ES_tradnl" w:eastAsia="es-ES_tradnl" w:bidi="ar-SA"/>
     </w:rPr>
   </w:style>
-  <w:style w:type="paragraph" w:styleId="Cabeceraypie">
-    <w:name w:val="Cabecera y pie"/>
+  <w:style w:type="paragraph" w:styleId="Cabeceraypieuser">
+    <w:name w:val="Cabecera y pie (user)"/>
     <w:basedOn w:val="Normal"/>
     <w:qFormat/>
     <w:pPr/>
     <w:rPr/>
   </w:style>
-  <w:style w:type="paragraph" w:styleId="Cabeceraypieuser">
-    <w:name w:val="Cabecera y pie (user)"/>
+  <w:style w:type="paragraph" w:styleId="Cabeceraypie">
+    <w:name w:val="Cabecera y pie"/>
     <w:basedOn w:val="Normal"/>
     <w:qFormat/>
     <w:pPr/>
@@ -10622,7 +10658,7 @@
   </w:style>
   <w:style w:type="paragraph" w:styleId="IndexHeading">
     <w:name w:val="index heading"/>
-    <w:basedOn w:val="Ttulo"/>
+    <w:basedOn w:val="Ttulouser"/>
     <w:pPr/>
     <w:rPr/>
   </w:style>
@@ -10648,15 +10684,15 @@
       <w:szCs w:val="28"/>
     </w:rPr>
   </w:style>
-  <w:style w:type="paragraph" w:styleId="Contenidodelmarco">
-    <w:name w:val="Contenido del marco"/>
+  <w:style w:type="paragraph" w:styleId="Contenidodelmarcouser">
+    <w:name w:val="Contenido del marco (user)"/>
     <w:basedOn w:val="Normal"/>
     <w:qFormat/>
     <w:pPr/>
     <w:rPr/>
   </w:style>
-  <w:style w:type="paragraph" w:styleId="Contenidodelmarcouser">
-    <w:name w:val="Contenido del marco (user)"/>
+  <w:style w:type="paragraph" w:styleId="Contenidodelmarco">
+    <w:name w:val="Contenido del marco"/>
     <w:basedOn w:val="Normal"/>
     <w:qFormat/>
     <w:pPr/>
@@ -10680,8 +10716,8 @@
       <w:lang w:val="es-CO"/>
     </w:rPr>
   </w:style>
-  <w:style w:type="numbering" w:styleId="Ningunalistauser" w:default="1">
-    <w:name w:val="Ninguna lista (user)"/>
+  <w:style w:type="numbering" w:styleId="Ningunalista" w:default="1">
+    <w:name w:val="Ninguna lista"/>
     <w:uiPriority w:val="99"/>
     <w:semiHidden/>
     <w:unhideWhenUsed/>

--- a/Actividad 2 - Documento de formulación del proyecto.docx
+++ b/Actividad 2 - Documento de formulación del proyecto.docx
@@ -39,11 +39,11 @@
         </w:rPr>
       </w:r>
       <w:bookmarkStart w:id="2" w:name="_Toc185035819"/>
-      <w:bookmarkStart w:id="3" w:name="_Toc185035946"/>
-      <w:bookmarkStart w:id="4" w:name="_Toc61935805_Copia_1"/>
+      <w:bookmarkStart w:id="3" w:name="_Toc61935805_Copia_1"/>
+      <w:bookmarkStart w:id="4" w:name="_Toc185035946"/>
       <w:bookmarkStart w:id="5" w:name="_Toc185035819"/>
-      <w:bookmarkStart w:id="6" w:name="_Toc185035946"/>
-      <w:bookmarkStart w:id="7" w:name="_Toc61935805_Copia_1"/>
+      <w:bookmarkStart w:id="6" w:name="_Toc61935805_Copia_1"/>
+      <w:bookmarkStart w:id="7" w:name="_Toc185035946"/>
       <w:bookmarkEnd w:id="5"/>
       <w:bookmarkEnd w:id="6"/>
       <w:bookmarkEnd w:id="7"/>
@@ -159,7 +159,7 @@
           <w:lang w:val="es-CO" w:bidi="ar-SA"/>
         </w:rPr>
         <w:drawing>
-          <wp:anchor distT="0" distB="0" distL="0" distR="0" simplePos="0" relativeHeight="27" behindDoc="0" locked="0" layoutInCell="0" allowOverlap="1">
+          <wp:anchor distT="0" distB="0" distL="0" distR="0" simplePos="0" relativeHeight="30" behindDoc="0" locked="0" layoutInCell="0" allowOverlap="1">
             <wp:simplePos x="0" y="0"/>
             <wp:positionH relativeFrom="column">
               <wp:posOffset>1684655</wp:posOffset>
@@ -604,27 +604,27 @@
         </w:rPr>
       </w:pPr>
       <w:bookmarkStart w:id="8" w:name="_Toc55962612"/>
-      <w:bookmarkStart w:id="9" w:name="_Toc55962767"/>
-      <w:bookmarkStart w:id="10" w:name="_Toc55962868"/>
-      <w:bookmarkStart w:id="11" w:name="_Toc55972098"/>
-      <w:bookmarkStart w:id="12" w:name="_Toc57258272"/>
-      <w:bookmarkStart w:id="13" w:name="_Toc57258424"/>
-      <w:bookmarkStart w:id="14" w:name="_Toc57258726"/>
-      <w:bookmarkStart w:id="15" w:name="_Toc57260719"/>
-      <w:bookmarkStart w:id="16" w:name="_Toc57261154"/>
-      <w:bookmarkStart w:id="17" w:name="_Toc61935807"/>
-      <w:bookmarkStart w:id="18" w:name="_Toc262170287"/>
+      <w:bookmarkStart w:id="9" w:name="_Toc185035946_Copia_1"/>
+      <w:bookmarkStart w:id="10" w:name="_Toc185035819_Copia_1"/>
+      <w:bookmarkStart w:id="11" w:name="_Toc185067740"/>
+      <w:bookmarkStart w:id="12" w:name="_Toc185063559"/>
+      <w:bookmarkStart w:id="13" w:name="_Toc185035952"/>
+      <w:bookmarkStart w:id="14" w:name="_Toc185035825"/>
+      <w:bookmarkStart w:id="15" w:name="_Toc184891792"/>
+      <w:bookmarkStart w:id="16" w:name="_Toc184891358"/>
+      <w:bookmarkStart w:id="17" w:name="_Toc184890569"/>
+      <w:bookmarkStart w:id="18" w:name="_Toc156952358"/>
       <w:bookmarkStart w:id="19" w:name="_Toc136600878"/>
-      <w:bookmarkStart w:id="20" w:name="_Toc156952358"/>
-      <w:bookmarkStart w:id="21" w:name="_Toc184890569"/>
-      <w:bookmarkStart w:id="22" w:name="_Toc184891358"/>
-      <w:bookmarkStart w:id="23" w:name="_Toc184891792"/>
-      <w:bookmarkStart w:id="24" w:name="_Toc185035825"/>
-      <w:bookmarkStart w:id="25" w:name="_Toc185035952"/>
-      <w:bookmarkStart w:id="26" w:name="_Toc185063559"/>
-      <w:bookmarkStart w:id="27" w:name="_Toc185067740"/>
-      <w:bookmarkStart w:id="28" w:name="_Toc185035819_Copia_1"/>
-      <w:bookmarkStart w:id="29" w:name="_Toc185035946_Copia_1"/>
+      <w:bookmarkStart w:id="20" w:name="_Toc262170287"/>
+      <w:bookmarkStart w:id="21" w:name="_Toc61935807"/>
+      <w:bookmarkStart w:id="22" w:name="_Toc57261154"/>
+      <w:bookmarkStart w:id="23" w:name="_Toc57260719"/>
+      <w:bookmarkStart w:id="24" w:name="_Toc57258726"/>
+      <w:bookmarkStart w:id="25" w:name="_Toc57258424"/>
+      <w:bookmarkStart w:id="26" w:name="_Toc57258272"/>
+      <w:bookmarkStart w:id="27" w:name="_Toc55972098"/>
+      <w:bookmarkStart w:id="28" w:name="_Toc55962868"/>
+      <w:bookmarkStart w:id="29" w:name="_Toc55962767"/>
       <w:bookmarkEnd w:id="8"/>
       <w:bookmarkEnd w:id="9"/>
       <w:bookmarkEnd w:id="10"/>
@@ -701,7 +701,7 @@
               <w:vanish w:val="false"/>
               <w:lang w:val="es-CO" w:eastAsia="en-US" w:bidi="ar-SA"/>
             </w:rPr>
-            <w:instrText xml:space="preserve"> TOC \z \f \o "1-3" \t "APA Level 1,1,APA Level 2,2" \h</w:instrText>
+            <w:instrText xml:space="preserve"> TOC \f \o "1-3" \t "APA Level 1,1,APA Level 2,2" \h</w:instrText>
           </w:r>
           <w:r>
             <w:rPr>
@@ -722,7 +722,6 @@
               <w:rPr>
                 <w:rStyle w:val="Enlacedelndice"/>
                 <w:vanish w:val="false"/>
-                <w:webHidden/>
                 <w:lang w:val="es-CO" w:eastAsia="en-US" w:bidi="ar-SA"/>
               </w:rPr>
               <w:tab/>
@@ -782,7 +781,6 @@
               <w:rPr>
                 <w:rStyle w:val="Enlacedelndice"/>
                 <w:vanish w:val="false"/>
-                <w:webHidden/>
                 <w:lang w:val="es-CO" w:bidi="ar-SA"/>
               </w:rPr>
               <w:tab/>
@@ -816,7 +814,6 @@
               <w:rPr>
                 <w:rStyle w:val="Enlacedelndice"/>
                 <w:vanish w:val="false"/>
-                <w:webHidden/>
                 <w:lang w:val="es-CO" w:bidi="ar-SA"/>
               </w:rPr>
               <w:tab/>
@@ -850,7 +847,6 @@
               <w:rPr>
                 <w:rStyle w:val="Enlacedelndice"/>
                 <w:vanish w:val="false"/>
-                <w:webHidden/>
                 <w:lang w:val="es-CO" w:bidi="ar-SA"/>
               </w:rPr>
               <w:tab/>
@@ -885,7 +881,6 @@
               <w:rPr>
                 <w:rStyle w:val="Enlacedelndice"/>
                 <w:vanish w:val="false"/>
-                <w:webHidden/>
                 <w:lang w:val="es-CO" w:eastAsia="en-US" w:bidi="ar-SA"/>
               </w:rPr>
               <w:tab/>
@@ -920,7 +915,6 @@
               <w:rPr>
                 <w:rStyle w:val="Enlacedelndice"/>
                 <w:vanish w:val="false"/>
-                <w:webHidden/>
                 <w:lang w:val="es-CO" w:bidi="ar-SA"/>
               </w:rPr>
               <w:tab/>
@@ -954,7 +948,6 @@
               <w:rPr>
                 <w:rStyle w:val="Enlacedelndice"/>
                 <w:vanish w:val="false"/>
-                <w:webHidden/>
                 <w:lang w:val="es-CO" w:bidi="ar-SA"/>
               </w:rPr>
               <w:tab/>
@@ -989,7 +982,6 @@
               <w:rPr>
                 <w:rStyle w:val="Enlacedelndice"/>
                 <w:vanish w:val="false"/>
-                <w:webHidden/>
                 <w:lang w:val="es-CO" w:eastAsia="en-US" w:bidi="ar-SA"/>
               </w:rPr>
               <w:tab/>
@@ -1024,7 +1016,6 @@
               <w:rPr>
                 <w:rStyle w:val="Enlacedelndice"/>
                 <w:vanish w:val="false"/>
-                <w:webHidden/>
                 <w:lang w:val="es-CO" w:bidi="ar-SA"/>
               </w:rPr>
               <w:tab/>
@@ -1058,7 +1049,6 @@
               <w:rPr>
                 <w:rStyle w:val="Enlacedelndice"/>
                 <w:vanish w:val="false"/>
-                <w:webHidden/>
                 <w:lang w:val="es-CO" w:bidi="ar-SA"/>
               </w:rPr>
               <w:tab/>
@@ -1092,7 +1082,6 @@
               <w:rPr>
                 <w:rStyle w:val="Enlacedelndice"/>
                 <w:vanish w:val="false"/>
-                <w:webHidden/>
                 <w:lang w:val="es-CO" w:bidi="ar-SA"/>
               </w:rPr>
               <w:tab/>
@@ -1126,7 +1115,6 @@
               <w:rPr>
                 <w:rStyle w:val="Enlacedelndice"/>
                 <w:vanish w:val="false"/>
-                <w:webHidden/>
                 <w:lang w:val="es-CO" w:bidi="ar-SA"/>
               </w:rPr>
               <w:tab/>
@@ -1161,7 +1149,6 @@
               <w:rPr>
                 <w:rStyle w:val="Enlacedelndice"/>
                 <w:vanish w:val="false"/>
-                <w:webHidden/>
                 <w:lang w:val="es-CO" w:bidi="ar-SA"/>
               </w:rPr>
               <w:tab/>
@@ -1196,7 +1183,6 @@
               <w:rPr>
                 <w:rStyle w:val="Enlacedelndice"/>
                 <w:vanish w:val="false"/>
-                <w:webHidden/>
                 <w:lang w:val="es-CO" w:bidi="ar-SA"/>
               </w:rPr>
               <w:tab/>
@@ -1230,7 +1216,6 @@
               <w:rPr>
                 <w:rStyle w:val="Enlacedelndice"/>
                 <w:vanish w:val="false"/>
-                <w:webHidden/>
                 <w:lang w:val="es-CO" w:bidi="ar-SA"/>
               </w:rPr>
               <w:tab/>
@@ -1264,7 +1249,6 @@
               <w:rPr>
                 <w:rStyle w:val="Enlacedelndice"/>
                 <w:vanish w:val="false"/>
-                <w:webHidden/>
                 <w:lang w:val="es-CO" w:bidi="ar-SA"/>
               </w:rPr>
               <w:tab/>
@@ -1298,7 +1282,6 @@
               <w:rPr>
                 <w:rStyle w:val="Enlacedelndice"/>
                 <w:vanish w:val="false"/>
-                <w:webHidden/>
                 <w:lang w:val="es-CO" w:bidi="ar-SA"/>
               </w:rPr>
               <w:tab/>
@@ -1333,7 +1316,6 @@
               <w:rPr>
                 <w:rStyle w:val="Enlacedelndice"/>
                 <w:vanish w:val="false"/>
-                <w:webHidden/>
                 <w:lang w:val="es-CO" w:eastAsia="en-US" w:bidi="ar-SA"/>
               </w:rPr>
               <w:tab/>
@@ -1375,7 +1357,6 @@
               <w:rPr>
                 <w:rStyle w:val="Enlacedelndice"/>
                 <w:vanish w:val="false"/>
-                <w:webHidden/>
                 <w:lang w:val="es-CO" w:bidi="ar-SA"/>
               </w:rPr>
               <w:tab/>
@@ -1409,7 +1390,6 @@
               <w:rPr>
                 <w:rStyle w:val="Enlacedelndice"/>
                 <w:vanish w:val="false"/>
-                <w:webHidden/>
                 <w:lang w:val="es-CO" w:bidi="ar-SA"/>
               </w:rPr>
               <w:tab/>
@@ -1443,7 +1423,6 @@
               <w:rPr>
                 <w:rStyle w:val="Enlacedelndice"/>
                 <w:vanish w:val="false"/>
-                <w:webHidden/>
                 <w:lang w:val="es-CO" w:bidi="ar-SA"/>
               </w:rPr>
               <w:tab/>
@@ -1477,7 +1456,6 @@
               <w:rPr>
                 <w:rStyle w:val="Enlacedelndice"/>
                 <w:vanish w:val="false"/>
-                <w:webHidden/>
                 <w:lang w:val="es-CO" w:bidi="ar-SA"/>
               </w:rPr>
               <w:tab/>
@@ -1513,7 +1491,6 @@
               <w:rPr>
                 <w:rStyle w:val="Enlacedelndice"/>
                 <w:vanish w:val="false"/>
-                <w:webHidden/>
                 <w:lang w:val="es-CO" w:bidi="ar-SA"/>
               </w:rPr>
               <w:tab/>
@@ -1551,7 +1528,6 @@
               <w:rPr>
                 <w:rStyle w:val="Enlacedelndice"/>
                 <w:vanish w:val="false"/>
-                <w:webHidden/>
                 <w:lang w:val="es-CO" w:eastAsia="en-US" w:bidi="ar-SA"/>
               </w:rPr>
               <w:tab/>
@@ -1588,7 +1564,6 @@
               <w:rPr>
                 <w:rStyle w:val="Enlacedelndice"/>
                 <w:vanish w:val="false"/>
-                <w:webHidden/>
                 <w:lang w:val="es-CO" w:bidi="ar-SA"/>
               </w:rPr>
               <w:tab/>
@@ -1620,7 +1595,6 @@
               <w:rPr>
                 <w:rStyle w:val="Enlacedelndice"/>
                 <w:vanish w:val="false"/>
-                <w:webHidden/>
               </w:rPr>
               <w:tab/>
             </w:r>
@@ -1651,7 +1625,6 @@
               <w:rPr>
                 <w:rStyle w:val="Enlacedelndice"/>
                 <w:vanish w:val="false"/>
-                <w:webHidden/>
               </w:rPr>
               <w:tab/>
             </w:r>
@@ -1684,7 +1657,6 @@
               <w:rPr>
                 <w:rStyle w:val="Enlacedelndice"/>
                 <w:vanish w:val="false"/>
-                <w:webHidden/>
                 <w:lang w:val="es-CO" w:bidi="ar-SA"/>
               </w:rPr>
               <w:tab/>
@@ -1695,6 +1667,118 @@
               <w:lang w:val="es-CO" w:bidi="ar-SA"/>
             </w:rPr>
             <w:t>13</w:t>
+          </w:r>
+        </w:p>
+        <w:p>
+          <w:pPr>
+            <w:pStyle w:val="TOC2"/>
+            <w:tabs>
+              <w:tab w:val="clear" w:pos="708"/>
+              <w:tab w:val="right" w:pos="9009" w:leader="dot"/>
+            </w:tabs>
+            <w:jc w:val="both"/>
+            <w:rPr/>
+          </w:pPr>
+          <w:r>
+            <w:rPr/>
+            <w:t>9</w:t>
+          </w:r>
+          <w:r>
+            <w:rPr/>
+            <w:t xml:space="preserve">.1 Arquitectura general de la solución </w:t>
+          </w:r>
+          <w:hyperlink w:anchor="_Toc62801090">
+            <w:r>
+              <w:rPr>
+                <w:rStyle w:val="Enlacedelndice"/>
+                <w:vanish w:val="false"/>
+              </w:rPr>
+              <w:tab/>
+            </w:r>
+          </w:hyperlink>
+          <w:r>
+            <w:rPr>
+              <w:vanish w:val="false"/>
+            </w:rPr>
+            <w:t>9</w:t>
+          </w:r>
+        </w:p>
+        <w:p>
+          <w:pPr>
+            <w:pStyle w:val="TOC2"/>
+            <w:tabs>
+              <w:tab w:val="clear" w:pos="708"/>
+              <w:tab w:val="right" w:pos="9009" w:leader="dot"/>
+            </w:tabs>
+            <w:jc w:val="both"/>
+            <w:rPr/>
+          </w:pPr>
+          <w:r>
+            <w:rPr/>
+            <w:t>9</w:t>
+          </w:r>
+          <w:r>
+            <w:rPr/>
+            <w:t>.</w:t>
+          </w:r>
+          <w:r>
+            <w:rPr/>
+            <w:t>2</w:t>
+          </w:r>
+          <w:r>
+            <w:rPr/>
+            <w:t xml:space="preserve"> Tecnologías a emplear </w:t>
+          </w:r>
+          <w:hyperlink w:anchor="_Toc62801090">
+            <w:r>
+              <w:rPr>
+                <w:rStyle w:val="Enlacedelndice"/>
+              </w:rPr>
+              <w:tab/>
+            </w:r>
+          </w:hyperlink>
+          <w:r>
+            <w:rPr/>
+            <w:t>9</w:t>
+          </w:r>
+        </w:p>
+        <w:p>
+          <w:pPr>
+            <w:pStyle w:val="TOC2"/>
+            <w:tabs>
+              <w:tab w:val="clear" w:pos="708"/>
+              <w:tab w:val="right" w:pos="9009" w:leader="dot"/>
+            </w:tabs>
+            <w:jc w:val="both"/>
+            <w:rPr/>
+          </w:pPr>
+          <w:r>
+            <w:rPr/>
+            <w:t>9</w:t>
+          </w:r>
+          <w:r>
+            <w:rPr/>
+            <w:t>.</w:t>
+          </w:r>
+          <w:r>
+            <w:rPr/>
+            <w:t>3</w:t>
+          </w:r>
+          <w:r>
+            <w:rPr/>
+            <w:t xml:space="preserve"> Beneficios esperados del sistema</w:t>
+          </w:r>
+          <w:hyperlink w:anchor="_Toc62801090">
+            <w:r>
+              <w:rPr>
+                <w:rStyle w:val="Enlacedelndice"/>
+              </w:rPr>
+              <w:tab/>
+            </w:r>
+          </w:hyperlink>
+          <w:r>
+            <w:rPr/>
+            <w:t>9</w:t>
           </w:r>
         </w:p>
         <w:p>
@@ -1720,7 +1804,6 @@
               <w:rPr>
                 <w:rStyle w:val="Enlacedelndice"/>
                 <w:vanish w:val="false"/>
-                <w:webHidden/>
                 <w:lang w:val="es-CO" w:bidi="ar-SA"/>
               </w:rPr>
               <w:tab/>
@@ -1755,7 +1838,6 @@
               <w:rPr>
                 <w:rStyle w:val="Enlacedelndice"/>
                 <w:vanish w:val="false"/>
-                <w:webHidden/>
                 <w:lang w:val="es-CO" w:eastAsia="en-US" w:bidi="ar-SA"/>
               </w:rPr>
               <w:tab/>
@@ -1790,22 +1872,291 @@
         </w:rPr>
       </w:pPr>
       <w:r>
-        <w:br w:type="page"/>
-      </w:r>
+        <w:rPr>
+          <w:lang w:val="es-CO" w:bidi="ar-SA"/>
+        </w:rPr>
+      </w:r>
+    </w:p>
+    <w:p>
+      <w:pPr>
+        <w:pStyle w:val="APALevel1"/>
+        <w:widowControl/>
+        <w:suppressAutoHyphens w:val="true"/>
+        <w:bidi w:val="0"/>
+        <w:spacing w:before="0" w:after="480"/>
+        <w:rPr>
+          <w:lang w:val="es-CO" w:bidi="ar-SA"/>
+        </w:rPr>
+      </w:pPr>
+      <w:r>
+        <w:rPr>
+          <w:lang w:val="es-CO" w:bidi="ar-SA"/>
+        </w:rPr>
+      </w:r>
+    </w:p>
+    <w:p>
+      <w:pPr>
+        <w:pStyle w:val="APALevel1"/>
+        <w:widowControl/>
+        <w:suppressAutoHyphens w:val="true"/>
+        <w:bidi w:val="0"/>
+        <w:spacing w:before="0" w:after="480"/>
+        <w:rPr>
+          <w:lang w:val="es-CO" w:bidi="ar-SA"/>
+        </w:rPr>
+      </w:pPr>
+      <w:r>
+        <w:rPr>
+          <w:lang w:val="es-CO" w:bidi="ar-SA"/>
+        </w:rPr>
+      </w:r>
+    </w:p>
+    <w:p>
+      <w:pPr>
+        <w:pStyle w:val="APALevel1"/>
+        <w:widowControl/>
+        <w:suppressAutoHyphens w:val="true"/>
+        <w:bidi w:val="0"/>
+        <w:spacing w:before="0" w:after="480"/>
+        <w:rPr>
+          <w:lang w:val="es-CO" w:bidi="ar-SA"/>
+        </w:rPr>
+      </w:pPr>
+      <w:r>
+        <w:rPr>
+          <w:lang w:val="es-CO" w:bidi="ar-SA"/>
+        </w:rPr>
+      </w:r>
+    </w:p>
+    <w:p>
+      <w:pPr>
+        <w:pStyle w:val="APALevel1"/>
+        <w:widowControl/>
+        <w:suppressAutoHyphens w:val="true"/>
+        <w:bidi w:val="0"/>
+        <w:spacing w:before="0" w:after="480"/>
+        <w:rPr>
+          <w:lang w:val="es-CO" w:bidi="ar-SA"/>
+        </w:rPr>
+      </w:pPr>
+      <w:r>
+        <w:rPr>
+          <w:lang w:val="es-CO" w:bidi="ar-SA"/>
+        </w:rPr>
+      </w:r>
+    </w:p>
+    <w:p>
+      <w:pPr>
+        <w:pStyle w:val="APALevel1"/>
+        <w:widowControl/>
+        <w:suppressAutoHyphens w:val="true"/>
+        <w:bidi w:val="0"/>
+        <w:spacing w:before="0" w:after="480"/>
+        <w:rPr>
+          <w:lang w:val="es-CO" w:bidi="ar-SA"/>
+        </w:rPr>
+      </w:pPr>
+      <w:r>
+        <w:rPr>
+          <w:lang w:val="es-CO" w:bidi="ar-SA"/>
+        </w:rPr>
+      </w:r>
+    </w:p>
+    <w:p>
+      <w:pPr>
+        <w:pStyle w:val="APALevel1"/>
+        <w:widowControl/>
+        <w:suppressAutoHyphens w:val="true"/>
+        <w:bidi w:val="0"/>
+        <w:spacing w:before="0" w:after="480"/>
+        <w:rPr>
+          <w:lang w:val="es-CO" w:bidi="ar-SA"/>
+        </w:rPr>
+      </w:pPr>
+      <w:r>
+        <w:rPr>
+          <w:lang w:val="es-CO" w:bidi="ar-SA"/>
+        </w:rPr>
+      </w:r>
+    </w:p>
+    <w:p>
+      <w:pPr>
+        <w:pStyle w:val="APALevel1"/>
+        <w:widowControl/>
+        <w:suppressAutoHyphens w:val="true"/>
+        <w:bidi w:val="0"/>
+        <w:spacing w:before="0" w:after="480"/>
+        <w:rPr>
+          <w:lang w:val="es-CO" w:bidi="ar-SA"/>
+        </w:rPr>
+      </w:pPr>
+      <w:r>
+        <w:rPr>
+          <w:lang w:val="es-CO" w:bidi="ar-SA"/>
+        </w:rPr>
+      </w:r>
+    </w:p>
+    <w:p>
+      <w:pPr>
+        <w:pStyle w:val="APALevel1"/>
+        <w:widowControl/>
+        <w:suppressAutoHyphens w:val="true"/>
+        <w:bidi w:val="0"/>
+        <w:spacing w:before="0" w:after="480"/>
+        <w:rPr>
+          <w:lang w:val="es-CO" w:bidi="ar-SA"/>
+        </w:rPr>
+      </w:pPr>
+      <w:r>
+        <w:rPr>
+          <w:lang w:val="es-CO" w:bidi="ar-SA"/>
+        </w:rPr>
+      </w:r>
+    </w:p>
+    <w:p>
+      <w:pPr>
+        <w:pStyle w:val="APALevel1"/>
+        <w:widowControl/>
+        <w:suppressAutoHyphens w:val="true"/>
+        <w:bidi w:val="0"/>
+        <w:spacing w:before="0" w:after="480"/>
+        <w:rPr>
+          <w:lang w:val="es-CO" w:bidi="ar-SA"/>
+        </w:rPr>
+      </w:pPr>
+      <w:r>
+        <w:rPr>
+          <w:lang w:val="es-CO" w:bidi="ar-SA"/>
+        </w:rPr>
+      </w:r>
+    </w:p>
+    <w:p>
+      <w:pPr>
+        <w:pStyle w:val="APALevel1"/>
+        <w:widowControl/>
+        <w:suppressAutoHyphens w:val="true"/>
+        <w:bidi w:val="0"/>
+        <w:spacing w:before="0" w:after="480"/>
+        <w:rPr>
+          <w:lang w:val="es-CO" w:bidi="ar-SA"/>
+        </w:rPr>
+      </w:pPr>
+      <w:r>
+        <w:rPr>
+          <w:lang w:val="es-CO" w:bidi="ar-SA"/>
+        </w:rPr>
+      </w:r>
+    </w:p>
+    <w:p>
+      <w:pPr>
+        <w:pStyle w:val="APALevel1"/>
+        <w:widowControl/>
+        <w:suppressAutoHyphens w:val="true"/>
+        <w:bidi w:val="0"/>
+        <w:spacing w:before="0" w:after="480"/>
+        <w:rPr>
+          <w:lang w:val="es-CO" w:bidi="ar-SA"/>
+        </w:rPr>
+      </w:pPr>
+      <w:r>
+        <w:rPr>
+          <w:lang w:val="es-CO" w:bidi="ar-SA"/>
+        </w:rPr>
+      </w:r>
+    </w:p>
+    <w:p>
+      <w:pPr>
+        <w:pStyle w:val="APALevel1"/>
+        <w:widowControl/>
+        <w:suppressAutoHyphens w:val="true"/>
+        <w:bidi w:val="0"/>
+        <w:spacing w:before="0" w:after="480"/>
+        <w:rPr>
+          <w:lang w:val="es-CO" w:bidi="ar-SA"/>
+        </w:rPr>
+      </w:pPr>
+      <w:r>
+        <w:rPr>
+          <w:lang w:val="es-CO" w:bidi="ar-SA"/>
+        </w:rPr>
+      </w:r>
+    </w:p>
+    <w:p>
+      <w:pPr>
+        <w:pStyle w:val="APALevel1"/>
+        <w:widowControl/>
+        <w:suppressAutoHyphens w:val="true"/>
+        <w:bidi w:val="0"/>
+        <w:spacing w:before="0" w:after="480"/>
+        <w:rPr>
+          <w:lang w:val="es-CO" w:bidi="ar-SA"/>
+        </w:rPr>
+      </w:pPr>
+      <w:r>
+        <w:rPr>
+          <w:lang w:val="es-CO" w:bidi="ar-SA"/>
+        </w:rPr>
+      </w:r>
+    </w:p>
+    <w:p>
+      <w:pPr>
+        <w:pStyle w:val="APALevel1"/>
+        <w:widowControl/>
+        <w:suppressAutoHyphens w:val="true"/>
+        <w:bidi w:val="0"/>
+        <w:spacing w:before="0" w:after="480"/>
+        <w:rPr>
+          <w:lang w:val="es-CO" w:bidi="ar-SA"/>
+        </w:rPr>
+      </w:pPr>
+      <w:r>
+        <w:rPr>
+          <w:lang w:val="es-CO" w:bidi="ar-SA"/>
+        </w:rPr>
+      </w:r>
+    </w:p>
+    <w:p>
+      <w:pPr>
+        <w:pStyle w:val="APALevel1"/>
+        <w:widowControl/>
+        <w:suppressAutoHyphens w:val="true"/>
+        <w:bidi w:val="0"/>
+        <w:spacing w:before="0" w:after="480"/>
+        <w:rPr>
+          <w:lang w:val="es-CO" w:bidi="ar-SA"/>
+        </w:rPr>
+      </w:pPr>
+      <w:r>
+        <w:rPr>
+          <w:lang w:val="es-CO" w:bidi="ar-SA"/>
+        </w:rPr>
+      </w:r>
+    </w:p>
+    <w:p>
+      <w:pPr>
+        <w:pStyle w:val="APALevel1"/>
+        <w:widowControl/>
+        <w:suppressAutoHyphens w:val="true"/>
+        <w:bidi w:val="0"/>
+        <w:spacing w:before="0" w:after="480"/>
+        <w:rPr>
+          <w:lang w:val="es-CO" w:bidi="ar-SA"/>
+        </w:rPr>
+      </w:pPr>
       <w:r>
         <w:rPr>
           <w:lang w:val="es-CO" w:bidi="ar-SA"/>
         </w:rPr>
         <w:t>1. Necesidad y problema del proyecto</w:t>
       </w:r>
-      <w:bookmarkStart w:id="30" w:name="_Toc316718173"/>
-      <w:bookmarkStart w:id="31" w:name="_Toc26076889"/>
-      <w:bookmarkStart w:id="32" w:name="_Toc26079248"/>
-      <w:bookmarkStart w:id="33" w:name="_Toc62799672"/>
-      <w:bookmarkStart w:id="34" w:name="_Toc62800392"/>
-      <w:bookmarkStart w:id="35" w:name="_Toc62800548"/>
-      <w:bookmarkStart w:id="36" w:name="_Toc62800635"/>
-      <w:bookmarkStart w:id="37" w:name="_Toc62801083"/>
+      <w:bookmarkStart w:id="30" w:name="_Toc62801083"/>
+      <w:bookmarkStart w:id="31" w:name="_Toc62800635"/>
+      <w:bookmarkStart w:id="32" w:name="_Toc62800548"/>
+      <w:bookmarkStart w:id="33" w:name="_Toc62800392"/>
+      <w:bookmarkStart w:id="34" w:name="_Toc62799672"/>
+      <w:bookmarkStart w:id="35" w:name="_Toc26079248"/>
+      <w:bookmarkStart w:id="36" w:name="_Toc26076889"/>
+      <w:bookmarkStart w:id="37" w:name="_Toc316718173"/>
       <w:r>
         <w:rPr>
           <w:lang w:val="es-CO" w:bidi="ar-SA"/>
@@ -3947,16 +4298,32 @@
       <w:r>
         <w:rPr>
           <w:rFonts w:eastAsia="Times New Roman" w:cs="Times New Roman"/>
-          <w:i w:val="false"/>
-          <w:iCs w:val="false"/>
-          <w:color w:val="auto"/>
-          <w:kern w:val="0"/>
-          <w:sz w:val="24"/>
-          <w:szCs w:val="24"/>
-          <w:u w:val="none"/>
-          <w:lang w:val="es-CO" w:eastAsia="en-US" w:bidi="ar-SA"/>
-        </w:rPr>
-        <w:t xml:space="preserve">Product Owner (Alejandro Rodriguez): Define y prioriza los requisitos del sistema, asegurando que las funcionalidades de registro, autenticación y gestión de usuarios cumplan con las necesidades del proyecto. </w:t>
+          <w:b/>
+          <w:bCs/>
+          <w:i w:val="false"/>
+          <w:iCs w:val="false"/>
+          <w:color w:val="auto"/>
+          <w:kern w:val="0"/>
+          <w:sz w:val="24"/>
+          <w:szCs w:val="24"/>
+          <w:u w:val="none"/>
+          <w:lang w:val="es-CO" w:eastAsia="en-US" w:bidi="ar-SA"/>
+        </w:rPr>
+        <w:t>Product Owner (Alejandro Rodriguez)</w:t>
+      </w:r>
+      <w:r>
+        <w:rPr>
+          <w:rFonts w:eastAsia="Times New Roman" w:cs="Times New Roman"/>
+          <w:i w:val="false"/>
+          <w:iCs w:val="false"/>
+          <w:color w:val="auto"/>
+          <w:kern w:val="0"/>
+          <w:sz w:val="24"/>
+          <w:szCs w:val="24"/>
+          <w:u w:val="none"/>
+          <w:lang w:val="es-CO" w:eastAsia="en-US" w:bidi="ar-SA"/>
+        </w:rPr>
+        <w:t xml:space="preserve">: Define y prioriza los requisitos del sistema, asegurando que las funcionalidades de registro, autenticación y gestión de usuarios cumplan con las necesidades del proyecto. </w:t>
       </w:r>
     </w:p>
     <w:p>
@@ -3986,16 +4353,32 @@
       <w:r>
         <w:rPr>
           <w:rFonts w:eastAsia="Times New Roman" w:cs="Times New Roman"/>
-          <w:i w:val="false"/>
-          <w:iCs w:val="false"/>
-          <w:color w:val="auto"/>
-          <w:kern w:val="0"/>
-          <w:sz w:val="24"/>
-          <w:szCs w:val="24"/>
-          <w:u w:val="none"/>
-          <w:lang w:val="es-CO" w:eastAsia="en-US" w:bidi="ar-SA"/>
-        </w:rPr>
-        <w:t xml:space="preserve">Scrum Master (Andrés Luengas): Facilita el desarrollo del sprint, organiza las reuniones y elimina impedimentos, garantizando el cumplimiento de la metodología Scrum. </w:t>
+          <w:b/>
+          <w:bCs/>
+          <w:i w:val="false"/>
+          <w:iCs w:val="false"/>
+          <w:color w:val="auto"/>
+          <w:kern w:val="0"/>
+          <w:sz w:val="24"/>
+          <w:szCs w:val="24"/>
+          <w:u w:val="none"/>
+          <w:lang w:val="es-CO" w:eastAsia="en-US" w:bidi="ar-SA"/>
+        </w:rPr>
+        <w:t>Scrum Master (Andrés Luengas):</w:t>
+      </w:r>
+      <w:r>
+        <w:rPr>
+          <w:rFonts w:eastAsia="Times New Roman" w:cs="Times New Roman"/>
+          <w:i w:val="false"/>
+          <w:iCs w:val="false"/>
+          <w:color w:val="auto"/>
+          <w:kern w:val="0"/>
+          <w:sz w:val="24"/>
+          <w:szCs w:val="24"/>
+          <w:u w:val="none"/>
+          <w:lang w:val="es-CO" w:eastAsia="en-US" w:bidi="ar-SA"/>
+        </w:rPr>
+        <w:t xml:space="preserve"> Facilita el desarrollo del sprint, organiza las reuniones y elimina impedimentos, garantizando el cumplimiento de la metodología Scrum. </w:t>
       </w:r>
     </w:p>
     <w:p>
@@ -4025,16 +4408,32 @@
       <w:r>
         <w:rPr>
           <w:rFonts w:eastAsia="Times New Roman" w:cs="Times New Roman"/>
-          <w:i w:val="false"/>
-          <w:iCs w:val="false"/>
-          <w:color w:val="auto"/>
-          <w:kern w:val="0"/>
-          <w:sz w:val="24"/>
-          <w:szCs w:val="24"/>
-          <w:u w:val="none"/>
-          <w:lang w:val="es-CO" w:eastAsia="en-US" w:bidi="ar-SA"/>
-        </w:rPr>
-        <w:t xml:space="preserve">El equipo de desarrollo (Andrés y Alejandro): Implementa las funcionalidades del sistema, incluyendo el registro de usuarios, inicio de sesión, gestión de roles y edición de perfil, además de la estructura inicial de la base de datos. </w:t>
+          <w:b/>
+          <w:bCs/>
+          <w:i w:val="false"/>
+          <w:iCs w:val="false"/>
+          <w:color w:val="auto"/>
+          <w:kern w:val="0"/>
+          <w:sz w:val="24"/>
+          <w:szCs w:val="24"/>
+          <w:u w:val="none"/>
+          <w:lang w:val="es-CO" w:eastAsia="en-US" w:bidi="ar-SA"/>
+        </w:rPr>
+        <w:t>El equipo de desarrollo (Andrés y Alejandro)</w:t>
+      </w:r>
+      <w:r>
+        <w:rPr>
+          <w:rFonts w:eastAsia="Times New Roman" w:cs="Times New Roman"/>
+          <w:i w:val="false"/>
+          <w:iCs w:val="false"/>
+          <w:color w:val="auto"/>
+          <w:kern w:val="0"/>
+          <w:sz w:val="24"/>
+          <w:szCs w:val="24"/>
+          <w:u w:val="none"/>
+          <w:lang w:val="es-CO" w:eastAsia="en-US" w:bidi="ar-SA"/>
+        </w:rPr>
+        <w:t xml:space="preserve">: Implementa las funcionalidades del sistema, incluyendo el registro de usuarios, inicio de sesión, gestión de roles y edición de perfil, además de la estructura inicial de la base de datos. </w:t>
       </w:r>
     </w:p>
     <w:p>
@@ -5076,7 +5475,7 @@
           <w:lang w:val="es-CO" w:eastAsia="en-US" w:bidi="ar-SA"/>
         </w:rPr>
         <w:drawing>
-          <wp:anchor distT="0" distB="0" distL="0" distR="0" simplePos="0" relativeHeight="29" behindDoc="0" locked="0" layoutInCell="0" allowOverlap="1">
+          <wp:anchor distT="0" distB="0" distL="0" distR="0" simplePos="0" relativeHeight="32" behindDoc="0" locked="0" layoutInCell="0" allowOverlap="1">
             <wp:simplePos x="0" y="0"/>
             <wp:positionH relativeFrom="column">
               <wp:posOffset>-15240</wp:posOffset>
@@ -5229,7 +5628,7 @@
           <w:lang w:val="es-CO" w:eastAsia="en-US" w:bidi="ar-SA"/>
         </w:rPr>
         <w:drawing>
-          <wp:anchor distT="0" distB="0" distL="0" distR="0" simplePos="0" relativeHeight="30" behindDoc="0" locked="0" layoutInCell="0" allowOverlap="1">
+          <wp:anchor distT="0" distB="0" distL="0" distR="0" simplePos="0" relativeHeight="33" behindDoc="0" locked="0" layoutInCell="0" allowOverlap="1">
             <wp:simplePos x="0" y="0"/>
             <wp:positionH relativeFrom="column">
               <wp:posOffset>-5715</wp:posOffset>
@@ -5335,8 +5734,8 @@
       </w:pPr>
       <w:r>
         <w:rPr>
-          <w:b/>
-          <w:bCs/>
+          <w:b w:val="false"/>
+          <w:bCs w:val="false"/>
           <w:lang w:val="es-CO" w:bidi="ar-SA"/>
         </w:rPr>
       </w:r>
@@ -5441,10 +5840,6 @@
     <w:p>
       <w:pPr>
         <w:pStyle w:val="APALevel2"/>
-        <w:numPr>
-          <w:ilvl w:val="0"/>
-          <w:numId w:val="0"/>
-        </w:numPr>
         <w:ind w:hanging="0" w:left="720"/>
         <w:rPr/>
       </w:pPr>
@@ -5854,35 +6249,7 @@
           <w:u w:val="none"/>
           <w:lang w:val="es-CO" w:eastAsia="en-US" w:bidi="ar-SA"/>
         </w:rPr>
-        <w:t>6.</w:t>
-      </w:r>
-      <w:r>
-        <w:rPr>
-          <w:rFonts w:eastAsia="Times New Roman" w:cs="Times New Roman"/>
-          <w:b/>
-          <w:bCs/>
-          <w:color w:val="auto"/>
-          <w:kern w:val="0"/>
-          <w:sz w:val="24"/>
-          <w:szCs w:val="32"/>
-          <w:u w:val="none"/>
-          <w:lang w:val="es-CO" w:eastAsia="en-US" w:bidi="ar-SA"/>
-        </w:rPr>
-        <w:t>2</w:t>
-      </w:r>
-      <w:r>
-        <w:rPr>
-          <w:rFonts w:eastAsia="Times New Roman" w:cs="Times New Roman"/>
-          <w:b/>
-          <w:bCs/>
-          <w:color w:val="auto"/>
-          <w:kern w:val="0"/>
-          <w:sz w:val="24"/>
-          <w:szCs w:val="32"/>
-          <w:u w:val="none"/>
-          <w:lang w:val="es-CO" w:eastAsia="en-US" w:bidi="ar-SA"/>
-        </w:rPr>
-        <w:t xml:space="preserve"> Relación con el sistema</w:t>
+        <w:t>6.2 Relación con el sistema</w:t>
       </w:r>
       <w:r>
         <w:rPr>
@@ -5943,7 +6310,7 @@
           <w:lang w:val="es-CO" w:bidi="ar-SA"/>
         </w:rPr>
         <w:drawing>
-          <wp:anchor distT="0" distB="0" distL="114300" distR="114300" simplePos="0" relativeHeight="26" behindDoc="0" locked="0" layoutInCell="0" allowOverlap="1">
+          <wp:anchor distT="0" distB="0" distL="114300" distR="114300" simplePos="0" relativeHeight="29" behindDoc="0" locked="0" layoutInCell="0" allowOverlap="1">
             <wp:simplePos x="0" y="0"/>
             <wp:positionH relativeFrom="column">
               <wp:posOffset>-23495</wp:posOffset>
@@ -5955,11 +6322,11 @@
             <wp:effectExtent l="0" t="0" r="0" b="0"/>
             <wp:wrapThrough wrapText="bothSides">
               <wp:wrapPolygon edited="0">
-                <wp:start x="-123" y="0"/>
-                <wp:lineTo x="-123" y="21251"/>
-                <wp:lineTo x="21557" y="21251"/>
+                <wp:start x="-164" y="0"/>
+                <wp:lineTo x="-164" y="21177"/>
+                <wp:lineTo x="21557" y="21177"/>
                 <wp:lineTo x="21557" y="0"/>
-                <wp:lineTo x="-123" y="0"/>
+                <wp:lineTo x="-164" y="0"/>
               </wp:wrapPolygon>
             </wp:wrapThrough>
             <wp:docPr id="5" name="Imagen 1"/>
@@ -6095,7 +6462,7 @@
           <w:lang w:val="es-CO" w:eastAsia="en-US" w:bidi="ar-SA"/>
         </w:rPr>
         <w:drawing>
-          <wp:anchor distT="0" distB="0" distL="0" distR="0" simplePos="0" relativeHeight="28" behindDoc="0" locked="0" layoutInCell="0" allowOverlap="1">
+          <wp:anchor distT="0" distB="0" distL="0" distR="0" simplePos="0" relativeHeight="31" behindDoc="0" locked="0" layoutInCell="0" allowOverlap="1">
             <wp:simplePos x="0" y="0"/>
             <wp:positionH relativeFrom="column">
               <wp:posOffset>0</wp:posOffset>
@@ -6309,15 +6676,15 @@
           <w:lang w:val="es-CO" w:eastAsia="en-US" w:bidi="ar-SA"/>
         </w:rPr>
         <w:drawing>
-          <wp:anchor distT="0" distB="0" distL="0" distR="0" simplePos="0" relativeHeight="31" behindDoc="0" locked="0" layoutInCell="0" allowOverlap="1">
+          <wp:anchor distT="0" distB="0" distL="0" distR="0" simplePos="0" relativeHeight="34" behindDoc="0" locked="0" layoutInCell="0" allowOverlap="1">
             <wp:simplePos x="0" y="0"/>
             <wp:positionH relativeFrom="column">
-              <wp:posOffset>32385</wp:posOffset>
+              <wp:posOffset>-6985</wp:posOffset>
             </wp:positionH>
             <wp:positionV relativeFrom="paragraph">
-              <wp:posOffset>54610</wp:posOffset>
+              <wp:posOffset>189230</wp:posOffset>
             </wp:positionV>
-            <wp:extent cx="6001385" cy="2767965"/>
+            <wp:extent cx="6001385" cy="3245485"/>
             <wp:effectExtent l="0" t="0" r="0" b="0"/>
             <wp:wrapSquare wrapText="largest"/>
             <wp:docPr id="7" name="Imagen8"/>
@@ -6342,7 +6709,7 @@
                   <pic:spPr bwMode="auto">
                     <a:xfrm>
                       <a:off x="0" y="0"/>
-                      <a:ext cx="6001385" cy="2767965"/>
+                      <a:ext cx="6001385" cy="3245485"/>
                     </a:xfrm>
                     <a:prstGeom prst="rect">
                       <a:avLst/>
@@ -6607,7 +6974,7 @@
           <w:lang w:val="es-CO" w:eastAsia="en-US" w:bidi="ar-SA"/>
         </w:rPr>
         <w:drawing>
-          <wp:anchor distT="0" distB="0" distL="0" distR="0" simplePos="0" relativeHeight="32" behindDoc="0" locked="0" layoutInCell="0" allowOverlap="1">
+          <wp:anchor distT="0" distB="0" distL="0" distR="0" simplePos="0" relativeHeight="35" behindDoc="0" locked="0" layoutInCell="0" allowOverlap="1">
             <wp:simplePos x="0" y="0"/>
             <wp:positionH relativeFrom="column">
               <wp:posOffset>0</wp:posOffset>
@@ -6676,8 +7043,8 @@
         <w:r>
           <w:rPr>
             <w:rStyle w:val="Hyperlink"/>
-            <w:color w:val="auto"/>
-            <w:u w:val="none"/>
+            <w:color w:val="0000FF"/>
+            <w:u w:val="single"/>
             <w:lang w:val="es-EC"/>
           </w:rPr>
           <w:t>Diagrama de flujo de la solución web: Lucidchart</w:t>
@@ -6712,52 +7079,1159 @@
         </w:rPr>
       </w:pPr>
       <w:r>
-        <w:rPr/>
-      </w:r>
-    </w:p>
-    <w:p>
-      <w:pPr>
-        <w:pStyle w:val="APALevel2"/>
-        <w:widowControl/>
-        <w:suppressAutoHyphens w:val="true"/>
-        <w:bidi w:val="0"/>
-        <w:spacing w:lineRule="auto" w:line="240" w:before="360" w:after="240"/>
+        <w:rPr>
+          <w:rFonts w:eastAsia="Times New Roman" w:cs="Times New Roman"/>
+          <w:color w:val="auto"/>
+          <w:kern w:val="0"/>
+          <w:sz w:val="24"/>
+          <w:szCs w:val="24"/>
+          <w:u w:val="none"/>
+          <w:lang w:val="es-EC" w:eastAsia="en-US" w:bidi="ar-SA"/>
+        </w:rPr>
+      </w:r>
+    </w:p>
+    <w:p>
+      <w:pPr>
+        <w:pStyle w:val="BodyText"/>
+        <w:ind w:hanging="0"/>
+        <w:jc w:val="center"/>
+        <w:rPr>
+          <w:b/>
+          <w:bCs/>
+          <w:lang w:val="es-CO" w:bidi="ar-SA"/>
+        </w:rPr>
+      </w:pPr>
+      <w:r>
+        <w:rPr>
+          <w:b/>
+          <w:bCs/>
+          <w:lang w:val="es-CO"/>
+        </w:rPr>
+        <w:t>9. Solución tecnológica a implementar</w:t>
+      </w:r>
+    </w:p>
+    <w:p>
+      <w:pPr>
+        <w:pStyle w:val="BodyText"/>
+        <w:ind w:hanging="0"/>
+        <w:jc w:val="center"/>
+        <w:rPr>
+          <w:b/>
+          <w:bCs/>
+          <w:lang w:val="es-CO" w:bidi="ar-SA"/>
+        </w:rPr>
+      </w:pPr>
+      <w:r>
+        <w:rPr>
+          <w:b/>
+          <w:bCs/>
+          <w:lang w:val="es-CO" w:bidi="ar-SA"/>
+        </w:rPr>
+      </w:r>
+    </w:p>
+    <w:p>
+      <w:pPr>
+        <w:pStyle w:val="BodyText"/>
+        <w:spacing w:lineRule="auto" w:line="240" w:before="0" w:after="0"/>
         <w:jc w:val="both"/>
         <w:rPr>
+          <w:lang w:val="es-CO" w:eastAsia="en-US" w:bidi="ar-SA"/>
+        </w:rPr>
+      </w:pPr>
+      <w:r>
+        <w:rPr>
+          <w:lang w:val="es-CO" w:eastAsia="en-US" w:bidi="ar-SA"/>
+        </w:rPr>
+        <w:t>EduTech es un aplicativo web diseñado y creado para la gestión de actividades académicas y mejorar la comunicación entre los estudiantes y docentes el sistema cuenta con funcionalidades como registrarse, iniciar sesión, consultar actividades y  gestionar actividades académicas.</w:t>
+      </w:r>
+    </w:p>
+    <w:p>
+      <w:pPr>
+        <w:pStyle w:val="BodyText"/>
+        <w:spacing w:lineRule="auto" w:line="240" w:before="0" w:after="0"/>
+        <w:jc w:val="both"/>
+        <w:rPr>
+          <w:lang w:val="es-CO" w:eastAsia="en-US" w:bidi="ar-SA"/>
+        </w:rPr>
+      </w:pPr>
+      <w:r>
+        <w:rPr>
+          <w:lang w:val="es-CO" w:eastAsia="en-US" w:bidi="ar-SA"/>
+        </w:rPr>
+      </w:r>
+    </w:p>
+    <w:p>
+      <w:pPr>
+        <w:pStyle w:val="APALevel2"/>
+        <w:widowControl/>
+        <w:suppressAutoHyphens w:val="true"/>
+        <w:bidi w:val="0"/>
+        <w:spacing w:lineRule="auto" w:line="240" w:before="189" w:after="69"/>
+        <w:jc w:val="both"/>
+        <w:rPr>
           <w:rFonts w:ascii="Times New Roman" w:hAnsi="Times New Roman" w:eastAsia="Times New Roman" w:cs="Times New Roman"/>
-          <w:color w:val="auto"/>
-          <w:kern w:val="0"/>
-          <w:sz w:val="24"/>
-          <w:szCs w:val="24"/>
-          <w:u w:val="none"/>
-          <w:lang w:val="es-EC" w:eastAsia="en-US" w:bidi="ar-SA"/>
-        </w:rPr>
-      </w:pPr>
-      <w:r>
-        <w:rPr/>
-      </w:r>
-    </w:p>
-    <w:p>
-      <w:pPr>
-        <w:pStyle w:val="APALevel2"/>
-        <w:widowControl/>
-        <w:suppressAutoHyphens w:val="true"/>
-        <w:bidi w:val="0"/>
-        <w:spacing w:lineRule="auto" w:line="240" w:before="360" w:after="240"/>
+          <w:b w:val="false"/>
+          <w:bCs w:val="false"/>
+          <w:i w:val="false"/>
+          <w:iCs w:val="false"/>
+          <w:color w:val="auto"/>
+          <w:kern w:val="0"/>
+          <w:sz w:val="24"/>
+          <w:szCs w:val="24"/>
+          <w:u w:val="none"/>
+          <w:lang w:val="es-CO" w:eastAsia="en-US" w:bidi="ar-SA"/>
+        </w:rPr>
+      </w:pPr>
+      <w:r>
+        <w:rPr>
+          <w:rFonts w:eastAsia="Times New Roman" w:cs="Times New Roman"/>
+          <w:b/>
+          <w:bCs/>
+          <w:i w:val="false"/>
+          <w:iCs w:val="false"/>
+          <w:color w:val="auto"/>
+          <w:kern w:val="0"/>
+          <w:sz w:val="24"/>
+          <w:szCs w:val="24"/>
+          <w:u w:val="none"/>
+        </w:rPr>
+        <w:t>9.1</w:t>
+      </w:r>
+      <w:r>
+        <w:rPr>
+          <w:rFonts w:eastAsia="Times New Roman" w:cs="Times New Roman"/>
+          <w:i w:val="false"/>
+          <w:iCs w:val="false"/>
+          <w:color w:val="auto"/>
+          <w:kern w:val="0"/>
+          <w:sz w:val="24"/>
+          <w:szCs w:val="24"/>
+          <w:u w:val="none"/>
+        </w:rPr>
+        <w:t xml:space="preserve"> </w:t>
+      </w:r>
+      <w:r>
+        <w:rPr>
+          <w:rFonts w:eastAsia="Times New Roman" w:cs="Times New Roman"/>
+          <w:b/>
+          <w:bCs/>
+          <w:i w:val="false"/>
+          <w:iCs w:val="false"/>
+          <w:color w:val="auto"/>
+          <w:kern w:val="0"/>
+          <w:sz w:val="24"/>
+          <w:szCs w:val="24"/>
+          <w:u w:val="none"/>
+        </w:rPr>
+        <w:t xml:space="preserve">Arquitectura general de la solución </w:t>
+      </w:r>
+    </w:p>
+    <w:p>
+      <w:pPr>
+        <w:pStyle w:val="BodyText"/>
+        <w:spacing w:lineRule="auto" w:line="240" w:before="0" w:after="0"/>
         <w:jc w:val="both"/>
         <w:rPr>
+          <w:lang w:val="es-CO"/>
+        </w:rPr>
+      </w:pPr>
+      <w:r>
+        <w:rPr>
+          <w:lang w:val="es-CO"/>
+        </w:rPr>
+        <w:t>El sistema se desarrolla con una arquitectura de tipo cliente-servidor, que se compone por</w:t>
+      </w:r>
+    </w:p>
+    <w:p>
+      <w:pPr>
+        <w:pStyle w:val="BodyText"/>
+        <w:spacing w:lineRule="auto" w:line="240" w:before="0" w:after="0"/>
+        <w:jc w:val="both"/>
+        <w:rPr>
+          <w:lang w:val="es-CO"/>
+        </w:rPr>
+      </w:pPr>
+      <w:r>
+        <w:rPr>
+          <w:lang w:val="es-CO"/>
+        </w:rPr>
+      </w:r>
+    </w:p>
+    <w:p>
+      <w:pPr>
+        <w:pStyle w:val="BodyText"/>
+        <w:numPr>
+          <w:ilvl w:val="0"/>
+          <w:numId w:val="12"/>
+        </w:numPr>
+        <w:spacing w:lineRule="auto" w:line="240" w:before="0" w:after="0"/>
+        <w:jc w:val="both"/>
+        <w:rPr>
+          <w:lang w:val="es-CO"/>
+        </w:rPr>
+      </w:pPr>
+      <w:r>
+        <w:rPr>
+          <w:b/>
+          <w:bCs/>
+          <w:lang w:val="es-CO"/>
+        </w:rPr>
+        <w:t>Frontend</w:t>
+      </w:r>
+      <w:r>
+        <w:rPr>
+          <w:lang w:val="es-CO"/>
+        </w:rPr>
+        <w:t>: interfaz gráfica con diseño accesible desde navegador web</w:t>
+      </w:r>
+    </w:p>
+    <w:p>
+      <w:pPr>
+        <w:pStyle w:val="BodyText"/>
+        <w:numPr>
+          <w:ilvl w:val="0"/>
+          <w:numId w:val="11"/>
+        </w:numPr>
+        <w:spacing w:lineRule="auto" w:line="240" w:before="0" w:after="0"/>
+        <w:jc w:val="both"/>
+        <w:rPr>
+          <w:lang w:val="es-CO"/>
+        </w:rPr>
+      </w:pPr>
+      <w:r>
+        <w:rPr>
+          <w:b/>
+          <w:bCs/>
+          <w:lang w:val="es-CO"/>
+        </w:rPr>
+        <w:t>Backend</w:t>
+      </w:r>
+      <w:r>
+        <w:rPr>
+          <w:lang w:val="es-CO"/>
+        </w:rPr>
+        <w:t xml:space="preserve">: nos encargamos principalmente de la lógica del sistema gestión de actividades y procesamientos de datos </w:t>
+      </w:r>
+    </w:p>
+    <w:p>
+      <w:pPr>
+        <w:pStyle w:val="BodyText"/>
+        <w:numPr>
+          <w:ilvl w:val="0"/>
+          <w:numId w:val="11"/>
+        </w:numPr>
+        <w:spacing w:lineRule="auto" w:line="240" w:before="0" w:after="0"/>
+        <w:jc w:val="both"/>
+        <w:rPr>
+          <w:lang w:val="es-CO"/>
+        </w:rPr>
+      </w:pPr>
+      <w:r>
+        <w:rPr>
+          <w:b/>
+          <w:bCs/>
+          <w:lang w:val="es-CO"/>
+        </w:rPr>
+        <w:t>Base de datos</w:t>
+      </w:r>
+      <w:r>
+        <w:rPr>
+          <w:lang w:val="es-CO"/>
+        </w:rPr>
+        <w:t xml:space="preserve">: almacenaremos información roles y datos de forma segura </w:t>
+      </w:r>
+    </w:p>
+    <w:p>
+      <w:pPr>
+        <w:pStyle w:val="BodyText"/>
+        <w:spacing w:lineRule="auto" w:line="240" w:before="0" w:after="0"/>
+        <w:jc w:val="both"/>
+        <w:rPr>
+          <w:lang w:val="es-CO"/>
+        </w:rPr>
+      </w:pPr>
+      <w:r>
+        <w:rPr>
+          <w:lang w:val="es-CO"/>
+        </w:rPr>
+      </w:r>
+    </w:p>
+    <w:p>
+      <w:pPr>
+        <w:pStyle w:val="BodyText"/>
+        <w:spacing w:lineRule="auto" w:line="240" w:before="0" w:after="0"/>
+        <w:jc w:val="both"/>
+        <w:rPr>
+          <w:lang w:val="es-CO"/>
+        </w:rPr>
+      </w:pPr>
+      <w:r>
+        <w:rPr>
+          <w:lang w:val="es-CO"/>
+        </w:rPr>
+      </w:r>
+    </w:p>
+    <w:p>
+      <w:pPr>
+        <w:pStyle w:val="APALevel2"/>
+        <w:widowControl/>
+        <w:suppressAutoHyphens w:val="true"/>
+        <w:bidi w:val="0"/>
+        <w:spacing w:lineRule="auto" w:line="240" w:before="189" w:after="69"/>
+        <w:jc w:val="both"/>
+        <w:rPr>
           <w:rFonts w:ascii="Times New Roman" w:hAnsi="Times New Roman" w:eastAsia="Times New Roman" w:cs="Times New Roman"/>
-          <w:color w:val="auto"/>
-          <w:kern w:val="0"/>
-          <w:sz w:val="24"/>
-          <w:szCs w:val="24"/>
-          <w:u w:val="none"/>
-          <w:lang w:val="es-CO" w:eastAsia="en-US" w:bidi="ar-SA"/>
-        </w:rPr>
-      </w:pPr>
-      <w:r>
-        <w:rPr>
-          <w:rFonts w:eastAsia="Times New Roman" w:cs="Times New Roman"/>
+          <w:b w:val="false"/>
+          <w:bCs w:val="false"/>
+          <w:i w:val="false"/>
+          <w:iCs w:val="false"/>
+          <w:color w:val="auto"/>
+          <w:kern w:val="0"/>
+          <w:sz w:val="24"/>
+          <w:szCs w:val="24"/>
+          <w:u w:val="none"/>
+          <w:lang w:val="es-CO" w:eastAsia="en-US" w:bidi="ar-SA"/>
+        </w:rPr>
+      </w:pPr>
+      <w:r>
+        <w:rPr>
+          <w:rFonts w:eastAsia="Times New Roman" w:cs="Times New Roman"/>
+          <w:b/>
+          <w:bCs/>
+          <w:i w:val="false"/>
+          <w:iCs w:val="false"/>
+          <w:color w:val="auto"/>
+          <w:kern w:val="0"/>
+          <w:sz w:val="24"/>
+          <w:szCs w:val="24"/>
+          <w:u w:val="none"/>
+        </w:rPr>
+        <w:t>9.2</w:t>
+      </w:r>
+      <w:r>
+        <w:rPr>
+          <w:rFonts w:eastAsia="Times New Roman" w:cs="Times New Roman"/>
+          <w:i w:val="false"/>
+          <w:iCs w:val="false"/>
+          <w:color w:val="auto"/>
+          <w:kern w:val="0"/>
+          <w:sz w:val="24"/>
+          <w:szCs w:val="24"/>
+          <w:u w:val="none"/>
+        </w:rPr>
+        <w:t xml:space="preserve"> T</w:t>
+      </w:r>
+      <w:r>
+        <w:rPr>
+          <w:rFonts w:eastAsia="Times New Roman" w:cs="Times New Roman"/>
+          <w:b/>
+          <w:bCs/>
+          <w:i w:val="false"/>
+          <w:iCs w:val="false"/>
+          <w:color w:val="auto"/>
+          <w:kern w:val="0"/>
+          <w:sz w:val="24"/>
+          <w:szCs w:val="24"/>
+          <w:u w:val="none"/>
+        </w:rPr>
+        <w:t>ecnologías a emplear</w:t>
+      </w:r>
+    </w:p>
+    <w:p>
+      <w:pPr>
+        <w:pStyle w:val="APALevel2"/>
+        <w:widowControl/>
+        <w:suppressAutoHyphens w:val="true"/>
+        <w:bidi w:val="0"/>
+        <w:spacing w:lineRule="auto" w:line="240"/>
+        <w:jc w:val="left"/>
+        <w:rPr>
+          <w:lang w:val="es-CO" w:bidi="ar-SA"/>
+        </w:rPr>
+      </w:pPr>
+      <w:r>
+        <w:rPr>
+          <w:b w:val="false"/>
+          <w:bCs w:val="false"/>
+          <w:lang w:val="es-CO" w:bidi="ar-SA"/>
+        </w:rPr>
+        <w:t>Para el desarrollo del proyecto se utilizaran las siguientes tecnologias:</w:t>
+      </w:r>
+    </w:p>
+    <w:p>
+      <w:pPr>
+        <w:pStyle w:val="APALevel2"/>
+        <w:widowControl/>
+        <w:numPr>
+          <w:ilvl w:val="0"/>
+          <w:numId w:val="13"/>
+        </w:numPr>
+        <w:suppressAutoHyphens w:val="true"/>
+        <w:bidi w:val="0"/>
+        <w:spacing w:lineRule="auto" w:line="240"/>
+        <w:jc w:val="left"/>
+        <w:rPr>
+          <w:rFonts w:ascii="Times New Roman" w:hAnsi="Times New Roman" w:eastAsia="Times New Roman" w:cs="Times New Roman"/>
+          <w:i w:val="false"/>
+          <w:iCs w:val="false"/>
+          <w:color w:val="auto"/>
+          <w:kern w:val="0"/>
+          <w:sz w:val="24"/>
+          <w:szCs w:val="24"/>
+          <w:u w:val="none"/>
+          <w:lang w:val="es-CO" w:eastAsia="en-US" w:bidi="ar-SA"/>
+        </w:rPr>
+      </w:pPr>
+      <w:r>
+        <w:rPr>
+          <w:rFonts w:eastAsia="Times New Roman" w:cs="Times New Roman"/>
+          <w:b/>
+          <w:bCs/>
+          <w:i w:val="false"/>
+          <w:iCs w:val="false"/>
+          <w:color w:val="auto"/>
+          <w:kern w:val="0"/>
+          <w:sz w:val="24"/>
+          <w:szCs w:val="24"/>
+          <w:u w:val="none"/>
+          <w:lang w:eastAsia="en-US"/>
+        </w:rPr>
+        <w:t>Figma:</w:t>
+      </w:r>
+      <w:r>
+        <w:rPr>
+          <w:rFonts w:eastAsia="Times New Roman" w:cs="Times New Roman"/>
+          <w:i w:val="false"/>
+          <w:iCs w:val="false"/>
+          <w:color w:val="auto"/>
+          <w:kern w:val="0"/>
+          <w:sz w:val="24"/>
+          <w:szCs w:val="24"/>
+          <w:u w:val="none"/>
+          <w:lang w:eastAsia="en-US"/>
+        </w:rPr>
+        <w:t xml:space="preserve"> Se utilizara para el diseño de interfaces y prototipos, ayudando a la planeación de la experiencia del usuario UX.</w:t>
+      </w:r>
+    </w:p>
+    <w:p>
+      <w:pPr>
+        <w:pStyle w:val="APALevel2"/>
+        <w:widowControl/>
+        <w:numPr>
+          <w:ilvl w:val="0"/>
+          <w:numId w:val="13"/>
+        </w:numPr>
+        <w:suppressAutoHyphens w:val="true"/>
+        <w:bidi w:val="0"/>
+        <w:spacing w:lineRule="auto" w:line="240"/>
+        <w:jc w:val="left"/>
+        <w:rPr>
+          <w:rFonts w:ascii="Times New Roman" w:hAnsi="Times New Roman" w:eastAsia="Times New Roman" w:cs="Times New Roman"/>
+          <w:i w:val="false"/>
+          <w:iCs w:val="false"/>
+          <w:color w:val="auto"/>
+          <w:kern w:val="0"/>
+          <w:sz w:val="24"/>
+          <w:szCs w:val="24"/>
+          <w:u w:val="none"/>
+          <w:lang w:val="es-CO" w:eastAsia="en-US" w:bidi="ar-SA"/>
+        </w:rPr>
+      </w:pPr>
+      <w:r>
+        <w:rPr>
+          <w:rFonts w:eastAsia="Times New Roman" w:cs="Times New Roman"/>
+          <w:b/>
+          <w:bCs/>
+          <w:i w:val="false"/>
+          <w:iCs w:val="false"/>
+          <w:color w:val="auto"/>
+          <w:kern w:val="0"/>
+          <w:sz w:val="24"/>
+          <w:szCs w:val="24"/>
+          <w:u w:val="none"/>
+          <w:lang w:eastAsia="en-US"/>
+        </w:rPr>
+        <w:t>React:</w:t>
+      </w:r>
+      <w:r>
+        <w:rPr>
+          <w:rFonts w:eastAsia="Times New Roman" w:cs="Times New Roman"/>
+          <w:i w:val="false"/>
+          <w:iCs w:val="false"/>
+          <w:color w:val="auto"/>
+          <w:kern w:val="0"/>
+          <w:sz w:val="24"/>
+          <w:szCs w:val="24"/>
+          <w:u w:val="none"/>
+          <w:lang w:eastAsia="en-US"/>
+        </w:rPr>
+        <w:t xml:space="preserve"> Se utilizara para el desarrollo del frontend ayudando a la creación de la interfaz de usuario IU sea dianmica e interactiva.</w:t>
+      </w:r>
+    </w:p>
+    <w:p>
+      <w:pPr>
+        <w:pStyle w:val="APALevel2"/>
+        <w:widowControl/>
+        <w:numPr>
+          <w:ilvl w:val="0"/>
+          <w:numId w:val="14"/>
+        </w:numPr>
+        <w:suppressAutoHyphens w:val="true"/>
+        <w:bidi w:val="0"/>
+        <w:spacing w:lineRule="auto" w:line="240"/>
+        <w:jc w:val="left"/>
+        <w:rPr>
+          <w:rFonts w:ascii="Times New Roman" w:hAnsi="Times New Roman" w:eastAsia="Times New Roman" w:cs="Times New Roman"/>
+          <w:i w:val="false"/>
+          <w:iCs w:val="false"/>
+          <w:color w:val="auto"/>
+          <w:kern w:val="0"/>
+          <w:sz w:val="24"/>
+          <w:szCs w:val="24"/>
+          <w:u w:val="none"/>
+          <w:lang w:val="es-CO" w:eastAsia="en-US" w:bidi="ar-SA"/>
+        </w:rPr>
+      </w:pPr>
+      <w:r>
+        <w:rPr>
+          <w:b/>
+          <w:bCs/>
+          <w:lang w:val="es-CO" w:bidi="ar-SA"/>
+        </w:rPr>
+        <w:t>Node.js y Express:</w:t>
+      </w:r>
+      <w:r>
+        <w:rPr>
+          <w:lang w:val="es-CO" w:bidi="ar-SA"/>
+        </w:rPr>
+        <w:t xml:space="preserve"> Se utilizaran para el desarrollo del backend, permitiendo la gestión de lógica del server.</w:t>
+      </w:r>
+    </w:p>
+    <w:p>
+      <w:pPr>
+        <w:pStyle w:val="APALevel2"/>
+        <w:widowControl/>
+        <w:numPr>
+          <w:ilvl w:val="0"/>
+          <w:numId w:val="14"/>
+        </w:numPr>
+        <w:suppressAutoHyphens w:val="true"/>
+        <w:bidi w:val="0"/>
+        <w:spacing w:lineRule="auto" w:line="240"/>
+        <w:jc w:val="left"/>
+        <w:rPr>
+          <w:rFonts w:ascii="Times New Roman" w:hAnsi="Times New Roman" w:eastAsia="Times New Roman" w:cs="Times New Roman"/>
+          <w:i w:val="false"/>
+          <w:iCs w:val="false"/>
+          <w:color w:val="auto"/>
+          <w:kern w:val="0"/>
+          <w:sz w:val="24"/>
+          <w:szCs w:val="24"/>
+          <w:u w:val="none"/>
+          <w:lang w:val="es-CO" w:eastAsia="en-US" w:bidi="ar-SA"/>
+        </w:rPr>
+      </w:pPr>
+      <w:r>
+        <w:rPr>
+          <w:rFonts w:eastAsia="Times New Roman" w:cs="Times New Roman"/>
+          <w:b/>
+          <w:bCs/>
+          <w:i w:val="false"/>
+          <w:iCs w:val="false"/>
+          <w:color w:val="auto"/>
+          <w:kern w:val="0"/>
+          <w:sz w:val="24"/>
+          <w:szCs w:val="24"/>
+          <w:u w:val="none"/>
+          <w:lang w:eastAsia="en-US"/>
+        </w:rPr>
+        <w:t>Mongo</w:t>
+      </w:r>
+      <w:r>
+        <w:rPr>
+          <w:rFonts w:eastAsia="Times New Roman" w:cs="Times New Roman"/>
+          <w:i w:val="false"/>
+          <w:iCs w:val="false"/>
+          <w:color w:val="auto"/>
+          <w:kern w:val="0"/>
+          <w:sz w:val="24"/>
+          <w:szCs w:val="24"/>
+          <w:u w:val="none"/>
+          <w:lang w:eastAsia="en-US"/>
+        </w:rPr>
+        <w:t>:  Se utilizara para el almacenamiento y gestión de la información.</w:t>
+      </w:r>
+    </w:p>
+    <w:p>
+      <w:pPr>
+        <w:pStyle w:val="APALevel2"/>
+        <w:widowControl/>
+        <w:numPr>
+          <w:ilvl w:val="0"/>
+          <w:numId w:val="8"/>
+        </w:numPr>
+        <w:suppressAutoHyphens w:val="true"/>
+        <w:bidi w:val="0"/>
+        <w:spacing w:lineRule="auto" w:line="240"/>
+        <w:jc w:val="left"/>
+        <w:rPr>
+          <w:rFonts w:ascii="Times New Roman" w:hAnsi="Times New Roman" w:eastAsia="Times New Roman" w:cs="Times New Roman"/>
+          <w:i w:val="false"/>
+          <w:iCs w:val="false"/>
+          <w:color w:val="auto"/>
+          <w:kern w:val="0"/>
+          <w:sz w:val="24"/>
+          <w:szCs w:val="24"/>
+          <w:u w:val="none"/>
+          <w:lang w:val="es-CO" w:eastAsia="en-US" w:bidi="ar-SA"/>
+        </w:rPr>
+      </w:pPr>
+      <w:r>
+        <w:rPr>
+          <w:rFonts w:eastAsia="Times New Roman" w:cs="Times New Roman"/>
+          <w:b/>
+          <w:bCs/>
+          <w:i w:val="false"/>
+          <w:iCs w:val="false"/>
+          <w:color w:val="auto"/>
+          <w:kern w:val="0"/>
+          <w:sz w:val="24"/>
+          <w:szCs w:val="24"/>
+          <w:u w:val="none"/>
+          <w:lang w:val="es-CO" w:eastAsia="en-US" w:bidi="ar-SA"/>
+        </w:rPr>
+        <w:t>GitHub:</w:t>
+      </w:r>
+      <w:r>
+        <w:rPr>
+          <w:rFonts w:eastAsia="Times New Roman" w:cs="Times New Roman"/>
+          <w:i w:val="false"/>
+          <w:iCs w:val="false"/>
+          <w:color w:val="auto"/>
+          <w:kern w:val="0"/>
+          <w:sz w:val="24"/>
+          <w:szCs w:val="24"/>
+          <w:u w:val="none"/>
+          <w:lang w:val="es-CO" w:eastAsia="en-US" w:bidi="ar-SA"/>
+        </w:rPr>
+        <w:t xml:space="preserve"> Se utilizara para el control de versiones de código, documentación de forma colaborativa entre los integrantes del equipo.</w:t>
+      </w:r>
+    </w:p>
+    <w:p>
+      <w:pPr>
+        <w:pStyle w:val="APALevel2"/>
+        <w:widowControl/>
+        <w:suppressAutoHyphens w:val="true"/>
+        <w:bidi w:val="0"/>
+        <w:spacing w:lineRule="auto" w:line="240"/>
+        <w:jc w:val="left"/>
+        <w:rPr>
+          <w:rFonts w:ascii="Times New Roman" w:hAnsi="Times New Roman" w:eastAsia="Times New Roman" w:cs="Times New Roman"/>
+          <w:i w:val="false"/>
+          <w:iCs w:val="false"/>
+          <w:color w:val="auto"/>
+          <w:kern w:val="0"/>
+          <w:sz w:val="24"/>
+          <w:szCs w:val="24"/>
+          <w:u w:val="none"/>
+          <w:lang w:val="es-CO" w:eastAsia="en-US" w:bidi="ar-SA"/>
+        </w:rPr>
+      </w:pPr>
+      <w:r>
+        <w:rPr>
+          <w:rFonts w:eastAsia="Times New Roman" w:cs="Times New Roman"/>
+          <w:i w:val="false"/>
+          <w:iCs w:val="false"/>
+          <w:color w:val="auto"/>
+          <w:kern w:val="0"/>
+          <w:sz w:val="24"/>
+          <w:szCs w:val="24"/>
+          <w:u w:val="none"/>
+          <w:lang w:val="es-CO" w:eastAsia="en-US" w:bidi="ar-SA"/>
+        </w:rPr>
+      </w:r>
+    </w:p>
+    <w:p>
+      <w:pPr>
+        <w:pStyle w:val="APALevel2"/>
+        <w:widowControl/>
+        <w:suppressAutoHyphens w:val="true"/>
+        <w:bidi w:val="0"/>
+        <w:spacing w:lineRule="auto" w:line="240"/>
+        <w:jc w:val="left"/>
+        <w:rPr>
+          <w:rFonts w:ascii="Times New Roman" w:hAnsi="Times New Roman" w:eastAsia="Times New Roman" w:cs="Times New Roman"/>
+          <w:i w:val="false"/>
+          <w:iCs w:val="false"/>
+          <w:color w:val="auto"/>
+          <w:kern w:val="0"/>
+          <w:sz w:val="24"/>
+          <w:szCs w:val="24"/>
+          <w:u w:val="none"/>
+          <w:lang w:val="es-CO" w:eastAsia="en-US" w:bidi="ar-SA"/>
+        </w:rPr>
+      </w:pPr>
+      <w:r>
+        <w:rPr>
+          <w:rFonts w:eastAsia="Times New Roman" w:cs="Times New Roman"/>
+          <w:i w:val="false"/>
+          <w:iCs w:val="false"/>
+          <w:color w:val="auto"/>
+          <w:kern w:val="0"/>
+          <w:sz w:val="24"/>
+          <w:szCs w:val="24"/>
+          <w:u w:val="none"/>
+          <w:lang w:val="es-CO" w:eastAsia="en-US" w:bidi="ar-SA"/>
+        </w:rPr>
+      </w:r>
+    </w:p>
+    <w:p>
+      <w:pPr>
+        <w:pStyle w:val="BodyText"/>
+        <w:widowControl/>
+        <w:suppressAutoHyphens w:val="true"/>
+        <w:bidi w:val="0"/>
+        <w:spacing w:lineRule="auto" w:line="240"/>
+        <w:jc w:val="left"/>
+        <w:rPr>
+          <w:rFonts w:ascii="Times New Roman" w:hAnsi="Times New Roman" w:eastAsia="Times New Roman" w:cs="Times New Roman"/>
+          <w:b w:val="false"/>
+          <w:bCs w:val="false"/>
+          <w:i w:val="false"/>
+          <w:iCs w:val="false"/>
+          <w:color w:val="auto"/>
+          <w:kern w:val="0"/>
+          <w:sz w:val="24"/>
+          <w:szCs w:val="24"/>
+          <w:u w:val="none"/>
+          <w:lang w:val="es-CO" w:eastAsia="en-US" w:bidi="ar-SA"/>
+        </w:rPr>
+      </w:pPr>
+      <w:r>
+        <w:rPr>
+          <w:b/>
+          <w:i w:val="false"/>
+          <w:iCs w:val="false"/>
+          <w:caps w:val="false"/>
+          <w:smallCaps w:val="false"/>
+          <w:strike w:val="false"/>
+          <w:dstrike w:val="false"/>
+          <w:color w:val="000000"/>
+          <w:sz w:val="24"/>
+          <w:u w:val="none"/>
+          <w:effect w:val="none"/>
+          <w:lang w:val="es-EC"/>
+        </w:rPr>
+        <w:t>9.3</w:t>
+      </w:r>
+      <w:r>
+        <w:rPr>
+          <w:b w:val="false"/>
+          <w:i w:val="false"/>
+          <w:iCs w:val="false"/>
+          <w:caps w:val="false"/>
+          <w:smallCaps w:val="false"/>
+          <w:strike w:val="false"/>
+          <w:dstrike w:val="false"/>
+          <w:color w:val="000000"/>
+          <w:u w:val="none"/>
+          <w:effect w:val="none"/>
+          <w:lang w:val="es-EC"/>
+        </w:rPr>
+        <w:t xml:space="preserve"> </w:t>
+      </w:r>
+      <w:r>
+        <w:rPr>
+          <w:b/>
+          <w:i w:val="false"/>
+          <w:iCs w:val="false"/>
+          <w:caps w:val="false"/>
+          <w:smallCaps w:val="false"/>
+          <w:strike w:val="false"/>
+          <w:dstrike w:val="false"/>
+          <w:color w:val="000000"/>
+          <w:sz w:val="24"/>
+          <w:u w:val="none"/>
+          <w:effect w:val="none"/>
+          <w:lang w:val="es-CO"/>
+        </w:rPr>
+        <w:t>Beneficios esperados del sistema</w:t>
+      </w:r>
+    </w:p>
+    <w:p>
+      <w:pPr>
+        <w:pStyle w:val="BodyText"/>
+        <w:widowControl/>
+        <w:suppressAutoHyphens w:val="true"/>
+        <w:bidi w:val="0"/>
+        <w:spacing w:lineRule="auto" w:line="240"/>
+        <w:jc w:val="left"/>
+        <w:rPr>
+          <w:rFonts w:ascii="Times New Roman" w:hAnsi="Times New Roman" w:eastAsia="Times New Roman" w:cs="Times New Roman"/>
+          <w:b w:val="false"/>
+          <w:bCs w:val="false"/>
+          <w:i w:val="false"/>
+          <w:iCs w:val="false"/>
+          <w:color w:val="auto"/>
+          <w:kern w:val="0"/>
+          <w:sz w:val="24"/>
+          <w:szCs w:val="24"/>
+          <w:u w:val="none"/>
+          <w:lang w:val="es-CO" w:eastAsia="en-US" w:bidi="ar-SA"/>
+        </w:rPr>
+      </w:pPr>
+      <w:r>
+        <w:rPr>
+          <w:b w:val="false"/>
+          <w:bCs w:val="false"/>
+          <w:i w:val="false"/>
+          <w:iCs w:val="false"/>
+          <w:caps w:val="false"/>
+          <w:smallCaps w:val="false"/>
+          <w:strike w:val="false"/>
+          <w:dstrike w:val="false"/>
+          <w:color w:val="000000"/>
+          <w:sz w:val="24"/>
+          <w:u w:val="none"/>
+          <w:effect w:val="none"/>
+          <w:lang w:val="es-CO"/>
+        </w:rPr>
+        <w:t>Los principales beneficios es la centralización de la información sobre tareas trabajos y demás actividades relacionadas también se tendrá en cuanta la mejoría en la organización y seguimiento de la actividades acompañadas con una mejora efectiva haciendo que los errores sean reducidos.</w:t>
+      </w:r>
+    </w:p>
+    <w:p>
+      <w:pPr>
+        <w:pStyle w:val="BodyText"/>
+        <w:widowControl/>
+        <w:suppressAutoHyphens w:val="true"/>
+        <w:bidi w:val="0"/>
+        <w:spacing w:lineRule="auto" w:line="240"/>
+        <w:jc w:val="left"/>
+        <w:rPr>
+          <w:rFonts w:ascii="Times New Roman" w:hAnsi="Times New Roman" w:eastAsia="Times New Roman" w:cs="Times New Roman"/>
+          <w:b w:val="false"/>
+          <w:bCs w:val="false"/>
+          <w:i w:val="false"/>
+          <w:iCs w:val="false"/>
+          <w:color w:val="auto"/>
+          <w:kern w:val="0"/>
+          <w:sz w:val="24"/>
+          <w:szCs w:val="24"/>
+          <w:u w:val="none"/>
+          <w:lang w:val="es-CO" w:eastAsia="en-US" w:bidi="ar-SA"/>
+        </w:rPr>
+      </w:pPr>
+      <w:r>
+        <w:rPr>
+          <w:rFonts w:eastAsia="Times New Roman" w:cs="Times New Roman"/>
+          <w:b w:val="false"/>
+          <w:bCs w:val="false"/>
+          <w:i w:val="false"/>
+          <w:iCs w:val="false"/>
+          <w:color w:val="auto"/>
+          <w:kern w:val="0"/>
+          <w:sz w:val="24"/>
+          <w:szCs w:val="24"/>
+          <w:u w:val="none"/>
+          <w:lang w:val="es-CO" w:eastAsia="en-US" w:bidi="ar-SA"/>
+        </w:rPr>
+      </w:r>
+    </w:p>
+    <w:p>
+      <w:pPr>
+        <w:pStyle w:val="BodyText"/>
+        <w:widowControl/>
+        <w:suppressAutoHyphens w:val="true"/>
+        <w:bidi w:val="0"/>
+        <w:spacing w:lineRule="auto" w:line="240"/>
+        <w:jc w:val="left"/>
+        <w:rPr>
+          <w:rFonts w:ascii="Times New Roman" w:hAnsi="Times New Roman" w:eastAsia="Times New Roman" w:cs="Times New Roman"/>
+          <w:b w:val="false"/>
+          <w:bCs w:val="false"/>
+          <w:i w:val="false"/>
+          <w:iCs w:val="false"/>
+          <w:color w:val="auto"/>
+          <w:kern w:val="0"/>
+          <w:sz w:val="24"/>
+          <w:szCs w:val="24"/>
+          <w:u w:val="none"/>
+          <w:lang w:val="es-CO" w:eastAsia="en-US" w:bidi="ar-SA"/>
+        </w:rPr>
+      </w:pPr>
+      <w:r>
+        <w:rPr>
+          <w:rFonts w:eastAsia="Times New Roman" w:cs="Times New Roman"/>
+          <w:b w:val="false"/>
+          <w:bCs w:val="false"/>
+          <w:i w:val="false"/>
+          <w:iCs w:val="false"/>
+          <w:color w:val="auto"/>
+          <w:kern w:val="0"/>
+          <w:sz w:val="24"/>
+          <w:szCs w:val="24"/>
+          <w:u w:val="none"/>
+          <w:lang w:val="es-CO" w:eastAsia="en-US" w:bidi="ar-SA"/>
+        </w:rPr>
+      </w:r>
+    </w:p>
+    <w:p>
+      <w:pPr>
+        <w:pStyle w:val="BodyText"/>
+        <w:ind w:hanging="0"/>
+        <w:jc w:val="center"/>
+        <w:rPr>
+          <w:lang w:val="es-CO" w:bidi="ar-SA"/>
+        </w:rPr>
+      </w:pPr>
+      <w:r>
+        <w:rPr>
+          <w:b/>
+          <w:bCs/>
+          <w:lang w:bidi="ar-SA"/>
+        </w:rPr>
+        <w:t>10. Modelamiento del sistema</w:t>
+      </w:r>
+    </w:p>
+    <w:p>
+      <w:pPr>
+        <w:pStyle w:val="BodyText"/>
+        <w:ind w:hanging="0"/>
+        <w:jc w:val="center"/>
+        <w:rPr>
+          <w:lang w:val="es-CO" w:bidi="ar-SA"/>
+        </w:rPr>
+      </w:pPr>
+      <w:r>
+        <w:rPr>
+          <w:lang w:val="es-CO" w:bidi="ar-SA"/>
+        </w:rPr>
+      </w:r>
+    </w:p>
+    <w:p>
+      <w:pPr>
+        <w:pStyle w:val="BodyText"/>
+        <w:ind w:hanging="0"/>
+        <w:jc w:val="center"/>
+        <w:rPr>
+          <w:lang w:val="es-CO" w:bidi="ar-SA"/>
+        </w:rPr>
+      </w:pPr>
+      <w:r>
+        <w:rPr>
+          <w:lang w:val="es-CO" w:bidi="ar-SA"/>
+        </w:rPr>
+      </w:r>
+    </w:p>
+    <w:p>
+      <w:pPr>
+        <w:pStyle w:val="BodyText"/>
+        <w:ind w:hanging="0"/>
+        <w:jc w:val="center"/>
+        <w:rPr>
+          <w:lang w:val="es-CO" w:bidi="ar-SA"/>
+        </w:rPr>
+      </w:pPr>
+      <w:r>
+        <w:rPr>
+          <w:lang w:val="es-CO" w:bidi="ar-SA"/>
+        </w:rPr>
+      </w:r>
+    </w:p>
+    <w:p>
+      <w:pPr>
+        <w:pStyle w:val="BodyText"/>
+        <w:ind w:hanging="0"/>
+        <w:jc w:val="center"/>
+        <w:rPr>
+          <w:lang w:val="es-CO" w:bidi="ar-SA"/>
+        </w:rPr>
+      </w:pPr>
+      <w:r>
+        <w:rPr>
+          <w:lang w:val="es-CO" w:bidi="ar-SA"/>
+        </w:rPr>
+      </w:r>
+    </w:p>
+    <w:p>
+      <w:pPr>
+        <w:pStyle w:val="BodyText"/>
+        <w:ind w:hanging="0"/>
+        <w:jc w:val="center"/>
+        <w:rPr>
+          <w:lang w:val="es-CO" w:bidi="ar-SA"/>
+        </w:rPr>
+      </w:pPr>
+      <w:r>
+        <w:rPr>
+          <w:lang w:val="es-CO" w:bidi="ar-SA"/>
+        </w:rPr>
+      </w:r>
+    </w:p>
+    <w:p>
+      <w:pPr>
+        <w:pStyle w:val="BodyText"/>
+        <w:ind w:hanging="0"/>
+        <w:jc w:val="center"/>
+        <w:rPr>
+          <w:lang w:val="es-CO" w:bidi="ar-SA"/>
+        </w:rPr>
+      </w:pPr>
+      <w:r>
+        <w:rPr>
+          <w:lang w:val="es-CO" w:bidi="ar-SA"/>
+        </w:rPr>
+      </w:r>
+    </w:p>
+    <w:p>
+      <w:pPr>
+        <w:pStyle w:val="BodyText"/>
+        <w:ind w:hanging="0"/>
+        <w:jc w:val="center"/>
+        <w:rPr>
+          <w:lang w:val="es-CO" w:bidi="ar-SA"/>
+        </w:rPr>
+      </w:pPr>
+      <w:r>
+        <w:rPr>
+          <w:lang w:val="es-CO" w:bidi="ar-SA"/>
+        </w:rPr>
+      </w:r>
+    </w:p>
+    <w:p>
+      <w:pPr>
+        <w:pStyle w:val="BodyText"/>
+        <w:ind w:hanging="0"/>
+        <w:jc w:val="center"/>
+        <w:rPr>
+          <w:lang w:val="es-CO" w:bidi="ar-SA"/>
+        </w:rPr>
+      </w:pPr>
+      <w:r>
+        <w:rPr>
+          <w:lang w:val="es-CO" w:bidi="ar-SA"/>
+        </w:rPr>
+      </w:r>
+    </w:p>
+    <w:p>
+      <w:pPr>
+        <w:pStyle w:val="BodyText"/>
+        <w:ind w:hanging="0"/>
+        <w:jc w:val="center"/>
+        <w:rPr>
+          <w:lang w:val="es-CO" w:bidi="ar-SA"/>
+        </w:rPr>
+      </w:pPr>
+      <w:r>
+        <w:rPr>
+          <w:lang w:val="es-CO" w:bidi="ar-SA"/>
+        </w:rPr>
+      </w:r>
+    </w:p>
+    <w:p>
+      <w:pPr>
+        <w:pStyle w:val="BodyText"/>
+        <w:ind w:hanging="0"/>
+        <w:jc w:val="center"/>
+        <w:rPr>
+          <w:lang w:val="es-CO" w:bidi="ar-SA"/>
+        </w:rPr>
+      </w:pPr>
+      <w:r>
+        <w:rPr>
+          <w:lang w:val="es-CO" w:bidi="ar-SA"/>
+        </w:rPr>
+      </w:r>
+    </w:p>
+    <w:p>
+      <w:pPr>
+        <w:pStyle w:val="BodyText"/>
+        <w:ind w:hanging="0"/>
+        <w:jc w:val="center"/>
+        <w:rPr>
+          <w:lang w:val="es-CO" w:bidi="ar-SA"/>
+        </w:rPr>
+      </w:pPr>
+      <w:r>
+        <w:rPr>
+          <w:lang w:val="es-CO" w:bidi="ar-SA"/>
+        </w:rPr>
+      </w:r>
+    </w:p>
+    <w:p>
+      <w:pPr>
+        <w:pStyle w:val="BodyText"/>
+        <w:ind w:hanging="0"/>
+        <w:jc w:val="center"/>
+        <w:rPr>
+          <w:lang w:val="es-CO" w:bidi="ar-SA"/>
+        </w:rPr>
+      </w:pPr>
+      <w:r>
+        <w:rPr>
+          <w:lang w:val="es-CO" w:bidi="ar-SA"/>
+        </w:rPr>
+      </w:r>
+    </w:p>
+    <w:p>
+      <w:pPr>
+        <w:pStyle w:val="APALevel2"/>
+        <w:widowControl/>
+        <w:suppressAutoHyphens w:val="true"/>
+        <w:bidi w:val="0"/>
+        <w:spacing w:lineRule="auto" w:line="240"/>
+        <w:jc w:val="left"/>
+        <w:rPr>
+          <w:rFonts w:ascii="Times New Roman" w:hAnsi="Times New Roman" w:eastAsia="Times New Roman" w:cs="Times New Roman"/>
+          <w:i w:val="false"/>
+          <w:iCs w:val="false"/>
+          <w:color w:val="auto"/>
+          <w:kern w:val="0"/>
+          <w:sz w:val="24"/>
+          <w:szCs w:val="24"/>
+          <w:u w:val="none"/>
+          <w:lang w:val="es-CO" w:eastAsia="en-US" w:bidi="ar-SA"/>
+        </w:rPr>
+      </w:pPr>
+      <w:r>
+        <w:rPr>
+          <w:rFonts w:eastAsia="Times New Roman" w:cs="Times New Roman"/>
+          <w:i w:val="false"/>
+          <w:iCs w:val="false"/>
+          <w:color w:val="auto"/>
+          <w:kern w:val="0"/>
+          <w:sz w:val="24"/>
+          <w:szCs w:val="24"/>
+          <w:u w:val="none"/>
+          <w:lang w:val="es-CO" w:eastAsia="en-US" w:bidi="ar-SA"/>
+        </w:rPr>
+      </w:r>
+    </w:p>
+    <w:p>
+      <w:pPr>
+        <w:pStyle w:val="APALevel2"/>
+        <w:widowControl/>
+        <w:suppressAutoHyphens w:val="true"/>
+        <w:bidi w:val="0"/>
+        <w:spacing w:lineRule="auto" w:line="240"/>
+        <w:jc w:val="left"/>
+        <w:rPr>
+          <w:rFonts w:ascii="Times New Roman" w:hAnsi="Times New Roman" w:eastAsia="Times New Roman" w:cs="Times New Roman"/>
+          <w:i w:val="false"/>
+          <w:iCs w:val="false"/>
+          <w:color w:val="auto"/>
+          <w:kern w:val="0"/>
+          <w:sz w:val="24"/>
+          <w:szCs w:val="24"/>
+          <w:u w:val="none"/>
+          <w:lang w:val="es-CO" w:eastAsia="en-US" w:bidi="ar-SA"/>
+        </w:rPr>
+      </w:pPr>
+      <w:r>
+        <w:rPr>
+          <w:rFonts w:eastAsia="Times New Roman" w:cs="Times New Roman"/>
+          <w:i w:val="false"/>
+          <w:iCs w:val="false"/>
           <w:color w:val="auto"/>
           <w:kern w:val="0"/>
           <w:sz w:val="24"/>
@@ -7062,162 +8536,10 @@
   <w:p>
     <w:pPr>
       <w:pStyle w:val="Header"/>
-      <w:ind w:right="360"/>
       <w:rPr/>
     </w:pPr>
     <w:r>
       <w:rPr/>
-      <mc:AlternateContent>
-        <mc:Choice Requires="wps">
-          <w:drawing>
-            <wp:anchor distT="0" distB="0" distL="0" distR="0" simplePos="0" relativeHeight="3" behindDoc="1" locked="0" layoutInCell="0" allowOverlap="1">
-              <wp:simplePos x="0" y="0"/>
-              <wp:positionH relativeFrom="margin">
-                <wp:align>right</wp:align>
-              </wp:positionH>
-              <wp:positionV relativeFrom="paragraph">
-                <wp:posOffset>635</wp:posOffset>
-              </wp:positionV>
-              <wp:extent cx="14605" cy="14605"/>
-              <wp:effectExtent l="0" t="0" r="0" b="0"/>
-              <wp:wrapSquare wrapText="bothSides"/>
-              <wp:docPr id="9" name="Marco2"/>
-              <a:graphic xmlns:a="http://schemas.openxmlformats.org/drawingml/2006/main">
-                <a:graphicData uri="http://schemas.microsoft.com/office/word/2010/wordprocessingShape">
-                  <wps:wsp>
-                    <wps:cNvSpPr/>
-                    <wps:spPr>
-                      <a:xfrm>
-                        <a:off x="0" y="0"/>
-                        <a:ext cx="14760" cy="14760"/>
-                      </a:xfrm>
-                      <a:prstGeom prst="rect">
-                        <a:avLst/>
-                      </a:prstGeom>
-                      <a:noFill/>
-                      <a:ln w="0">
-                        <a:noFill/>
-                      </a:ln>
-                    </wps:spPr>
-                    <wps:style>
-                      <a:lnRef idx="0"/>
-                      <a:fillRef idx="0"/>
-                      <a:effectRef idx="0"/>
-                      <a:fontRef idx="minor"/>
-                    </wps:style>
-                    <wps:txbx>
-                      <w:txbxContent>
-                        <w:p>
-                          <w:pPr>
-                            <w:pStyle w:val="Header"/>
-                            <w:rPr>
-                              <w:rStyle w:val="PageNumber"/>
-                            </w:rPr>
-                          </w:pPr>
-                          <w:r>
-                            <w:rPr>
-                              <w:rStyle w:val="PageNumber"/>
-                              <w:color w:val="000000"/>
-                            </w:rPr>
-                            <w:fldChar w:fldCharType="begin"/>
-                          </w:r>
-                          <w:r>
-                            <w:rPr>
-                              <w:rStyle w:val="PageNumber"/>
-                              <w:color w:val="000000"/>
-                            </w:rPr>
-                            <w:instrText xml:space="preserve"> PAGE </w:instrText>
-                          </w:r>
-                          <w:r>
-                            <w:rPr>
-                              <w:rStyle w:val="PageNumber"/>
-                              <w:color w:val="000000"/>
-                            </w:rPr>
-                            <w:fldChar w:fldCharType="separate"/>
-                          </w:r>
-                          <w:r>
-                            <w:rPr>
-                              <w:rStyle w:val="PageNumber"/>
-                              <w:color w:val="000000"/>
-                            </w:rPr>
-                            <w:t>0</w:t>
-                          </w:r>
-                          <w:r>
-                            <w:rPr>
-                              <w:rStyle w:val="PageNumber"/>
-                              <w:color w:val="000000"/>
-                            </w:rPr>
-                            <w:fldChar w:fldCharType="end"/>
-                          </w:r>
-                        </w:p>
-                      </w:txbxContent>
-                    </wps:txbx>
-                    <wps:bodyPr lIns="0" rIns="0" tIns="0" bIns="0" anchor="t">
-                      <a:spAutoFit/>
-                    </wps:bodyPr>
-                  </wps:wsp>
-                </a:graphicData>
-              </a:graphic>
-            </wp:anchor>
-          </w:drawing>
-        </mc:Choice>
-        <mc:Fallback>
-          <w:pict>
-            <v:rect id="shape_0" stroked="f" o:allowincell="f" style="position:absolute;margin-left:0pt;margin-top:0.05pt;width:1.1pt;height:1.1pt;mso-wrap-style:square;v-text-anchor:top;mso-position-horizontal:right;mso-position-horizontal-relative:margin">
-              <v:fill o:detectmouseclick="t" on="false"/>
-              <v:stroke color="#3465a4" joinstyle="round" endcap="flat"/>
-              <v:textbox>
-                <w:txbxContent>
-                  <w:p>
-                    <w:pPr>
-                      <w:pStyle w:val="Header"/>
-                      <w:rPr>
-                        <w:rStyle w:val="PageNumber"/>
-                      </w:rPr>
-                    </w:pPr>
-                    <w:r>
-                      <w:rPr>
-                        <w:rStyle w:val="PageNumber"/>
-                        <w:color w:val="000000"/>
-                      </w:rPr>
-                      <w:fldChar w:fldCharType="begin"/>
-                    </w:r>
-                    <w:r>
-                      <w:rPr>
-                        <w:rStyle w:val="PageNumber"/>
-                        <w:color w:val="000000"/>
-                      </w:rPr>
-                      <w:instrText xml:space="preserve"> PAGE </w:instrText>
-                    </w:r>
-                    <w:r>
-                      <w:rPr>
-                        <w:rStyle w:val="PageNumber"/>
-                        <w:color w:val="000000"/>
-                      </w:rPr>
-                      <w:fldChar w:fldCharType="separate"/>
-                    </w:r>
-                    <w:r>
-                      <w:rPr>
-                        <w:rStyle w:val="PageNumber"/>
-                        <w:color w:val="000000"/>
-                      </w:rPr>
-                      <w:t>0</w:t>
-                    </w:r>
-                    <w:r>
-                      <w:rPr>
-                        <w:rStyle w:val="PageNumber"/>
-                        <w:color w:val="000000"/>
-                      </w:rPr>
-                      <w:fldChar w:fldCharType="end"/>
-                    </w:r>
-                  </w:p>
-                </w:txbxContent>
-              </v:textbox>
-              <w10:wrap type="square"/>
-            </v:rect>
-          </w:pict>
-        </mc:Fallback>
-      </mc:AlternateContent>
     </w:r>
   </w:p>
 </w:hdr>
@@ -7240,7 +8562,7 @@
       <mc:AlternateContent>
         <mc:Choice Requires="wps">
           <w:drawing>
-            <wp:anchor distT="0" distB="0" distL="0" distR="0" simplePos="0" relativeHeight="24" behindDoc="1" locked="0" layoutInCell="0" allowOverlap="1">
+            <wp:anchor distT="0" distB="0" distL="0" distR="0" simplePos="0" relativeHeight="27" behindDoc="1" locked="0" layoutInCell="0" allowOverlap="1">
               <wp:simplePos x="0" y="0"/>
               <wp:positionH relativeFrom="margin">
                 <wp:align>right</wp:align>
@@ -7251,7 +8573,7 @@
               <wp:extent cx="76835" cy="349250"/>
               <wp:effectExtent l="0" t="0" r="0" b="0"/>
               <wp:wrapSquare wrapText="bothSides"/>
-              <wp:docPr id="10" name="Marco3"/>
+              <wp:docPr id="9" name="Marco3"/>
               <a:graphic xmlns:a="http://schemas.openxmlformats.org/drawingml/2006/main">
                 <a:graphicData uri="http://schemas.microsoft.com/office/word/2010/wordprocessingShape">
                   <wps:wsp>
@@ -7280,9 +8602,7 @@
                         <w:p>
                           <w:pPr>
                             <w:pStyle w:val="Header"/>
-                            <w:rPr>
-                              <w:rStyle w:val="PageNumber"/>
-                            </w:rPr>
+                            <w:rPr/>
                           </w:pPr>
                           <w:r>
                             <w:rPr>
@@ -7310,7 +8630,7 @@
                               <w:rStyle w:val="PageNumber"/>
                               <w:color w:val="000000"/>
                             </w:rPr>
-                            <w:t>12</w:t>
+                            <w:t>14</w:t>
                           </w:r>
                           <w:r>
                             <w:rPr>
@@ -7341,9 +8661,7 @@
                   <w:p>
                     <w:pPr>
                       <w:pStyle w:val="Header"/>
-                      <w:rPr>
-                        <w:rStyle w:val="PageNumber"/>
-                      </w:rPr>
+                      <w:rPr/>
                     </w:pPr>
                     <w:r>
                       <w:rPr>
@@ -7371,7 +8689,7 @@
                         <w:rStyle w:val="PageNumber"/>
                         <w:color w:val="000000"/>
                       </w:rPr>
-                      <w:t>12</w:t>
+                      <w:t>14</w:t>
                     </w:r>
                     <w:r>
                       <w:rPr>
@@ -8836,6 +10154,554 @@
     </w:lvl>
   </w:abstractNum>
   <w:abstractNum w:abstractNumId="11">
+    <w:lvl w:ilvl="0">
+      <w:start w:val="1"/>
+      <w:numFmt w:val="bullet"/>
+      <w:lvlText w:val=""/>
+      <w:lvlJc w:val="left"/>
+      <w:pPr>
+        <w:tabs>
+          <w:tab w:val="num" w:pos="0"/>
+        </w:tabs>
+        <w:ind w:left="720" w:hanging="360"/>
+      </w:pPr>
+      <w:rPr>
+        <w:rFonts w:ascii="Symbol" w:hAnsi="Symbol" w:cs="Symbol" w:hint="default"/>
+      </w:rPr>
+    </w:lvl>
+    <w:lvl w:ilvl="1">
+      <w:start w:val="1"/>
+      <w:numFmt w:val="bullet"/>
+      <w:lvlText w:val="o"/>
+      <w:lvlJc w:val="left"/>
+      <w:pPr>
+        <w:tabs>
+          <w:tab w:val="num" w:pos="0"/>
+        </w:tabs>
+        <w:ind w:left="1440" w:hanging="360"/>
+      </w:pPr>
+      <w:rPr>
+        <w:rFonts w:ascii="Courier New" w:hAnsi="Courier New" w:cs="Courier New" w:hint="default"/>
+      </w:rPr>
+    </w:lvl>
+    <w:lvl w:ilvl="2">
+      <w:start w:val="1"/>
+      <w:numFmt w:val="bullet"/>
+      <w:lvlText w:val=""/>
+      <w:lvlJc w:val="left"/>
+      <w:pPr>
+        <w:tabs>
+          <w:tab w:val="num" w:pos="0"/>
+        </w:tabs>
+        <w:ind w:left="2160" w:hanging="360"/>
+      </w:pPr>
+      <w:rPr>
+        <w:rFonts w:ascii="Wingdings" w:hAnsi="Wingdings" w:cs="Wingdings" w:hint="default"/>
+      </w:rPr>
+    </w:lvl>
+    <w:lvl w:ilvl="3">
+      <w:start w:val="1"/>
+      <w:numFmt w:val="bullet"/>
+      <w:lvlText w:val=""/>
+      <w:lvlJc w:val="left"/>
+      <w:pPr>
+        <w:tabs>
+          <w:tab w:val="num" w:pos="0"/>
+        </w:tabs>
+        <w:ind w:left="2880" w:hanging="360"/>
+      </w:pPr>
+      <w:rPr>
+        <w:rFonts w:ascii="Symbol" w:hAnsi="Symbol" w:cs="Symbol" w:hint="default"/>
+      </w:rPr>
+    </w:lvl>
+    <w:lvl w:ilvl="4">
+      <w:start w:val="1"/>
+      <w:numFmt w:val="bullet"/>
+      <w:lvlText w:val="o"/>
+      <w:lvlJc w:val="left"/>
+      <w:pPr>
+        <w:tabs>
+          <w:tab w:val="num" w:pos="0"/>
+        </w:tabs>
+        <w:ind w:left="3600" w:hanging="360"/>
+      </w:pPr>
+      <w:rPr>
+        <w:rFonts w:ascii="Courier New" w:hAnsi="Courier New" w:cs="Courier New" w:hint="default"/>
+      </w:rPr>
+    </w:lvl>
+    <w:lvl w:ilvl="5">
+      <w:start w:val="1"/>
+      <w:numFmt w:val="bullet"/>
+      <w:lvlText w:val=""/>
+      <w:lvlJc w:val="left"/>
+      <w:pPr>
+        <w:tabs>
+          <w:tab w:val="num" w:pos="0"/>
+        </w:tabs>
+        <w:ind w:left="4320" w:hanging="360"/>
+      </w:pPr>
+      <w:rPr>
+        <w:rFonts w:ascii="Wingdings" w:hAnsi="Wingdings" w:cs="Wingdings" w:hint="default"/>
+      </w:rPr>
+    </w:lvl>
+    <w:lvl w:ilvl="6">
+      <w:start w:val="1"/>
+      <w:numFmt w:val="bullet"/>
+      <w:lvlText w:val=""/>
+      <w:lvlJc w:val="left"/>
+      <w:pPr>
+        <w:tabs>
+          <w:tab w:val="num" w:pos="0"/>
+        </w:tabs>
+        <w:ind w:left="5040" w:hanging="360"/>
+      </w:pPr>
+      <w:rPr>
+        <w:rFonts w:ascii="Symbol" w:hAnsi="Symbol" w:cs="Symbol" w:hint="default"/>
+      </w:rPr>
+    </w:lvl>
+    <w:lvl w:ilvl="7">
+      <w:start w:val="1"/>
+      <w:numFmt w:val="bullet"/>
+      <w:lvlText w:val="o"/>
+      <w:lvlJc w:val="left"/>
+      <w:pPr>
+        <w:tabs>
+          <w:tab w:val="num" w:pos="0"/>
+        </w:tabs>
+        <w:ind w:left="5760" w:hanging="360"/>
+      </w:pPr>
+      <w:rPr>
+        <w:rFonts w:ascii="Courier New" w:hAnsi="Courier New" w:cs="Courier New" w:hint="default"/>
+      </w:rPr>
+    </w:lvl>
+    <w:lvl w:ilvl="8">
+      <w:start w:val="1"/>
+      <w:numFmt w:val="bullet"/>
+      <w:lvlText w:val=""/>
+      <w:lvlJc w:val="left"/>
+      <w:pPr>
+        <w:tabs>
+          <w:tab w:val="num" w:pos="0"/>
+        </w:tabs>
+        <w:ind w:left="6480" w:hanging="360"/>
+      </w:pPr>
+      <w:rPr>
+        <w:rFonts w:ascii="Wingdings" w:hAnsi="Wingdings" w:cs="Wingdings" w:hint="default"/>
+      </w:rPr>
+    </w:lvl>
+  </w:abstractNum>
+  <w:abstractNum w:abstractNumId="12">
+    <w:lvl w:ilvl="0">
+      <w:start w:val="1"/>
+      <w:numFmt w:val="bullet"/>
+      <w:lvlText w:val=""/>
+      <w:lvlJc w:val="left"/>
+      <w:pPr>
+        <w:tabs>
+          <w:tab w:val="num" w:pos="0"/>
+        </w:tabs>
+        <w:ind w:left="720" w:hanging="360"/>
+      </w:pPr>
+      <w:rPr>
+        <w:rFonts w:ascii="Symbol" w:hAnsi="Symbol" w:cs="Symbol" w:hint="default"/>
+      </w:rPr>
+    </w:lvl>
+    <w:lvl w:ilvl="1">
+      <w:start w:val="1"/>
+      <w:numFmt w:val="bullet"/>
+      <w:lvlText w:val="o"/>
+      <w:lvlJc w:val="left"/>
+      <w:pPr>
+        <w:tabs>
+          <w:tab w:val="num" w:pos="0"/>
+        </w:tabs>
+        <w:ind w:left="1440" w:hanging="360"/>
+      </w:pPr>
+      <w:rPr>
+        <w:rFonts w:ascii="Courier New" w:hAnsi="Courier New" w:cs="Courier New" w:hint="default"/>
+      </w:rPr>
+    </w:lvl>
+    <w:lvl w:ilvl="2">
+      <w:start w:val="1"/>
+      <w:numFmt w:val="bullet"/>
+      <w:lvlText w:val=""/>
+      <w:lvlJc w:val="left"/>
+      <w:pPr>
+        <w:tabs>
+          <w:tab w:val="num" w:pos="0"/>
+        </w:tabs>
+        <w:ind w:left="2160" w:hanging="360"/>
+      </w:pPr>
+      <w:rPr>
+        <w:rFonts w:ascii="Wingdings" w:hAnsi="Wingdings" w:cs="Wingdings" w:hint="default"/>
+      </w:rPr>
+    </w:lvl>
+    <w:lvl w:ilvl="3">
+      <w:start w:val="1"/>
+      <w:numFmt w:val="bullet"/>
+      <w:lvlText w:val=""/>
+      <w:lvlJc w:val="left"/>
+      <w:pPr>
+        <w:tabs>
+          <w:tab w:val="num" w:pos="0"/>
+        </w:tabs>
+        <w:ind w:left="2880" w:hanging="360"/>
+      </w:pPr>
+      <w:rPr>
+        <w:rFonts w:ascii="Symbol" w:hAnsi="Symbol" w:cs="Symbol" w:hint="default"/>
+      </w:rPr>
+    </w:lvl>
+    <w:lvl w:ilvl="4">
+      <w:start w:val="1"/>
+      <w:numFmt w:val="bullet"/>
+      <w:lvlText w:val="o"/>
+      <w:lvlJc w:val="left"/>
+      <w:pPr>
+        <w:tabs>
+          <w:tab w:val="num" w:pos="0"/>
+        </w:tabs>
+        <w:ind w:left="3600" w:hanging="360"/>
+      </w:pPr>
+      <w:rPr>
+        <w:rFonts w:ascii="Courier New" w:hAnsi="Courier New" w:cs="Courier New" w:hint="default"/>
+      </w:rPr>
+    </w:lvl>
+    <w:lvl w:ilvl="5">
+      <w:start w:val="1"/>
+      <w:numFmt w:val="bullet"/>
+      <w:lvlText w:val=""/>
+      <w:lvlJc w:val="left"/>
+      <w:pPr>
+        <w:tabs>
+          <w:tab w:val="num" w:pos="0"/>
+        </w:tabs>
+        <w:ind w:left="4320" w:hanging="360"/>
+      </w:pPr>
+      <w:rPr>
+        <w:rFonts w:ascii="Wingdings" w:hAnsi="Wingdings" w:cs="Wingdings" w:hint="default"/>
+      </w:rPr>
+    </w:lvl>
+    <w:lvl w:ilvl="6">
+      <w:start w:val="1"/>
+      <w:numFmt w:val="bullet"/>
+      <w:lvlText w:val=""/>
+      <w:lvlJc w:val="left"/>
+      <w:pPr>
+        <w:tabs>
+          <w:tab w:val="num" w:pos="0"/>
+        </w:tabs>
+        <w:ind w:left="5040" w:hanging="360"/>
+      </w:pPr>
+      <w:rPr>
+        <w:rFonts w:ascii="Symbol" w:hAnsi="Symbol" w:cs="Symbol" w:hint="default"/>
+      </w:rPr>
+    </w:lvl>
+    <w:lvl w:ilvl="7">
+      <w:start w:val="1"/>
+      <w:numFmt w:val="bullet"/>
+      <w:lvlText w:val="o"/>
+      <w:lvlJc w:val="left"/>
+      <w:pPr>
+        <w:tabs>
+          <w:tab w:val="num" w:pos="0"/>
+        </w:tabs>
+        <w:ind w:left="5760" w:hanging="360"/>
+      </w:pPr>
+      <w:rPr>
+        <w:rFonts w:ascii="Courier New" w:hAnsi="Courier New" w:cs="Courier New" w:hint="default"/>
+      </w:rPr>
+    </w:lvl>
+    <w:lvl w:ilvl="8">
+      <w:start w:val="1"/>
+      <w:numFmt w:val="bullet"/>
+      <w:lvlText w:val=""/>
+      <w:lvlJc w:val="left"/>
+      <w:pPr>
+        <w:tabs>
+          <w:tab w:val="num" w:pos="0"/>
+        </w:tabs>
+        <w:ind w:left="6480" w:hanging="360"/>
+      </w:pPr>
+      <w:rPr>
+        <w:rFonts w:ascii="Wingdings" w:hAnsi="Wingdings" w:cs="Wingdings" w:hint="default"/>
+      </w:rPr>
+    </w:lvl>
+  </w:abstractNum>
+  <w:abstractNum w:abstractNumId="13">
+    <w:lvl w:ilvl="0">
+      <w:start w:val="1"/>
+      <w:numFmt w:val="bullet"/>
+      <w:lvlText w:val=""/>
+      <w:lvlJc w:val="left"/>
+      <w:pPr>
+        <w:tabs>
+          <w:tab w:val="num" w:pos="720"/>
+        </w:tabs>
+        <w:ind w:left="720" w:hanging="360"/>
+      </w:pPr>
+      <w:rPr>
+        <w:rFonts w:ascii="Symbol" w:hAnsi="Symbol" w:cs="Symbol" w:hint="default"/>
+      </w:rPr>
+    </w:lvl>
+    <w:lvl w:ilvl="1">
+      <w:start w:val="1"/>
+      <w:numFmt w:val="bullet"/>
+      <w:lvlText w:val="◦"/>
+      <w:lvlJc w:val="left"/>
+      <w:pPr>
+        <w:tabs>
+          <w:tab w:val="num" w:pos="1080"/>
+        </w:tabs>
+        <w:ind w:left="1080" w:hanging="360"/>
+      </w:pPr>
+      <w:rPr>
+        <w:rFonts w:ascii="OpenSymbol" w:hAnsi="OpenSymbol" w:cs="OpenSymbol" w:hint="default"/>
+      </w:rPr>
+    </w:lvl>
+    <w:lvl w:ilvl="2">
+      <w:start w:val="1"/>
+      <w:numFmt w:val="bullet"/>
+      <w:lvlText w:val="▪"/>
+      <w:lvlJc w:val="left"/>
+      <w:pPr>
+        <w:tabs>
+          <w:tab w:val="num" w:pos="1440"/>
+        </w:tabs>
+        <w:ind w:left="1440" w:hanging="360"/>
+      </w:pPr>
+      <w:rPr>
+        <w:rFonts w:ascii="OpenSymbol" w:hAnsi="OpenSymbol" w:cs="OpenSymbol" w:hint="default"/>
+      </w:rPr>
+    </w:lvl>
+    <w:lvl w:ilvl="3">
+      <w:start w:val="1"/>
+      <w:numFmt w:val="bullet"/>
+      <w:lvlText w:val=""/>
+      <w:lvlJc w:val="left"/>
+      <w:pPr>
+        <w:tabs>
+          <w:tab w:val="num" w:pos="1800"/>
+        </w:tabs>
+        <w:ind w:left="1800" w:hanging="360"/>
+      </w:pPr>
+      <w:rPr>
+        <w:rFonts w:ascii="Symbol" w:hAnsi="Symbol" w:cs="Symbol" w:hint="default"/>
+      </w:rPr>
+    </w:lvl>
+    <w:lvl w:ilvl="4">
+      <w:start w:val="1"/>
+      <w:numFmt w:val="bullet"/>
+      <w:lvlText w:val="◦"/>
+      <w:lvlJc w:val="left"/>
+      <w:pPr>
+        <w:tabs>
+          <w:tab w:val="num" w:pos="2160"/>
+        </w:tabs>
+        <w:ind w:left="2160" w:hanging="360"/>
+      </w:pPr>
+      <w:rPr>
+        <w:rFonts w:ascii="OpenSymbol" w:hAnsi="OpenSymbol" w:cs="OpenSymbol" w:hint="default"/>
+      </w:rPr>
+    </w:lvl>
+    <w:lvl w:ilvl="5">
+      <w:start w:val="1"/>
+      <w:numFmt w:val="bullet"/>
+      <w:lvlText w:val="▪"/>
+      <w:lvlJc w:val="left"/>
+      <w:pPr>
+        <w:tabs>
+          <w:tab w:val="num" w:pos="2520"/>
+        </w:tabs>
+        <w:ind w:left="2520" w:hanging="360"/>
+      </w:pPr>
+      <w:rPr>
+        <w:rFonts w:ascii="OpenSymbol" w:hAnsi="OpenSymbol" w:cs="OpenSymbol" w:hint="default"/>
+      </w:rPr>
+    </w:lvl>
+    <w:lvl w:ilvl="6">
+      <w:start w:val="1"/>
+      <w:numFmt w:val="bullet"/>
+      <w:lvlText w:val=""/>
+      <w:lvlJc w:val="left"/>
+      <w:pPr>
+        <w:tabs>
+          <w:tab w:val="num" w:pos="2880"/>
+        </w:tabs>
+        <w:ind w:left="2880" w:hanging="360"/>
+      </w:pPr>
+      <w:rPr>
+        <w:rFonts w:ascii="Symbol" w:hAnsi="Symbol" w:cs="Symbol" w:hint="default"/>
+      </w:rPr>
+    </w:lvl>
+    <w:lvl w:ilvl="7">
+      <w:start w:val="1"/>
+      <w:numFmt w:val="bullet"/>
+      <w:lvlText w:val="◦"/>
+      <w:lvlJc w:val="left"/>
+      <w:pPr>
+        <w:tabs>
+          <w:tab w:val="num" w:pos="3240"/>
+        </w:tabs>
+        <w:ind w:left="3240" w:hanging="360"/>
+      </w:pPr>
+      <w:rPr>
+        <w:rFonts w:ascii="OpenSymbol" w:hAnsi="OpenSymbol" w:cs="OpenSymbol" w:hint="default"/>
+      </w:rPr>
+    </w:lvl>
+    <w:lvl w:ilvl="8">
+      <w:start w:val="1"/>
+      <w:numFmt w:val="bullet"/>
+      <w:lvlText w:val="▪"/>
+      <w:lvlJc w:val="left"/>
+      <w:pPr>
+        <w:tabs>
+          <w:tab w:val="num" w:pos="3600"/>
+        </w:tabs>
+        <w:ind w:left="3600" w:hanging="360"/>
+      </w:pPr>
+      <w:rPr>
+        <w:rFonts w:ascii="OpenSymbol" w:hAnsi="OpenSymbol" w:cs="OpenSymbol" w:hint="default"/>
+      </w:rPr>
+    </w:lvl>
+  </w:abstractNum>
+  <w:abstractNum w:abstractNumId="14">
+    <w:lvl w:ilvl="0">
+      <w:start w:val="1"/>
+      <w:numFmt w:val="bullet"/>
+      <w:lvlText w:val=""/>
+      <w:lvlJc w:val="left"/>
+      <w:pPr>
+        <w:tabs>
+          <w:tab w:val="num" w:pos="720"/>
+        </w:tabs>
+        <w:ind w:left="720" w:hanging="360"/>
+      </w:pPr>
+      <w:rPr>
+        <w:rFonts w:ascii="Symbol" w:hAnsi="Symbol" w:cs="Symbol" w:hint="default"/>
+      </w:rPr>
+    </w:lvl>
+    <w:lvl w:ilvl="1">
+      <w:start w:val="1"/>
+      <w:numFmt w:val="bullet"/>
+      <w:lvlText w:val="◦"/>
+      <w:lvlJc w:val="left"/>
+      <w:pPr>
+        <w:tabs>
+          <w:tab w:val="num" w:pos="1080"/>
+        </w:tabs>
+        <w:ind w:left="1080" w:hanging="360"/>
+      </w:pPr>
+      <w:rPr>
+        <w:rFonts w:ascii="OpenSymbol" w:hAnsi="OpenSymbol" w:cs="OpenSymbol" w:hint="default"/>
+      </w:rPr>
+    </w:lvl>
+    <w:lvl w:ilvl="2">
+      <w:start w:val="1"/>
+      <w:numFmt w:val="bullet"/>
+      <w:lvlText w:val="▪"/>
+      <w:lvlJc w:val="left"/>
+      <w:pPr>
+        <w:tabs>
+          <w:tab w:val="num" w:pos="1440"/>
+        </w:tabs>
+        <w:ind w:left="1440" w:hanging="360"/>
+      </w:pPr>
+      <w:rPr>
+        <w:rFonts w:ascii="OpenSymbol" w:hAnsi="OpenSymbol" w:cs="OpenSymbol" w:hint="default"/>
+      </w:rPr>
+    </w:lvl>
+    <w:lvl w:ilvl="3">
+      <w:start w:val="1"/>
+      <w:numFmt w:val="bullet"/>
+      <w:lvlText w:val=""/>
+      <w:lvlJc w:val="left"/>
+      <w:pPr>
+        <w:tabs>
+          <w:tab w:val="num" w:pos="1800"/>
+        </w:tabs>
+        <w:ind w:left="1800" w:hanging="360"/>
+      </w:pPr>
+      <w:rPr>
+        <w:rFonts w:ascii="Symbol" w:hAnsi="Symbol" w:cs="Symbol" w:hint="default"/>
+      </w:rPr>
+    </w:lvl>
+    <w:lvl w:ilvl="4">
+      <w:start w:val="1"/>
+      <w:numFmt w:val="bullet"/>
+      <w:lvlText w:val="◦"/>
+      <w:lvlJc w:val="left"/>
+      <w:pPr>
+        <w:tabs>
+          <w:tab w:val="num" w:pos="2160"/>
+        </w:tabs>
+        <w:ind w:left="2160" w:hanging="360"/>
+      </w:pPr>
+      <w:rPr>
+        <w:rFonts w:ascii="OpenSymbol" w:hAnsi="OpenSymbol" w:cs="OpenSymbol" w:hint="default"/>
+      </w:rPr>
+    </w:lvl>
+    <w:lvl w:ilvl="5">
+      <w:start w:val="1"/>
+      <w:numFmt w:val="bullet"/>
+      <w:lvlText w:val="▪"/>
+      <w:lvlJc w:val="left"/>
+      <w:pPr>
+        <w:tabs>
+          <w:tab w:val="num" w:pos="2520"/>
+        </w:tabs>
+        <w:ind w:left="2520" w:hanging="360"/>
+      </w:pPr>
+      <w:rPr>
+        <w:rFonts w:ascii="OpenSymbol" w:hAnsi="OpenSymbol" w:cs="OpenSymbol" w:hint="default"/>
+      </w:rPr>
+    </w:lvl>
+    <w:lvl w:ilvl="6">
+      <w:start w:val="1"/>
+      <w:numFmt w:val="bullet"/>
+      <w:lvlText w:val=""/>
+      <w:lvlJc w:val="left"/>
+      <w:pPr>
+        <w:tabs>
+          <w:tab w:val="num" w:pos="2880"/>
+        </w:tabs>
+        <w:ind w:left="2880" w:hanging="360"/>
+      </w:pPr>
+      <w:rPr>
+        <w:rFonts w:ascii="Symbol" w:hAnsi="Symbol" w:cs="Symbol" w:hint="default"/>
+      </w:rPr>
+    </w:lvl>
+    <w:lvl w:ilvl="7">
+      <w:start w:val="1"/>
+      <w:numFmt w:val="bullet"/>
+      <w:lvlText w:val="◦"/>
+      <w:lvlJc w:val="left"/>
+      <w:pPr>
+        <w:tabs>
+          <w:tab w:val="num" w:pos="3240"/>
+        </w:tabs>
+        <w:ind w:left="3240" w:hanging="360"/>
+      </w:pPr>
+      <w:rPr>
+        <w:rFonts w:ascii="OpenSymbol" w:hAnsi="OpenSymbol" w:cs="OpenSymbol" w:hint="default"/>
+      </w:rPr>
+    </w:lvl>
+    <w:lvl w:ilvl="8">
+      <w:start w:val="1"/>
+      <w:numFmt w:val="bullet"/>
+      <w:lvlText w:val="▪"/>
+      <w:lvlJc w:val="left"/>
+      <w:pPr>
+        <w:tabs>
+          <w:tab w:val="num" w:pos="3600"/>
+        </w:tabs>
+        <w:ind w:left="3600" w:hanging="360"/>
+      </w:pPr>
+      <w:rPr>
+        <w:rFonts w:ascii="OpenSymbol" w:hAnsi="OpenSymbol" w:cs="OpenSymbol" w:hint="default"/>
+      </w:rPr>
+    </w:lvl>
+  </w:abstractNum>
+  <w:abstractNum w:abstractNumId="15">
     <w:lvl w:ilvl="0">
       <w:start w:val="1"/>
       <w:numFmt w:val="none"/>
@@ -8987,6 +10853,18 @@
   <w:num w:numId="11">
     <w:abstractNumId w:val="11"/>
   </w:num>
+  <w:num w:numId="12">
+    <w:abstractNumId w:val="12"/>
+  </w:num>
+  <w:num w:numId="13">
+    <w:abstractNumId w:val="13"/>
+  </w:num>
+  <w:num w:numId="14">
+    <w:abstractNumId w:val="14"/>
+  </w:num>
+  <w:num w:numId="15">
+    <w:abstractNumId w:val="15"/>
+  </w:num>
 </w:numbering>
 </file>
 
@@ -9007,352 +10885,13 @@
       </w:pPr>
     </w:pPrDefault>
   </w:docDefaults>
-  <w:latentStyles w:defLockedState="0" w:defUIPriority="0" w:defSemiHidden="0" w:defUnhideWhenUsed="0" w:defQFormat="0" w:count="376">
-    <w:lsdException w:name="Normal" w:qFormat="1"/>
-    <w:lsdException w:name="heading 6" w:semiHidden="1" w:unhideWhenUsed="1"/>
-    <w:lsdException w:name="index 3" w:semiHidden="1" w:unhideWhenUsed="1"/>
-    <w:lsdException w:name="index 4" w:semiHidden="1" w:unhideWhenUsed="1"/>
-    <w:lsdException w:name="index 5" w:semiHidden="1" w:unhideWhenUsed="1"/>
-    <w:lsdException w:name="index 6" w:semiHidden="1" w:unhideWhenUsed="1"/>
-    <w:lsdException w:name="index 7" w:semiHidden="1" w:unhideWhenUsed="1"/>
-    <w:lsdException w:name="index 8" w:semiHidden="1" w:unhideWhenUsed="1"/>
-    <w:lsdException w:name="index 9" w:semiHidden="1" w:unhideWhenUsed="1"/>
-    <w:lsdException w:name="toc 1" w:uiPriority="39" w:semiHidden="1" w:unhideWhenUsed="1" w:qFormat="1"/>
-    <w:lsdException w:name="toc 2" w:uiPriority="39" w:semiHidden="1" w:unhideWhenUsed="1"/>
-    <w:lsdException w:name="toc 3" w:semiHidden="1" w:unhideWhenUsed="1"/>
-    <w:lsdException w:name="toc 4" w:semiHidden="1" w:unhideWhenUsed="1"/>
-    <w:lsdException w:name="toc 5" w:semiHidden="1" w:unhideWhenUsed="1"/>
-    <w:lsdException w:name="toc 6" w:semiHidden="1" w:unhideWhenUsed="1"/>
-    <w:lsdException w:name="toc 7" w:semiHidden="1" w:unhideWhenUsed="1"/>
-    <w:lsdException w:name="toc 8" w:semiHidden="1" w:unhideWhenUsed="1"/>
-    <w:lsdException w:name="toc 9" w:semiHidden="1" w:unhideWhenUsed="1"/>
-    <w:lsdException w:name="Normal Indent" w:semiHidden="1" w:unhideWhenUsed="1"/>
-    <w:lsdException w:name="footnote text" w:semiHidden="1" w:unhideWhenUsed="1"/>
-    <w:lsdException w:name="annotation text" w:semiHidden="1" w:unhideWhenUsed="1"/>
-    <w:lsdException w:name="header" w:semiHidden="1" w:unhideWhenUsed="1"/>
-    <w:lsdException w:name="footer" w:semiHidden="1" w:unhideWhenUsed="1"/>
-    <w:lsdException w:name="index heading" w:semiHidden="1" w:unhideWhenUsed="1"/>
-    <w:lsdException w:name="caption" w:semiHidden="1" w:unhideWhenUsed="1"/>
-    <w:lsdException w:name="table of figures" w:semiHidden="1" w:unhideWhenUsed="1"/>
-    <w:lsdException w:name="envelope address" w:semiHidden="1" w:unhideWhenUsed="1"/>
-    <w:lsdException w:name="envelope return" w:semiHidden="1" w:unhideWhenUsed="1"/>
-    <w:lsdException w:name="footnote reference" w:semiHidden="1" w:unhideWhenUsed="1"/>
-    <w:lsdException w:name="annotation reference" w:semiHidden="1" w:unhideWhenUsed="1"/>
-    <w:lsdException w:name="line number" w:semiHidden="1" w:unhideWhenUsed="1"/>
-    <w:lsdException w:name="page number" w:semiHidden="1" w:unhideWhenUsed="1"/>
-    <w:lsdException w:name="endnote reference" w:semiHidden="1" w:unhideWhenUsed="1"/>
-    <w:lsdException w:name="endnote text" w:semiHidden="1" w:unhideWhenUsed="1"/>
-    <w:lsdException w:name="table of authorities" w:semiHidden="1" w:unhideWhenUsed="1"/>
-    <w:lsdException w:name="macro" w:semiHidden="1" w:unhideWhenUsed="1"/>
-    <w:lsdException w:name="toa heading" w:semiHidden="1" w:unhideWhenUsed="1"/>
-    <w:lsdException w:name="List" w:semiHidden="1" w:unhideWhenUsed="1"/>
-    <w:lsdException w:name="List Bullet" w:semiHidden="1" w:unhideWhenUsed="1"/>
-    <w:lsdException w:name="List Number" w:semiHidden="1" w:unhideWhenUsed="1"/>
-    <w:lsdException w:name="List 2" w:semiHidden="1" w:unhideWhenUsed="1"/>
-    <w:lsdException w:name="List 3" w:semiHidden="1" w:unhideWhenUsed="1"/>
-    <w:lsdException w:name="List 4" w:semiHidden="1" w:unhideWhenUsed="1"/>
-    <w:lsdException w:name="List 5" w:semiHidden="1" w:unhideWhenUsed="1"/>
-    <w:lsdException w:name="List Bullet 3" w:semiHidden="1" w:unhideWhenUsed="1"/>
-    <w:lsdException w:name="List Bullet 4" w:semiHidden="1" w:unhideWhenUsed="1"/>
-    <w:lsdException w:name="List Number 3" w:semiHidden="1" w:unhideWhenUsed="1"/>
-    <w:lsdException w:name="List Number 4" w:semiHidden="1" w:unhideWhenUsed="1"/>
-    <w:lsdException w:name="List Number 5" w:semiHidden="1" w:unhideWhenUsed="1"/>
-    <w:lsdException w:name="Closing" w:semiHidden="1" w:unhideWhenUsed="1"/>
-    <w:lsdException w:name="Signature" w:semiHidden="1" w:unhideWhenUsed="1"/>
-    <w:lsdException w:name="Default Paragraph Font" w:semiHidden="1" w:unhideWhenUsed="1"/>
-    <w:lsdException w:name="Body Text" w:semiHidden="1" w:unhideWhenUsed="1"/>
-    <w:lsdException w:name="Body Text Indent" w:semiHidden="1" w:unhideWhenUsed="1"/>
-    <w:lsdException w:name="List Continue" w:semiHidden="1" w:unhideWhenUsed="1"/>
-    <w:lsdException w:name="List Continue 2" w:semiHidden="1" w:unhideWhenUsed="1"/>
-    <w:lsdException w:name="List Continue 3" w:semiHidden="1" w:unhideWhenUsed="1"/>
-    <w:lsdException w:name="List Continue 4" w:semiHidden="1" w:unhideWhenUsed="1"/>
-    <w:lsdException w:name="List Continue 5" w:semiHidden="1" w:unhideWhenUsed="1"/>
-    <w:lsdException w:name="Message Header" w:semiHidden="1" w:unhideWhenUsed="1"/>
-    <w:lsdException w:name="Salutation" w:semiHidden="1" w:unhideWhenUsed="1"/>
-    <w:lsdException w:name="Date" w:semiHidden="1" w:unhideWhenUsed="1"/>
-    <w:lsdException w:name="Body Text First Indent" w:semiHidden="1" w:unhideWhenUsed="1"/>
-    <w:lsdException w:name="Body Text First Indent 2" w:semiHidden="1" w:unhideWhenUsed="1"/>
-    <w:lsdException w:name="Body Text Indent 3" w:semiHidden="1" w:unhideWhenUsed="1"/>
-    <w:lsdException w:name="Block Text" w:semiHidden="1" w:unhideWhenUsed="1"/>
-    <w:lsdException w:name="Hyperlink" w:uiPriority="99" w:semiHidden="1" w:unhideWhenUsed="1"/>
-    <w:lsdException w:name="FollowedHyperlink" w:semiHidden="1" w:unhideWhenUsed="1"/>
-    <w:lsdException w:name="Strong" w:qFormat="1"/>
-    <w:lsdException w:name="Document Map" w:semiHidden="1" w:unhideWhenUsed="1"/>
-    <w:lsdException w:name="Plain Text" w:semiHidden="1" w:unhideWhenUsed="1"/>
-    <w:lsdException w:name="E-mail Signature" w:semiHidden="1" w:unhideWhenUsed="1"/>
-    <w:lsdException w:name="HTML Top of Form" w:semiHidden="1" w:unhideWhenUsed="1"/>
-    <w:lsdException w:name="HTML Bottom of Form" w:semiHidden="1" w:unhideWhenUsed="1"/>
-    <w:lsdException w:name="Normal (Web)" w:semiHidden="1" w:unhideWhenUsed="1"/>
-    <w:lsdException w:name="HTML Acronym" w:semiHidden="1" w:unhideWhenUsed="1"/>
-    <w:lsdException w:name="HTML Address" w:semiHidden="1" w:unhideWhenUsed="1"/>
-    <w:lsdException w:name="HTML Cite" w:semiHidden="1" w:unhideWhenUsed="1"/>
-    <w:lsdException w:name="HTML Code" w:semiHidden="1" w:unhideWhenUsed="1"/>
-    <w:lsdException w:name="HTML Definition" w:semiHidden="1" w:unhideWhenUsed="1"/>
-    <w:lsdException w:name="HTML Keyboard" w:semiHidden="1" w:unhideWhenUsed="1"/>
-    <w:lsdException w:name="HTML Preformatted" w:semiHidden="1" w:unhideWhenUsed="1"/>
-    <w:lsdException w:name="HTML Sample" w:semiHidden="1" w:unhideWhenUsed="1"/>
-    <w:lsdException w:name="HTML Typewriter" w:semiHidden="1" w:unhideWhenUsed="1"/>
-    <w:lsdException w:name="HTML Variable" w:semiHidden="1" w:unhideWhenUsed="1"/>
-    <w:lsdException w:name="Normal Table" w:semiHidden="1" w:unhideWhenUsed="1"/>
-    <w:lsdException w:name="annotation subject" w:semiHidden="1" w:unhideWhenUsed="1"/>
-    <w:lsdException w:name="No List" w:semiHidden="1" w:unhideWhenUsed="1"/>
-    <w:lsdException w:name="Outline List 1" w:semiHidden="1" w:unhideWhenUsed="1"/>
-    <w:lsdException w:name="Outline List 2" w:semiHidden="1" w:unhideWhenUsed="1"/>
-    <w:lsdException w:name="Outline List 3" w:semiHidden="1" w:unhideWhenUsed="1"/>
-    <w:lsdException w:name="Table Simple 1" w:semiHidden="1" w:unhideWhenUsed="1"/>
-    <w:lsdException w:name="Table Simple 2" w:semiHidden="1" w:unhideWhenUsed="1"/>
-    <w:lsdException w:name="Table Simple 3" w:semiHidden="1" w:unhideWhenUsed="1"/>
-    <w:lsdException w:name="Table Classic 1" w:semiHidden="1" w:unhideWhenUsed="1"/>
-    <w:lsdException w:name="Table Classic 2" w:semiHidden="1" w:unhideWhenUsed="1"/>
-    <w:lsdException w:name="Table Classic 3" w:semiHidden="1" w:unhideWhenUsed="1"/>
-    <w:lsdException w:name="Table Classic 4" w:semiHidden="1" w:unhideWhenUsed="1"/>
-    <w:lsdException w:name="Table Colorful 1" w:semiHidden="1" w:unhideWhenUsed="1"/>
-    <w:lsdException w:name="Table Colorful 2" w:semiHidden="1" w:unhideWhenUsed="1"/>
-    <w:lsdException w:name="Table Colorful 3" w:semiHidden="1" w:unhideWhenUsed="1"/>
-    <w:lsdException w:name="Table Columns 1" w:semiHidden="1" w:unhideWhenUsed="1"/>
-    <w:lsdException w:name="Table Columns 2" w:semiHidden="1" w:unhideWhenUsed="1"/>
-    <w:lsdException w:name="Table Columns 3" w:semiHidden="1" w:unhideWhenUsed="1"/>
-    <w:lsdException w:name="Table Columns 4" w:semiHidden="1" w:unhideWhenUsed="1"/>
-    <w:lsdException w:name="Table Columns 5" w:semiHidden="1" w:unhideWhenUsed="1"/>
-    <w:lsdException w:name="Table Grid 1" w:semiHidden="1" w:unhideWhenUsed="1"/>
-    <w:lsdException w:name="Table Grid 2" w:semiHidden="1" w:unhideWhenUsed="1"/>
-    <w:lsdException w:name="Table Grid 3" w:semiHidden="1" w:unhideWhenUsed="1"/>
-    <w:lsdException w:name="Table Grid 4" w:semiHidden="1" w:unhideWhenUsed="1"/>
-    <w:lsdException w:name="Table Grid 5" w:semiHidden="1" w:unhideWhenUsed="1"/>
-    <w:lsdException w:name="Table Grid 6" w:semiHidden="1" w:unhideWhenUsed="1"/>
-    <w:lsdException w:name="Table Grid 7" w:semiHidden="1" w:unhideWhenUsed="1"/>
-    <w:lsdException w:name="Table Grid 8" w:semiHidden="1" w:unhideWhenUsed="1"/>
-    <w:lsdException w:name="Table List 1" w:semiHidden="1" w:unhideWhenUsed="1"/>
-    <w:lsdException w:name="Table List 2" w:semiHidden="1" w:unhideWhenUsed="1"/>
-    <w:lsdException w:name="Table List 3" w:semiHidden="1" w:unhideWhenUsed="1"/>
-    <w:lsdException w:name="Table List 4" w:semiHidden="1" w:unhideWhenUsed="1"/>
-    <w:lsdException w:name="Table List 5" w:semiHidden="1" w:unhideWhenUsed="1"/>
-    <w:lsdException w:name="Table List 6" w:semiHidden="1" w:unhideWhenUsed="1"/>
-    <w:lsdException w:name="Table List 7" w:semiHidden="1" w:unhideWhenUsed="1"/>
-    <w:lsdException w:name="Table List 8" w:semiHidden="1" w:unhideWhenUsed="1"/>
-    <w:lsdException w:name="Table 3D effects 1" w:semiHidden="1" w:unhideWhenUsed="1"/>
-    <w:lsdException w:name="Table 3D effects 2" w:semiHidden="1" w:unhideWhenUsed="1"/>
-    <w:lsdException w:name="Table 3D effects 3" w:semiHidden="1" w:unhideWhenUsed="1"/>
-    <w:lsdException w:name="Table Contemporary" w:semiHidden="1" w:unhideWhenUsed="1"/>
-    <w:lsdException w:name="Table Elegant" w:semiHidden="1" w:unhideWhenUsed="1"/>
-    <w:lsdException w:name="Table Professional" w:semiHidden="1" w:unhideWhenUsed="1"/>
-    <w:lsdException w:name="Table Subtle 1" w:semiHidden="1" w:unhideWhenUsed="1"/>
-    <w:lsdException w:name="Table Subtle 2" w:semiHidden="1" w:unhideWhenUsed="1"/>
-    <w:lsdException w:name="Table Web 1" w:semiHidden="1" w:unhideWhenUsed="1"/>
-    <w:lsdException w:name="Table Web 2" w:semiHidden="1" w:unhideWhenUsed="1"/>
-    <w:lsdException w:name="Table Web 3" w:semiHidden="1" w:unhideWhenUsed="1"/>
-    <w:lsdException w:name="Balloon Text" w:semiHidden="1" w:unhideWhenUsed="1"/>
-    <w:lsdException w:name="Table Theme" w:semiHidden="1" w:unhideWhenUsed="1"/>
-    <w:lsdException w:name="Placeholder Text" w:semiHidden="1"/>
-    <w:lsdException w:name="Light Shading"/>
-    <w:lsdException w:name="Light List"/>
-    <w:lsdException w:name="Light Grid"/>
-    <w:lsdException w:name="Medium Shading 1"/>
-    <w:lsdException w:name="Medium Shading 2"/>
-    <w:lsdException w:name="Medium List 1"/>
-    <w:lsdException w:name="Medium List 2"/>
-    <w:lsdException w:name="Medium Grid 1"/>
-    <w:lsdException w:name="Medium Grid 2"/>
-    <w:lsdException w:name="Medium Grid 3"/>
-    <w:lsdException w:name="Dark List"/>
-    <w:lsdException w:name="Colorful Shading"/>
-    <w:lsdException w:name="Colorful List"/>
-    <w:lsdException w:name="Colorful Grid"/>
-    <w:lsdException w:name="Light Shading Accent 1"/>
-    <w:lsdException w:name="Light List Accent 1"/>
-    <w:lsdException w:name="Light Grid Accent 1"/>
-    <w:lsdException w:name="Medium Shading 1 Accent 1"/>
-    <w:lsdException w:name="Medium Shading 2 Accent 1"/>
-    <w:lsdException w:name="Medium List 1 Accent 1"/>
-    <w:lsdException w:name="Revision" w:semiHidden="1"/>
-    <w:lsdException w:name="Medium List 2 Accent 1"/>
-    <w:lsdException w:name="Medium Grid 1 Accent 1"/>
-    <w:lsdException w:name="Medium Grid 2 Accent 1"/>
-    <w:lsdException w:name="Medium Grid 3 Accent 1"/>
-    <w:lsdException w:name="Dark List Accent 1"/>
-    <w:lsdException w:name="Colorful Shading Accent 1"/>
-    <w:lsdException w:name="Colorful List Accent 1"/>
-    <w:lsdException w:name="Colorful Grid Accent 1"/>
-    <w:lsdException w:name="Light Shading Accent 2"/>
-    <w:lsdException w:name="Light List Accent 2"/>
-    <w:lsdException w:name="Light Grid Accent 2"/>
-    <w:lsdException w:name="Medium Shading 1 Accent 2"/>
-    <w:lsdException w:name="Medium Shading 2 Accent 2"/>
-    <w:lsdException w:name="Medium List 1 Accent 2"/>
-    <w:lsdException w:name="Medium List 2 Accent 2"/>
-    <w:lsdException w:name="Medium Grid 1 Accent 2"/>
-    <w:lsdException w:name="Medium Grid 2 Accent 2"/>
-    <w:lsdException w:name="Medium Grid 3 Accent 2"/>
-    <w:lsdException w:name="Dark List Accent 2"/>
-    <w:lsdException w:name="Colorful Shading Accent 2"/>
-    <w:lsdException w:name="Colorful List Accent 2"/>
-    <w:lsdException w:name="Colorful Grid Accent 2"/>
-    <w:lsdException w:name="Light Shading Accent 3"/>
-    <w:lsdException w:name="Light List Accent 3"/>
-    <w:lsdException w:name="Light Grid Accent 3"/>
-    <w:lsdException w:name="Medium Shading 1 Accent 3"/>
-    <w:lsdException w:name="Medium Shading 2 Accent 3"/>
-    <w:lsdException w:name="Medium List 1 Accent 3"/>
-    <w:lsdException w:name="Medium List 2 Accent 3"/>
-    <w:lsdException w:name="Medium Grid 1 Accent 3"/>
-    <w:lsdException w:name="Medium Grid 2 Accent 3"/>
-    <w:lsdException w:name="Medium Grid 3 Accent 3"/>
-    <w:lsdException w:name="Dark List Accent 3"/>
-    <w:lsdException w:name="Colorful Shading Accent 3"/>
-    <w:lsdException w:name="Colorful List Accent 3"/>
-    <w:lsdException w:name="Colorful Grid Accent 3"/>
-    <w:lsdException w:name="Light Shading Accent 4"/>
-    <w:lsdException w:name="Light List Accent 4"/>
-    <w:lsdException w:name="Light Grid Accent 4"/>
-    <w:lsdException w:name="Medium Shading 1 Accent 4"/>
-    <w:lsdException w:name="Medium Shading 2 Accent 4"/>
-    <w:lsdException w:name="Medium List 1 Accent 4"/>
-    <w:lsdException w:name="Medium List 2 Accent 4"/>
-    <w:lsdException w:name="Medium Grid 1 Accent 4"/>
-    <w:lsdException w:name="Medium Grid 2 Accent 4"/>
-    <w:lsdException w:name="Medium Grid 3 Accent 4"/>
-    <w:lsdException w:name="Dark List Accent 4"/>
-    <w:lsdException w:name="Colorful Shading Accent 4"/>
-    <w:lsdException w:name="Colorful List Accent 4"/>
-    <w:lsdException w:name="Colorful Grid Accent 4"/>
-    <w:lsdException w:name="Light Shading Accent 5"/>
-    <w:lsdException w:name="Light List Accent 5"/>
-    <w:lsdException w:name="Light Grid Accent 5"/>
-    <w:lsdException w:name="Medium Shading 1 Accent 5"/>
-    <w:lsdException w:name="Medium Shading 2 Accent 5"/>
-    <w:lsdException w:name="Medium List 1 Accent 5"/>
-    <w:lsdException w:name="Medium List 2 Accent 5"/>
-    <w:lsdException w:name="Medium Grid 1 Accent 5"/>
-    <w:lsdException w:name="Medium Grid 2 Accent 5"/>
-    <w:lsdException w:name="Medium Grid 3 Accent 5"/>
-    <w:lsdException w:name="Dark List Accent 5"/>
-    <w:lsdException w:name="Colorful Shading Accent 5"/>
-    <w:lsdException w:name="Colorful List Accent 5"/>
-    <w:lsdException w:name="Colorful Grid Accent 5"/>
-    <w:lsdException w:name="Light Shading Accent 6"/>
-    <w:lsdException w:name="Light List Accent 6"/>
-    <w:lsdException w:name="Light Grid Accent 6"/>
-    <w:lsdException w:name="Medium Shading 1 Accent 6"/>
-    <w:lsdException w:name="Medium Shading 2 Accent 6"/>
-    <w:lsdException w:name="Medium List 1 Accent 6"/>
-    <w:lsdException w:name="Medium List 2 Accent 6"/>
-    <w:lsdException w:name="Medium Grid 1 Accent 6"/>
-    <w:lsdException w:name="Medium Grid 2 Accent 6"/>
-    <w:lsdException w:name="Medium Grid 3 Accent 6"/>
-    <w:lsdException w:name="Dark List Accent 6"/>
-    <w:lsdException w:name="Colorful Shading Accent 6"/>
-    <w:lsdException w:name="Colorful List Accent 6"/>
-    <w:lsdException w:name="Colorful Grid Accent 6"/>
-    <w:lsdException w:name="Bibliography" w:semiHidden="1" w:unhideWhenUsed="1"/>
-    <w:lsdException w:name="TOC Heading" w:uiPriority="39" w:semiHidden="1" w:unhideWhenUsed="1" w:qFormat="1"/>
-    <w:lsdException w:name="Grid Table 4" w:uiPriority="49"/>
-    <w:lsdException w:name="Grid Table 5 Dark" w:uiPriority="50"/>
-    <w:lsdException w:name="Grid Table 6 Colorful" w:uiPriority="51"/>
-    <w:lsdException w:name="Grid Table 7 Colorful" w:uiPriority="52"/>
-    <w:lsdException w:name="Grid Table 1 Light Accent 1" w:uiPriority="46"/>
-    <w:lsdException w:name="Grid Table 2 Accent 1" w:uiPriority="47"/>
-    <w:lsdException w:name="Grid Table 3 Accent 1" w:uiPriority="48"/>
-    <w:lsdException w:name="Grid Table 4 Accent 1" w:uiPriority="49"/>
-    <w:lsdException w:name="Grid Table 5 Dark Accent 1" w:uiPriority="50"/>
-    <w:lsdException w:name="Grid Table 6 Colorful Accent 1" w:uiPriority="51"/>
-    <w:lsdException w:name="Grid Table 7 Colorful Accent 1" w:uiPriority="52"/>
-    <w:lsdException w:name="Grid Table 1 Light Accent 2" w:uiPriority="46"/>
-    <w:lsdException w:name="Grid Table 2 Accent 2" w:uiPriority="47"/>
-    <w:lsdException w:name="Grid Table 3 Accent 2" w:uiPriority="48"/>
-    <w:lsdException w:name="Grid Table 4 Accent 2" w:uiPriority="49"/>
-    <w:lsdException w:name="Grid Table 5 Dark Accent 2" w:uiPriority="50"/>
-    <w:lsdException w:name="Grid Table 6 Colorful Accent 2" w:uiPriority="51"/>
-    <w:lsdException w:name="Grid Table 7 Colorful Accent 2" w:uiPriority="52"/>
-    <w:lsdException w:name="Grid Table 1 Light Accent 3" w:uiPriority="46"/>
-    <w:lsdException w:name="Grid Table 2 Accent 3" w:uiPriority="47"/>
-    <w:lsdException w:name="Grid Table 3 Accent 3" w:uiPriority="48"/>
-    <w:lsdException w:name="Grid Table 4 Accent 3" w:uiPriority="49"/>
-    <w:lsdException w:name="Grid Table 5 Dark Accent 3" w:uiPriority="50"/>
-    <w:lsdException w:name="Grid Table 6 Colorful Accent 3" w:uiPriority="51"/>
-    <w:lsdException w:name="Grid Table 7 Colorful Accent 3" w:uiPriority="52"/>
-    <w:lsdException w:name="Grid Table 1 Light Accent 4" w:uiPriority="46"/>
-    <w:lsdException w:name="Grid Table 2 Accent 4" w:uiPriority="47"/>
-    <w:lsdException w:name="Grid Table 3 Accent 4" w:uiPriority="48"/>
-    <w:lsdException w:name="Grid Table 4 Accent 4" w:uiPriority="49"/>
-    <w:lsdException w:name="Grid Table 5 Dark Accent 4" w:uiPriority="50"/>
-    <w:lsdException w:name="Grid Table 6 Colorful Accent 4" w:uiPriority="51"/>
-    <w:lsdException w:name="Grid Table 7 Colorful Accent 4" w:uiPriority="52"/>
-    <w:lsdException w:name="Grid Table 1 Light Accent 5" w:uiPriority="46"/>
-    <w:lsdException w:name="Grid Table 2 Accent 5" w:uiPriority="47"/>
-    <w:lsdException w:name="Grid Table 3 Accent 5" w:uiPriority="48"/>
-    <w:lsdException w:name="Grid Table 4 Accent 5" w:uiPriority="49"/>
-    <w:lsdException w:name="Grid Table 5 Dark Accent 5" w:uiPriority="50"/>
-    <w:lsdException w:name="Grid Table 6 Colorful Accent 5" w:uiPriority="51"/>
-    <w:lsdException w:name="Grid Table 7 Colorful Accent 5" w:uiPriority="52"/>
-    <w:lsdException w:name="Grid Table 1 Light Accent 6" w:uiPriority="46"/>
-    <w:lsdException w:name="Grid Table 2 Accent 6" w:uiPriority="47"/>
-    <w:lsdException w:name="Grid Table 3 Accent 6" w:uiPriority="48"/>
-    <w:lsdException w:name="Grid Table 4 Accent 6" w:uiPriority="49"/>
-    <w:lsdException w:name="Grid Table 5 Dark Accent 6" w:uiPriority="50"/>
-    <w:lsdException w:name="Grid Table 6 Colorful Accent 6" w:uiPriority="51"/>
-    <w:lsdException w:name="Grid Table 7 Colorful Accent 6" w:uiPriority="52"/>
-    <w:lsdException w:name="List Table 1 Light" w:uiPriority="46"/>
-    <w:lsdException w:name="List Table 2" w:uiPriority="47"/>
-    <w:lsdException w:name="List Table 3" w:uiPriority="48"/>
-    <w:lsdException w:name="List Table 4" w:uiPriority="49"/>
-    <w:lsdException w:name="List Table 5 Dark" w:uiPriority="50"/>
-    <w:lsdException w:name="List Table 6 Colorful" w:uiPriority="51"/>
-    <w:lsdException w:name="List Table 7 Colorful" w:uiPriority="52"/>
-    <w:lsdException w:name="List Table 1 Light Accent 1" w:uiPriority="46"/>
-    <w:lsdException w:name="List Table 2 Accent 1" w:uiPriority="47"/>
-    <w:lsdException w:name="List Table 3 Accent 1" w:uiPriority="48"/>
-    <w:lsdException w:name="List Table 4 Accent 1" w:uiPriority="49"/>
-    <w:lsdException w:name="List Table 5 Dark Accent 1" w:uiPriority="50"/>
-    <w:lsdException w:name="List Table 6 Colorful Accent 1" w:uiPriority="51"/>
-    <w:lsdException w:name="List Table 7 Colorful Accent 1" w:uiPriority="52"/>
-    <w:lsdException w:name="List Table 1 Light Accent 2" w:uiPriority="46"/>
-    <w:lsdException w:name="List Table 2 Accent 2" w:uiPriority="47"/>
-    <w:lsdException w:name="List Table 3 Accent 2" w:uiPriority="48"/>
-    <w:lsdException w:name="List Table 4 Accent 2" w:uiPriority="49"/>
-    <w:lsdException w:name="List Table 5 Dark Accent 2" w:uiPriority="50"/>
-    <w:lsdException w:name="List Table 6 Colorful Accent 2" w:uiPriority="51"/>
-    <w:lsdException w:name="List Table 7 Colorful Accent 2" w:uiPriority="52"/>
-    <w:lsdException w:name="List Table 1 Light Accent 3" w:uiPriority="46"/>
-    <w:lsdException w:name="List Table 2 Accent 3" w:uiPriority="47"/>
-    <w:lsdException w:name="List Table 3 Accent 3" w:uiPriority="48"/>
-    <w:lsdException w:name="List Table 4 Accent 3" w:uiPriority="49"/>
-    <w:lsdException w:name="List Table 5 Dark Accent 3" w:uiPriority="50"/>
-    <w:lsdException w:name="List Table 6 Colorful Accent 3" w:uiPriority="51"/>
-    <w:lsdException w:name="List Table 7 Colorful Accent 3" w:uiPriority="52"/>
-    <w:lsdException w:name="List Table 1 Light Accent 4" w:uiPriority="46"/>
-    <w:lsdException w:name="List Table 2 Accent 4" w:uiPriority="47"/>
-    <w:lsdException w:name="List Table 3 Accent 4" w:uiPriority="48"/>
-    <w:lsdException w:name="List Table 4 Accent 4" w:uiPriority="49"/>
-    <w:lsdException w:name="List Table 5 Dark Accent 4" w:uiPriority="50"/>
-    <w:lsdException w:name="List Table 6 Colorful Accent 4" w:uiPriority="51"/>
-    <w:lsdException w:name="List Table 7 Colorful Accent 4" w:uiPriority="52"/>
-    <w:lsdException w:name="List Table 1 Light Accent 5" w:uiPriority="46"/>
-    <w:lsdException w:name="List Table 2 Accent 5" w:uiPriority="47"/>
-    <w:lsdException w:name="List Table 3 Accent 5" w:uiPriority="48"/>
-    <w:lsdException w:name="List Table 4 Accent 5" w:uiPriority="49"/>
-    <w:lsdException w:name="List Table 5 Dark Accent 5" w:uiPriority="50"/>
-    <w:lsdException w:name="List Table 6 Colorful Accent 5" w:uiPriority="51"/>
-    <w:lsdException w:name="List Table 7 Colorful Accent 5" w:uiPriority="52"/>
-    <w:lsdException w:name="List Table 1 Light Accent 6" w:uiPriority="46"/>
-    <w:lsdException w:name="List Table 2 Accent 6" w:uiPriority="47"/>
-    <w:lsdException w:name="List Table 3 Accent 6" w:uiPriority="48"/>
-    <w:lsdException w:name="List Table 4 Accent 6" w:uiPriority="49"/>
-    <w:lsdException w:name="List Table 5 Dark Accent 6" w:uiPriority="50"/>
-    <w:lsdException w:name="List Table 6 Colorful Accent 6" w:uiPriority="51"/>
-    <w:lsdException w:name="List Table 7 Colorful Accent 6" w:uiPriority="52"/>
-    <w:lsdException w:name="Mention" w:uiPriority="99" w:semiHidden="1" w:unhideWhenUsed="1"/>
-    <w:lsdException w:name="Smart Hyperlink" w:uiPriority="99" w:semiHidden="1" w:unhideWhenUsed="1"/>
-    <w:lsdException w:name="Hashtag" w:uiPriority="99" w:semiHidden="1" w:unhideWhenUsed="1"/>
-    <w:lsdException w:name="Unresolved Mention" w:uiPriority="99" w:semiHidden="1" w:unhideWhenUsed="1"/>
-    <w:lsdException w:name="Smart Link" w:uiPriority="99" w:semiHidden="1" w:unhideWhenUsed="1"/>
-  </w:latentStyles>
-  <w:style w:type="paragraph" w:styleId="Normal" w:default="1">
+  <w:style w:type="paragraph" w:styleId="Normal">
     <w:name w:val="Normal"/>
     <w:qFormat/>
-    <w:rsid w:val="00f53141"/>
     <w:pPr>
       <w:widowControl/>
       <w:suppressAutoHyphens w:val="true"/>
+      <w:overflowPunct w:val="false"/>
       <w:bidi w:val="0"/>
       <w:spacing w:before="0" w:after="0"/>
       <w:jc w:val="left"/>
@@ -9371,8 +10910,11 @@
     <w:basedOn w:val="APALevel1"/>
     <w:autoRedefine/>
     <w:qFormat/>
-    <w:rsid w:val="001c1057"/>
     <w:pPr>
+      <w:numPr>
+        <w:ilvl w:val="0"/>
+        <w:numId w:val="0"/>
+      </w:numPr>
       <w:outlineLvl w:val="0"/>
     </w:pPr>
     <w:rPr>
@@ -9384,10 +10926,13 @@
     <w:basedOn w:val="Normal"/>
     <w:next w:val="Normal"/>
     <w:qFormat/>
-    <w:rsid w:val="00245a4a"/>
     <w:pPr>
       <w:keepNext w:val="true"/>
       <w:widowControl w:val="false"/>
+      <w:numPr>
+        <w:ilvl w:val="0"/>
+        <w:numId w:val="0"/>
+      </w:numPr>
       <w:tabs>
         <w:tab w:val="clear" w:pos="708"/>
         <w:tab w:val="left" w:pos="220" w:leader="none"/>
@@ -9409,9 +10954,12 @@
     <w:basedOn w:val="Normal"/>
     <w:next w:val="Normal"/>
     <w:qFormat/>
-    <w:rsid w:val="00245a4a"/>
     <w:pPr>
       <w:keepNext w:val="true"/>
+      <w:numPr>
+        <w:ilvl w:val="0"/>
+        <w:numId w:val="0"/>
+      </w:numPr>
       <w:spacing w:before="240" w:after="240"/>
       <w:ind w:hanging="720" w:left="720"/>
       <w:outlineLvl w:val="2"/>
@@ -9429,9 +10977,12 @@
     <w:next w:val="Normal"/>
     <w:link w:val="Ttulo4Car"/>
     <w:qFormat/>
-    <w:rsid w:val="001c718b"/>
     <w:pPr>
       <w:keepNext w:val="true"/>
+      <w:numPr>
+        <w:ilvl w:val="0"/>
+        <w:numId w:val="0"/>
+      </w:numPr>
       <w:spacing w:before="240" w:after="60"/>
       <w:outlineLvl w:val="3"/>
     </w:pPr>
@@ -9449,8 +11000,11 @@
     <w:next w:val="Normal"/>
     <w:link w:val="Ttulo5Car"/>
     <w:qFormat/>
-    <w:rsid w:val="001c718b"/>
     <w:pPr>
+      <w:numPr>
+        <w:ilvl w:val="0"/>
+        <w:numId w:val="0"/>
+      </w:numPr>
       <w:spacing w:before="240" w:after="60"/>
       <w:outlineLvl w:val="4"/>
     </w:pPr>
@@ -9470,8 +11024,11 @@
     <w:next w:val="Normal"/>
     <w:link w:val="Ttulo6Car"/>
     <w:qFormat/>
-    <w:rsid w:val="001c718b"/>
     <w:pPr>
+      <w:numPr>
+        <w:ilvl w:val="0"/>
+        <w:numId w:val="0"/>
+      </w:numPr>
       <w:spacing w:before="240" w:after="60"/>
       <w:outlineLvl w:val="5"/>
     </w:pPr>
@@ -9488,11 +11045,15 @@
     <w:next w:val="Normal"/>
     <w:autoRedefine/>
     <w:qFormat/>
-    <w:rsid w:val="002d6f39"/>
     <w:pPr>
       <w:keepNext w:val="true"/>
       <w:widowControl/>
+      <w:numPr>
+        <w:ilvl w:val="0"/>
+        <w:numId w:val="0"/>
+      </w:numPr>
       <w:suppressAutoHyphens w:val="true"/>
+      <w:overflowPunct w:val="false"/>
       <w:bidi w:val="0"/>
       <w:spacing w:before="240" w:after="240"/>
       <w:jc w:val="center"/>
@@ -9507,21 +11068,15 @@
       <w:lang w:val="es-ES_tradnl" w:eastAsia="es-ES_tradnl" w:bidi="ar-SA"/>
     </w:rPr>
   </w:style>
-  <w:style w:type="character" w:styleId="DefaultParagraphFont" w:default="1">
+  <w:style w:type="character" w:styleId="DefaultParagraphFont">
     <w:name w:val="Default Paragraph Font"/>
-    <w:uiPriority w:val="1"/>
-    <w:semiHidden/>
-    <w:unhideWhenUsed/>
     <w:qFormat/>
     <w:rPr/>
   </w:style>
-  <w:style w:type="character" w:styleId="BalloonTextChar" w:customStyle="1">
+  <w:style w:type="character" w:styleId="BalloonTextChar">
     <w:name w:val="Balloon Text Char"/>
     <w:basedOn w:val="DefaultParagraphFont"/>
-    <w:uiPriority w:val="99"/>
-    <w:semiHidden/>
     <w:qFormat/>
-    <w:rsid w:val="00483ed0"/>
     <w:rPr>
       <w:rFonts w:ascii="Lucida Grande" w:hAnsi="Lucida Grande"/>
       <w:sz w:val="18"/>
@@ -9531,15 +11086,12 @@
   <w:style w:type="character" w:styleId="PageNumber">
     <w:name w:val="page number"/>
     <w:basedOn w:val="DefaultParagraphFont"/>
-    <w:qFormat/>
-    <w:rsid w:val="00245a4a"/>
     <w:rPr/>
   </w:style>
   <w:style w:type="character" w:styleId="Strong">
     <w:name w:val="Strong"/>
     <w:basedOn w:val="DefaultParagraphFont"/>
     <w:qFormat/>
-    <w:rsid w:val="00245a4a"/>
     <w:rPr>
       <w:b/>
     </w:rPr>
@@ -9547,9 +11099,7 @@
   <w:style w:type="character" w:styleId="CommentReference">
     <w:name w:val="annotation reference"/>
     <w:basedOn w:val="DefaultParagraphFont"/>
-    <w:semiHidden/>
     <w:qFormat/>
-    <w:rsid w:val="00245a4a"/>
     <w:rPr>
       <w:sz w:val="16"/>
       <w:szCs w:val="16"/>
@@ -9558,8 +11108,6 @@
   <w:style w:type="character" w:styleId="Hyperlink">
     <w:name w:val="Hyperlink"/>
     <w:basedOn w:val="DefaultParagraphFont"/>
-    <w:uiPriority w:val="99"/>
-    <w:rsid w:val="00245a4a"/>
     <w:rPr>
       <w:color w:val="0000FF"/>
       <w:u w:val="single"/>
@@ -9567,9 +11115,7 @@
   </w:style>
   <w:style w:type="character" w:styleId="Caracteresdenotaalpieuser">
     <w:name w:val="Caracteres de nota al pie (user)"/>
-    <w:semiHidden/>
     <w:qFormat/>
-    <w:rsid w:val="004d41be"/>
     <w:rPr>
       <w:vertAlign w:val="superscript"/>
     </w:rPr>
@@ -9587,54 +11133,43 @@
       <w:vertAlign w:val="superscript"/>
     </w:rPr>
   </w:style>
-  <w:style w:type="character" w:styleId="TextocomentarioCar" w:customStyle="1">
+  <w:style w:type="character" w:styleId="TextocomentarioCar">
     <w:name w:val="Texto comentario Car"/>
     <w:basedOn w:val="DefaultParagraphFont"/>
-    <w:uiPriority w:val="99"/>
-    <w:semiHidden/>
     <w:qFormat/>
-    <w:rsid w:val="009d0090"/>
     <w:rPr/>
   </w:style>
-  <w:style w:type="character" w:styleId="AsuntodelcomentarioCar" w:customStyle="1">
+  <w:style w:type="character" w:styleId="AsuntodelcomentarioCar">
     <w:name w:val="Asunto del comentario Car"/>
     <w:basedOn w:val="TextocomentarioCar"/>
     <w:link w:val="annotationsubject"/>
-    <w:uiPriority w:val="99"/>
-    <w:semiHidden/>
     <w:qFormat/>
-    <w:rsid w:val="009d0090"/>
     <w:rPr>
       <w:b/>
       <w:bCs/>
     </w:rPr>
   </w:style>
-  <w:style w:type="character" w:styleId="TextodegloboCar" w:customStyle="1">
+  <w:style w:type="character" w:styleId="TextodegloboCar">
     <w:name w:val="Texto de globo Car"/>
     <w:basedOn w:val="DefaultParagraphFont"/>
     <w:link w:val="BalloonText"/>
-    <w:uiPriority w:val="99"/>
-    <w:semiHidden/>
     <w:qFormat/>
-    <w:rsid w:val="009d0090"/>
     <w:rPr>
       <w:rFonts w:ascii="Tahoma" w:hAnsi="Tahoma" w:cs="Tahoma"/>
       <w:sz w:val="16"/>
       <w:szCs w:val="16"/>
     </w:rPr>
   </w:style>
-  <w:style w:type="character" w:styleId="il" w:customStyle="1">
+  <w:style w:type="character" w:styleId="il">
     <w:name w:val="il"/>
     <w:basedOn w:val="DefaultParagraphFont"/>
     <w:qFormat/>
-    <w:rsid w:val="00ca3635"/>
     <w:rPr/>
   </w:style>
-  <w:style w:type="character" w:styleId="Ttulo4Car" w:customStyle="1">
+  <w:style w:type="character" w:styleId="Ttulo4Car">
     <w:name w:val="Título 4 Car"/>
     <w:basedOn w:val="DefaultParagraphFont"/>
     <w:qFormat/>
-    <w:rsid w:val="001c718b"/>
     <w:rPr>
       <w:rFonts w:ascii="Cambria" w:hAnsi="Cambria" w:eastAsia="Times New Roman" w:cs="Times New Roman"/>
       <w:b/>
@@ -9643,11 +11178,10 @@
       <w:szCs w:val="28"/>
     </w:rPr>
   </w:style>
-  <w:style w:type="character" w:styleId="Ttulo5Car" w:customStyle="1">
+  <w:style w:type="character" w:styleId="Ttulo5Car">
     <w:name w:val="Título 5 Car"/>
     <w:basedOn w:val="DefaultParagraphFont"/>
     <w:qFormat/>
-    <w:rsid w:val="001c718b"/>
     <w:rPr>
       <w:rFonts w:ascii="Cambria" w:hAnsi="Cambria" w:eastAsia="Times New Roman" w:cs="Times New Roman"/>
       <w:b/>
@@ -9658,11 +11192,10 @@
       <w:szCs w:val="26"/>
     </w:rPr>
   </w:style>
-  <w:style w:type="character" w:styleId="Ttulo6Car" w:customStyle="1">
+  <w:style w:type="character" w:styleId="Ttulo6Car">
     <w:name w:val="Título 6 Car"/>
     <w:basedOn w:val="DefaultParagraphFont"/>
     <w:qFormat/>
-    <w:rsid w:val="001c718b"/>
     <w:rPr>
       <w:rFonts w:ascii="Cambria" w:hAnsi="Cambria" w:eastAsia="Times New Roman" w:cs="Times New Roman"/>
       <w:b/>
@@ -9675,15 +11208,13 @@
     <w:name w:val="HTML Acronym"/>
     <w:basedOn w:val="DefaultParagraphFont"/>
     <w:qFormat/>
-    <w:rsid w:val="004664f5"/>
     <w:rPr/>
   </w:style>
-  <w:style w:type="character" w:styleId="APALevel1Car" w:customStyle="1">
+  <w:style w:type="character" w:styleId="APALevel1Car">
     <w:name w:val="APA Level 1 Car"/>
     <w:basedOn w:val="DefaultParagraphFont"/>
     <w:link w:val="APALevel1"/>
     <w:qFormat/>
-    <w:rsid w:val="0018532b"/>
     <w:rPr>
       <w:rFonts w:eastAsia="Times"/>
       <w:b/>
@@ -9691,12 +11222,11 @@
       <w:lang w:val="es-EC" w:eastAsia="es-ES_tradnl"/>
     </w:rPr>
   </w:style>
-  <w:style w:type="character" w:styleId="CartulaTesisCar" w:customStyle="1">
+  <w:style w:type="character" w:styleId="CartulaTesisCar">
     <w:name w:val="Carátula Tesis Car"/>
     <w:basedOn w:val="APALevel1Car"/>
     <w:link w:val="CartulaTesis"/>
     <w:qFormat/>
-    <w:rsid w:val="000d7bb4"/>
     <w:rPr>
       <w:rFonts w:eastAsia="Times"/>
       <w:b/>
@@ -9709,7 +11239,6 @@
     <w:name w:val="HTML Typewriter"/>
     <w:basedOn w:val="DefaultParagraphFont"/>
     <w:qFormat/>
-    <w:rsid w:val="00612a66"/>
     <w:rPr>
       <w:rFonts w:ascii="Courier New" w:hAnsi="Courier New" w:eastAsia="Times New Roman" w:cs="Courier New"/>
       <w:sz w:val="20"/>
@@ -9719,11 +11248,7 @@
   <w:style w:type="character" w:styleId="UnresolvedMention">
     <w:name w:val="Unresolved Mention"/>
     <w:basedOn w:val="DefaultParagraphFont"/>
-    <w:uiPriority w:val="99"/>
-    <w:semiHidden/>
-    <w:unhideWhenUsed/>
     <w:qFormat/>
-    <w:rsid w:val="00947ece"/>
     <w:rPr>
       <w:color w:val="605E5C"/>
       <w:shd w:fill="E1DFDD" w:val="clear"/>
@@ -9868,11 +11393,7 @@
     <w:name w:val="Balloon Text"/>
     <w:basedOn w:val="Normal"/>
     <w:link w:val="TextodegloboCar"/>
-    <w:uiPriority w:val="99"/>
-    <w:semiHidden/>
-    <w:unhideWhenUsed/>
     <w:qFormat/>
-    <w:rsid w:val="009d0090"/>
     <w:pPr/>
     <w:rPr>
       <w:rFonts w:ascii="Tahoma" w:hAnsi="Tahoma" w:cs="Tahoma"/>
@@ -9884,20 +11405,19 @@
     <w:name w:val="table of figures"/>
     <w:basedOn w:val="Normal"/>
     <w:next w:val="Normal"/>
-    <w:rsid w:val="002d6f39"/>
     <w:pPr>
       <w:ind w:hanging="400" w:left="400"/>
     </w:pPr>
     <w:rPr/>
   </w:style>
-  <w:style w:type="paragraph" w:styleId="APALevel3" w:customStyle="1">
+  <w:style w:type="paragraph" w:styleId="APALevel3">
     <w:name w:val="APA Level 3."/>
     <w:autoRedefine/>
     <w:qFormat/>
-    <w:rsid w:val="00865e6f"/>
     <w:pPr>
       <w:widowControl/>
       <w:suppressAutoHyphens w:val="true"/>
+      <w:overflowPunct w:val="false"/>
       <w:bidi w:val="0"/>
       <w:spacing w:before="240" w:after="240"/>
       <w:jc w:val="left"/>
@@ -9914,15 +11434,15 @@
       <w:lang w:val="es-EC" w:eastAsia="es-ES_tradnl" w:bidi="ar-SA"/>
     </w:rPr>
   </w:style>
-  <w:style w:type="paragraph" w:styleId="APALevel1" w:customStyle="1">
+  <w:style w:type="paragraph" w:styleId="APALevel1">
     <w:name w:val="APA Level 1"/>
     <w:link w:val="APALevel1Car"/>
     <w:autoRedefine/>
     <w:qFormat/>
-    <w:rsid w:val="0018532b"/>
     <w:pPr>
       <w:widowControl/>
       <w:suppressAutoHyphens w:val="true"/>
+      <w:overflowPunct w:val="false"/>
       <w:bidi w:val="0"/>
       <w:spacing w:before="240" w:after="480"/>
       <w:jc w:val="center"/>
@@ -9938,14 +11458,14 @@
       <w:lang w:val="es-EC" w:eastAsia="es-ES_tradnl" w:bidi="ar-SA"/>
     </w:rPr>
   </w:style>
-  <w:style w:type="paragraph" w:styleId="APALevel2" w:customStyle="1">
+  <w:style w:type="paragraph" w:styleId="APALevel2">
     <w:name w:val="APA Level 2"/>
     <w:autoRedefine/>
     <w:qFormat/>
-    <w:rsid w:val="00865e6f"/>
     <w:pPr>
       <w:widowControl/>
       <w:suppressAutoHyphens w:val="true"/>
+      <w:overflowPunct w:val="false"/>
       <w:bidi w:val="0"/>
       <w:spacing w:lineRule="auto" w:line="240" w:before="75" w:after="0"/>
       <w:jc w:val="left"/>
@@ -9964,14 +11484,14 @@
       <w:lang w:val="es-EC" w:eastAsia="en-US" w:bidi="ar-SA"/>
     </w:rPr>
   </w:style>
-  <w:style w:type="paragraph" w:styleId="APAGraphorFigure" w:customStyle="1">
+  <w:style w:type="paragraph" w:styleId="APAGraphorFigure">
     <w:name w:val="APA Graph or Figure"/>
     <w:autoRedefine/>
     <w:qFormat/>
-    <w:rsid w:val="000d17d3"/>
     <w:pPr>
       <w:widowControl/>
       <w:suppressAutoHyphens w:val="true"/>
+      <w:overflowPunct w:val="false"/>
       <w:bidi w:val="0"/>
       <w:spacing w:before="240" w:after="240"/>
       <w:jc w:val="left"/>
@@ -9986,14 +11506,14 @@
       <w:lang w:val="en-US" w:eastAsia="es-ES_tradnl" w:bidi="ar-SA"/>
     </w:rPr>
   </w:style>
-  <w:style w:type="paragraph" w:styleId="APALevel4" w:customStyle="1">
+  <w:style w:type="paragraph" w:styleId="APALevel4">
     <w:name w:val="APA Level 4"/>
     <w:autoRedefine/>
     <w:qFormat/>
-    <w:rsid w:val="000d17d3"/>
     <w:pPr>
       <w:widowControl/>
       <w:suppressAutoHyphens w:val="true"/>
+      <w:overflowPunct w:val="false"/>
       <w:bidi w:val="0"/>
       <w:spacing w:before="240" w:after="240"/>
       <w:ind w:firstLine="706"/>
@@ -10009,14 +11529,14 @@
       <w:lang w:val="es-ES" w:eastAsia="es-ES_tradnl" w:bidi="ar-SA"/>
     </w:rPr>
   </w:style>
-  <w:style w:type="paragraph" w:styleId="APALevel5" w:customStyle="1">
+  <w:style w:type="paragraph" w:styleId="APALevel5">
     <w:name w:val="APA Level 5"/>
     <w:autoRedefine/>
     <w:qFormat/>
-    <w:rsid w:val="0065525c"/>
     <w:pPr>
       <w:widowControl/>
       <w:suppressAutoHyphens w:val="true"/>
+      <w:overflowPunct w:val="false"/>
       <w:bidi w:val="0"/>
       <w:spacing w:before="240" w:after="240"/>
       <w:ind w:firstLine="706"/>
@@ -10037,18 +11557,16 @@
     <w:name w:val="toc 1"/>
     <w:next w:val="Normal"/>
     <w:autoRedefine/>
-    <w:uiPriority w:val="39"/>
-    <w:qFormat/>
-    <w:rsid w:val="00234554"/>
     <w:pPr>
       <w:widowControl/>
       <w:suppressAutoHyphens w:val="true"/>
+      <w:overflowPunct w:val="false"/>
       <w:bidi w:val="0"/>
       <w:spacing w:before="240" w:after="120"/>
       <w:jc w:val="left"/>
     </w:pPr>
     <w:rPr>
-      <w:rFonts w:ascii="Cambria" w:hAnsi="Cambria" w:eastAsia="Times New Roman" w:cs="Times New Roman" w:asciiTheme="minorHAnsi" w:hAnsiTheme="minorHAnsi"/>
+      <w:rFonts w:ascii="Cambria" w:hAnsi="Cambria" w:eastAsia="Times New Roman" w:cs="Times New Roman"/>
       <w:b/>
       <w:bCs/>
       <w:color w:val="auto"/>
@@ -10062,10 +11580,10 @@
     <w:name w:val="Title"/>
     <w:autoRedefine/>
     <w:qFormat/>
-    <w:rsid w:val="002d6f39"/>
     <w:pPr>
       <w:widowControl/>
       <w:suppressAutoHyphens w:val="true"/>
+      <w:overflowPunct w:val="false"/>
       <w:bidi w:val="0"/>
       <w:spacing w:before="240" w:after="240"/>
       <w:jc w:val="center"/>
@@ -10098,7 +11616,6 @@
     <w:name w:val="footer"/>
     <w:basedOn w:val="Normal"/>
     <w:autoRedefine/>
-    <w:rsid w:val="002d6f39"/>
     <w:pPr>
       <w:tabs>
         <w:tab w:val="clear" w:pos="708"/>
@@ -10117,20 +11634,19 @@
     <w:name w:val="Plain Text"/>
     <w:basedOn w:val="Normal"/>
     <w:qFormat/>
-    <w:rsid w:val="00653334"/>
     <w:pPr/>
     <w:rPr>
       <w:rFonts w:ascii="Courier" w:hAnsi="Courier"/>
     </w:rPr>
   </w:style>
-  <w:style w:type="paragraph" w:styleId="Numberlist" w:customStyle="1">
+  <w:style w:type="paragraph" w:styleId="Numberlist">
     <w:name w:val="Number list"/>
     <w:autoRedefine/>
     <w:qFormat/>
-    <w:rsid w:val="007c4b04"/>
     <w:pPr>
       <w:widowControl/>
       <w:suppressAutoHyphens w:val="true"/>
+      <w:overflowPunct w:val="false"/>
       <w:bidi w:val="0"/>
       <w:spacing w:before="0" w:after="0"/>
       <w:ind w:left="720"/>
@@ -10145,12 +11661,11 @@
       <w:lang w:val="en-US" w:eastAsia="en-US" w:bidi="ar-SA"/>
     </w:rPr>
   </w:style>
-  <w:style w:type="paragraph" w:styleId="Tabletext" w:customStyle="1">
+  <w:style w:type="paragraph" w:styleId="Tabletext">
     <w:name w:val="Table text"/>
     <w:basedOn w:val="Normal"/>
     <w:autoRedefine/>
     <w:qFormat/>
-    <w:rsid w:val="007c4b04"/>
     <w:pPr>
       <w:jc w:val="center"/>
     </w:pPr>
@@ -10163,7 +11678,6 @@
     <w:name w:val="footnote text"/>
     <w:basedOn w:val="Normal"/>
     <w:autoRedefine/>
-    <w:rsid w:val="00491c65"/>
     <w:pPr/>
     <w:rPr>
       <w:rFonts w:eastAsia="Times"/>
@@ -10176,39 +11690,35 @@
     <w:name w:val="Body Text First Indent 2"/>
     <w:basedOn w:val="Normal"/>
     <w:qFormat/>
-    <w:rsid w:val="0016064b"/>
     <w:pPr>
       <w:spacing w:before="0" w:after="120"/>
       <w:ind w:firstLine="210" w:left="360"/>
     </w:pPr>
     <w:rPr/>
   </w:style>
-  <w:style w:type="paragraph" w:styleId="ReferencesAPAstyle" w:customStyle="1">
+  <w:style w:type="paragraph" w:styleId="ReferencesAPAstyle">
     <w:name w:val="References APA style"/>
     <w:basedOn w:val="Normal"/>
     <w:autoRedefine/>
     <w:qFormat/>
-    <w:rsid w:val="00b527fb"/>
     <w:pPr/>
     <w:rPr/>
   </w:style>
-  <w:style w:type="paragraph" w:styleId="Tablasingle10point" w:customStyle="1">
+  <w:style w:type="paragraph" w:styleId="Tablasingle10point">
     <w:name w:val="Tabla single 10 point"/>
     <w:basedOn w:val="Normal"/>
     <w:autoRedefine/>
     <w:qFormat/>
-    <w:rsid w:val="00b527fb"/>
     <w:pPr/>
     <w:rPr>
       <w:sz w:val="20"/>
     </w:rPr>
   </w:style>
-  <w:style w:type="paragraph" w:styleId="APABodyText" w:customStyle="1">
+  <w:style w:type="paragraph" w:styleId="APABodyText">
     <w:name w:val="APA Body Text"/>
     <w:basedOn w:val="Normal"/>
     <w:autoRedefine/>
     <w:qFormat/>
-    <w:rsid w:val="0016064b"/>
     <w:pPr>
       <w:spacing w:lineRule="auto" w:line="240"/>
       <w:ind w:firstLine="720"/>
@@ -10223,7 +11733,6 @@
   <w:style w:type="paragraph" w:styleId="Header">
     <w:name w:val="header"/>
     <w:basedOn w:val="Normal"/>
-    <w:rsid w:val="00245a4a"/>
     <w:pPr>
       <w:tabs>
         <w:tab w:val="clear" w:pos="708"/>
@@ -10233,15 +11742,15 @@
     </w:pPr>
     <w:rPr/>
   </w:style>
-  <w:style w:type="paragraph" w:styleId="Indentedlongquotes" w:customStyle="1">
+  <w:style w:type="paragraph" w:styleId="Indentedlongquotes">
     <w:name w:val="Indented long quotes"/>
     <w:next w:val="PlainText"/>
     <w:autoRedefine/>
     <w:qFormat/>
-    <w:rsid w:val="00245a4a"/>
     <w:pPr>
       <w:widowControl/>
       <w:suppressAutoHyphens w:val="true"/>
+      <w:overflowPunct w:val="false"/>
       <w:bidi w:val="0"/>
       <w:spacing w:lineRule="auto" w:line="480" w:before="0" w:after="0"/>
       <w:ind w:left="864"/>
@@ -10261,14 +11770,12 @@
     <w:basedOn w:val="Normal"/>
     <w:next w:val="Normal"/>
     <w:autoRedefine/>
-    <w:uiPriority w:val="39"/>
-    <w:rsid w:val="00dc662a"/>
     <w:pPr>
       <w:spacing w:before="120" w:after="0"/>
       <w:ind w:left="240"/>
     </w:pPr>
     <w:rPr>
-      <w:rFonts w:ascii="Cambria" w:hAnsi="Cambria" w:asciiTheme="minorHAnsi" w:hAnsiTheme="minorHAnsi"/>
+      <w:rFonts w:ascii="Cambria" w:hAnsi="Cambria"/>
       <w:i/>
       <w:iCs/>
       <w:sz w:val="20"/>
@@ -10280,13 +11787,11 @@
     <w:basedOn w:val="Normal"/>
     <w:next w:val="Normal"/>
     <w:autoRedefine/>
-    <w:uiPriority w:val="39"/>
-    <w:rsid w:val="00245a4a"/>
     <w:pPr>
       <w:ind w:left="480"/>
     </w:pPr>
     <w:rPr>
-      <w:rFonts w:ascii="Cambria" w:hAnsi="Cambria" w:asciiTheme="minorHAnsi" w:hAnsiTheme="minorHAnsi"/>
+      <w:rFonts w:ascii="Cambria" w:hAnsi="Cambria"/>
       <w:sz w:val="20"/>
       <w:szCs w:val="20"/>
     </w:rPr>
@@ -10296,14 +11801,11 @@
     <w:basedOn w:val="Normal"/>
     <w:next w:val="Normal"/>
     <w:autoRedefine/>
-    <w:uiPriority w:val="39"/>
-    <w:semiHidden/>
-    <w:rsid w:val="00245a4a"/>
     <w:pPr>
       <w:ind w:left="720"/>
     </w:pPr>
     <w:rPr>
-      <w:rFonts w:ascii="Cambria" w:hAnsi="Cambria" w:asciiTheme="minorHAnsi" w:hAnsiTheme="minorHAnsi"/>
+      <w:rFonts w:ascii="Cambria" w:hAnsi="Cambria"/>
       <w:sz w:val="20"/>
       <w:szCs w:val="20"/>
     </w:rPr>
@@ -10313,14 +11815,11 @@
     <w:basedOn w:val="Normal"/>
     <w:next w:val="Normal"/>
     <w:autoRedefine/>
-    <w:uiPriority w:val="39"/>
-    <w:semiHidden/>
-    <w:rsid w:val="00245a4a"/>
     <w:pPr>
       <w:ind w:left="960"/>
     </w:pPr>
     <w:rPr>
-      <w:rFonts w:ascii="Cambria" w:hAnsi="Cambria" w:asciiTheme="minorHAnsi" w:hAnsiTheme="minorHAnsi"/>
+      <w:rFonts w:ascii="Cambria" w:hAnsi="Cambria"/>
       <w:sz w:val="20"/>
       <w:szCs w:val="20"/>
     </w:rPr>
@@ -10330,14 +11829,11 @@
     <w:basedOn w:val="Normal"/>
     <w:next w:val="Normal"/>
     <w:autoRedefine/>
-    <w:uiPriority w:val="39"/>
-    <w:semiHidden/>
-    <w:rsid w:val="00245a4a"/>
     <w:pPr>
       <w:ind w:left="1200"/>
     </w:pPr>
     <w:rPr>
-      <w:rFonts w:ascii="Cambria" w:hAnsi="Cambria" w:asciiTheme="minorHAnsi" w:hAnsiTheme="minorHAnsi"/>
+      <w:rFonts w:ascii="Cambria" w:hAnsi="Cambria"/>
       <w:sz w:val="20"/>
       <w:szCs w:val="20"/>
     </w:rPr>
@@ -10347,14 +11843,11 @@
     <w:basedOn w:val="Normal"/>
     <w:next w:val="Normal"/>
     <w:autoRedefine/>
-    <w:uiPriority w:val="39"/>
-    <w:semiHidden/>
-    <w:rsid w:val="00245a4a"/>
     <w:pPr>
       <w:ind w:left="1440"/>
     </w:pPr>
     <w:rPr>
-      <w:rFonts w:ascii="Cambria" w:hAnsi="Cambria" w:asciiTheme="minorHAnsi" w:hAnsiTheme="minorHAnsi"/>
+      <w:rFonts w:ascii="Cambria" w:hAnsi="Cambria"/>
       <w:sz w:val="20"/>
       <w:szCs w:val="20"/>
     </w:rPr>
@@ -10364,14 +11857,11 @@
     <w:basedOn w:val="Normal"/>
     <w:next w:val="Normal"/>
     <w:autoRedefine/>
-    <w:uiPriority w:val="39"/>
-    <w:semiHidden/>
-    <w:rsid w:val="00245a4a"/>
     <w:pPr>
       <w:ind w:left="1680"/>
     </w:pPr>
     <w:rPr>
-      <w:rFonts w:ascii="Cambria" w:hAnsi="Cambria" w:asciiTheme="minorHAnsi" w:hAnsiTheme="minorHAnsi"/>
+      <w:rFonts w:ascii="Cambria" w:hAnsi="Cambria"/>
       <w:sz w:val="20"/>
       <w:szCs w:val="20"/>
     </w:rPr>
@@ -10381,14 +11871,11 @@
     <w:basedOn w:val="Normal"/>
     <w:next w:val="Normal"/>
     <w:autoRedefine/>
-    <w:uiPriority w:val="39"/>
-    <w:semiHidden/>
-    <w:rsid w:val="00245a4a"/>
     <w:pPr>
       <w:ind w:left="1920"/>
     </w:pPr>
     <w:rPr>
-      <w:rFonts w:ascii="Cambria" w:hAnsi="Cambria" w:asciiTheme="minorHAnsi" w:hAnsiTheme="minorHAnsi"/>
+      <w:rFonts w:ascii="Cambria" w:hAnsi="Cambria"/>
       <w:sz w:val="20"/>
       <w:szCs w:val="20"/>
     </w:rPr>
@@ -10397,11 +11884,6 @@
     <w:name w:val="annotation text"/>
     <w:basedOn w:val="Normal"/>
     <w:link w:val="TextocomentarioCar"/>
-    <w:uiPriority w:val="99"/>
-    <w:semiHidden/>
-    <w:unhideWhenUsed/>
-    <w:qFormat/>
-    <w:rsid w:val="009d0090"/>
     <w:pPr/>
     <w:rPr>
       <w:sz w:val="20"/>
@@ -10413,23 +11895,18 @@
     <w:basedOn w:val="CommentText"/>
     <w:next w:val="CommentText"/>
     <w:link w:val="AsuntodelcomentarioCar"/>
-    <w:uiPriority w:val="99"/>
-    <w:semiHidden/>
-    <w:unhideWhenUsed/>
     <w:qFormat/>
-    <w:rsid w:val="009d0090"/>
     <w:pPr/>
     <w:rPr>
       <w:b/>
       <w:bCs/>
     </w:rPr>
   </w:style>
-  <w:style w:type="paragraph" w:styleId="USFQAPAREFERENCIAS" w:customStyle="1">
+  <w:style w:type="paragraph" w:styleId="USFQAPAREFERENCIAS">
     <w:name w:val="USFQ APA REFERENCIAS"/>
     <w:basedOn w:val="Normal"/>
     <w:autoRedefine/>
     <w:qFormat/>
-    <w:rsid w:val="00290ef4"/>
     <w:pPr>
       <w:spacing w:before="0" w:after="240"/>
       <w:ind w:hanging="706" w:left="706"/>
@@ -10438,12 +11915,11 @@
       <w:bCs/>
     </w:rPr>
   </w:style>
-  <w:style w:type="paragraph" w:styleId="ReferencesAPA12pt" w:customStyle="1">
+  <w:style w:type="paragraph" w:styleId="ReferencesAPA12pt">
     <w:name w:val="References APA 12 pt"/>
     <w:basedOn w:val="Normal"/>
     <w:autoRedefine/>
     <w:qFormat/>
-    <w:rsid w:val="00a2491c"/>
     <w:pPr>
       <w:spacing w:before="0" w:after="240"/>
       <w:ind w:hanging="720" w:left="720"/>
@@ -10454,7 +11930,6 @@
     <w:name w:val="Normal (Web)"/>
     <w:basedOn w:val="Normal"/>
     <w:qFormat/>
-    <w:rsid w:val="00783ff9"/>
     <w:pPr/>
     <w:rPr>
       <w:rFonts w:ascii="Times" w:hAnsi="Times"/>
@@ -10462,12 +11937,11 @@
       <w:szCs w:val="20"/>
     </w:rPr>
   </w:style>
-  <w:style w:type="paragraph" w:styleId="cartula2UDLA" w:customStyle="1">
+  <w:style w:type="paragraph" w:styleId="cartula2UDLA">
     <w:name w:val="carátula 2 UDLA"/>
     <w:basedOn w:val="Normal"/>
     <w:autoRedefine/>
     <w:qFormat/>
-    <w:rsid w:val="002e4126"/>
     <w:pPr>
       <w:spacing w:before="240" w:after="240"/>
       <w:jc w:val="center"/>
@@ -10478,35 +11952,32 @@
       <w:szCs w:val="36"/>
     </w:rPr>
   </w:style>
-  <w:style w:type="paragraph" w:styleId="Tesis1" w:customStyle="1">
+  <w:style w:type="paragraph" w:styleId="Tesis1">
     <w:name w:val="Tesis 1"/>
     <w:basedOn w:val="APALevel1"/>
     <w:autoRedefine/>
     <w:qFormat/>
-    <w:rsid w:val="00bb1f51"/>
     <w:pPr/>
     <w:rPr>
       <w:i/>
       <w:sz w:val="28"/>
     </w:rPr>
   </w:style>
-  <w:style w:type="paragraph" w:styleId="Tesistexto" w:customStyle="1">
+  <w:style w:type="paragraph" w:styleId="Tesistexto">
     <w:name w:val="Tesis texto"/>
     <w:basedOn w:val="APABodyText"/>
     <w:autoRedefine/>
     <w:qFormat/>
-    <w:rsid w:val="00bb1f51"/>
     <w:pPr>
       <w:ind w:firstLine="706"/>
     </w:pPr>
     <w:rPr/>
   </w:style>
-  <w:style w:type="paragraph" w:styleId="USFQhojadeaprobacin" w:customStyle="1">
+  <w:style w:type="paragraph" w:styleId="USFQhojadeaprobacin">
     <w:name w:val="USFQ hoja de aprobación"/>
     <w:basedOn w:val="Normal"/>
     <w:autoRedefine/>
     <w:qFormat/>
-    <w:rsid w:val="004664f5"/>
     <w:pPr>
       <w:spacing w:before="240" w:after="240"/>
       <w:jc w:val="center"/>
@@ -10515,24 +11986,21 @@
       <w:b/>
     </w:rPr>
   </w:style>
-  <w:style w:type="paragraph" w:styleId="PORTADANOMBRES" w:customStyle="1">
+  <w:style w:type="paragraph" w:styleId="PORTADANOMBRES">
     <w:name w:val="PORTADA NOMBRES"/>
     <w:basedOn w:val="APALevel1"/>
     <w:qFormat/>
-    <w:rsid w:val="004664f5"/>
     <w:pPr/>
     <w:rPr>
       <w:b w:val="false"/>
       <w:caps/>
     </w:rPr>
   </w:style>
-  <w:style w:type="paragraph" w:styleId="APAReferenciasUDLA" w:customStyle="1">
+  <w:style w:type="paragraph" w:styleId="APAReferenciasUDLA">
     <w:name w:val="APA Referencias UDLA"/>
     <w:basedOn w:val="Normal"/>
     <w:autoRedefine/>
-    <w:uiPriority w:val="99"/>
     <w:qFormat/>
-    <w:rsid w:val="007136e9"/>
     <w:pPr>
       <w:spacing w:before="0" w:after="240"/>
       <w:ind w:hanging="720" w:left="720"/>
@@ -10541,24 +12009,22 @@
       <w:lang w:eastAsia="es-ES_tradnl"/>
     </w:rPr>
   </w:style>
-  <w:style w:type="paragraph" w:styleId="APAlongindentedquote" w:customStyle="1">
+  <w:style w:type="paragraph" w:styleId="APAlongindentedquote">
     <w:name w:val="APA long indented quote"/>
     <w:basedOn w:val="APABodyText"/>
     <w:autoRedefine/>
     <w:qFormat/>
-    <w:rsid w:val="00394771"/>
     <w:pPr>
       <w:spacing w:before="0" w:after="240"/>
       <w:ind w:hanging="0" w:left="720"/>
     </w:pPr>
     <w:rPr/>
   </w:style>
-  <w:style w:type="paragraph" w:styleId="CartulaTesis" w:customStyle="1">
+  <w:style w:type="paragraph" w:styleId="CartulaTesis">
     <w:name w:val="Carátula Tesis"/>
     <w:basedOn w:val="APALevel1"/>
     <w:link w:val="CartulaTesisCar"/>
     <w:qFormat/>
-    <w:rsid w:val="000d7bb4"/>
     <w:pPr>
       <w:spacing w:before="240" w:after="360"/>
     </w:pPr>
@@ -10566,12 +12032,11 @@
       <w:caps/>
     </w:rPr>
   </w:style>
-  <w:style w:type="paragraph" w:styleId="USFQ-APABibTexto" w:customStyle="1">
+  <w:style w:type="paragraph" w:styleId="USFQ-APABibTexto">
     <w:name w:val="USFQ-APA Bib Texto"/>
     <w:basedOn w:val="Normal"/>
     <w:autoRedefine/>
     <w:qFormat/>
-    <w:rsid w:val="0016064b"/>
     <w:pPr>
       <w:spacing w:lineRule="auto" w:line="480" w:before="120" w:after="0"/>
       <w:ind w:firstLine="720"/>
@@ -10580,12 +12045,11 @@
       <w:lang w:val="es-EC"/>
     </w:rPr>
   </w:style>
-  <w:style w:type="paragraph" w:styleId="cartula1UDLA" w:customStyle="1">
+  <w:style w:type="paragraph" w:styleId="cartula1UDLA">
     <w:name w:val="carátula 1 UDLA"/>
     <w:basedOn w:val="Normal"/>
     <w:autoRedefine/>
     <w:qFormat/>
-    <w:rsid w:val="005461d2"/>
     <w:pPr>
       <w:jc w:val="center"/>
     </w:pPr>
@@ -10596,47 +12060,43 @@
       <w:szCs w:val="32"/>
     </w:rPr>
   </w:style>
-  <w:style w:type="paragraph" w:styleId="APATabla" w:customStyle="1">
+  <w:style w:type="paragraph" w:styleId="APATabla">
     <w:name w:val="APA Tabla"/>
     <w:basedOn w:val="APABodyText"/>
     <w:autoRedefine/>
     <w:qFormat/>
-    <w:rsid w:val="000d17d3"/>
     <w:pPr>
       <w:spacing w:lineRule="auto" w:line="240" w:before="240" w:after="240"/>
       <w:ind w:hanging="0"/>
     </w:pPr>
     <w:rPr/>
   </w:style>
-  <w:style w:type="paragraph" w:styleId="APATitlePage" w:customStyle="1">
+  <w:style w:type="paragraph" w:styleId="APATitlePage">
     <w:name w:val="APA Title Page"/>
     <w:basedOn w:val="cartula1UDLA"/>
     <w:autoRedefine/>
     <w:qFormat/>
-    <w:rsid w:val="004871bd"/>
     <w:pPr/>
     <w:rPr>
       <w:sz w:val="24"/>
       <w:szCs w:val="24"/>
     </w:rPr>
   </w:style>
-  <w:style w:type="paragraph" w:styleId="APATableSource" w:customStyle="1">
+  <w:style w:type="paragraph" w:styleId="APATableSource">
     <w:name w:val="APA Table Source"/>
     <w:basedOn w:val="Normal"/>
     <w:autoRedefine/>
     <w:qFormat/>
-    <w:rsid w:val="005607cb"/>
     <w:pPr/>
     <w:rPr>
       <w:rFonts w:ascii="Arial" w:hAnsi="Arial"/>
       <w:sz w:val="22"/>
     </w:rPr>
   </w:style>
-  <w:style w:type="paragraph" w:styleId="Note" w:customStyle="1">
+  <w:style w:type="paragraph" w:styleId="Note">
     <w:name w:val="Note:"/>
     <w:basedOn w:val="APABodyText"/>
     <w:qFormat/>
-    <w:rsid w:val="003c7f33"/>
     <w:pPr>
       <w:spacing w:lineRule="auto" w:line="360"/>
       <w:ind w:hanging="0"/>
@@ -10645,11 +12105,10 @@
       <w:sz w:val="20"/>
     </w:rPr>
   </w:style>
-  <w:style w:type="paragraph" w:styleId="Note1" w:customStyle="1">
+  <w:style w:type="paragraph" w:styleId="Note1">
     <w:name w:val="Note1"/>
     <w:basedOn w:val="APABodyText"/>
     <w:qFormat/>
-    <w:rsid w:val="00b95545"/>
     <w:pPr>
       <w:spacing w:lineRule="auto" w:line="240"/>
       <w:ind w:hanging="0"/>
@@ -10666,10 +12125,7 @@
     <w:name w:val="TOC Heading"/>
     <w:basedOn w:val="Heading1"/>
     <w:next w:val="Normal"/>
-    <w:uiPriority w:val="39"/>
-    <w:unhideWhenUsed/>
     <w:qFormat/>
-    <w:rsid w:val="00865e6f"/>
     <w:pPr>
       <w:keepNext w:val="true"/>
       <w:keepLines/>
@@ -10678,7 +12134,7 @@
       <w:outlineLvl w:val="9"/>
     </w:pPr>
     <w:rPr>
-      <w:rFonts w:ascii="Calibri" w:hAnsi="Calibri" w:eastAsia="" w:cs="" w:asciiTheme="majorHAnsi" w:cstheme="majorBidi" w:eastAsiaTheme="majorEastAsia" w:hAnsiTheme="majorHAnsi"/>
+      <w:rFonts w:ascii="Calibri" w:hAnsi="Calibri" w:eastAsia="Times New Roman" w:cs="Times New Roman"/>
       <w:color w:themeColor="accent1" w:themeShade="bf" w:val="365F91"/>
       <w:sz w:val="28"/>
       <w:szCs w:val="28"/>
@@ -10709,49 +12165,16 @@
       <w:contextualSpacing/>
     </w:pPr>
     <w:rPr>
-      <w:rFonts w:ascii="Cambria" w:hAnsi="Cambria" w:eastAsia="Cambria" w:cs="" w:asciiTheme="minorHAnsi" w:cstheme="minorBidi" w:eastAsiaTheme="minorHAnsi" w:hAnsiTheme="minorHAnsi"/>
+      <w:rFonts w:ascii="Cambria" w:hAnsi="Cambria" w:eastAsia="Cambria" w:cs="Times New Roman"/>
       <w:kern w:val="2"/>
       <w:sz w:val="22"/>
       <w:szCs w:val="22"/>
       <w:lang w:val="es-CO"/>
     </w:rPr>
   </w:style>
-  <w:style w:type="numbering" w:styleId="Ningunalista" w:default="1">
+  <w:style w:type="numbering" w:styleId="Ningunalista">
     <w:name w:val="Ninguna lista"/>
-    <w:uiPriority w:val="99"/>
-    <w:semiHidden/>
-    <w:unhideWhenUsed/>
     <w:qFormat/>
-  </w:style>
-  <w:style w:type="table" w:default="1" w:styleId="Tablanormal">
-    <w:name w:val="Normal Table"/>
-    <w:uiPriority w:val="99"/>
-    <w:semiHidden/>
-    <w:unhideWhenUsed/>
-    <w:tblPr>
-      <w:tblCellMar>
-        <w:top w:w="0" w:type="dxa"/>
-        <w:left w:w="108" w:type="dxa"/>
-        <w:bottom w:w="0" w:type="dxa"/>
-        <w:right w:w="108" w:type="dxa"/>
-      </w:tblCellMar>
-    </w:tblPr>
-  </w:style>
-  <w:style w:type="table" w:styleId="Tablaconcuadrcula">
-    <w:name w:val="Table Grid"/>
-    <w:basedOn w:val="Tablanormal"/>
-    <w:uiPriority w:val="59"/>
-    <w:rsid w:val="004d41be"/>
-    <w:tblPr>
-      <w:tblBorders>
-        <w:top w:val="single" w:color="auto" w:sz="4" w:space="0"/>
-        <w:left w:val="single" w:color="auto" w:sz="4" w:space="0"/>
-        <w:bottom w:val="single" w:color="auto" w:sz="4" w:space="0"/>
-        <w:right w:val="single" w:color="auto" w:sz="4" w:space="0"/>
-        <w:insideH w:val="single" w:color="auto" w:sz="4" w:space="0"/>
-        <w:insideV w:val="single" w:color="auto" w:sz="4" w:space="0"/>
-      </w:tblBorders>
-    </w:tblPr>
   </w:style>
 </w:styles>
 </file>
@@ -10799,14 +12222,14 @@
     </a:clrScheme>
     <a:fontScheme name="Office">
       <a:majorFont>
-        <a:latin typeface="Calibri" pitchFamily="0" charset="1"/>
-        <a:ea typeface=""/>
-        <a:cs typeface=""/>
+        <a:latin typeface="Arial" pitchFamily="0" charset="1"/>
+        <a:ea typeface="DejaVu Sans" pitchFamily="0" charset="1"/>
+        <a:cs typeface="DejaVu Sans" pitchFamily="0" charset="1"/>
       </a:majorFont>
       <a:minorFont>
-        <a:latin typeface="Cambria" pitchFamily="0" charset="1"/>
-        <a:ea typeface=""/>
-        <a:cs typeface=""/>
+        <a:latin typeface="Arial" pitchFamily="0" charset="1"/>
+        <a:ea typeface="DejaVu Sans" pitchFamily="0" charset="1"/>
+        <a:cs typeface="DejaVu Sans" pitchFamily="0" charset="1"/>
       </a:minorFont>
     </a:fontScheme>
     <a:fmtScheme>
@@ -10814,55 +12237,25 @@
         <a:solidFill>
           <a:schemeClr val="phClr"/>
         </a:solidFill>
-        <a:gradFill>
-          <a:gsLst>
-            <a:gs pos="0">
-              <a:schemeClr val="phClr">
-                <a:tint val="50000"/>
-              </a:schemeClr>
-            </a:gs>
-            <a:gs pos="35000">
-              <a:schemeClr val="phClr">
-                <a:tint val="37000"/>
-              </a:schemeClr>
-            </a:gs>
-            <a:gs pos="100000">
-              <a:schemeClr val="phClr">
-                <a:tint val="15000"/>
-              </a:schemeClr>
-            </a:gs>
-          </a:gsLst>
-          <a:lin ang="16200000" scaled="1"/>
-          <a:tileRect l="0" t="0" r="0" b="0"/>
-        </a:gradFill>
-        <a:gradFill>
-          <a:gsLst>
-            <a:gs pos="0">
-              <a:schemeClr val="phClr">
-                <a:tint val="100000"/>
-                <a:shade val="100000"/>
-              </a:schemeClr>
-            </a:gs>
-            <a:gs pos="100000">
-              <a:schemeClr val="phClr">
-                <a:tint val="50000"/>
-                <a:shade val="100000"/>
-              </a:schemeClr>
-            </a:gs>
-          </a:gsLst>
-          <a:lin ang="16200000" scaled="0"/>
-          <a:tileRect l="0" t="0" r="0" b="0"/>
-        </a:gradFill>
+        <a:solidFill>
+          <a:schemeClr val="phClr"/>
+        </a:solidFill>
+        <a:solidFill>
+          <a:schemeClr val="phClr"/>
+        </a:solidFill>
       </a:fillStyleLst>
       <a:lnStyleLst>
-        <a:ln w="9525" cap="flat" cmpd="sng" algn="ctr">
+        <a:ln w="6350" cap="flat" cmpd="sng" algn="ctr">
           <a:prstDash val="solid"/>
+          <a:miter/>
         </a:ln>
-        <a:ln w="25400" cap="flat" cmpd="sng" algn="ctr">
+        <a:ln w="6350" cap="flat" cmpd="sng" algn="ctr">
           <a:prstDash val="solid"/>
+          <a:miter/>
         </a:ln>
-        <a:ln w="38100" cap="flat" cmpd="sng" algn="ctr">
+        <a:ln w="6350" cap="flat" cmpd="sng" algn="ctr">
           <a:prstDash val="solid"/>
+          <a:miter/>
         </a:ln>
       </a:lnStyleLst>
       <a:effectStyleLst>
@@ -10880,62 +12273,14 @@
         <a:solidFill>
           <a:schemeClr val="phClr"/>
         </a:solidFill>
-        <a:gradFill>
-          <a:gsLst>
-            <a:gs pos="0">
-              <a:schemeClr val="phClr">
-                <a:tint val="40000"/>
-              </a:schemeClr>
-            </a:gs>
-            <a:gs pos="40000">
-              <a:schemeClr val="phClr">
-                <a:tint val="45000"/>
-                <a:shade val="99000"/>
-              </a:schemeClr>
-            </a:gs>
-            <a:gs pos="100000">
-              <a:schemeClr val="phClr">
-                <a:shade val="20000"/>
-              </a:schemeClr>
-            </a:gs>
-          </a:gsLst>
-          <a:path path="circle">
-            <a:fillToRect l="50000" t="-80000" r="50000" b="180000"/>
-          </a:path>
-          <a:tileRect l="0" t="0" r="0" b="0"/>
-        </a:gradFill>
-        <a:gradFill>
-          <a:gsLst>
-            <a:gs pos="0">
-              <a:schemeClr val="phClr">
-                <a:tint val="80000"/>
-              </a:schemeClr>
-            </a:gs>
-            <a:gs pos="100000">
-              <a:schemeClr val="phClr">
-                <a:shade val="30000"/>
-              </a:schemeClr>
-            </a:gs>
-          </a:gsLst>
-          <a:path path="circle">
-            <a:fillToRect l="50000" t="50000" r="50000" b="50000"/>
-          </a:path>
-          <a:tileRect l="0" t="0" r="0" b="0"/>
-        </a:gradFill>
+        <a:solidFill>
+          <a:schemeClr val="phClr"/>
+        </a:solidFill>
+        <a:solidFill>
+          <a:schemeClr val="phClr"/>
+        </a:solidFill>
       </a:bgFillStyleLst>
     </a:fmtScheme>
   </a:themeElements>
 </a:theme>
-</file>
-
-<file path=customXml/item1.xml><?xml version="1.0" encoding="utf-8"?>
-<b:Sources xmlns:b="http://schemas.openxmlformats.org/officeDocument/2006/bibliography" xmlns="http://schemas.openxmlformats.org/officeDocument/2006/bibliography" SelectedStyle="/APASixthEditionOfficeOnline.xsl" StyleName="APA" Version="6"/>
-</file>
-
-<file path=customXml/itemProps1.xml><?xml version="1.0" encoding="utf-8"?>
-<ds:datastoreItem xmlns:ds="http://schemas.openxmlformats.org/officeDocument/2006/customXml" ds:itemID="{35D45D3C-15CE-DD40-8B40-537551105DD7}">
-  <ds:schemaRefs>
-    <ds:schemaRef ds:uri="http://schemas.openxmlformats.org/officeDocument/2006/bibliography"/>
-  </ds:schemaRefs>
-</ds:datastoreItem>
 </file>
--- a/Actividad 2 - Documento de formulación del proyecto.docx
+++ b/Actividad 2 - Documento de formulación del proyecto.docx
@@ -38,12 +38,12 @@
           <w:lang w:val="es-CO" w:bidi="ar-SA"/>
         </w:rPr>
       </w:r>
-      <w:bookmarkStart w:id="2" w:name="_Toc185035819"/>
+      <w:bookmarkStart w:id="2" w:name="_Toc185035946"/>
       <w:bookmarkStart w:id="3" w:name="_Toc61935805_Copia_1"/>
-      <w:bookmarkStart w:id="4" w:name="_Toc185035946"/>
-      <w:bookmarkStart w:id="5" w:name="_Toc185035819"/>
+      <w:bookmarkStart w:id="4" w:name="_Toc185035819"/>
+      <w:bookmarkStart w:id="5" w:name="_Toc185035946"/>
       <w:bookmarkStart w:id="6" w:name="_Toc61935805_Copia_1"/>
-      <w:bookmarkStart w:id="7" w:name="_Toc185035946"/>
+      <w:bookmarkStart w:id="7" w:name="_Toc185035819"/>
       <w:bookmarkEnd w:id="5"/>
       <w:bookmarkEnd w:id="6"/>
       <w:bookmarkEnd w:id="7"/>
@@ -159,7 +159,7 @@
           <w:lang w:val="es-CO" w:bidi="ar-SA"/>
         </w:rPr>
         <w:drawing>
-          <wp:anchor distT="0" distB="0" distL="0" distR="0" simplePos="0" relativeHeight="30" behindDoc="0" locked="0" layoutInCell="0" allowOverlap="1">
+          <wp:anchor distT="0" distB="0" distL="0" distR="0" simplePos="0" relativeHeight="34" behindDoc="0" locked="0" layoutInCell="0" allowOverlap="1">
             <wp:simplePos x="0" y="0"/>
             <wp:positionH relativeFrom="column">
               <wp:posOffset>1684655</wp:posOffset>
@@ -603,28 +603,28 @@
           <w:lang w:val="es-CO" w:bidi="ar-SA"/>
         </w:rPr>
       </w:pPr>
-      <w:bookmarkStart w:id="8" w:name="_Toc55962612"/>
-      <w:bookmarkStart w:id="9" w:name="_Toc185035946_Copia_1"/>
-      <w:bookmarkStart w:id="10" w:name="_Toc185035819_Copia_1"/>
-      <w:bookmarkStart w:id="11" w:name="_Toc185067740"/>
-      <w:bookmarkStart w:id="12" w:name="_Toc185063559"/>
-      <w:bookmarkStart w:id="13" w:name="_Toc185035952"/>
-      <w:bookmarkStart w:id="14" w:name="_Toc185035825"/>
-      <w:bookmarkStart w:id="15" w:name="_Toc184891792"/>
-      <w:bookmarkStart w:id="16" w:name="_Toc184891358"/>
-      <w:bookmarkStart w:id="17" w:name="_Toc184890569"/>
-      <w:bookmarkStart w:id="18" w:name="_Toc156952358"/>
-      <w:bookmarkStart w:id="19" w:name="_Toc136600878"/>
-      <w:bookmarkStart w:id="20" w:name="_Toc262170287"/>
-      <w:bookmarkStart w:id="21" w:name="_Toc61935807"/>
-      <w:bookmarkStart w:id="22" w:name="_Toc57261154"/>
-      <w:bookmarkStart w:id="23" w:name="_Toc57260719"/>
-      <w:bookmarkStart w:id="24" w:name="_Toc57258726"/>
-      <w:bookmarkStart w:id="25" w:name="_Toc57258424"/>
-      <w:bookmarkStart w:id="26" w:name="_Toc57258272"/>
-      <w:bookmarkStart w:id="27" w:name="_Toc55972098"/>
-      <w:bookmarkStart w:id="28" w:name="_Toc55962868"/>
-      <w:bookmarkStart w:id="29" w:name="_Toc55962767"/>
+      <w:bookmarkStart w:id="8" w:name="_Toc55962767"/>
+      <w:bookmarkStart w:id="9" w:name="_Toc55962868"/>
+      <w:bookmarkStart w:id="10" w:name="_Toc55972098"/>
+      <w:bookmarkStart w:id="11" w:name="_Toc57258272"/>
+      <w:bookmarkStart w:id="12" w:name="_Toc57258424"/>
+      <w:bookmarkStart w:id="13" w:name="_Toc57258726"/>
+      <w:bookmarkStart w:id="14" w:name="_Toc57260719"/>
+      <w:bookmarkStart w:id="15" w:name="_Toc57261154"/>
+      <w:bookmarkStart w:id="16" w:name="_Toc61935807"/>
+      <w:bookmarkStart w:id="17" w:name="_Toc262170287"/>
+      <w:bookmarkStart w:id="18" w:name="_Toc136600878"/>
+      <w:bookmarkStart w:id="19" w:name="_Toc156952358"/>
+      <w:bookmarkStart w:id="20" w:name="_Toc184890569"/>
+      <w:bookmarkStart w:id="21" w:name="_Toc184891358"/>
+      <w:bookmarkStart w:id="22" w:name="_Toc184891792"/>
+      <w:bookmarkStart w:id="23" w:name="_Toc185035825"/>
+      <w:bookmarkStart w:id="24" w:name="_Toc185035952"/>
+      <w:bookmarkStart w:id="25" w:name="_Toc185063559"/>
+      <w:bookmarkStart w:id="26" w:name="_Toc185067740"/>
+      <w:bookmarkStart w:id="27" w:name="_Toc185035819_Copia_1"/>
+      <w:bookmarkStart w:id="28" w:name="_Toc185035946_Copia_1"/>
+      <w:bookmarkStart w:id="29" w:name="_Toc55962612"/>
       <w:bookmarkEnd w:id="8"/>
       <w:bookmarkEnd w:id="9"/>
       <w:bookmarkEnd w:id="10"/>
@@ -1681,11 +1681,7 @@
           </w:pPr>
           <w:r>
             <w:rPr/>
-            <w:t>9</w:t>
-          </w:r>
-          <w:r>
-            <w:rPr/>
-            <w:t xml:space="preserve">.1 Arquitectura general de la solución </w:t>
+            <w:t xml:space="preserve">9.1 Arquitectura general de la solución </w:t>
           </w:r>
           <w:hyperlink w:anchor="_Toc62801090">
             <w:r>
@@ -1715,19 +1711,7 @@
           </w:pPr>
           <w:r>
             <w:rPr/>
-            <w:t>9</w:t>
-          </w:r>
-          <w:r>
-            <w:rPr/>
-            <w:t>.</w:t>
-          </w:r>
-          <w:r>
-            <w:rPr/>
-            <w:t>2</w:t>
-          </w:r>
-          <w:r>
-            <w:rPr/>
-            <w:t xml:space="preserve"> Tecnologías a emplear </w:t>
+            <w:t xml:space="preserve">9.2 Tecnologías a emplear </w:t>
           </w:r>
           <w:hyperlink w:anchor="_Toc62801090">
             <w:r>
@@ -1754,19 +1738,7 @@
           </w:pPr>
           <w:r>
             <w:rPr/>
-            <w:t>9</w:t>
-          </w:r>
-          <w:r>
-            <w:rPr/>
-            <w:t>.</w:t>
-          </w:r>
-          <w:r>
-            <w:rPr/>
-            <w:t>3</w:t>
-          </w:r>
-          <w:r>
-            <w:rPr/>
-            <w:t xml:space="preserve"> Beneficios esperados del sistema</w:t>
+            <w:t>9.3 Beneficios esperados del sistema</w:t>
           </w:r>
           <w:hyperlink w:anchor="_Toc62801090">
             <w:r>
@@ -1818,13 +1790,133 @@
         </w:p>
         <w:p>
           <w:pPr>
+            <w:pStyle w:val="TOC2"/>
+            <w:tabs>
+              <w:tab w:val="clear" w:pos="708"/>
+              <w:tab w:val="right" w:pos="9009" w:leader="dot"/>
+            </w:tabs>
+            <w:jc w:val="both"/>
+            <w:rPr/>
+          </w:pPr>
+          <w:r>
+            <w:rPr/>
+            <w:t>10</w:t>
+          </w:r>
+          <w:r>
+            <w:rPr/>
+            <w:t>.</w:t>
+          </w:r>
+          <w:r>
+            <w:rPr/>
+            <w:t>1</w:t>
+          </w:r>
+          <w:r>
+            <w:rPr/>
+            <w:t xml:space="preserve"> Diagrama de clases</w:t>
+          </w:r>
+          <w:hyperlink w:anchor="_Toc62801090">
+            <w:r>
+              <w:rPr>
+                <w:rStyle w:val="Enlacedelndice"/>
+              </w:rPr>
+              <w:tab/>
+            </w:r>
+          </w:hyperlink>
+          <w:r>
+            <w:rPr/>
+            <w:t>9</w:t>
+          </w:r>
+        </w:p>
+        <w:p>
+          <w:pPr>
+            <w:pStyle w:val="TOC2"/>
+            <w:tabs>
+              <w:tab w:val="clear" w:pos="708"/>
+              <w:tab w:val="right" w:pos="9009" w:leader="dot"/>
+            </w:tabs>
+            <w:jc w:val="both"/>
+            <w:rPr/>
+          </w:pPr>
+          <w:r>
+            <w:rPr/>
+            <w:t>10</w:t>
+          </w:r>
+          <w:r>
+            <w:rPr/>
+            <w:t>.</w:t>
+          </w:r>
+          <w:r>
+            <w:rPr/>
+            <w:t>2</w:t>
+          </w:r>
+          <w:r>
+            <w:rPr/>
+            <w:t xml:space="preserve"> Diagrama de componentes</w:t>
+          </w:r>
+          <w:hyperlink w:anchor="_Toc62801090">
+            <w:r>
+              <w:rPr>
+                <w:rStyle w:val="Enlacedelndice"/>
+              </w:rPr>
+              <w:tab/>
+            </w:r>
+          </w:hyperlink>
+          <w:r>
+            <w:rPr/>
+            <w:t>9</w:t>
+          </w:r>
+        </w:p>
+        <w:p>
+          <w:pPr>
+            <w:pStyle w:val="TOC2"/>
+            <w:tabs>
+              <w:tab w:val="clear" w:pos="708"/>
+              <w:tab w:val="right" w:pos="9009" w:leader="dot"/>
+            </w:tabs>
+            <w:jc w:val="both"/>
+            <w:rPr/>
+          </w:pPr>
+          <w:r>
+            <w:rPr/>
+            <w:t>10</w:t>
+          </w:r>
+          <w:r>
+            <w:rPr/>
+            <w:t>.</w:t>
+          </w:r>
+          <w:r>
+            <w:rPr/>
+            <w:t>3</w:t>
+          </w:r>
+          <w:r>
+            <w:rPr/>
+            <w:t xml:space="preserve"> Diagrama de casos de uso</w:t>
+          </w:r>
+          <w:hyperlink w:anchor="_Toc62801090">
+            <w:r>
+              <w:rPr>
+                <w:rStyle w:val="Enlacedelndice"/>
+              </w:rPr>
+              <w:tab/>
+            </w:r>
+          </w:hyperlink>
+          <w:r>
+            <w:rPr/>
+            <w:t>9</w:t>
+          </w:r>
+        </w:p>
+        <w:p>
+          <w:pPr>
             <w:pStyle w:val="TOC1"/>
             <w:tabs>
               <w:tab w:val="clear" w:pos="708"/>
               <w:tab w:val="right" w:pos="9009" w:leader="dot"/>
             </w:tabs>
             <w:jc w:val="both"/>
-            <w:rPr/>
+            <w:rPr>
+              <w:vanish w:val="false"/>
+              <w:lang w:val="es-CO" w:eastAsia="en-US" w:bidi="ar-SA"/>
+            </w:rPr>
           </w:pPr>
           <w:r>
             <w:rPr>
@@ -1850,11 +1942,47 @@
             </w:rPr>
             <w:t>13</w:t>
           </w:r>
+        </w:p>
+        <w:p>
+          <w:pPr>
+            <w:pStyle w:val="TOC1"/>
+            <w:tabs>
+              <w:tab w:val="clear" w:pos="708"/>
+              <w:tab w:val="right" w:pos="9009" w:leader="dot"/>
+            </w:tabs>
+            <w:jc w:val="both"/>
+            <w:rPr/>
+          </w:pPr>
           <w:r>
-            <w:rPr>
-              <w:vanish w:val="false"/>
-              <w:lang w:val="es-CO" w:eastAsia="en-US" w:bidi="ar-SA"/>
-            </w:rPr>
+            <w:rPr/>
+            <w:t>1</w:t>
+          </w:r>
+          <w:r>
+            <w:rPr/>
+            <w:t>2</w:t>
+          </w:r>
+          <w:r>
+            <w:rPr/>
+            <w:t xml:space="preserve">. </w:t>
+          </w:r>
+          <w:r>
+            <w:rPr/>
+            <w:t>Anexos</w:t>
+          </w:r>
+          <w:hyperlink w:anchor="_Toc62801091">
+            <w:r>
+              <w:rPr>
+                <w:rStyle w:val="Enlacedelndice"/>
+              </w:rPr>
+              <w:tab/>
+            </w:r>
+          </w:hyperlink>
+          <w:r>
+            <w:rPr/>
+            <w:t>13</w:t>
+          </w:r>
+          <w:r>
+            <w:rPr/>
             <w:fldChar w:fldCharType="end"/>
           </w:r>
         </w:p>
@@ -2149,14 +2277,14 @@
         </w:rPr>
         <w:t>1. Necesidad y problema del proyecto</w:t>
       </w:r>
-      <w:bookmarkStart w:id="30" w:name="_Toc62801083"/>
-      <w:bookmarkStart w:id="31" w:name="_Toc62800635"/>
-      <w:bookmarkStart w:id="32" w:name="_Toc62800548"/>
-      <w:bookmarkStart w:id="33" w:name="_Toc62800392"/>
-      <w:bookmarkStart w:id="34" w:name="_Toc62799672"/>
-      <w:bookmarkStart w:id="35" w:name="_Toc26079248"/>
-      <w:bookmarkStart w:id="36" w:name="_Toc26076889"/>
-      <w:bookmarkStart w:id="37" w:name="_Toc316718173"/>
+      <w:bookmarkStart w:id="30" w:name="_Toc316718173"/>
+      <w:bookmarkStart w:id="31" w:name="_Toc26076889"/>
+      <w:bookmarkStart w:id="32" w:name="_Toc26079248"/>
+      <w:bookmarkStart w:id="33" w:name="_Toc62799672"/>
+      <w:bookmarkStart w:id="34" w:name="_Toc62800392"/>
+      <w:bookmarkStart w:id="35" w:name="_Toc62800548"/>
+      <w:bookmarkStart w:id="36" w:name="_Toc62800635"/>
+      <w:bookmarkStart w:id="37" w:name="_Toc62801083"/>
       <w:r>
         <w:rPr>
           <w:lang w:val="es-CO" w:bidi="ar-SA"/>
@@ -5475,7 +5603,7 @@
           <w:lang w:val="es-CO" w:eastAsia="en-US" w:bidi="ar-SA"/>
         </w:rPr>
         <w:drawing>
-          <wp:anchor distT="0" distB="0" distL="0" distR="0" simplePos="0" relativeHeight="32" behindDoc="0" locked="0" layoutInCell="0" allowOverlap="1">
+          <wp:anchor distT="0" distB="0" distL="0" distR="0" simplePos="0" relativeHeight="36" behindDoc="0" locked="0" layoutInCell="0" allowOverlap="1">
             <wp:simplePos x="0" y="0"/>
             <wp:positionH relativeFrom="column">
               <wp:posOffset>-15240</wp:posOffset>
@@ -5628,7 +5756,7 @@
           <w:lang w:val="es-CO" w:eastAsia="en-US" w:bidi="ar-SA"/>
         </w:rPr>
         <w:drawing>
-          <wp:anchor distT="0" distB="0" distL="0" distR="0" simplePos="0" relativeHeight="33" behindDoc="0" locked="0" layoutInCell="0" allowOverlap="1">
+          <wp:anchor distT="0" distB="0" distL="0" distR="0" simplePos="0" relativeHeight="37" behindDoc="0" locked="0" layoutInCell="0" allowOverlap="1">
             <wp:simplePos x="0" y="0"/>
             <wp:positionH relativeFrom="column">
               <wp:posOffset>-5715</wp:posOffset>
@@ -6310,7 +6438,7 @@
           <w:lang w:val="es-CO" w:bidi="ar-SA"/>
         </w:rPr>
         <w:drawing>
-          <wp:anchor distT="0" distB="0" distL="114300" distR="114300" simplePos="0" relativeHeight="29" behindDoc="0" locked="0" layoutInCell="0" allowOverlap="1">
+          <wp:anchor distT="0" distB="0" distL="114300" distR="114300" simplePos="0" relativeHeight="33" behindDoc="0" locked="0" layoutInCell="0" allowOverlap="1">
             <wp:simplePos x="0" y="0"/>
             <wp:positionH relativeFrom="column">
               <wp:posOffset>-23495</wp:posOffset>
@@ -6322,11 +6450,11 @@
             <wp:effectExtent l="0" t="0" r="0" b="0"/>
             <wp:wrapThrough wrapText="bothSides">
               <wp:wrapPolygon edited="0">
-                <wp:start x="-164" y="0"/>
-                <wp:lineTo x="-164" y="21177"/>
-                <wp:lineTo x="21557" y="21177"/>
+                <wp:start x="-185" y="0"/>
+                <wp:lineTo x="-185" y="21141"/>
+                <wp:lineTo x="21557" y="21141"/>
                 <wp:lineTo x="21557" y="0"/>
-                <wp:lineTo x="-164" y="0"/>
+                <wp:lineTo x="-185" y="0"/>
               </wp:wrapPolygon>
             </wp:wrapThrough>
             <wp:docPr id="5" name="Imagen 1"/>
@@ -6462,7 +6590,7 @@
           <w:lang w:val="es-CO" w:eastAsia="en-US" w:bidi="ar-SA"/>
         </w:rPr>
         <w:drawing>
-          <wp:anchor distT="0" distB="0" distL="0" distR="0" simplePos="0" relativeHeight="31" behindDoc="0" locked="0" layoutInCell="0" allowOverlap="1">
+          <wp:anchor distT="0" distB="0" distL="0" distR="0" simplePos="0" relativeHeight="35" behindDoc="0" locked="0" layoutInCell="0" allowOverlap="1">
             <wp:simplePos x="0" y="0"/>
             <wp:positionH relativeFrom="column">
               <wp:posOffset>0</wp:posOffset>
@@ -6676,7 +6804,7 @@
           <w:lang w:val="es-CO" w:eastAsia="en-US" w:bidi="ar-SA"/>
         </w:rPr>
         <w:drawing>
-          <wp:anchor distT="0" distB="0" distL="0" distR="0" simplePos="0" relativeHeight="34" behindDoc="0" locked="0" layoutInCell="0" allowOverlap="1">
+          <wp:anchor distT="0" distB="0" distL="0" distR="0" simplePos="0" relativeHeight="38" behindDoc="0" locked="0" layoutInCell="0" allowOverlap="1">
             <wp:simplePos x="0" y="0"/>
             <wp:positionH relativeFrom="column">
               <wp:posOffset>-6985</wp:posOffset>
@@ -6974,7 +7102,7 @@
           <w:lang w:val="es-CO" w:eastAsia="en-US" w:bidi="ar-SA"/>
         </w:rPr>
         <w:drawing>
-          <wp:anchor distT="0" distB="0" distL="0" distR="0" simplePos="0" relativeHeight="35" behindDoc="0" locked="0" layoutInCell="0" allowOverlap="1">
+          <wp:anchor distT="0" distB="0" distL="0" distR="0" simplePos="0" relativeHeight="39" behindDoc="0" locked="0" layoutInCell="0" allowOverlap="1">
             <wp:simplePos x="0" y="0"/>
             <wp:positionH relativeFrom="column">
               <wp:posOffset>0</wp:posOffset>
@@ -7981,14 +8109,14 @@
         <w:ind w:hanging="0"/>
         <w:jc w:val="center"/>
         <w:rPr>
-          <w:lang w:val="es-CO" w:bidi="ar-SA"/>
+          <w:lang w:val="es-CO" w:eastAsia="en-US" w:bidi="ar-SA"/>
         </w:rPr>
       </w:pPr>
       <w:r>
         <w:rPr>
           <w:b/>
           <w:bCs/>
-          <w:lang w:bidi="ar-SA"/>
+          <w:lang w:val="es-CO" w:eastAsia="en-US" w:bidi="ar-SA"/>
         </w:rPr>
         <w:t>10. Modelamiento del sistema</w:t>
       </w:r>
@@ -7999,13 +8127,283 @@
         <w:ind w:hanging="0"/>
         <w:jc w:val="center"/>
         <w:rPr>
-          <w:lang w:val="es-CO" w:bidi="ar-SA"/>
-        </w:rPr>
-      </w:pPr>
-      <w:r>
-        <w:rPr>
-          <w:lang w:val="es-CO" w:bidi="ar-SA"/>
-        </w:rPr>
+          <w:lang w:val="es-CO" w:eastAsia="en-US" w:bidi="ar-SA"/>
+        </w:rPr>
+      </w:pPr>
+      <w:r>
+        <w:rPr>
+          <w:lang w:val="es-CO" w:eastAsia="en-US" w:bidi="ar-SA"/>
+        </w:rPr>
+      </w:r>
+    </w:p>
+    <w:p>
+      <w:pPr>
+        <w:pStyle w:val="BodyText"/>
+        <w:ind w:hanging="0"/>
+        <w:jc w:val="left"/>
+        <w:rPr>
+          <w:lang w:val="es-CO" w:eastAsia="en-US" w:bidi="ar-SA"/>
+        </w:rPr>
+      </w:pPr>
+      <w:r>
+        <w:rPr>
+          <w:lang w:val="es-CO" w:eastAsia="en-US" w:bidi="ar-SA"/>
+        </w:rPr>
+        <w:t xml:space="preserve">El moldeamiento del sistema permite representar de manera visual la estructura y el comportamiento de la solución propuesta. A través de diagramas UML, se facilita la comprensión de los componentes del sistema y la interacción entre los usuarios y las funcionalidades.  </w:t>
+      </w:r>
+      <w:r>
+        <w:rPr>
+          <w:lang w:val="es-CO" w:eastAsia="en-US" w:bidi="ar-SA"/>
+        </w:rPr>
+        <w:t>Para el desarrollo de Edutech Se realizaron los siguientes digramas:</w:t>
+      </w:r>
+    </w:p>
+    <w:p>
+      <w:pPr>
+        <w:pStyle w:val="BodyText"/>
+        <w:ind w:hanging="0"/>
+        <w:jc w:val="left"/>
+        <w:rPr>
+          <w:lang w:val="es-CO" w:bidi="ar-SA"/>
+        </w:rPr>
+      </w:pPr>
+      <w:r>
+        <w:rPr>
+          <w:lang w:val="es-CO" w:bidi="ar-SA"/>
+        </w:rPr>
+      </w:r>
+    </w:p>
+    <w:p>
+      <w:pPr>
+        <w:pStyle w:val="BodyText"/>
+        <w:widowControl/>
+        <w:suppressAutoHyphens w:val="true"/>
+        <w:bidi w:val="0"/>
+        <w:spacing w:lineRule="auto" w:line="240"/>
+        <w:jc w:val="left"/>
+        <w:rPr>
+          <w:rFonts w:ascii="Times New Roman" w:hAnsi="Times New Roman" w:eastAsia="Times New Roman" w:cs="Times New Roman"/>
+          <w:b w:val="false"/>
+          <w:bCs w:val="false"/>
+          <w:i w:val="false"/>
+          <w:iCs w:val="false"/>
+          <w:color w:val="auto"/>
+          <w:kern w:val="0"/>
+          <w:sz w:val="24"/>
+          <w:szCs w:val="24"/>
+          <w:u w:val="none"/>
+          <w:lang w:val="es-CO" w:eastAsia="en-US" w:bidi="ar-SA"/>
+        </w:rPr>
+      </w:pPr>
+      <w:r>
+        <w:rPr>
+          <w:b/>
+          <w:i w:val="false"/>
+          <w:iCs w:val="false"/>
+          <w:caps w:val="false"/>
+          <w:smallCaps w:val="false"/>
+          <w:strike w:val="false"/>
+          <w:dstrike w:val="false"/>
+          <w:color w:val="000000"/>
+          <w:sz w:val="24"/>
+          <w:u w:val="none"/>
+          <w:effect w:val="none"/>
+          <w:lang w:val="es-EC"/>
+        </w:rPr>
+        <w:t>10</w:t>
+      </w:r>
+      <w:r>
+        <w:rPr>
+          <w:b/>
+          <w:i w:val="false"/>
+          <w:iCs w:val="false"/>
+          <w:caps w:val="false"/>
+          <w:smallCaps w:val="false"/>
+          <w:strike w:val="false"/>
+          <w:dstrike w:val="false"/>
+          <w:color w:val="000000"/>
+          <w:sz w:val="24"/>
+          <w:u w:val="none"/>
+          <w:effect w:val="none"/>
+          <w:lang w:val="es-EC"/>
+        </w:rPr>
+        <w:t>.</w:t>
+      </w:r>
+      <w:r>
+        <w:rPr>
+          <w:b/>
+          <w:i w:val="false"/>
+          <w:iCs w:val="false"/>
+          <w:caps w:val="false"/>
+          <w:smallCaps w:val="false"/>
+          <w:strike w:val="false"/>
+          <w:dstrike w:val="false"/>
+          <w:color w:val="000000"/>
+          <w:sz w:val="24"/>
+          <w:u w:val="none"/>
+          <w:effect w:val="none"/>
+          <w:lang w:val="es-EC"/>
+        </w:rPr>
+        <w:t>1</w:t>
+      </w:r>
+      <w:r>
+        <w:rPr>
+          <w:b w:val="false"/>
+          <w:i w:val="false"/>
+          <w:iCs w:val="false"/>
+          <w:caps w:val="false"/>
+          <w:smallCaps w:val="false"/>
+          <w:strike w:val="false"/>
+          <w:dstrike w:val="false"/>
+          <w:color w:val="000000"/>
+          <w:u w:val="none"/>
+          <w:effect w:val="none"/>
+          <w:lang w:val="es-EC"/>
+        </w:rPr>
+        <w:t xml:space="preserve"> </w:t>
+      </w:r>
+      <w:r>
+        <w:rPr>
+          <w:b/>
+          <w:i w:val="false"/>
+          <w:iCs w:val="false"/>
+          <w:caps w:val="false"/>
+          <w:smallCaps w:val="false"/>
+          <w:strike w:val="false"/>
+          <w:dstrike w:val="false"/>
+          <w:color w:val="000000"/>
+          <w:sz w:val="24"/>
+          <w:u w:val="none"/>
+          <w:effect w:val="none"/>
+          <w:lang w:val="es-EC"/>
+        </w:rPr>
+        <w:t>Diagrama de clases</w:t>
+      </w:r>
+    </w:p>
+    <w:p>
+      <w:pPr>
+        <w:pStyle w:val="BodyText"/>
+        <w:widowControl/>
+        <w:suppressAutoHyphens w:val="true"/>
+        <w:bidi w:val="0"/>
+        <w:spacing w:lineRule="auto" w:line="240"/>
+        <w:jc w:val="left"/>
+        <w:rPr>
+          <w:rFonts w:ascii="Times New Roman" w:hAnsi="Times New Roman" w:eastAsia="Times New Roman" w:cs="Times New Roman"/>
+          <w:b w:val="false"/>
+          <w:bCs w:val="false"/>
+          <w:i w:val="false"/>
+          <w:iCs w:val="false"/>
+          <w:color w:val="auto"/>
+          <w:kern w:val="0"/>
+          <w:sz w:val="24"/>
+          <w:szCs w:val="24"/>
+          <w:u w:val="none"/>
+          <w:lang w:val="es-CO" w:eastAsia="en-US" w:bidi="ar-SA"/>
+        </w:rPr>
+      </w:pPr>
+      <w:r>
+        <w:rPr>
+          <w:b w:val="false"/>
+          <w:bCs w:val="false"/>
+          <w:i w:val="false"/>
+          <w:iCs w:val="false"/>
+          <w:caps w:val="false"/>
+          <w:smallCaps w:val="false"/>
+          <w:strike w:val="false"/>
+          <w:dstrike w:val="false"/>
+          <w:color w:val="000000"/>
+          <w:sz w:val="24"/>
+          <w:u w:val="none"/>
+          <w:effect w:val="none"/>
+          <w:lang w:val="es-EC"/>
+        </w:rPr>
+      </w:r>
+    </w:p>
+    <w:p>
+      <w:pPr>
+        <w:pStyle w:val="BodyText"/>
+        <w:widowControl/>
+        <w:suppressAutoHyphens w:val="true"/>
+        <w:bidi w:val="0"/>
+        <w:spacing w:lineRule="auto" w:line="240"/>
+        <w:jc w:val="left"/>
+        <w:rPr>
+          <w:rFonts w:ascii="Times New Roman" w:hAnsi="Times New Roman" w:eastAsia="Times New Roman" w:cs="Times New Roman"/>
+          <w:b w:val="false"/>
+          <w:bCs w:val="false"/>
+          <w:i w:val="false"/>
+          <w:iCs w:val="false"/>
+          <w:color w:val="auto"/>
+          <w:kern w:val="0"/>
+          <w:sz w:val="24"/>
+          <w:szCs w:val="24"/>
+          <w:u w:val="none"/>
+          <w:lang w:val="es-CO" w:eastAsia="en-US" w:bidi="ar-SA"/>
+        </w:rPr>
+      </w:pPr>
+      <w:r>
+        <w:rPr>
+          <w:b w:val="false"/>
+          <w:bCs w:val="false"/>
+          <w:i w:val="false"/>
+          <w:iCs w:val="false"/>
+          <w:caps w:val="false"/>
+          <w:smallCaps w:val="false"/>
+          <w:strike w:val="false"/>
+          <w:dstrike w:val="false"/>
+          <w:color w:val="000000"/>
+          <w:sz w:val="24"/>
+          <w:u w:val="none"/>
+          <w:effect w:val="none"/>
+          <w:lang w:val="es-EC"/>
+        </w:rPr>
+        <w:drawing>
+          <wp:anchor distT="0" distB="0" distL="0" distR="0" simplePos="0" relativeHeight="40" behindDoc="0" locked="0" layoutInCell="0" allowOverlap="1">
+            <wp:simplePos x="0" y="0"/>
+            <wp:positionH relativeFrom="column">
+              <wp:posOffset>0</wp:posOffset>
+            </wp:positionH>
+            <wp:positionV relativeFrom="paragraph">
+              <wp:posOffset>95250</wp:posOffset>
+            </wp:positionV>
+            <wp:extent cx="6064885" cy="3988435"/>
+            <wp:effectExtent l="0" t="0" r="0" b="0"/>
+            <wp:wrapSquare wrapText="largest"/>
+            <wp:docPr id="9" name="Imagen6"/>
+            <wp:cNvGraphicFramePr>
+              <a:graphicFrameLocks xmlns:a="http://schemas.openxmlformats.org/drawingml/2006/main" noChangeAspect="1"/>
+            </wp:cNvGraphicFramePr>
+            <a:graphic xmlns:a="http://schemas.openxmlformats.org/drawingml/2006/main">
+              <a:graphicData uri="http://schemas.openxmlformats.org/drawingml/2006/picture">
+                <pic:pic xmlns:pic="http://schemas.openxmlformats.org/drawingml/2006/picture">
+                  <pic:nvPicPr>
+                    <pic:cNvPr id="9" name="Imagen6"/>
+                    <pic:cNvPicPr>
+                      <a:picLocks noChangeAspect="1" noChangeArrowheads="1"/>
+                    </pic:cNvPicPr>
+                  </pic:nvPicPr>
+                  <pic:blipFill>
+                    <a:blip r:embed="rId13"/>
+                    <a:stretch>
+                      <a:fillRect/>
+                    </a:stretch>
+                  </pic:blipFill>
+                  <pic:spPr bwMode="auto">
+                    <a:xfrm>
+                      <a:off x="0" y="0"/>
+                      <a:ext cx="6064885" cy="3988435"/>
+                    </a:xfrm>
+                    <a:prstGeom prst="rect">
+                      <a:avLst/>
+                    </a:prstGeom>
+                    <a:noFill/>
+                  </pic:spPr>
+                </pic:pic>
+              </a:graphicData>
+            </a:graphic>
+          </wp:anchor>
+        </w:drawing>
       </w:r>
     </w:p>
     <w:p>
@@ -8027,52 +8425,684 @@
       <w:pPr>
         <w:pStyle w:val="BodyText"/>
         <w:ind w:hanging="0"/>
-        <w:jc w:val="center"/>
-        <w:rPr>
-          <w:lang w:val="es-CO" w:bidi="ar-SA"/>
-        </w:rPr>
-      </w:pPr>
-      <w:r>
-        <w:rPr>
-          <w:lang w:val="es-CO" w:bidi="ar-SA"/>
-        </w:rPr>
+        <w:jc w:val="left"/>
+        <w:rPr>
+          <w:lang w:val="es-CO" w:bidi="ar-SA"/>
+        </w:rPr>
+      </w:pPr>
+      <w:hyperlink r:id="rId14">
+        <w:r>
+          <w:rPr>
+            <w:rStyle w:val="Hyperlink"/>
+            <w:lang w:val="es-CO" w:bidi="ar-SA"/>
+          </w:rPr>
+          <w:t>Diagrama de clases EduTech: Lucidchart</w:t>
+        </w:r>
+      </w:hyperlink>
+      <w:r>
+        <w:rPr>
+          <w:lang w:val="es-CO" w:bidi="ar-SA"/>
+        </w:rPr>
+        <w:t xml:space="preserve"> </w:t>
       </w:r>
     </w:p>
     <w:p>
       <w:pPr>
         <w:pStyle w:val="BodyText"/>
         <w:ind w:hanging="0"/>
-        <w:jc w:val="center"/>
-        <w:rPr>
-          <w:lang w:val="es-CO" w:bidi="ar-SA"/>
-        </w:rPr>
-      </w:pPr>
-      <w:r>
-        <w:rPr>
-          <w:lang w:val="es-CO" w:bidi="ar-SA"/>
-        </w:rPr>
+        <w:jc w:val="left"/>
+        <w:rPr>
+          <w:lang w:val="es-CO" w:bidi="ar-SA"/>
+        </w:rPr>
+      </w:pPr>
+      <w:r>
+        <w:rPr>
+          <w:lang w:val="es-CO" w:bidi="ar-SA"/>
+        </w:rPr>
+      </w:r>
+    </w:p>
+    <w:p>
+      <w:pPr>
+        <w:pStyle w:val="BodyText"/>
+        <w:widowControl/>
+        <w:suppressAutoHyphens w:val="true"/>
+        <w:bidi w:val="0"/>
+        <w:spacing w:lineRule="auto" w:line="240"/>
+        <w:jc w:val="left"/>
+        <w:rPr>
+          <w:rFonts w:ascii="Times New Roman" w:hAnsi="Times New Roman" w:eastAsia="Times New Roman" w:cs="Times New Roman"/>
+          <w:b w:val="false"/>
+          <w:bCs w:val="false"/>
+          <w:i w:val="false"/>
+          <w:iCs w:val="false"/>
+          <w:color w:val="auto"/>
+          <w:kern w:val="0"/>
+          <w:sz w:val="24"/>
+          <w:szCs w:val="24"/>
+          <w:u w:val="none"/>
+          <w:lang w:val="es-CO" w:eastAsia="en-US" w:bidi="ar-SA"/>
+        </w:rPr>
+      </w:pPr>
+      <w:r>
+        <w:rPr>
+          <w:b/>
+          <w:i w:val="false"/>
+          <w:iCs w:val="false"/>
+          <w:caps w:val="false"/>
+          <w:smallCaps w:val="false"/>
+          <w:strike w:val="false"/>
+          <w:dstrike w:val="false"/>
+          <w:color w:val="000000"/>
+          <w:sz w:val="24"/>
+          <w:u w:val="none"/>
+          <w:effect w:val="none"/>
+          <w:lang w:val="es-EC"/>
+        </w:rPr>
+        <w:t>10</w:t>
+      </w:r>
+      <w:r>
+        <w:rPr>
+          <w:b/>
+          <w:i w:val="false"/>
+          <w:iCs w:val="false"/>
+          <w:caps w:val="false"/>
+          <w:smallCaps w:val="false"/>
+          <w:strike w:val="false"/>
+          <w:dstrike w:val="false"/>
+          <w:color w:val="000000"/>
+          <w:sz w:val="24"/>
+          <w:u w:val="none"/>
+          <w:effect w:val="none"/>
+          <w:lang w:val="es-EC"/>
+        </w:rPr>
+        <w:t>.</w:t>
+      </w:r>
+      <w:r>
+        <w:rPr>
+          <w:b/>
+          <w:i w:val="false"/>
+          <w:iCs w:val="false"/>
+          <w:caps w:val="false"/>
+          <w:smallCaps w:val="false"/>
+          <w:strike w:val="false"/>
+          <w:dstrike w:val="false"/>
+          <w:color w:val="000000"/>
+          <w:sz w:val="24"/>
+          <w:u w:val="none"/>
+          <w:effect w:val="none"/>
+          <w:lang w:val="es-EC"/>
+        </w:rPr>
+        <w:t>2</w:t>
+      </w:r>
+      <w:r>
+        <w:rPr>
+          <w:b w:val="false"/>
+          <w:i w:val="false"/>
+          <w:iCs w:val="false"/>
+          <w:caps w:val="false"/>
+          <w:smallCaps w:val="false"/>
+          <w:strike w:val="false"/>
+          <w:dstrike w:val="false"/>
+          <w:color w:val="000000"/>
+          <w:u w:val="none"/>
+          <w:effect w:val="none"/>
+          <w:lang w:val="es-EC"/>
+        </w:rPr>
+        <w:t xml:space="preserve"> </w:t>
+      </w:r>
+      <w:r>
+        <w:rPr>
+          <w:b/>
+          <w:i w:val="false"/>
+          <w:iCs w:val="false"/>
+          <w:caps w:val="false"/>
+          <w:smallCaps w:val="false"/>
+          <w:strike w:val="false"/>
+          <w:dstrike w:val="false"/>
+          <w:color w:val="000000"/>
+          <w:sz w:val="24"/>
+          <w:u w:val="none"/>
+          <w:effect w:val="none"/>
+          <w:lang w:val="es-EC"/>
+        </w:rPr>
+        <w:t>Diagrama de c</w:t>
+      </w:r>
+      <w:r>
+        <w:rPr>
+          <w:b/>
+          <w:i w:val="false"/>
+          <w:iCs w:val="false"/>
+          <w:caps w:val="false"/>
+          <w:smallCaps w:val="false"/>
+          <w:strike w:val="false"/>
+          <w:dstrike w:val="false"/>
+          <w:color w:val="000000"/>
+          <w:sz w:val="24"/>
+          <w:u w:val="none"/>
+          <w:effect w:val="none"/>
+          <w:lang w:val="es-EC"/>
+        </w:rPr>
+        <w:t>omponentes</w:t>
+      </w:r>
+    </w:p>
+    <w:p>
+      <w:pPr>
+        <w:pStyle w:val="BodyText"/>
+        <w:widowControl/>
+        <w:suppressAutoHyphens w:val="true"/>
+        <w:bidi w:val="0"/>
+        <w:spacing w:lineRule="auto" w:line="240"/>
+        <w:jc w:val="left"/>
+        <w:rPr>
+          <w:rFonts w:ascii="Times New Roman" w:hAnsi="Times New Roman" w:eastAsia="Times New Roman" w:cs="Times New Roman"/>
+          <w:b w:val="false"/>
+          <w:bCs w:val="false"/>
+          <w:i w:val="false"/>
+          <w:iCs w:val="false"/>
+          <w:color w:val="auto"/>
+          <w:kern w:val="0"/>
+          <w:sz w:val="24"/>
+          <w:szCs w:val="24"/>
+          <w:u w:val="none"/>
+          <w:lang w:val="es-CO" w:eastAsia="en-US" w:bidi="ar-SA"/>
+        </w:rPr>
+      </w:pPr>
+      <w:r>
+        <w:rPr>
+          <w:b w:val="false"/>
+          <w:bCs w:val="false"/>
+          <w:i w:val="false"/>
+          <w:iCs w:val="false"/>
+          <w:caps w:val="false"/>
+          <w:smallCaps w:val="false"/>
+          <w:strike w:val="false"/>
+          <w:dstrike w:val="false"/>
+          <w:color w:val="000000"/>
+          <w:sz w:val="24"/>
+          <w:u w:val="none"/>
+          <w:effect w:val="none"/>
+          <w:lang w:val="es-EC"/>
+        </w:rPr>
+        <w:t>El diagrama de componentes representa la estructura general del sistema EduTech, mostrando sus módulos principales y la intera</w:t>
+      </w:r>
+      <w:r>
+        <w:rPr>
+          <w:b w:val="false"/>
+          <w:bCs w:val="false"/>
+          <w:i w:val="false"/>
+          <w:iCs w:val="false"/>
+          <w:caps w:val="false"/>
+          <w:smallCaps w:val="false"/>
+          <w:strike w:val="false"/>
+          <w:dstrike w:val="false"/>
+          <w:color w:val="000000"/>
+          <w:sz w:val="24"/>
+          <w:u w:val="none"/>
+          <w:effect w:val="none"/>
+          <w:lang w:val="es-EC"/>
+        </w:rPr>
+        <w:t>cc</w:t>
+      </w:r>
+      <w:r>
+        <w:rPr>
+          <w:b w:val="false"/>
+          <w:bCs w:val="false"/>
+          <w:i w:val="false"/>
+          <w:iCs w:val="false"/>
+          <w:caps w:val="false"/>
+          <w:smallCaps w:val="false"/>
+          <w:strike w:val="false"/>
+          <w:dstrike w:val="false"/>
+          <w:color w:val="000000"/>
+          <w:sz w:val="24"/>
+          <w:u w:val="none"/>
+          <w:effect w:val="none"/>
+          <w:lang w:val="es-EC"/>
+        </w:rPr>
+        <w:t>ión entre ellos. Este sistema se compone de un frontende desarrollado en React, un backend implementando con Node.js y Esxpress y una base de datos relacional desarrollada en Mongo para almacenar la información. La comunicación entre estos componentes permite el correcto funcionamiento de EduTech.</w:t>
+      </w:r>
+    </w:p>
+    <w:p>
+      <w:pPr>
+        <w:pStyle w:val="BodyText"/>
+        <w:widowControl/>
+        <w:suppressAutoHyphens w:val="true"/>
+        <w:bidi w:val="0"/>
+        <w:spacing w:lineRule="auto" w:line="240"/>
+        <w:jc w:val="left"/>
+        <w:rPr>
+          <w:rFonts w:ascii="Times New Roman" w:hAnsi="Times New Roman" w:eastAsia="Times New Roman" w:cs="Times New Roman"/>
+          <w:b w:val="false"/>
+          <w:bCs w:val="false"/>
+          <w:i w:val="false"/>
+          <w:iCs w:val="false"/>
+          <w:color w:val="auto"/>
+          <w:kern w:val="0"/>
+          <w:sz w:val="24"/>
+          <w:szCs w:val="24"/>
+          <w:u w:val="none"/>
+          <w:lang w:val="es-CO" w:eastAsia="en-US" w:bidi="ar-SA"/>
+        </w:rPr>
+      </w:pPr>
+      <w:r>
+        <w:rPr>
+          <w:b/>
+          <w:i w:val="false"/>
+          <w:iCs w:val="false"/>
+          <w:caps w:val="false"/>
+          <w:smallCaps w:val="false"/>
+          <w:strike w:val="false"/>
+          <w:dstrike w:val="false"/>
+          <w:color w:val="000000"/>
+          <w:sz w:val="24"/>
+          <w:u w:val="none"/>
+          <w:effect w:val="none"/>
+          <w:lang w:val="es-EC"/>
+        </w:rPr>
+      </w:r>
+    </w:p>
+    <w:p>
+      <w:pPr>
+        <w:pStyle w:val="BodyText"/>
+        <w:widowControl/>
+        <w:suppressAutoHyphens w:val="true"/>
+        <w:bidi w:val="0"/>
+        <w:spacing w:lineRule="auto" w:line="240"/>
+        <w:jc w:val="left"/>
+        <w:rPr>
+          <w:rFonts w:ascii="Times New Roman" w:hAnsi="Times New Roman" w:eastAsia="Times New Roman" w:cs="Times New Roman"/>
+          <w:b w:val="false"/>
+          <w:bCs w:val="false"/>
+          <w:i w:val="false"/>
+          <w:iCs w:val="false"/>
+          <w:color w:val="auto"/>
+          <w:kern w:val="0"/>
+          <w:sz w:val="24"/>
+          <w:szCs w:val="24"/>
+          <w:u w:val="none"/>
+          <w:lang w:val="es-CO" w:eastAsia="en-US" w:bidi="ar-SA"/>
+        </w:rPr>
+      </w:pPr>
+      <w:r>
+        <w:rPr>
+          <w:b/>
+          <w:i w:val="false"/>
+          <w:iCs w:val="false"/>
+          <w:caps w:val="false"/>
+          <w:smallCaps w:val="false"/>
+          <w:strike w:val="false"/>
+          <w:dstrike w:val="false"/>
+          <w:color w:val="000000"/>
+          <w:sz w:val="24"/>
+          <w:u w:val="none"/>
+          <w:effect w:val="none"/>
+          <w:lang w:val="es-EC"/>
+        </w:rPr>
+        <w:drawing>
+          <wp:anchor distT="0" distB="0" distL="0" distR="0" simplePos="0" relativeHeight="42" behindDoc="0" locked="0" layoutInCell="0" allowOverlap="1">
+            <wp:simplePos x="0" y="0"/>
+            <wp:positionH relativeFrom="column">
+              <wp:posOffset>13335</wp:posOffset>
+            </wp:positionH>
+            <wp:positionV relativeFrom="paragraph">
+              <wp:posOffset>635</wp:posOffset>
+            </wp:positionV>
+            <wp:extent cx="6067425" cy="2879090"/>
+            <wp:effectExtent l="0" t="0" r="0" b="0"/>
+            <wp:wrapSquare wrapText="largest"/>
+            <wp:docPr id="10" name="Imagen9"/>
+            <wp:cNvGraphicFramePr>
+              <a:graphicFrameLocks xmlns:a="http://schemas.openxmlformats.org/drawingml/2006/main" noChangeAspect="1"/>
+            </wp:cNvGraphicFramePr>
+            <a:graphic xmlns:a="http://schemas.openxmlformats.org/drawingml/2006/main">
+              <a:graphicData uri="http://schemas.openxmlformats.org/drawingml/2006/picture">
+                <pic:pic xmlns:pic="http://schemas.openxmlformats.org/drawingml/2006/picture">
+                  <pic:nvPicPr>
+                    <pic:cNvPr id="10" name="Imagen9"/>
+                    <pic:cNvPicPr>
+                      <a:picLocks noChangeAspect="1" noChangeArrowheads="1"/>
+                    </pic:cNvPicPr>
+                  </pic:nvPicPr>
+                  <pic:blipFill>
+                    <a:blip r:embed="rId15"/>
+                    <a:stretch>
+                      <a:fillRect/>
+                    </a:stretch>
+                  </pic:blipFill>
+                  <pic:spPr bwMode="auto">
+                    <a:xfrm>
+                      <a:off x="0" y="0"/>
+                      <a:ext cx="6067425" cy="2879090"/>
+                    </a:xfrm>
+                    <a:prstGeom prst="rect">
+                      <a:avLst/>
+                    </a:prstGeom>
+                    <a:noFill/>
+                  </pic:spPr>
+                </pic:pic>
+              </a:graphicData>
+            </a:graphic>
+          </wp:anchor>
+        </w:drawing>
+      </w:r>
+    </w:p>
+    <w:p>
+      <w:pPr>
+        <w:pStyle w:val="BodyText"/>
+        <w:widowControl/>
+        <w:suppressAutoHyphens w:val="true"/>
+        <w:bidi w:val="0"/>
+        <w:spacing w:lineRule="auto" w:line="240"/>
+        <w:jc w:val="left"/>
+        <w:rPr>
+          <w:rFonts w:ascii="Times New Roman" w:hAnsi="Times New Roman" w:eastAsia="Times New Roman" w:cs="Times New Roman"/>
+          <w:b w:val="false"/>
+          <w:bCs w:val="false"/>
+          <w:i w:val="false"/>
+          <w:iCs w:val="false"/>
+          <w:color w:val="auto"/>
+          <w:kern w:val="0"/>
+          <w:sz w:val="24"/>
+          <w:szCs w:val="24"/>
+          <w:u w:val="none"/>
+          <w:lang w:val="es-CO" w:eastAsia="en-US" w:bidi="ar-SA"/>
+        </w:rPr>
+      </w:pPr>
+      <w:hyperlink r:id="rId16">
+        <w:r>
+          <w:rPr>
+            <w:rStyle w:val="Hyperlink"/>
+            <w:b/>
+            <w:i w:val="false"/>
+            <w:iCs w:val="false"/>
+            <w:caps w:val="false"/>
+            <w:smallCaps w:val="false"/>
+            <w:strike w:val="false"/>
+            <w:dstrike w:val="false"/>
+            <w:color w:val="000000"/>
+            <w:sz w:val="24"/>
+            <w:u w:val="none"/>
+            <w:effect w:val="none"/>
+            <w:lang w:val="es-EC"/>
+          </w:rPr>
+          <w:t>Digrama de componentes - EduTech: Lucidchart</w:t>
+        </w:r>
+      </w:hyperlink>
+    </w:p>
+    <w:p>
+      <w:pPr>
+        <w:pStyle w:val="BodyText"/>
+        <w:widowControl/>
+        <w:suppressAutoHyphens w:val="true"/>
+        <w:bidi w:val="0"/>
+        <w:spacing w:lineRule="auto" w:line="240"/>
+        <w:jc w:val="left"/>
+        <w:rPr>
+          <w:rFonts w:ascii="Times New Roman" w:hAnsi="Times New Roman" w:eastAsia="Times New Roman" w:cs="Times New Roman"/>
+          <w:b w:val="false"/>
+          <w:bCs w:val="false"/>
+          <w:i w:val="false"/>
+          <w:iCs w:val="false"/>
+          <w:color w:val="auto"/>
+          <w:kern w:val="0"/>
+          <w:sz w:val="24"/>
+          <w:szCs w:val="24"/>
+          <w:u w:val="none"/>
+          <w:lang w:val="es-CO" w:eastAsia="en-US" w:bidi="ar-SA"/>
+        </w:rPr>
+      </w:pPr>
+      <w:r>
+        <w:rPr>
+          <w:b/>
+          <w:i w:val="false"/>
+          <w:iCs w:val="false"/>
+          <w:caps w:val="false"/>
+          <w:smallCaps w:val="false"/>
+          <w:strike w:val="false"/>
+          <w:dstrike w:val="false"/>
+          <w:color w:val="000000"/>
+          <w:sz w:val="24"/>
+          <w:u w:val="none"/>
+          <w:effect w:val="none"/>
+          <w:lang w:val="es-EC"/>
+        </w:rPr>
+      </w:r>
+    </w:p>
+    <w:p>
+      <w:pPr>
+        <w:pStyle w:val="BodyText"/>
+        <w:widowControl/>
+        <w:suppressAutoHyphens w:val="true"/>
+        <w:bidi w:val="0"/>
+        <w:spacing w:lineRule="auto" w:line="240"/>
+        <w:jc w:val="left"/>
+        <w:rPr>
+          <w:rFonts w:ascii="Times New Roman" w:hAnsi="Times New Roman" w:eastAsia="Times New Roman" w:cs="Times New Roman"/>
+          <w:b w:val="false"/>
+          <w:bCs w:val="false"/>
+          <w:i w:val="false"/>
+          <w:iCs w:val="false"/>
+          <w:color w:val="auto"/>
+          <w:kern w:val="0"/>
+          <w:sz w:val="24"/>
+          <w:szCs w:val="24"/>
+          <w:u w:val="none"/>
+          <w:lang w:val="es-CO" w:eastAsia="en-US" w:bidi="ar-SA"/>
+        </w:rPr>
+      </w:pPr>
+      <w:r>
+        <w:rPr>
+          <w:b/>
+          <w:i w:val="false"/>
+          <w:iCs w:val="false"/>
+          <w:caps w:val="false"/>
+          <w:smallCaps w:val="false"/>
+          <w:strike w:val="false"/>
+          <w:dstrike w:val="false"/>
+          <w:color w:val="000000"/>
+          <w:sz w:val="24"/>
+          <w:u w:val="none"/>
+          <w:effect w:val="none"/>
+          <w:lang w:val="es-EC"/>
+        </w:rPr>
+      </w:r>
+    </w:p>
+    <w:p>
+      <w:pPr>
+        <w:pStyle w:val="BodyText"/>
+        <w:widowControl/>
+        <w:suppressAutoHyphens w:val="true"/>
+        <w:bidi w:val="0"/>
+        <w:spacing w:lineRule="auto" w:line="240"/>
+        <w:jc w:val="left"/>
+        <w:rPr>
+          <w:b/>
+          <w:bCs/>
+        </w:rPr>
+      </w:pPr>
+      <w:r>
+        <w:rPr>
+          <w:b/>
+          <w:bCs/>
+        </w:rPr>
+        <w:t>10</w:t>
+      </w:r>
+      <w:r>
+        <w:rPr>
+          <w:b/>
+          <w:bCs/>
+        </w:rPr>
+        <w:t>.</w:t>
+      </w:r>
+      <w:r>
+        <w:rPr>
+          <w:b/>
+          <w:bCs/>
+        </w:rPr>
+        <w:t>3</w:t>
+      </w:r>
+      <w:r>
+        <w:rPr>
+          <w:b/>
+          <w:bCs/>
+        </w:rPr>
+        <w:t xml:space="preserve"> Diagrama de casos de uso</w:t>
+      </w:r>
+    </w:p>
+    <w:p>
+      <w:pPr>
+        <w:pStyle w:val="BodyText"/>
+        <w:widowControl/>
+        <w:suppressAutoHyphens w:val="true"/>
+        <w:bidi w:val="0"/>
+        <w:spacing w:lineRule="auto" w:line="240"/>
+        <w:jc w:val="left"/>
+        <w:rPr>
+          <w:rFonts w:ascii="Times New Roman" w:hAnsi="Times New Roman" w:eastAsia="Times New Roman" w:cs="Times New Roman"/>
+          <w:b w:val="false"/>
+          <w:bCs w:val="false"/>
+          <w:i w:val="false"/>
+          <w:iCs w:val="false"/>
+          <w:color w:val="auto"/>
+          <w:kern w:val="0"/>
+          <w:sz w:val="24"/>
+          <w:szCs w:val="24"/>
+          <w:u w:val="none"/>
+          <w:lang w:val="es-CO" w:eastAsia="en-US" w:bidi="ar-SA"/>
+        </w:rPr>
+      </w:pPr>
+      <w:r>
+        <w:rPr>
+          <w:b/>
+          <w:i w:val="false"/>
+          <w:iCs w:val="false"/>
+          <w:caps w:val="false"/>
+          <w:smallCaps w:val="false"/>
+          <w:strike w:val="false"/>
+          <w:dstrike w:val="false"/>
+          <w:color w:val="000000"/>
+          <w:sz w:val="24"/>
+          <w:u w:val="none"/>
+          <w:effect w:val="none"/>
+          <w:lang w:val="es-EC"/>
+        </w:rPr>
+        <w:drawing>
+          <wp:anchor distT="0" distB="0" distL="0" distR="0" simplePos="0" relativeHeight="41" behindDoc="0" locked="0" layoutInCell="0" allowOverlap="1">
+            <wp:simplePos x="0" y="0"/>
+            <wp:positionH relativeFrom="column">
+              <wp:align>center</wp:align>
+            </wp:positionH>
+            <wp:positionV relativeFrom="paragraph">
+              <wp:posOffset>635</wp:posOffset>
+            </wp:positionV>
+            <wp:extent cx="5731510" cy="4069080"/>
+            <wp:effectExtent l="0" t="0" r="0" b="0"/>
+            <wp:wrapSquare wrapText="largest"/>
+            <wp:docPr id="11" name="Imagen7"/>
+            <wp:cNvGraphicFramePr>
+              <a:graphicFrameLocks xmlns:a="http://schemas.openxmlformats.org/drawingml/2006/main" noChangeAspect="1"/>
+            </wp:cNvGraphicFramePr>
+            <a:graphic xmlns:a="http://schemas.openxmlformats.org/drawingml/2006/main">
+              <a:graphicData uri="http://schemas.openxmlformats.org/drawingml/2006/picture">
+                <pic:pic xmlns:pic="http://schemas.openxmlformats.org/drawingml/2006/picture">
+                  <pic:nvPicPr>
+                    <pic:cNvPr id="11" name="Imagen7"/>
+                    <pic:cNvPicPr>
+                      <a:picLocks noChangeAspect="1" noChangeArrowheads="1"/>
+                    </pic:cNvPicPr>
+                  </pic:nvPicPr>
+                  <pic:blipFill>
+                    <a:blip r:embed="rId17"/>
+                    <a:stretch>
+                      <a:fillRect/>
+                    </a:stretch>
+                  </pic:blipFill>
+                  <pic:spPr bwMode="auto">
+                    <a:xfrm>
+                      <a:off x="0" y="0"/>
+                      <a:ext cx="5731510" cy="4069080"/>
+                    </a:xfrm>
+                    <a:prstGeom prst="rect">
+                      <a:avLst/>
+                    </a:prstGeom>
+                    <a:noFill/>
+                  </pic:spPr>
+                </pic:pic>
+              </a:graphicData>
+            </a:graphic>
+          </wp:anchor>
+        </w:drawing>
       </w:r>
     </w:p>
     <w:p>
       <w:pPr>
         <w:pStyle w:val="BodyText"/>
         <w:ind w:hanging="0"/>
-        <w:jc w:val="center"/>
-        <w:rPr>
-          <w:lang w:val="es-CO" w:bidi="ar-SA"/>
-        </w:rPr>
-      </w:pPr>
-      <w:r>
-        <w:rPr>
-          <w:lang w:val="es-CO" w:bidi="ar-SA"/>
-        </w:rPr>
-      </w:r>
+        <w:jc w:val="left"/>
+        <w:rPr>
+          <w:lang w:val="es-CO" w:bidi="ar-SA"/>
+        </w:rPr>
+      </w:pPr>
+      <w:hyperlink r:id="rId18">
+        <w:r>
+          <w:rPr>
+            <w:rStyle w:val="Hyperlink"/>
+            <w:lang w:val="es-CO" w:bidi="ar-SA"/>
+          </w:rPr>
+          <w:t>Diagrama de caso de uso - EduTech: Lucidchart</w:t>
+        </w:r>
+      </w:hyperlink>
     </w:p>
     <w:p>
       <w:pPr>
         <w:pStyle w:val="BodyText"/>
         <w:ind w:hanging="0"/>
-        <w:jc w:val="center"/>
+        <w:jc w:val="left"/>
+        <w:rPr>
+          <w:lang w:val="es-CO" w:bidi="ar-SA"/>
+        </w:rPr>
+      </w:pPr>
+      <w:r>
+        <w:rPr>
+          <w:lang w:val="es-CO" w:bidi="ar-SA"/>
+        </w:rPr>
+      </w:r>
+    </w:p>
+    <w:p>
+      <w:pPr>
+        <w:pStyle w:val="BodyText"/>
+        <w:ind w:hanging="0"/>
+        <w:jc w:val="left"/>
+        <w:rPr>
+          <w:lang w:val="es-CO" w:bidi="ar-SA"/>
+        </w:rPr>
+      </w:pPr>
+      <w:r>
+        <w:rPr>
+          <w:lang w:val="es-CO" w:bidi="ar-SA"/>
+        </w:rPr>
+      </w:r>
+    </w:p>
+    <w:p>
+      <w:pPr>
+        <w:pStyle w:val="BodyText"/>
+        <w:ind w:hanging="0"/>
+        <w:jc w:val="left"/>
+        <w:rPr>
+          <w:lang w:val="es-CO" w:bidi="ar-SA"/>
+        </w:rPr>
+      </w:pPr>
+      <w:r>
+        <w:rPr>
+          <w:lang w:val="es-CO" w:bidi="ar-SA"/>
+        </w:rPr>
+      </w:r>
+    </w:p>
+    <w:p>
+      <w:pPr>
+        <w:pStyle w:val="BodyText"/>
+        <w:ind w:hanging="0"/>
+        <w:jc w:val="left"/>
         <w:rPr>
           <w:lang w:val="es-CO" w:bidi="ar-SA"/>
         </w:rPr>
@@ -8468,13 +9498,140 @@
         <w:t>En conclusión, Edutech se planta como una propuesta viable que contribuye a la optimización de procesos académicos, promoviendo el uso de herramientas digitales y fortaleciendo la interacción entre estudiantes y docentes.</w:t>
       </w:r>
     </w:p>
+    <w:p>
+      <w:pPr>
+        <w:pStyle w:val="BodyText"/>
+        <w:spacing w:lineRule="auto" w:line="240" w:before="0" w:after="0"/>
+        <w:ind w:hanging="0"/>
+        <w:jc w:val="both"/>
+        <w:rPr>
+          <w:lang w:val="es-CO" w:bidi="ar-SA"/>
+        </w:rPr>
+      </w:pPr>
+      <w:r>
+        <w:rPr>
+          <w:b w:val="false"/>
+          <w:bCs w:val="false"/>
+          <w:i w:val="false"/>
+          <w:caps w:val="false"/>
+          <w:smallCaps w:val="false"/>
+          <w:color w:val="1F1F1F"/>
+          <w:spacing w:val="0"/>
+          <w:sz w:val="24"/>
+          <w:szCs w:val="24"/>
+          <w:lang w:val="es-CO" w:bidi="ar-SA"/>
+        </w:rPr>
+      </w:r>
+    </w:p>
+    <w:p>
+      <w:pPr>
+        <w:pStyle w:val="BodyText"/>
+        <w:spacing w:lineRule="auto" w:line="240" w:before="0" w:after="0"/>
+        <w:ind w:hanging="0"/>
+        <w:jc w:val="both"/>
+        <w:rPr>
+          <w:lang w:val="es-CO" w:bidi="ar-SA"/>
+        </w:rPr>
+      </w:pPr>
+      <w:r>
+        <w:rPr>
+          <w:b w:val="false"/>
+          <w:bCs w:val="false"/>
+          <w:i w:val="false"/>
+          <w:caps w:val="false"/>
+          <w:smallCaps w:val="false"/>
+          <w:color w:val="1F1F1F"/>
+          <w:spacing w:val="0"/>
+          <w:sz w:val="24"/>
+          <w:szCs w:val="24"/>
+          <w:lang w:val="es-CO" w:bidi="ar-SA"/>
+        </w:rPr>
+      </w:r>
+    </w:p>
+    <w:p>
+      <w:pPr>
+        <w:pStyle w:val="BodyText"/>
+        <w:ind w:hanging="0"/>
+        <w:jc w:val="center"/>
+        <w:rPr>
+          <w:lang w:val="es-CO" w:bidi="ar-SA"/>
+        </w:rPr>
+      </w:pPr>
+      <w:r>
+        <w:rPr>
+          <w:b/>
+          <w:bCs/>
+        </w:rPr>
+        <w:t>1</w:t>
+      </w:r>
+      <w:r>
+        <w:rPr>
+          <w:b/>
+          <w:bCs/>
+        </w:rPr>
+        <w:t>2</w:t>
+      </w:r>
+      <w:r>
+        <w:rPr>
+          <w:b/>
+          <w:bCs/>
+        </w:rPr>
+        <w:t xml:space="preserve">. </w:t>
+      </w:r>
+      <w:r>
+        <w:rPr>
+          <w:b/>
+          <w:bCs/>
+        </w:rPr>
+        <w:t>Anexos</w:t>
+      </w:r>
+    </w:p>
+    <w:p>
+      <w:pPr>
+        <w:pStyle w:val="BodyText"/>
+        <w:ind w:hanging="0"/>
+        <w:jc w:val="center"/>
+        <w:rPr>
+          <w:lang w:val="es-CO" w:bidi="ar-SA"/>
+        </w:rPr>
+      </w:pPr>
+      <w:r>
+        <w:rPr>
+          <w:b/>
+          <w:bCs/>
+        </w:rPr>
+      </w:r>
+    </w:p>
+    <w:p>
+      <w:pPr>
+        <w:pStyle w:val="BodyText"/>
+        <w:spacing w:before="0" w:after="140"/>
+        <w:ind w:hanging="0"/>
+        <w:jc w:val="left"/>
+        <w:rPr>
+          <w:b/>
+          <w:bCs/>
+          <w:color w:val="2315DA"/>
+          <w:u w:val="single"/>
+        </w:rPr>
+      </w:pPr>
+      <w:r>
+        <w:rPr>
+          <w:b/>
+          <w:bCs/>
+          <w:color w:val="2315DA"/>
+          <w:u w:val="single"/>
+        </w:rPr>
+        <w:t>https://github.com/AndresFl20/Proyecto-de-Software.git</w:t>
+      </w:r>
+    </w:p>
     <w:sectPr>
-      <w:headerReference w:type="even" r:id="rId13"/>
-      <w:headerReference w:type="default" r:id="rId14"/>
-      <w:headerReference w:type="first" r:id="rId15"/>
-      <w:footerReference w:type="even" r:id="rId16"/>
-      <w:footerReference w:type="default" r:id="rId17"/>
-      <w:footerReference w:type="first" r:id="rId18"/>
+      <w:headerReference w:type="even" r:id="rId19"/>
+      <w:headerReference w:type="default" r:id="rId20"/>
+      <w:headerReference w:type="first" r:id="rId21"/>
+      <w:footerReference w:type="even" r:id="rId22"/>
+      <w:footerReference w:type="default" r:id="rId23"/>
+      <w:footerReference w:type="first" r:id="rId24"/>
       <w:type w:val="nextPage"/>
       <w:pgSz w:w="11906" w:h="16838"/>
       <w:pgMar w:left="1440" w:right="1440" w:gutter="0" w:header="720" w:top="1440" w:footer="1440" w:bottom="1497"/>
@@ -8562,7 +9719,7 @@
       <mc:AlternateContent>
         <mc:Choice Requires="wps">
           <w:drawing>
-            <wp:anchor distT="0" distB="0" distL="0" distR="0" simplePos="0" relativeHeight="27" behindDoc="1" locked="0" layoutInCell="0" allowOverlap="1">
+            <wp:anchor distT="0" distB="0" distL="0" distR="0" simplePos="0" relativeHeight="30" behindDoc="1" locked="0" layoutInCell="0" allowOverlap="1">
               <wp:simplePos x="0" y="0"/>
               <wp:positionH relativeFrom="margin">
                 <wp:align>right</wp:align>
@@ -8573,7 +9730,7 @@
               <wp:extent cx="76835" cy="349250"/>
               <wp:effectExtent l="0" t="0" r="0" b="0"/>
               <wp:wrapSquare wrapText="bothSides"/>
-              <wp:docPr id="9" name="Marco3"/>
+              <wp:docPr id="12" name="Marco3"/>
               <a:graphic xmlns:a="http://schemas.openxmlformats.org/drawingml/2006/main">
                 <a:graphicData uri="http://schemas.microsoft.com/office/word/2010/wordprocessingShape">
                   <wps:wsp>
@@ -8630,7 +9787,7 @@
                               <w:rStyle w:val="PageNumber"/>
                               <w:color w:val="000000"/>
                             </w:rPr>
-                            <w:t>14</w:t>
+                            <w:t>16</w:t>
                           </w:r>
                           <w:r>
                             <w:rPr>
@@ -8689,7 +9846,7 @@
                         <w:rStyle w:val="PageNumber"/>
                         <w:color w:val="000000"/>
                       </w:rPr>
-                      <w:t>14</w:t>
+                      <w:t>16</w:t>
                     </w:r>
                     <w:r>
                       <w:rPr>
@@ -10891,7 +12048,7 @@
     <w:pPr>
       <w:widowControl/>
       <w:suppressAutoHyphens w:val="true"/>
-      <w:overflowPunct w:val="false"/>
+      <w:overflowPunct w:val="true"/>
       <w:bidi w:val="0"/>
       <w:spacing w:before="0" w:after="0"/>
       <w:jc w:val="left"/>
@@ -11053,7 +12210,7 @@
         <w:numId w:val="0"/>
       </w:numPr>
       <w:suppressAutoHyphens w:val="true"/>
-      <w:overflowPunct w:val="false"/>
+      <w:overflowPunct w:val="true"/>
       <w:bidi w:val="0"/>
       <w:spacing w:before="240" w:after="240"/>
       <w:jc w:val="center"/>
@@ -11113,15 +12270,15 @@
       <w:u w:val="single"/>
     </w:rPr>
   </w:style>
-  <w:style w:type="character" w:styleId="Caracteresdenotaalpieuser">
-    <w:name w:val="Caracteres de nota al pie (user)"/>
+  <w:style w:type="character" w:styleId="Caracteresdenotaalpie">
+    <w:name w:val="Caracteres de nota al pie"/>
     <w:qFormat/>
     <w:rPr>
       <w:vertAlign w:val="superscript"/>
     </w:rPr>
   </w:style>
-  <w:style w:type="character" w:styleId="Caracteresdenotaalpie">
-    <w:name w:val="Caracteres de nota al pie"/>
+  <w:style w:type="character" w:styleId="Caracteresdenotaalpieuser">
+    <w:name w:val="Caracteres de nota al pie (user)"/>
     <w:qFormat/>
     <w:rPr>
       <w:vertAlign w:val="superscript"/>
@@ -11254,13 +12411,13 @@
       <w:shd w:fill="E1DFDD" w:val="clear"/>
     </w:rPr>
   </w:style>
-  <w:style w:type="character" w:styleId="Enlacedelndiceuser">
-    <w:name w:val="Enlace del índice (user)"/>
+  <w:style w:type="character" w:styleId="Enlacedelndice">
+    <w:name w:val="Enlace del índice"/>
     <w:qFormat/>
     <w:rPr/>
   </w:style>
-  <w:style w:type="character" w:styleId="Bolosuser">
-    <w:name w:val="Bolos (user)"/>
+  <w:style w:type="character" w:styleId="Bolos">
+    <w:name w:val="Bolos"/>
     <w:qFormat/>
     <w:rPr>
       <w:rFonts w:ascii="OpenSymbol" w:hAnsi="OpenSymbol" w:eastAsia="OpenSymbol" w:cs="OpenSymbol"/>
@@ -11274,25 +12431,25 @@
       <w:iCs/>
     </w:rPr>
   </w:style>
-  <w:style w:type="character" w:styleId="Textooriginaluser">
-    <w:name w:val="Texto original (user)"/>
+  <w:style w:type="character" w:styleId="Textooriginal">
+    <w:name w:val="Texto original"/>
     <w:qFormat/>
     <w:rPr>
       <w:rFonts w:ascii="Liberation Mono" w:hAnsi="Liberation Mono" w:eastAsia="Liberation Mono" w:cs="Liberation Mono"/>
     </w:rPr>
   </w:style>
-  <w:style w:type="character" w:styleId="Smbolosdenumeracinuser">
-    <w:name w:val="Símbolos de numeración (user)"/>
+  <w:style w:type="character" w:styleId="Smbolosdenumeracin">
+    <w:name w:val="Símbolos de numeración"/>
     <w:qFormat/>
     <w:rPr/>
   </w:style>
-  <w:style w:type="character" w:styleId="Enlacedelndice">
-    <w:name w:val="Enlace del índice"/>
+  <w:style w:type="character" w:styleId="Enlacedelndiceuser">
+    <w:name w:val="Enlace del índice (user)"/>
     <w:qFormat/>
     <w:rPr/>
   </w:style>
-  <w:style w:type="character" w:styleId="Bolos">
-    <w:name w:val="Bolos"/>
+  <w:style w:type="character" w:styleId="Bolosuser">
+    <w:name w:val="Bolos (user)"/>
     <w:qFormat/>
     <w:rPr>
       <w:rFonts w:ascii="OpenSymbol" w:hAnsi="OpenSymbol" w:eastAsia="OpenSymbol" w:cs="OpenSymbol"/>
@@ -11417,7 +12574,7 @@
     <w:pPr>
       <w:widowControl/>
       <w:suppressAutoHyphens w:val="true"/>
-      <w:overflowPunct w:val="false"/>
+      <w:overflowPunct w:val="true"/>
       <w:bidi w:val="0"/>
       <w:spacing w:before="240" w:after="240"/>
       <w:jc w:val="left"/>
@@ -11442,7 +12599,7 @@
     <w:pPr>
       <w:widowControl/>
       <w:suppressAutoHyphens w:val="true"/>
-      <w:overflowPunct w:val="false"/>
+      <w:overflowPunct w:val="true"/>
       <w:bidi w:val="0"/>
       <w:spacing w:before="240" w:after="480"/>
       <w:jc w:val="center"/>
@@ -11465,7 +12622,7 @@
     <w:pPr>
       <w:widowControl/>
       <w:suppressAutoHyphens w:val="true"/>
-      <w:overflowPunct w:val="false"/>
+      <w:overflowPunct w:val="true"/>
       <w:bidi w:val="0"/>
       <w:spacing w:lineRule="auto" w:line="240" w:before="75" w:after="0"/>
       <w:jc w:val="left"/>
@@ -11491,7 +12648,7 @@
     <w:pPr>
       <w:widowControl/>
       <w:suppressAutoHyphens w:val="true"/>
-      <w:overflowPunct w:val="false"/>
+      <w:overflowPunct w:val="true"/>
       <w:bidi w:val="0"/>
       <w:spacing w:before="240" w:after="240"/>
       <w:jc w:val="left"/>
@@ -11513,7 +12670,7 @@
     <w:pPr>
       <w:widowControl/>
       <w:suppressAutoHyphens w:val="true"/>
-      <w:overflowPunct w:val="false"/>
+      <w:overflowPunct w:val="true"/>
       <w:bidi w:val="0"/>
       <w:spacing w:before="240" w:after="240"/>
       <w:ind w:firstLine="706"/>
@@ -11536,7 +12693,7 @@
     <w:pPr>
       <w:widowControl/>
       <w:suppressAutoHyphens w:val="true"/>
-      <w:overflowPunct w:val="false"/>
+      <w:overflowPunct w:val="true"/>
       <w:bidi w:val="0"/>
       <w:spacing w:before="240" w:after="240"/>
       <w:ind w:firstLine="706"/>
@@ -11560,7 +12717,7 @@
     <w:pPr>
       <w:widowControl/>
       <w:suppressAutoHyphens w:val="true"/>
-      <w:overflowPunct w:val="false"/>
+      <w:overflowPunct w:val="true"/>
       <w:bidi w:val="0"/>
       <w:spacing w:before="240" w:after="120"/>
       <w:jc w:val="left"/>
@@ -11583,7 +12740,7 @@
     <w:pPr>
       <w:widowControl/>
       <w:suppressAutoHyphens w:val="true"/>
-      <w:overflowPunct w:val="false"/>
+      <w:overflowPunct w:val="true"/>
       <w:bidi w:val="0"/>
       <w:spacing w:before="240" w:after="240"/>
       <w:jc w:val="center"/>
@@ -11598,15 +12755,15 @@
       <w:lang w:val="es-ES_tradnl" w:eastAsia="es-ES_tradnl" w:bidi="ar-SA"/>
     </w:rPr>
   </w:style>
-  <w:style w:type="paragraph" w:styleId="Cabeceraypieuser">
-    <w:name w:val="Cabecera y pie (user)"/>
+  <w:style w:type="paragraph" w:styleId="Cabeceraypie">
+    <w:name w:val="Cabecera y pie"/>
     <w:basedOn w:val="Normal"/>
     <w:qFormat/>
     <w:pPr/>
     <w:rPr/>
   </w:style>
-  <w:style w:type="paragraph" w:styleId="Cabeceraypie">
-    <w:name w:val="Cabecera y pie"/>
+  <w:style w:type="paragraph" w:styleId="Cabeceraypieuser">
+    <w:name w:val="Cabecera y pie (user)"/>
     <w:basedOn w:val="Normal"/>
     <w:qFormat/>
     <w:pPr/>
@@ -11646,7 +12803,7 @@
     <w:pPr>
       <w:widowControl/>
       <w:suppressAutoHyphens w:val="true"/>
-      <w:overflowPunct w:val="false"/>
+      <w:overflowPunct w:val="true"/>
       <w:bidi w:val="0"/>
       <w:spacing w:before="0" w:after="0"/>
       <w:ind w:left="720"/>
@@ -11750,7 +12907,7 @@
     <w:pPr>
       <w:widowControl/>
       <w:suppressAutoHyphens w:val="true"/>
-      <w:overflowPunct w:val="false"/>
+      <w:overflowPunct w:val="true"/>
       <w:bidi w:val="0"/>
       <w:spacing w:lineRule="auto" w:line="480" w:before="0" w:after="0"/>
       <w:ind w:left="864"/>
@@ -12117,7 +13274,7 @@
   </w:style>
   <w:style w:type="paragraph" w:styleId="IndexHeading">
     <w:name w:val="index heading"/>
-    <w:basedOn w:val="Ttulouser"/>
+    <w:basedOn w:val="Ttulo"/>
     <w:pPr/>
     <w:rPr/>
   </w:style>
@@ -12140,15 +13297,15 @@
       <w:szCs w:val="28"/>
     </w:rPr>
   </w:style>
-  <w:style w:type="paragraph" w:styleId="Contenidodelmarcouser">
-    <w:name w:val="Contenido del marco (user)"/>
+  <w:style w:type="paragraph" w:styleId="Contenidodelmarco">
+    <w:name w:val="Contenido del marco"/>
     <w:basedOn w:val="Normal"/>
     <w:qFormat/>
     <w:pPr/>
     <w:rPr/>
   </w:style>
-  <w:style w:type="paragraph" w:styleId="Contenidodelmarco">
-    <w:name w:val="Contenido del marco"/>
+  <w:style w:type="paragraph" w:styleId="Contenidodelmarcouser">
+    <w:name w:val="Contenido del marco (user)"/>
     <w:basedOn w:val="Normal"/>
     <w:qFormat/>
     <w:pPr/>
@@ -12172,8 +13329,8 @@
       <w:lang w:val="es-CO"/>
     </w:rPr>
   </w:style>
-  <w:style w:type="numbering" w:styleId="Ningunalista">
-    <w:name w:val="Ninguna lista"/>
+  <w:style w:type="numbering" w:styleId="Ningunalistauser">
+    <w:name w:val="Ninguna lista (user)"/>
     <w:qFormat/>
   </w:style>
 </w:styles>

--- a/Actividad 2 - Documento de formulación del proyecto.docx
+++ b/Actividad 2 - Documento de formulación del proyecto.docx
@@ -2979,10 +2979,7 @@
         <w:pStyle w:val="APALevel2"/>
       </w:pPr>
       <w:r>
-        <w:t>5</w:t>
-      </w:r>
-      <w:r>
-        <w:t xml:space="preserve">.2 </w:t>
+        <w:t xml:space="preserve">5.2 </w:t>
       </w:r>
       <w:proofErr w:type="spellStart"/>
       <w:r>
@@ -4153,6 +4150,94 @@
           <w:lang w:val="es-CO"/>
         </w:rPr>
       </w:pPr>
+      <w:r>
+        <w:rPr>
+          <w:lang w:val="es-CO"/>
+        </w:rPr>
+        <w:t xml:space="preserve">Diagrama de secuencia </w:t>
+      </w:r>
+    </w:p>
+    <w:p>
+      <w:pPr>
+        <w:pStyle w:val="Textoindependiente"/>
+        <w:jc w:val="both"/>
+        <w:rPr>
+          <w:lang w:val="es-CO"/>
+        </w:rPr>
+      </w:pPr>
+    </w:p>
+    <w:p>
+      <w:pPr>
+        <w:pStyle w:val="Textoindependiente"/>
+        <w:jc w:val="both"/>
+        <w:rPr>
+          <w:lang w:val="es-CO"/>
+        </w:rPr>
+      </w:pPr>
+    </w:p>
+    <w:p>
+      <w:pPr>
+        <w:pStyle w:val="Textoindependiente"/>
+        <w:spacing w:after="0"/>
+        <w:jc w:val="both"/>
+        <w:rPr>
+          <w:lang w:val="es-CO"/>
+        </w:rPr>
+      </w:pPr>
+      <w:r>
+        <w:rPr>
+          <w:lang w:val="es-CO"/>
+        </w:rPr>
+        <w:lastRenderedPageBreak/>
+        <w:drawing>
+          <wp:inline distT="0" distB="0" distL="0" distR="0" wp14:anchorId="3DAEE419" wp14:editId="08EEF2A7">
+            <wp:extent cx="5731510" cy="8104505"/>
+            <wp:effectExtent l="0" t="0" r="0" b="0"/>
+            <wp:docPr id="1347111597" name="Imagen 3"/>
+            <wp:cNvGraphicFramePr>
+              <a:graphicFrameLocks xmlns:a="http://schemas.openxmlformats.org/drawingml/2006/main" noChangeAspect="1"/>
+            </wp:cNvGraphicFramePr>
+            <a:graphic xmlns:a="http://schemas.openxmlformats.org/drawingml/2006/main">
+              <a:graphicData uri="http://schemas.openxmlformats.org/drawingml/2006/picture">
+                <pic:pic xmlns:pic="http://schemas.openxmlformats.org/drawingml/2006/picture">
+                  <pic:nvPicPr>
+                    <pic:cNvPr id="0" name="Picture 8"/>
+                    <pic:cNvPicPr>
+                      <a:picLocks noChangeAspect="1" noChangeArrowheads="1"/>
+                    </pic:cNvPicPr>
+                  </pic:nvPicPr>
+                  <pic:blipFill>
+                    <a:blip r:embed="rId17" cstate="print">
+                      <a:extLst>
+                        <a:ext uri="{28A0092B-C50C-407E-A947-70E740481C1C}">
+                          <a14:useLocalDpi xmlns:a14="http://schemas.microsoft.com/office/drawing/2010/main" val="0"/>
+                        </a:ext>
+                      </a:extLst>
+                    </a:blip>
+                    <a:srcRect/>
+                    <a:stretch>
+                      <a:fillRect/>
+                    </a:stretch>
+                  </pic:blipFill>
+                  <pic:spPr bwMode="auto">
+                    <a:xfrm>
+                      <a:off x="0" y="0"/>
+                      <a:ext cx="5731510" cy="8104505"/>
+                    </a:xfrm>
+                    <a:prstGeom prst="rect">
+                      <a:avLst/>
+                    </a:prstGeom>
+                    <a:noFill/>
+                    <a:ln>
+                      <a:noFill/>
+                    </a:ln>
+                  </pic:spPr>
+                </pic:pic>
+              </a:graphicData>
+            </a:graphic>
+          </wp:inline>
+        </w:drawing>
+      </w:r>
     </w:p>
     <w:p>
       <w:pPr>
@@ -4173,14 +4258,546 @@
           <w:lang w:val="es-CO"/>
         </w:rPr>
       </w:pPr>
+      <w:r>
+        <w:rPr>
+          <w:noProof/>
+        </w:rPr>
+        <w:lastRenderedPageBreak/>
+        <w:drawing>
+          <wp:inline distT="0" distB="0" distL="0" distR="0" wp14:anchorId="346C069F" wp14:editId="2F7847D0">
+            <wp:extent cx="5731510" cy="4516755"/>
+            <wp:effectExtent l="0" t="0" r="0" b="0"/>
+            <wp:docPr id="1777836868" name="Imagen 1"/>
+            <wp:cNvGraphicFramePr>
+              <a:graphicFrameLocks xmlns:a="http://schemas.openxmlformats.org/drawingml/2006/main" noChangeAspect="1"/>
+            </wp:cNvGraphicFramePr>
+            <a:graphic xmlns:a="http://schemas.openxmlformats.org/drawingml/2006/main">
+              <a:graphicData uri="http://schemas.openxmlformats.org/drawingml/2006/picture">
+                <pic:pic xmlns:pic="http://schemas.openxmlformats.org/drawingml/2006/picture">
+                  <pic:nvPicPr>
+                    <pic:cNvPr id="1777836868" name=""/>
+                    <pic:cNvPicPr/>
+                  </pic:nvPicPr>
+                  <pic:blipFill>
+                    <a:blip r:embed="rId18"/>
+                    <a:stretch>
+                      <a:fillRect/>
+                    </a:stretch>
+                  </pic:blipFill>
+                  <pic:spPr>
+                    <a:xfrm>
+                      <a:off x="0" y="0"/>
+                      <a:ext cx="5731510" cy="4516755"/>
+                    </a:xfrm>
+                    <a:prstGeom prst="rect">
+                      <a:avLst/>
+                    </a:prstGeom>
+                  </pic:spPr>
+                </pic:pic>
+              </a:graphicData>
+            </a:graphic>
+          </wp:inline>
+        </w:drawing>
+      </w:r>
+    </w:p>
+    <w:p>
+      <w:pPr>
+        <w:pStyle w:val="Textoindependiente"/>
+        <w:spacing w:after="0" w:line="240" w:lineRule="auto"/>
+        <w:jc w:val="both"/>
+        <w:rPr>
+          <w:lang w:val="es-CO"/>
+        </w:rPr>
+      </w:pPr>
+    </w:p>
+    <w:p>
+      <w:pPr>
+        <w:pStyle w:val="Textoindependiente"/>
+        <w:spacing w:after="0" w:line="240" w:lineRule="auto"/>
+        <w:jc w:val="both"/>
+        <w:rPr>
+          <w:lang w:val="es-CO"/>
+        </w:rPr>
+      </w:pPr>
+    </w:p>
+    <w:p>
+      <w:pPr>
+        <w:pStyle w:val="Textoindependiente"/>
+        <w:spacing w:after="0" w:line="240" w:lineRule="auto"/>
+        <w:jc w:val="both"/>
+        <w:rPr>
+          <w:lang w:val="es-CO"/>
+        </w:rPr>
+      </w:pPr>
+    </w:p>
+    <w:p>
+      <w:pPr>
+        <w:pStyle w:val="Textoindependiente"/>
+        <w:spacing w:after="0" w:line="240" w:lineRule="auto"/>
+        <w:jc w:val="both"/>
+        <w:rPr>
+          <w:lang w:val="es-CO"/>
+        </w:rPr>
+      </w:pPr>
+    </w:p>
+    <w:p>
+      <w:pPr>
+        <w:pStyle w:val="Textoindependiente"/>
+        <w:spacing w:after="0" w:line="240" w:lineRule="auto"/>
+        <w:jc w:val="both"/>
+        <w:rPr>
+          <w:lang w:val="es-CO"/>
+        </w:rPr>
+      </w:pPr>
+    </w:p>
+    <w:p>
+      <w:pPr>
+        <w:pStyle w:val="Textoindependiente"/>
+        <w:spacing w:after="0"/>
+        <w:jc w:val="both"/>
+        <w:rPr>
+          <w:lang w:val="es-CO"/>
+        </w:rPr>
+      </w:pPr>
+      <w:r>
+        <w:rPr>
+          <w:lang w:val="es-CO"/>
+        </w:rPr>
+        <w:lastRenderedPageBreak/>
+        <w:drawing>
+          <wp:inline distT="0" distB="0" distL="0" distR="0" wp14:anchorId="4479CF6B" wp14:editId="625A5762">
+            <wp:extent cx="5731510" cy="4210685"/>
+            <wp:effectExtent l="0" t="0" r="0" b="0"/>
+            <wp:docPr id="801562702" name="Imagen 4"/>
+            <wp:cNvGraphicFramePr>
+              <a:graphicFrameLocks xmlns:a="http://schemas.openxmlformats.org/drawingml/2006/main" noChangeAspect="1"/>
+            </wp:cNvGraphicFramePr>
+            <a:graphic xmlns:a="http://schemas.openxmlformats.org/drawingml/2006/main">
+              <a:graphicData uri="http://schemas.openxmlformats.org/drawingml/2006/picture">
+                <pic:pic xmlns:pic="http://schemas.openxmlformats.org/drawingml/2006/picture">
+                  <pic:nvPicPr>
+                    <pic:cNvPr id="0" name="Picture 10"/>
+                    <pic:cNvPicPr>
+                      <a:picLocks noChangeAspect="1" noChangeArrowheads="1"/>
+                    </pic:cNvPicPr>
+                  </pic:nvPicPr>
+                  <pic:blipFill>
+                    <a:blip r:embed="rId19" cstate="print">
+                      <a:extLst>
+                        <a:ext uri="{28A0092B-C50C-407E-A947-70E740481C1C}">
+                          <a14:useLocalDpi xmlns:a14="http://schemas.microsoft.com/office/drawing/2010/main" val="0"/>
+                        </a:ext>
+                      </a:extLst>
+                    </a:blip>
+                    <a:srcRect/>
+                    <a:stretch>
+                      <a:fillRect/>
+                    </a:stretch>
+                  </pic:blipFill>
+                  <pic:spPr bwMode="auto">
+                    <a:xfrm>
+                      <a:off x="0" y="0"/>
+                      <a:ext cx="5731510" cy="4210685"/>
+                    </a:xfrm>
+                    <a:prstGeom prst="rect">
+                      <a:avLst/>
+                    </a:prstGeom>
+                    <a:noFill/>
+                    <a:ln>
+                      <a:noFill/>
+                    </a:ln>
+                  </pic:spPr>
+                </pic:pic>
+              </a:graphicData>
+            </a:graphic>
+          </wp:inline>
+        </w:drawing>
+      </w:r>
+    </w:p>
+    <w:p>
+      <w:pPr>
+        <w:pStyle w:val="Textoindependiente"/>
+        <w:spacing w:after="0"/>
+        <w:jc w:val="both"/>
+        <w:rPr>
+          <w:lang w:val="es-CO"/>
+        </w:rPr>
+      </w:pPr>
+    </w:p>
+    <w:p>
+      <w:pPr>
+        <w:pStyle w:val="Textoindependiente"/>
+        <w:spacing w:after="0"/>
+        <w:jc w:val="both"/>
+        <w:rPr>
+          <w:lang w:val="es-CO"/>
+        </w:rPr>
+      </w:pPr>
+    </w:p>
+    <w:p>
+      <w:pPr>
+        <w:pStyle w:val="Textoindependiente"/>
+        <w:spacing w:after="0"/>
+        <w:jc w:val="both"/>
+        <w:rPr>
+          <w:lang w:val="es-CO"/>
+        </w:rPr>
+      </w:pPr>
+    </w:p>
+    <w:p>
+      <w:pPr>
+        <w:pStyle w:val="Textoindependiente"/>
+        <w:spacing w:after="0"/>
+        <w:jc w:val="both"/>
+      </w:pPr>
+      <w:proofErr w:type="spellStart"/>
+      <w:r>
+        <w:t>Descripción</w:t>
+      </w:r>
+      <w:proofErr w:type="spellEnd"/>
+      <w:r>
+        <w:t xml:space="preserve"> general de las </w:t>
+      </w:r>
+      <w:proofErr w:type="spellStart"/>
+      <w:r>
+        <w:t>entidades</w:t>
+      </w:r>
+      <w:proofErr w:type="spellEnd"/>
+      <w:r>
+        <w:t xml:space="preserve"> </w:t>
+      </w:r>
+      <w:proofErr w:type="spellStart"/>
+      <w:r>
+        <w:t>principales</w:t>
+      </w:r>
+      <w:proofErr w:type="spellEnd"/>
+      <w:r>
+        <w:t xml:space="preserve"> del </w:t>
+      </w:r>
+      <w:r>
+        <w:t>Sistema</w:t>
+      </w:r>
+    </w:p>
+    <w:p>
+      <w:pPr>
+        <w:pStyle w:val="Textoindependiente"/>
+        <w:spacing w:after="0"/>
+        <w:jc w:val="both"/>
+      </w:pPr>
+    </w:p>
+    <w:p>
+      <w:pPr>
+        <w:pStyle w:val="Textoindependiente"/>
+        <w:spacing w:after="0"/>
+        <w:jc w:val="both"/>
+        <w:rPr>
+          <w:lang w:val="es-CO"/>
+        </w:rPr>
+      </w:pPr>
+      <w:r>
+        <w:t xml:space="preserve">El Sistema de </w:t>
+      </w:r>
+      <w:proofErr w:type="spellStart"/>
+      <w:r>
+        <w:t>EduTech</w:t>
+      </w:r>
+      <w:proofErr w:type="spellEnd"/>
+      <w:r>
+        <w:t xml:space="preserve"> se </w:t>
+      </w:r>
+      <w:proofErr w:type="spellStart"/>
+      <w:r>
+        <w:t>compone</w:t>
+      </w:r>
+      <w:proofErr w:type="spellEnd"/>
+      <w:r>
+        <w:t xml:space="preserve"> de cuatro </w:t>
+      </w:r>
+      <w:proofErr w:type="spellStart"/>
+      <w:r>
+        <w:t>entidades</w:t>
+      </w:r>
+      <w:proofErr w:type="spellEnd"/>
+      <w:r>
+        <w:t xml:space="preserve"> principals </w:t>
+      </w:r>
+      <w:proofErr w:type="spellStart"/>
+      <w:r>
+        <w:t>usuarios</w:t>
+      </w:r>
+      <w:proofErr w:type="spellEnd"/>
+      <w:r>
+        <w:t xml:space="preserve">, </w:t>
+      </w:r>
+      <w:proofErr w:type="spellStart"/>
+      <w:r>
+        <w:t>actividades</w:t>
+      </w:r>
+      <w:proofErr w:type="spellEnd"/>
+      <w:r>
+        <w:t xml:space="preserve">, </w:t>
+      </w:r>
+      <w:proofErr w:type="spellStart"/>
+      <w:r>
+        <w:t>entregas,calificaciones</w:t>
+      </w:r>
+      <w:proofErr w:type="spellEnd"/>
+      <w:r>
+        <w:t xml:space="preserve"> </w:t>
+      </w:r>
+      <w:r>
+        <w:t xml:space="preserve">la </w:t>
+      </w:r>
+      <w:proofErr w:type="spellStart"/>
+      <w:r>
+        <w:t>entidad</w:t>
+      </w:r>
+      <w:proofErr w:type="spellEnd"/>
+      <w:r>
+        <w:t xml:space="preserve"> </w:t>
+      </w:r>
+      <w:proofErr w:type="spellStart"/>
+      <w:r>
+        <w:t>usuarios</w:t>
+      </w:r>
+      <w:proofErr w:type="spellEnd"/>
+      <w:r>
+        <w:t xml:space="preserve"> es </w:t>
+      </w:r>
+      <w:proofErr w:type="spellStart"/>
+      <w:r>
+        <w:t>muy</w:t>
+      </w:r>
+      <w:proofErr w:type="spellEnd"/>
+      <w:r>
+        <w:t xml:space="preserve"> </w:t>
+      </w:r>
+      <w:proofErr w:type="spellStart"/>
+      <w:r>
+        <w:t>importante</w:t>
+      </w:r>
+      <w:proofErr w:type="spellEnd"/>
+      <w:r>
+        <w:t xml:space="preserve"> </w:t>
+      </w:r>
+      <w:proofErr w:type="spellStart"/>
+      <w:r>
+        <w:t>ya</w:t>
+      </w:r>
+      <w:proofErr w:type="spellEnd"/>
+      <w:r>
+        <w:t xml:space="preserve"> </w:t>
+      </w:r>
+      <w:proofErr w:type="spellStart"/>
+      <w:r>
+        <w:t>que</w:t>
+      </w:r>
+      <w:proofErr w:type="spellEnd"/>
+      <w:r>
+        <w:t xml:space="preserve"> </w:t>
+      </w:r>
+      <w:proofErr w:type="spellStart"/>
+      <w:r>
+        <w:t>gestiona</w:t>
+      </w:r>
+      <w:proofErr w:type="spellEnd"/>
+      <w:r>
+        <w:t xml:space="preserve"> </w:t>
+      </w:r>
+      <w:proofErr w:type="spellStart"/>
+      <w:r>
+        <w:t>diferentes</w:t>
+      </w:r>
+      <w:proofErr w:type="spellEnd"/>
+      <w:r>
+        <w:t xml:space="preserve"> </w:t>
+      </w:r>
+      <w:proofErr w:type="spellStart"/>
+      <w:r>
+        <w:t>tipos</w:t>
+      </w:r>
+      <w:proofErr w:type="spellEnd"/>
+      <w:r>
+        <w:t xml:space="preserve"> de roles </w:t>
+      </w:r>
+      <w:proofErr w:type="spellStart"/>
+      <w:r>
+        <w:t>dentro</w:t>
+      </w:r>
+      <w:proofErr w:type="spellEnd"/>
+      <w:r>
+        <w:t xml:space="preserve"> de </w:t>
+      </w:r>
+      <w:proofErr w:type="spellStart"/>
+      <w:r>
+        <w:t>el</w:t>
+      </w:r>
+      <w:proofErr w:type="spellEnd"/>
+      <w:r>
+        <w:t xml:space="preserve"> Sistema </w:t>
+      </w:r>
+      <w:proofErr w:type="spellStart"/>
+      <w:r>
+        <w:t>esto</w:t>
+      </w:r>
+      <w:proofErr w:type="spellEnd"/>
+      <w:r>
+        <w:t xml:space="preserve"> </w:t>
+      </w:r>
+      <w:proofErr w:type="spellStart"/>
+      <w:r>
+        <w:t>hace</w:t>
+      </w:r>
+      <w:proofErr w:type="spellEnd"/>
+      <w:r>
+        <w:t xml:space="preserve"> </w:t>
+      </w:r>
+      <w:proofErr w:type="spellStart"/>
+      <w:r>
+        <w:t>que</w:t>
+      </w:r>
+      <w:proofErr w:type="spellEnd"/>
+      <w:r>
+        <w:t xml:space="preserve"> </w:t>
+      </w:r>
+      <w:proofErr w:type="spellStart"/>
+      <w:r>
+        <w:t>dependiendo</w:t>
+      </w:r>
+      <w:proofErr w:type="spellEnd"/>
+      <w:r>
+        <w:t xml:space="preserve"> de </w:t>
+      </w:r>
+      <w:proofErr w:type="spellStart"/>
+      <w:r>
+        <w:t>el</w:t>
+      </w:r>
+      <w:proofErr w:type="spellEnd"/>
+      <w:r>
+        <w:t xml:space="preserve"> </w:t>
+      </w:r>
+      <w:proofErr w:type="spellStart"/>
+      <w:r>
+        <w:t>rol</w:t>
+      </w:r>
+      <w:proofErr w:type="spellEnd"/>
+      <w:r>
+        <w:t xml:space="preserve"> </w:t>
+      </w:r>
+      <w:proofErr w:type="spellStart"/>
+      <w:r>
+        <w:t>que</w:t>
+      </w:r>
+      <w:proofErr w:type="spellEnd"/>
+      <w:r>
+        <w:t xml:space="preserve"> </w:t>
+      </w:r>
+      <w:proofErr w:type="spellStart"/>
+      <w:r>
+        <w:t>tengas</w:t>
+      </w:r>
+      <w:proofErr w:type="spellEnd"/>
+      <w:r>
+        <w:t xml:space="preserve"> </w:t>
+      </w:r>
+      <w:proofErr w:type="spellStart"/>
+      <w:r>
+        <w:t>tengas</w:t>
+      </w:r>
+      <w:proofErr w:type="spellEnd"/>
+      <w:r>
+        <w:t xml:space="preserve"> </w:t>
+      </w:r>
+      <w:proofErr w:type="spellStart"/>
+      <w:r>
+        <w:t>diferentes</w:t>
+      </w:r>
+      <w:proofErr w:type="spellEnd"/>
+      <w:r>
+        <w:t xml:space="preserve"> </w:t>
+      </w:r>
+      <w:proofErr w:type="spellStart"/>
+      <w:r>
+        <w:t>funcionalidades</w:t>
+      </w:r>
+      <w:proofErr w:type="spellEnd"/>
+      <w:r>
+        <w:t xml:space="preserve"> </w:t>
+      </w:r>
+      <w:proofErr w:type="spellStart"/>
+      <w:r>
+        <w:t>en</w:t>
+      </w:r>
+      <w:proofErr w:type="spellEnd"/>
+      <w:r>
+        <w:t xml:space="preserve"> </w:t>
+      </w:r>
+      <w:proofErr w:type="spellStart"/>
+      <w:r>
+        <w:t>el</w:t>
+      </w:r>
+      <w:proofErr w:type="spellEnd"/>
+      <w:r>
+        <w:t xml:space="preserve"> Sistema </w:t>
+      </w:r>
+      <w:proofErr w:type="spellStart"/>
+      <w:r>
+        <w:t>esto</w:t>
+      </w:r>
+      <w:proofErr w:type="spellEnd"/>
+      <w:r>
+        <w:t xml:space="preserve"> </w:t>
+      </w:r>
+      <w:proofErr w:type="spellStart"/>
+      <w:r>
+        <w:t>permite</w:t>
+      </w:r>
+      <w:proofErr w:type="spellEnd"/>
+      <w:r>
+        <w:t xml:space="preserve"> </w:t>
+      </w:r>
+      <w:proofErr w:type="spellStart"/>
+      <w:r>
+        <w:t>una</w:t>
+      </w:r>
+      <w:proofErr w:type="spellEnd"/>
+      <w:r>
+        <w:t xml:space="preserve"> gestion </w:t>
+      </w:r>
+      <w:proofErr w:type="spellStart"/>
+      <w:r>
+        <w:t>organizada</w:t>
+      </w:r>
+      <w:proofErr w:type="spellEnd"/>
+      <w:r>
+        <w:t xml:space="preserve"> y un Desarrollo </w:t>
+      </w:r>
+      <w:proofErr w:type="spellStart"/>
+      <w:r>
+        <w:t>limpio</w:t>
+      </w:r>
+      <w:proofErr w:type="spellEnd"/>
+      <w:r>
+        <w:t>.</w:t>
+      </w:r>
+    </w:p>
+    <w:p>
+      <w:pPr>
+        <w:pStyle w:val="Textoindependiente"/>
+        <w:spacing w:after="0" w:line="240" w:lineRule="auto"/>
+        <w:jc w:val="both"/>
+        <w:rPr>
+          <w:lang w:val="es-CO"/>
+        </w:rPr>
+      </w:pPr>
     </w:p>
     <w:sectPr>
-      <w:headerReference w:type="even" r:id="rId17"/>
-      <w:headerReference w:type="default" r:id="rId18"/>
-      <w:footerReference w:type="even" r:id="rId19"/>
-      <w:footerReference w:type="default" r:id="rId20"/>
-      <w:headerReference w:type="first" r:id="rId21"/>
-      <w:footerReference w:type="first" r:id="rId22"/>
+      <w:headerReference w:type="even" r:id="rId20"/>
+      <w:headerReference w:type="default" r:id="rId21"/>
+      <w:footerReference w:type="even" r:id="rId22"/>
+      <w:footerReference w:type="default" r:id="rId23"/>
+      <w:headerReference w:type="first" r:id="rId24"/>
+      <w:footerReference w:type="first" r:id="rId25"/>
       <w:pgSz w:w="11906" w:h="16838"/>
       <w:pgMar w:top="1440" w:right="1440" w:bottom="1497" w:left="1440" w:header="720" w:footer="1440" w:gutter="0"/>
       <w:pgNumType w:start="1"/>
@@ -4274,7 +4891,7 @@
         <w:noProof/>
       </w:rPr>
       <w:pict w14:anchorId="47AE6B9C">
-        <v:rect id="Marco2" o:spid="_x0000_s1026" style="position:absolute;margin-left:-50.05pt;margin-top:.05pt;width:1.15pt;height:1.15pt;z-index:-503316478;visibility:visible;mso-wrap-style:square;mso-wrap-distance-left:0;mso-wrap-distance-top:0;mso-wrap-distance-right:0;mso-wrap-distance-bottom:0;mso-position-horizontal:right;mso-position-horizontal-relative:margin;mso-position-vertical:absolute;mso-position-vertical-relative:text;v-text-anchor:top" o:gfxdata="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" o:allowincell="f" filled="f" stroked="f" strokeweight="0">
+        <v:rect id="Marco2" o:spid="_x0000_s1026" style="position:absolute;margin-left:-100.1pt;margin-top:.05pt;width:1.15pt;height:1.15pt;z-index:-503316478;visibility:visible;mso-wrap-style:square;mso-wrap-distance-left:0;mso-wrap-distance-top:0;mso-wrap-distance-right:0;mso-wrap-distance-bottom:0;mso-position-horizontal:right;mso-position-horizontal-relative:margin;mso-position-vertical:absolute;mso-position-vertical-relative:text;v-text-anchor:top" o:gfxdata="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" o:allowincell="f" filled="f" stroked="f" strokeweight="0">
           <v:textbox style="mso-fit-shape-to-text:t" inset="0,0,0,0">
             <w:txbxContent>
               <w:p>
@@ -4345,7 +4962,7 @@
         <w:noProof/>
       </w:rPr>
       <w:pict w14:anchorId="73B3E454">
-        <v:rect id="Marco3" o:spid="_x0000_s1025" style="position:absolute;left:0;text-align:left;margin-left:-45.15pt;margin-top:.05pt;width:6.05pt;height:13.8pt;z-index:-503316461;visibility:visible;mso-wrap-style:square;mso-wrap-distance-left:0;mso-wrap-distance-top:0;mso-wrap-distance-right:0;mso-wrap-distance-bottom:0;mso-position-horizontal:right;mso-position-horizontal-relative:margin;mso-position-vertical:absolute;mso-position-vertical-relative:text;v-text-anchor:top" o:gfxdata="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" o:allowincell="f" filled="f" stroked="f" strokeweight="0">
+        <v:rect id="Marco3" o:spid="_x0000_s1025" style="position:absolute;left:0;text-align:left;margin-left:-90.3pt;margin-top:.05pt;width:6.05pt;height:13.8pt;z-index:-503316461;visibility:visible;mso-wrap-style:square;mso-wrap-distance-left:0;mso-wrap-distance-top:0;mso-wrap-distance-right:0;mso-wrap-distance-bottom:0;mso-position-horizontal:right;mso-position-horizontal-relative:margin;mso-position-vertical:absolute;mso-position-vertical-relative:text;v-text-anchor:top" o:gfxdata="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" o:allowincell="f" filled="f" stroked="f" strokeweight="0">
           <v:textbox style="mso-fit-shape-to-text:t" inset="0,0,0,0">
             <w:txbxContent>
               <w:p>

--- a/Actividad 2 - Documento de formulación del proyecto.docx
+++ b/Actividad 2 - Documento de formulación del proyecto.docx
@@ -159,7 +159,7 @@
           <w:lang w:val="es-CO" w:bidi="ar-SA"/>
         </w:rPr>
         <w:drawing>
-          <wp:anchor distT="0" distB="0" distL="0" distR="0" simplePos="0" relativeHeight="34" behindDoc="0" locked="0" layoutInCell="0" allowOverlap="1">
+          <wp:anchor distT="0" distB="0" distL="0" distR="0" simplePos="0" relativeHeight="38" behindDoc="0" locked="0" layoutInCell="0" allowOverlap="1">
             <wp:simplePos x="0" y="0"/>
             <wp:positionH relativeFrom="column">
               <wp:posOffset>1684655</wp:posOffset>
@@ -922,9 +922,10 @@
           </w:hyperlink>
           <w:r>
             <w:rPr>
+              <w:vanish w:val="false"/>
               <w:lang w:val="es-CO" w:bidi="ar-SA"/>
             </w:rPr>
-            <w:t>4</w:t>
+            <w:t>5</w:t>
           </w:r>
         </w:p>
         <w:p>
@@ -955,9 +956,10 @@
           </w:hyperlink>
           <w:r>
             <w:rPr>
+              <w:vanish w:val="false"/>
               <w:lang w:val="es-CO" w:bidi="ar-SA"/>
             </w:rPr>
-            <w:t>4</w:t>
+            <w:t>5</w:t>
           </w:r>
         </w:p>
         <w:p>
@@ -992,7 +994,7 @@
               <w:vanish w:val="false"/>
               <w:lang w:val="es-CO" w:eastAsia="en-US" w:bidi="ar-SA"/>
             </w:rPr>
-            <w:t>4</w:t>
+            <w:t>5</w:t>
           </w:r>
         </w:p>
         <w:p>
@@ -1023,9 +1025,10 @@
           </w:hyperlink>
           <w:r>
             <w:rPr>
+              <w:vanish w:val="false"/>
               <w:lang w:val="es-CO" w:bidi="ar-SA"/>
             </w:rPr>
-            <w:t>4</w:t>
+            <w:t>5</w:t>
           </w:r>
         </w:p>
         <w:p>
@@ -1056,9 +1059,10 @@
           </w:hyperlink>
           <w:r>
             <w:rPr>
+              <w:vanish w:val="false"/>
               <w:lang w:val="es-CO" w:bidi="ar-SA"/>
             </w:rPr>
-            <w:t>4</w:t>
+            <w:t>5</w:t>
           </w:r>
         </w:p>
         <w:p>
@@ -1122,9 +1126,10 @@
           </w:hyperlink>
           <w:r>
             <w:rPr>
+              <w:vanish w:val="false"/>
               <w:lang w:val="es-CO" w:bidi="ar-SA"/>
             </w:rPr>
-            <w:t>5</w:t>
+            <w:t>6</w:t>
           </w:r>
         </w:p>
         <w:p>
@@ -1223,6 +1228,7 @@
           </w:hyperlink>
           <w:r>
             <w:rPr>
+              <w:vanish w:val="false"/>
               <w:lang w:val="es-CO" w:bidi="ar-SA"/>
             </w:rPr>
             <w:t>6</w:t>
@@ -1256,9 +1262,10 @@
           </w:hyperlink>
           <w:r>
             <w:rPr>
+              <w:vanish w:val="false"/>
               <w:lang w:val="es-CO" w:bidi="ar-SA"/>
             </w:rPr>
-            <w:t>6</w:t>
+            <w:t>7</w:t>
           </w:r>
         </w:p>
         <w:p>
@@ -1289,9 +1296,10 @@
           </w:hyperlink>
           <w:r>
             <w:rPr>
+              <w:vanish w:val="false"/>
               <w:lang w:val="es-CO" w:bidi="ar-SA"/>
             </w:rPr>
-            <w:t>6</w:t>
+            <w:t>7</w:t>
           </w:r>
         </w:p>
         <w:p>
@@ -1326,7 +1334,14 @@
               <w:vanish w:val="false"/>
               <w:lang w:val="es-CO" w:eastAsia="en-US" w:bidi="ar-SA"/>
             </w:rPr>
-            <w:t xml:space="preserve"> 7</w:t>
+            <w:t xml:space="preserve"> </w:t>
+          </w:r>
+          <w:r>
+            <w:rPr>
+              <w:vanish w:val="false"/>
+              <w:lang w:val="es-CO" w:eastAsia="en-US" w:bidi="ar-SA"/>
+            </w:rPr>
+            <w:t>8</w:t>
           </w:r>
         </w:p>
         <w:p>
@@ -1364,9 +1379,10 @@
           </w:hyperlink>
           <w:r>
             <w:rPr>
+              <w:vanish w:val="false"/>
               <w:lang w:val="es-CO" w:bidi="ar-SA"/>
             </w:rPr>
-            <w:t>7</w:t>
+            <w:t>8</w:t>
           </w:r>
         </w:p>
         <w:p>
@@ -1397,9 +1413,10 @@
           </w:hyperlink>
           <w:r>
             <w:rPr>
+              <w:vanish w:val="false"/>
               <w:lang w:val="es-CO" w:bidi="ar-SA"/>
             </w:rPr>
-            <w:t>7</w:t>
+            <w:t>8</w:t>
           </w:r>
         </w:p>
         <w:p>
@@ -1432,7 +1449,13 @@
             <w:rPr>
               <w:lang w:val="es-CO" w:bidi="ar-SA"/>
             </w:rPr>
-            <w:t xml:space="preserve"> 8</w:t>
+            <w:t xml:space="preserve"> </w:t>
+          </w:r>
+          <w:r>
+            <w:rPr>
+              <w:lang w:val="es-CO" w:bidi="ar-SA"/>
+            </w:rPr>
+            <w:t>9</w:t>
           </w:r>
         </w:p>
         <w:p>
@@ -1466,7 +1489,7 @@
               <w:vanish w:val="false"/>
               <w:lang w:val="es-CO" w:bidi="ar-SA"/>
             </w:rPr>
-            <w:t>8</w:t>
+            <w:t>9</w:t>
           </w:r>
         </w:p>
         <w:p>
@@ -1501,7 +1524,7 @@
               <w:vanish w:val="false"/>
               <w:lang w:val="es-CO" w:bidi="ar-SA"/>
             </w:rPr>
-            <w:t>8</w:t>
+            <w:t>10</w:t>
           </w:r>
         </w:p>
         <w:p>
@@ -1549,9 +1572,7 @@
               <w:tab w:val="right" w:pos="9009" w:leader="dot"/>
             </w:tabs>
             <w:jc w:val="both"/>
-            <w:rPr>
-              <w:lang w:val="es-CO" w:bidi="ar-SA"/>
-            </w:rPr>
+            <w:rPr/>
           </w:pPr>
           <w:r>
             <w:rPr>
@@ -1564,6 +1585,192 @@
               <w:rPr>
                 <w:rStyle w:val="Enlacedelndice"/>
                 <w:vanish w:val="false"/>
+                <w:lang w:val="es-CO" w:bidi="ar-SA"/>
+              </w:rPr>
+              <w:tab/>
+            </w:r>
+          </w:hyperlink>
+          <w:r>
+            <w:rPr>
+              <w:lang w:val="es-CO" w:bidi="ar-SA"/>
+            </w:rPr>
+            <w:t>1</w:t>
+          </w:r>
+          <w:r>
+            <w:rPr>
+              <w:lang w:val="es-CO" w:bidi="ar-SA"/>
+            </w:rPr>
+            <w:t>0</w:t>
+          </w:r>
+        </w:p>
+        <w:p>
+          <w:pPr>
+            <w:pStyle w:val="TOC2"/>
+            <w:tabs>
+              <w:tab w:val="clear" w:pos="708"/>
+              <w:tab w:val="right" w:pos="9009" w:leader="dot"/>
+            </w:tabs>
+            <w:jc w:val="both"/>
+            <w:rPr/>
+          </w:pPr>
+          <w:r>
+            <w:rPr>
+              <w:lang w:val="es-CO" w:bidi="ar-SA"/>
+            </w:rPr>
+            <w:t xml:space="preserve">8.1 User Flow </w:t>
+          </w:r>
+          <w:hyperlink w:anchor="_Toc62801090">
+            <w:r>
+              <w:rPr>
+                <w:rStyle w:val="Enlacedelndice"/>
+                <w:vanish w:val="false"/>
+                <w:lang w:val="es-CO" w:bidi="ar-SA"/>
+              </w:rPr>
+              <w:tab/>
+            </w:r>
+          </w:hyperlink>
+          <w:r>
+            <w:rPr>
+              <w:vanish w:val="false"/>
+              <w:lang w:val="es-CO" w:bidi="ar-SA"/>
+            </w:rPr>
+            <w:t>11</w:t>
+          </w:r>
+        </w:p>
+        <w:p>
+          <w:pPr>
+            <w:pStyle w:val="TOC2"/>
+            <w:tabs>
+              <w:tab w:val="clear" w:pos="708"/>
+              <w:tab w:val="right" w:pos="9009" w:leader="dot"/>
+            </w:tabs>
+            <w:jc w:val="both"/>
+            <w:rPr/>
+          </w:pPr>
+          <w:r>
+            <w:rPr>
+              <w:lang w:val="es-CO" w:bidi="ar-SA"/>
+            </w:rPr>
+            <w:t xml:space="preserve">8.2 Diagrama de flujo del sistema </w:t>
+          </w:r>
+          <w:hyperlink w:anchor="_Toc62801090">
+            <w:r>
+              <w:rPr>
+                <w:rStyle w:val="Enlacedelndice"/>
+                <w:vanish w:val="false"/>
+                <w:lang w:val="es-CO" w:bidi="ar-SA"/>
+              </w:rPr>
+              <w:tab/>
+            </w:r>
+          </w:hyperlink>
+          <w:r>
+            <w:rPr>
+              <w:vanish w:val="false"/>
+              <w:lang w:val="es-CO" w:bidi="ar-SA"/>
+            </w:rPr>
+            <w:t>1</w:t>
+          </w:r>
+          <w:r>
+            <w:rPr>
+              <w:vanish w:val="false"/>
+              <w:lang w:val="es-CO" w:bidi="ar-SA"/>
+            </w:rPr>
+            <w:t>1</w:t>
+          </w:r>
+        </w:p>
+        <w:p>
+          <w:pPr>
+            <w:pStyle w:val="TOC1"/>
+            <w:tabs>
+              <w:tab w:val="clear" w:pos="708"/>
+              <w:tab w:val="right" w:pos="9009" w:leader="dot"/>
+            </w:tabs>
+            <w:jc w:val="both"/>
+            <w:rPr/>
+          </w:pPr>
+          <w:r>
+            <w:rPr>
+              <w:lang w:val="es-CO" w:bidi="ar-SA"/>
+            </w:rPr>
+            <w:t>9. Solución tecnológica a implementar</w:t>
+          </w:r>
+          <w:hyperlink w:anchor="_Toc62801091">
+            <w:r>
+              <w:rPr>
+                <w:rStyle w:val="Enlacedelndice"/>
+                <w:vanish w:val="false"/>
+                <w:lang w:val="es-CO" w:bidi="ar-SA"/>
+              </w:rPr>
+              <w:tab/>
+            </w:r>
+          </w:hyperlink>
+          <w:r>
+            <w:rPr>
+              <w:lang w:val="es-CO" w:bidi="ar-SA"/>
+            </w:rPr>
+            <w:t>1</w:t>
+          </w:r>
+          <w:r>
+            <w:rPr>
+              <w:lang w:val="es-CO" w:bidi="ar-SA"/>
+            </w:rPr>
+            <w:t>2</w:t>
+          </w:r>
+        </w:p>
+        <w:p>
+          <w:pPr>
+            <w:pStyle w:val="TOC2"/>
+            <w:tabs>
+              <w:tab w:val="clear" w:pos="708"/>
+              <w:tab w:val="right" w:pos="9009" w:leader="dot"/>
+            </w:tabs>
+            <w:jc w:val="both"/>
+            <w:rPr/>
+          </w:pPr>
+          <w:r>
+            <w:rPr>
+              <w:lang w:val="es-CO" w:bidi="ar-SA"/>
+            </w:rPr>
+            <w:t xml:space="preserve">9.1 Arquitectura general de la solución </w:t>
+          </w:r>
+          <w:hyperlink w:anchor="_Toc62801090">
+            <w:r>
+              <w:rPr>
+                <w:rStyle w:val="Enlacedelndice"/>
+                <w:vanish w:val="false"/>
+                <w:lang w:val="es-CO" w:bidi="ar-SA"/>
+              </w:rPr>
+              <w:tab/>
+            </w:r>
+          </w:hyperlink>
+          <w:r>
+            <w:rPr>
+              <w:vanish w:val="false"/>
+              <w:lang w:val="es-CO" w:bidi="ar-SA"/>
+            </w:rPr>
+            <w:t>12</w:t>
+          </w:r>
+        </w:p>
+        <w:p>
+          <w:pPr>
+            <w:pStyle w:val="TOC2"/>
+            <w:tabs>
+              <w:tab w:val="clear" w:pos="708"/>
+              <w:tab w:val="right" w:pos="9009" w:leader="dot"/>
+            </w:tabs>
+            <w:jc w:val="both"/>
+            <w:rPr/>
+          </w:pPr>
+          <w:r>
+            <w:rPr>
+              <w:lang w:val="es-CO" w:bidi="ar-SA"/>
+            </w:rPr>
+            <w:t xml:space="preserve">9.2 Tecnologías a emplear </w:t>
+          </w:r>
+          <w:hyperlink w:anchor="_Toc62801090">
+            <w:r>
+              <w:rPr>
+                <w:rStyle w:val="Enlacedelndice"/>
                 <w:lang w:val="es-CO" w:bidi="ar-SA"/>
               </w:rPr>
               <w:tab/>
@@ -1587,76 +1794,15 @@
             <w:rPr/>
           </w:pPr>
           <w:r>
-            <w:rPr/>
-            <w:t xml:space="preserve">8.1 User Flow </w:t>
+            <w:rPr>
+              <w:lang w:val="es-CO" w:bidi="ar-SA"/>
+            </w:rPr>
+            <w:t>9.3 Beneficios esperados del sistema</w:t>
           </w:r>
           <w:hyperlink w:anchor="_Toc62801090">
             <w:r>
               <w:rPr>
                 <w:rStyle w:val="Enlacedelndice"/>
-                <w:vanish w:val="false"/>
-              </w:rPr>
-              <w:tab/>
-            </w:r>
-          </w:hyperlink>
-          <w:r>
-            <w:rPr>
-              <w:vanish w:val="false"/>
-            </w:rPr>
-            <w:t>9</w:t>
-          </w:r>
-        </w:p>
-        <w:p>
-          <w:pPr>
-            <w:pStyle w:val="TOC2"/>
-            <w:tabs>
-              <w:tab w:val="clear" w:pos="708"/>
-              <w:tab w:val="right" w:pos="9009" w:leader="dot"/>
-            </w:tabs>
-            <w:jc w:val="both"/>
-            <w:rPr/>
-          </w:pPr>
-          <w:r>
-            <w:rPr/>
-            <w:t xml:space="preserve">8.2 Diagrama de flujo del sistema </w:t>
-          </w:r>
-          <w:hyperlink w:anchor="_Toc62801090">
-            <w:r>
-              <w:rPr>
-                <w:rStyle w:val="Enlacedelndice"/>
-                <w:vanish w:val="false"/>
-              </w:rPr>
-              <w:tab/>
-            </w:r>
-          </w:hyperlink>
-          <w:r>
-            <w:rPr/>
-            <w:t>9</w:t>
-          </w:r>
-        </w:p>
-        <w:p>
-          <w:pPr>
-            <w:pStyle w:val="TOC1"/>
-            <w:tabs>
-              <w:tab w:val="clear" w:pos="708"/>
-              <w:tab w:val="right" w:pos="9009" w:leader="dot"/>
-            </w:tabs>
-            <w:jc w:val="both"/>
-            <w:rPr>
-              <w:lang w:val="es-CO" w:bidi="ar-SA"/>
-            </w:rPr>
-          </w:pPr>
-          <w:r>
-            <w:rPr>
-              <w:lang w:val="es-CO" w:bidi="ar-SA"/>
-            </w:rPr>
-            <w:t>9. Solución tecnológica a implementar</w:t>
-          </w:r>
-          <w:hyperlink w:anchor="_Toc62801091">
-            <w:r>
-              <w:rPr>
-                <w:rStyle w:val="Enlacedelndice"/>
-                <w:vanish w:val="false"/>
                 <w:lang w:val="es-CO" w:bidi="ar-SA"/>
               </w:rPr>
               <w:tab/>
@@ -1671,99 +1817,13 @@
         </w:p>
         <w:p>
           <w:pPr>
-            <w:pStyle w:val="TOC2"/>
+            <w:pStyle w:val="TOC1"/>
             <w:tabs>
               <w:tab w:val="clear" w:pos="708"/>
               <w:tab w:val="right" w:pos="9009" w:leader="dot"/>
             </w:tabs>
             <w:jc w:val="both"/>
             <w:rPr/>
-          </w:pPr>
-          <w:r>
-            <w:rPr/>
-            <w:t xml:space="preserve">9.1 Arquitectura general de la solución </w:t>
-          </w:r>
-          <w:hyperlink w:anchor="_Toc62801090">
-            <w:r>
-              <w:rPr>
-                <w:rStyle w:val="Enlacedelndice"/>
-                <w:vanish w:val="false"/>
-              </w:rPr>
-              <w:tab/>
-            </w:r>
-          </w:hyperlink>
-          <w:r>
-            <w:rPr>
-              <w:vanish w:val="false"/>
-            </w:rPr>
-            <w:t>9</w:t>
-          </w:r>
-        </w:p>
-        <w:p>
-          <w:pPr>
-            <w:pStyle w:val="TOC2"/>
-            <w:tabs>
-              <w:tab w:val="clear" w:pos="708"/>
-              <w:tab w:val="right" w:pos="9009" w:leader="dot"/>
-            </w:tabs>
-            <w:jc w:val="both"/>
-            <w:rPr/>
-          </w:pPr>
-          <w:r>
-            <w:rPr/>
-            <w:t xml:space="preserve">9.2 Tecnologías a emplear </w:t>
-          </w:r>
-          <w:hyperlink w:anchor="_Toc62801090">
-            <w:r>
-              <w:rPr>
-                <w:rStyle w:val="Enlacedelndice"/>
-              </w:rPr>
-              <w:tab/>
-            </w:r>
-          </w:hyperlink>
-          <w:r>
-            <w:rPr/>
-            <w:t>9</w:t>
-          </w:r>
-        </w:p>
-        <w:p>
-          <w:pPr>
-            <w:pStyle w:val="TOC2"/>
-            <w:tabs>
-              <w:tab w:val="clear" w:pos="708"/>
-              <w:tab w:val="right" w:pos="9009" w:leader="dot"/>
-            </w:tabs>
-            <w:jc w:val="both"/>
-            <w:rPr/>
-          </w:pPr>
-          <w:r>
-            <w:rPr/>
-            <w:t>9.3 Beneficios esperados del sistema</w:t>
-          </w:r>
-          <w:hyperlink w:anchor="_Toc62801090">
-            <w:r>
-              <w:rPr>
-                <w:rStyle w:val="Enlacedelndice"/>
-              </w:rPr>
-              <w:tab/>
-            </w:r>
-          </w:hyperlink>
-          <w:r>
-            <w:rPr/>
-            <w:t>9</w:t>
-          </w:r>
-        </w:p>
-        <w:p>
-          <w:pPr>
-            <w:pStyle w:val="TOC1"/>
-            <w:tabs>
-              <w:tab w:val="clear" w:pos="708"/>
-              <w:tab w:val="right" w:pos="9009" w:leader="dot"/>
-            </w:tabs>
-            <w:jc w:val="both"/>
-            <w:rPr>
-              <w:lang w:val="es-CO" w:bidi="ar-SA"/>
-            </w:rPr>
           </w:pPr>
           <w:r>
             <w:rPr>
@@ -1799,32 +1859,139 @@
             <w:rPr/>
           </w:pPr>
           <w:r>
-            <w:rPr/>
-            <w:t>10</w:t>
-          </w:r>
-          <w:r>
-            <w:rPr/>
-            <w:t>.</w:t>
-          </w:r>
-          <w:r>
-            <w:rPr/>
-            <w:t>1</w:t>
-          </w:r>
-          <w:r>
-            <w:rPr/>
-            <w:t xml:space="preserve"> Diagrama de clases</w:t>
+            <w:rPr>
+              <w:lang w:val="es-CO" w:bidi="ar-SA"/>
+            </w:rPr>
+            <w:t>10.1 Diagrama de clases</w:t>
           </w:r>
           <w:hyperlink w:anchor="_Toc62801090">
             <w:r>
               <w:rPr>
                 <w:rStyle w:val="Enlacedelndice"/>
+                <w:lang w:val="es-CO" w:bidi="ar-SA"/>
               </w:rPr>
               <w:tab/>
             </w:r>
           </w:hyperlink>
           <w:r>
+            <w:rPr>
+              <w:lang w:val="es-CO" w:bidi="ar-SA"/>
+            </w:rPr>
+            <w:t>13</w:t>
+          </w:r>
+        </w:p>
+        <w:p>
+          <w:pPr>
+            <w:pStyle w:val="TOC2"/>
+            <w:tabs>
+              <w:tab w:val="clear" w:pos="708"/>
+              <w:tab w:val="right" w:pos="9009" w:leader="dot"/>
+            </w:tabs>
+            <w:jc w:val="both"/>
             <w:rPr/>
-            <w:t>9</w:t>
+          </w:pPr>
+          <w:r>
+            <w:rPr>
+              <w:lang w:val="es-CO" w:bidi="ar-SA"/>
+            </w:rPr>
+            <w:t>10.2 Diagrama de componentes</w:t>
+          </w:r>
+          <w:hyperlink w:anchor="_Toc62801090">
+            <w:r>
+              <w:rPr>
+                <w:rStyle w:val="Enlacedelndice"/>
+                <w:lang w:val="es-CO" w:bidi="ar-SA"/>
+              </w:rPr>
+              <w:tab/>
+            </w:r>
+          </w:hyperlink>
+          <w:r>
+            <w:rPr>
+              <w:lang w:val="es-CO" w:bidi="ar-SA"/>
+            </w:rPr>
+            <w:t>14</w:t>
+          </w:r>
+        </w:p>
+        <w:p>
+          <w:pPr>
+            <w:pStyle w:val="TOC2"/>
+            <w:tabs>
+              <w:tab w:val="clear" w:pos="708"/>
+              <w:tab w:val="right" w:pos="9009" w:leader="dot"/>
+            </w:tabs>
+            <w:jc w:val="both"/>
+            <w:rPr/>
+          </w:pPr>
+          <w:r>
+            <w:rPr>
+              <w:lang w:val="es-CO" w:bidi="ar-SA"/>
+            </w:rPr>
+            <w:t>10.3 Diagrama de casos de uso</w:t>
+          </w:r>
+          <w:hyperlink w:anchor="_Toc62801090">
+            <w:r>
+              <w:rPr>
+                <w:rStyle w:val="Enlacedelndice"/>
+                <w:lang w:val="es-CO" w:bidi="ar-SA"/>
+              </w:rPr>
+              <w:tab/>
+            </w:r>
+          </w:hyperlink>
+          <w:r>
+            <w:rPr>
+              <w:lang w:val="es-CO" w:bidi="ar-SA"/>
+            </w:rPr>
+            <w:t>15</w:t>
+          </w:r>
+        </w:p>
+        <w:p>
+          <w:pPr>
+            <w:pStyle w:val="TOC2"/>
+            <w:tabs>
+              <w:tab w:val="clear" w:pos="708"/>
+              <w:tab w:val="right" w:pos="9009" w:leader="dot"/>
+            </w:tabs>
+            <w:jc w:val="both"/>
+            <w:rPr/>
+          </w:pPr>
+          <w:r>
+            <w:rPr>
+              <w:lang w:val="es-CO" w:bidi="ar-SA"/>
+            </w:rPr>
+            <w:t>10.</w:t>
+          </w:r>
+          <w:r>
+            <w:rPr>
+              <w:lang w:val="es-CO" w:bidi="ar-SA"/>
+            </w:rPr>
+            <w:t>4</w:t>
+          </w:r>
+          <w:r>
+            <w:rPr>
+              <w:lang w:val="es-CO" w:bidi="ar-SA"/>
+            </w:rPr>
+            <w:t xml:space="preserve"> Diagrama de </w:t>
+          </w:r>
+          <w:r>
+            <w:rPr>
+              <w:lang w:val="es-CO" w:bidi="ar-SA"/>
+            </w:rPr>
+            <w:t>secuencia</w:t>
+          </w:r>
+          <w:hyperlink w:anchor="_Toc62801090">
+            <w:r>
+              <w:rPr>
+                <w:rStyle w:val="Enlacedelndice"/>
+                <w:lang w:val="es-CO" w:bidi="ar-SA"/>
+              </w:rPr>
+              <w:tab/>
+            </w:r>
+          </w:hyperlink>
+          <w:r>
+            <w:rPr>
+              <w:lang w:val="es-CO" w:bidi="ar-SA"/>
+            </w:rPr>
+            <w:t>16</w:t>
           </w:r>
         </w:p>
         <w:p>
@@ -1839,19 +2006,19 @@
           </w:pPr>
           <w:r>
             <w:rPr/>
-            <w:t>10</w:t>
+            <w:t>10.</w:t>
           </w:r>
           <w:r>
             <w:rPr/>
-            <w:t>.</w:t>
+            <w:t>5</w:t>
           </w:r>
           <w:r>
             <w:rPr/>
-            <w:t>2</w:t>
+            <w:t xml:space="preserve"> Diagrama de </w:t>
           </w:r>
           <w:r>
             <w:rPr/>
-            <w:t xml:space="preserve"> Diagrama de componentes</w:t>
+            <w:t>actividades</w:t>
           </w:r>
           <w:hyperlink w:anchor="_Toc62801090">
             <w:r>
@@ -1863,7 +2030,7 @@
           </w:hyperlink>
           <w:r>
             <w:rPr/>
-            <w:t>9</w:t>
+            <w:t>17</w:t>
           </w:r>
         </w:p>
         <w:p>
@@ -1878,19 +2045,19 @@
           </w:pPr>
           <w:r>
             <w:rPr/>
-            <w:t>10</w:t>
+            <w:t>10.</w:t>
           </w:r>
           <w:r>
             <w:rPr/>
-            <w:t>.</w:t>
+            <w:t>6</w:t>
           </w:r>
           <w:r>
             <w:rPr/>
-            <w:t>3</w:t>
+            <w:t xml:space="preserve"> Diagrama de </w:t>
           </w:r>
           <w:r>
             <w:rPr/>
-            <w:t xml:space="preserve"> Diagrama de casos de uso</w:t>
+            <w:t>Entidad-Relación ER</w:t>
           </w:r>
           <w:hyperlink w:anchor="_Toc62801090">
             <w:r>
@@ -1902,7 +2069,42 @@
           </w:hyperlink>
           <w:r>
             <w:rPr/>
-            <w:t>9</w:t>
+            <w:t>17</w:t>
+          </w:r>
+        </w:p>
+        <w:p>
+          <w:pPr>
+            <w:pStyle w:val="TOC2"/>
+            <w:tabs>
+              <w:tab w:val="clear" w:pos="708"/>
+              <w:tab w:val="right" w:pos="9009" w:leader="dot"/>
+            </w:tabs>
+            <w:jc w:val="both"/>
+            <w:rPr/>
+          </w:pPr>
+          <w:r>
+            <w:rPr/>
+            <w:t>10.</w:t>
+          </w:r>
+          <w:r>
+            <w:rPr/>
+            <w:t>7</w:t>
+          </w:r>
+          <w:r>
+            <w:rPr/>
+            <w:t xml:space="preserve"> Descripción general de las entidades principales del Sistema</w:t>
+          </w:r>
+          <w:hyperlink w:anchor="_Toc62801090">
+            <w:r>
+              <w:rPr>
+                <w:rStyle w:val="Enlacedelndice"/>
+              </w:rPr>
+              <w:tab/>
+            </w:r>
+          </w:hyperlink>
+          <w:r>
+            <w:rPr/>
+            <w:t>18</w:t>
           </w:r>
         </w:p>
         <w:p>
@@ -1913,10 +2115,7 @@
               <w:tab w:val="right" w:pos="9009" w:leader="dot"/>
             </w:tabs>
             <w:jc w:val="both"/>
-            <w:rPr>
-              <w:vanish w:val="false"/>
-              <w:lang w:val="es-CO" w:eastAsia="en-US" w:bidi="ar-SA"/>
-            </w:rPr>
+            <w:rPr/>
           </w:pPr>
           <w:r>
             <w:rPr>
@@ -1940,7 +2139,7 @@
               <w:vanish w:val="false"/>
               <w:lang w:val="es-CO" w:eastAsia="en-US" w:bidi="ar-SA"/>
             </w:rPr>
-            <w:t>13</w:t>
+            <w:t>18</w:t>
           </w:r>
         </w:p>
         <w:p>
@@ -1954,108 +2153,41 @@
             <w:rPr/>
           </w:pPr>
           <w:r>
-            <w:rPr/>
-            <w:t>1</w:t>
-          </w:r>
-          <w:r>
-            <w:rPr/>
-            <w:t>2</w:t>
-          </w:r>
-          <w:r>
-            <w:rPr/>
-            <w:t xml:space="preserve">. </w:t>
-          </w:r>
-          <w:r>
-            <w:rPr/>
-            <w:t>Anexos</w:t>
+            <w:rPr>
+              <w:lang w:val="es-CO" w:bidi="ar-SA"/>
+            </w:rPr>
+            <w:t>12. Anexos</w:t>
           </w:r>
           <w:hyperlink w:anchor="_Toc62801091">
             <w:r>
               <w:rPr>
                 <w:rStyle w:val="Enlacedelndice"/>
+                <w:lang w:val="es-CO" w:bidi="ar-SA"/>
               </w:rPr>
               <w:tab/>
             </w:r>
           </w:hyperlink>
           <w:r>
-            <w:rPr/>
-            <w:t>13</w:t>
+            <w:rPr>
+              <w:lang w:val="es-CO" w:bidi="ar-SA"/>
+            </w:rPr>
+            <w:t>1</w:t>
           </w:r>
           <w:r>
-            <w:rPr/>
+            <w:rPr>
+              <w:lang w:val="es-CO" w:bidi="ar-SA"/>
+            </w:rPr>
+            <w:t>8</w:t>
+          </w:r>
+          <w:r>
+            <w:rPr>
+              <w:lang w:val="es-CO" w:bidi="ar-SA"/>
+            </w:rPr>
             <w:fldChar w:fldCharType="end"/>
           </w:r>
         </w:p>
       </w:sdtContent>
     </w:sdt>
-    <w:p>
-      <w:pPr>
-        <w:pStyle w:val="APALevel1"/>
-        <w:widowControl/>
-        <w:suppressAutoHyphens w:val="true"/>
-        <w:bidi w:val="0"/>
-        <w:spacing w:before="0" w:after="480"/>
-        <w:rPr>
-          <w:lang w:val="es-CO" w:bidi="ar-SA"/>
-        </w:rPr>
-      </w:pPr>
-      <w:r>
-        <w:rPr>
-          <w:lang w:val="es-CO" w:bidi="ar-SA"/>
-        </w:rPr>
-      </w:r>
-    </w:p>
-    <w:p>
-      <w:pPr>
-        <w:pStyle w:val="APALevel1"/>
-        <w:widowControl/>
-        <w:suppressAutoHyphens w:val="true"/>
-        <w:bidi w:val="0"/>
-        <w:spacing w:before="0" w:after="480"/>
-        <w:rPr>
-          <w:lang w:val="es-CO" w:bidi="ar-SA"/>
-        </w:rPr>
-      </w:pPr>
-      <w:r>
-        <w:rPr>
-          <w:lang w:val="es-CO" w:bidi="ar-SA"/>
-        </w:rPr>
-      </w:r>
-    </w:p>
-    <w:p>
-      <w:pPr>
-        <w:pStyle w:val="APALevel1"/>
-        <w:widowControl/>
-        <w:suppressAutoHyphens w:val="true"/>
-        <w:bidi w:val="0"/>
-        <w:spacing w:before="0" w:after="480"/>
-        <w:rPr>
-          <w:lang w:val="es-CO" w:bidi="ar-SA"/>
-        </w:rPr>
-      </w:pPr>
-      <w:r>
-        <w:rPr>
-          <w:lang w:val="es-CO" w:bidi="ar-SA"/>
-        </w:rPr>
-      </w:r>
-    </w:p>
-    <w:p>
-      <w:pPr>
-        <w:pStyle w:val="APALevel1"/>
-        <w:widowControl/>
-        <w:suppressAutoHyphens w:val="true"/>
-        <w:bidi w:val="0"/>
-        <w:spacing w:before="0" w:after="480"/>
-        <w:rPr>
-          <w:lang w:val="es-CO" w:bidi="ar-SA"/>
-        </w:rPr>
-      </w:pPr>
-      <w:r>
-        <w:rPr>
-          <w:lang w:val="es-CO" w:bidi="ar-SA"/>
-        </w:rPr>
-      </w:r>
-    </w:p>
     <w:p>
       <w:pPr>
         <w:pStyle w:val="APALevel1"/>
@@ -2872,17 +3004,7 @@
         <w:spacing w:lineRule="auto" w:line="240"/>
         <w:jc w:val="left"/>
         <w:rPr>
-          <w:rFonts w:ascii="Times New Roman" w:hAnsi="Times New Roman" w:eastAsia="Times New Roman" w:cs="Times New Roman"/>
-          <w:b w:val="false"/>
-          <w:bCs w:val="false"/>
-          <w:i w:val="false"/>
-          <w:iCs w:val="false"/>
-          <w:color w:val="auto"/>
-          <w:kern w:val="0"/>
-          <w:sz w:val="24"/>
-          <w:szCs w:val="32"/>
-          <w:u w:val="none"/>
-          <w:lang w:val="es-CO" w:eastAsia="en-US" w:bidi="ar-SA"/>
+          <w:lang w:val="es-CO" w:bidi="ar-SA"/>
         </w:rPr>
       </w:pPr>
       <w:r>
@@ -2915,17 +3037,7 @@
         <w:spacing w:lineRule="auto" w:line="240"/>
         <w:jc w:val="left"/>
         <w:rPr>
-          <w:rFonts w:ascii="Times New Roman" w:hAnsi="Times New Roman" w:eastAsia="Times New Roman" w:cs="Times New Roman"/>
-          <w:b w:val="false"/>
-          <w:bCs w:val="false"/>
-          <w:i w:val="false"/>
-          <w:iCs w:val="false"/>
-          <w:color w:val="auto"/>
-          <w:kern w:val="0"/>
-          <w:sz w:val="24"/>
-          <w:szCs w:val="32"/>
-          <w:u w:val="none"/>
-          <w:lang w:val="es-CO" w:eastAsia="en-US" w:bidi="ar-SA"/>
+          <w:lang w:val="es-CO" w:bidi="ar-SA"/>
         </w:rPr>
       </w:pPr>
       <w:r>
@@ -2958,17 +3070,7 @@
         <w:spacing w:lineRule="auto" w:line="240"/>
         <w:jc w:val="left"/>
         <w:rPr>
-          <w:rFonts w:ascii="Times New Roman" w:hAnsi="Times New Roman" w:eastAsia="Times New Roman" w:cs="Times New Roman"/>
-          <w:b w:val="false"/>
-          <w:bCs w:val="false"/>
-          <w:i w:val="false"/>
-          <w:iCs w:val="false"/>
-          <w:color w:val="auto"/>
-          <w:kern w:val="0"/>
-          <w:sz w:val="24"/>
-          <w:szCs w:val="32"/>
-          <w:u w:val="none"/>
-          <w:lang w:val="es-CO" w:eastAsia="en-US" w:bidi="ar-SA"/>
+          <w:lang w:val="es-CO" w:bidi="ar-SA"/>
         </w:rPr>
       </w:pPr>
       <w:r>
@@ -3001,17 +3103,7 @@
         <w:spacing w:lineRule="auto" w:line="240"/>
         <w:jc w:val="left"/>
         <w:rPr>
-          <w:rFonts w:ascii="Times New Roman" w:hAnsi="Times New Roman" w:eastAsia="Times New Roman" w:cs="Times New Roman"/>
-          <w:b w:val="false"/>
-          <w:bCs w:val="false"/>
-          <w:i w:val="false"/>
-          <w:iCs w:val="false"/>
-          <w:color w:val="auto"/>
-          <w:kern w:val="0"/>
-          <w:sz w:val="24"/>
-          <w:szCs w:val="32"/>
-          <w:u w:val="none"/>
-          <w:lang w:val="es-CO" w:eastAsia="en-US" w:bidi="ar-SA"/>
+          <w:lang w:val="es-CO" w:bidi="ar-SA"/>
         </w:rPr>
       </w:pPr>
       <w:r>
@@ -3044,17 +3136,7 @@
         <w:spacing w:lineRule="auto" w:line="240"/>
         <w:jc w:val="left"/>
         <w:rPr>
-          <w:rFonts w:ascii="Times New Roman" w:hAnsi="Times New Roman" w:eastAsia="Times New Roman" w:cs="Times New Roman"/>
-          <w:b w:val="false"/>
-          <w:bCs w:val="false"/>
-          <w:i w:val="false"/>
-          <w:iCs w:val="false"/>
-          <w:color w:val="auto"/>
-          <w:kern w:val="0"/>
-          <w:sz w:val="24"/>
-          <w:szCs w:val="32"/>
-          <w:u w:val="none"/>
-          <w:lang w:val="es-CO" w:eastAsia="en-US" w:bidi="ar-SA"/>
+          <w:lang w:val="es-CO" w:bidi="ar-SA"/>
         </w:rPr>
       </w:pPr>
       <w:r>
@@ -3380,15 +3462,7 @@
         <w:spacing w:lineRule="auto" w:line="240" w:before="132" w:after="12"/>
         <w:jc w:val="left"/>
         <w:rPr>
-          <w:rFonts w:ascii="Times New Roman" w:hAnsi="Times New Roman" w:eastAsia="Times New Roman" w:cs="Times New Roman"/>
-          <w:i w:val="false"/>
-          <w:iCs w:val="false"/>
-          <w:color w:val="auto"/>
-          <w:kern w:val="0"/>
-          <w:sz w:val="24"/>
-          <w:szCs w:val="32"/>
-          <w:u w:val="none"/>
-          <w:lang w:val="es-CO" w:eastAsia="en-US" w:bidi="ar-SA"/>
+          <w:lang w:val="es-CO" w:bidi="ar-SA"/>
         </w:rPr>
       </w:pPr>
       <w:r>
@@ -3573,8 +3647,6 @@
         <w:spacing w:lineRule="auto" w:line="240" w:before="132" w:after="12"/>
         <w:jc w:val="left"/>
         <w:rPr>
-          <w:b w:val="false"/>
-          <w:bCs w:val="false"/>
           <w:lang w:val="es-CO" w:bidi="ar-SA"/>
         </w:rPr>
       </w:pPr>
@@ -3608,17 +3680,7 @@
         <w:spacing w:lineRule="auto" w:line="240"/>
         <w:jc w:val="left"/>
         <w:rPr>
-          <w:rFonts w:ascii="Times New Roman" w:hAnsi="Times New Roman" w:eastAsia="Times New Roman" w:cs="Times New Roman"/>
-          <w:b w:val="false"/>
-          <w:bCs w:val="false"/>
-          <w:i w:val="false"/>
-          <w:iCs w:val="false"/>
-          <w:color w:val="auto"/>
-          <w:kern w:val="0"/>
-          <w:sz w:val="24"/>
-          <w:szCs w:val="32"/>
-          <w:u w:val="none"/>
-          <w:lang w:val="es-CO" w:eastAsia="en-US" w:bidi="ar-SA"/>
+          <w:lang w:val="es-CO" w:bidi="ar-SA"/>
         </w:rPr>
       </w:pPr>
       <w:r>
@@ -3651,17 +3713,7 @@
         <w:spacing w:lineRule="auto" w:line="240"/>
         <w:jc w:val="left"/>
         <w:rPr>
-          <w:rFonts w:ascii="Times New Roman" w:hAnsi="Times New Roman" w:eastAsia="Times New Roman" w:cs="Times New Roman"/>
-          <w:b w:val="false"/>
-          <w:bCs w:val="false"/>
-          <w:i w:val="false"/>
-          <w:iCs w:val="false"/>
-          <w:color w:val="auto"/>
-          <w:kern w:val="0"/>
-          <w:sz w:val="24"/>
-          <w:szCs w:val="32"/>
-          <w:u w:val="none"/>
-          <w:lang w:val="es-CO" w:eastAsia="en-US" w:bidi="ar-SA"/>
+          <w:lang w:val="es-CO" w:bidi="ar-SA"/>
         </w:rPr>
       </w:pPr>
       <w:r>
@@ -3694,17 +3746,7 @@
         <w:spacing w:lineRule="auto" w:line="240"/>
         <w:jc w:val="left"/>
         <w:rPr>
-          <w:rFonts w:ascii="Times New Roman" w:hAnsi="Times New Roman" w:eastAsia="Times New Roman" w:cs="Times New Roman"/>
-          <w:b w:val="false"/>
-          <w:bCs w:val="false"/>
-          <w:i w:val="false"/>
-          <w:iCs w:val="false"/>
-          <w:color w:val="auto"/>
-          <w:kern w:val="0"/>
-          <w:sz w:val="24"/>
-          <w:szCs w:val="32"/>
-          <w:u w:val="none"/>
-          <w:lang w:val="es-CO" w:eastAsia="en-US" w:bidi="ar-SA"/>
+          <w:lang w:val="es-CO" w:bidi="ar-SA"/>
         </w:rPr>
       </w:pPr>
       <w:r>
@@ -3737,17 +3779,7 @@
         <w:spacing w:lineRule="auto" w:line="240"/>
         <w:jc w:val="left"/>
         <w:rPr>
-          <w:rFonts w:ascii="Times New Roman" w:hAnsi="Times New Roman" w:eastAsia="Times New Roman" w:cs="Times New Roman"/>
-          <w:b w:val="false"/>
-          <w:bCs w:val="false"/>
-          <w:i w:val="false"/>
-          <w:iCs w:val="false"/>
-          <w:color w:val="auto"/>
-          <w:kern w:val="0"/>
-          <w:sz w:val="24"/>
-          <w:szCs w:val="32"/>
-          <w:u w:val="none"/>
-          <w:lang w:val="es-CO" w:eastAsia="en-US" w:bidi="ar-SA"/>
+          <w:lang w:val="es-CO" w:bidi="ar-SA"/>
         </w:rPr>
       </w:pPr>
       <w:r>
@@ -3780,17 +3812,7 @@
         <w:spacing w:lineRule="auto" w:line="240"/>
         <w:jc w:val="left"/>
         <w:rPr>
-          <w:rFonts w:ascii="Times New Roman" w:hAnsi="Times New Roman" w:eastAsia="Times New Roman" w:cs="Times New Roman"/>
-          <w:b w:val="false"/>
-          <w:bCs w:val="false"/>
-          <w:i w:val="false"/>
-          <w:iCs w:val="false"/>
-          <w:color w:val="auto"/>
-          <w:kern w:val="0"/>
-          <w:sz w:val="24"/>
-          <w:szCs w:val="32"/>
-          <w:u w:val="none"/>
-          <w:lang w:val="es-CO" w:eastAsia="en-US" w:bidi="ar-SA"/>
+          <w:lang w:val="es-CO" w:bidi="ar-SA"/>
         </w:rPr>
       </w:pPr>
       <w:r>
@@ -3879,8 +3901,6 @@
         <w:spacing w:lineRule="auto" w:line="240" w:before="132" w:after="12"/>
         <w:jc w:val="left"/>
         <w:rPr>
-          <w:b w:val="false"/>
-          <w:bCs w:val="false"/>
           <w:lang w:val="es-CO" w:bidi="ar-SA"/>
         </w:rPr>
       </w:pPr>
@@ -3914,17 +3934,7 @@
         <w:spacing w:lineRule="auto" w:line="240"/>
         <w:jc w:val="left"/>
         <w:rPr>
-          <w:rFonts w:ascii="Times New Roman" w:hAnsi="Times New Roman" w:eastAsia="Times New Roman" w:cs="Times New Roman"/>
-          <w:b w:val="false"/>
-          <w:bCs w:val="false"/>
-          <w:i w:val="false"/>
-          <w:iCs w:val="false"/>
-          <w:color w:val="auto"/>
-          <w:kern w:val="0"/>
-          <w:sz w:val="24"/>
-          <w:szCs w:val="32"/>
-          <w:u w:val="none"/>
-          <w:lang w:val="es-CO" w:eastAsia="en-US" w:bidi="ar-SA"/>
+          <w:lang w:val="es-CO" w:bidi="ar-SA"/>
         </w:rPr>
       </w:pPr>
       <w:r>
@@ -3957,17 +3967,7 @@
         <w:spacing w:lineRule="auto" w:line="240"/>
         <w:jc w:val="left"/>
         <w:rPr>
-          <w:rFonts w:ascii="Times New Roman" w:hAnsi="Times New Roman" w:eastAsia="Times New Roman" w:cs="Times New Roman"/>
-          <w:b w:val="false"/>
-          <w:bCs w:val="false"/>
-          <w:i w:val="false"/>
-          <w:iCs w:val="false"/>
-          <w:color w:val="auto"/>
-          <w:kern w:val="0"/>
-          <w:sz w:val="24"/>
-          <w:szCs w:val="32"/>
-          <w:u w:val="none"/>
-          <w:lang w:val="es-CO" w:eastAsia="en-US" w:bidi="ar-SA"/>
+          <w:lang w:val="es-CO" w:bidi="ar-SA"/>
         </w:rPr>
       </w:pPr>
       <w:r>
@@ -4000,17 +4000,7 @@
         <w:spacing w:lineRule="auto" w:line="240"/>
         <w:jc w:val="left"/>
         <w:rPr>
-          <w:rFonts w:ascii="Times New Roman" w:hAnsi="Times New Roman" w:eastAsia="Times New Roman" w:cs="Times New Roman"/>
-          <w:b w:val="false"/>
-          <w:bCs w:val="false"/>
-          <w:i w:val="false"/>
-          <w:iCs w:val="false"/>
-          <w:color w:val="auto"/>
-          <w:kern w:val="0"/>
-          <w:sz w:val="24"/>
-          <w:szCs w:val="32"/>
-          <w:u w:val="none"/>
-          <w:lang w:val="es-CO" w:eastAsia="en-US" w:bidi="ar-SA"/>
+          <w:lang w:val="es-CO" w:bidi="ar-SA"/>
         </w:rPr>
       </w:pPr>
       <w:r>
@@ -4043,17 +4033,7 @@
         <w:spacing w:lineRule="auto" w:line="240"/>
         <w:jc w:val="left"/>
         <w:rPr>
-          <w:rFonts w:ascii="Times New Roman" w:hAnsi="Times New Roman" w:eastAsia="Times New Roman" w:cs="Times New Roman"/>
-          <w:b w:val="false"/>
-          <w:bCs w:val="false"/>
-          <w:i w:val="false"/>
-          <w:iCs w:val="false"/>
-          <w:color w:val="auto"/>
-          <w:kern w:val="0"/>
-          <w:sz w:val="24"/>
-          <w:szCs w:val="32"/>
-          <w:u w:val="none"/>
-          <w:lang w:val="es-CO" w:eastAsia="en-US" w:bidi="ar-SA"/>
+          <w:lang w:val="es-CO" w:bidi="ar-SA"/>
         </w:rPr>
       </w:pPr>
       <w:r>
@@ -4086,17 +4066,7 @@
         <w:spacing w:lineRule="auto" w:line="240"/>
         <w:jc w:val="left"/>
         <w:rPr>
-          <w:rFonts w:ascii="Times New Roman" w:hAnsi="Times New Roman" w:eastAsia="Times New Roman" w:cs="Times New Roman"/>
-          <w:b w:val="false"/>
-          <w:bCs w:val="false"/>
-          <w:i w:val="false"/>
-          <w:iCs w:val="false"/>
-          <w:color w:val="auto"/>
-          <w:kern w:val="0"/>
-          <w:sz w:val="24"/>
-          <w:szCs w:val="32"/>
-          <w:u w:val="none"/>
-          <w:lang w:val="es-CO" w:eastAsia="en-US" w:bidi="ar-SA"/>
+          <w:lang w:val="es-CO" w:bidi="ar-SA"/>
         </w:rPr>
       </w:pPr>
       <w:r>
@@ -4240,8 +4210,6 @@
         <w:spacing w:lineRule="auto" w:line="240"/>
         <w:jc w:val="left"/>
         <w:rPr>
-          <w:b w:val="false"/>
-          <w:bCs w:val="false"/>
           <w:lang w:val="es-CO" w:bidi="ar-SA"/>
         </w:rPr>
       </w:pPr>
@@ -4295,8 +4263,6 @@
         <w:spacing w:lineRule="auto" w:line="240"/>
         <w:jc w:val="left"/>
         <w:rPr>
-          <w:b w:val="false"/>
-          <w:bCs w:val="false"/>
           <w:lang w:val="es-CO" w:bidi="ar-SA"/>
         </w:rPr>
       </w:pPr>
@@ -4412,15 +4378,7 @@
         <w:spacing w:lineRule="auto" w:line="240"/>
         <w:jc w:val="left"/>
         <w:rPr>
-          <w:rFonts w:ascii="Times New Roman" w:hAnsi="Times New Roman" w:eastAsia="Times New Roman" w:cs="Times New Roman"/>
-          <w:i w:val="false"/>
-          <w:iCs w:val="false"/>
-          <w:color w:val="auto"/>
-          <w:kern w:val="0"/>
-          <w:sz w:val="24"/>
-          <w:szCs w:val="24"/>
-          <w:u w:val="none"/>
-          <w:lang w:val="es-CO" w:eastAsia="en-US" w:bidi="ar-SA"/>
+          <w:lang w:val="es-CO" w:bidi="ar-SA"/>
         </w:rPr>
       </w:pPr>
       <w:r>
@@ -4467,15 +4425,7 @@
         <w:spacing w:lineRule="auto" w:line="240"/>
         <w:jc w:val="left"/>
         <w:rPr>
-          <w:rFonts w:ascii="Times New Roman" w:hAnsi="Times New Roman" w:eastAsia="Times New Roman" w:cs="Times New Roman"/>
-          <w:i w:val="false"/>
-          <w:iCs w:val="false"/>
-          <w:color w:val="auto"/>
-          <w:kern w:val="0"/>
-          <w:sz w:val="24"/>
-          <w:szCs w:val="24"/>
-          <w:u w:val="none"/>
-          <w:lang w:val="es-CO" w:eastAsia="en-US" w:bidi="ar-SA"/>
+          <w:lang w:val="es-CO" w:bidi="ar-SA"/>
         </w:rPr>
       </w:pPr>
       <w:r>
@@ -4522,15 +4472,7 @@
         <w:spacing w:lineRule="auto" w:line="240"/>
         <w:jc w:val="left"/>
         <w:rPr>
-          <w:rFonts w:ascii="Times New Roman" w:hAnsi="Times New Roman" w:eastAsia="Times New Roman" w:cs="Times New Roman"/>
-          <w:i w:val="false"/>
-          <w:iCs w:val="false"/>
-          <w:color w:val="auto"/>
-          <w:kern w:val="0"/>
-          <w:sz w:val="24"/>
-          <w:szCs w:val="24"/>
-          <w:u w:val="none"/>
-          <w:lang w:val="es-CO" w:eastAsia="en-US" w:bidi="ar-SA"/>
+          <w:lang w:val="es-CO" w:bidi="ar-SA"/>
         </w:rPr>
       </w:pPr>
       <w:r>
@@ -4804,7 +4746,7 @@
           <w:szCs w:val="32"/>
           <w:lang w:val="es-CO" w:eastAsia="en-US" w:bidi="ar-SA"/>
         </w:rPr>
-        <w:t xml:space="preserve">Evaluación de resultados </w:t>
+        <w:t>Revisión de avances</w:t>
       </w:r>
     </w:p>
     <w:p>
@@ -4910,7 +4852,9 @@
         </w:rPr>
       </w:pPr>
       <w:r>
-        <w:rPr/>
+        <w:rPr>
+          <w:lang w:val="es-CO" w:bidi="ar-SA"/>
+        </w:rPr>
         <w:drawing>
           <wp:inline distT="0" distB="0" distL="0" distR="0">
             <wp:extent cx="5930265" cy="2392045"/>
@@ -5078,15 +5022,7 @@
         <w:spacing w:lineRule="auto" w:line="240"/>
         <w:jc w:val="left"/>
         <w:rPr>
-          <w:rFonts w:ascii="Times New Roman" w:hAnsi="Times New Roman" w:eastAsia="Times New Roman" w:cs="Times New Roman"/>
-          <w:i w:val="false"/>
-          <w:iCs w:val="false"/>
-          <w:color w:val="auto"/>
-          <w:kern w:val="0"/>
-          <w:sz w:val="24"/>
-          <w:szCs w:val="24"/>
-          <w:u w:val="none"/>
-          <w:lang w:val="es-CO" w:eastAsia="en-US" w:bidi="ar-SA"/>
+          <w:lang w:val="es-CO" w:bidi="ar-SA"/>
         </w:rPr>
       </w:pPr>
       <w:r>
@@ -5117,15 +5053,7 @@
         <w:spacing w:lineRule="auto" w:line="240"/>
         <w:jc w:val="left"/>
         <w:rPr>
-          <w:rFonts w:ascii="Times New Roman" w:hAnsi="Times New Roman" w:eastAsia="Times New Roman" w:cs="Times New Roman"/>
-          <w:i w:val="false"/>
-          <w:iCs w:val="false"/>
-          <w:color w:val="auto"/>
-          <w:kern w:val="0"/>
-          <w:sz w:val="24"/>
-          <w:szCs w:val="24"/>
-          <w:u w:val="none"/>
-          <w:lang w:val="es-CO" w:eastAsia="en-US" w:bidi="ar-SA"/>
+          <w:lang w:val="es-CO" w:bidi="ar-SA"/>
         </w:rPr>
       </w:pPr>
       <w:r>
@@ -5156,15 +5084,7 @@
         <w:spacing w:lineRule="auto" w:line="240"/>
         <w:jc w:val="left"/>
         <w:rPr>
-          <w:rFonts w:ascii="Times New Roman" w:hAnsi="Times New Roman" w:eastAsia="Times New Roman" w:cs="Times New Roman"/>
-          <w:i w:val="false"/>
-          <w:iCs w:val="false"/>
-          <w:color w:val="auto"/>
-          <w:kern w:val="0"/>
-          <w:sz w:val="24"/>
-          <w:szCs w:val="24"/>
-          <w:u w:val="none"/>
-          <w:lang w:val="es-CO" w:eastAsia="en-US" w:bidi="ar-SA"/>
+          <w:lang w:val="es-CO" w:bidi="ar-SA"/>
         </w:rPr>
       </w:pPr>
       <w:r>
@@ -5195,15 +5115,7 @@
         <w:spacing w:lineRule="auto" w:line="240"/>
         <w:jc w:val="left"/>
         <w:rPr>
-          <w:rFonts w:ascii="Times New Roman" w:hAnsi="Times New Roman" w:eastAsia="Times New Roman" w:cs="Times New Roman"/>
-          <w:i w:val="false"/>
-          <w:iCs w:val="false"/>
-          <w:color w:val="auto"/>
-          <w:kern w:val="0"/>
-          <w:sz w:val="24"/>
-          <w:szCs w:val="24"/>
-          <w:u w:val="none"/>
-          <w:lang w:val="es-CO" w:eastAsia="en-US" w:bidi="ar-SA"/>
+          <w:lang w:val="es-CO" w:bidi="ar-SA"/>
         </w:rPr>
       </w:pPr>
       <w:r>
@@ -5234,15 +5146,7 @@
         <w:spacing w:lineRule="auto" w:line="240"/>
         <w:jc w:val="left"/>
         <w:rPr>
-          <w:rFonts w:ascii="Times New Roman" w:hAnsi="Times New Roman" w:eastAsia="Times New Roman" w:cs="Times New Roman"/>
-          <w:i w:val="false"/>
-          <w:iCs w:val="false"/>
-          <w:color w:val="auto"/>
-          <w:kern w:val="0"/>
-          <w:sz w:val="24"/>
-          <w:szCs w:val="24"/>
-          <w:u w:val="none"/>
-          <w:lang w:val="es-CO" w:eastAsia="en-US" w:bidi="ar-SA"/>
+          <w:lang w:val="es-CO" w:bidi="ar-SA"/>
         </w:rPr>
       </w:pPr>
       <w:r>
@@ -5273,15 +5177,7 @@
         <w:spacing w:lineRule="auto" w:line="240"/>
         <w:jc w:val="left"/>
         <w:rPr>
-          <w:rFonts w:ascii="Times New Roman" w:hAnsi="Times New Roman" w:eastAsia="Times New Roman" w:cs="Times New Roman"/>
-          <w:i w:val="false"/>
-          <w:iCs w:val="false"/>
-          <w:color w:val="auto"/>
-          <w:kern w:val="0"/>
-          <w:sz w:val="24"/>
-          <w:szCs w:val="24"/>
-          <w:u w:val="none"/>
-          <w:lang w:val="es-CO" w:eastAsia="en-US" w:bidi="ar-SA"/>
+          <w:lang w:val="es-CO" w:bidi="ar-SA"/>
         </w:rPr>
       </w:pPr>
       <w:r>
@@ -5312,15 +5208,7 @@
         <w:spacing w:lineRule="auto" w:line="240"/>
         <w:jc w:val="left"/>
         <w:rPr>
-          <w:rFonts w:ascii="Times New Roman" w:hAnsi="Times New Roman" w:eastAsia="Times New Roman" w:cs="Times New Roman"/>
-          <w:i w:val="false"/>
-          <w:iCs w:val="false"/>
-          <w:color w:val="auto"/>
-          <w:kern w:val="0"/>
-          <w:sz w:val="24"/>
-          <w:szCs w:val="24"/>
-          <w:u w:val="none"/>
-          <w:lang w:val="es-CO" w:eastAsia="en-US" w:bidi="ar-SA"/>
+          <w:lang w:val="es-CO" w:bidi="ar-SA"/>
         </w:rPr>
       </w:pPr>
       <w:r>
@@ -5603,7 +5491,7 @@
           <w:lang w:val="es-CO" w:eastAsia="en-US" w:bidi="ar-SA"/>
         </w:rPr>
         <w:drawing>
-          <wp:anchor distT="0" distB="0" distL="0" distR="0" simplePos="0" relativeHeight="36" behindDoc="0" locked="0" layoutInCell="0" allowOverlap="1">
+          <wp:anchor distT="0" distB="0" distL="0" distR="0" simplePos="0" relativeHeight="40" behindDoc="0" locked="0" layoutInCell="0" allowOverlap="1">
             <wp:simplePos x="0" y="0"/>
             <wp:positionH relativeFrom="column">
               <wp:posOffset>-15240</wp:posOffset>
@@ -5756,7 +5644,7 @@
           <w:lang w:val="es-CO" w:eastAsia="en-US" w:bidi="ar-SA"/>
         </w:rPr>
         <w:drawing>
-          <wp:anchor distT="0" distB="0" distL="0" distR="0" simplePos="0" relativeHeight="37" behindDoc="0" locked="0" layoutInCell="0" allowOverlap="1">
+          <wp:anchor distT="0" distB="0" distL="0" distR="0" simplePos="0" relativeHeight="41" behindDoc="0" locked="0" layoutInCell="0" allowOverlap="1">
             <wp:simplePos x="0" y="0"/>
             <wp:positionH relativeFrom="column">
               <wp:posOffset>-5715</wp:posOffset>
@@ -5835,8 +5723,6 @@
         <w:ind w:hanging="0"/>
         <w:jc w:val="center"/>
         <w:rPr>
-          <w:b w:val="false"/>
-          <w:bCs w:val="false"/>
           <w:lang w:val="es-CO" w:bidi="ar-SA"/>
         </w:rPr>
       </w:pPr>
@@ -5874,8 +5760,6 @@
         <w:ind w:hanging="0"/>
         <w:jc w:val="left"/>
         <w:rPr>
-          <w:b w:val="false"/>
-          <w:bCs w:val="false"/>
           <w:lang w:val="es-CO" w:bidi="ar-SA"/>
         </w:rPr>
       </w:pPr>
@@ -5895,17 +5779,22 @@
           <w:ilvl w:val="0"/>
           <w:numId w:val="9"/>
         </w:numPr>
-        <w:rPr/>
+        <w:rPr>
+          <w:lang w:val="es-CO" w:bidi="ar-SA"/>
+        </w:rPr>
       </w:pPr>
       <w:r>
         <w:rPr>
           <w:b/>
           <w:bCs/>
+          <w:lang w:val="es-CO" w:bidi="ar-SA"/>
         </w:rPr>
         <w:t>Consejo directivo</w:t>
       </w:r>
       <w:r>
-        <w:rPr/>
+        <w:rPr>
+          <w:lang w:val="es-CO" w:bidi="ar-SA"/>
+        </w:rPr>
         <w:t>: supervisando el impacto de el proyecto en la institución y tomando decisiones importantes</w:t>
       </w:r>
     </w:p>
@@ -5916,17 +5805,22 @@
           <w:ilvl w:val="0"/>
           <w:numId w:val="9"/>
         </w:numPr>
-        <w:rPr/>
+        <w:rPr>
+          <w:lang w:val="es-CO" w:bidi="ar-SA"/>
+        </w:rPr>
       </w:pPr>
       <w:r>
         <w:rPr>
           <w:b/>
           <w:bCs/>
+          <w:lang w:val="es-CO" w:bidi="ar-SA"/>
         </w:rPr>
         <w:t>Secretaria de educación:</w:t>
       </w:r>
       <w:r>
-        <w:rPr/>
+        <w:rPr>
+          <w:lang w:val="es-CO" w:bidi="ar-SA"/>
+        </w:rPr>
         <w:t xml:space="preserve"> la cual le interesa que los estándares educativos sean altos y siendo un ente regulador de la educación</w:t>
       </w:r>
     </w:p>
@@ -5937,17 +5831,22 @@
           <w:ilvl w:val="0"/>
           <w:numId w:val="9"/>
         </w:numPr>
-        <w:rPr/>
+        <w:rPr>
+          <w:lang w:val="es-CO" w:bidi="ar-SA"/>
+        </w:rPr>
       </w:pPr>
       <w:r>
         <w:rPr>
           <w:b/>
           <w:bCs/>
+          <w:lang w:val="es-CO" w:bidi="ar-SA"/>
         </w:rPr>
         <w:t>Auditores y entes de control</w:t>
       </w:r>
       <w:r>
-        <w:rPr/>
+        <w:rPr>
+          <w:lang w:val="es-CO" w:bidi="ar-SA"/>
+        </w:rPr>
         <w:t xml:space="preserve">: evaluando y revisando que se realice una correcta gestión en el proyecto </w:t>
       </w:r>
     </w:p>
@@ -5958,21 +5857,37 @@
           <w:ilvl w:val="0"/>
           <w:numId w:val="9"/>
         </w:numPr>
-        <w:rPr/>
-      </w:pPr>
-      <w:r>
-        <w:rPr/>
-        <w:t xml:space="preserve">Dirigentes de la institución: toman decisiones sobre la adopción que puede tener el sistema con la institución educativa </w:t>
+        <w:rPr>
+          <w:lang w:val="es-CO" w:bidi="ar-SA"/>
+        </w:rPr>
+      </w:pPr>
+      <w:r>
+        <w:rPr>
+          <w:b/>
+          <w:bCs/>
+          <w:lang w:val="es-CO" w:bidi="ar-SA"/>
+        </w:rPr>
+        <w:t>Dirigentes de la institución</w:t>
+      </w:r>
+      <w:r>
+        <w:rPr>
+          <w:lang w:val="es-CO" w:bidi="ar-SA"/>
+        </w:rPr>
+        <w:t xml:space="preserve">: toman decisiones sobre la adopción que puede tener el sistema con la institución educativa </w:t>
       </w:r>
     </w:p>
     <w:p>
       <w:pPr>
         <w:pStyle w:val="APALevel2"/>
         <w:ind w:hanging="0" w:left="720"/>
-        <w:rPr/>
-      </w:pPr>
-      <w:r>
-        <w:rPr/>
+        <w:rPr>
+          <w:lang w:val="es-CO" w:bidi="ar-SA"/>
+        </w:rPr>
+      </w:pPr>
+      <w:r>
+        <w:rPr>
+          <w:lang w:val="es-CO" w:bidi="ar-SA"/>
+        </w:rPr>
       </w:r>
     </w:p>
     <w:p>
@@ -6011,7 +5926,12 @@
         <w:spacing w:lineRule="auto" w:line="240"/>
         <w:jc w:val="left"/>
         <w:rPr>
-          <w:rFonts w:ascii="Times New Roman" w:hAnsi="Times New Roman" w:eastAsia="Times New Roman" w:cs="Times New Roman"/>
+          <w:lang w:val="es-CO" w:bidi="ar-SA"/>
+        </w:rPr>
+      </w:pPr>
+      <w:r>
+        <w:rPr>
+          <w:rFonts w:eastAsia="Times New Roman" w:cs="Times New Roman"/>
           <w:b w:val="false"/>
           <w:bCs w:val="false"/>
           <w:i w:val="false"/>
@@ -6021,22 +5941,7 @@
           <w:sz w:val="24"/>
           <w:szCs w:val="24"/>
           <w:u w:val="none"/>
-          <w:lang w:val="es-EC" w:eastAsia="en-US" w:bidi="ar-SA"/>
-        </w:rPr>
-      </w:pPr>
-      <w:r>
-        <w:rPr>
-          <w:rFonts w:eastAsia="Times New Roman" w:cs="Times New Roman"/>
-          <w:b w:val="false"/>
-          <w:bCs w:val="false"/>
-          <w:i w:val="false"/>
-          <w:iCs w:val="false"/>
-          <w:color w:val="auto"/>
-          <w:kern w:val="0"/>
-          <w:sz w:val="24"/>
-          <w:szCs w:val="24"/>
-          <w:u w:val="none"/>
-          <w:lang w:val="es-EC" w:eastAsia="en-US" w:bidi="ar-SA"/>
+          <w:lang w:val="es-CO" w:eastAsia="en-US" w:bidi="ar-SA"/>
         </w:rPr>
         <w:t>Estos son los individuos que interactúan directamente con la plataforma EduTech:</w:t>
       </w:r>
@@ -6054,17 +5959,7 @@
         <w:spacing w:lineRule="auto" w:line="240"/>
         <w:jc w:val="left"/>
         <w:rPr>
-          <w:rFonts w:ascii="Times New Roman" w:hAnsi="Times New Roman" w:eastAsia="Times New Roman" w:cs="Times New Roman"/>
-          <w:b w:val="false"/>
-          <w:bCs w:val="false"/>
-          <w:i w:val="false"/>
-          <w:iCs w:val="false"/>
-          <w:color w:val="auto"/>
-          <w:kern w:val="0"/>
-          <w:sz w:val="24"/>
-          <w:szCs w:val="24"/>
-          <w:u w:val="none"/>
-          <w:lang w:val="es-EC" w:eastAsia="en-US" w:bidi="ar-SA"/>
+          <w:lang w:val="es-CO" w:bidi="ar-SA"/>
         </w:rPr>
       </w:pPr>
       <w:r>
@@ -6079,7 +5974,7 @@
           <w:sz w:val="24"/>
           <w:szCs w:val="24"/>
           <w:u w:val="none"/>
-          <w:lang w:val="es-EC" w:eastAsia="en-US" w:bidi="ar-SA"/>
+          <w:lang w:val="es-CO" w:eastAsia="en-US" w:bidi="ar-SA"/>
         </w:rPr>
         <w:t>Estudiantes:</w:t>
       </w:r>
@@ -6095,7 +5990,7 @@
           <w:sz w:val="24"/>
           <w:szCs w:val="24"/>
           <w:u w:val="none"/>
-          <w:lang w:val="es-EC" w:eastAsia="en-US" w:bidi="ar-SA"/>
+          <w:lang w:val="es-CO" w:eastAsia="en-US" w:bidi="ar-SA"/>
         </w:rPr>
         <w:t xml:space="preserve"> utilizan el sistema para consultar actividades, entregas y tareas </w:t>
       </w:r>
@@ -6113,17 +6008,7 @@
         <w:spacing w:lineRule="auto" w:line="240"/>
         <w:jc w:val="left"/>
         <w:rPr>
-          <w:rFonts w:ascii="Times New Roman" w:hAnsi="Times New Roman" w:eastAsia="Times New Roman" w:cs="Times New Roman"/>
-          <w:b w:val="false"/>
-          <w:bCs w:val="false"/>
-          <w:i w:val="false"/>
-          <w:iCs w:val="false"/>
-          <w:color w:val="auto"/>
-          <w:kern w:val="0"/>
-          <w:sz w:val="24"/>
-          <w:szCs w:val="24"/>
-          <w:u w:val="none"/>
-          <w:lang w:val="es-EC" w:eastAsia="en-US" w:bidi="ar-SA"/>
+          <w:lang w:val="es-CO" w:bidi="ar-SA"/>
         </w:rPr>
       </w:pPr>
       <w:r>
@@ -6138,7 +6023,7 @@
           <w:sz w:val="24"/>
           <w:szCs w:val="24"/>
           <w:u w:val="none"/>
-          <w:lang w:val="es-EC" w:eastAsia="en-US" w:bidi="ar-SA"/>
+          <w:lang w:val="es-CO" w:eastAsia="en-US" w:bidi="ar-SA"/>
         </w:rPr>
         <w:t>Docentes:</w:t>
       </w:r>
@@ -6154,7 +6039,7 @@
           <w:sz w:val="24"/>
           <w:szCs w:val="24"/>
           <w:u w:val="none"/>
-          <w:lang w:val="es-EC" w:eastAsia="en-US" w:bidi="ar-SA"/>
+          <w:lang w:val="es-CO" w:eastAsia="en-US" w:bidi="ar-SA"/>
         </w:rPr>
         <w:t xml:space="preserve"> gestiónan actividades académicas, realizan seguimiento a los estudiantes </w:t>
       </w:r>
@@ -6172,17 +6057,7 @@
         <w:spacing w:lineRule="auto" w:line="240"/>
         <w:jc w:val="left"/>
         <w:rPr>
-          <w:rFonts w:ascii="Times New Roman" w:hAnsi="Times New Roman" w:eastAsia="Times New Roman" w:cs="Times New Roman"/>
-          <w:b w:val="false"/>
-          <w:bCs w:val="false"/>
-          <w:i w:val="false"/>
-          <w:iCs w:val="false"/>
-          <w:color w:val="auto"/>
-          <w:kern w:val="0"/>
-          <w:sz w:val="24"/>
-          <w:szCs w:val="24"/>
-          <w:u w:val="none"/>
-          <w:lang w:val="es-EC" w:eastAsia="en-US" w:bidi="ar-SA"/>
+          <w:lang w:val="es-CO" w:bidi="ar-SA"/>
         </w:rPr>
       </w:pPr>
       <w:r>
@@ -6197,7 +6072,7 @@
           <w:sz w:val="24"/>
           <w:szCs w:val="24"/>
           <w:u w:val="none"/>
-          <w:lang w:val="es-EC" w:eastAsia="en-US" w:bidi="ar-SA"/>
+          <w:lang w:val="es-CO" w:eastAsia="en-US" w:bidi="ar-SA"/>
         </w:rPr>
         <w:t>Padres de familia:</w:t>
       </w:r>
@@ -6213,7 +6088,7 @@
           <w:sz w:val="24"/>
           <w:szCs w:val="24"/>
           <w:u w:val="none"/>
-          <w:lang w:val="es-EC" w:eastAsia="en-US" w:bidi="ar-SA"/>
+          <w:lang w:val="es-CO" w:eastAsia="en-US" w:bidi="ar-SA"/>
         </w:rPr>
         <w:t xml:space="preserve"> pueden consultar al progreso académico y estar informados encuanto a actividades y notas </w:t>
       </w:r>
@@ -6231,17 +6106,7 @@
         <w:spacing w:lineRule="auto" w:line="240"/>
         <w:jc w:val="left"/>
         <w:rPr>
-          <w:rFonts w:ascii="Times New Roman" w:hAnsi="Times New Roman" w:eastAsia="Times New Roman" w:cs="Times New Roman"/>
-          <w:b w:val="false"/>
-          <w:bCs w:val="false"/>
-          <w:i w:val="false"/>
-          <w:iCs w:val="false"/>
-          <w:color w:val="auto"/>
-          <w:kern w:val="0"/>
-          <w:sz w:val="24"/>
-          <w:szCs w:val="24"/>
-          <w:u w:val="none"/>
-          <w:lang w:val="es-EC" w:eastAsia="en-US" w:bidi="ar-SA"/>
+          <w:lang w:val="es-CO" w:bidi="ar-SA"/>
         </w:rPr>
       </w:pPr>
       <w:r>
@@ -6256,7 +6121,7 @@
           <w:sz w:val="24"/>
           <w:szCs w:val="24"/>
           <w:u w:val="none"/>
-          <w:lang w:val="es-EC" w:eastAsia="en-US" w:bidi="ar-SA"/>
+          <w:lang w:val="es-CO" w:eastAsia="en-US" w:bidi="ar-SA"/>
         </w:rPr>
         <w:t>Personal de apoyo en la educación:</w:t>
       </w:r>
@@ -6272,7 +6137,7 @@
           <w:sz w:val="24"/>
           <w:szCs w:val="24"/>
           <w:u w:val="none"/>
-          <w:lang w:val="es-EC" w:eastAsia="en-US" w:bidi="ar-SA"/>
+          <w:lang w:val="es-CO" w:eastAsia="en-US" w:bidi="ar-SA"/>
         </w:rPr>
         <w:t xml:space="preserve"> revisan el progreso de los estudiantes </w:t>
       </w:r>
@@ -6296,7 +6161,7 @@
           <w:sz w:val="24"/>
           <w:szCs w:val="24"/>
           <w:u w:val="none"/>
-          <w:lang w:val="es-EC" w:eastAsia="en-US" w:bidi="ar-SA"/>
+          <w:lang w:val="es-CO" w:eastAsia="en-US" w:bidi="ar-SA"/>
         </w:rPr>
       </w:pPr>
       <w:r>
@@ -6311,7 +6176,7 @@
           <w:sz w:val="24"/>
           <w:szCs w:val="24"/>
           <w:u w:val="none"/>
-          <w:lang w:val="es-EC" w:eastAsia="en-US" w:bidi="ar-SA"/>
+          <w:lang w:val="es-CO" w:eastAsia="en-US" w:bidi="ar-SA"/>
         </w:rPr>
       </w:r>
     </w:p>
@@ -6334,7 +6199,7 @@
           <w:sz w:val="24"/>
           <w:szCs w:val="24"/>
           <w:u w:val="none"/>
-          <w:lang w:val="es-EC" w:eastAsia="en-US" w:bidi="ar-SA"/>
+          <w:lang w:val="es-CO" w:eastAsia="en-US" w:bidi="ar-SA"/>
         </w:rPr>
       </w:pPr>
       <w:r>
@@ -6349,7 +6214,7 @@
           <w:sz w:val="24"/>
           <w:szCs w:val="24"/>
           <w:u w:val="none"/>
-          <w:lang w:val="es-EC" w:eastAsia="en-US" w:bidi="ar-SA"/>
+          <w:lang w:val="es-CO" w:eastAsia="en-US" w:bidi="ar-SA"/>
         </w:rPr>
       </w:r>
     </w:p>
@@ -6438,7 +6303,7 @@
           <w:lang w:val="es-CO" w:bidi="ar-SA"/>
         </w:rPr>
         <w:drawing>
-          <wp:anchor distT="0" distB="0" distL="114300" distR="114300" simplePos="0" relativeHeight="33" behindDoc="0" locked="0" layoutInCell="0" allowOverlap="1">
+          <wp:anchor distT="0" distB="0" distL="114300" distR="114300" simplePos="0" relativeHeight="37" behindDoc="0" locked="0" layoutInCell="0" allowOverlap="1">
             <wp:simplePos x="0" y="0"/>
             <wp:positionH relativeFrom="column">
               <wp:posOffset>-23495</wp:posOffset>
@@ -6450,11 +6315,11 @@
             <wp:effectExtent l="0" t="0" r="0" b="0"/>
             <wp:wrapThrough wrapText="bothSides">
               <wp:wrapPolygon edited="0">
-                <wp:start x="-185" y="0"/>
-                <wp:lineTo x="-185" y="21141"/>
-                <wp:lineTo x="21557" y="21141"/>
+                <wp:start x="-226" y="0"/>
+                <wp:lineTo x="-226" y="21068"/>
+                <wp:lineTo x="21557" y="21068"/>
                 <wp:lineTo x="21557" y="0"/>
-                <wp:lineTo x="-185" y="0"/>
+                <wp:lineTo x="-226" y="0"/>
               </wp:wrapPolygon>
             </wp:wrapThrough>
             <wp:docPr id="5" name="Imagen 1"/>
@@ -6590,7 +6455,7 @@
           <w:lang w:val="es-CO" w:eastAsia="en-US" w:bidi="ar-SA"/>
         </w:rPr>
         <w:drawing>
-          <wp:anchor distT="0" distB="0" distL="0" distR="0" simplePos="0" relativeHeight="35" behindDoc="0" locked="0" layoutInCell="0" allowOverlap="1">
+          <wp:anchor distT="0" distB="0" distL="0" distR="0" simplePos="0" relativeHeight="39" behindDoc="0" locked="0" layoutInCell="0" allowOverlap="1">
             <wp:simplePos x="0" y="0"/>
             <wp:positionH relativeFrom="column">
               <wp:posOffset>0</wp:posOffset>
@@ -6643,8 +6508,6 @@
         <w:ind w:hanging="0"/>
         <w:jc w:val="center"/>
         <w:rPr>
-          <w:b/>
-          <w:bCs/>
           <w:lang w:val="es-CO" w:bidi="ar-SA"/>
         </w:rPr>
       </w:pPr>
@@ -6675,8 +6538,6 @@
         <w:ind w:hanging="0"/>
         <w:jc w:val="left"/>
         <w:rPr>
-          <w:b w:val="false"/>
-          <w:bCs w:val="false"/>
           <w:lang w:val="es-CO" w:bidi="ar-SA"/>
         </w:rPr>
       </w:pPr>
@@ -6698,11 +6559,6 @@
         <w:spacing w:lineRule="auto" w:line="240" w:before="189" w:after="69"/>
         <w:jc w:val="both"/>
         <w:rPr>
-          <w:lang w:val="es-CO" w:bidi="ar-SA"/>
-        </w:rPr>
-      </w:pPr>
-      <w:r>
-        <w:rPr>
           <w:rFonts w:eastAsia="Times New Roman" w:cs="Times New Roman"/>
           <w:b/>
           <w:bCs/>
@@ -6715,6 +6571,49 @@
           <w:u w:val="none"/>
           <w:lang w:val="es-CO" w:eastAsia="en-US" w:bidi="ar-SA"/>
         </w:rPr>
+      </w:pPr>
+      <w:r>
+        <w:rPr>
+          <w:rFonts w:eastAsia="Times New Roman" w:cs="Times New Roman"/>
+          <w:b/>
+          <w:bCs/>
+          <w:i w:val="false"/>
+          <w:iCs w:val="false"/>
+          <w:color w:val="auto"/>
+          <w:kern w:val="0"/>
+          <w:sz w:val="24"/>
+          <w:szCs w:val="24"/>
+          <w:u w:val="none"/>
+          <w:lang w:val="es-CO" w:eastAsia="en-US" w:bidi="ar-SA"/>
+        </w:rPr>
+      </w:r>
+    </w:p>
+    <w:p>
+      <w:pPr>
+        <w:pStyle w:val="APALevel2"/>
+        <w:widowControl/>
+        <w:suppressAutoHyphens w:val="true"/>
+        <w:bidi w:val="0"/>
+        <w:spacing w:lineRule="auto" w:line="240" w:before="189" w:after="69"/>
+        <w:jc w:val="both"/>
+        <w:rPr>
+          <w:lang w:val="es-CO" w:bidi="ar-SA"/>
+        </w:rPr>
+      </w:pPr>
+      <w:r>
+        <w:rPr>
+          <w:rFonts w:eastAsia="Times New Roman" w:cs="Times New Roman"/>
+          <w:b/>
+          <w:bCs/>
+          <w:i w:val="false"/>
+          <w:iCs w:val="false"/>
+          <w:color w:val="auto"/>
+          <w:kern w:val="0"/>
+          <w:sz w:val="24"/>
+          <w:szCs w:val="24"/>
+          <w:u w:val="none"/>
+          <w:lang w:val="es-CO" w:eastAsia="en-US" w:bidi="ar-SA"/>
+        </w:rPr>
         <w:t>8.1 User Flow</w:t>
       </w:r>
       <w:r>
@@ -6741,17 +6640,7 @@
         <w:spacing w:lineRule="auto" w:line="240"/>
         <w:jc w:val="both"/>
         <w:rPr>
-          <w:rFonts w:ascii="Times New Roman" w:hAnsi="Times New Roman" w:eastAsia="Times New Roman" w:cs="Times New Roman"/>
-          <w:b w:val="false"/>
-          <w:bCs w:val="false"/>
-          <w:i w:val="false"/>
-          <w:iCs w:val="false"/>
-          <w:color w:val="auto"/>
-          <w:kern w:val="0"/>
-          <w:sz w:val="24"/>
-          <w:szCs w:val="24"/>
-          <w:u w:val="none"/>
-          <w:lang w:val="es-CO" w:eastAsia="en-US" w:bidi="ar-SA"/>
+          <w:lang w:val="es-CO" w:bidi="ar-SA"/>
         </w:rPr>
       </w:pPr>
       <w:r>
@@ -6804,7 +6693,7 @@
           <w:lang w:val="es-CO" w:eastAsia="en-US" w:bidi="ar-SA"/>
         </w:rPr>
         <w:drawing>
-          <wp:anchor distT="0" distB="0" distL="0" distR="0" simplePos="0" relativeHeight="38" behindDoc="0" locked="0" layoutInCell="0" allowOverlap="1">
+          <wp:anchor distT="0" distB="0" distL="0" distR="0" simplePos="0" relativeHeight="42" behindDoc="0" locked="0" layoutInCell="0" allowOverlap="1">
             <wp:simplePos x="0" y="0"/>
             <wp:positionH relativeFrom="column">
               <wp:posOffset>-6985</wp:posOffset>
@@ -6859,22 +6748,14 @@
         <w:bidi w:val="0"/>
         <w:spacing w:lineRule="auto" w:line="240" w:before="360" w:after="240"/>
         <w:jc w:val="left"/>
-        <w:rPr>
-          <w:rFonts w:ascii="Times New Roman" w:hAnsi="Times New Roman" w:eastAsia="Times New Roman" w:cs="Times New Roman"/>
-          <w:color w:val="auto"/>
-          <w:kern w:val="0"/>
-          <w:sz w:val="24"/>
-          <w:szCs w:val="32"/>
-          <w:u w:val="none"/>
-          <w:lang w:val="es-EC" w:eastAsia="en-US" w:bidi="ar-SA"/>
-        </w:rPr>
+        <w:rPr/>
       </w:pPr>
       <w:hyperlink r:id="rId10">
         <w:r>
           <w:rPr>
             <w:rStyle w:val="Hyperlink"/>
             <w:szCs w:val="32"/>
-            <w:lang w:val="es-EC"/>
+            <w:lang w:val="es-CO" w:bidi="ar-SA"/>
           </w:rPr>
           <w:t>Diagrama de flujo de sitio web: Lucidspark</w:t>
         </w:r>
@@ -6882,7 +6763,7 @@
       <w:r>
         <w:rPr>
           <w:szCs w:val="32"/>
-          <w:lang w:val="es-EC"/>
+          <w:lang w:val="es-CO" w:bidi="ar-SA"/>
         </w:rPr>
         <w:t xml:space="preserve"> </w:t>
       </w:r>
@@ -6930,15 +6811,7 @@
         <w:spacing w:lineRule="auto" w:line="240" w:before="189" w:after="69"/>
         <w:jc w:val="both"/>
         <w:rPr>
-          <w:rFonts w:ascii="Times New Roman" w:hAnsi="Times New Roman" w:eastAsia="Times New Roman" w:cs="Times New Roman"/>
-          <w:i w:val="false"/>
-          <w:iCs w:val="false"/>
-          <w:color w:val="auto"/>
-          <w:kern w:val="0"/>
-          <w:sz w:val="24"/>
-          <w:szCs w:val="24"/>
-          <w:u w:val="none"/>
-          <w:lang w:val="es-CO" w:eastAsia="en-US" w:bidi="ar-SA"/>
+          <w:lang w:val="es-CO" w:bidi="ar-SA"/>
         </w:rPr>
       </w:pPr>
       <w:r>
@@ -6997,17 +6870,7 @@
         <w:spacing w:lineRule="auto" w:line="240"/>
         <w:jc w:val="both"/>
         <w:rPr>
-          <w:rFonts w:ascii="Times New Roman" w:hAnsi="Times New Roman" w:eastAsia="Times New Roman" w:cs="Times New Roman"/>
-          <w:b w:val="false"/>
-          <w:bCs w:val="false"/>
-          <w:i w:val="false"/>
-          <w:iCs w:val="false"/>
-          <w:color w:val="auto"/>
-          <w:kern w:val="0"/>
-          <w:sz w:val="24"/>
-          <w:szCs w:val="24"/>
-          <w:u w:val="none"/>
-          <w:lang w:val="es-CO" w:eastAsia="en-US" w:bidi="ar-SA"/>
+          <w:lang w:val="es-CO" w:bidi="ar-SA"/>
         </w:rPr>
       </w:pPr>
       <w:r>
@@ -7102,7 +6965,7 @@
           <w:lang w:val="es-CO" w:eastAsia="en-US" w:bidi="ar-SA"/>
         </w:rPr>
         <w:drawing>
-          <wp:anchor distT="0" distB="0" distL="0" distR="0" simplePos="0" relativeHeight="39" behindDoc="0" locked="0" layoutInCell="0" allowOverlap="1">
+          <wp:anchor distT="0" distB="0" distL="0" distR="0" simplePos="0" relativeHeight="43" behindDoc="0" locked="0" layoutInCell="0" allowOverlap="1">
             <wp:simplePos x="0" y="0"/>
             <wp:positionH relativeFrom="column">
               <wp:posOffset>0</wp:posOffset>
@@ -7157,15 +7020,7 @@
         <w:bidi w:val="0"/>
         <w:spacing w:lineRule="auto" w:line="240" w:before="360" w:after="240"/>
         <w:jc w:val="both"/>
-        <w:rPr>
-          <w:rFonts w:ascii="Times New Roman" w:hAnsi="Times New Roman" w:eastAsia="Times New Roman" w:cs="Times New Roman"/>
-          <w:color w:val="auto"/>
-          <w:kern w:val="0"/>
-          <w:sz w:val="24"/>
-          <w:szCs w:val="24"/>
-          <w:u w:val="none"/>
-          <w:lang w:val="es-EC" w:eastAsia="en-US" w:bidi="ar-SA"/>
-        </w:rPr>
+        <w:rPr/>
       </w:pPr>
       <w:hyperlink r:id="rId12">
         <w:r>
@@ -7173,7 +7028,7 @@
             <w:rStyle w:val="Hyperlink"/>
             <w:color w:val="0000FF"/>
             <w:u w:val="single"/>
-            <w:lang w:val="es-EC"/>
+            <w:lang w:val="es-CO" w:bidi="ar-SA"/>
           </w:rPr>
           <w:t>Diagrama de flujo de la solución web: Lucidchart</w:t>
         </w:r>
@@ -7183,7 +7038,7 @@
           <w:rStyle w:val="Hyperlink"/>
           <w:color w:val="auto"/>
           <w:u w:val="none"/>
-          <w:lang w:val="es-EC"/>
+          <w:lang w:val="es-CO" w:bidi="ar-SA"/>
         </w:rPr>
         <w:t xml:space="preserve"> </w:t>
       </w:r>
@@ -7203,7 +7058,7 @@
           <w:sz w:val="24"/>
           <w:szCs w:val="24"/>
           <w:u w:val="none"/>
-          <w:lang w:val="es-EC" w:eastAsia="en-US" w:bidi="ar-SA"/>
+          <w:lang w:val="es-CO" w:eastAsia="en-US" w:bidi="ar-SA"/>
         </w:rPr>
       </w:pPr>
       <w:r>
@@ -7214,7 +7069,7 @@
           <w:sz w:val="24"/>
           <w:szCs w:val="24"/>
           <w:u w:val="none"/>
-          <w:lang w:val="es-EC" w:eastAsia="en-US" w:bidi="ar-SA"/>
+          <w:lang w:val="es-CO" w:eastAsia="en-US" w:bidi="ar-SA"/>
         </w:rPr>
       </w:r>
     </w:p>
@@ -7224,16 +7079,14 @@
         <w:ind w:hanging="0"/>
         <w:jc w:val="center"/>
         <w:rPr>
+          <w:lang w:val="es-CO" w:bidi="ar-SA"/>
+        </w:rPr>
+      </w:pPr>
+      <w:r>
+        <w:rPr>
           <w:b/>
           <w:bCs/>
           <w:lang w:val="es-CO" w:bidi="ar-SA"/>
-        </w:rPr>
-      </w:pPr>
-      <w:r>
-        <w:rPr>
-          <w:b/>
-          <w:bCs/>
-          <w:lang w:val="es-CO"/>
         </w:rPr>
         <w:t>9. Solución tecnológica a implementar</w:t>
       </w:r>
@@ -7263,7 +7116,7 @@
         <w:spacing w:lineRule="auto" w:line="240" w:before="0" w:after="0"/>
         <w:jc w:val="both"/>
         <w:rPr>
-          <w:lang w:val="es-CO" w:eastAsia="en-US" w:bidi="ar-SA"/>
+          <w:lang w:val="es-CO" w:bidi="ar-SA"/>
         </w:rPr>
       </w:pPr>
       <w:r>
@@ -7297,17 +7150,7 @@
         <w:spacing w:lineRule="auto" w:line="240" w:before="189" w:after="69"/>
         <w:jc w:val="both"/>
         <w:rPr>
-          <w:rFonts w:ascii="Times New Roman" w:hAnsi="Times New Roman" w:eastAsia="Times New Roman" w:cs="Times New Roman"/>
-          <w:b w:val="false"/>
-          <w:bCs w:val="false"/>
-          <w:i w:val="false"/>
-          <w:iCs w:val="false"/>
-          <w:color w:val="auto"/>
-          <w:kern w:val="0"/>
-          <w:sz w:val="24"/>
-          <w:szCs w:val="24"/>
-          <w:u w:val="none"/>
-          <w:lang w:val="es-CO" w:eastAsia="en-US" w:bidi="ar-SA"/>
+          <w:lang w:val="es-CO" w:bidi="ar-SA"/>
         </w:rPr>
       </w:pPr>
       <w:r>
@@ -7322,6 +7165,7 @@
           <w:sz w:val="24"/>
           <w:szCs w:val="24"/>
           <w:u w:val="none"/>
+          <w:lang w:val="es-CO" w:bidi="ar-SA"/>
         </w:rPr>
         <w:t>9.1</w:t>
       </w:r>
@@ -7335,6 +7179,7 @@
           <w:sz w:val="24"/>
           <w:szCs w:val="24"/>
           <w:u w:val="none"/>
+          <w:lang w:val="es-CO" w:bidi="ar-SA"/>
         </w:rPr>
         <w:t xml:space="preserve"> </w:t>
       </w:r>
@@ -7350,6 +7195,7 @@
           <w:sz w:val="24"/>
           <w:szCs w:val="24"/>
           <w:u w:val="none"/>
+          <w:lang w:val="es-CO" w:bidi="ar-SA"/>
         </w:rPr>
         <w:t xml:space="preserve">Arquitectura general de la solución </w:t>
       </w:r>
@@ -7360,12 +7206,12 @@
         <w:spacing w:lineRule="auto" w:line="240" w:before="0" w:after="0"/>
         <w:jc w:val="both"/>
         <w:rPr>
-          <w:lang w:val="es-CO"/>
-        </w:rPr>
-      </w:pPr>
-      <w:r>
-        <w:rPr>
-          <w:lang w:val="es-CO"/>
+          <w:lang w:val="es-CO" w:bidi="ar-SA"/>
+        </w:rPr>
+      </w:pPr>
+      <w:r>
+        <w:rPr>
+          <w:lang w:val="es-CO" w:bidi="ar-SA"/>
         </w:rPr>
         <w:t>El sistema se desarrolla con una arquitectura de tipo cliente-servidor, que se compone por</w:t>
       </w:r>
@@ -7376,12 +7222,12 @@
         <w:spacing w:lineRule="auto" w:line="240" w:before="0" w:after="0"/>
         <w:jc w:val="both"/>
         <w:rPr>
-          <w:lang w:val="es-CO"/>
-        </w:rPr>
-      </w:pPr>
-      <w:r>
-        <w:rPr>
-          <w:lang w:val="es-CO"/>
+          <w:lang w:val="es-CO" w:bidi="ar-SA"/>
+        </w:rPr>
+      </w:pPr>
+      <w:r>
+        <w:rPr>
+          <w:lang w:val="es-CO" w:bidi="ar-SA"/>
         </w:rPr>
       </w:r>
     </w:p>
@@ -7395,20 +7241,20 @@
         <w:spacing w:lineRule="auto" w:line="240" w:before="0" w:after="0"/>
         <w:jc w:val="both"/>
         <w:rPr>
-          <w:lang w:val="es-CO"/>
+          <w:lang w:val="es-CO" w:bidi="ar-SA"/>
         </w:rPr>
       </w:pPr>
       <w:r>
         <w:rPr>
           <w:b/>
           <w:bCs/>
-          <w:lang w:val="es-CO"/>
+          <w:lang w:val="es-CO" w:bidi="ar-SA"/>
         </w:rPr>
         <w:t>Frontend</w:t>
       </w:r>
       <w:r>
         <w:rPr>
-          <w:lang w:val="es-CO"/>
+          <w:lang w:val="es-CO" w:bidi="ar-SA"/>
         </w:rPr>
         <w:t>: interfaz gráfica con diseño accesible desde navegador web</w:t>
       </w:r>
@@ -7423,20 +7269,20 @@
         <w:spacing w:lineRule="auto" w:line="240" w:before="0" w:after="0"/>
         <w:jc w:val="both"/>
         <w:rPr>
-          <w:lang w:val="es-CO"/>
+          <w:lang w:val="es-CO" w:bidi="ar-SA"/>
         </w:rPr>
       </w:pPr>
       <w:r>
         <w:rPr>
           <w:b/>
           <w:bCs/>
-          <w:lang w:val="es-CO"/>
+          <w:lang w:val="es-CO" w:bidi="ar-SA"/>
         </w:rPr>
         <w:t>Backend</w:t>
       </w:r>
       <w:r>
         <w:rPr>
-          <w:lang w:val="es-CO"/>
+          <w:lang w:val="es-CO" w:bidi="ar-SA"/>
         </w:rPr>
         <w:t xml:space="preserve">: nos encargamos principalmente de la lógica del sistema gestión de actividades y procesamientos de datos </w:t>
       </w:r>
@@ -7451,20 +7297,20 @@
         <w:spacing w:lineRule="auto" w:line="240" w:before="0" w:after="0"/>
         <w:jc w:val="both"/>
         <w:rPr>
-          <w:lang w:val="es-CO"/>
+          <w:lang w:val="es-CO" w:bidi="ar-SA"/>
         </w:rPr>
       </w:pPr>
       <w:r>
         <w:rPr>
           <w:b/>
           <w:bCs/>
-          <w:lang w:val="es-CO"/>
+          <w:lang w:val="es-CO" w:bidi="ar-SA"/>
         </w:rPr>
         <w:t>Base de datos</w:t>
       </w:r>
       <w:r>
         <w:rPr>
-          <w:lang w:val="es-CO"/>
+          <w:lang w:val="es-CO" w:bidi="ar-SA"/>
         </w:rPr>
         <w:t xml:space="preserve">: almacenaremos información roles y datos de forma segura </w:t>
       </w:r>
@@ -7475,12 +7321,12 @@
         <w:spacing w:lineRule="auto" w:line="240" w:before="0" w:after="0"/>
         <w:jc w:val="both"/>
         <w:rPr>
-          <w:lang w:val="es-CO"/>
-        </w:rPr>
-      </w:pPr>
-      <w:r>
-        <w:rPr>
-          <w:lang w:val="es-CO"/>
+          <w:lang w:val="es-CO" w:bidi="ar-SA"/>
+        </w:rPr>
+      </w:pPr>
+      <w:r>
+        <w:rPr>
+          <w:lang w:val="es-CO" w:bidi="ar-SA"/>
         </w:rPr>
       </w:r>
     </w:p>
@@ -7490,12 +7336,12 @@
         <w:spacing w:lineRule="auto" w:line="240" w:before="0" w:after="0"/>
         <w:jc w:val="both"/>
         <w:rPr>
-          <w:lang w:val="es-CO"/>
-        </w:rPr>
-      </w:pPr>
-      <w:r>
-        <w:rPr>
-          <w:lang w:val="es-CO"/>
+          <w:lang w:val="es-CO" w:bidi="ar-SA"/>
+        </w:rPr>
+      </w:pPr>
+      <w:r>
+        <w:rPr>
+          <w:lang w:val="es-CO" w:bidi="ar-SA"/>
         </w:rPr>
       </w:r>
     </w:p>
@@ -7508,17 +7354,7 @@
         <w:spacing w:lineRule="auto" w:line="240" w:before="189" w:after="69"/>
         <w:jc w:val="both"/>
         <w:rPr>
-          <w:rFonts w:ascii="Times New Roman" w:hAnsi="Times New Roman" w:eastAsia="Times New Roman" w:cs="Times New Roman"/>
-          <w:b w:val="false"/>
-          <w:bCs w:val="false"/>
-          <w:i w:val="false"/>
-          <w:iCs w:val="false"/>
-          <w:color w:val="auto"/>
-          <w:kern w:val="0"/>
-          <w:sz w:val="24"/>
-          <w:szCs w:val="24"/>
-          <w:u w:val="none"/>
-          <w:lang w:val="es-CO" w:eastAsia="en-US" w:bidi="ar-SA"/>
+          <w:lang w:val="es-CO" w:bidi="ar-SA"/>
         </w:rPr>
       </w:pPr>
       <w:r>
@@ -7533,6 +7369,7 @@
           <w:sz w:val="24"/>
           <w:szCs w:val="24"/>
           <w:u w:val="none"/>
+          <w:lang w:val="es-CO" w:bidi="ar-SA"/>
         </w:rPr>
         <w:t>9.2</w:t>
       </w:r>
@@ -7546,6 +7383,7 @@
           <w:sz w:val="24"/>
           <w:szCs w:val="24"/>
           <w:u w:val="none"/>
+          <w:lang w:val="es-CO" w:bidi="ar-SA"/>
         </w:rPr>
         <w:t xml:space="preserve"> T</w:t>
       </w:r>
@@ -7561,6 +7399,7 @@
           <w:sz w:val="24"/>
           <w:szCs w:val="24"/>
           <w:u w:val="none"/>
+          <w:lang w:val="es-CO" w:bidi="ar-SA"/>
         </w:rPr>
         <w:t>ecnologías a emplear</w:t>
       </w:r>
@@ -7599,15 +7438,7 @@
         <w:spacing w:lineRule="auto" w:line="240"/>
         <w:jc w:val="left"/>
         <w:rPr>
-          <w:rFonts w:ascii="Times New Roman" w:hAnsi="Times New Roman" w:eastAsia="Times New Roman" w:cs="Times New Roman"/>
-          <w:i w:val="false"/>
-          <w:iCs w:val="false"/>
-          <w:color w:val="auto"/>
-          <w:kern w:val="0"/>
-          <w:sz w:val="24"/>
-          <w:szCs w:val="24"/>
-          <w:u w:val="none"/>
-          <w:lang w:val="es-CO" w:eastAsia="en-US" w:bidi="ar-SA"/>
+          <w:lang w:val="es-CO" w:bidi="ar-SA"/>
         </w:rPr>
       </w:pPr>
       <w:r>
@@ -7622,7 +7453,7 @@
           <w:sz w:val="24"/>
           <w:szCs w:val="24"/>
           <w:u w:val="none"/>
-          <w:lang w:eastAsia="en-US"/>
+          <w:lang w:val="es-CO" w:eastAsia="en-US" w:bidi="ar-SA"/>
         </w:rPr>
         <w:t>Figma:</w:t>
       </w:r>
@@ -7636,7 +7467,7 @@
           <w:sz w:val="24"/>
           <w:szCs w:val="24"/>
           <w:u w:val="none"/>
-          <w:lang w:eastAsia="en-US"/>
+          <w:lang w:val="es-CO" w:eastAsia="en-US" w:bidi="ar-SA"/>
         </w:rPr>
         <w:t xml:space="preserve"> Se utilizara para el diseño de interfaces y prototipos, ayudando a la planeación de la experiencia del usuario UX.</w:t>
       </w:r>
@@ -7654,15 +7485,7 @@
         <w:spacing w:lineRule="auto" w:line="240"/>
         <w:jc w:val="left"/>
         <w:rPr>
-          <w:rFonts w:ascii="Times New Roman" w:hAnsi="Times New Roman" w:eastAsia="Times New Roman" w:cs="Times New Roman"/>
-          <w:i w:val="false"/>
-          <w:iCs w:val="false"/>
-          <w:color w:val="auto"/>
-          <w:kern w:val="0"/>
-          <w:sz w:val="24"/>
-          <w:szCs w:val="24"/>
-          <w:u w:val="none"/>
-          <w:lang w:val="es-CO" w:eastAsia="en-US" w:bidi="ar-SA"/>
+          <w:lang w:val="es-CO" w:bidi="ar-SA"/>
         </w:rPr>
       </w:pPr>
       <w:r>
@@ -7677,7 +7500,7 @@
           <w:sz w:val="24"/>
           <w:szCs w:val="24"/>
           <w:u w:val="none"/>
-          <w:lang w:eastAsia="en-US"/>
+          <w:lang w:val="es-CO" w:eastAsia="en-US" w:bidi="ar-SA"/>
         </w:rPr>
         <w:t>React:</w:t>
       </w:r>
@@ -7691,7 +7514,7 @@
           <w:sz w:val="24"/>
           <w:szCs w:val="24"/>
           <w:u w:val="none"/>
-          <w:lang w:eastAsia="en-US"/>
+          <w:lang w:val="es-CO" w:eastAsia="en-US" w:bidi="ar-SA"/>
         </w:rPr>
         <w:t xml:space="preserve"> Se utilizara para el desarrollo del frontend ayudando a la creación de la interfaz de usuario IU sea dianmica e interactiva.</w:t>
       </w:r>
@@ -7709,15 +7532,7 @@
         <w:spacing w:lineRule="auto" w:line="240"/>
         <w:jc w:val="left"/>
         <w:rPr>
-          <w:rFonts w:ascii="Times New Roman" w:hAnsi="Times New Roman" w:eastAsia="Times New Roman" w:cs="Times New Roman"/>
-          <w:i w:val="false"/>
-          <w:iCs w:val="false"/>
-          <w:color w:val="auto"/>
-          <w:kern w:val="0"/>
-          <w:sz w:val="24"/>
-          <w:szCs w:val="24"/>
-          <w:u w:val="none"/>
-          <w:lang w:val="es-CO" w:eastAsia="en-US" w:bidi="ar-SA"/>
+          <w:lang w:val="es-CO" w:bidi="ar-SA"/>
         </w:rPr>
       </w:pPr>
       <w:r>
@@ -7748,15 +7563,7 @@
         <w:spacing w:lineRule="auto" w:line="240"/>
         <w:jc w:val="left"/>
         <w:rPr>
-          <w:rFonts w:ascii="Times New Roman" w:hAnsi="Times New Roman" w:eastAsia="Times New Roman" w:cs="Times New Roman"/>
-          <w:i w:val="false"/>
-          <w:iCs w:val="false"/>
-          <w:color w:val="auto"/>
-          <w:kern w:val="0"/>
-          <w:sz w:val="24"/>
-          <w:szCs w:val="24"/>
-          <w:u w:val="none"/>
-          <w:lang w:val="es-CO" w:eastAsia="en-US" w:bidi="ar-SA"/>
+          <w:lang w:val="es-CO" w:bidi="ar-SA"/>
         </w:rPr>
       </w:pPr>
       <w:r>
@@ -7771,7 +7578,7 @@
           <w:sz w:val="24"/>
           <w:szCs w:val="24"/>
           <w:u w:val="none"/>
-          <w:lang w:eastAsia="en-US"/>
+          <w:lang w:val="es-CO" w:eastAsia="en-US" w:bidi="ar-SA"/>
         </w:rPr>
         <w:t>Mongo</w:t>
       </w:r>
@@ -7785,7 +7592,7 @@
           <w:sz w:val="24"/>
           <w:szCs w:val="24"/>
           <w:u w:val="none"/>
-          <w:lang w:eastAsia="en-US"/>
+          <w:lang w:val="es-CO" w:eastAsia="en-US" w:bidi="ar-SA"/>
         </w:rPr>
         <w:t>:  Se utilizara para el almacenamiento y gestión de la información.</w:t>
       </w:r>
@@ -7803,15 +7610,7 @@
         <w:spacing w:lineRule="auto" w:line="240"/>
         <w:jc w:val="left"/>
         <w:rPr>
-          <w:rFonts w:ascii="Times New Roman" w:hAnsi="Times New Roman" w:eastAsia="Times New Roman" w:cs="Times New Roman"/>
-          <w:i w:val="false"/>
-          <w:iCs w:val="false"/>
-          <w:color w:val="auto"/>
-          <w:kern w:val="0"/>
-          <w:sz w:val="24"/>
-          <w:szCs w:val="24"/>
-          <w:u w:val="none"/>
-          <w:lang w:val="es-CO" w:eastAsia="en-US" w:bidi="ar-SA"/>
+          <w:lang w:val="es-CO" w:bidi="ar-SA"/>
         </w:rPr>
       </w:pPr>
       <w:r>
@@ -7922,17 +7721,7 @@
         <w:spacing w:lineRule="auto" w:line="240"/>
         <w:jc w:val="left"/>
         <w:rPr>
-          <w:rFonts w:ascii="Times New Roman" w:hAnsi="Times New Roman" w:eastAsia="Times New Roman" w:cs="Times New Roman"/>
-          <w:b w:val="false"/>
-          <w:bCs w:val="false"/>
-          <w:i w:val="false"/>
-          <w:iCs w:val="false"/>
-          <w:color w:val="auto"/>
-          <w:kern w:val="0"/>
-          <w:sz w:val="24"/>
-          <w:szCs w:val="24"/>
-          <w:u w:val="none"/>
-          <w:lang w:val="es-CO" w:eastAsia="en-US" w:bidi="ar-SA"/>
+          <w:lang w:val="es-CO" w:bidi="ar-SA"/>
         </w:rPr>
       </w:pPr>
       <w:r>
@@ -7948,7 +7737,7 @@
           <w:sz w:val="24"/>
           <w:u w:val="none"/>
           <w:effect w:val="none"/>
-          <w:lang w:val="es-EC"/>
+          <w:lang w:val="es-CO" w:bidi="ar-SA"/>
         </w:rPr>
         <w:t>9.3</w:t>
       </w:r>
@@ -7964,7 +7753,7 @@
           <w:color w:val="000000"/>
           <w:u w:val="none"/>
           <w:effect w:val="none"/>
-          <w:lang w:val="es-EC"/>
+          <w:lang w:val="es-CO" w:bidi="ar-SA"/>
         </w:rPr>
         <w:t xml:space="preserve"> </w:t>
       </w:r>
@@ -7981,7 +7770,7 @@
           <w:sz w:val="24"/>
           <w:u w:val="none"/>
           <w:effect w:val="none"/>
-          <w:lang w:val="es-CO"/>
+          <w:lang w:val="es-CO" w:bidi="ar-SA"/>
         </w:rPr>
         <w:t>Beneficios esperados del sistema</w:t>
       </w:r>
@@ -7995,17 +7784,7 @@
         <w:spacing w:lineRule="auto" w:line="240"/>
         <w:jc w:val="left"/>
         <w:rPr>
-          <w:rFonts w:ascii="Times New Roman" w:hAnsi="Times New Roman" w:eastAsia="Times New Roman" w:cs="Times New Roman"/>
-          <w:b w:val="false"/>
-          <w:bCs w:val="false"/>
-          <w:i w:val="false"/>
-          <w:iCs w:val="false"/>
-          <w:color w:val="auto"/>
-          <w:kern w:val="0"/>
-          <w:sz w:val="24"/>
-          <w:szCs w:val="24"/>
-          <w:u w:val="none"/>
-          <w:lang w:val="es-CO" w:eastAsia="en-US" w:bidi="ar-SA"/>
+          <w:lang w:val="es-CO" w:bidi="ar-SA"/>
         </w:rPr>
       </w:pPr>
       <w:r>
@@ -8022,7 +7801,7 @@
           <w:sz w:val="24"/>
           <w:u w:val="none"/>
           <w:effect w:val="none"/>
-          <w:lang w:val="es-CO"/>
+          <w:lang w:val="es-CO" w:bidi="ar-SA"/>
         </w:rPr>
         <w:t>Los principales beneficios es la centralización de la información sobre tareas trabajos y demás actividades relacionadas también se tendrá en cuanta la mejoría en la organización y seguimiento de la actividades acompañadas con una mejora efectiva haciendo que los errores sean reducidos.</w:t>
       </w:r>
@@ -8109,7 +7888,7 @@
         <w:ind w:hanging="0"/>
         <w:jc w:val="center"/>
         <w:rPr>
-          <w:lang w:val="es-CO" w:eastAsia="en-US" w:bidi="ar-SA"/>
+          <w:lang w:val="es-CO" w:bidi="ar-SA"/>
         </w:rPr>
       </w:pPr>
       <w:r>
@@ -8142,20 +7921,14 @@
         <w:ind w:hanging="0"/>
         <w:jc w:val="left"/>
         <w:rPr>
-          <w:lang w:val="es-CO" w:eastAsia="en-US" w:bidi="ar-SA"/>
-        </w:rPr>
-      </w:pPr>
-      <w:r>
-        <w:rPr>
-          <w:lang w:val="es-CO" w:eastAsia="en-US" w:bidi="ar-SA"/>
-        </w:rPr>
-        <w:t xml:space="preserve">El moldeamiento del sistema permite representar de manera visual la estructura y el comportamiento de la solución propuesta. A través de diagramas UML, se facilita la comprensión de los componentes del sistema y la interacción entre los usuarios y las funcionalidades.  </w:t>
-      </w:r>
-      <w:r>
-        <w:rPr>
-          <w:lang w:val="es-CO" w:eastAsia="en-US" w:bidi="ar-SA"/>
-        </w:rPr>
-        <w:t>Para el desarrollo de Edutech Se realizaron los siguientes digramas:</w:t>
+          <w:lang w:val="es-CO" w:bidi="ar-SA"/>
+        </w:rPr>
+      </w:pPr>
+      <w:r>
+        <w:rPr>
+          <w:lang w:val="es-CO" w:eastAsia="en-US" w:bidi="ar-SA"/>
+        </w:rPr>
+        <w:t>El moldeamiento del sistema permite representar de manera visual la estructura y el comportamiento de la solución propuesta. A través de diagramas UML, se facilita la comprensión de los componentes del sistema y la interacción entre los usuarios y las funcionalidades.  Para el desarrollo de Edutech Se realizaron los siguientes digramas:</w:t>
       </w:r>
     </w:p>
     <w:p>
@@ -8182,17 +7955,7 @@
         <w:spacing w:lineRule="auto" w:line="240"/>
         <w:jc w:val="left"/>
         <w:rPr>
-          <w:rFonts w:ascii="Times New Roman" w:hAnsi="Times New Roman" w:eastAsia="Times New Roman" w:cs="Times New Roman"/>
-          <w:b w:val="false"/>
-          <w:bCs w:val="false"/>
-          <w:i w:val="false"/>
-          <w:iCs w:val="false"/>
-          <w:color w:val="auto"/>
-          <w:kern w:val="0"/>
-          <w:sz w:val="24"/>
-          <w:szCs w:val="24"/>
-          <w:u w:val="none"/>
-          <w:lang w:val="es-CO" w:eastAsia="en-US" w:bidi="ar-SA"/>
+          <w:lang w:val="es-CO" w:bidi="ar-SA"/>
         </w:rPr>
       </w:pPr>
       <w:r>
@@ -8208,13 +7971,13 @@
           <w:sz w:val="24"/>
           <w:u w:val="none"/>
           <w:effect w:val="none"/>
-          <w:lang w:val="es-EC"/>
-        </w:rPr>
-        <w:t>10</w:t>
-      </w:r>
-      <w:r>
-        <w:rPr>
-          <w:b/>
+          <w:lang w:val="es-CO" w:bidi="ar-SA"/>
+        </w:rPr>
+        <w:t>10.1</w:t>
+      </w:r>
+      <w:r>
+        <w:rPr>
+          <w:b w:val="false"/>
           <w:i w:val="false"/>
           <w:iCs w:val="false"/>
           <w:caps w:val="false"/>
@@ -8222,12 +7985,11 @@
           <w:strike w:val="false"/>
           <w:dstrike w:val="false"/>
           <w:color w:val="000000"/>
-          <w:sz w:val="24"/>
           <w:u w:val="none"/>
           <w:effect w:val="none"/>
-          <w:lang w:val="es-EC"/>
-        </w:rPr>
-        <w:t>.</w:t>
+          <w:lang w:val="es-CO" w:bidi="ar-SA"/>
+        </w:rPr>
+        <w:t xml:space="preserve"> </w:t>
       </w:r>
       <w:r>
         <w:rPr>
@@ -8242,40 +8004,7 @@
           <w:sz w:val="24"/>
           <w:u w:val="none"/>
           <w:effect w:val="none"/>
-          <w:lang w:val="es-EC"/>
-        </w:rPr>
-        <w:t>1</w:t>
-      </w:r>
-      <w:r>
-        <w:rPr>
-          <w:b w:val="false"/>
-          <w:i w:val="false"/>
-          <w:iCs w:val="false"/>
-          <w:caps w:val="false"/>
-          <w:smallCaps w:val="false"/>
-          <w:strike w:val="false"/>
-          <w:dstrike w:val="false"/>
-          <w:color w:val="000000"/>
-          <w:u w:val="none"/>
-          <w:effect w:val="none"/>
-          <w:lang w:val="es-EC"/>
-        </w:rPr>
-        <w:t xml:space="preserve"> </w:t>
-      </w:r>
-      <w:r>
-        <w:rPr>
-          <w:b/>
-          <w:i w:val="false"/>
-          <w:iCs w:val="false"/>
-          <w:caps w:val="false"/>
-          <w:smallCaps w:val="false"/>
-          <w:strike w:val="false"/>
-          <w:dstrike w:val="false"/>
-          <w:color w:val="000000"/>
-          <w:sz w:val="24"/>
-          <w:u w:val="none"/>
-          <w:effect w:val="none"/>
-          <w:lang w:val="es-EC"/>
+          <w:lang w:val="es-CO" w:bidi="ar-SA"/>
         </w:rPr>
         <w:t>Diagrama de clases</w:t>
       </w:r>
@@ -8304,19 +8033,17 @@
       </w:pPr>
       <w:r>
         <w:rPr>
-          <w:b w:val="false"/>
-          <w:bCs w:val="false"/>
-          <w:i w:val="false"/>
-          <w:iCs w:val="false"/>
-          <w:caps w:val="false"/>
-          <w:smallCaps w:val="false"/>
-          <w:strike w:val="false"/>
-          <w:dstrike w:val="false"/>
-          <w:color w:val="000000"/>
-          <w:sz w:val="24"/>
-          <w:u w:val="none"/>
-          <w:effect w:val="none"/>
-          <w:lang w:val="es-EC"/>
+          <w:rFonts w:eastAsia="Times New Roman" w:cs="Times New Roman"/>
+          <w:b w:val="false"/>
+          <w:bCs w:val="false"/>
+          <w:i w:val="false"/>
+          <w:iCs w:val="false"/>
+          <w:color w:val="auto"/>
+          <w:kern w:val="0"/>
+          <w:sz w:val="24"/>
+          <w:szCs w:val="24"/>
+          <w:u w:val="none"/>
+          <w:lang w:val="es-CO" w:eastAsia="en-US" w:bidi="ar-SA"/>
         </w:rPr>
       </w:r>
     </w:p>
@@ -8344,22 +8071,20 @@
       </w:pPr>
       <w:r>
         <w:rPr>
-          <w:b w:val="false"/>
-          <w:bCs w:val="false"/>
-          <w:i w:val="false"/>
-          <w:iCs w:val="false"/>
-          <w:caps w:val="false"/>
-          <w:smallCaps w:val="false"/>
-          <w:strike w:val="false"/>
-          <w:dstrike w:val="false"/>
-          <w:color w:val="000000"/>
-          <w:sz w:val="24"/>
-          <w:u w:val="none"/>
-          <w:effect w:val="none"/>
-          <w:lang w:val="es-EC"/>
+          <w:rFonts w:eastAsia="Times New Roman" w:cs="Times New Roman"/>
+          <w:b w:val="false"/>
+          <w:bCs w:val="false"/>
+          <w:i w:val="false"/>
+          <w:iCs w:val="false"/>
+          <w:color w:val="auto"/>
+          <w:kern w:val="0"/>
+          <w:sz w:val="24"/>
+          <w:szCs w:val="24"/>
+          <w:u w:val="none"/>
+          <w:lang w:val="es-CO" w:eastAsia="en-US" w:bidi="ar-SA"/>
         </w:rPr>
         <w:drawing>
-          <wp:anchor distT="0" distB="0" distL="0" distR="0" simplePos="0" relativeHeight="40" behindDoc="0" locked="0" layoutInCell="0" allowOverlap="1">
+          <wp:anchor distT="0" distB="0" distL="0" distR="0" simplePos="0" relativeHeight="44" behindDoc="0" locked="0" layoutInCell="0" allowOverlap="1">
             <wp:simplePos x="0" y="0"/>
             <wp:positionH relativeFrom="column">
               <wp:posOffset>0</wp:posOffset>
@@ -8426,9 +8151,7 @@
         <w:pStyle w:val="BodyText"/>
         <w:ind w:hanging="0"/>
         <w:jc w:val="left"/>
-        <w:rPr>
-          <w:lang w:val="es-CO" w:bidi="ar-SA"/>
-        </w:rPr>
+        <w:rPr/>
       </w:pPr>
       <w:hyperlink r:id="rId14">
         <w:r>
@@ -8470,17 +8193,7 @@
         <w:spacing w:lineRule="auto" w:line="240"/>
         <w:jc w:val="left"/>
         <w:rPr>
-          <w:rFonts w:ascii="Times New Roman" w:hAnsi="Times New Roman" w:eastAsia="Times New Roman" w:cs="Times New Roman"/>
-          <w:b w:val="false"/>
-          <w:bCs w:val="false"/>
-          <w:i w:val="false"/>
-          <w:iCs w:val="false"/>
-          <w:color w:val="auto"/>
-          <w:kern w:val="0"/>
-          <w:sz w:val="24"/>
-          <w:szCs w:val="24"/>
-          <w:u w:val="none"/>
-          <w:lang w:val="es-CO" w:eastAsia="en-US" w:bidi="ar-SA"/>
+          <w:lang w:val="es-CO" w:bidi="ar-SA"/>
         </w:rPr>
       </w:pPr>
       <w:r>
@@ -8496,13 +8209,13 @@
           <w:sz w:val="24"/>
           <w:u w:val="none"/>
           <w:effect w:val="none"/>
-          <w:lang w:val="es-EC"/>
-        </w:rPr>
-        <w:t>10</w:t>
-      </w:r>
-      <w:r>
-        <w:rPr>
-          <w:b/>
+          <w:lang w:val="es-CO" w:bidi="ar-SA"/>
+        </w:rPr>
+        <w:t>10.2</w:t>
+      </w:r>
+      <w:r>
+        <w:rPr>
+          <w:b w:val="false"/>
           <w:i w:val="false"/>
           <w:iCs w:val="false"/>
           <w:caps w:val="false"/>
@@ -8510,12 +8223,11 @@
           <w:strike w:val="false"/>
           <w:dstrike w:val="false"/>
           <w:color w:val="000000"/>
-          <w:sz w:val="24"/>
           <w:u w:val="none"/>
           <w:effect w:val="none"/>
-          <w:lang w:val="es-EC"/>
-        </w:rPr>
-        <w:t>.</w:t>
+          <w:lang w:val="es-CO" w:bidi="ar-SA"/>
+        </w:rPr>
+        <w:t xml:space="preserve"> </w:t>
       </w:r>
       <w:r>
         <w:rPr>
@@ -8530,13 +8242,27 @@
           <w:sz w:val="24"/>
           <w:u w:val="none"/>
           <w:effect w:val="none"/>
-          <w:lang w:val="es-EC"/>
-        </w:rPr>
-        <w:t>2</w:t>
-      </w:r>
-      <w:r>
-        <w:rPr>
-          <w:b w:val="false"/>
+          <w:lang w:val="es-CO" w:bidi="ar-SA"/>
+        </w:rPr>
+        <w:t>Diagrama de componentes</w:t>
+      </w:r>
+    </w:p>
+    <w:p>
+      <w:pPr>
+        <w:pStyle w:val="BodyText"/>
+        <w:widowControl/>
+        <w:suppressAutoHyphens w:val="true"/>
+        <w:bidi w:val="0"/>
+        <w:spacing w:lineRule="auto" w:line="240"/>
+        <w:jc w:val="left"/>
+        <w:rPr>
+          <w:lang w:val="es-CO" w:bidi="ar-SA"/>
+        </w:rPr>
+      </w:pPr>
+      <w:r>
+        <w:rPr>
+          <w:b w:val="false"/>
+          <w:bCs w:val="false"/>
           <w:i w:val="false"/>
           <w:iCs w:val="false"/>
           <w:caps w:val="false"/>
@@ -8544,45 +8270,12 @@
           <w:strike w:val="false"/>
           <w:dstrike w:val="false"/>
           <w:color w:val="000000"/>
+          <w:sz w:val="24"/>
           <w:u w:val="none"/>
           <w:effect w:val="none"/>
-          <w:lang w:val="es-EC"/>
-        </w:rPr>
-        <w:t xml:space="preserve"> </w:t>
-      </w:r>
-      <w:r>
-        <w:rPr>
-          <w:b/>
-          <w:i w:val="false"/>
-          <w:iCs w:val="false"/>
-          <w:caps w:val="false"/>
-          <w:smallCaps w:val="false"/>
-          <w:strike w:val="false"/>
-          <w:dstrike w:val="false"/>
-          <w:color w:val="000000"/>
-          <w:sz w:val="24"/>
-          <w:u w:val="none"/>
-          <w:effect w:val="none"/>
-          <w:lang w:val="es-EC"/>
-        </w:rPr>
-        <w:t>Diagrama de c</w:t>
-      </w:r>
-      <w:r>
-        <w:rPr>
-          <w:b/>
-          <w:i w:val="false"/>
-          <w:iCs w:val="false"/>
-          <w:caps w:val="false"/>
-          <w:smallCaps w:val="false"/>
-          <w:strike w:val="false"/>
-          <w:dstrike w:val="false"/>
-          <w:color w:val="000000"/>
-          <w:sz w:val="24"/>
-          <w:u w:val="none"/>
-          <w:effect w:val="none"/>
-          <w:lang w:val="es-EC"/>
-        </w:rPr>
-        <w:t>omponentes</w:t>
+          <w:lang w:val="es-CO" w:bidi="ar-SA"/>
+        </w:rPr>
+        <w:t>El diagrama de componentes representa la estructura general del sistema EduTech, mostrando sus módulos principales y la interacción entre ellos. Este sistema se compone de un frontende desarrollado en React, un backend implementando con Node.js y Esxpress y una base de datos relacional desarrollada en Mongo para almacenar la información. La comunicación entre estos componentes permite el correcto funcionamiento de EduTech.</w:t>
       </w:r>
     </w:p>
     <w:p>
@@ -8609,57 +8302,18 @@
       </w:pPr>
       <w:r>
         <w:rPr>
-          <w:b w:val="false"/>
-          <w:bCs w:val="false"/>
-          <w:i w:val="false"/>
-          <w:iCs w:val="false"/>
-          <w:caps w:val="false"/>
-          <w:smallCaps w:val="false"/>
-          <w:strike w:val="false"/>
-          <w:dstrike w:val="false"/>
-          <w:color w:val="000000"/>
-          <w:sz w:val="24"/>
-          <w:u w:val="none"/>
-          <w:effect w:val="none"/>
-          <w:lang w:val="es-EC"/>
-        </w:rPr>
-        <w:t>El diagrama de componentes representa la estructura general del sistema EduTech, mostrando sus módulos principales y la intera</w:t>
-      </w:r>
-      <w:r>
-        <w:rPr>
-          <w:b w:val="false"/>
-          <w:bCs w:val="false"/>
-          <w:i w:val="false"/>
-          <w:iCs w:val="false"/>
-          <w:caps w:val="false"/>
-          <w:smallCaps w:val="false"/>
-          <w:strike w:val="false"/>
-          <w:dstrike w:val="false"/>
-          <w:color w:val="000000"/>
-          <w:sz w:val="24"/>
-          <w:u w:val="none"/>
-          <w:effect w:val="none"/>
-          <w:lang w:val="es-EC"/>
-        </w:rPr>
-        <w:t>cc</w:t>
-      </w:r>
-      <w:r>
-        <w:rPr>
-          <w:b w:val="false"/>
-          <w:bCs w:val="false"/>
-          <w:i w:val="false"/>
-          <w:iCs w:val="false"/>
-          <w:caps w:val="false"/>
-          <w:smallCaps w:val="false"/>
-          <w:strike w:val="false"/>
-          <w:dstrike w:val="false"/>
-          <w:color w:val="000000"/>
-          <w:sz w:val="24"/>
-          <w:u w:val="none"/>
-          <w:effect w:val="none"/>
-          <w:lang w:val="es-EC"/>
-        </w:rPr>
-        <w:t>ión entre ellos. Este sistema se compone de un frontende desarrollado en React, un backend implementando con Node.js y Esxpress y una base de datos relacional desarrollada en Mongo para almacenar la información. La comunicación entre estos componentes permite el correcto funcionamiento de EduTech.</w:t>
+          <w:rFonts w:eastAsia="Times New Roman" w:cs="Times New Roman"/>
+          <w:b w:val="false"/>
+          <w:bCs w:val="false"/>
+          <w:i w:val="false"/>
+          <w:iCs w:val="false"/>
+          <w:color w:val="auto"/>
+          <w:kern w:val="0"/>
+          <w:sz w:val="24"/>
+          <w:szCs w:val="24"/>
+          <w:u w:val="none"/>
+          <w:lang w:val="es-CO" w:eastAsia="en-US" w:bidi="ar-SA"/>
+        </w:rPr>
       </w:r>
     </w:p>
     <w:p>
@@ -8686,31 +8340,7 @@
       </w:pPr>
       <w:r>
         <w:rPr>
-          <w:b/>
-          <w:i w:val="false"/>
-          <w:iCs w:val="false"/>
-          <w:caps w:val="false"/>
-          <w:smallCaps w:val="false"/>
-          <w:strike w:val="false"/>
-          <w:dstrike w:val="false"/>
-          <w:color w:val="000000"/>
-          <w:sz w:val="24"/>
-          <w:u w:val="none"/>
-          <w:effect w:val="none"/>
-          <w:lang w:val="es-EC"/>
-        </w:rPr>
-      </w:r>
-    </w:p>
-    <w:p>
-      <w:pPr>
-        <w:pStyle w:val="BodyText"/>
-        <w:widowControl/>
-        <w:suppressAutoHyphens w:val="true"/>
-        <w:bidi w:val="0"/>
-        <w:spacing w:lineRule="auto" w:line="240"/>
-        <w:jc w:val="left"/>
-        <w:rPr>
-          <w:rFonts w:ascii="Times New Roman" w:hAnsi="Times New Roman" w:eastAsia="Times New Roman" w:cs="Times New Roman"/>
+          <w:rFonts w:eastAsia="Times New Roman" w:cs="Times New Roman"/>
           <w:b w:val="false"/>
           <w:bCs w:val="false"/>
           <w:i w:val="false"/>
@@ -8722,24 +8352,8 @@
           <w:u w:val="none"/>
           <w:lang w:val="es-CO" w:eastAsia="en-US" w:bidi="ar-SA"/>
         </w:rPr>
-      </w:pPr>
-      <w:r>
-        <w:rPr>
-          <w:b/>
-          <w:i w:val="false"/>
-          <w:iCs w:val="false"/>
-          <w:caps w:val="false"/>
-          <w:smallCaps w:val="false"/>
-          <w:strike w:val="false"/>
-          <w:dstrike w:val="false"/>
-          <w:color w:val="000000"/>
-          <w:sz w:val="24"/>
-          <w:u w:val="none"/>
-          <w:effect w:val="none"/>
-          <w:lang w:val="es-EC"/>
-        </w:rPr>
         <w:drawing>
-          <wp:anchor distT="0" distB="0" distL="0" distR="0" simplePos="0" relativeHeight="42" behindDoc="0" locked="0" layoutInCell="0" allowOverlap="1">
+          <wp:anchor distT="0" distB="0" distL="0" distR="0" simplePos="0" relativeHeight="46" behindDoc="0" locked="0" layoutInCell="0" allowOverlap="1">
             <wp:simplePos x="0" y="0"/>
             <wp:positionH relativeFrom="column">
               <wp:posOffset>13335</wp:posOffset>
@@ -8794,19 +8408,7 @@
         <w:bidi w:val="0"/>
         <w:spacing w:lineRule="auto" w:line="240"/>
         <w:jc w:val="left"/>
-        <w:rPr>
-          <w:rFonts w:ascii="Times New Roman" w:hAnsi="Times New Roman" w:eastAsia="Times New Roman" w:cs="Times New Roman"/>
-          <w:b w:val="false"/>
-          <w:bCs w:val="false"/>
-          <w:i w:val="false"/>
-          <w:iCs w:val="false"/>
-          <w:color w:val="auto"/>
-          <w:kern w:val="0"/>
-          <w:sz w:val="24"/>
-          <w:szCs w:val="24"/>
-          <w:u w:val="none"/>
-          <w:lang w:val="es-CO" w:eastAsia="en-US" w:bidi="ar-SA"/>
-        </w:rPr>
+        <w:rPr/>
       </w:pPr>
       <w:hyperlink r:id="rId16">
         <w:r>
@@ -8819,11 +8421,11 @@
             <w:smallCaps w:val="false"/>
             <w:strike w:val="false"/>
             <w:dstrike w:val="false"/>
-            <w:color w:val="000000"/>
+            <w:color w:val="2315DA"/>
             <w:sz w:val="24"/>
-            <w:u w:val="none"/>
+            <w:u w:val="single"/>
             <w:effect w:val="none"/>
-            <w:lang w:val="es-EC"/>
+            <w:lang w:val="es-CO" w:bidi="ar-SA"/>
           </w:rPr>
           <w:t>Digrama de componentes - EduTech: Lucidchart</w:t>
         </w:r>
@@ -8853,18 +8455,17 @@
       </w:pPr>
       <w:r>
         <w:rPr>
-          <w:b/>
-          <w:i w:val="false"/>
-          <w:iCs w:val="false"/>
-          <w:caps w:val="false"/>
-          <w:smallCaps w:val="false"/>
-          <w:strike w:val="false"/>
-          <w:dstrike w:val="false"/>
-          <w:color w:val="000000"/>
-          <w:sz w:val="24"/>
-          <w:u w:val="none"/>
-          <w:effect w:val="none"/>
-          <w:lang w:val="es-EC"/>
+          <w:rFonts w:eastAsia="Times New Roman" w:cs="Times New Roman"/>
+          <w:b w:val="false"/>
+          <w:bCs w:val="false"/>
+          <w:i w:val="false"/>
+          <w:iCs w:val="false"/>
+          <w:color w:val="auto"/>
+          <w:kern w:val="0"/>
+          <w:sz w:val="24"/>
+          <w:szCs w:val="24"/>
+          <w:u w:val="none"/>
+          <w:lang w:val="es-CO" w:eastAsia="en-US" w:bidi="ar-SA"/>
         </w:rPr>
       </w:r>
     </w:p>
@@ -8892,18 +8493,17 @@
       </w:pPr>
       <w:r>
         <w:rPr>
-          <w:b/>
-          <w:i w:val="false"/>
-          <w:iCs w:val="false"/>
-          <w:caps w:val="false"/>
-          <w:smallCaps w:val="false"/>
-          <w:strike w:val="false"/>
-          <w:dstrike w:val="false"/>
-          <w:color w:val="000000"/>
-          <w:sz w:val="24"/>
-          <w:u w:val="none"/>
-          <w:effect w:val="none"/>
-          <w:lang w:val="es-EC"/>
+          <w:rFonts w:eastAsia="Times New Roman" w:cs="Times New Roman"/>
+          <w:b w:val="false"/>
+          <w:bCs w:val="false"/>
+          <w:i w:val="false"/>
+          <w:iCs w:val="false"/>
+          <w:color w:val="auto"/>
+          <w:kern w:val="0"/>
+          <w:sz w:val="24"/>
+          <w:szCs w:val="24"/>
+          <w:u w:val="none"/>
+          <w:lang w:val="es-CO" w:eastAsia="en-US" w:bidi="ar-SA"/>
         </w:rPr>
       </w:r>
     </w:p>
@@ -8916,37 +8516,16 @@
         <w:spacing w:lineRule="auto" w:line="240"/>
         <w:jc w:val="left"/>
         <w:rPr>
+          <w:lang w:val="es-CO" w:bidi="ar-SA"/>
+        </w:rPr>
+      </w:pPr>
+      <w:r>
+        <w:rPr>
           <w:b/>
           <w:bCs/>
-        </w:rPr>
-      </w:pPr>
-      <w:r>
-        <w:rPr>
-          <w:b/>
-          <w:bCs/>
-        </w:rPr>
-        <w:t>10</w:t>
-      </w:r>
-      <w:r>
-        <w:rPr>
-          <w:b/>
-          <w:bCs/>
-        </w:rPr>
-        <w:t>.</w:t>
-      </w:r>
-      <w:r>
-        <w:rPr>
-          <w:b/>
-          <w:bCs/>
-        </w:rPr>
-        <w:t>3</w:t>
-      </w:r>
-      <w:r>
-        <w:rPr>
-          <w:b/>
-          <w:bCs/>
-        </w:rPr>
-        <w:t xml:space="preserve"> Diagrama de casos de uso</w:t>
+          <w:lang w:val="es-CO" w:bidi="ar-SA"/>
+        </w:rPr>
+        <w:t>10.3 Diagrama de casos de uso</w:t>
       </w:r>
     </w:p>
     <w:p>
@@ -8973,21 +8552,20 @@
       </w:pPr>
       <w:r>
         <w:rPr>
-          <w:b/>
-          <w:i w:val="false"/>
-          <w:iCs w:val="false"/>
-          <w:caps w:val="false"/>
-          <w:smallCaps w:val="false"/>
-          <w:strike w:val="false"/>
-          <w:dstrike w:val="false"/>
-          <w:color w:val="000000"/>
-          <w:sz w:val="24"/>
-          <w:u w:val="none"/>
-          <w:effect w:val="none"/>
-          <w:lang w:val="es-EC"/>
+          <w:rFonts w:eastAsia="Times New Roman" w:cs="Times New Roman"/>
+          <w:b w:val="false"/>
+          <w:bCs w:val="false"/>
+          <w:i w:val="false"/>
+          <w:iCs w:val="false"/>
+          <w:color w:val="auto"/>
+          <w:kern w:val="0"/>
+          <w:sz w:val="24"/>
+          <w:szCs w:val="24"/>
+          <w:u w:val="none"/>
+          <w:lang w:val="es-CO" w:eastAsia="en-US" w:bidi="ar-SA"/>
         </w:rPr>
         <w:drawing>
-          <wp:anchor distT="0" distB="0" distL="0" distR="0" simplePos="0" relativeHeight="41" behindDoc="0" locked="0" layoutInCell="0" allowOverlap="1">
+          <wp:anchor distT="0" distB="0" distL="0" distR="0" simplePos="0" relativeHeight="45" behindDoc="0" locked="0" layoutInCell="0" allowOverlap="1">
             <wp:simplePos x="0" y="0"/>
             <wp:positionH relativeFrom="column">
               <wp:align>center</wp:align>
@@ -9039,9 +8617,7 @@
         <w:pStyle w:val="BodyText"/>
         <w:ind w:hanging="0"/>
         <w:jc w:val="left"/>
-        <w:rPr>
-          <w:lang w:val="es-CO" w:bidi="ar-SA"/>
-        </w:rPr>
+        <w:rPr/>
       </w:pPr>
       <w:hyperlink r:id="rId18">
         <w:r>
@@ -9071,7 +8647,10 @@
     <w:p>
       <w:pPr>
         <w:pStyle w:val="BodyText"/>
-        <w:ind w:hanging="0"/>
+        <w:widowControl/>
+        <w:suppressAutoHyphens w:val="true"/>
+        <w:bidi w:val="0"/>
+        <w:spacing w:lineRule="auto" w:line="240"/>
         <w:jc w:val="left"/>
         <w:rPr>
           <w:lang w:val="es-CO" w:bidi="ar-SA"/>
@@ -9079,6 +8658,55 @@
       </w:pPr>
       <w:r>
         <w:rPr>
+          <w:b/>
+          <w:bCs/>
+          <w:lang w:val="es-CO" w:bidi="ar-SA"/>
+        </w:rPr>
+        <w:t>10.</w:t>
+      </w:r>
+      <w:r>
+        <w:rPr>
+          <w:b/>
+          <w:bCs/>
+          <w:lang w:val="es-CO" w:bidi="ar-SA"/>
+        </w:rPr>
+        <w:t>4</w:t>
+      </w:r>
+      <w:r>
+        <w:rPr>
+          <w:b/>
+          <w:bCs/>
+          <w:lang w:val="es-CO" w:bidi="ar-SA"/>
+        </w:rPr>
+        <w:t xml:space="preserve"> Diagrama de </w:t>
+      </w:r>
+      <w:r>
+        <w:rPr>
+          <w:b/>
+          <w:bCs/>
+          <w:lang w:val="es-CO" w:bidi="ar-SA"/>
+        </w:rPr>
+        <w:t>secuencia</w:t>
+      </w:r>
+    </w:p>
+    <w:p>
+      <w:pPr>
+        <w:pStyle w:val="BodyText"/>
+        <w:widowControl/>
+        <w:suppressAutoHyphens w:val="true"/>
+        <w:bidi w:val="0"/>
+        <w:spacing w:lineRule="auto" w:line="240"/>
+        <w:jc w:val="left"/>
+        <w:rPr>
+          <w:b/>
+          <w:bCs/>
+          <w:lang w:val="es-CO" w:bidi="ar-SA"/>
+        </w:rPr>
+      </w:pPr>
+      <w:r>
+        <w:rPr>
+          <w:b/>
+          <w:bCs/>
           <w:lang w:val="es-CO" w:bidi="ar-SA"/>
         </w:rPr>
       </w:r>
@@ -9096,12 +8724,53 @@
         <w:rPr>
           <w:lang w:val="es-CO" w:bidi="ar-SA"/>
         </w:rPr>
+        <w:drawing>
+          <wp:inline distT="0" distB="0" distL="0" distR="0">
+            <wp:extent cx="6128385" cy="6777990"/>
+            <wp:effectExtent l="0" t="0" r="0" b="0"/>
+            <wp:docPr id="12" name="Imagen 3"/>
+            <wp:cNvGraphicFramePr>
+              <a:graphicFrameLocks xmlns:a="http://schemas.openxmlformats.org/drawingml/2006/main" noChangeAspect="1"/>
+            </wp:cNvGraphicFramePr>
+            <a:graphic xmlns:a="http://schemas.openxmlformats.org/drawingml/2006/main">
+              <a:graphicData uri="http://schemas.openxmlformats.org/drawingml/2006/picture">
+                <pic:pic xmlns:pic="http://schemas.openxmlformats.org/drawingml/2006/picture">
+                  <pic:nvPicPr>
+                    <pic:cNvPr id="12" name="Imagen 3"/>
+                    <pic:cNvPicPr>
+                      <a:picLocks noChangeAspect="1" noChangeArrowheads="1"/>
+                    </pic:cNvPicPr>
+                  </pic:nvPicPr>
+                  <pic:blipFill>
+                    <a:blip r:embed="rId19"/>
+                    <a:stretch>
+                      <a:fillRect/>
+                    </a:stretch>
+                  </pic:blipFill>
+                  <pic:spPr bwMode="auto">
+                    <a:xfrm>
+                      <a:off x="0" y="0"/>
+                      <a:ext cx="6128385" cy="6777990"/>
+                    </a:xfrm>
+                    <a:prstGeom prst="rect">
+                      <a:avLst/>
+                    </a:prstGeom>
+                    <a:noFill/>
+                  </pic:spPr>
+                </pic:pic>
+              </a:graphicData>
+            </a:graphic>
+          </wp:inline>
+        </w:drawing>
       </w:r>
     </w:p>
     <w:p>
       <w:pPr>
         <w:pStyle w:val="BodyText"/>
-        <w:ind w:hanging="0"/>
+        <w:widowControl/>
+        <w:suppressAutoHyphens w:val="true"/>
+        <w:bidi w:val="0"/>
+        <w:spacing w:lineRule="auto" w:line="240"/>
         <w:jc w:val="left"/>
         <w:rPr>
           <w:lang w:val="es-CO" w:bidi="ar-SA"/>
@@ -9109,8 +8778,376 @@
       </w:pPr>
       <w:r>
         <w:rPr>
-          <w:lang w:val="es-CO" w:bidi="ar-SA"/>
-        </w:rPr>
+          <w:b/>
+          <w:bCs/>
+          <w:lang w:val="es-CO" w:bidi="ar-SA"/>
+        </w:rPr>
+        <w:t>10.</w:t>
+      </w:r>
+      <w:r>
+        <w:rPr>
+          <w:b/>
+          <w:bCs/>
+          <w:lang w:val="es-CO" w:bidi="ar-SA"/>
+        </w:rPr>
+        <w:t>5</w:t>
+      </w:r>
+      <w:r>
+        <w:rPr>
+          <w:b/>
+          <w:bCs/>
+          <w:lang w:val="es-CO" w:bidi="ar-SA"/>
+        </w:rPr>
+        <w:t xml:space="preserve"> Diagrama de </w:t>
+      </w:r>
+      <w:r>
+        <w:rPr>
+          <w:b/>
+          <w:bCs/>
+          <w:lang w:val="es-CO" w:bidi="ar-SA"/>
+        </w:rPr>
+        <w:t>actividades</w:t>
+      </w:r>
+    </w:p>
+    <w:p>
+      <w:pPr>
+        <w:pStyle w:val="BodyText"/>
+        <w:widowControl/>
+        <w:suppressAutoHyphens w:val="true"/>
+        <w:bidi w:val="0"/>
+        <w:spacing w:lineRule="auto" w:line="240"/>
+        <w:jc w:val="left"/>
+        <w:rPr>
+          <w:b w:val="false"/>
+          <w:bCs w:val="false"/>
+          <w:lang w:val="es-CO" w:bidi="ar-SA"/>
+        </w:rPr>
+      </w:pPr>
+      <w:r>
+        <w:rPr>
+          <w:b w:val="false"/>
+          <w:bCs w:val="false"/>
+          <w:lang w:val="es-CO" w:bidi="ar-SA"/>
+        </w:rPr>
+      </w:r>
+    </w:p>
+    <w:p>
+      <w:pPr>
+        <w:pStyle w:val="BodyText"/>
+        <w:widowControl/>
+        <w:suppressAutoHyphens w:val="true"/>
+        <w:bidi w:val="0"/>
+        <w:spacing w:lineRule="auto" w:line="240"/>
+        <w:jc w:val="left"/>
+        <w:rPr>
+          <w:b w:val="false"/>
+          <w:bCs w:val="false"/>
+          <w:lang w:val="es-CO" w:bidi="ar-SA"/>
+        </w:rPr>
+      </w:pPr>
+      <w:r>
+        <w:rPr>
+          <w:b w:val="false"/>
+          <w:bCs w:val="false"/>
+          <w:lang w:val="es-CO" w:bidi="ar-SA"/>
+        </w:rPr>
+        <w:drawing>
+          <wp:inline distT="0" distB="0" distL="0" distR="0">
+            <wp:extent cx="5731510" cy="3209290"/>
+            <wp:effectExtent l="0" t="0" r="0" b="0"/>
+            <wp:docPr id="13" name="Imagen6 Copia 1"/>
+            <wp:cNvGraphicFramePr>
+              <a:graphicFrameLocks xmlns:a="http://schemas.openxmlformats.org/drawingml/2006/main" noChangeAspect="1"/>
+            </wp:cNvGraphicFramePr>
+            <a:graphic xmlns:a="http://schemas.openxmlformats.org/drawingml/2006/main">
+              <a:graphicData uri="http://schemas.openxmlformats.org/drawingml/2006/picture">
+                <pic:pic xmlns:pic="http://schemas.openxmlformats.org/drawingml/2006/picture">
+                  <pic:nvPicPr>
+                    <pic:cNvPr id="13" name="Imagen6 Copia 1"/>
+                    <pic:cNvPicPr>
+                      <a:picLocks noChangeAspect="1" noChangeArrowheads="1"/>
+                    </pic:cNvPicPr>
+                  </pic:nvPicPr>
+                  <pic:blipFill>
+                    <a:blip r:embed="rId20"/>
+                    <a:stretch>
+                      <a:fillRect/>
+                    </a:stretch>
+                  </pic:blipFill>
+                  <pic:spPr bwMode="auto">
+                    <a:xfrm>
+                      <a:off x="0" y="0"/>
+                      <a:ext cx="5731510" cy="3209290"/>
+                    </a:xfrm>
+                    <a:prstGeom prst="rect">
+                      <a:avLst/>
+                    </a:prstGeom>
+                    <a:noFill/>
+                  </pic:spPr>
+                </pic:pic>
+              </a:graphicData>
+            </a:graphic>
+          </wp:inline>
+        </w:drawing>
+      </w:r>
+    </w:p>
+    <w:p>
+      <w:pPr>
+        <w:pStyle w:val="APALevel2"/>
+        <w:widowControl/>
+        <w:suppressAutoHyphens w:val="true"/>
+        <w:bidi w:val="0"/>
+        <w:spacing w:lineRule="auto" w:line="240"/>
+        <w:jc w:val="left"/>
+        <w:rPr>
+          <w:rFonts w:ascii="Times New Roman" w:hAnsi="Times New Roman" w:eastAsia="Times New Roman" w:cs="Times New Roman"/>
+          <w:i w:val="false"/>
+          <w:iCs w:val="false"/>
+          <w:color w:val="auto"/>
+          <w:kern w:val="0"/>
+          <w:sz w:val="24"/>
+          <w:szCs w:val="24"/>
+          <w:u w:val="none"/>
+          <w:lang w:val="es-CO" w:eastAsia="en-US" w:bidi="ar-SA"/>
+        </w:rPr>
+      </w:pPr>
+      <w:r>
+        <w:rPr>
+          <w:rFonts w:eastAsia="Times New Roman" w:cs="Times New Roman"/>
+          <w:i w:val="false"/>
+          <w:iCs w:val="false"/>
+          <w:color w:val="auto"/>
+          <w:kern w:val="0"/>
+          <w:sz w:val="24"/>
+          <w:szCs w:val="24"/>
+          <w:u w:val="none"/>
+          <w:lang w:val="es-CO" w:eastAsia="en-US" w:bidi="ar-SA"/>
+        </w:rPr>
+      </w:r>
+    </w:p>
+    <w:p>
+      <w:pPr>
+        <w:pStyle w:val="BodyText"/>
+        <w:widowControl/>
+        <w:suppressAutoHyphens w:val="true"/>
+        <w:bidi w:val="0"/>
+        <w:spacing w:lineRule="auto" w:line="240"/>
+        <w:jc w:val="left"/>
+        <w:rPr>
+          <w:b/>
+          <w:bCs/>
+          <w:lang w:val="es-CO" w:bidi="ar-SA"/>
+        </w:rPr>
+      </w:pPr>
+      <w:r>
+        <w:rPr>
+          <w:b/>
+          <w:bCs/>
+          <w:lang w:val="es-CO" w:bidi="ar-SA"/>
+        </w:rPr>
+      </w:r>
+    </w:p>
+    <w:p>
+      <w:pPr>
+        <w:pStyle w:val="BodyText"/>
+        <w:widowControl/>
+        <w:suppressAutoHyphens w:val="true"/>
+        <w:bidi w:val="0"/>
+        <w:spacing w:lineRule="auto" w:line="240"/>
+        <w:jc w:val="left"/>
+        <w:rPr>
+          <w:lang w:val="es-CO" w:bidi="ar-SA"/>
+        </w:rPr>
+      </w:pPr>
+      <w:r>
+        <w:rPr>
+          <w:b/>
+          <w:bCs/>
+          <w:lang w:val="es-CO" w:bidi="ar-SA"/>
+        </w:rPr>
+        <w:t>10.</w:t>
+      </w:r>
+      <w:r>
+        <w:rPr>
+          <w:b/>
+          <w:bCs/>
+          <w:lang w:val="es-CO" w:bidi="ar-SA"/>
+        </w:rPr>
+        <w:t>6</w:t>
+      </w:r>
+      <w:r>
+        <w:rPr>
+          <w:b/>
+          <w:bCs/>
+          <w:lang w:val="es-CO" w:bidi="ar-SA"/>
+        </w:rPr>
+        <w:t xml:space="preserve"> Diagrama de </w:t>
+      </w:r>
+      <w:r>
+        <w:rPr>
+          <w:b/>
+          <w:bCs/>
+          <w:lang w:val="es-CO" w:bidi="ar-SA"/>
+        </w:rPr>
+        <w:t>Entidad- Relación ER</w:t>
+      </w:r>
+    </w:p>
+    <w:p>
+      <w:pPr>
+        <w:pStyle w:val="BodyText"/>
+        <w:widowControl/>
+        <w:suppressAutoHyphens w:val="true"/>
+        <w:bidi w:val="0"/>
+        <w:spacing w:lineRule="auto" w:line="240"/>
+        <w:jc w:val="left"/>
+        <w:rPr>
+          <w:b/>
+          <w:bCs/>
+          <w:lang w:val="es-CO" w:bidi="ar-SA"/>
+        </w:rPr>
+      </w:pPr>
+      <w:r>
+        <w:rPr>
+          <w:b/>
+          <w:bCs/>
+          <w:lang w:val="es-CO" w:bidi="ar-SA"/>
+        </w:rPr>
+      </w:r>
+    </w:p>
+    <w:p>
+      <w:pPr>
+        <w:pStyle w:val="BodyText"/>
+        <w:widowControl/>
+        <w:suppressAutoHyphens w:val="true"/>
+        <w:bidi w:val="0"/>
+        <w:spacing w:lineRule="auto" w:line="240"/>
+        <w:jc w:val="left"/>
+        <w:rPr>
+          <w:b/>
+          <w:bCs/>
+          <w:lang w:val="es-CO" w:bidi="ar-SA"/>
+        </w:rPr>
+      </w:pPr>
+      <w:r>
+        <w:rPr>
+          <w:b/>
+          <w:bCs/>
+          <w:lang w:val="es-CO" w:bidi="ar-SA"/>
+        </w:rPr>
+        <w:drawing>
+          <wp:inline distT="0" distB="0" distL="0" distR="0">
+            <wp:extent cx="5731510" cy="3451860"/>
+            <wp:effectExtent l="0" t="0" r="0" b="0"/>
+            <wp:docPr id="14" name="Imagen 4"/>
+            <wp:cNvGraphicFramePr>
+              <a:graphicFrameLocks xmlns:a="http://schemas.openxmlformats.org/drawingml/2006/main" noChangeAspect="1"/>
+            </wp:cNvGraphicFramePr>
+            <a:graphic xmlns:a="http://schemas.openxmlformats.org/drawingml/2006/main">
+              <a:graphicData uri="http://schemas.openxmlformats.org/drawingml/2006/picture">
+                <pic:pic xmlns:pic="http://schemas.openxmlformats.org/drawingml/2006/picture">
+                  <pic:nvPicPr>
+                    <pic:cNvPr id="14" name="Imagen 4"/>
+                    <pic:cNvPicPr>
+                      <a:picLocks noChangeAspect="1" noChangeArrowheads="1"/>
+                    </pic:cNvPicPr>
+                  </pic:nvPicPr>
+                  <pic:blipFill>
+                    <a:blip r:embed="rId21"/>
+                    <a:stretch>
+                      <a:fillRect/>
+                    </a:stretch>
+                  </pic:blipFill>
+                  <pic:spPr bwMode="auto">
+                    <a:xfrm>
+                      <a:off x="0" y="0"/>
+                      <a:ext cx="5731510" cy="3451860"/>
+                    </a:xfrm>
+                    <a:prstGeom prst="rect">
+                      <a:avLst/>
+                    </a:prstGeom>
+                    <a:noFill/>
+                  </pic:spPr>
+                </pic:pic>
+              </a:graphicData>
+            </a:graphic>
+          </wp:inline>
+        </w:drawing>
+      </w:r>
+    </w:p>
+    <w:p>
+      <w:pPr>
+        <w:pStyle w:val="BodyText"/>
+        <w:widowControl/>
+        <w:suppressAutoHyphens w:val="true"/>
+        <w:bidi w:val="0"/>
+        <w:spacing w:lineRule="auto" w:line="240"/>
+        <w:jc w:val="left"/>
+        <w:rPr>
+          <w:lang w:val="es-CO" w:bidi="ar-SA"/>
+        </w:rPr>
+      </w:pPr>
+      <w:r>
+        <w:rPr>
+          <w:b/>
+          <w:bCs/>
+          <w:lang w:val="es-CO" w:bidi="ar-SA"/>
+        </w:rPr>
+        <w:t>1</w:t>
+      </w:r>
+      <w:r>
+        <w:rPr>
+          <w:b/>
+          <w:bCs/>
+          <w:lang w:val="es-CO" w:bidi="ar-SA"/>
+        </w:rPr>
+        <w:t>0.</w:t>
+      </w:r>
+      <w:r>
+        <w:rPr>
+          <w:b/>
+          <w:bCs/>
+          <w:lang w:val="es-CO" w:bidi="ar-SA"/>
+        </w:rPr>
+        <w:t>7</w:t>
+      </w:r>
+      <w:r>
+        <w:rPr>
+          <w:b/>
+          <w:bCs/>
+          <w:lang w:val="es-CO" w:bidi="ar-SA"/>
+        </w:rPr>
+        <w:t xml:space="preserve"> Diagrama de </w:t>
+      </w:r>
+      <w:r>
+        <w:rPr>
+          <w:b/>
+          <w:bCs/>
+          <w:lang w:val="es-CO" w:bidi="ar-SA"/>
+        </w:rPr>
+        <w:t>Entidad- Relación ER</w:t>
+      </w:r>
+    </w:p>
+    <w:p>
+      <w:pPr>
+        <w:pStyle w:val="BodyText"/>
+        <w:widowControl/>
+        <w:suppressAutoHyphens w:val="true"/>
+        <w:bidi w:val="0"/>
+        <w:spacing w:lineRule="auto" w:line="240"/>
+        <w:jc w:val="left"/>
+        <w:rPr>
+          <w:b w:val="false"/>
+          <w:bCs w:val="false"/>
+          <w:lang w:val="es-CO" w:bidi="ar-SA"/>
+        </w:rPr>
+      </w:pPr>
+      <w:r>
+        <w:rPr>
+          <w:b w:val="false"/>
+          <w:bCs w:val="false"/>
+          <w:lang w:val="es-CO" w:bidi="ar-SA"/>
+        </w:rPr>
+        <w:t>El Sistema de EduTech se compone de cuatro entidades principales usuarios, actividades, entregas,calificaciones la entidad usuarios es muy importante ya que gestiona diferentes tipos de roles dentro de el Sistema esto hace que dependiendo de el rol que tengas tengas diferentes funcionalidades en el Sistema esto permite una gestión organizada y un Desarrollo limpio.</w:t>
       </w:r>
     </w:p>
     <w:p>
@@ -9119,11 +9156,15 @@
         <w:ind w:hanging="0"/>
         <w:jc w:val="center"/>
         <w:rPr>
-          <w:lang w:val="es-CO" w:bidi="ar-SA"/>
-        </w:rPr>
-      </w:pPr>
-      <w:r>
-        <w:rPr>
+          <w:b/>
+          <w:bCs/>
+          <w:lang w:val="es-CO" w:bidi="ar-SA"/>
+        </w:rPr>
+      </w:pPr>
+      <w:r>
+        <w:rPr>
+          <w:b/>
+          <w:bCs/>
           <w:lang w:val="es-CO" w:bidi="ar-SA"/>
         </w:rPr>
       </w:r>
@@ -9134,11 +9175,15 @@
         <w:ind w:hanging="0"/>
         <w:jc w:val="center"/>
         <w:rPr>
-          <w:lang w:val="es-CO" w:bidi="ar-SA"/>
-        </w:rPr>
-      </w:pPr>
-      <w:r>
-        <w:rPr>
+          <w:b/>
+          <w:bCs/>
+          <w:lang w:val="es-CO" w:bidi="ar-SA"/>
+        </w:rPr>
+      </w:pPr>
+      <w:r>
+        <w:rPr>
+          <w:b/>
+          <w:bCs/>
           <w:lang w:val="es-CO" w:bidi="ar-SA"/>
         </w:rPr>
       </w:r>
@@ -9149,134 +9194,8 @@
         <w:ind w:hanging="0"/>
         <w:jc w:val="center"/>
         <w:rPr>
-          <w:lang w:val="es-CO" w:bidi="ar-SA"/>
-        </w:rPr>
-      </w:pPr>
-      <w:r>
-        <w:rPr>
-          <w:lang w:val="es-CO" w:bidi="ar-SA"/>
-        </w:rPr>
-      </w:r>
-    </w:p>
-    <w:p>
-      <w:pPr>
-        <w:pStyle w:val="BodyText"/>
-        <w:ind w:hanging="0"/>
-        <w:jc w:val="center"/>
-        <w:rPr>
-          <w:lang w:val="es-CO" w:bidi="ar-SA"/>
-        </w:rPr>
-      </w:pPr>
-      <w:r>
-        <w:rPr>
-          <w:lang w:val="es-CO" w:bidi="ar-SA"/>
-        </w:rPr>
-      </w:r>
-    </w:p>
-    <w:p>
-      <w:pPr>
-        <w:pStyle w:val="BodyText"/>
-        <w:ind w:hanging="0"/>
-        <w:jc w:val="center"/>
-        <w:rPr>
-          <w:lang w:val="es-CO" w:bidi="ar-SA"/>
-        </w:rPr>
-      </w:pPr>
-      <w:r>
-        <w:rPr>
-          <w:lang w:val="es-CO" w:bidi="ar-SA"/>
-        </w:rPr>
-      </w:r>
-    </w:p>
-    <w:p>
-      <w:pPr>
-        <w:pStyle w:val="BodyText"/>
-        <w:ind w:hanging="0"/>
-        <w:jc w:val="center"/>
-        <w:rPr>
-          <w:lang w:val="es-CO" w:bidi="ar-SA"/>
-        </w:rPr>
-      </w:pPr>
-      <w:r>
-        <w:rPr>
-          <w:lang w:val="es-CO" w:bidi="ar-SA"/>
-        </w:rPr>
-      </w:r>
-    </w:p>
-    <w:p>
-      <w:pPr>
-        <w:pStyle w:val="APALevel2"/>
-        <w:widowControl/>
-        <w:suppressAutoHyphens w:val="true"/>
-        <w:bidi w:val="0"/>
-        <w:spacing w:lineRule="auto" w:line="240"/>
-        <w:jc w:val="left"/>
-        <w:rPr>
-          <w:rFonts w:ascii="Times New Roman" w:hAnsi="Times New Roman" w:eastAsia="Times New Roman" w:cs="Times New Roman"/>
-          <w:i w:val="false"/>
-          <w:iCs w:val="false"/>
-          <w:color w:val="auto"/>
-          <w:kern w:val="0"/>
-          <w:sz w:val="24"/>
-          <w:szCs w:val="24"/>
-          <w:u w:val="none"/>
-          <w:lang w:val="es-CO" w:eastAsia="en-US" w:bidi="ar-SA"/>
-        </w:rPr>
-      </w:pPr>
-      <w:r>
-        <w:rPr>
-          <w:rFonts w:eastAsia="Times New Roman" w:cs="Times New Roman"/>
-          <w:i w:val="false"/>
-          <w:iCs w:val="false"/>
-          <w:color w:val="auto"/>
-          <w:kern w:val="0"/>
-          <w:sz w:val="24"/>
-          <w:szCs w:val="24"/>
-          <w:u w:val="none"/>
-          <w:lang w:val="es-CO" w:eastAsia="en-US" w:bidi="ar-SA"/>
-        </w:rPr>
-      </w:r>
-    </w:p>
-    <w:p>
-      <w:pPr>
-        <w:pStyle w:val="APALevel2"/>
-        <w:widowControl/>
-        <w:suppressAutoHyphens w:val="true"/>
-        <w:bidi w:val="0"/>
-        <w:spacing w:lineRule="auto" w:line="240"/>
-        <w:jc w:val="left"/>
-        <w:rPr>
-          <w:rFonts w:ascii="Times New Roman" w:hAnsi="Times New Roman" w:eastAsia="Times New Roman" w:cs="Times New Roman"/>
-          <w:i w:val="false"/>
-          <w:iCs w:val="false"/>
-          <w:color w:val="auto"/>
-          <w:kern w:val="0"/>
-          <w:sz w:val="24"/>
-          <w:szCs w:val="24"/>
-          <w:u w:val="none"/>
-          <w:lang w:val="es-CO" w:eastAsia="en-US" w:bidi="ar-SA"/>
-        </w:rPr>
-      </w:pPr>
-      <w:r>
-        <w:rPr>
-          <w:rFonts w:eastAsia="Times New Roman" w:cs="Times New Roman"/>
-          <w:i w:val="false"/>
-          <w:iCs w:val="false"/>
-          <w:color w:val="auto"/>
-          <w:kern w:val="0"/>
-          <w:sz w:val="24"/>
-          <w:szCs w:val="24"/>
-          <w:u w:val="none"/>
-          <w:lang w:val="es-CO" w:eastAsia="en-US" w:bidi="ar-SA"/>
-        </w:rPr>
-      </w:r>
-    </w:p>
-    <w:p>
-      <w:pPr>
-        <w:pStyle w:val="BodyText"/>
-        <w:ind w:hanging="0"/>
-        <w:jc w:val="center"/>
-        <w:rPr>
+          <w:b/>
+          <w:bCs/>
           <w:lang w:val="es-CO" w:bidi="ar-SA"/>
         </w:rPr>
       </w:pPr>
@@ -9510,15 +9429,6 @@
       </w:pPr>
       <w:r>
         <w:rPr>
-          <w:b w:val="false"/>
-          <w:bCs w:val="false"/>
-          <w:i w:val="false"/>
-          <w:caps w:val="false"/>
-          <w:smallCaps w:val="false"/>
-          <w:color w:val="1F1F1F"/>
-          <w:spacing w:val="0"/>
-          <w:sz w:val="24"/>
-          <w:szCs w:val="24"/>
           <w:lang w:val="es-CO" w:bidi="ar-SA"/>
         </w:rPr>
       </w:r>
@@ -9535,15 +9445,6 @@
       </w:pPr>
       <w:r>
         <w:rPr>
-          <w:b w:val="false"/>
-          <w:bCs w:val="false"/>
-          <w:i w:val="false"/>
-          <w:caps w:val="false"/>
-          <w:smallCaps w:val="false"/>
-          <w:color w:val="1F1F1F"/>
-          <w:spacing w:val="0"/>
-          <w:sz w:val="24"/>
-          <w:szCs w:val="24"/>
           <w:lang w:val="es-CO" w:bidi="ar-SA"/>
         </w:rPr>
       </w:r>
@@ -9561,29 +9462,9 @@
         <w:rPr>
           <w:b/>
           <w:bCs/>
-        </w:rPr>
-        <w:t>1</w:t>
-      </w:r>
-      <w:r>
-        <w:rPr>
-          <w:b/>
-          <w:bCs/>
-        </w:rPr>
-        <w:t>2</w:t>
-      </w:r>
-      <w:r>
-        <w:rPr>
-          <w:b/>
-          <w:bCs/>
-        </w:rPr>
-        <w:t xml:space="preserve">. </w:t>
-      </w:r>
-      <w:r>
-        <w:rPr>
-          <w:b/>
-          <w:bCs/>
-        </w:rPr>
-        <w:t>Anexos</w:t>
+          <w:lang w:val="es-CO" w:bidi="ar-SA"/>
+        </w:rPr>
+        <w:t>12. Anexos</w:t>
       </w:r>
     </w:p>
     <w:p>
@@ -9597,8 +9478,7 @@
       </w:pPr>
       <w:r>
         <w:rPr>
-          <w:b/>
-          <w:bCs/>
+          <w:lang w:val="es-CO" w:bidi="ar-SA"/>
         </w:rPr>
       </w:r>
     </w:p>
@@ -9609,29 +9489,27 @@
         <w:ind w:hanging="0"/>
         <w:jc w:val="left"/>
         <w:rPr>
+          <w:lang w:val="es-CO" w:bidi="ar-SA"/>
+        </w:rPr>
+      </w:pPr>
+      <w:r>
+        <w:rPr>
           <w:b/>
           <w:bCs/>
           <w:color w:val="2315DA"/>
           <w:u w:val="single"/>
-        </w:rPr>
-      </w:pPr>
-      <w:r>
-        <w:rPr>
-          <w:b/>
-          <w:bCs/>
-          <w:color w:val="2315DA"/>
-          <w:u w:val="single"/>
+          <w:lang w:val="es-CO" w:bidi="ar-SA"/>
         </w:rPr>
         <w:t>https://github.com/AndresFl20/Proyecto-de-Software.git</w:t>
       </w:r>
     </w:p>
     <w:sectPr>
-      <w:headerReference w:type="even" r:id="rId19"/>
-      <w:headerReference w:type="default" r:id="rId20"/>
-      <w:headerReference w:type="first" r:id="rId21"/>
-      <w:footerReference w:type="even" r:id="rId22"/>
-      <w:footerReference w:type="default" r:id="rId23"/>
-      <w:footerReference w:type="first" r:id="rId24"/>
+      <w:headerReference w:type="even" r:id="rId22"/>
+      <w:headerReference w:type="default" r:id="rId23"/>
+      <w:headerReference w:type="first" r:id="rId24"/>
+      <w:footerReference w:type="even" r:id="rId25"/>
+      <w:footerReference w:type="default" r:id="rId26"/>
+      <w:footerReference w:type="first" r:id="rId27"/>
       <w:type w:val="nextPage"/>
       <w:pgSz w:w="11906" w:h="16838"/>
       <w:pgMar w:left="1440" w:right="1440" w:gutter="0" w:header="720" w:top="1440" w:footer="1440" w:bottom="1497"/>
@@ -9719,7 +9597,7 @@
       <mc:AlternateContent>
         <mc:Choice Requires="wps">
           <w:drawing>
-            <wp:anchor distT="0" distB="0" distL="0" distR="0" simplePos="0" relativeHeight="30" behindDoc="1" locked="0" layoutInCell="0" allowOverlap="1">
+            <wp:anchor distT="0" distB="0" distL="0" distR="0" simplePos="0" relativeHeight="34" behindDoc="1" locked="0" layoutInCell="0" allowOverlap="1">
               <wp:simplePos x="0" y="0"/>
               <wp:positionH relativeFrom="margin">
                 <wp:align>right</wp:align>
@@ -9730,7 +9608,7 @@
               <wp:extent cx="76835" cy="349250"/>
               <wp:effectExtent l="0" t="0" r="0" b="0"/>
               <wp:wrapSquare wrapText="bothSides"/>
-              <wp:docPr id="12" name="Marco3"/>
+              <wp:docPr id="15" name="Marco3"/>
               <a:graphic xmlns:a="http://schemas.openxmlformats.org/drawingml/2006/main">
                 <a:graphicData uri="http://schemas.microsoft.com/office/word/2010/wordprocessingShape">
                   <wps:wsp>
@@ -9787,7 +9665,7 @@
                               <w:rStyle w:val="PageNumber"/>
                               <w:color w:val="000000"/>
                             </w:rPr>
-                            <w:t>16</w:t>
+                            <w:t>18</w:t>
                           </w:r>
                           <w:r>
                             <w:rPr>
@@ -9846,7 +9724,7 @@
                         <w:rStyle w:val="PageNumber"/>
                         <w:color w:val="000000"/>
                       </w:rPr>
-                      <w:t>16</w:t>
+                      <w:t>18</w:t>
                     </w:r>
                     <w:r>
                       <w:rPr>
